--- a/LLMs/LLMs.docx
+++ b/LLMs/LLMs.docx
@@ -3039,16 +3039,36 @@
           <w:sz w:val="24"/>
           <w:szCs w:val="24"/>
         </w:rPr>
-        <w:t xml:space="preserve"> tiene solo</w:t>
-      </w:r>
-      <w:r>
-        <w:rPr>
-          <w:b/>
-          <w:bCs/>
-          <w:sz w:val="24"/>
-          <w:szCs w:val="24"/>
-        </w:rPr>
-        <w:t>(Contexto, Memoria, Estado)</w:t>
+        <w:t xml:space="preserve"> tiene </w:t>
+      </w:r>
+      <w:proofErr w:type="gramStart"/>
+      <w:r>
+        <w:rPr>
+          <w:b/>
+          <w:bCs/>
+          <w:sz w:val="24"/>
+          <w:szCs w:val="24"/>
+        </w:rPr>
+        <w:t>solo</w:t>
+      </w:r>
+      <w:r>
+        <w:rPr>
+          <w:b/>
+          <w:bCs/>
+          <w:sz w:val="24"/>
+          <w:szCs w:val="24"/>
+        </w:rPr>
+        <w:t>(</w:t>
+      </w:r>
+      <w:proofErr w:type="gramEnd"/>
+      <w:r>
+        <w:rPr>
+          <w:b/>
+          <w:bCs/>
+          <w:sz w:val="24"/>
+          <w:szCs w:val="24"/>
+        </w:rPr>
+        <w:t>Contexto, Memoria, Estado)</w:t>
       </w:r>
       <w:r>
         <w:rPr>
@@ -3506,11 +3526,16 @@
     </w:p>
     <w:p>
       <w:r>
-        <w:t xml:space="preserve">Porque Jarvis necesita tener una </w:t>
+        <w:t xml:space="preserve">Porque Jarvis necesita tener </w:t>
+      </w:r>
+      <w:proofErr w:type="gramStart"/>
+      <w:r>
+        <w:t xml:space="preserve">una </w:t>
       </w:r>
       <w:r>
         <w:t>día</w:t>
       </w:r>
+      <w:proofErr w:type="gramEnd"/>
       <w:r>
         <w:t xml:space="preserve"> de lo que pasa, no </w:t>
       </w:r>
@@ -6335,7 +6360,7 @@
           <w:szCs w:val="24"/>
         </w:rPr>
         <w:pict w14:anchorId="20316BD5">
-          <v:rect id="_x0000_i1058" style="width:0;height:1.5pt" o:hralign="center" o:hrstd="t" o:hr="t" fillcolor="#a0a0a0" stroked="f"/>
+          <v:rect id="_x0000_i1028" style="width:0;height:1.5pt" o:hralign="center" o:hrstd="t" o:hr="t" fillcolor="#a0a0a0" stroked="f"/>
         </w:pict>
       </w:r>
     </w:p>
@@ -6533,7 +6558,7 @@
         </w:rPr>
         <w:lastRenderedPageBreak/>
         <w:pict w14:anchorId="2302A066">
-          <v:rect id="_x0000_i1059" style="width:0;height:1.5pt" o:hralign="center" o:hrstd="t" o:hr="t" fillcolor="#a0a0a0" stroked="f"/>
+          <v:rect id="_x0000_i1029" style="width:0;height:1.5pt" o:hralign="center" o:hrstd="t" o:hr="t" fillcolor="#a0a0a0" stroked="f"/>
         </w:pict>
       </w:r>
     </w:p>
@@ -6684,29 +6709,7 @@
           <w:szCs w:val="28"/>
           <w:u w:val="single"/>
         </w:rPr>
-        <w:t>3️</w:t>
-      </w:r>
-      <w:r>
-        <w:rPr>
-          <w:rFonts w:cstheme="minorHAnsi"/>
-          <w:b/>
-          <w:bCs/>
-          <w:sz w:val="28"/>
-          <w:szCs w:val="28"/>
-          <w:u w:val="single"/>
-        </w:rPr>
-        <w:t xml:space="preserve">) </w:t>
-      </w:r>
-      <w:r>
-        <w:rPr>
-          <w:rFonts w:cstheme="minorHAnsi"/>
-          <w:b/>
-          <w:bCs/>
-          <w:sz w:val="28"/>
-          <w:szCs w:val="28"/>
-          <w:u w:val="single"/>
-        </w:rPr>
-        <w:t>Políticas claras (reglas simples)</w:t>
+        <w:t>3️) Políticas claras (reglas simples)</w:t>
       </w:r>
     </w:p>
     <w:p>
@@ -7093,12 +7096,1657 @@
     <w:p>
       <w:pPr>
         <w:rPr>
-          <w:sz w:val="24"/>
-          <w:szCs w:val="24"/>
-        </w:rPr>
-      </w:pPr>
+          <w:b/>
+          <w:bCs/>
+          <w:sz w:val="36"/>
+          <w:szCs w:val="36"/>
+          <w:u w:val="single"/>
+        </w:rPr>
+      </w:pPr>
+      <w:r>
+        <w:rPr>
+          <w:b/>
+          <w:bCs/>
+          <w:sz w:val="36"/>
+          <w:szCs w:val="36"/>
+          <w:u w:val="single"/>
+        </w:rPr>
+        <w:lastRenderedPageBreak/>
+        <w:t xml:space="preserve">Hacer buenos </w:t>
+      </w:r>
+      <w:proofErr w:type="spellStart"/>
+      <w:r>
+        <w:rPr>
+          <w:b/>
+          <w:bCs/>
+          <w:sz w:val="36"/>
+          <w:szCs w:val="36"/>
+          <w:u w:val="single"/>
+        </w:rPr>
+        <w:t>PROMPTs</w:t>
+      </w:r>
+      <w:proofErr w:type="spellEnd"/>
+    </w:p>
+    <w:p>
+      <w:pPr>
+        <w:rPr>
+          <w:rFonts w:cstheme="minorHAnsi"/>
+          <w:b/>
+          <w:bCs/>
+          <w:sz w:val="28"/>
+          <w:szCs w:val="28"/>
+          <w:u w:val="single"/>
+        </w:rPr>
+      </w:pPr>
+      <w:r>
+        <w:rPr>
+          <w:rFonts w:cstheme="minorHAnsi"/>
+          <w:b/>
+          <w:bCs/>
+          <w:sz w:val="28"/>
+          <w:szCs w:val="28"/>
+          <w:u w:val="single"/>
+        </w:rPr>
+        <w:t>1️</w:t>
+      </w:r>
+      <w:r>
+        <w:rPr>
+          <w:rFonts w:cstheme="minorHAnsi"/>
+          <w:b/>
+          <w:bCs/>
+          <w:sz w:val="28"/>
+          <w:szCs w:val="28"/>
+          <w:u w:val="single"/>
+        </w:rPr>
+        <w:t xml:space="preserve">) </w:t>
+      </w:r>
+      <w:r>
+        <w:rPr>
+          <w:rFonts w:cstheme="minorHAnsi"/>
+          <w:b/>
+          <w:bCs/>
+          <w:sz w:val="28"/>
+          <w:szCs w:val="28"/>
+          <w:u w:val="single"/>
+        </w:rPr>
+        <w:t>Qué hace realmente un LLM cuando responde</w:t>
+      </w:r>
+    </w:p>
+    <w:p>
+      <w:r>
+        <w:t xml:space="preserve">Un LLM </w:t>
+      </w:r>
+      <w:r>
+        <w:rPr>
+          <w:b/>
+          <w:bCs/>
+        </w:rPr>
+        <w:t>no razona como un humano</w:t>
+      </w:r>
+      <w:r>
+        <w:t xml:space="preserve"> ni “piensa” en pasos lógicos por defecto.</w:t>
+      </w:r>
+    </w:p>
+    <w:p>
+      <w:r>
+        <w:t>Hace esto:</w:t>
+      </w:r>
+    </w:p>
+    <w:p>
+      <w:r>
+        <w:rPr>
+          <w:rFonts w:ascii="Segoe UI Emoji" w:hAnsi="Segoe UI Emoji" w:cs="Segoe UI Emoji"/>
+        </w:rPr>
+        <w:t>👉</w:t>
+      </w:r>
+      <w:r>
+        <w:t xml:space="preserve"> </w:t>
+      </w:r>
+      <w:r>
+        <w:rPr>
+          <w:b/>
+          <w:bCs/>
+        </w:rPr>
+        <w:t>Predice el próximo token más probable</w:t>
+      </w:r>
+      <w:r>
+        <w:t>, dado:</w:t>
+      </w:r>
+    </w:p>
+    <w:p>
+      <w:pPr>
+        <w:numPr>
+          <w:ilvl w:val="0"/>
+          <w:numId w:val="25"/>
+        </w:numPr>
+      </w:pPr>
+      <w:r>
+        <w:t>lo que le escribiste</w:t>
+      </w:r>
+    </w:p>
+    <w:p>
+      <w:pPr>
+        <w:numPr>
+          <w:ilvl w:val="0"/>
+          <w:numId w:val="25"/>
+        </w:numPr>
+      </w:pPr>
+      <w:r>
+        <w:t>el contexto previo</w:t>
+      </w:r>
+    </w:p>
+    <w:p>
+      <w:pPr>
+        <w:numPr>
+          <w:ilvl w:val="0"/>
+          <w:numId w:val="25"/>
+        </w:numPr>
+      </w:pPr>
+      <w:r>
+        <w:t>los patrones aprendidos en entrenamiento</w:t>
+      </w:r>
+    </w:p>
+    <w:p>
+      <w:r>
+        <w:t>Es decir:</w:t>
+      </w:r>
+    </w:p>
+    <w:p>
+      <w:r>
+        <w:t>Responder = continuar texto de la mejor forma posible.</w:t>
+      </w:r>
+    </w:p>
+    <w:p>
+      <w:r>
+        <w:rPr>
+          <w:rFonts w:ascii="Segoe UI Symbol" w:hAnsi="Segoe UI Symbol" w:cs="Segoe UI Symbol"/>
+        </w:rPr>
+        <w:t>⚠</w:t>
+      </w:r>
+      <w:r>
+        <w:t>️ Importante:</w:t>
+      </w:r>
+      <w:r>
+        <w:br/>
+        <w:t xml:space="preserve">El modelo </w:t>
+      </w:r>
+      <w:r>
+        <w:rPr>
+          <w:b/>
+          <w:bCs/>
+        </w:rPr>
+        <w:t>no sabe</w:t>
+      </w:r>
+      <w:r>
+        <w:t xml:space="preserve"> qué es verdad.</w:t>
+      </w:r>
+      <w:r>
+        <w:br/>
+        <w:t xml:space="preserve">Sabe </w:t>
+      </w:r>
+      <w:r>
+        <w:rPr>
+          <w:b/>
+          <w:bCs/>
+        </w:rPr>
+        <w:t>qué suele venir después</w:t>
+      </w:r>
+      <w:r>
+        <w:t xml:space="preserve"> en textos similares.</w:t>
+      </w:r>
+    </w:p>
+    <w:p>
+      <w:r>
+        <w:t>Esto conecta con ML clásico:</w:t>
+      </w:r>
+    </w:p>
+    <w:p>
+      <w:pPr>
+        <w:numPr>
+          <w:ilvl w:val="0"/>
+          <w:numId w:val="26"/>
+        </w:numPr>
+      </w:pPr>
+      <w:r>
+        <w:t xml:space="preserve">como un modelo que </w:t>
+      </w:r>
+      <w:r>
+        <w:rPr>
+          <w:b/>
+          <w:bCs/>
+        </w:rPr>
+        <w:t>generaliza patrones</w:t>
+      </w:r>
+    </w:p>
+    <w:p>
+      <w:pPr>
+        <w:numPr>
+          <w:ilvl w:val="0"/>
+          <w:numId w:val="26"/>
+        </w:numPr>
+      </w:pPr>
+      <w:r>
+        <w:t>no verifica hechos</w:t>
+      </w:r>
+    </w:p>
+    <w:p>
+      <w:pPr>
+        <w:numPr>
+          <w:ilvl w:val="0"/>
+          <w:numId w:val="26"/>
+        </w:numPr>
+      </w:pPr>
+      <w:r>
+        <w:t>no tiene memoria real</w:t>
+      </w:r>
+    </w:p>
+    <w:p>
+      <w:r>
+        <w:pict w14:anchorId="55B4EBDC">
+          <v:rect id="_x0000_i1075" style="width:0;height:1.5pt" o:hralign="center" o:hrstd="t" o:hr="t" fillcolor="#a0a0a0" stroked="f"/>
+        </w:pict>
+      </w:r>
+    </w:p>
+    <w:p>
+      <w:pPr>
+        <w:rPr>
+          <w:rFonts w:cstheme="minorHAnsi"/>
+          <w:b/>
+          <w:bCs/>
+          <w:sz w:val="28"/>
+          <w:szCs w:val="28"/>
+          <w:u w:val="single"/>
+        </w:rPr>
+      </w:pPr>
+      <w:r>
+        <w:rPr>
+          <w:rFonts w:cstheme="minorHAnsi"/>
+          <w:b/>
+          <w:bCs/>
+          <w:sz w:val="28"/>
+          <w:szCs w:val="28"/>
+          <w:u w:val="single"/>
+        </w:rPr>
+        <w:t>2️</w:t>
+      </w:r>
+      <w:r>
+        <w:rPr>
+          <w:rFonts w:cstheme="minorHAnsi"/>
+          <w:b/>
+          <w:bCs/>
+          <w:sz w:val="28"/>
+          <w:szCs w:val="28"/>
+          <w:u w:val="single"/>
+        </w:rPr>
+        <w:t xml:space="preserve">) </w:t>
+      </w:r>
+      <w:proofErr w:type="spellStart"/>
+      <w:r>
+        <w:rPr>
+          <w:rFonts w:cstheme="minorHAnsi"/>
+          <w:b/>
+          <w:bCs/>
+          <w:sz w:val="28"/>
+          <w:szCs w:val="28"/>
+          <w:u w:val="single"/>
+        </w:rPr>
+        <w:t>Prompt</w:t>
+      </w:r>
+      <w:proofErr w:type="spellEnd"/>
+      <w:r>
+        <w:rPr>
+          <w:rFonts w:cstheme="minorHAnsi"/>
+          <w:b/>
+          <w:bCs/>
+          <w:sz w:val="28"/>
+          <w:szCs w:val="28"/>
+          <w:u w:val="single"/>
+        </w:rPr>
+        <w:t xml:space="preserve"> ≠ pregunta</w:t>
+      </w:r>
+    </w:p>
+    <w:p>
+      <w:r>
+        <w:t>Esto es CLAVE.</w:t>
+      </w:r>
+    </w:p>
+    <w:p>
+      <w:r>
+        <w:t xml:space="preserve">Una </w:t>
+      </w:r>
+      <w:r>
+        <w:rPr>
+          <w:b/>
+          <w:bCs/>
+        </w:rPr>
+        <w:t>pregunta</w:t>
+      </w:r>
+      <w:r>
+        <w:t xml:space="preserve"> es solo contenido.</w:t>
+      </w:r>
+      <w:r>
+        <w:br/>
+        <w:t xml:space="preserve">Un </w:t>
+      </w:r>
+      <w:proofErr w:type="spellStart"/>
+      <w:r>
+        <w:rPr>
+          <w:b/>
+          <w:bCs/>
+        </w:rPr>
+        <w:t>prompt</w:t>
+      </w:r>
+      <w:proofErr w:type="spellEnd"/>
+      <w:r>
+        <w:t xml:space="preserve"> es una </w:t>
+      </w:r>
+      <w:r>
+        <w:rPr>
+          <w:b/>
+          <w:bCs/>
+        </w:rPr>
+        <w:t>configuración del comportamiento</w:t>
+      </w:r>
+      <w:r>
+        <w:t>.</w:t>
+      </w:r>
+    </w:p>
+    <w:p>
+      <w:r>
+        <w:t>Ejemplo simple:</w:t>
+      </w:r>
+    </w:p>
+    <w:p>
+      <w:pPr>
+        <w:rPr>
+          <w:b/>
+          <w:bCs/>
+        </w:rPr>
+      </w:pPr>
+      <w:r>
+        <w:rPr>
+          <w:rFonts w:ascii="Segoe UI Emoji" w:hAnsi="Segoe UI Emoji" w:cs="Segoe UI Emoji"/>
+          <w:b/>
+          <w:bCs/>
+        </w:rPr>
+        <w:t>❌</w:t>
+      </w:r>
+      <w:r>
+        <w:rPr>
+          <w:b/>
+          <w:bCs/>
+        </w:rPr>
+        <w:t xml:space="preserve"> Pregunta pobre:</w:t>
+      </w:r>
+    </w:p>
+    <w:p>
+      <w:pPr>
+        <w:rPr>
+          <w:i/>
+          <w:iCs/>
+        </w:rPr>
+      </w:pPr>
+      <w:r>
+        <w:rPr>
+          <w:i/>
+          <w:iCs/>
+        </w:rPr>
+        <w:t xml:space="preserve">¿Qué es </w:t>
+      </w:r>
+      <w:proofErr w:type="spellStart"/>
+      <w:r>
+        <w:rPr>
+          <w:i/>
+          <w:iCs/>
+        </w:rPr>
+        <w:t>overfitting</w:t>
+      </w:r>
+      <w:proofErr w:type="spellEnd"/>
+      <w:r>
+        <w:rPr>
+          <w:i/>
+          <w:iCs/>
+        </w:rPr>
+        <w:t>?</w:t>
+      </w:r>
+    </w:p>
+    <w:p>
+      <w:pPr>
+        <w:rPr>
+          <w:b/>
+          <w:bCs/>
+        </w:rPr>
+      </w:pPr>
+      <w:r>
+        <w:rPr>
+          <w:rFonts w:ascii="Segoe UI Emoji" w:hAnsi="Segoe UI Emoji" w:cs="Segoe UI Emoji"/>
+          <w:b/>
+          <w:bCs/>
+        </w:rPr>
+        <w:t>✅</w:t>
+      </w:r>
+      <w:r>
+        <w:rPr>
+          <w:b/>
+          <w:bCs/>
+        </w:rPr>
+        <w:t xml:space="preserve"> </w:t>
+      </w:r>
+      <w:proofErr w:type="spellStart"/>
+      <w:r>
+        <w:rPr>
+          <w:b/>
+          <w:bCs/>
+        </w:rPr>
+        <w:t>Prompt</w:t>
+      </w:r>
+      <w:proofErr w:type="spellEnd"/>
+      <w:r>
+        <w:rPr>
+          <w:b/>
+          <w:bCs/>
+        </w:rPr>
+        <w:t xml:space="preserve"> mínimo:</w:t>
+      </w:r>
+    </w:p>
+    <w:p>
+      <w:pPr>
+        <w:rPr>
+          <w:i/>
+          <w:iCs/>
+        </w:rPr>
+      </w:pPr>
+      <w:proofErr w:type="spellStart"/>
+      <w:r>
+        <w:rPr>
+          <w:i/>
+          <w:iCs/>
+        </w:rPr>
+        <w:t>Sos</w:t>
+      </w:r>
+      <w:proofErr w:type="spellEnd"/>
+      <w:r>
+        <w:rPr>
+          <w:i/>
+          <w:iCs/>
+        </w:rPr>
+        <w:t xml:space="preserve"> un profesor de ML.</w:t>
+      </w:r>
+    </w:p>
+    <w:p>
+      <w:pPr>
+        <w:rPr>
+          <w:i/>
+          <w:iCs/>
+        </w:rPr>
+      </w:pPr>
+      <w:proofErr w:type="spellStart"/>
+      <w:r>
+        <w:rPr>
+          <w:i/>
+          <w:iCs/>
+        </w:rPr>
+        <w:t>Explicá</w:t>
+      </w:r>
+      <w:proofErr w:type="spellEnd"/>
+      <w:r>
+        <w:rPr>
+          <w:i/>
+          <w:iCs/>
+        </w:rPr>
+        <w:t xml:space="preserve"> </w:t>
+      </w:r>
+      <w:proofErr w:type="spellStart"/>
+      <w:r>
+        <w:rPr>
+          <w:i/>
+          <w:iCs/>
+        </w:rPr>
+        <w:t>overfitting</w:t>
+      </w:r>
+      <w:proofErr w:type="spellEnd"/>
+      <w:r>
+        <w:rPr>
+          <w:i/>
+          <w:iCs/>
+        </w:rPr>
+        <w:t xml:space="preserve"> con un ejemplo simple.</w:t>
+      </w:r>
+    </w:p>
+    <w:p>
+      <w:pPr>
+        <w:rPr>
+          <w:i/>
+          <w:iCs/>
+        </w:rPr>
+      </w:pPr>
+      <w:r>
+        <w:rPr>
+          <w:i/>
+          <w:iCs/>
+        </w:rPr>
+        <w:t>No uses fórmulas.</w:t>
+      </w:r>
+    </w:p>
+    <w:p>
+      <w:r>
+        <w:rPr>
+          <w:rFonts w:ascii="Segoe UI Emoji" w:hAnsi="Segoe UI Emoji" w:cs="Segoe UI Emoji"/>
+        </w:rPr>
+        <w:t>👉</w:t>
+      </w:r>
+      <w:r>
+        <w:t xml:space="preserve"> El modelo es el mismo.</w:t>
+      </w:r>
+      <w:r>
+        <w:br/>
+      </w:r>
+      <w:r>
+        <w:rPr>
+          <w:rFonts w:ascii="Segoe UI Emoji" w:hAnsi="Segoe UI Emoji" w:cs="Segoe UI Emoji"/>
+        </w:rPr>
+        <w:t>👉</w:t>
+      </w:r>
+      <w:r>
+        <w:t xml:space="preserve"> Cambia </w:t>
+      </w:r>
+      <w:r>
+        <w:rPr>
+          <w:b/>
+          <w:bCs/>
+        </w:rPr>
+        <w:t>cómo se comporta</w:t>
+      </w:r>
+      <w:r>
+        <w:t>.</w:t>
+      </w:r>
+    </w:p>
+    <w:p>
+      <w:proofErr w:type="spellStart"/>
+      <w:r>
+        <w:lastRenderedPageBreak/>
+        <w:t>Pensalo</w:t>
+      </w:r>
+      <w:proofErr w:type="spellEnd"/>
+      <w:r>
+        <w:t xml:space="preserve"> así:</w:t>
+      </w:r>
+    </w:p>
+    <w:p>
+      <w:pPr>
+        <w:numPr>
+          <w:ilvl w:val="0"/>
+          <w:numId w:val="27"/>
+        </w:numPr>
+      </w:pPr>
+      <w:r>
+        <w:t>la pregunta = datos</w:t>
+      </w:r>
+    </w:p>
+    <w:p>
+      <w:pPr>
+        <w:numPr>
+          <w:ilvl w:val="0"/>
+          <w:numId w:val="27"/>
+        </w:numPr>
+      </w:pPr>
+      <w:r>
+        <w:t xml:space="preserve">el </w:t>
+      </w:r>
+      <w:proofErr w:type="spellStart"/>
+      <w:r>
+        <w:t>prompt</w:t>
+      </w:r>
+      <w:proofErr w:type="spellEnd"/>
+      <w:r>
+        <w:t xml:space="preserve"> = </w:t>
+      </w:r>
+      <w:r>
+        <w:rPr>
+          <w:b/>
+          <w:bCs/>
+        </w:rPr>
+        <w:t>pipeline de ejecución</w:t>
+      </w:r>
+    </w:p>
+    <w:p>
+      <w:r>
+        <w:pict w14:anchorId="18C92B4B">
+          <v:rect id="_x0000_i1076" style="width:0;height:1.5pt" o:hralign="center" o:hrstd="t" o:hr="t" fillcolor="#a0a0a0" stroked="f"/>
+        </w:pict>
+      </w:r>
+    </w:p>
+    <w:p>
+      <w:pPr>
+        <w:rPr>
+          <w:b/>
+          <w:bCs/>
+          <w:sz w:val="28"/>
+          <w:szCs w:val="28"/>
+          <w:u w:val="single"/>
+        </w:rPr>
+      </w:pPr>
+      <w:r>
+        <w:rPr>
+          <w:b/>
+          <w:bCs/>
+          <w:sz w:val="28"/>
+          <w:szCs w:val="28"/>
+          <w:u w:val="single"/>
+        </w:rPr>
+        <w:t>3️</w:t>
+      </w:r>
+      <w:r>
+        <w:rPr>
+          <w:rFonts w:ascii="Tahoma" w:hAnsi="Tahoma" w:cs="Tahoma"/>
+          <w:b/>
+          <w:bCs/>
+          <w:sz w:val="28"/>
+          <w:szCs w:val="28"/>
+          <w:u w:val="single"/>
+        </w:rPr>
+        <w:t xml:space="preserve">) </w:t>
+      </w:r>
+      <w:r>
+        <w:rPr>
+          <w:b/>
+          <w:bCs/>
+          <w:sz w:val="28"/>
+          <w:szCs w:val="28"/>
+          <w:u w:val="single"/>
+        </w:rPr>
+        <w:t xml:space="preserve">Las 4 piezas de un buen </w:t>
+      </w:r>
+      <w:proofErr w:type="spellStart"/>
+      <w:r>
+        <w:rPr>
+          <w:b/>
+          <w:bCs/>
+          <w:sz w:val="28"/>
+          <w:szCs w:val="28"/>
+          <w:u w:val="single"/>
+        </w:rPr>
+        <w:t>prompt</w:t>
+      </w:r>
+      <w:proofErr w:type="spellEnd"/>
+      <w:r>
+        <w:rPr>
+          <w:b/>
+          <w:bCs/>
+          <w:sz w:val="28"/>
+          <w:szCs w:val="28"/>
+          <w:u w:val="single"/>
+        </w:rPr>
+        <w:t xml:space="preserve"> (base)</w:t>
+      </w:r>
+    </w:p>
+    <w:p>
+      <w:r>
+        <w:t xml:space="preserve">Un </w:t>
+      </w:r>
+      <w:proofErr w:type="spellStart"/>
+      <w:r>
+        <w:t>prompt</w:t>
+      </w:r>
+      <w:proofErr w:type="spellEnd"/>
+      <w:r>
+        <w:t xml:space="preserve"> bueno casi siempre tiene:</w:t>
+      </w:r>
+    </w:p>
+    <w:p>
+      <w:pPr>
+        <w:rPr>
+          <w:b/>
+          <w:bCs/>
+          <w:sz w:val="24"/>
+          <w:szCs w:val="24"/>
+          <w:u w:val="single"/>
+        </w:rPr>
+      </w:pPr>
+      <w:r>
+        <w:rPr>
+          <w:b/>
+          <w:bCs/>
+          <w:sz w:val="24"/>
+          <w:szCs w:val="24"/>
+          <w:u w:val="single"/>
+        </w:rPr>
+        <w:t>1. Rol</w:t>
+      </w:r>
+    </w:p>
+    <w:p>
+      <w:r>
+        <w:t xml:space="preserve">Define </w:t>
+      </w:r>
+      <w:r>
+        <w:rPr>
+          <w:b/>
+          <w:bCs/>
+        </w:rPr>
+        <w:t>desde dónde responde</w:t>
+      </w:r>
+      <w:r>
+        <w:t>.</w:t>
+      </w:r>
+    </w:p>
+    <w:p>
+      <w:pPr>
+        <w:rPr>
+          <w:i/>
+          <w:iCs/>
+        </w:rPr>
+      </w:pPr>
+      <w:proofErr w:type="spellStart"/>
+      <w:r>
+        <w:rPr>
+          <w:i/>
+          <w:iCs/>
+        </w:rPr>
+        <w:t>Sos</w:t>
+      </w:r>
+      <w:proofErr w:type="spellEnd"/>
+      <w:r>
+        <w:rPr>
+          <w:i/>
+          <w:iCs/>
+        </w:rPr>
+        <w:t xml:space="preserve"> un profesor de Machine </w:t>
+      </w:r>
+      <w:proofErr w:type="spellStart"/>
+      <w:r>
+        <w:rPr>
+          <w:i/>
+          <w:iCs/>
+        </w:rPr>
+        <w:t>Learning</w:t>
+      </w:r>
+      <w:proofErr w:type="spellEnd"/>
+      <w:r>
+        <w:rPr>
+          <w:i/>
+          <w:iCs/>
+        </w:rPr>
+        <w:t>.</w:t>
+      </w:r>
+    </w:p>
+    <w:p>
+      <w:pPr>
+        <w:rPr>
+          <w:b/>
+          <w:bCs/>
+          <w:sz w:val="24"/>
+          <w:szCs w:val="24"/>
+          <w:u w:val="single"/>
+        </w:rPr>
+      </w:pPr>
+      <w:r>
+        <w:rPr>
+          <w:b/>
+          <w:bCs/>
+          <w:sz w:val="24"/>
+          <w:szCs w:val="24"/>
+          <w:u w:val="single"/>
+        </w:rPr>
+        <w:t>2. Contexto</w:t>
+      </w:r>
+    </w:p>
+    <w:p>
+      <w:r>
+        <w:t>Qué tiene que tener en cuenta.</w:t>
+      </w:r>
+    </w:p>
+    <w:p>
+      <w:pPr>
+        <w:rPr>
+          <w:i/>
+          <w:iCs/>
+        </w:rPr>
+      </w:pPr>
+      <w:r>
+        <w:rPr>
+          <w:i/>
+          <w:iCs/>
+        </w:rPr>
+        <w:t>El alumno ya vio regresión logística y árboles.</w:t>
+      </w:r>
+    </w:p>
+    <w:p>
+      <w:pPr>
+        <w:rPr>
+          <w:b/>
+          <w:bCs/>
+          <w:sz w:val="24"/>
+          <w:szCs w:val="24"/>
+          <w:u w:val="single"/>
+        </w:rPr>
+      </w:pPr>
+      <w:r>
+        <w:rPr>
+          <w:b/>
+          <w:bCs/>
+          <w:sz w:val="24"/>
+          <w:szCs w:val="24"/>
+          <w:u w:val="single"/>
+        </w:rPr>
+        <w:t>3. Tarea</w:t>
+      </w:r>
+    </w:p>
+    <w:p>
+      <w:r>
+        <w:t>Qué tiene que hacer.</w:t>
+      </w:r>
+    </w:p>
+    <w:p>
+      <w:pPr>
+        <w:rPr>
+          <w:i/>
+          <w:iCs/>
+        </w:rPr>
+      </w:pPr>
+      <w:proofErr w:type="spellStart"/>
+      <w:r>
+        <w:rPr>
+          <w:i/>
+          <w:iCs/>
+        </w:rPr>
+        <w:t>Explicá</w:t>
+      </w:r>
+      <w:proofErr w:type="spellEnd"/>
+      <w:r>
+        <w:rPr>
+          <w:i/>
+          <w:iCs/>
+        </w:rPr>
+        <w:t xml:space="preserve"> </w:t>
+      </w:r>
+      <w:proofErr w:type="spellStart"/>
+      <w:r>
+        <w:rPr>
+          <w:i/>
+          <w:iCs/>
+        </w:rPr>
+        <w:t>bias</w:t>
+      </w:r>
+      <w:proofErr w:type="spellEnd"/>
+      <w:r>
+        <w:rPr>
+          <w:i/>
+          <w:iCs/>
+        </w:rPr>
+        <w:t xml:space="preserve"> vs </w:t>
+      </w:r>
+      <w:proofErr w:type="spellStart"/>
+      <w:r>
+        <w:rPr>
+          <w:i/>
+          <w:iCs/>
+        </w:rPr>
+        <w:t>variance</w:t>
+      </w:r>
+      <w:proofErr w:type="spellEnd"/>
+      <w:r>
+        <w:rPr>
+          <w:i/>
+          <w:iCs/>
+        </w:rPr>
+        <w:t>.</w:t>
+      </w:r>
+    </w:p>
+    <w:p>
+      <w:pPr>
+        <w:rPr>
+          <w:b/>
+          <w:bCs/>
+          <w:sz w:val="24"/>
+          <w:szCs w:val="24"/>
+          <w:u w:val="single"/>
+        </w:rPr>
+      </w:pPr>
+      <w:r>
+        <w:rPr>
+          <w:b/>
+          <w:bCs/>
+          <w:sz w:val="24"/>
+          <w:szCs w:val="24"/>
+          <w:u w:val="single"/>
+        </w:rPr>
+        <w:t>4. Restricciones</w:t>
+      </w:r>
+    </w:p>
+    <w:p>
+      <w:r>
+        <w:t>Cómo NO hacerlo.</w:t>
+      </w:r>
+    </w:p>
+    <w:p>
+      <w:pPr>
+        <w:rPr>
+          <w:i/>
+          <w:iCs/>
+        </w:rPr>
+      </w:pPr>
+      <w:r>
+        <w:rPr>
+          <w:i/>
+          <w:iCs/>
+        </w:rPr>
+        <w:t>No uses fórmulas ni jerga académica.</w:t>
+      </w:r>
+    </w:p>
+    <w:p>
+      <w:r>
+        <w:rPr>
+          <w:rFonts w:ascii="Segoe UI Emoji" w:hAnsi="Segoe UI Emoji" w:cs="Segoe UI Emoji"/>
+        </w:rPr>
+        <w:t>🧠</w:t>
+      </w:r>
+      <w:r>
+        <w:t xml:space="preserve"> Esto es exactamente lo mismo que:</w:t>
+      </w:r>
+    </w:p>
+    <w:p>
+      <w:pPr>
+        <w:numPr>
+          <w:ilvl w:val="0"/>
+          <w:numId w:val="28"/>
+        </w:numPr>
+      </w:pPr>
+      <w:proofErr w:type="spellStart"/>
+      <w:r>
+        <w:t>setear</w:t>
+      </w:r>
+      <w:proofErr w:type="spellEnd"/>
+      <w:r>
+        <w:t xml:space="preserve"> hipótesis</w:t>
+      </w:r>
+    </w:p>
+    <w:p>
+      <w:pPr>
+        <w:numPr>
+          <w:ilvl w:val="0"/>
+          <w:numId w:val="28"/>
+        </w:numPr>
+      </w:pPr>
+      <w:r>
+        <w:t>limitar el espacio de soluciones</w:t>
+      </w:r>
+    </w:p>
+    <w:p>
+      <w:pPr>
+        <w:numPr>
+          <w:ilvl w:val="0"/>
+          <w:numId w:val="28"/>
+        </w:numPr>
+      </w:pPr>
+      <w:r>
+        <w:t>reducir ruido</w:t>
+      </w:r>
+    </w:p>
+    <w:p>
+      <w:r>
+        <w:pict w14:anchorId="788EA3F3">
+          <v:rect id="_x0000_i1077" style="width:0;height:1.5pt" o:hralign="center" o:hrstd="t" o:hr="t" fillcolor="#a0a0a0" stroked="f"/>
+        </w:pict>
+      </w:r>
+    </w:p>
+    <w:p>
+      <w:pPr>
+        <w:rPr>
+          <w:rFonts w:cstheme="minorHAnsi"/>
+          <w:b/>
+          <w:bCs/>
+          <w:sz w:val="28"/>
+          <w:szCs w:val="28"/>
+          <w:u w:val="single"/>
+        </w:rPr>
+      </w:pPr>
+      <w:r>
+        <w:rPr>
+          <w:rFonts w:cstheme="minorHAnsi"/>
+          <w:b/>
+          <w:bCs/>
+          <w:sz w:val="28"/>
+          <w:szCs w:val="28"/>
+          <w:u w:val="single"/>
+        </w:rPr>
+        <w:t>4️</w:t>
+      </w:r>
+      <w:r>
+        <w:rPr>
+          <w:rFonts w:cstheme="minorHAnsi"/>
+          <w:b/>
+          <w:bCs/>
+          <w:sz w:val="28"/>
+          <w:szCs w:val="28"/>
+          <w:u w:val="single"/>
+        </w:rPr>
+        <w:t xml:space="preserve">) </w:t>
+      </w:r>
+      <w:r>
+        <w:rPr>
+          <w:rFonts w:cstheme="minorHAnsi"/>
+          <w:b/>
+          <w:bCs/>
+          <w:sz w:val="28"/>
+          <w:szCs w:val="28"/>
+          <w:u w:val="single"/>
+        </w:rPr>
+        <w:t xml:space="preserve">Por qué el </w:t>
+      </w:r>
+      <w:proofErr w:type="spellStart"/>
+      <w:r>
+        <w:rPr>
+          <w:rFonts w:cstheme="minorHAnsi"/>
+          <w:b/>
+          <w:bCs/>
+          <w:sz w:val="28"/>
+          <w:szCs w:val="28"/>
+          <w:u w:val="single"/>
+        </w:rPr>
+        <w:t>prompt</w:t>
+      </w:r>
+      <w:proofErr w:type="spellEnd"/>
+      <w:r>
+        <w:rPr>
+          <w:rFonts w:cstheme="minorHAnsi"/>
+          <w:b/>
+          <w:bCs/>
+          <w:sz w:val="28"/>
+          <w:szCs w:val="28"/>
+          <w:u w:val="single"/>
+        </w:rPr>
+        <w:t xml:space="preserve"> importa tanto</w:t>
+      </w:r>
+    </w:p>
+    <w:p>
+      <w:r>
+        <w:t>Porque el LLM:</w:t>
+      </w:r>
+    </w:p>
+    <w:p>
+      <w:pPr>
+        <w:numPr>
+          <w:ilvl w:val="0"/>
+          <w:numId w:val="29"/>
+        </w:numPr>
+      </w:pPr>
+      <w:r>
+        <w:rPr>
+          <w:b/>
+          <w:bCs/>
+        </w:rPr>
+        <w:t>no sabe cuál es tu intención</w:t>
+      </w:r>
+    </w:p>
+    <w:p>
+      <w:pPr>
+        <w:numPr>
+          <w:ilvl w:val="0"/>
+          <w:numId w:val="29"/>
+        </w:numPr>
+      </w:pPr>
+      <w:r>
+        <w:rPr>
+          <w:b/>
+          <w:bCs/>
+        </w:rPr>
+        <w:t xml:space="preserve">no sabe qué nivel </w:t>
+      </w:r>
+      <w:proofErr w:type="spellStart"/>
+      <w:r>
+        <w:rPr>
+          <w:b/>
+          <w:bCs/>
+        </w:rPr>
+        <w:t>querés</w:t>
+      </w:r>
+      <w:proofErr w:type="spellEnd"/>
+    </w:p>
+    <w:p>
+      <w:pPr>
+        <w:numPr>
+          <w:ilvl w:val="0"/>
+          <w:numId w:val="29"/>
+        </w:numPr>
+      </w:pPr>
+      <w:r>
+        <w:rPr>
+          <w:b/>
+          <w:bCs/>
+        </w:rPr>
+        <w:t>no sabe qué evitar</w:t>
+      </w:r>
+    </w:p>
+    <w:p>
+      <w:r>
+        <w:t>Si no se lo decís:</w:t>
+      </w:r>
+      <w:r>
+        <w:br/>
+      </w:r>
+      <w:r>
+        <w:rPr>
+          <w:rFonts w:ascii="Segoe UI Emoji" w:hAnsi="Segoe UI Emoji" w:cs="Segoe UI Emoji"/>
+        </w:rPr>
+        <w:t>👉</w:t>
+      </w:r>
+      <w:r>
+        <w:t xml:space="preserve"> rellena con promedios</w:t>
+      </w:r>
+    </w:p>
+    <w:p>
+      <w:r>
+        <w:t>Esto explica:</w:t>
+      </w:r>
+    </w:p>
+    <w:p>
+      <w:pPr>
+        <w:numPr>
+          <w:ilvl w:val="0"/>
+          <w:numId w:val="30"/>
+        </w:numPr>
+      </w:pPr>
+      <w:r>
+        <w:lastRenderedPageBreak/>
+        <w:t>respuestas vagas</w:t>
+      </w:r>
+    </w:p>
+    <w:p>
+      <w:pPr>
+        <w:numPr>
+          <w:ilvl w:val="0"/>
+          <w:numId w:val="30"/>
+        </w:numPr>
+      </w:pPr>
+      <w:r>
+        <w:t>respuestas largas al pedo</w:t>
+      </w:r>
+    </w:p>
+    <w:p>
+      <w:pPr>
+        <w:numPr>
+          <w:ilvl w:val="0"/>
+          <w:numId w:val="30"/>
+        </w:numPr>
+      </w:pPr>
+      <w:r>
+        <w:t>respuestas “correctas pero inútiles”</w:t>
+      </w:r>
+    </w:p>
+    <w:p>
+      <w:r>
+        <w:t>No es que el modelo sea malo.</w:t>
+      </w:r>
+      <w:r>
+        <w:br/>
+        <w:t xml:space="preserve">Es que </w:t>
+      </w:r>
+      <w:r>
+        <w:rPr>
+          <w:b/>
+          <w:bCs/>
+        </w:rPr>
+        <w:t>el espacio de búsqueda es enorme</w:t>
+      </w:r>
+      <w:r>
+        <w:t>.</w:t>
+      </w:r>
+    </w:p>
+    <w:p>
+      <w:pPr>
+        <w:rPr>
+          <w:b/>
+          <w:bCs/>
+          <w:sz w:val="28"/>
+          <w:szCs w:val="28"/>
+          <w:u w:val="single"/>
+        </w:rPr>
+      </w:pPr>
+      <w:r>
+        <w:rPr>
+          <w:b/>
+          <w:bCs/>
+          <w:sz w:val="28"/>
+          <w:szCs w:val="28"/>
+          <w:u w:val="single"/>
+        </w:rPr>
+        <w:t xml:space="preserve">5) </w:t>
+      </w:r>
+      <w:r>
+        <w:rPr>
+          <w:b/>
+          <w:bCs/>
+          <w:sz w:val="28"/>
+          <w:szCs w:val="28"/>
+          <w:u w:val="single"/>
+        </w:rPr>
+        <w:t>Regla de oro (para este nivel)</w:t>
+      </w:r>
+    </w:p>
+    <w:p>
+      <w:r>
+        <w:t xml:space="preserve">Si el LLM responde mal, </w:t>
+      </w:r>
+      <w:r>
+        <w:rPr>
+          <w:b/>
+          <w:bCs/>
+        </w:rPr>
+        <w:t xml:space="preserve">el 80% de las veces es el </w:t>
+      </w:r>
+      <w:proofErr w:type="spellStart"/>
+      <w:r>
+        <w:rPr>
+          <w:b/>
+          <w:bCs/>
+        </w:rPr>
+        <w:t>prompt</w:t>
+      </w:r>
+      <w:proofErr w:type="spellEnd"/>
+      <w:r>
+        <w:t>, no el modelo.</w:t>
+      </w:r>
+    </w:p>
+    <w:p>
+      <w:r>
+        <w:t xml:space="preserve">Todavía </w:t>
+      </w:r>
+      <w:r>
+        <w:rPr>
+          <w:b/>
+          <w:bCs/>
+        </w:rPr>
+        <w:t>no usamos</w:t>
+      </w:r>
+      <w:r>
+        <w:t>:</w:t>
+      </w:r>
+    </w:p>
+    <w:p>
+      <w:pPr>
+        <w:numPr>
+          <w:ilvl w:val="0"/>
+          <w:numId w:val="31"/>
+        </w:numPr>
+      </w:pPr>
+      <w:r>
+        <w:t>RAG</w:t>
+      </w:r>
+    </w:p>
+    <w:p>
+      <w:pPr>
+        <w:numPr>
+          <w:ilvl w:val="0"/>
+          <w:numId w:val="31"/>
+        </w:numPr>
+      </w:pPr>
+      <w:r>
+        <w:t>memoria</w:t>
+      </w:r>
+    </w:p>
+    <w:p>
+      <w:pPr>
+        <w:numPr>
+          <w:ilvl w:val="0"/>
+          <w:numId w:val="31"/>
+        </w:numPr>
+      </w:pPr>
+      <w:r>
+        <w:t>herramientas</w:t>
+      </w:r>
+    </w:p>
+    <w:p>
+      <w:pPr>
+        <w:rPr>
+          <w:b/>
+          <w:bCs/>
+        </w:rPr>
+      </w:pPr>
+      <w:r>
+        <w:t>Solo:</w:t>
+      </w:r>
+      <w:r>
+        <w:br/>
+      </w:r>
+      <w:r>
+        <w:rPr>
+          <w:rFonts w:ascii="Segoe UI Emoji" w:hAnsi="Segoe UI Emoji" w:cs="Segoe UI Emoji"/>
+        </w:rPr>
+        <w:t>🧠</w:t>
+      </w:r>
+      <w:r>
+        <w:t xml:space="preserve"> </w:t>
+      </w:r>
+      <w:r>
+        <w:rPr>
+          <w:b/>
+          <w:bCs/>
+        </w:rPr>
+        <w:t>control del comportamiento</w:t>
+      </w:r>
     </w:p>
     <w:p/>
+    <w:p>
+      <w:pPr>
+        <w:rPr>
+          <w:b/>
+          <w:bCs/>
+          <w:sz w:val="32"/>
+          <w:szCs w:val="32"/>
+          <w:u w:val="single"/>
+        </w:rPr>
+      </w:pPr>
+      <w:r>
+        <w:rPr>
+          <w:b/>
+          <w:bCs/>
+          <w:sz w:val="32"/>
+          <w:szCs w:val="32"/>
+          <w:u w:val="single"/>
+        </w:rPr>
+        <w:t>Actividad</w:t>
+      </w:r>
+    </w:p>
+    <w:p>
+      <w:r>
+        <w:rPr>
+          <w:rFonts w:ascii="Segoe UI Emoji" w:hAnsi="Segoe UI Emoji" w:cs="Segoe UI Emoji"/>
+        </w:rPr>
+        <w:t>👉</w:t>
+      </w:r>
+      <w:r>
+        <w:t xml:space="preserve"> ¿Por qué dos personas pueden obtener respuestas totalmente distintas del mismo LLM?</w:t>
+      </w:r>
+    </w:p>
+    <w:p>
+      <w:pPr>
+        <w:rPr>
+          <w:b/>
+          <w:bCs/>
+          <w:u w:val="single"/>
+        </w:rPr>
+      </w:pPr>
+      <w:r>
+        <w:rPr>
+          <w:b/>
+          <w:bCs/>
+          <w:u w:val="single"/>
+        </w:rPr>
+        <w:t>Mi respuesta:</w:t>
+      </w:r>
+    </w:p>
+    <w:p>
+      <w:r>
+        <w:t xml:space="preserve">Las dos personas pueden obtener dos </w:t>
+      </w:r>
+      <w:r>
+        <w:t>respuestas totalmente distintas</w:t>
+      </w:r>
+      <w:r>
+        <w:t xml:space="preserve"> del mismo LLM porque hicieron muy distinto el </w:t>
+      </w:r>
+      <w:proofErr w:type="spellStart"/>
+      <w:r>
+        <w:t>Prompt</w:t>
+      </w:r>
+      <w:proofErr w:type="spellEnd"/>
+      <w:r>
+        <w:t xml:space="preserve">, el primero hizo una pregunta directa lo que ocasiono que el LLM no sepa bien como responder, entonces le lanza todo lo que tiene </w:t>
+      </w:r>
+      <w:r>
+        <w:t xml:space="preserve">en crudo. En </w:t>
+      </w:r>
+      <w:r>
+        <w:t>cambio,</w:t>
+      </w:r>
+      <w:r>
+        <w:t xml:space="preserve"> alguien con un buen </w:t>
+      </w:r>
+      <w:proofErr w:type="spellStart"/>
+      <w:r>
+        <w:t>Prompt</w:t>
+      </w:r>
+      <w:proofErr w:type="spellEnd"/>
+      <w:r>
+        <w:t xml:space="preserve"> le deja claro al LLM lo que quiere, le dice en el rol que se tiene que poner, le da contexto del pasado, le da lo que tiene que hacer y le da restricciones de lo que no debe hacer. </w:t>
+      </w:r>
+    </w:p>
+    <w:p>
+      <w:pPr>
+        <w:rPr>
+          <w:b/>
+          <w:bCs/>
+          <w:u w:val="single"/>
+        </w:rPr>
+      </w:pPr>
+      <w:r>
+        <w:rPr>
+          <w:b/>
+          <w:bCs/>
+          <w:u w:val="single"/>
+        </w:rPr>
+        <w:t>Corrección:</w:t>
+      </w:r>
+    </w:p>
+    <w:p>
+      <w:r>
+        <w:t xml:space="preserve">Dos personas pueden obtener respuestas totalmente distintas del mismo LLM porque utilizaron </w:t>
+      </w:r>
+      <w:proofErr w:type="spellStart"/>
+      <w:r>
+        <w:t>prompts</w:t>
+      </w:r>
+      <w:proofErr w:type="spellEnd"/>
+      <w:r>
+        <w:t xml:space="preserve"> diferentes.</w:t>
+      </w:r>
+    </w:p>
+    <w:p>
+      <w:r>
+        <w:t>Cuando alguien hace solo una pregunta directa, el LLM no tiene suficiente información sobre cómo debe responder, por lo que devuelve una respuesta amplia, genérica o “en crudo”, usando patrones promedio.</w:t>
+      </w:r>
+    </w:p>
+    <w:p>
+      <w:r>
+        <w:t xml:space="preserve">En cambio, un buen </w:t>
+      </w:r>
+      <w:proofErr w:type="spellStart"/>
+      <w:r>
+        <w:t>prompt</w:t>
+      </w:r>
+      <w:proofErr w:type="spellEnd"/>
+      <w:r>
+        <w:t xml:space="preserve"> le deja claro al LLM qué se espera de él: define el rol que debe asumir, aporta contexto previo, especifica la tarea y establece restricciones sobre cómo no debe responder.</w:t>
+      </w:r>
+    </w:p>
+    <w:p>
+      <w:r>
+        <w:t>Esto reduce el espacio de búsqueda del modelo y guía su comportamiento, haciendo que la respuesta sea más precisa, útil y alineada con la intención del usuario.</w:t>
+      </w:r>
+    </w:p>
+    <w:p>
+      <w:pPr>
+        <w:rPr>
+          <w:b/>
+          <w:bCs/>
+        </w:rPr>
+      </w:pPr>
+    </w:p>
+    <w:p>
+      <w:pPr>
+        <w:rPr>
+          <w:b/>
+          <w:bCs/>
+          <w:sz w:val="28"/>
+          <w:szCs w:val="28"/>
+          <w:u w:val="single"/>
+        </w:rPr>
+      </w:pPr>
+      <w:r>
+        <w:rPr>
+          <w:b/>
+          <w:bCs/>
+          <w:sz w:val="28"/>
+          <w:szCs w:val="28"/>
+          <w:u w:val="single"/>
+        </w:rPr>
+        <w:lastRenderedPageBreak/>
+        <w:t xml:space="preserve">Nota conceptual corta </w:t>
+      </w:r>
+    </w:p>
+    <w:p>
+      <w:r>
+        <w:t xml:space="preserve">El LLM no responde “mejor” porque sea más inteligente, sino porque el </w:t>
+      </w:r>
+      <w:proofErr w:type="spellStart"/>
+      <w:r>
+        <w:t>prompt</w:t>
+      </w:r>
+      <w:proofErr w:type="spellEnd"/>
+      <w:r>
+        <w:t xml:space="preserve"> actúa como una forma de regularización que orienta su comportamiento.</w:t>
+      </w:r>
+    </w:p>
+    <w:p/>
+    <w:p>
+      <w:pPr>
+        <w:rPr>
+          <w:sz w:val="28"/>
+          <w:szCs w:val="28"/>
+          <w:u w:val="single"/>
+        </w:rPr>
+      </w:pPr>
+      <w:r>
+        <w:rPr>
+          <w:b/>
+          <w:bCs/>
+          <w:sz w:val="28"/>
+          <w:szCs w:val="28"/>
+          <w:u w:val="single"/>
+        </w:rPr>
+        <w:t xml:space="preserve">Ejemplo práctico de </w:t>
+      </w:r>
+      <w:proofErr w:type="spellStart"/>
+      <w:r>
+        <w:rPr>
+          <w:b/>
+          <w:bCs/>
+          <w:sz w:val="28"/>
+          <w:szCs w:val="28"/>
+          <w:u w:val="single"/>
+        </w:rPr>
+        <w:t>prompt</w:t>
+      </w:r>
+      <w:proofErr w:type="spellEnd"/>
+    </w:p>
+    <w:p>
+      <w:r>
+        <w:t>Un mismo LLM puede generar respuestas muy distintas según cómo se lo instruya.</w:t>
+      </w:r>
+      <w:r>
+        <w:br/>
+        <w:t xml:space="preserve">Un </w:t>
+      </w:r>
+      <w:proofErr w:type="spellStart"/>
+      <w:r>
+        <w:t>prompt</w:t>
+      </w:r>
+      <w:proofErr w:type="spellEnd"/>
+      <w:r>
+        <w:t xml:space="preserve"> pobre deja al modelo sin guía y produce respuestas genéricas.</w:t>
+      </w:r>
+      <w:r>
+        <w:br/>
+        <w:t xml:space="preserve">Un </w:t>
+      </w:r>
+      <w:proofErr w:type="spellStart"/>
+      <w:r>
+        <w:t>prompt</w:t>
+      </w:r>
+      <w:proofErr w:type="spellEnd"/>
+      <w:r>
+        <w:t xml:space="preserve"> bien definido actúa como una forma de regularización que orienta el comportamiento del modelo y mejora la utilidad de la respuesta.</w:t>
+      </w:r>
+    </w:p>
+    <w:p>
+      <w:r>
+        <w:drawing>
+          <wp:inline distT="0" distB="0" distL="0" distR="0" wp14:anchorId="626F2F9F" wp14:editId="5E82CCBD">
+            <wp:extent cx="5239481" cy="5258534"/>
+            <wp:effectExtent l="0" t="0" r="0" b="0"/>
+            <wp:docPr id="2" name="Picture 2"/>
+            <wp:cNvGraphicFramePr>
+              <a:graphicFrameLocks xmlns:a="http://schemas.openxmlformats.org/drawingml/2006/main" noChangeAspect="1"/>
+            </wp:cNvGraphicFramePr>
+            <a:graphic xmlns:a="http://schemas.openxmlformats.org/drawingml/2006/main">
+              <a:graphicData uri="http://schemas.openxmlformats.org/drawingml/2006/picture">
+                <pic:pic xmlns:pic="http://schemas.openxmlformats.org/drawingml/2006/picture">
+                  <pic:nvPicPr>
+                    <pic:cNvPr id="1" name=""/>
+                    <pic:cNvPicPr/>
+                  </pic:nvPicPr>
+                  <pic:blipFill>
+                    <a:blip r:embed="rId7"/>
+                    <a:stretch>
+                      <a:fillRect/>
+                    </a:stretch>
+                  </pic:blipFill>
+                  <pic:spPr>
+                    <a:xfrm>
+                      <a:off x="0" y="0"/>
+                      <a:ext cx="5239481" cy="5258534"/>
+                    </a:xfrm>
+                    <a:prstGeom prst="rect">
+                      <a:avLst/>
+                    </a:prstGeom>
+                  </pic:spPr>
+                </pic:pic>
+              </a:graphicData>
+            </a:graphic>
+          </wp:inline>
+        </w:drawing>
+      </w:r>
+    </w:p>
+    <w:p>
+      <w:r>
+        <w:lastRenderedPageBreak/>
+        <w:drawing>
+          <wp:inline distT="0" distB="0" distL="0" distR="0" wp14:anchorId="2A32D6E6" wp14:editId="7B6AFDB5">
+            <wp:extent cx="4077269" cy="4753638"/>
+            <wp:effectExtent l="0" t="0" r="0" b="8890"/>
+            <wp:docPr id="3" name="Picture 3"/>
+            <wp:cNvGraphicFramePr>
+              <a:graphicFrameLocks xmlns:a="http://schemas.openxmlformats.org/drawingml/2006/main" noChangeAspect="1"/>
+            </wp:cNvGraphicFramePr>
+            <a:graphic xmlns:a="http://schemas.openxmlformats.org/drawingml/2006/main">
+              <a:graphicData uri="http://schemas.openxmlformats.org/drawingml/2006/picture">
+                <pic:pic xmlns:pic="http://schemas.openxmlformats.org/drawingml/2006/picture">
+                  <pic:nvPicPr>
+                    <pic:cNvPr id="1" name=""/>
+                    <pic:cNvPicPr/>
+                  </pic:nvPicPr>
+                  <pic:blipFill>
+                    <a:blip r:embed="rId8"/>
+                    <a:stretch>
+                      <a:fillRect/>
+                    </a:stretch>
+                  </pic:blipFill>
+                  <pic:spPr>
+                    <a:xfrm>
+                      <a:off x="0" y="0"/>
+                      <a:ext cx="4077269" cy="4753638"/>
+                    </a:xfrm>
+                    <a:prstGeom prst="rect">
+                      <a:avLst/>
+                    </a:prstGeom>
+                  </pic:spPr>
+                </pic:pic>
+              </a:graphicData>
+            </a:graphic>
+          </wp:inline>
+        </w:drawing>
+      </w:r>
+    </w:p>
     <w:sectPr>
       <w:pgSz w:w="11906" w:h="16838"/>
       <w:pgMar w:top="1417" w:right="1701" w:bottom="1417" w:left="1701" w:header="708" w:footer="708" w:gutter="0"/>
@@ -7559,6 +9207,304 @@
     </w:lvl>
   </w:abstractNum>
   <w:abstractNum w:abstractNumId="3" w15:restartNumberingAfterBreak="0">
+    <w:nsid w:val="0F6A0E7B"/>
+    <w:multiLevelType w:val="multilevel"/>
+    <w:tmpl w:val="69984BD4"/>
+    <w:lvl w:ilvl="0">
+      <w:start w:val="1"/>
+      <w:numFmt w:val="bullet"/>
+      <w:lvlText w:val=""/>
+      <w:lvlJc w:val="left"/>
+      <w:pPr>
+        <w:tabs>
+          <w:tab w:val="num" w:pos="720"/>
+        </w:tabs>
+        <w:ind w:left="720" w:hanging="360"/>
+      </w:pPr>
+      <w:rPr>
+        <w:rFonts w:ascii="Symbol" w:hAnsi="Symbol" w:hint="default"/>
+        <w:sz w:val="20"/>
+      </w:rPr>
+    </w:lvl>
+    <w:lvl w:ilvl="1" w:tentative="1">
+      <w:start w:val="1"/>
+      <w:numFmt w:val="bullet"/>
+      <w:lvlText w:val="o"/>
+      <w:lvlJc w:val="left"/>
+      <w:pPr>
+        <w:tabs>
+          <w:tab w:val="num" w:pos="1440"/>
+        </w:tabs>
+        <w:ind w:left="1440" w:hanging="360"/>
+      </w:pPr>
+      <w:rPr>
+        <w:rFonts w:ascii="Courier New" w:hAnsi="Courier New" w:hint="default"/>
+        <w:sz w:val="20"/>
+      </w:rPr>
+    </w:lvl>
+    <w:lvl w:ilvl="2" w:tentative="1">
+      <w:start w:val="1"/>
+      <w:numFmt w:val="bullet"/>
+      <w:lvlText w:val=""/>
+      <w:lvlJc w:val="left"/>
+      <w:pPr>
+        <w:tabs>
+          <w:tab w:val="num" w:pos="2160"/>
+        </w:tabs>
+        <w:ind w:left="2160" w:hanging="360"/>
+      </w:pPr>
+      <w:rPr>
+        <w:rFonts w:ascii="Wingdings" w:hAnsi="Wingdings" w:hint="default"/>
+        <w:sz w:val="20"/>
+      </w:rPr>
+    </w:lvl>
+    <w:lvl w:ilvl="3" w:tentative="1">
+      <w:start w:val="1"/>
+      <w:numFmt w:val="bullet"/>
+      <w:lvlText w:val=""/>
+      <w:lvlJc w:val="left"/>
+      <w:pPr>
+        <w:tabs>
+          <w:tab w:val="num" w:pos="2880"/>
+        </w:tabs>
+        <w:ind w:left="2880" w:hanging="360"/>
+      </w:pPr>
+      <w:rPr>
+        <w:rFonts w:ascii="Wingdings" w:hAnsi="Wingdings" w:hint="default"/>
+        <w:sz w:val="20"/>
+      </w:rPr>
+    </w:lvl>
+    <w:lvl w:ilvl="4" w:tentative="1">
+      <w:start w:val="1"/>
+      <w:numFmt w:val="bullet"/>
+      <w:lvlText w:val=""/>
+      <w:lvlJc w:val="left"/>
+      <w:pPr>
+        <w:tabs>
+          <w:tab w:val="num" w:pos="3600"/>
+        </w:tabs>
+        <w:ind w:left="3600" w:hanging="360"/>
+      </w:pPr>
+      <w:rPr>
+        <w:rFonts w:ascii="Wingdings" w:hAnsi="Wingdings" w:hint="default"/>
+        <w:sz w:val="20"/>
+      </w:rPr>
+    </w:lvl>
+    <w:lvl w:ilvl="5" w:tentative="1">
+      <w:start w:val="1"/>
+      <w:numFmt w:val="bullet"/>
+      <w:lvlText w:val=""/>
+      <w:lvlJc w:val="left"/>
+      <w:pPr>
+        <w:tabs>
+          <w:tab w:val="num" w:pos="4320"/>
+        </w:tabs>
+        <w:ind w:left="4320" w:hanging="360"/>
+      </w:pPr>
+      <w:rPr>
+        <w:rFonts w:ascii="Wingdings" w:hAnsi="Wingdings" w:hint="default"/>
+        <w:sz w:val="20"/>
+      </w:rPr>
+    </w:lvl>
+    <w:lvl w:ilvl="6" w:tentative="1">
+      <w:start w:val="1"/>
+      <w:numFmt w:val="bullet"/>
+      <w:lvlText w:val=""/>
+      <w:lvlJc w:val="left"/>
+      <w:pPr>
+        <w:tabs>
+          <w:tab w:val="num" w:pos="5040"/>
+        </w:tabs>
+        <w:ind w:left="5040" w:hanging="360"/>
+      </w:pPr>
+      <w:rPr>
+        <w:rFonts w:ascii="Wingdings" w:hAnsi="Wingdings" w:hint="default"/>
+        <w:sz w:val="20"/>
+      </w:rPr>
+    </w:lvl>
+    <w:lvl w:ilvl="7" w:tentative="1">
+      <w:start w:val="1"/>
+      <w:numFmt w:val="bullet"/>
+      <w:lvlText w:val=""/>
+      <w:lvlJc w:val="left"/>
+      <w:pPr>
+        <w:tabs>
+          <w:tab w:val="num" w:pos="5760"/>
+        </w:tabs>
+        <w:ind w:left="5760" w:hanging="360"/>
+      </w:pPr>
+      <w:rPr>
+        <w:rFonts w:ascii="Wingdings" w:hAnsi="Wingdings" w:hint="default"/>
+        <w:sz w:val="20"/>
+      </w:rPr>
+    </w:lvl>
+    <w:lvl w:ilvl="8" w:tentative="1">
+      <w:start w:val="1"/>
+      <w:numFmt w:val="bullet"/>
+      <w:lvlText w:val=""/>
+      <w:lvlJc w:val="left"/>
+      <w:pPr>
+        <w:tabs>
+          <w:tab w:val="num" w:pos="6480"/>
+        </w:tabs>
+        <w:ind w:left="6480" w:hanging="360"/>
+      </w:pPr>
+      <w:rPr>
+        <w:rFonts w:ascii="Wingdings" w:hAnsi="Wingdings" w:hint="default"/>
+        <w:sz w:val="20"/>
+      </w:rPr>
+    </w:lvl>
+  </w:abstractNum>
+  <w:abstractNum w:abstractNumId="4" w15:restartNumberingAfterBreak="0">
+    <w:nsid w:val="17C76DA4"/>
+    <w:multiLevelType w:val="multilevel"/>
+    <w:tmpl w:val="FBF44B3A"/>
+    <w:lvl w:ilvl="0">
+      <w:start w:val="1"/>
+      <w:numFmt w:val="bullet"/>
+      <w:lvlText w:val=""/>
+      <w:lvlJc w:val="left"/>
+      <w:pPr>
+        <w:tabs>
+          <w:tab w:val="num" w:pos="720"/>
+        </w:tabs>
+        <w:ind w:left="720" w:hanging="360"/>
+      </w:pPr>
+      <w:rPr>
+        <w:rFonts w:ascii="Symbol" w:hAnsi="Symbol" w:hint="default"/>
+        <w:sz w:val="20"/>
+      </w:rPr>
+    </w:lvl>
+    <w:lvl w:ilvl="1" w:tentative="1">
+      <w:start w:val="1"/>
+      <w:numFmt w:val="bullet"/>
+      <w:lvlText w:val="o"/>
+      <w:lvlJc w:val="left"/>
+      <w:pPr>
+        <w:tabs>
+          <w:tab w:val="num" w:pos="1440"/>
+        </w:tabs>
+        <w:ind w:left="1440" w:hanging="360"/>
+      </w:pPr>
+      <w:rPr>
+        <w:rFonts w:ascii="Courier New" w:hAnsi="Courier New" w:hint="default"/>
+        <w:sz w:val="20"/>
+      </w:rPr>
+    </w:lvl>
+    <w:lvl w:ilvl="2" w:tentative="1">
+      <w:start w:val="1"/>
+      <w:numFmt w:val="bullet"/>
+      <w:lvlText w:val=""/>
+      <w:lvlJc w:val="left"/>
+      <w:pPr>
+        <w:tabs>
+          <w:tab w:val="num" w:pos="2160"/>
+        </w:tabs>
+        <w:ind w:left="2160" w:hanging="360"/>
+      </w:pPr>
+      <w:rPr>
+        <w:rFonts w:ascii="Wingdings" w:hAnsi="Wingdings" w:hint="default"/>
+        <w:sz w:val="20"/>
+      </w:rPr>
+    </w:lvl>
+    <w:lvl w:ilvl="3" w:tentative="1">
+      <w:start w:val="1"/>
+      <w:numFmt w:val="bullet"/>
+      <w:lvlText w:val=""/>
+      <w:lvlJc w:val="left"/>
+      <w:pPr>
+        <w:tabs>
+          <w:tab w:val="num" w:pos="2880"/>
+        </w:tabs>
+        <w:ind w:left="2880" w:hanging="360"/>
+      </w:pPr>
+      <w:rPr>
+        <w:rFonts w:ascii="Wingdings" w:hAnsi="Wingdings" w:hint="default"/>
+        <w:sz w:val="20"/>
+      </w:rPr>
+    </w:lvl>
+    <w:lvl w:ilvl="4" w:tentative="1">
+      <w:start w:val="1"/>
+      <w:numFmt w:val="bullet"/>
+      <w:lvlText w:val=""/>
+      <w:lvlJc w:val="left"/>
+      <w:pPr>
+        <w:tabs>
+          <w:tab w:val="num" w:pos="3600"/>
+        </w:tabs>
+        <w:ind w:left="3600" w:hanging="360"/>
+      </w:pPr>
+      <w:rPr>
+        <w:rFonts w:ascii="Wingdings" w:hAnsi="Wingdings" w:hint="default"/>
+        <w:sz w:val="20"/>
+      </w:rPr>
+    </w:lvl>
+    <w:lvl w:ilvl="5" w:tentative="1">
+      <w:start w:val="1"/>
+      <w:numFmt w:val="bullet"/>
+      <w:lvlText w:val=""/>
+      <w:lvlJc w:val="left"/>
+      <w:pPr>
+        <w:tabs>
+          <w:tab w:val="num" w:pos="4320"/>
+        </w:tabs>
+        <w:ind w:left="4320" w:hanging="360"/>
+      </w:pPr>
+      <w:rPr>
+        <w:rFonts w:ascii="Wingdings" w:hAnsi="Wingdings" w:hint="default"/>
+        <w:sz w:val="20"/>
+      </w:rPr>
+    </w:lvl>
+    <w:lvl w:ilvl="6" w:tentative="1">
+      <w:start w:val="1"/>
+      <w:numFmt w:val="bullet"/>
+      <w:lvlText w:val=""/>
+      <w:lvlJc w:val="left"/>
+      <w:pPr>
+        <w:tabs>
+          <w:tab w:val="num" w:pos="5040"/>
+        </w:tabs>
+        <w:ind w:left="5040" w:hanging="360"/>
+      </w:pPr>
+      <w:rPr>
+        <w:rFonts w:ascii="Wingdings" w:hAnsi="Wingdings" w:hint="default"/>
+        <w:sz w:val="20"/>
+      </w:rPr>
+    </w:lvl>
+    <w:lvl w:ilvl="7" w:tentative="1">
+      <w:start w:val="1"/>
+      <w:numFmt w:val="bullet"/>
+      <w:lvlText w:val=""/>
+      <w:lvlJc w:val="left"/>
+      <w:pPr>
+        <w:tabs>
+          <w:tab w:val="num" w:pos="5760"/>
+        </w:tabs>
+        <w:ind w:left="5760" w:hanging="360"/>
+      </w:pPr>
+      <w:rPr>
+        <w:rFonts w:ascii="Wingdings" w:hAnsi="Wingdings" w:hint="default"/>
+        <w:sz w:val="20"/>
+      </w:rPr>
+    </w:lvl>
+    <w:lvl w:ilvl="8" w:tentative="1">
+      <w:start w:val="1"/>
+      <w:numFmt w:val="bullet"/>
+      <w:lvlText w:val=""/>
+      <w:lvlJc w:val="left"/>
+      <w:pPr>
+        <w:tabs>
+          <w:tab w:val="num" w:pos="6480"/>
+        </w:tabs>
+        <w:ind w:left="6480" w:hanging="360"/>
+      </w:pPr>
+      <w:rPr>
+        <w:rFonts w:ascii="Wingdings" w:hAnsi="Wingdings" w:hint="default"/>
+        <w:sz w:val="20"/>
+      </w:rPr>
+    </w:lvl>
+  </w:abstractNum>
+  <w:abstractNum w:abstractNumId="5" w15:restartNumberingAfterBreak="0">
     <w:nsid w:val="1D6320E2"/>
     <w:multiLevelType w:val="multilevel"/>
     <w:tmpl w:val="88F6DC20"/>
@@ -7707,7 +9653,7 @@
       </w:rPr>
     </w:lvl>
   </w:abstractNum>
-  <w:abstractNum w:abstractNumId="4" w15:restartNumberingAfterBreak="0">
+  <w:abstractNum w:abstractNumId="6" w15:restartNumberingAfterBreak="0">
     <w:nsid w:val="28057F2E"/>
     <w:multiLevelType w:val="multilevel"/>
     <w:tmpl w:val="BE80ADE8"/>
@@ -7856,7 +9802,7 @@
       </w:rPr>
     </w:lvl>
   </w:abstractNum>
-  <w:abstractNum w:abstractNumId="5" w15:restartNumberingAfterBreak="0">
+  <w:abstractNum w:abstractNumId="7" w15:restartNumberingAfterBreak="0">
     <w:nsid w:val="298D5242"/>
     <w:multiLevelType w:val="multilevel"/>
     <w:tmpl w:val="DDB61620"/>
@@ -8005,7 +9951,7 @@
       </w:rPr>
     </w:lvl>
   </w:abstractNum>
-  <w:abstractNum w:abstractNumId="6" w15:restartNumberingAfterBreak="0">
+  <w:abstractNum w:abstractNumId="8" w15:restartNumberingAfterBreak="0">
     <w:nsid w:val="2E7B68D2"/>
     <w:multiLevelType w:val="multilevel"/>
     <w:tmpl w:val="312E31B8"/>
@@ -8154,7 +10100,7 @@
       </w:rPr>
     </w:lvl>
   </w:abstractNum>
-  <w:abstractNum w:abstractNumId="7" w15:restartNumberingAfterBreak="0">
+  <w:abstractNum w:abstractNumId="9" w15:restartNumberingAfterBreak="0">
     <w:nsid w:val="32552313"/>
     <w:multiLevelType w:val="multilevel"/>
     <w:tmpl w:val="7BD2B8A6"/>
@@ -8303,7 +10249,156 @@
       </w:rPr>
     </w:lvl>
   </w:abstractNum>
-  <w:abstractNum w:abstractNumId="8" w15:restartNumberingAfterBreak="0">
+  <w:abstractNum w:abstractNumId="10" w15:restartNumberingAfterBreak="0">
+    <w:nsid w:val="366578BD"/>
+    <w:multiLevelType w:val="multilevel"/>
+    <w:tmpl w:val="74BE2DAC"/>
+    <w:lvl w:ilvl="0">
+      <w:start w:val="1"/>
+      <w:numFmt w:val="bullet"/>
+      <w:lvlText w:val=""/>
+      <w:lvlJc w:val="left"/>
+      <w:pPr>
+        <w:tabs>
+          <w:tab w:val="num" w:pos="720"/>
+        </w:tabs>
+        <w:ind w:left="720" w:hanging="360"/>
+      </w:pPr>
+      <w:rPr>
+        <w:rFonts w:ascii="Symbol" w:hAnsi="Symbol" w:hint="default"/>
+        <w:sz w:val="20"/>
+      </w:rPr>
+    </w:lvl>
+    <w:lvl w:ilvl="1" w:tentative="1">
+      <w:start w:val="1"/>
+      <w:numFmt w:val="bullet"/>
+      <w:lvlText w:val="o"/>
+      <w:lvlJc w:val="left"/>
+      <w:pPr>
+        <w:tabs>
+          <w:tab w:val="num" w:pos="1440"/>
+        </w:tabs>
+        <w:ind w:left="1440" w:hanging="360"/>
+      </w:pPr>
+      <w:rPr>
+        <w:rFonts w:ascii="Courier New" w:hAnsi="Courier New" w:hint="default"/>
+        <w:sz w:val="20"/>
+      </w:rPr>
+    </w:lvl>
+    <w:lvl w:ilvl="2" w:tentative="1">
+      <w:start w:val="1"/>
+      <w:numFmt w:val="bullet"/>
+      <w:lvlText w:val=""/>
+      <w:lvlJc w:val="left"/>
+      <w:pPr>
+        <w:tabs>
+          <w:tab w:val="num" w:pos="2160"/>
+        </w:tabs>
+        <w:ind w:left="2160" w:hanging="360"/>
+      </w:pPr>
+      <w:rPr>
+        <w:rFonts w:ascii="Wingdings" w:hAnsi="Wingdings" w:hint="default"/>
+        <w:sz w:val="20"/>
+      </w:rPr>
+    </w:lvl>
+    <w:lvl w:ilvl="3" w:tentative="1">
+      <w:start w:val="1"/>
+      <w:numFmt w:val="bullet"/>
+      <w:lvlText w:val=""/>
+      <w:lvlJc w:val="left"/>
+      <w:pPr>
+        <w:tabs>
+          <w:tab w:val="num" w:pos="2880"/>
+        </w:tabs>
+        <w:ind w:left="2880" w:hanging="360"/>
+      </w:pPr>
+      <w:rPr>
+        <w:rFonts w:ascii="Wingdings" w:hAnsi="Wingdings" w:hint="default"/>
+        <w:sz w:val="20"/>
+      </w:rPr>
+    </w:lvl>
+    <w:lvl w:ilvl="4" w:tentative="1">
+      <w:start w:val="1"/>
+      <w:numFmt w:val="bullet"/>
+      <w:lvlText w:val=""/>
+      <w:lvlJc w:val="left"/>
+      <w:pPr>
+        <w:tabs>
+          <w:tab w:val="num" w:pos="3600"/>
+        </w:tabs>
+        <w:ind w:left="3600" w:hanging="360"/>
+      </w:pPr>
+      <w:rPr>
+        <w:rFonts w:ascii="Wingdings" w:hAnsi="Wingdings" w:hint="default"/>
+        <w:sz w:val="20"/>
+      </w:rPr>
+    </w:lvl>
+    <w:lvl w:ilvl="5" w:tentative="1">
+      <w:start w:val="1"/>
+      <w:numFmt w:val="bullet"/>
+      <w:lvlText w:val=""/>
+      <w:lvlJc w:val="left"/>
+      <w:pPr>
+        <w:tabs>
+          <w:tab w:val="num" w:pos="4320"/>
+        </w:tabs>
+        <w:ind w:left="4320" w:hanging="360"/>
+      </w:pPr>
+      <w:rPr>
+        <w:rFonts w:ascii="Wingdings" w:hAnsi="Wingdings" w:hint="default"/>
+        <w:sz w:val="20"/>
+      </w:rPr>
+    </w:lvl>
+    <w:lvl w:ilvl="6" w:tentative="1">
+      <w:start w:val="1"/>
+      <w:numFmt w:val="bullet"/>
+      <w:lvlText w:val=""/>
+      <w:lvlJc w:val="left"/>
+      <w:pPr>
+        <w:tabs>
+          <w:tab w:val="num" w:pos="5040"/>
+        </w:tabs>
+        <w:ind w:left="5040" w:hanging="360"/>
+      </w:pPr>
+      <w:rPr>
+        <w:rFonts w:ascii="Wingdings" w:hAnsi="Wingdings" w:hint="default"/>
+        <w:sz w:val="20"/>
+      </w:rPr>
+    </w:lvl>
+    <w:lvl w:ilvl="7" w:tentative="1">
+      <w:start w:val="1"/>
+      <w:numFmt w:val="bullet"/>
+      <w:lvlText w:val=""/>
+      <w:lvlJc w:val="left"/>
+      <w:pPr>
+        <w:tabs>
+          <w:tab w:val="num" w:pos="5760"/>
+        </w:tabs>
+        <w:ind w:left="5760" w:hanging="360"/>
+      </w:pPr>
+      <w:rPr>
+        <w:rFonts w:ascii="Wingdings" w:hAnsi="Wingdings" w:hint="default"/>
+        <w:sz w:val="20"/>
+      </w:rPr>
+    </w:lvl>
+    <w:lvl w:ilvl="8" w:tentative="1">
+      <w:start w:val="1"/>
+      <w:numFmt w:val="bullet"/>
+      <w:lvlText w:val=""/>
+      <w:lvlJc w:val="left"/>
+      <w:pPr>
+        <w:tabs>
+          <w:tab w:val="num" w:pos="6480"/>
+        </w:tabs>
+        <w:ind w:left="6480" w:hanging="360"/>
+      </w:pPr>
+      <w:rPr>
+        <w:rFonts w:ascii="Wingdings" w:hAnsi="Wingdings" w:hint="default"/>
+        <w:sz w:val="20"/>
+      </w:rPr>
+    </w:lvl>
+  </w:abstractNum>
+  <w:abstractNum w:abstractNumId="11" w15:restartNumberingAfterBreak="0">
     <w:nsid w:val="47293482"/>
     <w:multiLevelType w:val="multilevel"/>
     <w:tmpl w:val="282EBE86"/>
@@ -8452,7 +10547,305 @@
       </w:rPr>
     </w:lvl>
   </w:abstractNum>
-  <w:abstractNum w:abstractNumId="9" w15:restartNumberingAfterBreak="0">
+  <w:abstractNum w:abstractNumId="12" w15:restartNumberingAfterBreak="0">
+    <w:nsid w:val="486E6382"/>
+    <w:multiLevelType w:val="multilevel"/>
+    <w:tmpl w:val="82F0D3DE"/>
+    <w:lvl w:ilvl="0">
+      <w:start w:val="1"/>
+      <w:numFmt w:val="bullet"/>
+      <w:lvlText w:val=""/>
+      <w:lvlJc w:val="left"/>
+      <w:pPr>
+        <w:tabs>
+          <w:tab w:val="num" w:pos="720"/>
+        </w:tabs>
+        <w:ind w:left="720" w:hanging="360"/>
+      </w:pPr>
+      <w:rPr>
+        <w:rFonts w:ascii="Symbol" w:hAnsi="Symbol" w:hint="default"/>
+        <w:sz w:val="20"/>
+      </w:rPr>
+    </w:lvl>
+    <w:lvl w:ilvl="1" w:tentative="1">
+      <w:start w:val="1"/>
+      <w:numFmt w:val="bullet"/>
+      <w:lvlText w:val="o"/>
+      <w:lvlJc w:val="left"/>
+      <w:pPr>
+        <w:tabs>
+          <w:tab w:val="num" w:pos="1440"/>
+        </w:tabs>
+        <w:ind w:left="1440" w:hanging="360"/>
+      </w:pPr>
+      <w:rPr>
+        <w:rFonts w:ascii="Courier New" w:hAnsi="Courier New" w:hint="default"/>
+        <w:sz w:val="20"/>
+      </w:rPr>
+    </w:lvl>
+    <w:lvl w:ilvl="2" w:tentative="1">
+      <w:start w:val="1"/>
+      <w:numFmt w:val="bullet"/>
+      <w:lvlText w:val=""/>
+      <w:lvlJc w:val="left"/>
+      <w:pPr>
+        <w:tabs>
+          <w:tab w:val="num" w:pos="2160"/>
+        </w:tabs>
+        <w:ind w:left="2160" w:hanging="360"/>
+      </w:pPr>
+      <w:rPr>
+        <w:rFonts w:ascii="Wingdings" w:hAnsi="Wingdings" w:hint="default"/>
+        <w:sz w:val="20"/>
+      </w:rPr>
+    </w:lvl>
+    <w:lvl w:ilvl="3" w:tentative="1">
+      <w:start w:val="1"/>
+      <w:numFmt w:val="bullet"/>
+      <w:lvlText w:val=""/>
+      <w:lvlJc w:val="left"/>
+      <w:pPr>
+        <w:tabs>
+          <w:tab w:val="num" w:pos="2880"/>
+        </w:tabs>
+        <w:ind w:left="2880" w:hanging="360"/>
+      </w:pPr>
+      <w:rPr>
+        <w:rFonts w:ascii="Wingdings" w:hAnsi="Wingdings" w:hint="default"/>
+        <w:sz w:val="20"/>
+      </w:rPr>
+    </w:lvl>
+    <w:lvl w:ilvl="4" w:tentative="1">
+      <w:start w:val="1"/>
+      <w:numFmt w:val="bullet"/>
+      <w:lvlText w:val=""/>
+      <w:lvlJc w:val="left"/>
+      <w:pPr>
+        <w:tabs>
+          <w:tab w:val="num" w:pos="3600"/>
+        </w:tabs>
+        <w:ind w:left="3600" w:hanging="360"/>
+      </w:pPr>
+      <w:rPr>
+        <w:rFonts w:ascii="Wingdings" w:hAnsi="Wingdings" w:hint="default"/>
+        <w:sz w:val="20"/>
+      </w:rPr>
+    </w:lvl>
+    <w:lvl w:ilvl="5" w:tentative="1">
+      <w:start w:val="1"/>
+      <w:numFmt w:val="bullet"/>
+      <w:lvlText w:val=""/>
+      <w:lvlJc w:val="left"/>
+      <w:pPr>
+        <w:tabs>
+          <w:tab w:val="num" w:pos="4320"/>
+        </w:tabs>
+        <w:ind w:left="4320" w:hanging="360"/>
+      </w:pPr>
+      <w:rPr>
+        <w:rFonts w:ascii="Wingdings" w:hAnsi="Wingdings" w:hint="default"/>
+        <w:sz w:val="20"/>
+      </w:rPr>
+    </w:lvl>
+    <w:lvl w:ilvl="6" w:tentative="1">
+      <w:start w:val="1"/>
+      <w:numFmt w:val="bullet"/>
+      <w:lvlText w:val=""/>
+      <w:lvlJc w:val="left"/>
+      <w:pPr>
+        <w:tabs>
+          <w:tab w:val="num" w:pos="5040"/>
+        </w:tabs>
+        <w:ind w:left="5040" w:hanging="360"/>
+      </w:pPr>
+      <w:rPr>
+        <w:rFonts w:ascii="Wingdings" w:hAnsi="Wingdings" w:hint="default"/>
+        <w:sz w:val="20"/>
+      </w:rPr>
+    </w:lvl>
+    <w:lvl w:ilvl="7" w:tentative="1">
+      <w:start w:val="1"/>
+      <w:numFmt w:val="bullet"/>
+      <w:lvlText w:val=""/>
+      <w:lvlJc w:val="left"/>
+      <w:pPr>
+        <w:tabs>
+          <w:tab w:val="num" w:pos="5760"/>
+        </w:tabs>
+        <w:ind w:left="5760" w:hanging="360"/>
+      </w:pPr>
+      <w:rPr>
+        <w:rFonts w:ascii="Wingdings" w:hAnsi="Wingdings" w:hint="default"/>
+        <w:sz w:val="20"/>
+      </w:rPr>
+    </w:lvl>
+    <w:lvl w:ilvl="8" w:tentative="1">
+      <w:start w:val="1"/>
+      <w:numFmt w:val="bullet"/>
+      <w:lvlText w:val=""/>
+      <w:lvlJc w:val="left"/>
+      <w:pPr>
+        <w:tabs>
+          <w:tab w:val="num" w:pos="6480"/>
+        </w:tabs>
+        <w:ind w:left="6480" w:hanging="360"/>
+      </w:pPr>
+      <w:rPr>
+        <w:rFonts w:ascii="Wingdings" w:hAnsi="Wingdings" w:hint="default"/>
+        <w:sz w:val="20"/>
+      </w:rPr>
+    </w:lvl>
+  </w:abstractNum>
+  <w:abstractNum w:abstractNumId="13" w15:restartNumberingAfterBreak="0">
+    <w:nsid w:val="4F74506C"/>
+    <w:multiLevelType w:val="multilevel"/>
+    <w:tmpl w:val="F926BD64"/>
+    <w:lvl w:ilvl="0">
+      <w:start w:val="1"/>
+      <w:numFmt w:val="bullet"/>
+      <w:lvlText w:val=""/>
+      <w:lvlJc w:val="left"/>
+      <w:pPr>
+        <w:tabs>
+          <w:tab w:val="num" w:pos="720"/>
+        </w:tabs>
+        <w:ind w:left="720" w:hanging="360"/>
+      </w:pPr>
+      <w:rPr>
+        <w:rFonts w:ascii="Symbol" w:hAnsi="Symbol" w:hint="default"/>
+        <w:sz w:val="20"/>
+      </w:rPr>
+    </w:lvl>
+    <w:lvl w:ilvl="1" w:tentative="1">
+      <w:start w:val="1"/>
+      <w:numFmt w:val="bullet"/>
+      <w:lvlText w:val="o"/>
+      <w:lvlJc w:val="left"/>
+      <w:pPr>
+        <w:tabs>
+          <w:tab w:val="num" w:pos="1440"/>
+        </w:tabs>
+        <w:ind w:left="1440" w:hanging="360"/>
+      </w:pPr>
+      <w:rPr>
+        <w:rFonts w:ascii="Courier New" w:hAnsi="Courier New" w:hint="default"/>
+        <w:sz w:val="20"/>
+      </w:rPr>
+    </w:lvl>
+    <w:lvl w:ilvl="2" w:tentative="1">
+      <w:start w:val="1"/>
+      <w:numFmt w:val="bullet"/>
+      <w:lvlText w:val=""/>
+      <w:lvlJc w:val="left"/>
+      <w:pPr>
+        <w:tabs>
+          <w:tab w:val="num" w:pos="2160"/>
+        </w:tabs>
+        <w:ind w:left="2160" w:hanging="360"/>
+      </w:pPr>
+      <w:rPr>
+        <w:rFonts w:ascii="Wingdings" w:hAnsi="Wingdings" w:hint="default"/>
+        <w:sz w:val="20"/>
+      </w:rPr>
+    </w:lvl>
+    <w:lvl w:ilvl="3" w:tentative="1">
+      <w:start w:val="1"/>
+      <w:numFmt w:val="bullet"/>
+      <w:lvlText w:val=""/>
+      <w:lvlJc w:val="left"/>
+      <w:pPr>
+        <w:tabs>
+          <w:tab w:val="num" w:pos="2880"/>
+        </w:tabs>
+        <w:ind w:left="2880" w:hanging="360"/>
+      </w:pPr>
+      <w:rPr>
+        <w:rFonts w:ascii="Wingdings" w:hAnsi="Wingdings" w:hint="default"/>
+        <w:sz w:val="20"/>
+      </w:rPr>
+    </w:lvl>
+    <w:lvl w:ilvl="4" w:tentative="1">
+      <w:start w:val="1"/>
+      <w:numFmt w:val="bullet"/>
+      <w:lvlText w:val=""/>
+      <w:lvlJc w:val="left"/>
+      <w:pPr>
+        <w:tabs>
+          <w:tab w:val="num" w:pos="3600"/>
+        </w:tabs>
+        <w:ind w:left="3600" w:hanging="360"/>
+      </w:pPr>
+      <w:rPr>
+        <w:rFonts w:ascii="Wingdings" w:hAnsi="Wingdings" w:hint="default"/>
+        <w:sz w:val="20"/>
+      </w:rPr>
+    </w:lvl>
+    <w:lvl w:ilvl="5" w:tentative="1">
+      <w:start w:val="1"/>
+      <w:numFmt w:val="bullet"/>
+      <w:lvlText w:val=""/>
+      <w:lvlJc w:val="left"/>
+      <w:pPr>
+        <w:tabs>
+          <w:tab w:val="num" w:pos="4320"/>
+        </w:tabs>
+        <w:ind w:left="4320" w:hanging="360"/>
+      </w:pPr>
+      <w:rPr>
+        <w:rFonts w:ascii="Wingdings" w:hAnsi="Wingdings" w:hint="default"/>
+        <w:sz w:val="20"/>
+      </w:rPr>
+    </w:lvl>
+    <w:lvl w:ilvl="6" w:tentative="1">
+      <w:start w:val="1"/>
+      <w:numFmt w:val="bullet"/>
+      <w:lvlText w:val=""/>
+      <w:lvlJc w:val="left"/>
+      <w:pPr>
+        <w:tabs>
+          <w:tab w:val="num" w:pos="5040"/>
+        </w:tabs>
+        <w:ind w:left="5040" w:hanging="360"/>
+      </w:pPr>
+      <w:rPr>
+        <w:rFonts w:ascii="Wingdings" w:hAnsi="Wingdings" w:hint="default"/>
+        <w:sz w:val="20"/>
+      </w:rPr>
+    </w:lvl>
+    <w:lvl w:ilvl="7" w:tentative="1">
+      <w:start w:val="1"/>
+      <w:numFmt w:val="bullet"/>
+      <w:lvlText w:val=""/>
+      <w:lvlJc w:val="left"/>
+      <w:pPr>
+        <w:tabs>
+          <w:tab w:val="num" w:pos="5760"/>
+        </w:tabs>
+        <w:ind w:left="5760" w:hanging="360"/>
+      </w:pPr>
+      <w:rPr>
+        <w:rFonts w:ascii="Wingdings" w:hAnsi="Wingdings" w:hint="default"/>
+        <w:sz w:val="20"/>
+      </w:rPr>
+    </w:lvl>
+    <w:lvl w:ilvl="8" w:tentative="1">
+      <w:start w:val="1"/>
+      <w:numFmt w:val="bullet"/>
+      <w:lvlText w:val=""/>
+      <w:lvlJc w:val="left"/>
+      <w:pPr>
+        <w:tabs>
+          <w:tab w:val="num" w:pos="6480"/>
+        </w:tabs>
+        <w:ind w:left="6480" w:hanging="360"/>
+      </w:pPr>
+      <w:rPr>
+        <w:rFonts w:ascii="Wingdings" w:hAnsi="Wingdings" w:hint="default"/>
+        <w:sz w:val="20"/>
+      </w:rPr>
+    </w:lvl>
+  </w:abstractNum>
+  <w:abstractNum w:abstractNumId="14" w15:restartNumberingAfterBreak="0">
     <w:nsid w:val="5790046C"/>
     <w:multiLevelType w:val="multilevel"/>
     <w:tmpl w:val="93E40112"/>
@@ -8601,7 +10994,7 @@
       </w:rPr>
     </w:lvl>
   </w:abstractNum>
-  <w:abstractNum w:abstractNumId="10" w15:restartNumberingAfterBreak="0">
+  <w:abstractNum w:abstractNumId="15" w15:restartNumberingAfterBreak="0">
     <w:nsid w:val="58B153C9"/>
     <w:multiLevelType w:val="multilevel"/>
     <w:tmpl w:val="252C7668"/>
@@ -8750,7 +11143,156 @@
       </w:rPr>
     </w:lvl>
   </w:abstractNum>
-  <w:abstractNum w:abstractNumId="11" w15:restartNumberingAfterBreak="0">
+  <w:abstractNum w:abstractNumId="16" w15:restartNumberingAfterBreak="0">
+    <w:nsid w:val="65EC5CC2"/>
+    <w:multiLevelType w:val="multilevel"/>
+    <w:tmpl w:val="893C257A"/>
+    <w:lvl w:ilvl="0">
+      <w:start w:val="1"/>
+      <w:numFmt w:val="bullet"/>
+      <w:lvlText w:val=""/>
+      <w:lvlJc w:val="left"/>
+      <w:pPr>
+        <w:tabs>
+          <w:tab w:val="num" w:pos="720"/>
+        </w:tabs>
+        <w:ind w:left="720" w:hanging="360"/>
+      </w:pPr>
+      <w:rPr>
+        <w:rFonts w:ascii="Symbol" w:hAnsi="Symbol" w:hint="default"/>
+        <w:sz w:val="20"/>
+      </w:rPr>
+    </w:lvl>
+    <w:lvl w:ilvl="1" w:tentative="1">
+      <w:start w:val="1"/>
+      <w:numFmt w:val="bullet"/>
+      <w:lvlText w:val="o"/>
+      <w:lvlJc w:val="left"/>
+      <w:pPr>
+        <w:tabs>
+          <w:tab w:val="num" w:pos="1440"/>
+        </w:tabs>
+        <w:ind w:left="1440" w:hanging="360"/>
+      </w:pPr>
+      <w:rPr>
+        <w:rFonts w:ascii="Courier New" w:hAnsi="Courier New" w:hint="default"/>
+        <w:sz w:val="20"/>
+      </w:rPr>
+    </w:lvl>
+    <w:lvl w:ilvl="2" w:tentative="1">
+      <w:start w:val="1"/>
+      <w:numFmt w:val="bullet"/>
+      <w:lvlText w:val=""/>
+      <w:lvlJc w:val="left"/>
+      <w:pPr>
+        <w:tabs>
+          <w:tab w:val="num" w:pos="2160"/>
+        </w:tabs>
+        <w:ind w:left="2160" w:hanging="360"/>
+      </w:pPr>
+      <w:rPr>
+        <w:rFonts w:ascii="Wingdings" w:hAnsi="Wingdings" w:hint="default"/>
+        <w:sz w:val="20"/>
+      </w:rPr>
+    </w:lvl>
+    <w:lvl w:ilvl="3" w:tentative="1">
+      <w:start w:val="1"/>
+      <w:numFmt w:val="bullet"/>
+      <w:lvlText w:val=""/>
+      <w:lvlJc w:val="left"/>
+      <w:pPr>
+        <w:tabs>
+          <w:tab w:val="num" w:pos="2880"/>
+        </w:tabs>
+        <w:ind w:left="2880" w:hanging="360"/>
+      </w:pPr>
+      <w:rPr>
+        <w:rFonts w:ascii="Wingdings" w:hAnsi="Wingdings" w:hint="default"/>
+        <w:sz w:val="20"/>
+      </w:rPr>
+    </w:lvl>
+    <w:lvl w:ilvl="4" w:tentative="1">
+      <w:start w:val="1"/>
+      <w:numFmt w:val="bullet"/>
+      <w:lvlText w:val=""/>
+      <w:lvlJc w:val="left"/>
+      <w:pPr>
+        <w:tabs>
+          <w:tab w:val="num" w:pos="3600"/>
+        </w:tabs>
+        <w:ind w:left="3600" w:hanging="360"/>
+      </w:pPr>
+      <w:rPr>
+        <w:rFonts w:ascii="Wingdings" w:hAnsi="Wingdings" w:hint="default"/>
+        <w:sz w:val="20"/>
+      </w:rPr>
+    </w:lvl>
+    <w:lvl w:ilvl="5" w:tentative="1">
+      <w:start w:val="1"/>
+      <w:numFmt w:val="bullet"/>
+      <w:lvlText w:val=""/>
+      <w:lvlJc w:val="left"/>
+      <w:pPr>
+        <w:tabs>
+          <w:tab w:val="num" w:pos="4320"/>
+        </w:tabs>
+        <w:ind w:left="4320" w:hanging="360"/>
+      </w:pPr>
+      <w:rPr>
+        <w:rFonts w:ascii="Wingdings" w:hAnsi="Wingdings" w:hint="default"/>
+        <w:sz w:val="20"/>
+      </w:rPr>
+    </w:lvl>
+    <w:lvl w:ilvl="6" w:tentative="1">
+      <w:start w:val="1"/>
+      <w:numFmt w:val="bullet"/>
+      <w:lvlText w:val=""/>
+      <w:lvlJc w:val="left"/>
+      <w:pPr>
+        <w:tabs>
+          <w:tab w:val="num" w:pos="5040"/>
+        </w:tabs>
+        <w:ind w:left="5040" w:hanging="360"/>
+      </w:pPr>
+      <w:rPr>
+        <w:rFonts w:ascii="Wingdings" w:hAnsi="Wingdings" w:hint="default"/>
+        <w:sz w:val="20"/>
+      </w:rPr>
+    </w:lvl>
+    <w:lvl w:ilvl="7" w:tentative="1">
+      <w:start w:val="1"/>
+      <w:numFmt w:val="bullet"/>
+      <w:lvlText w:val=""/>
+      <w:lvlJc w:val="left"/>
+      <w:pPr>
+        <w:tabs>
+          <w:tab w:val="num" w:pos="5760"/>
+        </w:tabs>
+        <w:ind w:left="5760" w:hanging="360"/>
+      </w:pPr>
+      <w:rPr>
+        <w:rFonts w:ascii="Wingdings" w:hAnsi="Wingdings" w:hint="default"/>
+        <w:sz w:val="20"/>
+      </w:rPr>
+    </w:lvl>
+    <w:lvl w:ilvl="8" w:tentative="1">
+      <w:start w:val="1"/>
+      <w:numFmt w:val="bullet"/>
+      <w:lvlText w:val=""/>
+      <w:lvlJc w:val="left"/>
+      <w:pPr>
+        <w:tabs>
+          <w:tab w:val="num" w:pos="6480"/>
+        </w:tabs>
+        <w:ind w:left="6480" w:hanging="360"/>
+      </w:pPr>
+      <w:rPr>
+        <w:rFonts w:ascii="Wingdings" w:hAnsi="Wingdings" w:hint="default"/>
+        <w:sz w:val="20"/>
+      </w:rPr>
+    </w:lvl>
+  </w:abstractNum>
+  <w:abstractNum w:abstractNumId="17" w15:restartNumberingAfterBreak="0">
     <w:nsid w:val="667A1272"/>
     <w:multiLevelType w:val="multilevel"/>
     <w:tmpl w:val="8E54D8B0"/>
@@ -8899,7 +11441,7 @@
       </w:rPr>
     </w:lvl>
   </w:abstractNum>
-  <w:abstractNum w:abstractNumId="12" w15:restartNumberingAfterBreak="0">
+  <w:abstractNum w:abstractNumId="18" w15:restartNumberingAfterBreak="0">
     <w:nsid w:val="671E3CDC"/>
     <w:multiLevelType w:val="multilevel"/>
     <w:tmpl w:val="028046DA"/>
@@ -9048,7 +11590,7 @@
       </w:rPr>
     </w:lvl>
   </w:abstractNum>
-  <w:abstractNum w:abstractNumId="13" w15:restartNumberingAfterBreak="0">
+  <w:abstractNum w:abstractNumId="19" w15:restartNumberingAfterBreak="0">
     <w:nsid w:val="6820659B"/>
     <w:multiLevelType w:val="multilevel"/>
     <w:tmpl w:val="5C442948"/>
@@ -9197,7 +11739,7 @@
       </w:rPr>
     </w:lvl>
   </w:abstractNum>
-  <w:abstractNum w:abstractNumId="14" w15:restartNumberingAfterBreak="0">
+  <w:abstractNum w:abstractNumId="20" w15:restartNumberingAfterBreak="0">
     <w:nsid w:val="6B6B3C47"/>
     <w:multiLevelType w:val="multilevel"/>
     <w:tmpl w:val="40A689D0"/>
@@ -9346,7 +11888,7 @@
       </w:rPr>
     </w:lvl>
   </w:abstractNum>
-  <w:abstractNum w:abstractNumId="15" w15:restartNumberingAfterBreak="0">
+  <w:abstractNum w:abstractNumId="21" w15:restartNumberingAfterBreak="0">
     <w:nsid w:val="6B8467BF"/>
     <w:multiLevelType w:val="multilevel"/>
     <w:tmpl w:val="8BFE2B86"/>
@@ -9495,7 +12037,156 @@
       </w:rPr>
     </w:lvl>
   </w:abstractNum>
-  <w:abstractNum w:abstractNumId="16" w15:restartNumberingAfterBreak="0">
+  <w:abstractNum w:abstractNumId="22" w15:restartNumberingAfterBreak="0">
+    <w:nsid w:val="6BF5601B"/>
+    <w:multiLevelType w:val="multilevel"/>
+    <w:tmpl w:val="61EAC5BC"/>
+    <w:lvl w:ilvl="0">
+      <w:start w:val="1"/>
+      <w:numFmt w:val="bullet"/>
+      <w:lvlText w:val=""/>
+      <w:lvlJc w:val="left"/>
+      <w:pPr>
+        <w:tabs>
+          <w:tab w:val="num" w:pos="720"/>
+        </w:tabs>
+        <w:ind w:left="720" w:hanging="360"/>
+      </w:pPr>
+      <w:rPr>
+        <w:rFonts w:ascii="Symbol" w:hAnsi="Symbol" w:hint="default"/>
+        <w:sz w:val="20"/>
+      </w:rPr>
+    </w:lvl>
+    <w:lvl w:ilvl="1" w:tentative="1">
+      <w:start w:val="1"/>
+      <w:numFmt w:val="bullet"/>
+      <w:lvlText w:val="o"/>
+      <w:lvlJc w:val="left"/>
+      <w:pPr>
+        <w:tabs>
+          <w:tab w:val="num" w:pos="1440"/>
+        </w:tabs>
+        <w:ind w:left="1440" w:hanging="360"/>
+      </w:pPr>
+      <w:rPr>
+        <w:rFonts w:ascii="Courier New" w:hAnsi="Courier New" w:hint="default"/>
+        <w:sz w:val="20"/>
+      </w:rPr>
+    </w:lvl>
+    <w:lvl w:ilvl="2" w:tentative="1">
+      <w:start w:val="1"/>
+      <w:numFmt w:val="bullet"/>
+      <w:lvlText w:val=""/>
+      <w:lvlJc w:val="left"/>
+      <w:pPr>
+        <w:tabs>
+          <w:tab w:val="num" w:pos="2160"/>
+        </w:tabs>
+        <w:ind w:left="2160" w:hanging="360"/>
+      </w:pPr>
+      <w:rPr>
+        <w:rFonts w:ascii="Wingdings" w:hAnsi="Wingdings" w:hint="default"/>
+        <w:sz w:val="20"/>
+      </w:rPr>
+    </w:lvl>
+    <w:lvl w:ilvl="3" w:tentative="1">
+      <w:start w:val="1"/>
+      <w:numFmt w:val="bullet"/>
+      <w:lvlText w:val=""/>
+      <w:lvlJc w:val="left"/>
+      <w:pPr>
+        <w:tabs>
+          <w:tab w:val="num" w:pos="2880"/>
+        </w:tabs>
+        <w:ind w:left="2880" w:hanging="360"/>
+      </w:pPr>
+      <w:rPr>
+        <w:rFonts w:ascii="Wingdings" w:hAnsi="Wingdings" w:hint="default"/>
+        <w:sz w:val="20"/>
+      </w:rPr>
+    </w:lvl>
+    <w:lvl w:ilvl="4" w:tentative="1">
+      <w:start w:val="1"/>
+      <w:numFmt w:val="bullet"/>
+      <w:lvlText w:val=""/>
+      <w:lvlJc w:val="left"/>
+      <w:pPr>
+        <w:tabs>
+          <w:tab w:val="num" w:pos="3600"/>
+        </w:tabs>
+        <w:ind w:left="3600" w:hanging="360"/>
+      </w:pPr>
+      <w:rPr>
+        <w:rFonts w:ascii="Wingdings" w:hAnsi="Wingdings" w:hint="default"/>
+        <w:sz w:val="20"/>
+      </w:rPr>
+    </w:lvl>
+    <w:lvl w:ilvl="5" w:tentative="1">
+      <w:start w:val="1"/>
+      <w:numFmt w:val="bullet"/>
+      <w:lvlText w:val=""/>
+      <w:lvlJc w:val="left"/>
+      <w:pPr>
+        <w:tabs>
+          <w:tab w:val="num" w:pos="4320"/>
+        </w:tabs>
+        <w:ind w:left="4320" w:hanging="360"/>
+      </w:pPr>
+      <w:rPr>
+        <w:rFonts w:ascii="Wingdings" w:hAnsi="Wingdings" w:hint="default"/>
+        <w:sz w:val="20"/>
+      </w:rPr>
+    </w:lvl>
+    <w:lvl w:ilvl="6" w:tentative="1">
+      <w:start w:val="1"/>
+      <w:numFmt w:val="bullet"/>
+      <w:lvlText w:val=""/>
+      <w:lvlJc w:val="left"/>
+      <w:pPr>
+        <w:tabs>
+          <w:tab w:val="num" w:pos="5040"/>
+        </w:tabs>
+        <w:ind w:left="5040" w:hanging="360"/>
+      </w:pPr>
+      <w:rPr>
+        <w:rFonts w:ascii="Wingdings" w:hAnsi="Wingdings" w:hint="default"/>
+        <w:sz w:val="20"/>
+      </w:rPr>
+    </w:lvl>
+    <w:lvl w:ilvl="7" w:tentative="1">
+      <w:start w:val="1"/>
+      <w:numFmt w:val="bullet"/>
+      <w:lvlText w:val=""/>
+      <w:lvlJc w:val="left"/>
+      <w:pPr>
+        <w:tabs>
+          <w:tab w:val="num" w:pos="5760"/>
+        </w:tabs>
+        <w:ind w:left="5760" w:hanging="360"/>
+      </w:pPr>
+      <w:rPr>
+        <w:rFonts w:ascii="Wingdings" w:hAnsi="Wingdings" w:hint="default"/>
+        <w:sz w:val="20"/>
+      </w:rPr>
+    </w:lvl>
+    <w:lvl w:ilvl="8" w:tentative="1">
+      <w:start w:val="1"/>
+      <w:numFmt w:val="bullet"/>
+      <w:lvlText w:val=""/>
+      <w:lvlJc w:val="left"/>
+      <w:pPr>
+        <w:tabs>
+          <w:tab w:val="num" w:pos="6480"/>
+        </w:tabs>
+        <w:ind w:left="6480" w:hanging="360"/>
+      </w:pPr>
+      <w:rPr>
+        <w:rFonts w:ascii="Wingdings" w:hAnsi="Wingdings" w:hint="default"/>
+        <w:sz w:val="20"/>
+      </w:rPr>
+    </w:lvl>
+  </w:abstractNum>
+  <w:abstractNum w:abstractNumId="23" w15:restartNumberingAfterBreak="0">
     <w:nsid w:val="6C2E01F6"/>
     <w:multiLevelType w:val="multilevel"/>
     <w:tmpl w:val="D44C1F9C"/>
@@ -9644,7 +12335,7 @@
       </w:rPr>
     </w:lvl>
   </w:abstractNum>
-  <w:abstractNum w:abstractNumId="17" w15:restartNumberingAfterBreak="0">
+  <w:abstractNum w:abstractNumId="24" w15:restartNumberingAfterBreak="0">
     <w:nsid w:val="6C75010A"/>
     <w:multiLevelType w:val="multilevel"/>
     <w:tmpl w:val="1C86A130"/>
@@ -9793,7 +12484,7 @@
       </w:rPr>
     </w:lvl>
   </w:abstractNum>
-  <w:abstractNum w:abstractNumId="18" w15:restartNumberingAfterBreak="0">
+  <w:abstractNum w:abstractNumId="25" w15:restartNumberingAfterBreak="0">
     <w:nsid w:val="6D790680"/>
     <w:multiLevelType w:val="multilevel"/>
     <w:tmpl w:val="003C3B4E"/>
@@ -9942,7 +12633,7 @@
       </w:rPr>
     </w:lvl>
   </w:abstractNum>
-  <w:abstractNum w:abstractNumId="19" w15:restartNumberingAfterBreak="0">
+  <w:abstractNum w:abstractNumId="26" w15:restartNumberingAfterBreak="0">
     <w:nsid w:val="70860B6B"/>
     <w:multiLevelType w:val="multilevel"/>
     <w:tmpl w:val="6194F3F0"/>
@@ -10059,7 +12750,7 @@
       </w:pPr>
     </w:lvl>
   </w:abstractNum>
-  <w:abstractNum w:abstractNumId="20" w15:restartNumberingAfterBreak="0">
+  <w:abstractNum w:abstractNumId="27" w15:restartNumberingAfterBreak="0">
     <w:nsid w:val="72090254"/>
     <w:multiLevelType w:val="multilevel"/>
     <w:tmpl w:val="042678B8"/>
@@ -10208,7 +12899,7 @@
       </w:rPr>
     </w:lvl>
   </w:abstractNum>
-  <w:abstractNum w:abstractNumId="21" w15:restartNumberingAfterBreak="0">
+  <w:abstractNum w:abstractNumId="28" w15:restartNumberingAfterBreak="0">
     <w:nsid w:val="723227B4"/>
     <w:multiLevelType w:val="multilevel"/>
     <w:tmpl w:val="C5FE236A"/>
@@ -10357,7 +13048,7 @@
       </w:rPr>
     </w:lvl>
   </w:abstractNum>
-  <w:abstractNum w:abstractNumId="22" w15:restartNumberingAfterBreak="0">
+  <w:abstractNum w:abstractNumId="29" w15:restartNumberingAfterBreak="0">
     <w:nsid w:val="77F8377D"/>
     <w:multiLevelType w:val="multilevel"/>
     <w:tmpl w:val="E4426A14"/>
@@ -10506,7 +13197,7 @@
       </w:rPr>
     </w:lvl>
   </w:abstractNum>
-  <w:abstractNum w:abstractNumId="23" w15:restartNumberingAfterBreak="0">
+  <w:abstractNum w:abstractNumId="30" w15:restartNumberingAfterBreak="0">
     <w:nsid w:val="7D212188"/>
     <w:multiLevelType w:val="multilevel"/>
     <w:tmpl w:val="379CEEA4"/>
@@ -10656,76 +13347,97 @@
     </w:lvl>
   </w:abstractNum>
   <w:num w:numId="1" w16cid:durableId="539703690">
-    <w:abstractNumId w:val="23"/>
+    <w:abstractNumId w:val="30"/>
   </w:num>
   <w:num w:numId="2" w16cid:durableId="529539000">
-    <w:abstractNumId w:val="21"/>
+    <w:abstractNumId w:val="28"/>
   </w:num>
   <w:num w:numId="3" w16cid:durableId="1507868098">
-    <w:abstractNumId w:val="20"/>
+    <w:abstractNumId w:val="27"/>
   </w:num>
   <w:num w:numId="4" w16cid:durableId="1776513486">
-    <w:abstractNumId w:val="17"/>
+    <w:abstractNumId w:val="24"/>
   </w:num>
   <w:num w:numId="5" w16cid:durableId="1090276143">
-    <w:abstractNumId w:val="8"/>
+    <w:abstractNumId w:val="11"/>
   </w:num>
   <w:num w:numId="6" w16cid:durableId="1100642952">
     <w:abstractNumId w:val="0"/>
   </w:num>
   <w:num w:numId="7" w16cid:durableId="609314199">
-    <w:abstractNumId w:val="4"/>
+    <w:abstractNumId w:val="6"/>
   </w:num>
   <w:num w:numId="8" w16cid:durableId="1326663548">
-    <w:abstractNumId w:val="13"/>
+    <w:abstractNumId w:val="19"/>
   </w:num>
   <w:num w:numId="9" w16cid:durableId="799693069">
-    <w:abstractNumId w:val="11"/>
+    <w:abstractNumId w:val="17"/>
   </w:num>
   <w:num w:numId="10" w16cid:durableId="107093652">
-    <w:abstractNumId w:val="15"/>
+    <w:abstractNumId w:val="21"/>
   </w:num>
   <w:num w:numId="11" w16cid:durableId="1675720591">
     <w:abstractNumId w:val="1"/>
   </w:num>
   <w:num w:numId="12" w16cid:durableId="2140419691">
+    <w:abstractNumId w:val="20"/>
+  </w:num>
+  <w:num w:numId="13" w16cid:durableId="1892954593">
+    <w:abstractNumId w:val="9"/>
+  </w:num>
+  <w:num w:numId="14" w16cid:durableId="1234658075">
+    <w:abstractNumId w:val="15"/>
+  </w:num>
+  <w:num w:numId="15" w16cid:durableId="1593784728">
     <w:abstractNumId w:val="14"/>
   </w:num>
-  <w:num w:numId="13" w16cid:durableId="1892954593">
-    <w:abstractNumId w:val="7"/>
-  </w:num>
-  <w:num w:numId="14" w16cid:durableId="1234658075">
-    <w:abstractNumId w:val="10"/>
-  </w:num>
-  <w:num w:numId="15" w16cid:durableId="1593784728">
-    <w:abstractNumId w:val="9"/>
-  </w:num>
   <w:num w:numId="16" w16cid:durableId="443309351">
-    <w:abstractNumId w:val="22"/>
+    <w:abstractNumId w:val="29"/>
   </w:num>
   <w:num w:numId="17" w16cid:durableId="1965304958">
-    <w:abstractNumId w:val="19"/>
+    <w:abstractNumId w:val="26"/>
   </w:num>
   <w:num w:numId="18" w16cid:durableId="688605314">
-    <w:abstractNumId w:val="12"/>
+    <w:abstractNumId w:val="18"/>
   </w:num>
   <w:num w:numId="19" w16cid:durableId="1022316225">
-    <w:abstractNumId w:val="18"/>
+    <w:abstractNumId w:val="25"/>
   </w:num>
   <w:num w:numId="20" w16cid:durableId="141240616">
     <w:abstractNumId w:val="2"/>
   </w:num>
   <w:num w:numId="21" w16cid:durableId="765424595">
+    <w:abstractNumId w:val="23"/>
+  </w:num>
+  <w:num w:numId="22" w16cid:durableId="2049254314">
+    <w:abstractNumId w:val="8"/>
+  </w:num>
+  <w:num w:numId="23" w16cid:durableId="1397165907">
+    <w:abstractNumId w:val="5"/>
+  </w:num>
+  <w:num w:numId="24" w16cid:durableId="1298873727">
+    <w:abstractNumId w:val="7"/>
+  </w:num>
+  <w:num w:numId="25" w16cid:durableId="970286715">
+    <w:abstractNumId w:val="10"/>
+  </w:num>
+  <w:num w:numId="26" w16cid:durableId="1234780031">
+    <w:abstractNumId w:val="22"/>
+  </w:num>
+  <w:num w:numId="27" w16cid:durableId="933439244">
+    <w:abstractNumId w:val="4"/>
+  </w:num>
+  <w:num w:numId="28" w16cid:durableId="713162761">
+    <w:abstractNumId w:val="13"/>
+  </w:num>
+  <w:num w:numId="29" w16cid:durableId="389034150">
     <w:abstractNumId w:val="16"/>
   </w:num>
-  <w:num w:numId="22" w16cid:durableId="2049254314">
-    <w:abstractNumId w:val="6"/>
-  </w:num>
-  <w:num w:numId="23" w16cid:durableId="1397165907">
+  <w:num w:numId="30" w16cid:durableId="2101292932">
     <w:abstractNumId w:val="3"/>
   </w:num>
-  <w:num w:numId="24" w16cid:durableId="1298873727">
-    <w:abstractNumId w:val="5"/>
+  <w:num w:numId="31" w16cid:durableId="1451246123">
+    <w:abstractNumId w:val="12"/>
   </w:num>
 </w:numbering>
 </file>

--- a/LLMs/LLMs.docx
+++ b/LLMs/LLMs.docx
@@ -9,7 +9,6 @@
           <w:szCs w:val="28"/>
         </w:rPr>
       </w:pPr>
-      <w:proofErr w:type="spellStart"/>
       <w:r>
         <w:rPr>
           <w:b/>
@@ -20,61 +19,12 @@
         </w:rPr>
         <w:t>LLMs</w:t>
       </w:r>
-      <w:proofErr w:type="spellEnd"/>
       <w:r>
         <w:rPr>
           <w:sz w:val="28"/>
           <w:szCs w:val="28"/>
         </w:rPr>
-        <w:t>(</w:t>
-      </w:r>
-      <w:proofErr w:type="spellStart"/>
-      <w:r>
-        <w:rPr>
-          <w:sz w:val="28"/>
-          <w:szCs w:val="28"/>
-        </w:rPr>
-        <w:t>Large</w:t>
-      </w:r>
-      <w:proofErr w:type="spellEnd"/>
-      <w:r>
-        <w:rPr>
-          <w:sz w:val="28"/>
-          <w:szCs w:val="28"/>
-        </w:rPr>
-        <w:t xml:space="preserve"> </w:t>
-      </w:r>
-      <w:proofErr w:type="spellStart"/>
-      <w:r>
-        <w:rPr>
-          <w:sz w:val="28"/>
-          <w:szCs w:val="28"/>
-        </w:rPr>
-        <w:t>Language</w:t>
-      </w:r>
-      <w:proofErr w:type="spellEnd"/>
-      <w:r>
-        <w:rPr>
-          <w:sz w:val="28"/>
-          <w:szCs w:val="28"/>
-        </w:rPr>
-        <w:t xml:space="preserve"> </w:t>
-      </w:r>
-      <w:proofErr w:type="spellStart"/>
-      <w:r>
-        <w:rPr>
-          <w:sz w:val="28"/>
-          <w:szCs w:val="28"/>
-        </w:rPr>
-        <w:t>Models</w:t>
-      </w:r>
-      <w:proofErr w:type="spellEnd"/>
-      <w:r>
-        <w:rPr>
-          <w:sz w:val="28"/>
-          <w:szCs w:val="28"/>
-        </w:rPr>
-        <w:t xml:space="preserve"> o </w:t>
+        <w:t>(Large Language Models o </w:t>
       </w:r>
       <w:hyperlink r:id="rId5" w:history="1">
         <w:r>
@@ -212,27 +162,7 @@
           <w:sz w:val="24"/>
           <w:szCs w:val="24"/>
         </w:rPr>
-        <w:t xml:space="preserve"> en lugar de </w:t>
-      </w:r>
-      <w:proofErr w:type="spellStart"/>
-      <w:r>
-        <w:rPr>
-          <w:b/>
-          <w:bCs/>
-          <w:sz w:val="24"/>
-          <w:szCs w:val="24"/>
-        </w:rPr>
-        <w:t>features</w:t>
-      </w:r>
-      <w:proofErr w:type="spellEnd"/>
-      <w:r>
-        <w:rPr>
-          <w:b/>
-          <w:bCs/>
-          <w:sz w:val="24"/>
-          <w:szCs w:val="24"/>
-        </w:rPr>
-        <w:t xml:space="preserve"> explícitas.</w:t>
+        <w:t xml:space="preserve"> en lugar de features explícitas.</w:t>
       </w:r>
     </w:p>
     <w:p>
@@ -396,7 +326,6 @@
                 <w:szCs w:val="24"/>
               </w:rPr>
             </w:pPr>
-            <w:proofErr w:type="spellStart"/>
             <w:r>
               <w:rPr>
                 <w:b/>
@@ -406,7 +335,6 @@
               </w:rPr>
               <w:t>LLMs</w:t>
             </w:r>
-            <w:proofErr w:type="spellEnd"/>
           </w:p>
         </w:tc>
       </w:tr>
@@ -424,7 +352,6 @@
                 <w:szCs w:val="24"/>
               </w:rPr>
             </w:pPr>
-            <w:proofErr w:type="spellStart"/>
             <w:r>
               <w:rPr>
                 <w:sz w:val="24"/>
@@ -432,7 +359,6 @@
               </w:rPr>
               <w:t>Feature</w:t>
             </w:r>
-            <w:proofErr w:type="spellEnd"/>
           </w:p>
         </w:tc>
         <w:tc>
@@ -447,7 +373,6 @@
                 <w:szCs w:val="24"/>
               </w:rPr>
             </w:pPr>
-            <w:proofErr w:type="spellStart"/>
             <w:r>
               <w:rPr>
                 <w:b/>
@@ -457,7 +382,6 @@
               </w:rPr>
               <w:t>Embedding</w:t>
             </w:r>
-            <w:proofErr w:type="spellEnd"/>
           </w:p>
         </w:tc>
       </w:tr>
@@ -474,7 +398,6 @@
                 <w:szCs w:val="24"/>
               </w:rPr>
             </w:pPr>
-            <w:proofErr w:type="spellStart"/>
             <w:r>
               <w:rPr>
                 <w:sz w:val="24"/>
@@ -482,7 +405,6 @@
               </w:rPr>
               <w:t>Dataset</w:t>
             </w:r>
-            <w:proofErr w:type="spellEnd"/>
           </w:p>
         </w:tc>
         <w:tc>
@@ -568,21 +490,12 @@
                 <w:szCs w:val="24"/>
               </w:rPr>
             </w:pPr>
-            <w:proofErr w:type="spellStart"/>
             <w:r>
               <w:rPr>
                 <w:sz w:val="24"/>
                 <w:szCs w:val="24"/>
               </w:rPr>
-              <w:t>Similaridad</w:t>
-            </w:r>
-            <w:proofErr w:type="spellEnd"/>
-            <w:r>
-              <w:rPr>
-                <w:sz w:val="24"/>
-                <w:szCs w:val="24"/>
-              </w:rPr>
-              <w:t xml:space="preserve"> (KNN)</w:t>
+              <w:t>Similaridad (KNN)</w:t>
             </w:r>
           </w:p>
         </w:tc>
@@ -605,19 +518,8 @@
                 <w:sz w:val="24"/>
                 <w:szCs w:val="24"/>
               </w:rPr>
-              <w:t xml:space="preserve">Similitud de </w:t>
+              <w:t>Similitud de embeddings</w:t>
             </w:r>
-            <w:proofErr w:type="spellStart"/>
-            <w:r>
-              <w:rPr>
-                <w:b/>
-                <w:bCs/>
-                <w:sz w:val="24"/>
-                <w:szCs w:val="24"/>
-              </w:rPr>
-              <w:t>embeddings</w:t>
-            </w:r>
-            <w:proofErr w:type="spellEnd"/>
           </w:p>
         </w:tc>
       </w:tr>
@@ -655,7 +557,6 @@
                 <w:szCs w:val="24"/>
               </w:rPr>
             </w:pPr>
-            <w:proofErr w:type="spellStart"/>
             <w:r>
               <w:rPr>
                 <w:b/>
@@ -663,17 +564,7 @@
                 <w:sz w:val="24"/>
                 <w:szCs w:val="24"/>
               </w:rPr>
-              <w:t>Prompt</w:t>
-            </w:r>
-            <w:proofErr w:type="spellEnd"/>
-            <w:r>
-              <w:rPr>
-                <w:b/>
-                <w:bCs/>
-                <w:sz w:val="24"/>
-                <w:szCs w:val="24"/>
-              </w:rPr>
-              <w:t xml:space="preserve"> + contexto + herramientas</w:t>
+              <w:t>Prompt + contexto + herramientas</w:t>
             </w:r>
           </w:p>
         </w:tc>
@@ -691,7 +582,6 @@
                 <w:szCs w:val="24"/>
               </w:rPr>
             </w:pPr>
-            <w:proofErr w:type="spellStart"/>
             <w:r>
               <w:rPr>
                 <w:sz w:val="24"/>
@@ -699,7 +589,6 @@
               </w:rPr>
               <w:t>Overfitting</w:t>
             </w:r>
-            <w:proofErr w:type="spellEnd"/>
           </w:p>
         </w:tc>
         <w:tc>
@@ -847,27 +736,7 @@
           <w:sz w:val="28"/>
           <w:szCs w:val="28"/>
         </w:rPr>
-        <w:t xml:space="preserve">El </w:t>
-      </w:r>
-      <w:proofErr w:type="spellStart"/>
-      <w:r>
-        <w:rPr>
-          <w:b/>
-          <w:bCs/>
-          <w:sz w:val="28"/>
-          <w:szCs w:val="28"/>
-        </w:rPr>
-        <w:t>insight</w:t>
-      </w:r>
-      <w:proofErr w:type="spellEnd"/>
-      <w:r>
-        <w:rPr>
-          <w:b/>
-          <w:bCs/>
-          <w:sz w:val="28"/>
-          <w:szCs w:val="28"/>
-        </w:rPr>
-        <w:t xml:space="preserve"> clave </w:t>
+        <w:t xml:space="preserve">El insight clave </w:t>
       </w:r>
     </w:p>
     <w:p>
@@ -905,18 +774,8 @@
           <w:sz w:val="24"/>
           <w:szCs w:val="24"/>
         </w:rPr>
-        <w:t xml:space="preserve">elegís </w:t>
-      </w:r>
-      <w:proofErr w:type="spellStart"/>
-      <w:r>
-        <w:rPr>
-          <w:rFonts w:cstheme="minorHAnsi"/>
-          <w:sz w:val="24"/>
-          <w:szCs w:val="24"/>
-        </w:rPr>
-        <w:t>features</w:t>
-      </w:r>
-      <w:proofErr w:type="spellEnd"/>
+        <w:t>elegís features</w:t>
+      </w:r>
     </w:p>
     <w:p>
       <w:pPr>
@@ -983,25 +842,7 @@
           <w:sz w:val="24"/>
           <w:szCs w:val="24"/>
         </w:rPr>
-        <w:t xml:space="preserve">En </w:t>
-      </w:r>
-      <w:proofErr w:type="spellStart"/>
-      <w:r>
-        <w:rPr>
-          <w:rFonts w:cstheme="minorHAnsi"/>
-          <w:sz w:val="24"/>
-          <w:szCs w:val="24"/>
-        </w:rPr>
-        <w:t>LLMs</w:t>
-      </w:r>
-      <w:proofErr w:type="spellEnd"/>
-      <w:r>
-        <w:rPr>
-          <w:rFonts w:cstheme="minorHAnsi"/>
-          <w:sz w:val="24"/>
-          <w:szCs w:val="24"/>
-        </w:rPr>
-        <w:t>:</w:t>
+        <w:t>En LLMs:</w:t>
       </w:r>
     </w:p>
     <w:p>
@@ -1056,7 +897,6 @@
         <w:lastRenderedPageBreak/>
         <w:t xml:space="preserve">vos </w:t>
       </w:r>
-      <w:proofErr w:type="spellStart"/>
       <w:r>
         <w:rPr>
           <w:rFonts w:cstheme="minorHAnsi"/>
@@ -1065,18 +905,7 @@
           <w:sz w:val="24"/>
           <w:szCs w:val="24"/>
         </w:rPr>
-        <w:t>orquestás</w:t>
-      </w:r>
-      <w:proofErr w:type="spellEnd"/>
-      <w:r>
-        <w:rPr>
-          <w:rFonts w:cstheme="minorHAnsi"/>
-          <w:b/>
-          <w:bCs/>
-          <w:sz w:val="24"/>
-          <w:szCs w:val="24"/>
-        </w:rPr>
-        <w:t xml:space="preserve"> contexto</w:t>
+        <w:t>orquestás contexto</w:t>
       </w:r>
     </w:p>
     <w:p>
@@ -1161,9 +990,17 @@
           <w:sz w:val="24"/>
           <w:szCs w:val="24"/>
         </w:rPr>
-        <w:t xml:space="preserve">ingeniero de </w:t>
-      </w:r>
-      <w:proofErr w:type="spellStart"/>
+        <w:t>ingeniero de features</w:t>
+      </w:r>
+      <w:r>
+        <w:rPr>
+          <w:rFonts w:cstheme="minorHAnsi"/>
+          <w:sz w:val="24"/>
+          <w:szCs w:val="24"/>
+        </w:rPr>
+        <w:br/>
+        <w:t xml:space="preserve">a </w:t>
+      </w:r>
       <w:r>
         <w:rPr>
           <w:rFonts w:cstheme="minorHAnsi"/>
@@ -1172,26 +1009,6 @@
           <w:sz w:val="24"/>
           <w:szCs w:val="24"/>
         </w:rPr>
-        <w:t>features</w:t>
-      </w:r>
-      <w:proofErr w:type="spellEnd"/>
-      <w:r>
-        <w:rPr>
-          <w:rFonts w:cstheme="minorHAnsi"/>
-          <w:sz w:val="24"/>
-          <w:szCs w:val="24"/>
-        </w:rPr>
-        <w:br/>
-        <w:t xml:space="preserve">a </w:t>
-      </w:r>
-      <w:r>
-        <w:rPr>
-          <w:rFonts w:cstheme="minorHAnsi"/>
-          <w:i/>
-          <w:iCs/>
-          <w:sz w:val="24"/>
-          <w:szCs w:val="24"/>
-        </w:rPr>
         <w:t>arquitecto de contexto</w:t>
       </w:r>
     </w:p>
@@ -1225,7 +1042,6 @@
         </w:rPr>
         <w:t xml:space="preserve">) </w:t>
       </w:r>
-      <w:proofErr w:type="spellStart"/>
       <w:r>
         <w:rPr>
           <w:rFonts w:cstheme="minorHAnsi"/>
@@ -1234,75 +1050,24 @@
           <w:sz w:val="28"/>
           <w:szCs w:val="28"/>
         </w:rPr>
-        <w:t>Bias</w:t>
-      </w:r>
-      <w:proofErr w:type="spellEnd"/>
-      <w:r>
+        <w:t xml:space="preserve">Bias / Variance reaparece </w:t>
+      </w:r>
+    </w:p>
+    <w:p>
+      <w:pPr>
         <w:rPr>
           <w:rFonts w:cstheme="minorHAnsi"/>
-          <w:b/>
-          <w:bCs/>
-          <w:sz w:val="28"/>
-          <w:szCs w:val="28"/>
-        </w:rPr>
-        <w:t xml:space="preserve"> / </w:t>
-      </w:r>
-      <w:proofErr w:type="spellStart"/>
+          <w:sz w:val="24"/>
+          <w:szCs w:val="24"/>
+        </w:rPr>
+      </w:pPr>
       <w:r>
         <w:rPr>
           <w:rFonts w:cstheme="minorHAnsi"/>
-          <w:b/>
-          <w:bCs/>
-          <w:sz w:val="28"/>
-          <w:szCs w:val="28"/>
-        </w:rPr>
-        <w:t>Variance</w:t>
-      </w:r>
-      <w:proofErr w:type="spellEnd"/>
-      <w:r>
-        <w:rPr>
-          <w:rFonts w:cstheme="minorHAnsi"/>
-          <w:b/>
-          <w:bCs/>
-          <w:sz w:val="28"/>
-          <w:szCs w:val="28"/>
-        </w:rPr>
-        <w:t xml:space="preserve"> reaparece </w:t>
-      </w:r>
-    </w:p>
-    <w:p>
-      <w:pPr>
-        <w:rPr>
-          <w:rFonts w:cstheme="minorHAnsi"/>
-          <w:sz w:val="24"/>
-          <w:szCs w:val="24"/>
-        </w:rPr>
-      </w:pPr>
-      <w:r>
-        <w:rPr>
-          <w:rFonts w:cstheme="minorHAnsi"/>
-          <w:sz w:val="24"/>
-          <w:szCs w:val="24"/>
-        </w:rPr>
-        <w:t xml:space="preserve">En </w:t>
-      </w:r>
-      <w:proofErr w:type="spellStart"/>
-      <w:r>
-        <w:rPr>
-          <w:rFonts w:cstheme="minorHAnsi"/>
-          <w:sz w:val="24"/>
-          <w:szCs w:val="24"/>
-        </w:rPr>
-        <w:t>LLMs</w:t>
-      </w:r>
-      <w:proofErr w:type="spellEnd"/>
-      <w:r>
-        <w:rPr>
-          <w:rFonts w:cstheme="minorHAnsi"/>
-          <w:sz w:val="24"/>
-          <w:szCs w:val="24"/>
-        </w:rPr>
-        <w:t>:</w:t>
+          <w:sz w:val="24"/>
+          <w:szCs w:val="24"/>
+        </w:rPr>
+        <w:t>En LLMs:</w:t>
       </w:r>
     </w:p>
     <w:p>
@@ -1317,7 +1082,6 @@
           <w:szCs w:val="24"/>
         </w:rPr>
       </w:pPr>
-      <w:proofErr w:type="spellStart"/>
       <w:r>
         <w:rPr>
           <w:rFonts w:cstheme="minorHAnsi"/>
@@ -1328,7 +1092,6 @@
         </w:rPr>
         <w:t>Bias</w:t>
       </w:r>
-      <w:proofErr w:type="spellEnd"/>
       <w:r>
         <w:rPr>
           <w:rFonts w:cstheme="minorHAnsi"/>
@@ -1413,7 +1176,6 @@
           <w:szCs w:val="24"/>
         </w:rPr>
       </w:pPr>
-      <w:proofErr w:type="spellStart"/>
       <w:r>
         <w:rPr>
           <w:rFonts w:cstheme="minorHAnsi"/>
@@ -1424,7 +1186,6 @@
         </w:rPr>
         <w:t>Variance</w:t>
       </w:r>
-      <w:proofErr w:type="spellEnd"/>
       <w:r>
         <w:rPr>
           <w:rFonts w:cstheme="minorHAnsi"/>
@@ -1488,34 +1249,14 @@
           <w:szCs w:val="24"/>
         </w:rPr>
       </w:pPr>
-      <w:proofErr w:type="spellStart"/>
       <w:r>
         <w:rPr>
           <w:rFonts w:cstheme="minorHAnsi"/>
           <w:sz w:val="24"/>
           <w:szCs w:val="24"/>
         </w:rPr>
-        <w:t>overfitting</w:t>
-      </w:r>
-      <w:proofErr w:type="spellEnd"/>
-      <w:r>
-        <w:rPr>
-          <w:rFonts w:cstheme="minorHAnsi"/>
-          <w:sz w:val="24"/>
-          <w:szCs w:val="24"/>
-        </w:rPr>
-        <w:t xml:space="preserve"> al </w:t>
-      </w:r>
-      <w:proofErr w:type="spellStart"/>
-      <w:r>
-        <w:rPr>
-          <w:rFonts w:cstheme="minorHAnsi"/>
-          <w:sz w:val="24"/>
-          <w:szCs w:val="24"/>
-        </w:rPr>
-        <w:t>prompt</w:t>
-      </w:r>
-      <w:proofErr w:type="spellEnd"/>
+        <w:t>overfitting al prompt</w:t>
+      </w:r>
     </w:p>
     <w:p>
       <w:pPr>
@@ -1736,27 +1477,7 @@
           <w:szCs w:val="24"/>
           <w:lang w:eastAsia="es-AR"/>
         </w:rPr>
-        <w:t xml:space="preserve"> Todo eso lo </w:t>
-      </w:r>
-      <w:proofErr w:type="spellStart"/>
-      <w:r>
-        <w:rPr>
-          <w:rFonts w:ascii="Times New Roman" w:eastAsia="Times New Roman" w:hAnsi="Times New Roman" w:cs="Times New Roman"/>
-          <w:sz w:val="24"/>
-          <w:szCs w:val="24"/>
-          <w:lang w:eastAsia="es-AR"/>
-        </w:rPr>
-        <w:t>ponés</w:t>
-      </w:r>
-      <w:proofErr w:type="spellEnd"/>
-      <w:r>
-        <w:rPr>
-          <w:rFonts w:ascii="Times New Roman" w:eastAsia="Times New Roman" w:hAnsi="Times New Roman" w:cs="Times New Roman"/>
-          <w:sz w:val="24"/>
-          <w:szCs w:val="24"/>
-          <w:lang w:eastAsia="es-AR"/>
-        </w:rPr>
-        <w:t xml:space="preserve"> vos con diseño.</w:t>
+        <w:t xml:space="preserve"> Todo eso lo ponés vos con diseño.</w:t>
       </w:r>
     </w:p>
     <w:p>
@@ -2000,21 +1721,12 @@
           <w:szCs w:val="24"/>
         </w:rPr>
       </w:pPr>
-      <w:proofErr w:type="spellStart"/>
-      <w:r>
-        <w:rPr>
-          <w:sz w:val="24"/>
-          <w:szCs w:val="24"/>
-        </w:rPr>
-        <w:t>prompt</w:t>
-      </w:r>
-      <w:proofErr w:type="spellEnd"/>
-      <w:r>
-        <w:rPr>
-          <w:sz w:val="24"/>
-          <w:szCs w:val="24"/>
-        </w:rPr>
-        <w:t xml:space="preserve"> + contexto actual → salida</w:t>
+      <w:r>
+        <w:rPr>
+          <w:sz w:val="24"/>
+          <w:szCs w:val="24"/>
+        </w:rPr>
+        <w:t>prompt + contexto actual → salida</w:t>
       </w:r>
     </w:p>
     <w:p>
@@ -2101,23 +1813,7 @@
           <w:sz w:val="24"/>
           <w:szCs w:val="24"/>
         </w:rPr>
-        <w:t xml:space="preserve">le </w:t>
-      </w:r>
-      <w:proofErr w:type="spellStart"/>
-      <w:r>
-        <w:rPr>
-          <w:sz w:val="24"/>
-          <w:szCs w:val="24"/>
-        </w:rPr>
-        <w:t>volvés</w:t>
-      </w:r>
-      <w:proofErr w:type="spellEnd"/>
-      <w:r>
-        <w:rPr>
-          <w:sz w:val="24"/>
-          <w:szCs w:val="24"/>
-        </w:rPr>
-        <w:t xml:space="preserve"> a pasar información</w:t>
+        <w:t>le volvés a pasar información</w:t>
       </w:r>
     </w:p>
     <w:p>
@@ -2131,21 +1827,12 @@
           <w:szCs w:val="24"/>
         </w:rPr>
       </w:pPr>
-      <w:proofErr w:type="spellStart"/>
-      <w:r>
-        <w:rPr>
-          <w:sz w:val="24"/>
-          <w:szCs w:val="24"/>
-        </w:rPr>
-        <w:t>reinyectás</w:t>
-      </w:r>
-      <w:proofErr w:type="spellEnd"/>
-      <w:r>
-        <w:rPr>
-          <w:sz w:val="24"/>
-          <w:szCs w:val="24"/>
-        </w:rPr>
-        <w:t xml:space="preserve"> contexto</w:t>
+      <w:r>
+        <w:rPr>
+          <w:sz w:val="24"/>
+          <w:szCs w:val="24"/>
+        </w:rPr>
+        <w:t>reinyectás contexto</w:t>
       </w:r>
     </w:p>
     <w:p>
@@ -2159,21 +1846,12 @@
           <w:szCs w:val="24"/>
         </w:rPr>
       </w:pPr>
-      <w:proofErr w:type="spellStart"/>
-      <w:r>
-        <w:rPr>
-          <w:sz w:val="24"/>
-          <w:szCs w:val="24"/>
-        </w:rPr>
-        <w:t>mantenés</w:t>
-      </w:r>
-      <w:proofErr w:type="spellEnd"/>
-      <w:r>
-        <w:rPr>
-          <w:sz w:val="24"/>
-          <w:szCs w:val="24"/>
-        </w:rPr>
-        <w:t xml:space="preserve"> estado afuera del modelo</w:t>
+      <w:r>
+        <w:rPr>
+          <w:sz w:val="24"/>
+          <w:szCs w:val="24"/>
+        </w:rPr>
+        <w:t>mantenés estado afuera del modelo</w:t>
       </w:r>
     </w:p>
     <w:p>
@@ -2279,23 +1957,7 @@
           <w:sz w:val="24"/>
           <w:szCs w:val="24"/>
         </w:rPr>
-        <w:t xml:space="preserve">Información que le </w:t>
-      </w:r>
-      <w:proofErr w:type="spellStart"/>
-      <w:r>
-        <w:rPr>
-          <w:sz w:val="24"/>
-          <w:szCs w:val="24"/>
-        </w:rPr>
-        <w:t>pasás</w:t>
-      </w:r>
-      <w:proofErr w:type="spellEnd"/>
-      <w:r>
-        <w:rPr>
-          <w:sz w:val="24"/>
-          <w:szCs w:val="24"/>
-        </w:rPr>
-        <w:t xml:space="preserve"> </w:t>
+        <w:t xml:space="preserve">Información que le pasás </w:t>
       </w:r>
       <w:r>
         <w:rPr>
@@ -2412,23 +2074,7 @@
           <w:sz w:val="24"/>
           <w:szCs w:val="24"/>
         </w:rPr>
-        <w:t xml:space="preserve">Guardada externamente (DB, archivos, </w:t>
-      </w:r>
-      <w:proofErr w:type="spellStart"/>
-      <w:r>
-        <w:rPr>
-          <w:sz w:val="24"/>
-          <w:szCs w:val="24"/>
-        </w:rPr>
-        <w:t>embeddings</w:t>
-      </w:r>
-      <w:proofErr w:type="spellEnd"/>
-      <w:r>
-        <w:rPr>
-          <w:sz w:val="24"/>
-          <w:szCs w:val="24"/>
-        </w:rPr>
-        <w:t>)</w:t>
+        <w:t>Guardada externamente (DB, archivos, embeddings)</w:t>
       </w:r>
     </w:p>
     <w:p>
@@ -2478,23 +2124,7 @@
           <w:sz w:val="24"/>
           <w:szCs w:val="24"/>
         </w:rPr>
-        <w:t xml:space="preserve">Mi definición: Es lo que, si se acuerda, por ejemplo, el </w:t>
-      </w:r>
-      <w:proofErr w:type="spellStart"/>
-      <w:r>
-        <w:rPr>
-          <w:sz w:val="24"/>
-          <w:szCs w:val="24"/>
-        </w:rPr>
-        <w:t>chatgpt</w:t>
-      </w:r>
-      <w:proofErr w:type="spellEnd"/>
-      <w:r>
-        <w:rPr>
-          <w:sz w:val="24"/>
-          <w:szCs w:val="24"/>
-        </w:rPr>
-        <w:t xml:space="preserve"> se acuerda tu nombre</w:t>
+        <w:t>Mi definición: Es lo que, si se acuerda, por ejemplo, el chatgpt se acuerda tu nombre</w:t>
       </w:r>
     </w:p>
     <w:p>
@@ -2589,15 +2219,7 @@
         <w:t>Adaptación</w:t>
       </w:r>
       <w:r>
-        <w:t xml:space="preserve"> al contexto, un ejemplo es cuando al </w:t>
-      </w:r>
-      <w:proofErr w:type="spellStart"/>
-      <w:r>
-        <w:t>chatgpt</w:t>
-      </w:r>
-      <w:proofErr w:type="spellEnd"/>
-      <w:r>
-        <w:t xml:space="preserve"> le hablas de un tema personal delicado y empieza a hacer comentarios </w:t>
+        <w:t xml:space="preserve"> al contexto, un ejemplo es cuando al chatgpt le hablas de un tema personal delicado y empieza a hacer comentarios </w:t>
       </w:r>
       <w:r>
         <w:t>más</w:t>
@@ -2719,11 +2341,9 @@
             <w:pPr>
               <w:spacing w:after="160" w:line="259" w:lineRule="auto"/>
             </w:pPr>
-            <w:proofErr w:type="spellStart"/>
             <w:r>
               <w:t>Dataset</w:t>
             </w:r>
-            <w:proofErr w:type="spellEnd"/>
           </w:p>
         </w:tc>
         <w:tc>
@@ -2745,11 +2365,9 @@
             <w:hideMark/>
           </w:tcPr>
           <w:p>
-            <w:proofErr w:type="spellStart"/>
             <w:r>
               <w:t>Features</w:t>
             </w:r>
-            <w:proofErr w:type="spellEnd"/>
           </w:p>
         </w:tc>
         <w:tc>
@@ -2795,11 +2413,9 @@
             <w:hideMark/>
           </w:tcPr>
           <w:p>
-            <w:proofErr w:type="spellStart"/>
             <w:r>
               <w:t>Inference</w:t>
             </w:r>
-            <w:proofErr w:type="spellEnd"/>
           </w:p>
         </w:tc>
         <w:tc>
@@ -2808,13 +2424,8 @@
             <w:hideMark/>
           </w:tcPr>
           <w:p>
-            <w:proofErr w:type="spellStart"/>
             <w:r>
-              <w:t>Prompt</w:t>
-            </w:r>
-            <w:proofErr w:type="spellEnd"/>
-            <w:r>
-              <w:t xml:space="preserve"> + estado</w:t>
+              <w:t>Prompt + estado</w:t>
             </w:r>
           </w:p>
         </w:tc>
@@ -2880,23 +2491,7 @@
           <w:sz w:val="24"/>
           <w:szCs w:val="24"/>
         </w:rPr>
-        <w:t xml:space="preserve"> o lo que le pasa el sistema al </w:t>
-      </w:r>
-      <w:proofErr w:type="spellStart"/>
-      <w:r>
-        <w:rPr>
-          <w:sz w:val="24"/>
-          <w:szCs w:val="24"/>
-        </w:rPr>
-        <w:t>LLm</w:t>
-      </w:r>
-      <w:proofErr w:type="spellEnd"/>
-      <w:r>
-        <w:rPr>
-          <w:sz w:val="24"/>
-          <w:szCs w:val="24"/>
-        </w:rPr>
-        <w:t xml:space="preserve"> en la interacción.</w:t>
+        <w:t xml:space="preserve"> o lo que le pasa el sistema al LLm en la interacción.</w:t>
       </w:r>
     </w:p>
     <w:p>
@@ -2994,15 +2589,7 @@
         <w:t>representación explícita de la situación actual del usuario o del sistema</w:t>
       </w:r>
       <w:r>
-        <w:t xml:space="preserve">, un ejemplo es cuando al </w:t>
-      </w:r>
-      <w:proofErr w:type="spellStart"/>
-      <w:r>
-        <w:t>chatgpt</w:t>
-      </w:r>
-      <w:proofErr w:type="spellEnd"/>
-      <w:r>
-        <w:t xml:space="preserve"> le hablas de un tema personal delicado y empieza a hacer comentarios más amables o que busca contenerte.</w:t>
+        <w:t>, un ejemplo es cuando al chatgpt le hablas de un tema personal delicado y empieza a hacer comentarios más amables o que busca contenerte.</w:t>
       </w:r>
     </w:p>
     <w:p>
@@ -3039,36 +2626,16 @@
           <w:sz w:val="24"/>
           <w:szCs w:val="24"/>
         </w:rPr>
-        <w:t xml:space="preserve"> tiene </w:t>
-      </w:r>
-      <w:proofErr w:type="gramStart"/>
-      <w:r>
-        <w:rPr>
-          <w:b/>
-          <w:bCs/>
-          <w:sz w:val="24"/>
-          <w:szCs w:val="24"/>
-        </w:rPr>
-        <w:t>solo</w:t>
-      </w:r>
-      <w:r>
-        <w:rPr>
-          <w:b/>
-          <w:bCs/>
-          <w:sz w:val="24"/>
-          <w:szCs w:val="24"/>
-        </w:rPr>
-        <w:t>(</w:t>
-      </w:r>
-      <w:proofErr w:type="gramEnd"/>
-      <w:r>
-        <w:rPr>
-          <w:b/>
-          <w:bCs/>
-          <w:sz w:val="24"/>
-          <w:szCs w:val="24"/>
-        </w:rPr>
-        <w:t>Contexto, Memoria, Estado)</w:t>
+        <w:t xml:space="preserve"> tiene solo</w:t>
+      </w:r>
+      <w:r>
+        <w:rPr>
+          <w:b/>
+          <w:bCs/>
+          <w:sz w:val="24"/>
+          <w:szCs w:val="24"/>
+        </w:rPr>
+        <w:t>(Contexto, Memoria, Estado)</w:t>
       </w:r>
       <w:r>
         <w:rPr>
@@ -3166,58 +2733,34 @@
           <w:u w:val="single"/>
         </w:rPr>
         <w:lastRenderedPageBreak/>
-        <w:t xml:space="preserve">Memoria externa: </w:t>
-      </w:r>
-      <w:proofErr w:type="spellStart"/>
-      <w:r>
-        <w:rPr>
-          <w:b/>
-          <w:bCs/>
-          <w:sz w:val="36"/>
-          <w:szCs w:val="36"/>
+        <w:t>Memoria externa: embeddings y recuperación</w:t>
+      </w:r>
+    </w:p>
+    <w:p>
+      <w:pPr>
+        <w:rPr>
+          <w:sz w:val="24"/>
+          <w:szCs w:val="24"/>
+        </w:rPr>
+      </w:pPr>
+      <w:r>
+        <w:rPr>
+          <w:sz w:val="24"/>
+          <w:szCs w:val="24"/>
           <w:u w:val="single"/>
         </w:rPr>
-        <w:t>embeddings</w:t>
-      </w:r>
-      <w:proofErr w:type="spellEnd"/>
-      <w:r>
-        <w:rPr>
-          <w:b/>
-          <w:bCs/>
-          <w:sz w:val="36"/>
-          <w:szCs w:val="36"/>
+        <w:t xml:space="preserve">Un </w:t>
+      </w:r>
+      <w:r>
+        <w:rPr>
+          <w:b/>
+          <w:bCs/>
+          <w:sz w:val="24"/>
+          <w:szCs w:val="24"/>
           <w:u w:val="single"/>
         </w:rPr>
-        <w:t xml:space="preserve"> y recuperación</w:t>
-      </w:r>
-    </w:p>
-    <w:p>
-      <w:pPr>
-        <w:rPr>
-          <w:sz w:val="24"/>
-          <w:szCs w:val="24"/>
-        </w:rPr>
-      </w:pPr>
-      <w:r>
-        <w:rPr>
-          <w:sz w:val="24"/>
-          <w:szCs w:val="24"/>
-          <w:u w:val="single"/>
-        </w:rPr>
-        <w:t xml:space="preserve">Un </w:t>
-      </w:r>
-      <w:proofErr w:type="spellStart"/>
-      <w:r>
-        <w:rPr>
-          <w:b/>
-          <w:bCs/>
-          <w:sz w:val="24"/>
-          <w:szCs w:val="24"/>
-          <w:u w:val="single"/>
-        </w:rPr>
         <w:t>embedding</w:t>
       </w:r>
-      <w:proofErr w:type="spellEnd"/>
       <w:r>
         <w:rPr>
           <w:sz w:val="24"/>
@@ -3325,21 +2868,12 @@
           <w:szCs w:val="24"/>
         </w:rPr>
       </w:pPr>
-      <w:proofErr w:type="spellStart"/>
-      <w:r>
-        <w:rPr>
-          <w:sz w:val="24"/>
-          <w:szCs w:val="24"/>
-        </w:rPr>
-        <w:t>Embedding</w:t>
-      </w:r>
-      <w:proofErr w:type="spellEnd"/>
-      <w:r>
-        <w:rPr>
-          <w:sz w:val="24"/>
-          <w:szCs w:val="24"/>
-        </w:rPr>
-        <w:t xml:space="preserve"> = </w:t>
+      <w:r>
+        <w:rPr>
+          <w:sz w:val="24"/>
+          <w:szCs w:val="24"/>
+        </w:rPr>
+        <w:t xml:space="preserve">Embedding = </w:t>
       </w:r>
       <w:r>
         <w:rPr>
@@ -3429,10 +2963,52 @@
           <w:szCs w:val="28"/>
           <w:u w:val="single"/>
         </w:rPr>
-        <w:t>¿</w:t>
-      </w:r>
-      <w:proofErr w:type="spellStart"/>
-      <w:r>
+        <w:t>¿embeddings y recuperación?</w:t>
+      </w:r>
+    </w:p>
+    <w:p>
+      <w:r>
+        <w:t>Porque medio como que se fija en los vecinos como KNN, ve los vectores anteriores para ver que tenga sentido la respuesta</w:t>
+      </w:r>
+      <w:r>
+        <w:t>.</w:t>
+      </w:r>
+    </w:p>
+    <w:p>
+      <w:pPr>
+        <w:rPr>
+          <w:b/>
+          <w:bCs/>
+          <w:sz w:val="28"/>
+          <w:szCs w:val="28"/>
+        </w:rPr>
+      </w:pPr>
+      <w:r>
+        <w:rPr>
+          <w:b/>
+          <w:bCs/>
+          <w:sz w:val="28"/>
+          <w:szCs w:val="28"/>
+        </w:rPr>
+        <w:t>corrección</w:t>
+      </w:r>
+    </w:p>
+    <w:p>
+      <w:r>
+        <w:t xml:space="preserve">El sistema genera embeddings y usa </w:t>
+      </w:r>
+      <w:r>
+        <w:rPr>
+          <w:rStyle w:val="Strong"/>
+        </w:rPr>
+        <w:t>búsqueda por similitud</w:t>
+      </w:r>
+      <w:r>
+        <w:t>, conceptualmente igual a KNN, para recuperar contexto relevante.</w:t>
+      </w:r>
+    </w:p>
+    <w:p>
+      <w:pPr>
         <w:rPr>
           <w:b/>
           <w:bCs/>
@@ -3440,9 +3016,7 @@
           <w:szCs w:val="28"/>
           <w:u w:val="single"/>
         </w:rPr>
-        <w:t>embeddings</w:t>
-      </w:r>
-      <w:proofErr w:type="spellEnd"/>
+      </w:pPr>
       <w:r>
         <w:rPr>
           <w:b/>
@@ -3451,56 +3025,21 @@
           <w:szCs w:val="28"/>
           <w:u w:val="single"/>
         </w:rPr>
-        <w:t xml:space="preserve"> y recuperación?</w:t>
-      </w:r>
-    </w:p>
-    <w:p>
-      <w:r>
-        <w:t>Porque medio como que se fija en los vecinos como KNN, ve los vectores anteriores para ver que tenga sentido la respuesta</w:t>
-      </w:r>
-      <w:r>
-        <w:t>.</w:t>
-      </w:r>
-    </w:p>
-    <w:p>
-      <w:pPr>
-        <w:rPr>
-          <w:b/>
-          <w:bCs/>
-          <w:sz w:val="28"/>
-          <w:szCs w:val="28"/>
-        </w:rPr>
-      </w:pPr>
-      <w:r>
-        <w:rPr>
-          <w:b/>
-          <w:bCs/>
-          <w:sz w:val="28"/>
-          <w:szCs w:val="28"/>
-        </w:rPr>
-        <w:t>corrección</w:t>
-      </w:r>
-    </w:p>
-    <w:p>
-      <w:r>
-        <w:t xml:space="preserve">El sistema genera </w:t>
-      </w:r>
-      <w:proofErr w:type="spellStart"/>
-      <w:r>
-        <w:t>embeddings</w:t>
-      </w:r>
-      <w:proofErr w:type="spellEnd"/>
-      <w:r>
-        <w:t xml:space="preserve"> y usa </w:t>
-      </w:r>
-      <w:r>
-        <w:rPr>
-          <w:rStyle w:val="Strong"/>
-        </w:rPr>
-        <w:t>búsqueda por similitud</w:t>
-      </w:r>
-      <w:r>
-        <w:t>, conceptualmente igual a KNN, para recuperar contexto relevante.</w:t>
+        <w:t>por qué Jarvis necesita este mecanismo?</w:t>
+      </w:r>
+    </w:p>
+    <w:p>
+      <w:r>
+        <w:t xml:space="preserve">Porque Jarvis necesita tener una </w:t>
+      </w:r>
+      <w:r>
+        <w:t>día</w:t>
+      </w:r>
+      <w:r>
+        <w:t xml:space="preserve"> de lo que pasa, no seria eficiente si hay que repetirle todo el tiempo lo que pasa, </w:t>
+      </w:r>
+      <w:r>
+        <w:t>además de que teniendo idea de lo que pasa puede empezar a moverse solo con sentido.</w:t>
       </w:r>
     </w:p>
     <w:p>
@@ -3521,34 +3060,53 @@
           <w:szCs w:val="28"/>
           <w:u w:val="single"/>
         </w:rPr>
-        <w:t>por qué Jarvis necesita este mecanismo?</w:t>
-      </w:r>
-    </w:p>
-    <w:p>
-      <w:r>
-        <w:t xml:space="preserve">Porque Jarvis necesita tener </w:t>
-      </w:r>
-      <w:proofErr w:type="gramStart"/>
-      <w:r>
-        <w:t xml:space="preserve">una </w:t>
-      </w:r>
-      <w:r>
-        <w:t>día</w:t>
-      </w:r>
-      <w:proofErr w:type="gramEnd"/>
-      <w:r>
-        <w:t xml:space="preserve"> de lo que pasa, no </w:t>
-      </w:r>
-      <w:proofErr w:type="spellStart"/>
-      <w:r>
-        <w:t>seria</w:t>
-      </w:r>
-      <w:proofErr w:type="spellEnd"/>
-      <w:r>
-        <w:t xml:space="preserve"> eficiente si hay que repetirle todo el tiempo lo que pasa, </w:t>
-      </w:r>
-      <w:r>
-        <w:t>además de que teniendo idea de lo que pasa puede empezar a moverse solo con sentido.</w:t>
+        <w:t>¿Qué problema tendría Jarvis si guardara TODO el historial literal en vez de usar embeddings?</w:t>
+      </w:r>
+    </w:p>
+    <w:p>
+      <w:r>
+        <w:t xml:space="preserve">Los problemas serian que no tendría un lugar físico para guardar tanto volumen de datos y tendría un límite físico de memoria, además lo haría mucho más lento para todas sus funciones. </w:t>
+      </w:r>
+    </w:p>
+    <w:p>
+      <w:r>
+        <w:t xml:space="preserve">Pero el problema principal </w:t>
+      </w:r>
+      <w:r>
+        <w:t>sería</w:t>
+      </w:r>
+      <w:r>
+        <w:t xml:space="preserve"> el ruido semántico</w:t>
+      </w:r>
+      <w:r>
+        <w:t xml:space="preserve"> o la perdida de relevancia</w:t>
+      </w:r>
+      <w:r>
+        <w:t>. Si recuerda todo literal habría cosas viejas irrelevantes que interfieran</w:t>
+      </w:r>
+      <w:r>
+        <w:t>, lo que haría que el contexto sea confuso y el LLM reciba información contradictoria.</w:t>
+      </w:r>
+    </w:p>
+    <w:p>
+      <w:pPr>
+        <w:rPr>
+          <w:b/>
+          <w:bCs/>
+          <w:sz w:val="36"/>
+          <w:szCs w:val="36"/>
+          <w:u w:val="single"/>
+        </w:rPr>
+      </w:pPr>
+      <w:r>
+        <w:rPr>
+          <w:b/>
+          <w:bCs/>
+          <w:sz w:val="36"/>
+          <w:szCs w:val="36"/>
+          <w:u w:val="single"/>
+        </w:rPr>
+        <w:t>RAG: recuperar para pensar mejor</w:t>
       </w:r>
     </w:p>
     <w:p>
@@ -3569,145 +3127,56 @@
           <w:szCs w:val="28"/>
           <w:u w:val="single"/>
         </w:rPr>
-        <w:t xml:space="preserve">¿Qué problema tendría Jarvis si guardara TODO el historial literal en vez de usar </w:t>
-      </w:r>
-      <w:proofErr w:type="spellStart"/>
-      <w:r>
-        <w:rPr>
+        <w:t>1) Que es RAG</w:t>
+      </w:r>
+    </w:p>
+    <w:p>
+      <w:pPr>
+        <w:rPr>
+          <w:sz w:val="24"/>
+          <w:szCs w:val="24"/>
+        </w:rPr>
+      </w:pPr>
+      <w:r>
+        <w:rPr>
+          <w:sz w:val="24"/>
+          <w:szCs w:val="24"/>
+        </w:rPr>
+        <w:t>RAG = recuperar información relevante + dársela al LLM como contexto para responder mejor.</w:t>
+      </w:r>
+    </w:p>
+    <w:p>
+      <w:pPr>
+        <w:rPr>
+          <w:rFonts w:cstheme="minorHAnsi"/>
           <w:b/>
           <w:bCs/>
           <w:sz w:val="28"/>
           <w:szCs w:val="28"/>
           <w:u w:val="single"/>
         </w:rPr>
-        <w:t>embeddings</w:t>
-      </w:r>
-      <w:proofErr w:type="spellEnd"/>
-      <w:r>
-        <w:rPr>
+      </w:pPr>
+    </w:p>
+    <w:p>
+      <w:pPr>
+        <w:rPr>
+          <w:rFonts w:cstheme="minorHAnsi"/>
           <w:b/>
           <w:bCs/>
           <w:sz w:val="28"/>
           <w:szCs w:val="28"/>
           <w:u w:val="single"/>
         </w:rPr>
-        <w:t>?</w:t>
-      </w:r>
-    </w:p>
-    <w:p>
-      <w:r>
-        <w:t xml:space="preserve">Los problemas serian que no tendría un lugar físico para guardar tanto volumen de datos y tendría un límite físico de memoria, además lo haría mucho más lento para todas sus funciones. </w:t>
-      </w:r>
-    </w:p>
-    <w:p>
-      <w:r>
-        <w:t xml:space="preserve">Pero el problema principal </w:t>
-      </w:r>
-      <w:r>
-        <w:t>sería</w:t>
-      </w:r>
-      <w:r>
-        <w:t xml:space="preserve"> el ruido semántico</w:t>
-      </w:r>
-      <w:r>
-        <w:t xml:space="preserve"> o la perdida de relevancia</w:t>
-      </w:r>
-      <w:r>
-        <w:t>. Si recuerda todo literal habría cosas viejas irrelevantes que interfieran</w:t>
-      </w:r>
-      <w:r>
-        <w:t>, lo que haría que el contexto sea confuso y el LLM reciba información contradictoria.</w:t>
-      </w:r>
-    </w:p>
-    <w:p>
-      <w:pPr>
-        <w:rPr>
-          <w:b/>
-          <w:bCs/>
-          <w:sz w:val="36"/>
-          <w:szCs w:val="36"/>
-          <w:u w:val="single"/>
-        </w:rPr>
-      </w:pPr>
-      <w:r>
-        <w:rPr>
-          <w:b/>
-          <w:bCs/>
-          <w:sz w:val="36"/>
-          <w:szCs w:val="36"/>
-          <w:u w:val="single"/>
-        </w:rPr>
-        <w:t>RAG: recuperar para pensar mejor</w:t>
-      </w:r>
-    </w:p>
-    <w:p>
-      <w:pPr>
-        <w:rPr>
+      </w:pPr>
+      <w:r>
+        <w:rPr>
+          <w:rFonts w:cstheme="minorHAnsi"/>
           <w:b/>
           <w:bCs/>
           <w:sz w:val="28"/>
           <w:szCs w:val="28"/>
           <w:u w:val="single"/>
         </w:rPr>
-      </w:pPr>
-      <w:r>
-        <w:rPr>
-          <w:b/>
-          <w:bCs/>
-          <w:sz w:val="28"/>
-          <w:szCs w:val="28"/>
-          <w:u w:val="single"/>
-        </w:rPr>
-        <w:t>1) Que es RAG</w:t>
-      </w:r>
-    </w:p>
-    <w:p>
-      <w:pPr>
-        <w:rPr>
-          <w:sz w:val="24"/>
-          <w:szCs w:val="24"/>
-        </w:rPr>
-      </w:pPr>
-      <w:r>
-        <w:rPr>
-          <w:sz w:val="24"/>
-          <w:szCs w:val="24"/>
-        </w:rPr>
-        <w:t>RAG = recuperar información relevante + dársela al LLM como contexto para responder mejor.</w:t>
-      </w:r>
-    </w:p>
-    <w:p>
-      <w:pPr>
-        <w:rPr>
-          <w:rFonts w:cstheme="minorHAnsi"/>
-          <w:b/>
-          <w:bCs/>
-          <w:sz w:val="28"/>
-          <w:szCs w:val="28"/>
-          <w:u w:val="single"/>
-        </w:rPr>
-      </w:pPr>
-    </w:p>
-    <w:p>
-      <w:pPr>
-        <w:rPr>
-          <w:rFonts w:cstheme="minorHAnsi"/>
-          <w:b/>
-          <w:bCs/>
-          <w:sz w:val="28"/>
-          <w:szCs w:val="28"/>
-          <w:u w:val="single"/>
-        </w:rPr>
-      </w:pPr>
-      <w:r>
-        <w:rPr>
-          <w:rFonts w:cstheme="minorHAnsi"/>
-          <w:b/>
-          <w:bCs/>
-          <w:sz w:val="28"/>
-          <w:szCs w:val="28"/>
-          <w:u w:val="single"/>
-        </w:rPr>
         <w:lastRenderedPageBreak/>
         <w:t xml:space="preserve">2️) Las 4 piezas de un RAG </w:t>
       </w:r>
@@ -3719,21 +3188,12 @@
           <w:szCs w:val="24"/>
         </w:rPr>
       </w:pPr>
-      <w:proofErr w:type="spellStart"/>
-      <w:r>
-        <w:rPr>
-          <w:sz w:val="24"/>
-          <w:szCs w:val="24"/>
-        </w:rPr>
-        <w:t>Pensalo</w:t>
-      </w:r>
-      <w:proofErr w:type="spellEnd"/>
-      <w:r>
-        <w:rPr>
-          <w:sz w:val="24"/>
-          <w:szCs w:val="24"/>
-        </w:rPr>
-        <w:t xml:space="preserve"> como un pipeline (esto conecta con ML clásico):</w:t>
+      <w:r>
+        <w:rPr>
+          <w:sz w:val="24"/>
+          <w:szCs w:val="24"/>
+        </w:rPr>
+        <w:t>Pensalo como un pipeline (esto conecta con ML clásico):</w:t>
       </w:r>
     </w:p>
     <w:p>
@@ -3814,7 +3274,6 @@
           <w:szCs w:val="24"/>
         </w:rPr>
       </w:pPr>
-      <w:proofErr w:type="spellStart"/>
       <w:r>
         <w:rPr>
           <w:sz w:val="24"/>
@@ -3822,7 +3281,6 @@
         </w:rPr>
         <w:t>PDFs</w:t>
       </w:r>
-      <w:proofErr w:type="spellEnd"/>
     </w:p>
     <w:p>
       <w:pPr>
@@ -3944,19 +3402,8 @@
           <w:sz w:val="24"/>
           <w:szCs w:val="24"/>
         </w:rPr>
-        <w:t xml:space="preserve"> 2. </w:t>
-      </w:r>
-      <w:proofErr w:type="spellStart"/>
-      <w:r>
-        <w:rPr>
-          <w:b/>
-          <w:bCs/>
-          <w:sz w:val="24"/>
-          <w:szCs w:val="24"/>
-        </w:rPr>
-        <w:t>Embeddings</w:t>
-      </w:r>
-      <w:proofErr w:type="spellEnd"/>
+        <w:t xml:space="preserve"> 2. Embeddings</w:t>
+      </w:r>
     </w:p>
     <w:p>
       <w:pPr>
@@ -4097,27 +3544,7 @@
           <w:sz w:val="24"/>
           <w:szCs w:val="24"/>
         </w:rPr>
-        <w:t xml:space="preserve"> 3. Recuperación (</w:t>
-      </w:r>
-      <w:proofErr w:type="spellStart"/>
-      <w:r>
-        <w:rPr>
-          <w:b/>
-          <w:bCs/>
-          <w:sz w:val="24"/>
-          <w:szCs w:val="24"/>
-        </w:rPr>
-        <w:t>search</w:t>
-      </w:r>
-      <w:proofErr w:type="spellEnd"/>
-      <w:r>
-        <w:rPr>
-          <w:b/>
-          <w:bCs/>
-          <w:sz w:val="24"/>
-          <w:szCs w:val="24"/>
-        </w:rPr>
-        <w:t>)</w:t>
+        <w:t xml:space="preserve"> 3. Recuperación (search)</w:t>
       </w:r>
     </w:p>
     <w:p>
@@ -4150,31 +3577,13 @@
           <w:szCs w:val="24"/>
         </w:rPr>
       </w:pPr>
-      <w:proofErr w:type="spellStart"/>
-      <w:r>
-        <w:rPr>
-          <w:sz w:val="24"/>
-          <w:szCs w:val="24"/>
-        </w:rPr>
-        <w:t>generás</w:t>
-      </w:r>
-      <w:proofErr w:type="spellEnd"/>
-      <w:r>
-        <w:rPr>
-          <w:sz w:val="24"/>
-          <w:szCs w:val="24"/>
-        </w:rPr>
-        <w:t xml:space="preserve"> su </w:t>
-      </w:r>
-      <w:proofErr w:type="spellStart"/>
-      <w:r>
-        <w:rPr>
-          <w:sz w:val="24"/>
-          <w:szCs w:val="24"/>
-        </w:rPr>
-        <w:t>embedding</w:t>
-      </w:r>
-      <w:proofErr w:type="spellEnd"/>
+      <w:r>
+        <w:rPr>
+          <w:sz w:val="24"/>
+          <w:szCs w:val="24"/>
+        </w:rPr>
+        <w:t>generás su embedding</w:t>
+      </w:r>
     </w:p>
     <w:p>
       <w:pPr>
@@ -4187,21 +3596,12 @@
           <w:szCs w:val="24"/>
         </w:rPr>
       </w:pPr>
-      <w:proofErr w:type="spellStart"/>
-      <w:r>
-        <w:rPr>
-          <w:sz w:val="24"/>
-          <w:szCs w:val="24"/>
-        </w:rPr>
-        <w:t>buscás</w:t>
-      </w:r>
-      <w:proofErr w:type="spellEnd"/>
-      <w:r>
-        <w:rPr>
-          <w:sz w:val="24"/>
-          <w:szCs w:val="24"/>
-        </w:rPr>
-        <w:t xml:space="preserve"> los </w:t>
+      <w:r>
+        <w:rPr>
+          <w:sz w:val="24"/>
+          <w:szCs w:val="24"/>
+        </w:rPr>
+        <w:t xml:space="preserve">buscás los </w:t>
       </w:r>
       <w:r>
         <w:rPr>
@@ -4593,29 +3993,7 @@
           <w:szCs w:val="36"/>
           <w:u w:val="single"/>
         </w:rPr>
-        <w:t xml:space="preserve">La </w:t>
-      </w:r>
-      <w:proofErr w:type="spellStart"/>
-      <w:r>
-        <w:rPr>
-          <w:b/>
-          <w:bCs/>
-          <w:sz w:val="36"/>
-          <w:szCs w:val="36"/>
-          <w:u w:val="single"/>
-        </w:rPr>
-        <w:t>query</w:t>
-      </w:r>
-      <w:proofErr w:type="spellEnd"/>
-      <w:r>
-        <w:rPr>
-          <w:b/>
-          <w:bCs/>
-          <w:sz w:val="36"/>
-          <w:szCs w:val="36"/>
-          <w:u w:val="single"/>
-        </w:rPr>
-        <w:t xml:space="preserve"> inteligente (el cerebro del RAG).</w:t>
+        <w:t>La query inteligente (el cerebro del RAG).</w:t>
       </w:r>
     </w:p>
     <w:p>
@@ -4657,10 +4035,11 @@
           <w:szCs w:val="28"/>
           <w:u w:val="single"/>
         </w:rPr>
-        <w:t xml:space="preserve">Qué es una </w:t>
-      </w:r>
-      <w:proofErr w:type="spellStart"/>
-      <w:r>
+        <w:t>Qué es una query “tonta” vs una query inteligente</w:t>
+      </w:r>
+    </w:p>
+    <w:p>
+      <w:pPr>
         <w:rPr>
           <w:b/>
           <w:bCs/>
@@ -4668,20 +4047,18 @@
           <w:szCs w:val="28"/>
           <w:u w:val="single"/>
         </w:rPr>
-        <w:t>query</w:t>
-      </w:r>
-      <w:proofErr w:type="spellEnd"/>
-      <w:r>
-        <w:rPr>
+      </w:pPr>
+      <w:r>
+        <w:rPr>
+          <w:rFonts w:ascii="Segoe UI Emoji" w:hAnsi="Segoe UI Emoji" w:cs="Segoe UI Emoji"/>
           <w:b/>
           <w:bCs/>
           <w:sz w:val="28"/>
           <w:szCs w:val="28"/>
           <w:u w:val="single"/>
         </w:rPr>
-        <w:t xml:space="preserve"> “tonta” vs una </w:t>
-      </w:r>
-      <w:proofErr w:type="spellStart"/>
+        <w:t>❌</w:t>
+      </w:r>
       <w:r>
         <w:rPr>
           <w:b/>
@@ -4690,72 +4067,7 @@
           <w:szCs w:val="28"/>
           <w:u w:val="single"/>
         </w:rPr>
-        <w:t>query</w:t>
-      </w:r>
-      <w:proofErr w:type="spellEnd"/>
-      <w:r>
-        <w:rPr>
-          <w:b/>
-          <w:bCs/>
-          <w:sz w:val="28"/>
-          <w:szCs w:val="28"/>
-          <w:u w:val="single"/>
-        </w:rPr>
-        <w:t xml:space="preserve"> inteligente</w:t>
-      </w:r>
-    </w:p>
-    <w:p>
-      <w:pPr>
-        <w:rPr>
-          <w:b/>
-          <w:bCs/>
-          <w:sz w:val="28"/>
-          <w:szCs w:val="28"/>
-          <w:u w:val="single"/>
-        </w:rPr>
-      </w:pPr>
-      <w:r>
-        <w:rPr>
-          <w:rFonts w:ascii="Segoe UI Emoji" w:hAnsi="Segoe UI Emoji" w:cs="Segoe UI Emoji"/>
-          <w:b/>
-          <w:bCs/>
-          <w:sz w:val="28"/>
-          <w:szCs w:val="28"/>
-          <w:u w:val="single"/>
-        </w:rPr>
-        <w:t>❌</w:t>
-      </w:r>
-      <w:r>
-        <w:rPr>
-          <w:b/>
-          <w:bCs/>
-          <w:sz w:val="28"/>
-          <w:szCs w:val="28"/>
-          <w:u w:val="single"/>
-        </w:rPr>
-        <w:t xml:space="preserve"> </w:t>
-      </w:r>
-      <w:proofErr w:type="spellStart"/>
-      <w:r>
-        <w:rPr>
-          <w:b/>
-          <w:bCs/>
-          <w:sz w:val="28"/>
-          <w:szCs w:val="28"/>
-          <w:u w:val="single"/>
-        </w:rPr>
-        <w:t>Query</w:t>
-      </w:r>
-      <w:proofErr w:type="spellEnd"/>
-      <w:r>
-        <w:rPr>
-          <w:b/>
-          <w:bCs/>
-          <w:sz w:val="28"/>
-          <w:szCs w:val="28"/>
-          <w:u w:val="single"/>
-        </w:rPr>
-        <w:t xml:space="preserve"> tonta</w:t>
+        <w:t xml:space="preserve"> Query tonta</w:t>
       </w:r>
     </w:p>
     <w:p>
@@ -4808,17 +4120,8 @@
           <w:sz w:val="24"/>
           <w:szCs w:val="24"/>
         </w:rPr>
-        <w:t xml:space="preserve">depende del </w:t>
-      </w:r>
-      <w:proofErr w:type="spellStart"/>
-      <w:r>
-        <w:rPr>
-          <w:sz w:val="24"/>
-          <w:szCs w:val="24"/>
-        </w:rPr>
-        <w:t>wording</w:t>
-      </w:r>
-      <w:proofErr w:type="spellEnd"/>
+        <w:t>depende del wording</w:t>
+      </w:r>
     </w:p>
     <w:p>
       <w:pPr>
@@ -4900,140 +4203,192 @@
           <w:szCs w:val="28"/>
           <w:u w:val="single"/>
         </w:rPr>
-        <w:t xml:space="preserve"> </w:t>
-      </w:r>
-      <w:proofErr w:type="spellStart"/>
-      <w:r>
-        <w:rPr>
+        <w:t xml:space="preserve"> Query inteligente (conceptual)</w:t>
+      </w:r>
+    </w:p>
+    <w:p>
+      <w:pPr>
+        <w:rPr>
+          <w:i/>
+          <w:iCs/>
+          <w:sz w:val="24"/>
+          <w:szCs w:val="24"/>
+        </w:rPr>
+      </w:pPr>
+      <w:r>
+        <w:rPr>
+          <w:i/>
+          <w:iCs/>
+          <w:sz w:val="24"/>
+          <w:szCs w:val="24"/>
+        </w:rPr>
+        <w:t>INTENCIÓN: entender rol de memoria</w:t>
+      </w:r>
+    </w:p>
+    <w:p>
+      <w:pPr>
+        <w:rPr>
+          <w:i/>
+          <w:iCs/>
+          <w:sz w:val="24"/>
+          <w:szCs w:val="24"/>
+        </w:rPr>
+      </w:pPr>
+      <w:r>
+        <w:rPr>
+          <w:i/>
+          <w:iCs/>
+          <w:sz w:val="24"/>
+          <w:szCs w:val="24"/>
+        </w:rPr>
+        <w:t>CONTEXTO ACTUAL: diseño de Jarvis</w:t>
+      </w:r>
+    </w:p>
+    <w:p>
+      <w:pPr>
+        <w:rPr>
+          <w:i/>
+          <w:iCs/>
+          <w:sz w:val="24"/>
+          <w:szCs w:val="24"/>
+        </w:rPr>
+      </w:pPr>
+      <w:r>
+        <w:rPr>
+          <w:i/>
+          <w:iCs/>
+          <w:sz w:val="24"/>
+          <w:szCs w:val="24"/>
+        </w:rPr>
+        <w:t>OBJETIVO: justificar arquitectura</w:t>
+      </w:r>
+    </w:p>
+    <w:p>
+      <w:pPr>
+        <w:rPr>
+          <w:i/>
+          <w:iCs/>
+          <w:sz w:val="24"/>
+          <w:szCs w:val="24"/>
+        </w:rPr>
+      </w:pPr>
+      <w:r>
+        <w:rPr>
+          <w:i/>
+          <w:iCs/>
+          <w:sz w:val="24"/>
+          <w:szCs w:val="24"/>
+        </w:rPr>
+        <w:t>NIVEL: conceptual, no técnico</w:t>
+      </w:r>
+    </w:p>
+    <w:p>
+      <w:pPr>
+        <w:rPr>
+          <w:sz w:val="24"/>
+          <w:szCs w:val="24"/>
+        </w:rPr>
+      </w:pPr>
+      <w:r>
+        <w:rPr>
+          <w:rFonts w:ascii="Segoe UI Emoji" w:hAnsi="Segoe UI Emoji" w:cs="Segoe UI Emoji"/>
+          <w:sz w:val="24"/>
+          <w:szCs w:val="24"/>
+        </w:rPr>
+        <w:t>👉</w:t>
+      </w:r>
+      <w:r>
+        <w:rPr>
+          <w:sz w:val="24"/>
+          <w:szCs w:val="24"/>
+        </w:rPr>
+        <w:t xml:space="preserve"> Esto no es texto, es estructura cognitiva.</w:t>
+      </w:r>
+    </w:p>
+    <w:p>
+      <w:pPr>
+        <w:rPr>
+          <w:sz w:val="24"/>
+          <w:szCs w:val="24"/>
+        </w:rPr>
+      </w:pPr>
+    </w:p>
+    <w:p>
+      <w:pPr>
+        <w:rPr>
+          <w:sz w:val="24"/>
+          <w:szCs w:val="24"/>
+        </w:rPr>
+      </w:pPr>
+      <w:r>
+        <w:rPr>
+          <w:b/>
+          <w:bCs/>
           <w:sz w:val="28"/>
           <w:szCs w:val="28"/>
           <w:u w:val="single"/>
         </w:rPr>
-        <w:t>Query</w:t>
-      </w:r>
-      <w:proofErr w:type="spellEnd"/>
-      <w:r>
-        <w:rPr>
+        <w:t>Mi definición:</w:t>
+      </w:r>
+      <w:r>
+        <w:rPr>
+          <w:sz w:val="28"/>
+          <w:szCs w:val="28"/>
+        </w:rPr>
+        <w:t xml:space="preserve"> </w:t>
+      </w:r>
+      <w:r>
+        <w:rPr>
+          <w:sz w:val="24"/>
+          <w:szCs w:val="24"/>
+        </w:rPr>
+        <w:t>Una buena query es la que no hace una prgunta concreta sino la que aporta una acumulación de información, dejar claro como aparece arriba que se pretende hacer, en que contexto, que se busca</w:t>
+      </w:r>
+      <w:r>
+        <w:rPr>
+          <w:sz w:val="24"/>
+          <w:szCs w:val="24"/>
+        </w:rPr>
+        <w:t xml:space="preserve"> y en que nivel.</w:t>
+      </w:r>
+    </w:p>
+    <w:p>
+      <w:pPr>
+        <w:rPr>
+          <w:sz w:val="24"/>
+          <w:szCs w:val="24"/>
+        </w:rPr>
+      </w:pPr>
+    </w:p>
+    <w:p>
+      <w:pPr>
+        <w:rPr>
+          <w:b/>
+          <w:bCs/>
+          <w:sz w:val="24"/>
+          <w:szCs w:val="24"/>
+        </w:rPr>
+      </w:pPr>
+    </w:p>
+    <w:p>
+      <w:pPr>
+        <w:rPr>
+          <w:b/>
+          <w:bCs/>
+          <w:sz w:val="24"/>
+          <w:szCs w:val="24"/>
+        </w:rPr>
+      </w:pPr>
+    </w:p>
+    <w:p>
+      <w:pPr>
+        <w:rPr>
+          <w:b/>
+          <w:bCs/>
           <w:sz w:val="28"/>
           <w:szCs w:val="28"/>
           <w:u w:val="single"/>
         </w:rPr>
-        <w:t xml:space="preserve"> inteligente (conceptual)</w:t>
-      </w:r>
-    </w:p>
-    <w:p>
-      <w:pPr>
-        <w:rPr>
-          <w:i/>
-          <w:iCs/>
-          <w:sz w:val="24"/>
-          <w:szCs w:val="24"/>
-        </w:rPr>
-      </w:pPr>
-      <w:r>
-        <w:rPr>
-          <w:i/>
-          <w:iCs/>
-          <w:sz w:val="24"/>
-          <w:szCs w:val="24"/>
-        </w:rPr>
-        <w:t>INTENCIÓN: entender rol de memoria</w:t>
-      </w:r>
-    </w:p>
-    <w:p>
-      <w:pPr>
-        <w:rPr>
-          <w:i/>
-          <w:iCs/>
-          <w:sz w:val="24"/>
-          <w:szCs w:val="24"/>
-        </w:rPr>
-      </w:pPr>
-      <w:r>
-        <w:rPr>
-          <w:i/>
-          <w:iCs/>
-          <w:sz w:val="24"/>
-          <w:szCs w:val="24"/>
-        </w:rPr>
-        <w:t>CONTEXTO ACTUAL: diseño de Jarvis</w:t>
-      </w:r>
-    </w:p>
-    <w:p>
-      <w:pPr>
-        <w:rPr>
-          <w:i/>
-          <w:iCs/>
-          <w:sz w:val="24"/>
-          <w:szCs w:val="24"/>
-        </w:rPr>
-      </w:pPr>
-      <w:r>
-        <w:rPr>
-          <w:i/>
-          <w:iCs/>
-          <w:sz w:val="24"/>
-          <w:szCs w:val="24"/>
-        </w:rPr>
-        <w:t>OBJETIVO: justificar arquitectura</w:t>
-      </w:r>
-    </w:p>
-    <w:p>
-      <w:pPr>
-        <w:rPr>
-          <w:i/>
-          <w:iCs/>
-          <w:sz w:val="24"/>
-          <w:szCs w:val="24"/>
-        </w:rPr>
-      </w:pPr>
-      <w:r>
-        <w:rPr>
-          <w:i/>
-          <w:iCs/>
-          <w:sz w:val="24"/>
-          <w:szCs w:val="24"/>
-        </w:rPr>
-        <w:t>NIVEL: conceptual, no técnico</w:t>
-      </w:r>
-    </w:p>
-    <w:p>
-      <w:pPr>
-        <w:rPr>
-          <w:sz w:val="24"/>
-          <w:szCs w:val="24"/>
-        </w:rPr>
-      </w:pPr>
-      <w:r>
-        <w:rPr>
-          <w:rFonts w:ascii="Segoe UI Emoji" w:hAnsi="Segoe UI Emoji" w:cs="Segoe UI Emoji"/>
-          <w:sz w:val="24"/>
-          <w:szCs w:val="24"/>
-        </w:rPr>
-        <w:t>👉</w:t>
-      </w:r>
-      <w:r>
-        <w:rPr>
-          <w:sz w:val="24"/>
-          <w:szCs w:val="24"/>
-        </w:rPr>
-        <w:t xml:space="preserve"> Esto no es texto, es estructura cognitiva.</w:t>
-      </w:r>
-    </w:p>
-    <w:p>
-      <w:pPr>
-        <w:rPr>
-          <w:sz w:val="24"/>
-          <w:szCs w:val="24"/>
-        </w:rPr>
-      </w:pPr>
-    </w:p>
-    <w:p>
-      <w:pPr>
-        <w:rPr>
-          <w:sz w:val="24"/>
-          <w:szCs w:val="24"/>
-        </w:rPr>
       </w:pPr>
       <w:r>
         <w:rPr>
@@ -5043,116 +4398,20 @@
           <w:szCs w:val="28"/>
           <w:u w:val="single"/>
         </w:rPr>
-        <w:t>Mi definición:</w:t>
-      </w:r>
-      <w:r>
-        <w:rPr>
-          <w:sz w:val="28"/>
-          <w:szCs w:val="28"/>
-        </w:rPr>
-        <w:t xml:space="preserve"> </w:t>
-      </w:r>
-      <w:r>
-        <w:rPr>
-          <w:sz w:val="24"/>
-          <w:szCs w:val="24"/>
-        </w:rPr>
-        <w:t xml:space="preserve">Una buena </w:t>
-      </w:r>
-      <w:proofErr w:type="spellStart"/>
-      <w:r>
-        <w:rPr>
-          <w:sz w:val="24"/>
-          <w:szCs w:val="24"/>
-        </w:rPr>
-        <w:t>query</w:t>
-      </w:r>
-      <w:proofErr w:type="spellEnd"/>
-      <w:r>
-        <w:rPr>
-          <w:sz w:val="24"/>
-          <w:szCs w:val="24"/>
-        </w:rPr>
-        <w:t xml:space="preserve"> es la que no hace una </w:t>
-      </w:r>
-      <w:proofErr w:type="spellStart"/>
-      <w:r>
-        <w:rPr>
-          <w:sz w:val="24"/>
-          <w:szCs w:val="24"/>
-        </w:rPr>
-        <w:t>prgunta</w:t>
-      </w:r>
-      <w:proofErr w:type="spellEnd"/>
-      <w:r>
-        <w:rPr>
-          <w:sz w:val="24"/>
-          <w:szCs w:val="24"/>
-        </w:rPr>
-        <w:t xml:space="preserve"> concreta sino la que aporta una acumulación de información, dejar claro como aparece arriba que se pretende hacer, en que contexto, que se busca</w:t>
-      </w:r>
-      <w:r>
-        <w:rPr>
-          <w:sz w:val="24"/>
-          <w:szCs w:val="24"/>
-        </w:rPr>
-        <w:t xml:space="preserve"> y en </w:t>
-      </w:r>
-      <w:proofErr w:type="spellStart"/>
-      <w:r>
-        <w:rPr>
-          <w:sz w:val="24"/>
-          <w:szCs w:val="24"/>
-        </w:rPr>
-        <w:t>que</w:t>
-      </w:r>
-      <w:proofErr w:type="spellEnd"/>
-      <w:r>
-        <w:rPr>
-          <w:sz w:val="24"/>
-          <w:szCs w:val="24"/>
-        </w:rPr>
-        <w:t xml:space="preserve"> nivel.</w:t>
-      </w:r>
-    </w:p>
-    <w:p>
-      <w:pPr>
-        <w:rPr>
-          <w:sz w:val="24"/>
-          <w:szCs w:val="24"/>
-        </w:rPr>
-      </w:pPr>
-    </w:p>
-    <w:p>
-      <w:pPr>
-        <w:rPr>
-          <w:b/>
-          <w:bCs/>
-          <w:sz w:val="24"/>
-          <w:szCs w:val="24"/>
-        </w:rPr>
-      </w:pPr>
-    </w:p>
-    <w:p>
-      <w:pPr>
-        <w:rPr>
-          <w:b/>
-          <w:bCs/>
-          <w:sz w:val="24"/>
-          <w:szCs w:val="24"/>
-        </w:rPr>
-      </w:pPr>
-    </w:p>
-    <w:p>
-      <w:pPr>
-        <w:rPr>
+        <w:lastRenderedPageBreak/>
+        <w:t>2️</w:t>
+      </w:r>
+      <w:r>
+        <w:rPr>
+          <w:rFonts w:ascii="Tahoma" w:hAnsi="Tahoma" w:cs="Tahoma"/>
           <w:b/>
           <w:bCs/>
           <w:sz w:val="28"/>
           <w:szCs w:val="28"/>
           <w:u w:val="single"/>
         </w:rPr>
-      </w:pPr>
+        <w:t xml:space="preserve">) </w:t>
+      </w:r>
       <w:r>
         <w:rPr>
           <w:b/>
@@ -5161,28 +4420,6 @@
           <w:szCs w:val="28"/>
           <w:u w:val="single"/>
         </w:rPr>
-        <w:lastRenderedPageBreak/>
-        <w:t>2️</w:t>
-      </w:r>
-      <w:r>
-        <w:rPr>
-          <w:rFonts w:ascii="Tahoma" w:hAnsi="Tahoma" w:cs="Tahoma"/>
-          <w:b/>
-          <w:bCs/>
-          <w:sz w:val="28"/>
-          <w:szCs w:val="28"/>
-          <w:u w:val="single"/>
-        </w:rPr>
-        <w:t xml:space="preserve">) </w:t>
-      </w:r>
-      <w:r>
-        <w:rPr>
-          <w:b/>
-          <w:bCs/>
-          <w:sz w:val="28"/>
-          <w:szCs w:val="28"/>
-          <w:u w:val="single"/>
-        </w:rPr>
         <w:t>Cómo piensa Jarvis antes de buscar</w:t>
       </w:r>
     </w:p>
@@ -5198,23 +4435,7 @@
           <w:sz w:val="24"/>
           <w:szCs w:val="24"/>
         </w:rPr>
-        <w:t xml:space="preserve">Antes de generar </w:t>
-      </w:r>
-      <w:proofErr w:type="spellStart"/>
-      <w:r>
-        <w:rPr>
-          <w:sz w:val="24"/>
-          <w:szCs w:val="24"/>
-        </w:rPr>
-        <w:t>embeddings</w:t>
-      </w:r>
-      <w:proofErr w:type="spellEnd"/>
-      <w:r>
-        <w:rPr>
-          <w:sz w:val="24"/>
-          <w:szCs w:val="24"/>
-        </w:rPr>
-        <w:t>, Jarvis Núcleo debería preguntarse:</w:t>
+        <w:t>Antes de generar embeddings, Jarvis Núcleo debería preguntarse:</w:t>
       </w:r>
     </w:p>
     <w:p>
@@ -5384,7 +4605,6 @@
           <w:szCs w:val="24"/>
         </w:rPr>
       </w:pPr>
-      <w:proofErr w:type="spellStart"/>
       <w:r>
         <w:rPr>
           <w:sz w:val="24"/>
@@ -5392,7 +4612,6 @@
         </w:rPr>
         <w:t>LLMs</w:t>
       </w:r>
-      <w:proofErr w:type="spellEnd"/>
     </w:p>
     <w:p>
       <w:pPr>
@@ -5549,23 +4768,7 @@
           <w:sz w:val="24"/>
           <w:szCs w:val="24"/>
         </w:rPr>
-        <w:t xml:space="preserve"> Recién después de eso se arma la </w:t>
-      </w:r>
-      <w:proofErr w:type="spellStart"/>
-      <w:r>
-        <w:rPr>
-          <w:sz w:val="24"/>
-          <w:szCs w:val="24"/>
-        </w:rPr>
-        <w:t>query</w:t>
-      </w:r>
-      <w:proofErr w:type="spellEnd"/>
-      <w:r>
-        <w:rPr>
-          <w:sz w:val="24"/>
-          <w:szCs w:val="24"/>
-        </w:rPr>
-        <w:t>.</w:t>
+        <w:t xml:space="preserve"> Recién después de eso se arma la query.</w:t>
       </w:r>
     </w:p>
     <w:p>
@@ -5615,42 +4818,8 @@
           <w:szCs w:val="28"/>
           <w:u w:val="single"/>
         </w:rPr>
-        <w:t xml:space="preserve">La </w:t>
-      </w:r>
-      <w:proofErr w:type="spellStart"/>
-      <w:r>
-        <w:rPr>
-          <w:b/>
-          <w:bCs/>
-          <w:sz w:val="28"/>
-          <w:szCs w:val="28"/>
-          <w:u w:val="single"/>
-        </w:rPr>
-        <w:t>query</w:t>
-      </w:r>
-      <w:proofErr w:type="spellEnd"/>
-      <w:r>
-        <w:rPr>
-          <w:b/>
-          <w:bCs/>
-          <w:sz w:val="28"/>
-          <w:szCs w:val="28"/>
-          <w:u w:val="single"/>
-        </w:rPr>
-        <w:t xml:space="preserve"> real que va al </w:t>
-      </w:r>
-      <w:proofErr w:type="spellStart"/>
-      <w:r>
-        <w:rPr>
-          <w:b/>
-          <w:bCs/>
-          <w:sz w:val="28"/>
-          <w:szCs w:val="28"/>
-          <w:u w:val="single"/>
-        </w:rPr>
-        <w:t>embedding</w:t>
-      </w:r>
-      <w:proofErr w:type="spellEnd"/>
+        <w:t>La query real que va al embedding</w:t>
+      </w:r>
     </w:p>
     <w:p>
       <w:pPr>
@@ -5680,39 +4849,7 @@
           <w:szCs w:val="24"/>
         </w:rPr>
         <w:br/>
-        <w:t xml:space="preserve">La </w:t>
-      </w:r>
-      <w:proofErr w:type="spellStart"/>
-      <w:r>
-        <w:rPr>
-          <w:sz w:val="24"/>
-          <w:szCs w:val="24"/>
-        </w:rPr>
-        <w:t>query</w:t>
-      </w:r>
-      <w:proofErr w:type="spellEnd"/>
-      <w:r>
-        <w:rPr>
-          <w:sz w:val="24"/>
-          <w:szCs w:val="24"/>
-        </w:rPr>
-        <w:t xml:space="preserve"> que se </w:t>
-      </w:r>
-      <w:proofErr w:type="spellStart"/>
-      <w:r>
-        <w:rPr>
-          <w:sz w:val="24"/>
-          <w:szCs w:val="24"/>
-        </w:rPr>
-        <w:t>embeddea</w:t>
-      </w:r>
-      <w:proofErr w:type="spellEnd"/>
-      <w:r>
-        <w:rPr>
-          <w:sz w:val="24"/>
-          <w:szCs w:val="24"/>
-        </w:rPr>
-        <w:t xml:space="preserve"> </w:t>
+        <w:t xml:space="preserve">La query que se embeddea </w:t>
       </w:r>
       <w:r>
         <w:rPr>
@@ -6054,21 +5191,12 @@
           <w:szCs w:val="24"/>
         </w:rPr>
       </w:pPr>
-      <w:proofErr w:type="spellStart"/>
-      <w:r>
-        <w:rPr>
-          <w:sz w:val="24"/>
-          <w:szCs w:val="24"/>
-        </w:rPr>
-        <w:t>guardás</w:t>
-      </w:r>
-      <w:proofErr w:type="spellEnd"/>
-      <w:r>
-        <w:rPr>
-          <w:sz w:val="24"/>
-          <w:szCs w:val="24"/>
-        </w:rPr>
-        <w:t xml:space="preserve"> lo correcto</w:t>
+      <w:r>
+        <w:rPr>
+          <w:sz w:val="24"/>
+          <w:szCs w:val="24"/>
+        </w:rPr>
+        <w:t>guardás lo correcto</w:t>
       </w:r>
     </w:p>
     <w:p>
@@ -6082,21 +5210,12 @@
           <w:szCs w:val="24"/>
         </w:rPr>
       </w:pPr>
-      <w:proofErr w:type="spellStart"/>
-      <w:r>
-        <w:rPr>
-          <w:sz w:val="24"/>
-          <w:szCs w:val="24"/>
-        </w:rPr>
-        <w:t>recuperás</w:t>
-      </w:r>
-      <w:proofErr w:type="spellEnd"/>
-      <w:r>
-        <w:rPr>
-          <w:sz w:val="24"/>
-          <w:szCs w:val="24"/>
-        </w:rPr>
-        <w:t xml:space="preserve"> lo necesario</w:t>
+      <w:r>
+        <w:rPr>
+          <w:sz w:val="24"/>
+          <w:szCs w:val="24"/>
+        </w:rPr>
+        <w:t>recuperás lo necesario</w:t>
       </w:r>
     </w:p>
     <w:p>
@@ -6110,21 +5229,12 @@
           <w:szCs w:val="24"/>
         </w:rPr>
       </w:pPr>
-      <w:proofErr w:type="spellStart"/>
-      <w:r>
-        <w:rPr>
-          <w:sz w:val="24"/>
-          <w:szCs w:val="24"/>
-        </w:rPr>
-        <w:t>olvidás</w:t>
-      </w:r>
-      <w:proofErr w:type="spellEnd"/>
-      <w:r>
-        <w:rPr>
-          <w:sz w:val="24"/>
-          <w:szCs w:val="24"/>
-        </w:rPr>
-        <w:t xml:space="preserve"> a tiempo</w:t>
+      <w:r>
+        <w:rPr>
+          <w:sz w:val="24"/>
+          <w:szCs w:val="24"/>
+        </w:rPr>
+        <w:t>olvidás a tiempo</w:t>
       </w:r>
     </w:p>
     <w:p>
@@ -6291,27 +5401,7 @@
           <w:szCs w:val="24"/>
         </w:rPr>
         <w:br/>
-        <w:t xml:space="preserve">“Jarvis Núcleo vs Operativo”, “preferís </w:t>
-      </w:r>
-      <w:proofErr w:type="spellStart"/>
-      <w:r>
-        <w:rPr>
-          <w:b/>
-          <w:bCs/>
-          <w:sz w:val="24"/>
-          <w:szCs w:val="24"/>
-        </w:rPr>
-        <w:t>variance</w:t>
-      </w:r>
-      <w:proofErr w:type="spellEnd"/>
-      <w:r>
-        <w:rPr>
-          <w:b/>
-          <w:bCs/>
-          <w:sz w:val="24"/>
-          <w:szCs w:val="24"/>
-        </w:rPr>
-        <w:t xml:space="preserve"> controlada”.</w:t>
+        <w:t>“Jarvis Núcleo vs Operativo”, “preferís variance controlada”.</w:t>
       </w:r>
     </w:p>
     <w:p>
@@ -6488,27 +5578,7 @@
           <w:szCs w:val="24"/>
         </w:rPr>
         <w:br/>
-        <w:t xml:space="preserve">“estás en fase </w:t>
-      </w:r>
-      <w:proofErr w:type="spellStart"/>
-      <w:r>
-        <w:rPr>
-          <w:b/>
-          <w:bCs/>
-          <w:sz w:val="24"/>
-          <w:szCs w:val="24"/>
-        </w:rPr>
-        <w:t>LLMs</w:t>
-      </w:r>
-      <w:proofErr w:type="spellEnd"/>
-      <w:r>
-        <w:rPr>
-          <w:b/>
-          <w:bCs/>
-          <w:sz w:val="24"/>
-          <w:szCs w:val="24"/>
-        </w:rPr>
-        <w:t>”, “hoy estamos cerrando RAG”.</w:t>
+        <w:t>“estás en fase LLMs”, “hoy estamos cerrando RAG”.</w:t>
       </w:r>
     </w:p>
     <w:p>
@@ -7112,20 +6182,8 @@
           <w:u w:val="single"/>
         </w:rPr>
         <w:lastRenderedPageBreak/>
-        <w:t xml:space="preserve">Hacer buenos </w:t>
-      </w:r>
-      <w:proofErr w:type="spellStart"/>
-      <w:r>
-        <w:rPr>
-          <w:b/>
-          <w:bCs/>
-          <w:sz w:val="36"/>
-          <w:szCs w:val="36"/>
-          <w:u w:val="single"/>
-        </w:rPr>
-        <w:t>PROMPTs</w:t>
-      </w:r>
-      <w:proofErr w:type="spellEnd"/>
+        <w:t>Hacer buenos PROMPTs</w:t>
+      </w:r>
     </w:p>
     <w:p>
       <w:pPr>
@@ -7147,29 +6205,7 @@
           <w:szCs w:val="28"/>
           <w:u w:val="single"/>
         </w:rPr>
-        <w:t>1️</w:t>
-      </w:r>
-      <w:r>
-        <w:rPr>
-          <w:rFonts w:cstheme="minorHAnsi"/>
-          <w:b/>
-          <w:bCs/>
-          <w:sz w:val="28"/>
-          <w:szCs w:val="28"/>
-          <w:u w:val="single"/>
-        </w:rPr>
-        <w:t xml:space="preserve">) </w:t>
-      </w:r>
-      <w:r>
-        <w:rPr>
-          <w:rFonts w:cstheme="minorHAnsi"/>
-          <w:b/>
-          <w:bCs/>
-          <w:sz w:val="28"/>
-          <w:szCs w:val="28"/>
-          <w:u w:val="single"/>
-        </w:rPr>
-        <w:t>Qué hace realmente un LLM cuando responde</w:t>
+        <w:t>1️) Qué hace realmente un LLM cuando responde</w:t>
       </w:r>
     </w:p>
     <w:p>
@@ -7343,7 +6379,7 @@
     <w:p>
       <w:r>
         <w:pict w14:anchorId="55B4EBDC">
-          <v:rect id="_x0000_i1075" style="width:0;height:1.5pt" o:hralign="center" o:hrstd="t" o:hr="t" fillcolor="#a0a0a0" stroked="f"/>
+          <v:rect id="_x0000_i1030" style="width:0;height:1.5pt" o:hralign="center" o:hrstd="t" o:hr="t" fillcolor="#a0a0a0" stroked="f"/>
         </w:pict>
       </w:r>
     </w:p>
@@ -7367,42 +6403,7 @@
           <w:szCs w:val="28"/>
           <w:u w:val="single"/>
         </w:rPr>
-        <w:t>2️</w:t>
-      </w:r>
-      <w:r>
-        <w:rPr>
-          <w:rFonts w:cstheme="minorHAnsi"/>
-          <w:b/>
-          <w:bCs/>
-          <w:sz w:val="28"/>
-          <w:szCs w:val="28"/>
-          <w:u w:val="single"/>
-        </w:rPr>
-        <w:t xml:space="preserve">) </w:t>
-      </w:r>
-      <w:proofErr w:type="spellStart"/>
-      <w:r>
-        <w:rPr>
-          <w:rFonts w:cstheme="minorHAnsi"/>
-          <w:b/>
-          <w:bCs/>
-          <w:sz w:val="28"/>
-          <w:szCs w:val="28"/>
-          <w:u w:val="single"/>
-        </w:rPr>
-        <w:t>Prompt</w:t>
-      </w:r>
-      <w:proofErr w:type="spellEnd"/>
-      <w:r>
-        <w:rPr>
-          <w:rFonts w:cstheme="minorHAnsi"/>
-          <w:b/>
-          <w:bCs/>
-          <w:sz w:val="28"/>
-          <w:szCs w:val="28"/>
-          <w:u w:val="single"/>
-        </w:rPr>
-        <w:t xml:space="preserve"> ≠ pregunta</w:t>
+        <w:t>2️) Prompt ≠ pregunta</w:t>
       </w:r>
     </w:p>
     <w:p>
@@ -7428,7 +6429,6 @@
         <w:br/>
         <w:t xml:space="preserve">Un </w:t>
       </w:r>
-      <w:proofErr w:type="spellStart"/>
       <w:r>
         <w:rPr>
           <w:b/>
@@ -7436,7 +6436,6 @@
         </w:rPr>
         <w:t>prompt</w:t>
       </w:r>
-      <w:proofErr w:type="spellEnd"/>
       <w:r>
         <w:t xml:space="preserve"> es una </w:t>
       </w:r>
@@ -7491,62 +6490,45 @@
           <w:i/>
           <w:iCs/>
         </w:rPr>
-        <w:t xml:space="preserve">¿Qué es </w:t>
-      </w:r>
-      <w:proofErr w:type="spellStart"/>
-      <w:r>
+        <w:t>¿Qué es overfitting?</w:t>
+      </w:r>
+    </w:p>
+    <w:p>
+      <w:pPr>
+        <w:rPr>
+          <w:b/>
+          <w:bCs/>
+        </w:rPr>
+      </w:pPr>
+      <w:r>
+        <w:rPr>
+          <w:rFonts w:ascii="Segoe UI Emoji" w:hAnsi="Segoe UI Emoji" w:cs="Segoe UI Emoji"/>
+          <w:b/>
+          <w:bCs/>
+        </w:rPr>
+        <w:t>✅</w:t>
+      </w:r>
+      <w:r>
+        <w:rPr>
+          <w:b/>
+          <w:bCs/>
+        </w:rPr>
+        <w:t xml:space="preserve"> Prompt mínimo:</w:t>
+      </w:r>
+    </w:p>
+    <w:p>
+      <w:pPr>
         <w:rPr>
           <w:i/>
           <w:iCs/>
         </w:rPr>
-        <w:t>overfitting</w:t>
-      </w:r>
-      <w:proofErr w:type="spellEnd"/>
+      </w:pPr>
       <w:r>
         <w:rPr>
           <w:i/>
           <w:iCs/>
         </w:rPr>
-        <w:t>?</w:t>
-      </w:r>
-    </w:p>
-    <w:p>
-      <w:pPr>
-        <w:rPr>
-          <w:b/>
-          <w:bCs/>
-        </w:rPr>
-      </w:pPr>
-      <w:r>
-        <w:rPr>
-          <w:rFonts w:ascii="Segoe UI Emoji" w:hAnsi="Segoe UI Emoji" w:cs="Segoe UI Emoji"/>
-          <w:b/>
-          <w:bCs/>
-        </w:rPr>
-        <w:t>✅</w:t>
-      </w:r>
-      <w:r>
-        <w:rPr>
-          <w:b/>
-          <w:bCs/>
-        </w:rPr>
-        <w:t xml:space="preserve"> </w:t>
-      </w:r>
-      <w:proofErr w:type="spellStart"/>
-      <w:r>
-        <w:rPr>
-          <w:b/>
-          <w:bCs/>
-        </w:rPr>
-        <w:t>Prompt</w:t>
-      </w:r>
-      <w:proofErr w:type="spellEnd"/>
-      <w:r>
-        <w:rPr>
-          <w:b/>
-          <w:bCs/>
-        </w:rPr>
-        <w:t xml:space="preserve"> mínimo:</w:t>
+        <w:t>Sos un profesor de ML.</w:t>
       </w:r>
     </w:p>
     <w:p>
@@ -7556,75 +6538,26 @@
           <w:iCs/>
         </w:rPr>
       </w:pPr>
-      <w:proofErr w:type="spellStart"/>
       <w:r>
         <w:rPr>
           <w:i/>
           <w:iCs/>
         </w:rPr>
-        <w:t>Sos</w:t>
-      </w:r>
-      <w:proofErr w:type="spellEnd"/>
-      <w:r>
+        <w:t>Explicá overfitting con un ejemplo simple.</w:t>
+      </w:r>
+    </w:p>
+    <w:p>
+      <w:pPr>
         <w:rPr>
           <w:i/>
           <w:iCs/>
         </w:rPr>
-        <w:t xml:space="preserve"> un profesor de ML.</w:t>
-      </w:r>
-    </w:p>
-    <w:p>
-      <w:pPr>
+      </w:pPr>
+      <w:r>
         <w:rPr>
           <w:i/>
           <w:iCs/>
         </w:rPr>
-      </w:pPr>
-      <w:proofErr w:type="spellStart"/>
-      <w:r>
-        <w:rPr>
-          <w:i/>
-          <w:iCs/>
-        </w:rPr>
-        <w:t>Explicá</w:t>
-      </w:r>
-      <w:proofErr w:type="spellEnd"/>
-      <w:r>
-        <w:rPr>
-          <w:i/>
-          <w:iCs/>
-        </w:rPr>
-        <w:t xml:space="preserve"> </w:t>
-      </w:r>
-      <w:proofErr w:type="spellStart"/>
-      <w:r>
-        <w:rPr>
-          <w:i/>
-          <w:iCs/>
-        </w:rPr>
-        <w:t>overfitting</w:t>
-      </w:r>
-      <w:proofErr w:type="spellEnd"/>
-      <w:r>
-        <w:rPr>
-          <w:i/>
-          <w:iCs/>
-        </w:rPr>
-        <w:t xml:space="preserve"> con un ejemplo simple.</w:t>
-      </w:r>
-    </w:p>
-    <w:p>
-      <w:pPr>
-        <w:rPr>
-          <w:i/>
-          <w:iCs/>
-        </w:rPr>
-      </w:pPr>
-      <w:r>
-        <w:rPr>
-          <w:i/>
-          <w:iCs/>
-        </w:rPr>
         <w:t>No uses fórmulas.</w:t>
       </w:r>
     </w:p>
@@ -7662,14 +6595,9 @@
       </w:r>
     </w:p>
     <w:p>
-      <w:proofErr w:type="spellStart"/>
       <w:r>
         <w:lastRenderedPageBreak/>
-        <w:t>Pensalo</w:t>
-      </w:r>
-      <w:proofErr w:type="spellEnd"/>
-      <w:r>
-        <w:t xml:space="preserve"> así:</w:t>
+        <w:t>Pensalo así:</w:t>
       </w:r>
     </w:p>
     <w:p>
@@ -7691,15 +6619,7 @@
         </w:numPr>
       </w:pPr>
       <w:r>
-        <w:t xml:space="preserve">el </w:t>
-      </w:r>
-      <w:proofErr w:type="spellStart"/>
-      <w:r>
-        <w:t>prompt</w:t>
-      </w:r>
-      <w:proofErr w:type="spellEnd"/>
-      <w:r>
-        <w:t xml:space="preserve"> = </w:t>
+        <w:t xml:space="preserve">el prompt = </w:t>
       </w:r>
       <w:r>
         <w:rPr>
@@ -7712,7 +6632,7 @@
     <w:p>
       <w:r>
         <w:pict w14:anchorId="18C92B4B">
-          <v:rect id="_x0000_i1076" style="width:0;height:1.5pt" o:hralign="center" o:hrstd="t" o:hr="t" fillcolor="#a0a0a0" stroked="f"/>
+          <v:rect id="_x0000_i1031" style="width:0;height:1.5pt" o:hralign="center" o:hrstd="t" o:hr="t" fillcolor="#a0a0a0" stroked="f"/>
         </w:pict>
       </w:r>
     </w:p>
@@ -7755,42 +6675,12 @@
           <w:szCs w:val="28"/>
           <w:u w:val="single"/>
         </w:rPr>
-        <w:t xml:space="preserve">Las 4 piezas de un buen </w:t>
-      </w:r>
-      <w:proofErr w:type="spellStart"/>
-      <w:r>
-        <w:rPr>
-          <w:b/>
-          <w:bCs/>
-          <w:sz w:val="28"/>
-          <w:szCs w:val="28"/>
-          <w:u w:val="single"/>
-        </w:rPr>
-        <w:t>prompt</w:t>
-      </w:r>
-      <w:proofErr w:type="spellEnd"/>
-      <w:r>
-        <w:rPr>
-          <w:b/>
-          <w:bCs/>
-          <w:sz w:val="28"/>
-          <w:szCs w:val="28"/>
-          <w:u w:val="single"/>
-        </w:rPr>
-        <w:t xml:space="preserve"> (base)</w:t>
-      </w:r>
-    </w:p>
-    <w:p>
-      <w:r>
-        <w:t xml:space="preserve">Un </w:t>
-      </w:r>
-      <w:proofErr w:type="spellStart"/>
-      <w:r>
-        <w:t>prompt</w:t>
-      </w:r>
-      <w:proofErr w:type="spellEnd"/>
-      <w:r>
-        <w:t xml:space="preserve"> bueno casi siempre tiene:</w:t>
+        <w:t>Las 4 piezas de un buen prompt (base)</w:t>
+      </w:r>
+    </w:p>
+    <w:p>
+      <w:r>
+        <w:t>Un prompt bueno casi siempre tiene:</w:t>
       </w:r>
     </w:p>
     <w:p>
@@ -7836,160 +6726,94 @@
           <w:iCs/>
         </w:rPr>
       </w:pPr>
-      <w:proofErr w:type="spellStart"/>
       <w:r>
         <w:rPr>
           <w:i/>
           <w:iCs/>
         </w:rPr>
-        <w:t>Sos</w:t>
-      </w:r>
-      <w:proofErr w:type="spellEnd"/>
-      <w:r>
+        <w:t>Sos un profesor de Machine Learning.</w:t>
+      </w:r>
+    </w:p>
+    <w:p>
+      <w:pPr>
+        <w:rPr>
+          <w:b/>
+          <w:bCs/>
+          <w:sz w:val="24"/>
+          <w:szCs w:val="24"/>
+          <w:u w:val="single"/>
+        </w:rPr>
+      </w:pPr>
+      <w:r>
+        <w:rPr>
+          <w:b/>
+          <w:bCs/>
+          <w:sz w:val="24"/>
+          <w:szCs w:val="24"/>
+          <w:u w:val="single"/>
+        </w:rPr>
+        <w:t>2. Contexto</w:t>
+      </w:r>
+    </w:p>
+    <w:p>
+      <w:r>
+        <w:t>Qué tiene que tener en cuenta.</w:t>
+      </w:r>
+    </w:p>
+    <w:p>
+      <w:pPr>
         <w:rPr>
           <w:i/>
           <w:iCs/>
         </w:rPr>
-        <w:t xml:space="preserve"> un profesor de Machine </w:t>
-      </w:r>
-      <w:proofErr w:type="spellStart"/>
+      </w:pPr>
       <w:r>
         <w:rPr>
           <w:i/>
           <w:iCs/>
         </w:rPr>
-        <w:t>Learning</w:t>
-      </w:r>
-      <w:proofErr w:type="spellEnd"/>
-      <w:r>
+        <w:t>El alumno ya vio regresión logística y árboles.</w:t>
+      </w:r>
+    </w:p>
+    <w:p>
+      <w:pPr>
+        <w:rPr>
+          <w:b/>
+          <w:bCs/>
+          <w:sz w:val="24"/>
+          <w:szCs w:val="24"/>
+          <w:u w:val="single"/>
+        </w:rPr>
+      </w:pPr>
+      <w:r>
+        <w:rPr>
+          <w:b/>
+          <w:bCs/>
+          <w:sz w:val="24"/>
+          <w:szCs w:val="24"/>
+          <w:u w:val="single"/>
+        </w:rPr>
+        <w:t>3. Tarea</w:t>
+      </w:r>
+    </w:p>
+    <w:p>
+      <w:r>
+        <w:t>Qué tiene que hacer.</w:t>
+      </w:r>
+    </w:p>
+    <w:p>
+      <w:pPr>
         <w:rPr>
           <w:i/>
           <w:iCs/>
         </w:rPr>
-        <w:t>.</w:t>
-      </w:r>
-    </w:p>
-    <w:p>
-      <w:pPr>
-        <w:rPr>
-          <w:b/>
-          <w:bCs/>
-          <w:sz w:val="24"/>
-          <w:szCs w:val="24"/>
-          <w:u w:val="single"/>
-        </w:rPr>
-      </w:pPr>
-      <w:r>
-        <w:rPr>
-          <w:b/>
-          <w:bCs/>
-          <w:sz w:val="24"/>
-          <w:szCs w:val="24"/>
-          <w:u w:val="single"/>
-        </w:rPr>
-        <w:t>2. Contexto</w:t>
-      </w:r>
-    </w:p>
-    <w:p>
-      <w:r>
-        <w:t>Qué tiene que tener en cuenta.</w:t>
-      </w:r>
-    </w:p>
-    <w:p>
-      <w:pPr>
+      </w:pPr>
+      <w:r>
         <w:rPr>
           <w:i/>
           <w:iCs/>
         </w:rPr>
-      </w:pPr>
-      <w:r>
-        <w:rPr>
-          <w:i/>
-          <w:iCs/>
-        </w:rPr>
-        <w:t>El alumno ya vio regresión logística y árboles.</w:t>
-      </w:r>
-    </w:p>
-    <w:p>
-      <w:pPr>
-        <w:rPr>
-          <w:b/>
-          <w:bCs/>
-          <w:sz w:val="24"/>
-          <w:szCs w:val="24"/>
-          <w:u w:val="single"/>
-        </w:rPr>
-      </w:pPr>
-      <w:r>
-        <w:rPr>
-          <w:b/>
-          <w:bCs/>
-          <w:sz w:val="24"/>
-          <w:szCs w:val="24"/>
-          <w:u w:val="single"/>
-        </w:rPr>
-        <w:t>3. Tarea</w:t>
-      </w:r>
-    </w:p>
-    <w:p>
-      <w:r>
-        <w:t>Qué tiene que hacer.</w:t>
-      </w:r>
-    </w:p>
-    <w:p>
-      <w:pPr>
-        <w:rPr>
-          <w:i/>
-          <w:iCs/>
-        </w:rPr>
-      </w:pPr>
-      <w:proofErr w:type="spellStart"/>
-      <w:r>
-        <w:rPr>
-          <w:i/>
-          <w:iCs/>
-        </w:rPr>
-        <w:t>Explicá</w:t>
-      </w:r>
-      <w:proofErr w:type="spellEnd"/>
-      <w:r>
-        <w:rPr>
-          <w:i/>
-          <w:iCs/>
-        </w:rPr>
-        <w:t xml:space="preserve"> </w:t>
-      </w:r>
-      <w:proofErr w:type="spellStart"/>
-      <w:r>
-        <w:rPr>
-          <w:i/>
-          <w:iCs/>
-        </w:rPr>
-        <w:t>bias</w:t>
-      </w:r>
-      <w:proofErr w:type="spellEnd"/>
-      <w:r>
-        <w:rPr>
-          <w:i/>
-          <w:iCs/>
-        </w:rPr>
-        <w:t xml:space="preserve"> vs </w:t>
-      </w:r>
-      <w:proofErr w:type="spellStart"/>
-      <w:r>
-        <w:rPr>
-          <w:i/>
-          <w:iCs/>
-        </w:rPr>
-        <w:t>variance</w:t>
-      </w:r>
-      <w:proofErr w:type="spellEnd"/>
-      <w:r>
-        <w:rPr>
-          <w:i/>
-          <w:iCs/>
-        </w:rPr>
-        <w:t>.</w:t>
+        <w:t>Explicá bias vs variance.</w:t>
       </w:r>
     </w:p>
     <w:p>
@@ -8051,13 +6875,8 @@
           <w:numId w:val="28"/>
         </w:numPr>
       </w:pPr>
-      <w:proofErr w:type="spellStart"/>
-      <w:r>
-        <w:t>setear</w:t>
-      </w:r>
-      <w:proofErr w:type="spellEnd"/>
-      <w:r>
-        <w:t xml:space="preserve"> hipótesis</w:t>
+      <w:r>
+        <w:t>setear hipótesis</w:t>
       </w:r>
     </w:p>
     <w:p>
@@ -8085,7 +6904,7 @@
     <w:p>
       <w:r>
         <w:pict w14:anchorId="788EA3F3">
-          <v:rect id="_x0000_i1077" style="width:0;height:1.5pt" o:hralign="center" o:hrstd="t" o:hr="t" fillcolor="#a0a0a0" stroked="f"/>
+          <v:rect id="_x0000_i1032" style="width:0;height:1.5pt" o:hralign="center" o:hrstd="t" o:hr="t" fillcolor="#a0a0a0" stroked="f"/>
         </w:pict>
       </w:r>
     </w:p>
@@ -8131,31 +6950,7 @@
           <w:szCs w:val="28"/>
           <w:u w:val="single"/>
         </w:rPr>
-        <w:t xml:space="preserve">Por qué el </w:t>
-      </w:r>
-      <w:proofErr w:type="spellStart"/>
-      <w:r>
-        <w:rPr>
-          <w:rFonts w:cstheme="minorHAnsi"/>
-          <w:b/>
-          <w:bCs/>
-          <w:sz w:val="28"/>
-          <w:szCs w:val="28"/>
-          <w:u w:val="single"/>
-        </w:rPr>
-        <w:t>prompt</w:t>
-      </w:r>
-      <w:proofErr w:type="spellEnd"/>
-      <w:r>
-        <w:rPr>
-          <w:rFonts w:cstheme="minorHAnsi"/>
-          <w:b/>
-          <w:bCs/>
-          <w:sz w:val="28"/>
-          <w:szCs w:val="28"/>
-          <w:u w:val="single"/>
-        </w:rPr>
-        <w:t xml:space="preserve"> importa tanto</w:t>
+        <w:t>Por qué el prompt importa tanto</w:t>
       </w:r>
     </w:p>
     <w:p>
@@ -8190,17 +6985,8 @@
           <w:b/>
           <w:bCs/>
         </w:rPr>
-        <w:t xml:space="preserve">no sabe qué nivel </w:t>
-      </w:r>
-      <w:proofErr w:type="spellStart"/>
-      <w:r>
-        <w:rPr>
-          <w:b/>
-          <w:bCs/>
-        </w:rPr>
-        <w:t>querés</w:t>
-      </w:r>
-      <w:proofErr w:type="spellEnd"/>
+        <w:t>no sabe qué nivel querés</w:t>
+      </w:r>
     </w:p>
     <w:p>
       <w:pPr>
@@ -8310,17 +7096,7 @@
           <w:szCs w:val="28"/>
           <w:u w:val="single"/>
         </w:rPr>
-        <w:t xml:space="preserve">5) </w:t>
-      </w:r>
-      <w:r>
-        <w:rPr>
-          <w:b/>
-          <w:bCs/>
-          <w:sz w:val="28"/>
-          <w:szCs w:val="28"/>
-          <w:u w:val="single"/>
-        </w:rPr>
-        <w:t>Regla de oro (para este nivel)</w:t>
+        <w:t>5) Regla de oro (para este nivel)</w:t>
       </w:r>
     </w:p>
     <w:p>
@@ -8332,17 +7108,8 @@
           <w:b/>
           <w:bCs/>
         </w:rPr>
-        <w:t xml:space="preserve">el 80% de las veces es el </w:t>
-      </w:r>
-      <w:proofErr w:type="spellStart"/>
-      <w:r>
-        <w:rPr>
-          <w:b/>
-          <w:bCs/>
-        </w:rPr>
-        <w:t>prompt</w:t>
-      </w:r>
-      <w:proofErr w:type="spellEnd"/>
+        <w:t>el 80% de las veces es el prompt</w:t>
+      </w:r>
       <w:r>
         <w:t>, no el modelo.</w:t>
       </w:r>
@@ -8483,15 +7250,7 @@
         <w:t>respuestas totalmente distintas</w:t>
       </w:r>
       <w:r>
-        <w:t xml:space="preserve"> del mismo LLM porque hicieron muy distinto el </w:t>
-      </w:r>
-      <w:proofErr w:type="spellStart"/>
-      <w:r>
-        <w:t>Prompt</w:t>
-      </w:r>
-      <w:proofErr w:type="spellEnd"/>
-      <w:r>
-        <w:t xml:space="preserve">, el primero hizo una pregunta directa lo que ocasiono que el LLM no sepa bien como responder, entonces le lanza todo lo que tiene </w:t>
+        <w:t xml:space="preserve"> del mismo LLM porque hicieron muy distinto el Prompt, el primero hizo una pregunta directa lo que ocasiono que el LLM no sepa bien como responder, entonces le lanza todo lo que tiene </w:t>
       </w:r>
       <w:r>
         <w:t xml:space="preserve">en crudo. En </w:t>
@@ -8500,15 +7259,7 @@
         <w:t>cambio,</w:t>
       </w:r>
       <w:r>
-        <w:t xml:space="preserve"> alguien con un buen </w:t>
-      </w:r>
-      <w:proofErr w:type="spellStart"/>
-      <w:r>
-        <w:t>Prompt</w:t>
-      </w:r>
-      <w:proofErr w:type="spellEnd"/>
-      <w:r>
-        <w:t xml:space="preserve"> le deja claro al LLM lo que quiere, le dice en el rol que se tiene que poner, le da contexto del pasado, le da lo que tiene que hacer y le da restricciones de lo que no debe hacer. </w:t>
+        <w:t xml:space="preserve"> alguien con un buen Prompt le deja claro al LLM lo que quiere, le dice en el rol que se tiene que poner, le da contexto del pasado, le da lo que tiene que hacer y le da restricciones de lo que no debe hacer. </w:t>
       </w:r>
     </w:p>
     <w:p>
@@ -8530,15 +7281,7 @@
     </w:p>
     <w:p>
       <w:r>
-        <w:t xml:space="preserve">Dos personas pueden obtener respuestas totalmente distintas del mismo LLM porque utilizaron </w:t>
-      </w:r>
-      <w:proofErr w:type="spellStart"/>
-      <w:r>
-        <w:t>prompts</w:t>
-      </w:r>
-      <w:proofErr w:type="spellEnd"/>
-      <w:r>
-        <w:t xml:space="preserve"> diferentes.</w:t>
+        <w:t>Dos personas pueden obtener respuestas totalmente distintas del mismo LLM porque utilizaron prompts diferentes.</w:t>
       </w:r>
     </w:p>
     <w:p>
@@ -8548,15 +7291,7 @@
     </w:p>
     <w:p>
       <w:r>
-        <w:t xml:space="preserve">En cambio, un buen </w:t>
-      </w:r>
-      <w:proofErr w:type="spellStart"/>
-      <w:r>
-        <w:t>prompt</w:t>
-      </w:r>
-      <w:proofErr w:type="spellEnd"/>
-      <w:r>
-        <w:t xml:space="preserve"> le deja claro al LLM qué se espera de él: define el rol que debe asumir, aporta contexto previo, especifica la tarea y establece restricciones sobre cómo no debe responder.</w:t>
+        <w:t>En cambio, un buen prompt le deja claro al LLM qué se espera de él: define el rol que debe asumir, aporta contexto previo, especifica la tarea y establece restricciones sobre cómo no debe responder.</w:t>
       </w:r>
     </w:p>
     <w:p>
@@ -8596,15 +7331,7 @@
     </w:p>
     <w:p>
       <w:r>
-        <w:t xml:space="preserve">El LLM no responde “mejor” porque sea más inteligente, sino porque el </w:t>
-      </w:r>
-      <w:proofErr w:type="spellStart"/>
-      <w:r>
-        <w:t>prompt</w:t>
-      </w:r>
-      <w:proofErr w:type="spellEnd"/>
-      <w:r>
-        <w:t xml:space="preserve"> actúa como una forma de regularización que orienta su comportamiento.</w:t>
+        <w:t>El LLM no responde “mejor” porque sea más inteligente, sino porque el prompt actúa como una forma de regularización que orienta su comportamiento.</w:t>
       </w:r>
     </w:p>
     <w:p/>
@@ -8624,20 +7351,8 @@
           <w:szCs w:val="28"/>
           <w:u w:val="single"/>
         </w:rPr>
-        <w:t xml:space="preserve">Ejemplo práctico de </w:t>
-      </w:r>
-      <w:proofErr w:type="spellStart"/>
-      <w:r>
-        <w:rPr>
-          <w:b/>
-          <w:bCs/>
-          <w:sz w:val="28"/>
-          <w:szCs w:val="28"/>
-          <w:u w:val="single"/>
-        </w:rPr>
-        <w:t>prompt</w:t>
-      </w:r>
-      <w:proofErr w:type="spellEnd"/>
+        <w:t>Ejemplo práctico de prompt</w:t>
+      </w:r>
     </w:p>
     <w:p>
       <w:r>
@@ -8645,31 +7360,18 @@
       </w:r>
       <w:r>
         <w:br/>
-        <w:t xml:space="preserve">Un </w:t>
-      </w:r>
-      <w:proofErr w:type="spellStart"/>
-      <w:r>
-        <w:t>prompt</w:t>
-      </w:r>
-      <w:proofErr w:type="spellEnd"/>
-      <w:r>
-        <w:t xml:space="preserve"> pobre deja al modelo sin guía y produce respuestas genéricas.</w:t>
+        <w:t>Un prompt pobre deja al modelo sin guía y produce respuestas genéricas.</w:t>
       </w:r>
       <w:r>
         <w:br/>
-        <w:t xml:space="preserve">Un </w:t>
-      </w:r>
-      <w:proofErr w:type="spellStart"/>
-      <w:r>
-        <w:t>prompt</w:t>
-      </w:r>
-      <w:proofErr w:type="spellEnd"/>
-      <w:r>
-        <w:t xml:space="preserve"> bien definido actúa como una forma de regularización que orienta el comportamiento del modelo y mejora la utilidad de la respuesta.</w:t>
-      </w:r>
-    </w:p>
-    <w:p>
-      <w:r>
+        <w:t>Un prompt bien definido actúa como una forma de regularización que orienta el comportamiento del modelo y mejora la utilidad de la respuesta.</w:t>
+      </w:r>
+    </w:p>
+    <w:p>
+      <w:r>
+        <w:rPr>
+          <w:noProof/>
+        </w:rPr>
         <w:drawing>
           <wp:inline distT="0" distB="0" distL="0" distR="0" wp14:anchorId="626F2F9F" wp14:editId="5E82CCBD">
             <wp:extent cx="5239481" cy="5258534"/>
@@ -8709,6 +7411,9 @@
     </w:p>
     <w:p>
       <w:r>
+        <w:rPr>
+          <w:noProof/>
+        </w:rPr>
         <w:lastRenderedPageBreak/>
         <w:drawing>
           <wp:inline distT="0" distB="0" distL="0" distR="0" wp14:anchorId="2A32D6E6" wp14:editId="7B6AFDB5">
@@ -8747,6 +7452,759 @@
         </w:drawing>
       </w:r>
     </w:p>
+    <w:p/>
+    <w:p>
+      <w:pPr>
+        <w:rPr>
+          <w:b/>
+          <w:bCs/>
+          <w:sz w:val="36"/>
+          <w:szCs w:val="36"/>
+          <w:u w:val="single"/>
+        </w:rPr>
+      </w:pPr>
+      <w:r>
+        <w:rPr>
+          <w:b/>
+          <w:bCs/>
+          <w:sz w:val="36"/>
+          <w:szCs w:val="36"/>
+          <w:u w:val="single"/>
+        </w:rPr>
+        <w:t>Embeddings prácticos y similitud semántica</w:t>
+      </w:r>
+    </w:p>
+    <w:p>
+      <w:pPr>
+        <w:rPr>
+          <w:rFonts w:cstheme="minorHAnsi"/>
+          <w:b/>
+          <w:bCs/>
+          <w:sz w:val="28"/>
+          <w:szCs w:val="28"/>
+          <w:u w:val="single"/>
+        </w:rPr>
+      </w:pPr>
+      <w:r>
+        <w:rPr>
+          <w:rFonts w:cstheme="minorHAnsi"/>
+          <w:b/>
+          <w:bCs/>
+          <w:sz w:val="28"/>
+          <w:szCs w:val="28"/>
+          <w:u w:val="single"/>
+        </w:rPr>
+        <w:t>1️) Qué es un embedding (versión operativa)</w:t>
+      </w:r>
+    </w:p>
+    <w:p>
+      <w:r>
+        <w:t xml:space="preserve">Un embedding es un </w:t>
+      </w:r>
+      <w:r>
+        <w:rPr>
+          <w:b/>
+          <w:bCs/>
+        </w:rPr>
+        <w:t>vector numérico</w:t>
+      </w:r>
+      <w:r>
+        <w:t xml:space="preserve"> que representa </w:t>
+      </w:r>
+      <w:r>
+        <w:rPr>
+          <w:b/>
+          <w:bCs/>
+        </w:rPr>
+        <w:t>significado</w:t>
+      </w:r>
+      <w:r>
+        <w:t>, no palabras.</w:t>
+      </w:r>
+    </w:p>
+    <w:p>
+      <w:pPr>
+        <w:numPr>
+          <w:ilvl w:val="0"/>
+          <w:numId w:val="32"/>
+        </w:numPr>
+      </w:pPr>
+      <w:r>
+        <w:t xml:space="preserve">Textos con significado parecido → </w:t>
+      </w:r>
+      <w:r>
+        <w:rPr>
+          <w:b/>
+          <w:bCs/>
+        </w:rPr>
+        <w:t>vectores cercanos</w:t>
+      </w:r>
+    </w:p>
+    <w:p>
+      <w:pPr>
+        <w:numPr>
+          <w:ilvl w:val="0"/>
+          <w:numId w:val="32"/>
+        </w:numPr>
+      </w:pPr>
+      <w:r>
+        <w:t xml:space="preserve">Textos distintos → </w:t>
+      </w:r>
+      <w:r>
+        <w:rPr>
+          <w:b/>
+          <w:bCs/>
+        </w:rPr>
+        <w:t>vectores lejanos</w:t>
+      </w:r>
+    </w:p>
+    <w:p>
+      <w:r>
+        <w:rPr>
+          <w:rFonts w:ascii="Segoe UI Emoji" w:hAnsi="Segoe UI Emoji" w:cs="Segoe UI Emoji"/>
+        </w:rPr>
+        <w:t>👉</w:t>
+      </w:r>
+      <w:r>
+        <w:t xml:space="preserve"> No “sabe” facts; </w:t>
+      </w:r>
+      <w:r>
+        <w:rPr>
+          <w:b/>
+          <w:bCs/>
+        </w:rPr>
+        <w:t>organiza sentido</w:t>
+      </w:r>
+      <w:r>
+        <w:t>.</w:t>
+      </w:r>
+    </w:p>
+    <w:p>
+      <w:r>
+        <w:pict w14:anchorId="1AEB95DE">
+          <v:rect id="_x0000_i1033" style="width:0;height:1.5pt" o:hralign="center" o:hrstd="t" o:hr="t" fillcolor="#a0a0a0" stroked="f"/>
+        </w:pict>
+      </w:r>
+    </w:p>
+    <w:p>
+      <w:pPr>
+        <w:rPr>
+          <w:rFonts w:cstheme="minorHAnsi"/>
+          <w:b/>
+          <w:bCs/>
+          <w:sz w:val="28"/>
+          <w:szCs w:val="28"/>
+          <w:u w:val="single"/>
+        </w:rPr>
+      </w:pPr>
+      <w:r>
+        <w:rPr>
+          <w:rFonts w:cstheme="minorHAnsi"/>
+          <w:b/>
+          <w:bCs/>
+          <w:sz w:val="28"/>
+          <w:szCs w:val="28"/>
+          <w:u w:val="single"/>
+        </w:rPr>
+        <w:t>2️) Para qué se usan (casos reales)</w:t>
+      </w:r>
+    </w:p>
+    <w:p>
+      <w:pPr>
+        <w:numPr>
+          <w:ilvl w:val="0"/>
+          <w:numId w:val="33"/>
+        </w:numPr>
+      </w:pPr>
+      <w:r>
+        <w:t>Búsqueda semántica (no por keywords)</w:t>
+      </w:r>
+    </w:p>
+    <w:p>
+      <w:pPr>
+        <w:numPr>
+          <w:ilvl w:val="0"/>
+          <w:numId w:val="33"/>
+        </w:numPr>
+      </w:pPr>
+      <w:r>
+        <w:t>Agrupar textos similares</w:t>
+      </w:r>
+    </w:p>
+    <w:p>
+      <w:pPr>
+        <w:numPr>
+          <w:ilvl w:val="0"/>
+          <w:numId w:val="33"/>
+        </w:numPr>
+      </w:pPr>
+      <w:r>
+        <w:t>Detección de duplicados</w:t>
+      </w:r>
+    </w:p>
+    <w:p>
+      <w:pPr>
+        <w:numPr>
+          <w:ilvl w:val="0"/>
+          <w:numId w:val="33"/>
+        </w:numPr>
+      </w:pPr>
+      <w:r>
+        <w:t>Recomendaciones</w:t>
+      </w:r>
+    </w:p>
+    <w:p>
+      <w:pPr>
+        <w:numPr>
+          <w:ilvl w:val="0"/>
+          <w:numId w:val="33"/>
+        </w:numPr>
+      </w:pPr>
+      <w:r>
+        <w:lastRenderedPageBreak/>
+        <w:t>Base de RAG (mañana)</w:t>
+      </w:r>
+    </w:p>
+    <w:p>
+      <w:r>
+        <w:pict w14:anchorId="5AE1293C">
+          <v:rect id="_x0000_i1034" style="width:0;height:1.5pt" o:hralign="center" o:hrstd="t" o:hr="t" fillcolor="#a0a0a0" stroked="f"/>
+        </w:pict>
+      </w:r>
+    </w:p>
+    <w:p>
+      <w:pPr>
+        <w:rPr>
+          <w:rFonts w:cstheme="minorHAnsi"/>
+          <w:b/>
+          <w:bCs/>
+          <w:sz w:val="28"/>
+          <w:szCs w:val="28"/>
+          <w:u w:val="single"/>
+        </w:rPr>
+      </w:pPr>
+      <w:r>
+        <w:rPr>
+          <w:rFonts w:cstheme="minorHAnsi"/>
+          <w:b/>
+          <w:bCs/>
+          <w:sz w:val="28"/>
+          <w:szCs w:val="28"/>
+          <w:u w:val="single"/>
+        </w:rPr>
+        <w:t>3️) Cómo se mide “parecido”</w:t>
+      </w:r>
+    </w:p>
+    <w:p>
+      <w:r>
+        <w:t xml:space="preserve">Usamos </w:t>
+      </w:r>
+      <w:r>
+        <w:rPr>
+          <w:b/>
+          <w:bCs/>
+        </w:rPr>
+        <w:t>similitud del coseno</w:t>
+      </w:r>
+      <w:r>
+        <w:t>:</w:t>
+      </w:r>
+    </w:p>
+    <w:p>
+      <w:pPr>
+        <w:numPr>
+          <w:ilvl w:val="0"/>
+          <w:numId w:val="34"/>
+        </w:numPr>
+      </w:pPr>
+      <w:r>
+        <w:t>1.0 → idéntico</w:t>
+      </w:r>
+    </w:p>
+    <w:p>
+      <w:pPr>
+        <w:numPr>
+          <w:ilvl w:val="0"/>
+          <w:numId w:val="34"/>
+        </w:numPr>
+      </w:pPr>
+      <w:r>
+        <w:t>~0.7 → muy parecido</w:t>
+      </w:r>
+    </w:p>
+    <w:p>
+      <w:pPr>
+        <w:numPr>
+          <w:ilvl w:val="0"/>
+          <w:numId w:val="34"/>
+        </w:numPr>
+      </w:pPr>
+      <w:r>
+        <w:t>~0.3 → poco parecido</w:t>
+      </w:r>
+    </w:p>
+    <w:p>
+      <w:pPr>
+        <w:numPr>
+          <w:ilvl w:val="0"/>
+          <w:numId w:val="34"/>
+        </w:numPr>
+      </w:pPr>
+      <w:r>
+        <w:t>0 → nada que ver</w:t>
+      </w:r>
+    </w:p>
+    <w:p>
+      <w:r>
+        <w:t xml:space="preserve">No importa la fórmula hoy; importa </w:t>
+      </w:r>
+      <w:r>
+        <w:rPr>
+          <w:b/>
+          <w:bCs/>
+        </w:rPr>
+        <w:t>la lectura</w:t>
+      </w:r>
+      <w:r>
+        <w:t>.</w:t>
+      </w:r>
+    </w:p>
+    <w:p>
+      <w:r>
+        <w:pict w14:anchorId="0AF7B67F">
+          <v:rect id="_x0000_i1035" style="width:0;height:1.5pt" o:hralign="center" o:hrstd="t" o:hr="t" fillcolor="#a0a0a0" stroked="f"/>
+        </w:pict>
+      </w:r>
+    </w:p>
+    <w:p>
+      <w:pPr>
+        <w:rPr>
+          <w:rFonts w:cstheme="minorHAnsi"/>
+          <w:b/>
+          <w:bCs/>
+          <w:sz w:val="28"/>
+          <w:szCs w:val="28"/>
+          <w:u w:val="single"/>
+        </w:rPr>
+      </w:pPr>
+      <w:r>
+        <w:rPr>
+          <w:rFonts w:cstheme="minorHAnsi"/>
+          <w:b/>
+          <w:bCs/>
+          <w:sz w:val="28"/>
+          <w:szCs w:val="28"/>
+          <w:u w:val="single"/>
+        </w:rPr>
+        <w:t>4️) Ejercicio práctico (mental, rápido)</w:t>
+      </w:r>
+    </w:p>
+    <w:p>
+      <w:r>
+        <w:t>Pensá estos textos:</w:t>
+      </w:r>
+    </w:p>
+    <w:p>
+      <w:pPr>
+        <w:numPr>
+          <w:ilvl w:val="0"/>
+          <w:numId w:val="35"/>
+        </w:numPr>
+        <w:rPr>
+          <w:lang w:val="en-US"/>
+        </w:rPr>
+      </w:pPr>
+      <w:r>
+        <w:rPr>
+          <w:lang w:val="en-US"/>
+        </w:rPr>
+        <w:t>A: “overfitting en machine learning”</w:t>
+      </w:r>
+    </w:p>
+    <w:p>
+      <w:pPr>
+        <w:numPr>
+          <w:ilvl w:val="0"/>
+          <w:numId w:val="35"/>
+        </w:numPr>
+      </w:pPr>
+      <w:r>
+        <w:t>B: “modelo que memoriza datos”</w:t>
+      </w:r>
+    </w:p>
+    <w:p>
+      <w:pPr>
+        <w:numPr>
+          <w:ilvl w:val="0"/>
+          <w:numId w:val="35"/>
+        </w:numPr>
+      </w:pPr>
+      <w:r>
+        <w:t>C: “receta de empanadas”</w:t>
+      </w:r>
+    </w:p>
+    <w:p>
+      <w:r>
+        <w:t>Pregunta:</w:t>
+      </w:r>
+    </w:p>
+    <w:p>
+      <w:pPr>
+        <w:numPr>
+          <w:ilvl w:val="0"/>
+          <w:numId w:val="36"/>
+        </w:numPr>
+      </w:pPr>
+      <w:r>
+        <w:t>¿A está más cerca de B o de C?</w:t>
+      </w:r>
+      <w:r>
+        <w:br/>
+      </w:r>
+      <w:r>
+        <w:rPr>
+          <w:rFonts w:ascii="Segoe UI Emoji" w:hAnsi="Segoe UI Emoji" w:cs="Segoe UI Emoji"/>
+        </w:rPr>
+        <w:t>👉</w:t>
+      </w:r>
+      <w:r>
+        <w:t xml:space="preserve"> B, aunque </w:t>
+      </w:r>
+      <w:r>
+        <w:rPr>
+          <w:b/>
+          <w:bCs/>
+        </w:rPr>
+        <w:t>no comparten palabras</w:t>
+      </w:r>
+      <w:r>
+        <w:t>.</w:t>
+      </w:r>
+    </w:p>
+    <w:p>
+      <w:r>
+        <w:t xml:space="preserve">Eso es </w:t>
+      </w:r>
+      <w:r>
+        <w:rPr>
+          <w:b/>
+          <w:bCs/>
+        </w:rPr>
+        <w:t>embedding</w:t>
+      </w:r>
+      <w:r>
+        <w:t>.</w:t>
+      </w:r>
+    </w:p>
+    <w:p>
+      <w:r>
+        <w:pict w14:anchorId="5C20D57D">
+          <v:rect id="_x0000_i1036" style="width:0;height:1.5pt" o:hralign="center" o:hrstd="t" o:hr="t" fillcolor="#a0a0a0" stroked="f"/>
+        </w:pict>
+      </w:r>
+    </w:p>
+    <w:p>
+      <w:pPr>
+        <w:rPr>
+          <w:rFonts w:cstheme="minorHAnsi"/>
+          <w:b/>
+          <w:bCs/>
+          <w:sz w:val="28"/>
+          <w:szCs w:val="28"/>
+          <w:u w:val="single"/>
+        </w:rPr>
+      </w:pPr>
+      <w:r>
+        <w:rPr>
+          <w:rFonts w:cstheme="minorHAnsi"/>
+          <w:b/>
+          <w:bCs/>
+          <w:sz w:val="28"/>
+          <w:szCs w:val="28"/>
+          <w:u w:val="single"/>
+        </w:rPr>
+        <w:t>5️) Diferencia clave (importante)</w:t>
+      </w:r>
+    </w:p>
+    <w:p>
+      <w:pPr>
+        <w:numPr>
+          <w:ilvl w:val="0"/>
+          <w:numId w:val="37"/>
+        </w:numPr>
+      </w:pPr>
+      <w:r>
+        <w:rPr>
+          <w:b/>
+          <w:bCs/>
+        </w:rPr>
+        <w:t>Keyword search</w:t>
+      </w:r>
+      <w:r>
+        <w:t>: palabras</w:t>
+      </w:r>
+    </w:p>
+    <w:p>
+      <w:pPr>
+        <w:numPr>
+          <w:ilvl w:val="0"/>
+          <w:numId w:val="37"/>
+        </w:numPr>
+      </w:pPr>
+      <w:r>
+        <w:rPr>
+          <w:b/>
+          <w:bCs/>
+        </w:rPr>
+        <w:t>Embedding search</w:t>
+      </w:r>
+      <w:r>
+        <w:t>: significado</w:t>
+      </w:r>
+    </w:p>
+    <w:p>
+      <w:r>
+        <w:t>Por eso:</w:t>
+      </w:r>
+    </w:p>
+    <w:p>
+      <w:r>
+        <w:t>“modelo que memoriza datos” ≈ “overfitting”</w:t>
+      </w:r>
+      <w:r>
+        <w:br/>
+        <w:t>aunque no diga la palabra.</w:t>
+      </w:r>
+    </w:p>
+    <w:p>
+      <w:r>
+        <w:pict w14:anchorId="72AB14D1">
+          <v:rect id="_x0000_i1037" style="width:0;height:1.5pt" o:hralign="center" o:hrstd="t" o:hr="t" fillcolor="#a0a0a0" stroked="f"/>
+        </w:pict>
+      </w:r>
+    </w:p>
+    <w:p>
+      <w:pPr>
+        <w:rPr>
+          <w:rFonts w:cstheme="minorHAnsi"/>
+          <w:b/>
+          <w:bCs/>
+          <w:sz w:val="28"/>
+          <w:szCs w:val="28"/>
+          <w:u w:val="single"/>
+        </w:rPr>
+      </w:pPr>
+      <w:r>
+        <w:rPr>
+          <w:rFonts w:cstheme="minorHAnsi"/>
+          <w:b/>
+          <w:bCs/>
+          <w:sz w:val="28"/>
+          <w:szCs w:val="28"/>
+          <w:u w:val="single"/>
+        </w:rPr>
+        <w:t>6️) Conexión con lo que ya sabés</w:t>
+      </w:r>
+    </w:p>
+    <w:p>
+      <w:pPr>
+        <w:numPr>
+          <w:ilvl w:val="0"/>
+          <w:numId w:val="38"/>
+        </w:numPr>
+      </w:pPr>
+      <w:r>
+        <w:t>KNN → vecinos en espacio de features</w:t>
+      </w:r>
+    </w:p>
+    <w:p>
+      <w:pPr>
+        <w:numPr>
+          <w:ilvl w:val="0"/>
+          <w:numId w:val="38"/>
+        </w:numPr>
+      </w:pPr>
+      <w:r>
+        <w:t>Embeddings → features aprendidas</w:t>
+      </w:r>
+    </w:p>
+    <w:p>
+      <w:pPr>
+        <w:numPr>
+          <w:ilvl w:val="0"/>
+          <w:numId w:val="38"/>
+        </w:numPr>
+      </w:pPr>
+      <w:r>
+        <w:t>Similitud → distancia</w:t>
+      </w:r>
+    </w:p>
+    <w:p>
+      <w:r>
+        <w:rPr>
+          <w:rFonts w:ascii="Segoe UI Emoji" w:hAnsi="Segoe UI Emoji" w:cs="Segoe UI Emoji"/>
+        </w:rPr>
+        <w:lastRenderedPageBreak/>
+        <w:t>👉</w:t>
+      </w:r>
+      <w:r>
+        <w:t xml:space="preserve"> Embeddings = </w:t>
+      </w:r>
+      <w:r>
+        <w:rPr>
+          <w:b/>
+          <w:bCs/>
+        </w:rPr>
+        <w:t>features semánticas</w:t>
+      </w:r>
+      <w:r>
+        <w:t>.</w:t>
+      </w:r>
+    </w:p>
+    <w:p>
+      <w:pPr>
+        <w:rPr>
+          <w:rFonts w:cstheme="minorHAnsi"/>
+          <w:b/>
+          <w:bCs/>
+          <w:sz w:val="28"/>
+          <w:szCs w:val="28"/>
+          <w:u w:val="single"/>
+        </w:rPr>
+      </w:pPr>
+      <w:r>
+        <w:rPr>
+          <w:rFonts w:cstheme="minorHAnsi"/>
+          <w:b/>
+          <w:bCs/>
+          <w:sz w:val="28"/>
+          <w:szCs w:val="28"/>
+          <w:u w:val="single"/>
+        </w:rPr>
+        <w:t>6️</w:t>
+      </w:r>
+      <w:r>
+        <w:rPr>
+          <w:rFonts w:cstheme="minorHAnsi"/>
+          <w:b/>
+          <w:bCs/>
+          <w:sz w:val="28"/>
+          <w:szCs w:val="28"/>
+          <w:u w:val="single"/>
+        </w:rPr>
+        <w:t xml:space="preserve">) </w:t>
+      </w:r>
+      <w:r>
+        <w:rPr>
+          <w:rFonts w:cstheme="minorHAnsi"/>
+          <w:b/>
+          <w:bCs/>
+          <w:sz w:val="28"/>
+          <w:szCs w:val="28"/>
+          <w:u w:val="single"/>
+        </w:rPr>
+        <w:t>Cómo se usan en sistemas reales</w:t>
+      </w:r>
+    </w:p>
+    <w:p>
+      <w:r>
+        <w:t>En la práctica, siempre es:</w:t>
+      </w:r>
+    </w:p>
+    <w:p>
+      <w:pPr>
+        <w:numPr>
+          <w:ilvl w:val="0"/>
+          <w:numId w:val="39"/>
+        </w:numPr>
+      </w:pPr>
+      <w:r>
+        <w:t>Convertís documentos a embeddings</w:t>
+      </w:r>
+    </w:p>
+    <w:p>
+      <w:pPr>
+        <w:numPr>
+          <w:ilvl w:val="0"/>
+          <w:numId w:val="39"/>
+        </w:numPr>
+      </w:pPr>
+      <w:r>
+        <w:t>Los guardás (DB vectorial o archivo)</w:t>
+      </w:r>
+    </w:p>
+    <w:p>
+      <w:pPr>
+        <w:numPr>
+          <w:ilvl w:val="0"/>
+          <w:numId w:val="39"/>
+        </w:numPr>
+      </w:pPr>
+      <w:r>
+        <w:t>Convertís la consulta a embedding</w:t>
+      </w:r>
+    </w:p>
+    <w:p>
+      <w:pPr>
+        <w:numPr>
+          <w:ilvl w:val="0"/>
+          <w:numId w:val="39"/>
+        </w:numPr>
+      </w:pPr>
+      <w:r>
+        <w:t>Buscás los más cercanos</w:t>
+      </w:r>
+    </w:p>
+    <w:p>
+      <w:pPr>
+        <w:numPr>
+          <w:ilvl w:val="0"/>
+          <w:numId w:val="39"/>
+        </w:numPr>
+      </w:pPr>
+      <w:r>
+        <w:t>Usás esos textos como contexto</w:t>
+      </w:r>
+    </w:p>
+    <w:p>
+      <w:r>
+        <w:drawing>
+          <wp:inline distT="0" distB="0" distL="0" distR="0" wp14:anchorId="228B779B" wp14:editId="0817664C">
+            <wp:extent cx="5400040" cy="3722370"/>
+            <wp:effectExtent l="0" t="0" r="0" b="0"/>
+            <wp:docPr id="4" name="Picture 4"/>
+            <wp:cNvGraphicFramePr>
+              <a:graphicFrameLocks xmlns:a="http://schemas.openxmlformats.org/drawingml/2006/main" noChangeAspect="1"/>
+            </wp:cNvGraphicFramePr>
+            <a:graphic xmlns:a="http://schemas.openxmlformats.org/drawingml/2006/main">
+              <a:graphicData uri="http://schemas.openxmlformats.org/drawingml/2006/picture">
+                <pic:pic xmlns:pic="http://schemas.openxmlformats.org/drawingml/2006/picture">
+                  <pic:nvPicPr>
+                    <pic:cNvPr id="1" name=""/>
+                    <pic:cNvPicPr/>
+                  </pic:nvPicPr>
+                  <pic:blipFill>
+                    <a:blip r:embed="rId9"/>
+                    <a:stretch>
+                      <a:fillRect/>
+                    </a:stretch>
+                  </pic:blipFill>
+                  <pic:spPr>
+                    <a:xfrm>
+                      <a:off x="0" y="0"/>
+                      <a:ext cx="5400040" cy="3722370"/>
+                    </a:xfrm>
+                    <a:prstGeom prst="rect">
+                      <a:avLst/>
+                    </a:prstGeom>
+                  </pic:spPr>
+                </pic:pic>
+              </a:graphicData>
+            </a:graphic>
+          </wp:inline>
+        </w:drawing>
+      </w:r>
+    </w:p>
     <w:sectPr>
       <w:pgSz w:w="11906" w:h="16838"/>
       <w:pgMar w:top="1417" w:right="1701" w:bottom="1417" w:left="1701" w:header="708" w:footer="708" w:gutter="0"/>
@@ -9207,6 +8665,155 @@
     </w:lvl>
   </w:abstractNum>
   <w:abstractNum w:abstractNumId="3" w15:restartNumberingAfterBreak="0">
+    <w:nsid w:val="0ACB3909"/>
+    <w:multiLevelType w:val="multilevel"/>
+    <w:tmpl w:val="B32669FA"/>
+    <w:lvl w:ilvl="0">
+      <w:start w:val="1"/>
+      <w:numFmt w:val="bullet"/>
+      <w:lvlText w:val=""/>
+      <w:lvlJc w:val="left"/>
+      <w:pPr>
+        <w:tabs>
+          <w:tab w:val="num" w:pos="720"/>
+        </w:tabs>
+        <w:ind w:left="720" w:hanging="360"/>
+      </w:pPr>
+      <w:rPr>
+        <w:rFonts w:ascii="Symbol" w:hAnsi="Symbol" w:hint="default"/>
+        <w:sz w:val="20"/>
+      </w:rPr>
+    </w:lvl>
+    <w:lvl w:ilvl="1" w:tentative="1">
+      <w:start w:val="1"/>
+      <w:numFmt w:val="bullet"/>
+      <w:lvlText w:val="o"/>
+      <w:lvlJc w:val="left"/>
+      <w:pPr>
+        <w:tabs>
+          <w:tab w:val="num" w:pos="1440"/>
+        </w:tabs>
+        <w:ind w:left="1440" w:hanging="360"/>
+      </w:pPr>
+      <w:rPr>
+        <w:rFonts w:ascii="Courier New" w:hAnsi="Courier New" w:hint="default"/>
+        <w:sz w:val="20"/>
+      </w:rPr>
+    </w:lvl>
+    <w:lvl w:ilvl="2" w:tentative="1">
+      <w:start w:val="1"/>
+      <w:numFmt w:val="bullet"/>
+      <w:lvlText w:val=""/>
+      <w:lvlJc w:val="left"/>
+      <w:pPr>
+        <w:tabs>
+          <w:tab w:val="num" w:pos="2160"/>
+        </w:tabs>
+        <w:ind w:left="2160" w:hanging="360"/>
+      </w:pPr>
+      <w:rPr>
+        <w:rFonts w:ascii="Wingdings" w:hAnsi="Wingdings" w:hint="default"/>
+        <w:sz w:val="20"/>
+      </w:rPr>
+    </w:lvl>
+    <w:lvl w:ilvl="3" w:tentative="1">
+      <w:start w:val="1"/>
+      <w:numFmt w:val="bullet"/>
+      <w:lvlText w:val=""/>
+      <w:lvlJc w:val="left"/>
+      <w:pPr>
+        <w:tabs>
+          <w:tab w:val="num" w:pos="2880"/>
+        </w:tabs>
+        <w:ind w:left="2880" w:hanging="360"/>
+      </w:pPr>
+      <w:rPr>
+        <w:rFonts w:ascii="Wingdings" w:hAnsi="Wingdings" w:hint="default"/>
+        <w:sz w:val="20"/>
+      </w:rPr>
+    </w:lvl>
+    <w:lvl w:ilvl="4" w:tentative="1">
+      <w:start w:val="1"/>
+      <w:numFmt w:val="bullet"/>
+      <w:lvlText w:val=""/>
+      <w:lvlJc w:val="left"/>
+      <w:pPr>
+        <w:tabs>
+          <w:tab w:val="num" w:pos="3600"/>
+        </w:tabs>
+        <w:ind w:left="3600" w:hanging="360"/>
+      </w:pPr>
+      <w:rPr>
+        <w:rFonts w:ascii="Wingdings" w:hAnsi="Wingdings" w:hint="default"/>
+        <w:sz w:val="20"/>
+      </w:rPr>
+    </w:lvl>
+    <w:lvl w:ilvl="5" w:tentative="1">
+      <w:start w:val="1"/>
+      <w:numFmt w:val="bullet"/>
+      <w:lvlText w:val=""/>
+      <w:lvlJc w:val="left"/>
+      <w:pPr>
+        <w:tabs>
+          <w:tab w:val="num" w:pos="4320"/>
+        </w:tabs>
+        <w:ind w:left="4320" w:hanging="360"/>
+      </w:pPr>
+      <w:rPr>
+        <w:rFonts w:ascii="Wingdings" w:hAnsi="Wingdings" w:hint="default"/>
+        <w:sz w:val="20"/>
+      </w:rPr>
+    </w:lvl>
+    <w:lvl w:ilvl="6" w:tentative="1">
+      <w:start w:val="1"/>
+      <w:numFmt w:val="bullet"/>
+      <w:lvlText w:val=""/>
+      <w:lvlJc w:val="left"/>
+      <w:pPr>
+        <w:tabs>
+          <w:tab w:val="num" w:pos="5040"/>
+        </w:tabs>
+        <w:ind w:left="5040" w:hanging="360"/>
+      </w:pPr>
+      <w:rPr>
+        <w:rFonts w:ascii="Wingdings" w:hAnsi="Wingdings" w:hint="default"/>
+        <w:sz w:val="20"/>
+      </w:rPr>
+    </w:lvl>
+    <w:lvl w:ilvl="7" w:tentative="1">
+      <w:start w:val="1"/>
+      <w:numFmt w:val="bullet"/>
+      <w:lvlText w:val=""/>
+      <w:lvlJc w:val="left"/>
+      <w:pPr>
+        <w:tabs>
+          <w:tab w:val="num" w:pos="5760"/>
+        </w:tabs>
+        <w:ind w:left="5760" w:hanging="360"/>
+      </w:pPr>
+      <w:rPr>
+        <w:rFonts w:ascii="Wingdings" w:hAnsi="Wingdings" w:hint="default"/>
+        <w:sz w:val="20"/>
+      </w:rPr>
+    </w:lvl>
+    <w:lvl w:ilvl="8" w:tentative="1">
+      <w:start w:val="1"/>
+      <w:numFmt w:val="bullet"/>
+      <w:lvlText w:val=""/>
+      <w:lvlJc w:val="left"/>
+      <w:pPr>
+        <w:tabs>
+          <w:tab w:val="num" w:pos="6480"/>
+        </w:tabs>
+        <w:ind w:left="6480" w:hanging="360"/>
+      </w:pPr>
+      <w:rPr>
+        <w:rFonts w:ascii="Wingdings" w:hAnsi="Wingdings" w:hint="default"/>
+        <w:sz w:val="20"/>
+      </w:rPr>
+    </w:lvl>
+  </w:abstractNum>
+  <w:abstractNum w:abstractNumId="4" w15:restartNumberingAfterBreak="0">
     <w:nsid w:val="0F6A0E7B"/>
     <w:multiLevelType w:val="multilevel"/>
     <w:tmpl w:val="69984BD4"/>
@@ -9355,7 +8962,7 @@
       </w:rPr>
     </w:lvl>
   </w:abstractNum>
-  <w:abstractNum w:abstractNumId="4" w15:restartNumberingAfterBreak="0">
+  <w:abstractNum w:abstractNumId="5" w15:restartNumberingAfterBreak="0">
     <w:nsid w:val="17C76DA4"/>
     <w:multiLevelType w:val="multilevel"/>
     <w:tmpl w:val="FBF44B3A"/>
@@ -9504,7 +9111,7 @@
       </w:rPr>
     </w:lvl>
   </w:abstractNum>
-  <w:abstractNum w:abstractNumId="5" w15:restartNumberingAfterBreak="0">
+  <w:abstractNum w:abstractNumId="6" w15:restartNumberingAfterBreak="0">
     <w:nsid w:val="1D6320E2"/>
     <w:multiLevelType w:val="multilevel"/>
     <w:tmpl w:val="88F6DC20"/>
@@ -9653,7 +9260,156 @@
       </w:rPr>
     </w:lvl>
   </w:abstractNum>
-  <w:abstractNum w:abstractNumId="6" w15:restartNumberingAfterBreak="0">
+  <w:abstractNum w:abstractNumId="7" w15:restartNumberingAfterBreak="0">
+    <w:nsid w:val="24C842B8"/>
+    <w:multiLevelType w:val="multilevel"/>
+    <w:tmpl w:val="B1CA172A"/>
+    <w:lvl w:ilvl="0">
+      <w:start w:val="1"/>
+      <w:numFmt w:val="bullet"/>
+      <w:lvlText w:val=""/>
+      <w:lvlJc w:val="left"/>
+      <w:pPr>
+        <w:tabs>
+          <w:tab w:val="num" w:pos="720"/>
+        </w:tabs>
+        <w:ind w:left="720" w:hanging="360"/>
+      </w:pPr>
+      <w:rPr>
+        <w:rFonts w:ascii="Symbol" w:hAnsi="Symbol" w:hint="default"/>
+        <w:sz w:val="20"/>
+      </w:rPr>
+    </w:lvl>
+    <w:lvl w:ilvl="1" w:tentative="1">
+      <w:start w:val="1"/>
+      <w:numFmt w:val="bullet"/>
+      <w:lvlText w:val="o"/>
+      <w:lvlJc w:val="left"/>
+      <w:pPr>
+        <w:tabs>
+          <w:tab w:val="num" w:pos="1440"/>
+        </w:tabs>
+        <w:ind w:left="1440" w:hanging="360"/>
+      </w:pPr>
+      <w:rPr>
+        <w:rFonts w:ascii="Courier New" w:hAnsi="Courier New" w:hint="default"/>
+        <w:sz w:val="20"/>
+      </w:rPr>
+    </w:lvl>
+    <w:lvl w:ilvl="2" w:tentative="1">
+      <w:start w:val="1"/>
+      <w:numFmt w:val="bullet"/>
+      <w:lvlText w:val=""/>
+      <w:lvlJc w:val="left"/>
+      <w:pPr>
+        <w:tabs>
+          <w:tab w:val="num" w:pos="2160"/>
+        </w:tabs>
+        <w:ind w:left="2160" w:hanging="360"/>
+      </w:pPr>
+      <w:rPr>
+        <w:rFonts w:ascii="Wingdings" w:hAnsi="Wingdings" w:hint="default"/>
+        <w:sz w:val="20"/>
+      </w:rPr>
+    </w:lvl>
+    <w:lvl w:ilvl="3" w:tentative="1">
+      <w:start w:val="1"/>
+      <w:numFmt w:val="bullet"/>
+      <w:lvlText w:val=""/>
+      <w:lvlJc w:val="left"/>
+      <w:pPr>
+        <w:tabs>
+          <w:tab w:val="num" w:pos="2880"/>
+        </w:tabs>
+        <w:ind w:left="2880" w:hanging="360"/>
+      </w:pPr>
+      <w:rPr>
+        <w:rFonts w:ascii="Wingdings" w:hAnsi="Wingdings" w:hint="default"/>
+        <w:sz w:val="20"/>
+      </w:rPr>
+    </w:lvl>
+    <w:lvl w:ilvl="4" w:tentative="1">
+      <w:start w:val="1"/>
+      <w:numFmt w:val="bullet"/>
+      <w:lvlText w:val=""/>
+      <w:lvlJc w:val="left"/>
+      <w:pPr>
+        <w:tabs>
+          <w:tab w:val="num" w:pos="3600"/>
+        </w:tabs>
+        <w:ind w:left="3600" w:hanging="360"/>
+      </w:pPr>
+      <w:rPr>
+        <w:rFonts w:ascii="Wingdings" w:hAnsi="Wingdings" w:hint="default"/>
+        <w:sz w:val="20"/>
+      </w:rPr>
+    </w:lvl>
+    <w:lvl w:ilvl="5" w:tentative="1">
+      <w:start w:val="1"/>
+      <w:numFmt w:val="bullet"/>
+      <w:lvlText w:val=""/>
+      <w:lvlJc w:val="left"/>
+      <w:pPr>
+        <w:tabs>
+          <w:tab w:val="num" w:pos="4320"/>
+        </w:tabs>
+        <w:ind w:left="4320" w:hanging="360"/>
+      </w:pPr>
+      <w:rPr>
+        <w:rFonts w:ascii="Wingdings" w:hAnsi="Wingdings" w:hint="default"/>
+        <w:sz w:val="20"/>
+      </w:rPr>
+    </w:lvl>
+    <w:lvl w:ilvl="6" w:tentative="1">
+      <w:start w:val="1"/>
+      <w:numFmt w:val="bullet"/>
+      <w:lvlText w:val=""/>
+      <w:lvlJc w:val="left"/>
+      <w:pPr>
+        <w:tabs>
+          <w:tab w:val="num" w:pos="5040"/>
+        </w:tabs>
+        <w:ind w:left="5040" w:hanging="360"/>
+      </w:pPr>
+      <w:rPr>
+        <w:rFonts w:ascii="Wingdings" w:hAnsi="Wingdings" w:hint="default"/>
+        <w:sz w:val="20"/>
+      </w:rPr>
+    </w:lvl>
+    <w:lvl w:ilvl="7" w:tentative="1">
+      <w:start w:val="1"/>
+      <w:numFmt w:val="bullet"/>
+      <w:lvlText w:val=""/>
+      <w:lvlJc w:val="left"/>
+      <w:pPr>
+        <w:tabs>
+          <w:tab w:val="num" w:pos="5760"/>
+        </w:tabs>
+        <w:ind w:left="5760" w:hanging="360"/>
+      </w:pPr>
+      <w:rPr>
+        <w:rFonts w:ascii="Wingdings" w:hAnsi="Wingdings" w:hint="default"/>
+        <w:sz w:val="20"/>
+      </w:rPr>
+    </w:lvl>
+    <w:lvl w:ilvl="8" w:tentative="1">
+      <w:start w:val="1"/>
+      <w:numFmt w:val="bullet"/>
+      <w:lvlText w:val=""/>
+      <w:lvlJc w:val="left"/>
+      <w:pPr>
+        <w:tabs>
+          <w:tab w:val="num" w:pos="6480"/>
+        </w:tabs>
+        <w:ind w:left="6480" w:hanging="360"/>
+      </w:pPr>
+      <w:rPr>
+        <w:rFonts w:ascii="Wingdings" w:hAnsi="Wingdings" w:hint="default"/>
+        <w:sz w:val="20"/>
+      </w:rPr>
+    </w:lvl>
+  </w:abstractNum>
+  <w:abstractNum w:abstractNumId="8" w15:restartNumberingAfterBreak="0">
     <w:nsid w:val="28057F2E"/>
     <w:multiLevelType w:val="multilevel"/>
     <w:tmpl w:val="BE80ADE8"/>
@@ -9802,7 +9558,7 @@
       </w:rPr>
     </w:lvl>
   </w:abstractNum>
-  <w:abstractNum w:abstractNumId="7" w15:restartNumberingAfterBreak="0">
+  <w:abstractNum w:abstractNumId="9" w15:restartNumberingAfterBreak="0">
     <w:nsid w:val="298D5242"/>
     <w:multiLevelType w:val="multilevel"/>
     <w:tmpl w:val="DDB61620"/>
@@ -9951,7 +9707,120 @@
       </w:rPr>
     </w:lvl>
   </w:abstractNum>
-  <w:abstractNum w:abstractNumId="8" w15:restartNumberingAfterBreak="0">
+  <w:abstractNum w:abstractNumId="10" w15:restartNumberingAfterBreak="0">
+    <w:nsid w:val="2BC71C94"/>
+    <w:multiLevelType w:val="multilevel"/>
+    <w:tmpl w:val="0CD0CDC4"/>
+    <w:lvl w:ilvl="0">
+      <w:start w:val="1"/>
+      <w:numFmt w:val="decimal"/>
+      <w:lvlText w:val="%1."/>
+      <w:lvlJc w:val="left"/>
+      <w:pPr>
+        <w:tabs>
+          <w:tab w:val="num" w:pos="720"/>
+        </w:tabs>
+        <w:ind w:left="720" w:hanging="360"/>
+      </w:pPr>
+    </w:lvl>
+    <w:lvl w:ilvl="1" w:tentative="1">
+      <w:start w:val="1"/>
+      <w:numFmt w:val="decimal"/>
+      <w:lvlText w:val="%2."/>
+      <w:lvlJc w:val="left"/>
+      <w:pPr>
+        <w:tabs>
+          <w:tab w:val="num" w:pos="1440"/>
+        </w:tabs>
+        <w:ind w:left="1440" w:hanging="360"/>
+      </w:pPr>
+    </w:lvl>
+    <w:lvl w:ilvl="2" w:tentative="1">
+      <w:start w:val="1"/>
+      <w:numFmt w:val="decimal"/>
+      <w:lvlText w:val="%3."/>
+      <w:lvlJc w:val="left"/>
+      <w:pPr>
+        <w:tabs>
+          <w:tab w:val="num" w:pos="2160"/>
+        </w:tabs>
+        <w:ind w:left="2160" w:hanging="360"/>
+      </w:pPr>
+    </w:lvl>
+    <w:lvl w:ilvl="3" w:tentative="1">
+      <w:start w:val="1"/>
+      <w:numFmt w:val="decimal"/>
+      <w:lvlText w:val="%4."/>
+      <w:lvlJc w:val="left"/>
+      <w:pPr>
+        <w:tabs>
+          <w:tab w:val="num" w:pos="2880"/>
+        </w:tabs>
+        <w:ind w:left="2880" w:hanging="360"/>
+      </w:pPr>
+    </w:lvl>
+    <w:lvl w:ilvl="4" w:tentative="1">
+      <w:start w:val="1"/>
+      <w:numFmt w:val="decimal"/>
+      <w:lvlText w:val="%5."/>
+      <w:lvlJc w:val="left"/>
+      <w:pPr>
+        <w:tabs>
+          <w:tab w:val="num" w:pos="3600"/>
+        </w:tabs>
+        <w:ind w:left="3600" w:hanging="360"/>
+      </w:pPr>
+    </w:lvl>
+    <w:lvl w:ilvl="5" w:tentative="1">
+      <w:start w:val="1"/>
+      <w:numFmt w:val="decimal"/>
+      <w:lvlText w:val="%6."/>
+      <w:lvlJc w:val="left"/>
+      <w:pPr>
+        <w:tabs>
+          <w:tab w:val="num" w:pos="4320"/>
+        </w:tabs>
+        <w:ind w:left="4320" w:hanging="360"/>
+      </w:pPr>
+    </w:lvl>
+    <w:lvl w:ilvl="6" w:tentative="1">
+      <w:start w:val="1"/>
+      <w:numFmt w:val="decimal"/>
+      <w:lvlText w:val="%7."/>
+      <w:lvlJc w:val="left"/>
+      <w:pPr>
+        <w:tabs>
+          <w:tab w:val="num" w:pos="5040"/>
+        </w:tabs>
+        <w:ind w:left="5040" w:hanging="360"/>
+      </w:pPr>
+    </w:lvl>
+    <w:lvl w:ilvl="7" w:tentative="1">
+      <w:start w:val="1"/>
+      <w:numFmt w:val="decimal"/>
+      <w:lvlText w:val="%8."/>
+      <w:lvlJc w:val="left"/>
+      <w:pPr>
+        <w:tabs>
+          <w:tab w:val="num" w:pos="5760"/>
+        </w:tabs>
+        <w:ind w:left="5760" w:hanging="360"/>
+      </w:pPr>
+    </w:lvl>
+    <w:lvl w:ilvl="8" w:tentative="1">
+      <w:start w:val="1"/>
+      <w:numFmt w:val="decimal"/>
+      <w:lvlText w:val="%9."/>
+      <w:lvlJc w:val="left"/>
+      <w:pPr>
+        <w:tabs>
+          <w:tab w:val="num" w:pos="6480"/>
+        </w:tabs>
+        <w:ind w:left="6480" w:hanging="360"/>
+      </w:pPr>
+    </w:lvl>
+  </w:abstractNum>
+  <w:abstractNum w:abstractNumId="11" w15:restartNumberingAfterBreak="0">
     <w:nsid w:val="2E7B68D2"/>
     <w:multiLevelType w:val="multilevel"/>
     <w:tmpl w:val="312E31B8"/>
@@ -10100,7 +9969,7 @@
       </w:rPr>
     </w:lvl>
   </w:abstractNum>
-  <w:abstractNum w:abstractNumId="9" w15:restartNumberingAfterBreak="0">
+  <w:abstractNum w:abstractNumId="12" w15:restartNumberingAfterBreak="0">
     <w:nsid w:val="32552313"/>
     <w:multiLevelType w:val="multilevel"/>
     <w:tmpl w:val="7BD2B8A6"/>
@@ -10249,7 +10118,7 @@
       </w:rPr>
     </w:lvl>
   </w:abstractNum>
-  <w:abstractNum w:abstractNumId="10" w15:restartNumberingAfterBreak="0">
+  <w:abstractNum w:abstractNumId="13" w15:restartNumberingAfterBreak="0">
     <w:nsid w:val="366578BD"/>
     <w:multiLevelType w:val="multilevel"/>
     <w:tmpl w:val="74BE2DAC"/>
@@ -10398,7 +10267,7 @@
       </w:rPr>
     </w:lvl>
   </w:abstractNum>
-  <w:abstractNum w:abstractNumId="11" w15:restartNumberingAfterBreak="0">
+  <w:abstractNum w:abstractNumId="14" w15:restartNumberingAfterBreak="0">
     <w:nsid w:val="47293482"/>
     <w:multiLevelType w:val="multilevel"/>
     <w:tmpl w:val="282EBE86"/>
@@ -10547,7 +10416,7 @@
       </w:rPr>
     </w:lvl>
   </w:abstractNum>
-  <w:abstractNum w:abstractNumId="12" w15:restartNumberingAfterBreak="0">
+  <w:abstractNum w:abstractNumId="15" w15:restartNumberingAfterBreak="0">
     <w:nsid w:val="486E6382"/>
     <w:multiLevelType w:val="multilevel"/>
     <w:tmpl w:val="82F0D3DE"/>
@@ -10696,7 +10565,7 @@
       </w:rPr>
     </w:lvl>
   </w:abstractNum>
-  <w:abstractNum w:abstractNumId="13" w15:restartNumberingAfterBreak="0">
+  <w:abstractNum w:abstractNumId="16" w15:restartNumberingAfterBreak="0">
     <w:nsid w:val="4F74506C"/>
     <w:multiLevelType w:val="multilevel"/>
     <w:tmpl w:val="F926BD64"/>
@@ -10845,7 +10714,7 @@
       </w:rPr>
     </w:lvl>
   </w:abstractNum>
-  <w:abstractNum w:abstractNumId="14" w15:restartNumberingAfterBreak="0">
+  <w:abstractNum w:abstractNumId="17" w15:restartNumberingAfterBreak="0">
     <w:nsid w:val="5790046C"/>
     <w:multiLevelType w:val="multilevel"/>
     <w:tmpl w:val="93E40112"/>
@@ -10994,7 +10863,7 @@
       </w:rPr>
     </w:lvl>
   </w:abstractNum>
-  <w:abstractNum w:abstractNumId="15" w15:restartNumberingAfterBreak="0">
+  <w:abstractNum w:abstractNumId="18" w15:restartNumberingAfterBreak="0">
     <w:nsid w:val="58B153C9"/>
     <w:multiLevelType w:val="multilevel"/>
     <w:tmpl w:val="252C7668"/>
@@ -11143,7 +11012,305 @@
       </w:rPr>
     </w:lvl>
   </w:abstractNum>
-  <w:abstractNum w:abstractNumId="16" w15:restartNumberingAfterBreak="0">
+  <w:abstractNum w:abstractNumId="19" w15:restartNumberingAfterBreak="0">
+    <w:nsid w:val="5CEE5633"/>
+    <w:multiLevelType w:val="multilevel"/>
+    <w:tmpl w:val="31A87A12"/>
+    <w:lvl w:ilvl="0">
+      <w:start w:val="1"/>
+      <w:numFmt w:val="bullet"/>
+      <w:lvlText w:val=""/>
+      <w:lvlJc w:val="left"/>
+      <w:pPr>
+        <w:tabs>
+          <w:tab w:val="num" w:pos="720"/>
+        </w:tabs>
+        <w:ind w:left="720" w:hanging="360"/>
+      </w:pPr>
+      <w:rPr>
+        <w:rFonts w:ascii="Symbol" w:hAnsi="Symbol" w:hint="default"/>
+        <w:sz w:val="20"/>
+      </w:rPr>
+    </w:lvl>
+    <w:lvl w:ilvl="1" w:tentative="1">
+      <w:start w:val="1"/>
+      <w:numFmt w:val="bullet"/>
+      <w:lvlText w:val="o"/>
+      <w:lvlJc w:val="left"/>
+      <w:pPr>
+        <w:tabs>
+          <w:tab w:val="num" w:pos="1440"/>
+        </w:tabs>
+        <w:ind w:left="1440" w:hanging="360"/>
+      </w:pPr>
+      <w:rPr>
+        <w:rFonts w:ascii="Courier New" w:hAnsi="Courier New" w:hint="default"/>
+        <w:sz w:val="20"/>
+      </w:rPr>
+    </w:lvl>
+    <w:lvl w:ilvl="2" w:tentative="1">
+      <w:start w:val="1"/>
+      <w:numFmt w:val="bullet"/>
+      <w:lvlText w:val=""/>
+      <w:lvlJc w:val="left"/>
+      <w:pPr>
+        <w:tabs>
+          <w:tab w:val="num" w:pos="2160"/>
+        </w:tabs>
+        <w:ind w:left="2160" w:hanging="360"/>
+      </w:pPr>
+      <w:rPr>
+        <w:rFonts w:ascii="Wingdings" w:hAnsi="Wingdings" w:hint="default"/>
+        <w:sz w:val="20"/>
+      </w:rPr>
+    </w:lvl>
+    <w:lvl w:ilvl="3" w:tentative="1">
+      <w:start w:val="1"/>
+      <w:numFmt w:val="bullet"/>
+      <w:lvlText w:val=""/>
+      <w:lvlJc w:val="left"/>
+      <w:pPr>
+        <w:tabs>
+          <w:tab w:val="num" w:pos="2880"/>
+        </w:tabs>
+        <w:ind w:left="2880" w:hanging="360"/>
+      </w:pPr>
+      <w:rPr>
+        <w:rFonts w:ascii="Wingdings" w:hAnsi="Wingdings" w:hint="default"/>
+        <w:sz w:val="20"/>
+      </w:rPr>
+    </w:lvl>
+    <w:lvl w:ilvl="4" w:tentative="1">
+      <w:start w:val="1"/>
+      <w:numFmt w:val="bullet"/>
+      <w:lvlText w:val=""/>
+      <w:lvlJc w:val="left"/>
+      <w:pPr>
+        <w:tabs>
+          <w:tab w:val="num" w:pos="3600"/>
+        </w:tabs>
+        <w:ind w:left="3600" w:hanging="360"/>
+      </w:pPr>
+      <w:rPr>
+        <w:rFonts w:ascii="Wingdings" w:hAnsi="Wingdings" w:hint="default"/>
+        <w:sz w:val="20"/>
+      </w:rPr>
+    </w:lvl>
+    <w:lvl w:ilvl="5" w:tentative="1">
+      <w:start w:val="1"/>
+      <w:numFmt w:val="bullet"/>
+      <w:lvlText w:val=""/>
+      <w:lvlJc w:val="left"/>
+      <w:pPr>
+        <w:tabs>
+          <w:tab w:val="num" w:pos="4320"/>
+        </w:tabs>
+        <w:ind w:left="4320" w:hanging="360"/>
+      </w:pPr>
+      <w:rPr>
+        <w:rFonts w:ascii="Wingdings" w:hAnsi="Wingdings" w:hint="default"/>
+        <w:sz w:val="20"/>
+      </w:rPr>
+    </w:lvl>
+    <w:lvl w:ilvl="6" w:tentative="1">
+      <w:start w:val="1"/>
+      <w:numFmt w:val="bullet"/>
+      <w:lvlText w:val=""/>
+      <w:lvlJc w:val="left"/>
+      <w:pPr>
+        <w:tabs>
+          <w:tab w:val="num" w:pos="5040"/>
+        </w:tabs>
+        <w:ind w:left="5040" w:hanging="360"/>
+      </w:pPr>
+      <w:rPr>
+        <w:rFonts w:ascii="Wingdings" w:hAnsi="Wingdings" w:hint="default"/>
+        <w:sz w:val="20"/>
+      </w:rPr>
+    </w:lvl>
+    <w:lvl w:ilvl="7" w:tentative="1">
+      <w:start w:val="1"/>
+      <w:numFmt w:val="bullet"/>
+      <w:lvlText w:val=""/>
+      <w:lvlJc w:val="left"/>
+      <w:pPr>
+        <w:tabs>
+          <w:tab w:val="num" w:pos="5760"/>
+        </w:tabs>
+        <w:ind w:left="5760" w:hanging="360"/>
+      </w:pPr>
+      <w:rPr>
+        <w:rFonts w:ascii="Wingdings" w:hAnsi="Wingdings" w:hint="default"/>
+        <w:sz w:val="20"/>
+      </w:rPr>
+    </w:lvl>
+    <w:lvl w:ilvl="8" w:tentative="1">
+      <w:start w:val="1"/>
+      <w:numFmt w:val="bullet"/>
+      <w:lvlText w:val=""/>
+      <w:lvlJc w:val="left"/>
+      <w:pPr>
+        <w:tabs>
+          <w:tab w:val="num" w:pos="6480"/>
+        </w:tabs>
+        <w:ind w:left="6480" w:hanging="360"/>
+      </w:pPr>
+      <w:rPr>
+        <w:rFonts w:ascii="Wingdings" w:hAnsi="Wingdings" w:hint="default"/>
+        <w:sz w:val="20"/>
+      </w:rPr>
+    </w:lvl>
+  </w:abstractNum>
+  <w:abstractNum w:abstractNumId="20" w15:restartNumberingAfterBreak="0">
+    <w:nsid w:val="64A96BF0"/>
+    <w:multiLevelType w:val="multilevel"/>
+    <w:tmpl w:val="616A9796"/>
+    <w:lvl w:ilvl="0">
+      <w:start w:val="1"/>
+      <w:numFmt w:val="bullet"/>
+      <w:lvlText w:val=""/>
+      <w:lvlJc w:val="left"/>
+      <w:pPr>
+        <w:tabs>
+          <w:tab w:val="num" w:pos="720"/>
+        </w:tabs>
+        <w:ind w:left="720" w:hanging="360"/>
+      </w:pPr>
+      <w:rPr>
+        <w:rFonts w:ascii="Symbol" w:hAnsi="Symbol" w:hint="default"/>
+        <w:sz w:val="20"/>
+      </w:rPr>
+    </w:lvl>
+    <w:lvl w:ilvl="1" w:tentative="1">
+      <w:start w:val="1"/>
+      <w:numFmt w:val="bullet"/>
+      <w:lvlText w:val="o"/>
+      <w:lvlJc w:val="left"/>
+      <w:pPr>
+        <w:tabs>
+          <w:tab w:val="num" w:pos="1440"/>
+        </w:tabs>
+        <w:ind w:left="1440" w:hanging="360"/>
+      </w:pPr>
+      <w:rPr>
+        <w:rFonts w:ascii="Courier New" w:hAnsi="Courier New" w:hint="default"/>
+        <w:sz w:val="20"/>
+      </w:rPr>
+    </w:lvl>
+    <w:lvl w:ilvl="2" w:tentative="1">
+      <w:start w:val="1"/>
+      <w:numFmt w:val="bullet"/>
+      <w:lvlText w:val=""/>
+      <w:lvlJc w:val="left"/>
+      <w:pPr>
+        <w:tabs>
+          <w:tab w:val="num" w:pos="2160"/>
+        </w:tabs>
+        <w:ind w:left="2160" w:hanging="360"/>
+      </w:pPr>
+      <w:rPr>
+        <w:rFonts w:ascii="Wingdings" w:hAnsi="Wingdings" w:hint="default"/>
+        <w:sz w:val="20"/>
+      </w:rPr>
+    </w:lvl>
+    <w:lvl w:ilvl="3" w:tentative="1">
+      <w:start w:val="1"/>
+      <w:numFmt w:val="bullet"/>
+      <w:lvlText w:val=""/>
+      <w:lvlJc w:val="left"/>
+      <w:pPr>
+        <w:tabs>
+          <w:tab w:val="num" w:pos="2880"/>
+        </w:tabs>
+        <w:ind w:left="2880" w:hanging="360"/>
+      </w:pPr>
+      <w:rPr>
+        <w:rFonts w:ascii="Wingdings" w:hAnsi="Wingdings" w:hint="default"/>
+        <w:sz w:val="20"/>
+      </w:rPr>
+    </w:lvl>
+    <w:lvl w:ilvl="4" w:tentative="1">
+      <w:start w:val="1"/>
+      <w:numFmt w:val="bullet"/>
+      <w:lvlText w:val=""/>
+      <w:lvlJc w:val="left"/>
+      <w:pPr>
+        <w:tabs>
+          <w:tab w:val="num" w:pos="3600"/>
+        </w:tabs>
+        <w:ind w:left="3600" w:hanging="360"/>
+      </w:pPr>
+      <w:rPr>
+        <w:rFonts w:ascii="Wingdings" w:hAnsi="Wingdings" w:hint="default"/>
+        <w:sz w:val="20"/>
+      </w:rPr>
+    </w:lvl>
+    <w:lvl w:ilvl="5" w:tentative="1">
+      <w:start w:val="1"/>
+      <w:numFmt w:val="bullet"/>
+      <w:lvlText w:val=""/>
+      <w:lvlJc w:val="left"/>
+      <w:pPr>
+        <w:tabs>
+          <w:tab w:val="num" w:pos="4320"/>
+        </w:tabs>
+        <w:ind w:left="4320" w:hanging="360"/>
+      </w:pPr>
+      <w:rPr>
+        <w:rFonts w:ascii="Wingdings" w:hAnsi="Wingdings" w:hint="default"/>
+        <w:sz w:val="20"/>
+      </w:rPr>
+    </w:lvl>
+    <w:lvl w:ilvl="6" w:tentative="1">
+      <w:start w:val="1"/>
+      <w:numFmt w:val="bullet"/>
+      <w:lvlText w:val=""/>
+      <w:lvlJc w:val="left"/>
+      <w:pPr>
+        <w:tabs>
+          <w:tab w:val="num" w:pos="5040"/>
+        </w:tabs>
+        <w:ind w:left="5040" w:hanging="360"/>
+      </w:pPr>
+      <w:rPr>
+        <w:rFonts w:ascii="Wingdings" w:hAnsi="Wingdings" w:hint="default"/>
+        <w:sz w:val="20"/>
+      </w:rPr>
+    </w:lvl>
+    <w:lvl w:ilvl="7" w:tentative="1">
+      <w:start w:val="1"/>
+      <w:numFmt w:val="bullet"/>
+      <w:lvlText w:val=""/>
+      <w:lvlJc w:val="left"/>
+      <w:pPr>
+        <w:tabs>
+          <w:tab w:val="num" w:pos="5760"/>
+        </w:tabs>
+        <w:ind w:left="5760" w:hanging="360"/>
+      </w:pPr>
+      <w:rPr>
+        <w:rFonts w:ascii="Wingdings" w:hAnsi="Wingdings" w:hint="default"/>
+        <w:sz w:val="20"/>
+      </w:rPr>
+    </w:lvl>
+    <w:lvl w:ilvl="8" w:tentative="1">
+      <w:start w:val="1"/>
+      <w:numFmt w:val="bullet"/>
+      <w:lvlText w:val=""/>
+      <w:lvlJc w:val="left"/>
+      <w:pPr>
+        <w:tabs>
+          <w:tab w:val="num" w:pos="6480"/>
+        </w:tabs>
+        <w:ind w:left="6480" w:hanging="360"/>
+      </w:pPr>
+      <w:rPr>
+        <w:rFonts w:ascii="Wingdings" w:hAnsi="Wingdings" w:hint="default"/>
+        <w:sz w:val="20"/>
+      </w:rPr>
+    </w:lvl>
+  </w:abstractNum>
+  <w:abstractNum w:abstractNumId="21" w15:restartNumberingAfterBreak="0">
     <w:nsid w:val="65EC5CC2"/>
     <w:multiLevelType w:val="multilevel"/>
     <w:tmpl w:val="893C257A"/>
@@ -11292,7 +11459,7 @@
       </w:rPr>
     </w:lvl>
   </w:abstractNum>
-  <w:abstractNum w:abstractNumId="17" w15:restartNumberingAfterBreak="0">
+  <w:abstractNum w:abstractNumId="22" w15:restartNumberingAfterBreak="0">
     <w:nsid w:val="667A1272"/>
     <w:multiLevelType w:val="multilevel"/>
     <w:tmpl w:val="8E54D8B0"/>
@@ -11441,7 +11608,7 @@
       </w:rPr>
     </w:lvl>
   </w:abstractNum>
-  <w:abstractNum w:abstractNumId="18" w15:restartNumberingAfterBreak="0">
+  <w:abstractNum w:abstractNumId="23" w15:restartNumberingAfterBreak="0">
     <w:nsid w:val="671E3CDC"/>
     <w:multiLevelType w:val="multilevel"/>
     <w:tmpl w:val="028046DA"/>
@@ -11590,7 +11757,7 @@
       </w:rPr>
     </w:lvl>
   </w:abstractNum>
-  <w:abstractNum w:abstractNumId="19" w15:restartNumberingAfterBreak="0">
+  <w:abstractNum w:abstractNumId="24" w15:restartNumberingAfterBreak="0">
     <w:nsid w:val="6820659B"/>
     <w:multiLevelType w:val="multilevel"/>
     <w:tmpl w:val="5C442948"/>
@@ -11739,7 +11906,7 @@
       </w:rPr>
     </w:lvl>
   </w:abstractNum>
-  <w:abstractNum w:abstractNumId="20" w15:restartNumberingAfterBreak="0">
+  <w:abstractNum w:abstractNumId="25" w15:restartNumberingAfterBreak="0">
     <w:nsid w:val="6B6B3C47"/>
     <w:multiLevelType w:val="multilevel"/>
     <w:tmpl w:val="40A689D0"/>
@@ -11888,7 +12055,7 @@
       </w:rPr>
     </w:lvl>
   </w:abstractNum>
-  <w:abstractNum w:abstractNumId="21" w15:restartNumberingAfterBreak="0">
+  <w:abstractNum w:abstractNumId="26" w15:restartNumberingAfterBreak="0">
     <w:nsid w:val="6B8467BF"/>
     <w:multiLevelType w:val="multilevel"/>
     <w:tmpl w:val="8BFE2B86"/>
@@ -12037,7 +12204,7 @@
       </w:rPr>
     </w:lvl>
   </w:abstractNum>
-  <w:abstractNum w:abstractNumId="22" w15:restartNumberingAfterBreak="0">
+  <w:abstractNum w:abstractNumId="27" w15:restartNumberingAfterBreak="0">
     <w:nsid w:val="6BF5601B"/>
     <w:multiLevelType w:val="multilevel"/>
     <w:tmpl w:val="61EAC5BC"/>
@@ -12186,7 +12353,7 @@
       </w:rPr>
     </w:lvl>
   </w:abstractNum>
-  <w:abstractNum w:abstractNumId="23" w15:restartNumberingAfterBreak="0">
+  <w:abstractNum w:abstractNumId="28" w15:restartNumberingAfterBreak="0">
     <w:nsid w:val="6C2E01F6"/>
     <w:multiLevelType w:val="multilevel"/>
     <w:tmpl w:val="D44C1F9C"/>
@@ -12335,7 +12502,7 @@
       </w:rPr>
     </w:lvl>
   </w:abstractNum>
-  <w:abstractNum w:abstractNumId="24" w15:restartNumberingAfterBreak="0">
+  <w:abstractNum w:abstractNumId="29" w15:restartNumberingAfterBreak="0">
     <w:nsid w:val="6C75010A"/>
     <w:multiLevelType w:val="multilevel"/>
     <w:tmpl w:val="1C86A130"/>
@@ -12484,7 +12651,7 @@
       </w:rPr>
     </w:lvl>
   </w:abstractNum>
-  <w:abstractNum w:abstractNumId="25" w15:restartNumberingAfterBreak="0">
+  <w:abstractNum w:abstractNumId="30" w15:restartNumberingAfterBreak="0">
     <w:nsid w:val="6D790680"/>
     <w:multiLevelType w:val="multilevel"/>
     <w:tmpl w:val="003C3B4E"/>
@@ -12633,7 +12800,7 @@
       </w:rPr>
     </w:lvl>
   </w:abstractNum>
-  <w:abstractNum w:abstractNumId="26" w15:restartNumberingAfterBreak="0">
+  <w:abstractNum w:abstractNumId="31" w15:restartNumberingAfterBreak="0">
     <w:nsid w:val="70860B6B"/>
     <w:multiLevelType w:val="multilevel"/>
     <w:tmpl w:val="6194F3F0"/>
@@ -12750,7 +12917,7 @@
       </w:pPr>
     </w:lvl>
   </w:abstractNum>
-  <w:abstractNum w:abstractNumId="27" w15:restartNumberingAfterBreak="0">
+  <w:abstractNum w:abstractNumId="32" w15:restartNumberingAfterBreak="0">
     <w:nsid w:val="72090254"/>
     <w:multiLevelType w:val="multilevel"/>
     <w:tmpl w:val="042678B8"/>
@@ -12899,7 +13066,7 @@
       </w:rPr>
     </w:lvl>
   </w:abstractNum>
-  <w:abstractNum w:abstractNumId="28" w15:restartNumberingAfterBreak="0">
+  <w:abstractNum w:abstractNumId="33" w15:restartNumberingAfterBreak="0">
     <w:nsid w:val="723227B4"/>
     <w:multiLevelType w:val="multilevel"/>
     <w:tmpl w:val="C5FE236A"/>
@@ -13048,7 +13215,7 @@
       </w:rPr>
     </w:lvl>
   </w:abstractNum>
-  <w:abstractNum w:abstractNumId="29" w15:restartNumberingAfterBreak="0">
+  <w:abstractNum w:abstractNumId="34" w15:restartNumberingAfterBreak="0">
     <w:nsid w:val="77F8377D"/>
     <w:multiLevelType w:val="multilevel"/>
     <w:tmpl w:val="E4426A14"/>
@@ -13197,7 +13364,454 @@
       </w:rPr>
     </w:lvl>
   </w:abstractNum>
-  <w:abstractNum w:abstractNumId="30" w15:restartNumberingAfterBreak="0">
+  <w:abstractNum w:abstractNumId="35" w15:restartNumberingAfterBreak="0">
+    <w:nsid w:val="77FE2288"/>
+    <w:multiLevelType w:val="multilevel"/>
+    <w:tmpl w:val="FF1C6178"/>
+    <w:lvl w:ilvl="0">
+      <w:start w:val="1"/>
+      <w:numFmt w:val="bullet"/>
+      <w:lvlText w:val=""/>
+      <w:lvlJc w:val="left"/>
+      <w:pPr>
+        <w:tabs>
+          <w:tab w:val="num" w:pos="720"/>
+        </w:tabs>
+        <w:ind w:left="720" w:hanging="360"/>
+      </w:pPr>
+      <w:rPr>
+        <w:rFonts w:ascii="Symbol" w:hAnsi="Symbol" w:hint="default"/>
+        <w:sz w:val="20"/>
+      </w:rPr>
+    </w:lvl>
+    <w:lvl w:ilvl="1" w:tentative="1">
+      <w:start w:val="1"/>
+      <w:numFmt w:val="bullet"/>
+      <w:lvlText w:val="o"/>
+      <w:lvlJc w:val="left"/>
+      <w:pPr>
+        <w:tabs>
+          <w:tab w:val="num" w:pos="1440"/>
+        </w:tabs>
+        <w:ind w:left="1440" w:hanging="360"/>
+      </w:pPr>
+      <w:rPr>
+        <w:rFonts w:ascii="Courier New" w:hAnsi="Courier New" w:hint="default"/>
+        <w:sz w:val="20"/>
+      </w:rPr>
+    </w:lvl>
+    <w:lvl w:ilvl="2" w:tentative="1">
+      <w:start w:val="1"/>
+      <w:numFmt w:val="bullet"/>
+      <w:lvlText w:val=""/>
+      <w:lvlJc w:val="left"/>
+      <w:pPr>
+        <w:tabs>
+          <w:tab w:val="num" w:pos="2160"/>
+        </w:tabs>
+        <w:ind w:left="2160" w:hanging="360"/>
+      </w:pPr>
+      <w:rPr>
+        <w:rFonts w:ascii="Wingdings" w:hAnsi="Wingdings" w:hint="default"/>
+        <w:sz w:val="20"/>
+      </w:rPr>
+    </w:lvl>
+    <w:lvl w:ilvl="3" w:tentative="1">
+      <w:start w:val="1"/>
+      <w:numFmt w:val="bullet"/>
+      <w:lvlText w:val=""/>
+      <w:lvlJc w:val="left"/>
+      <w:pPr>
+        <w:tabs>
+          <w:tab w:val="num" w:pos="2880"/>
+        </w:tabs>
+        <w:ind w:left="2880" w:hanging="360"/>
+      </w:pPr>
+      <w:rPr>
+        <w:rFonts w:ascii="Wingdings" w:hAnsi="Wingdings" w:hint="default"/>
+        <w:sz w:val="20"/>
+      </w:rPr>
+    </w:lvl>
+    <w:lvl w:ilvl="4" w:tentative="1">
+      <w:start w:val="1"/>
+      <w:numFmt w:val="bullet"/>
+      <w:lvlText w:val=""/>
+      <w:lvlJc w:val="left"/>
+      <w:pPr>
+        <w:tabs>
+          <w:tab w:val="num" w:pos="3600"/>
+        </w:tabs>
+        <w:ind w:left="3600" w:hanging="360"/>
+      </w:pPr>
+      <w:rPr>
+        <w:rFonts w:ascii="Wingdings" w:hAnsi="Wingdings" w:hint="default"/>
+        <w:sz w:val="20"/>
+      </w:rPr>
+    </w:lvl>
+    <w:lvl w:ilvl="5" w:tentative="1">
+      <w:start w:val="1"/>
+      <w:numFmt w:val="bullet"/>
+      <w:lvlText w:val=""/>
+      <w:lvlJc w:val="left"/>
+      <w:pPr>
+        <w:tabs>
+          <w:tab w:val="num" w:pos="4320"/>
+        </w:tabs>
+        <w:ind w:left="4320" w:hanging="360"/>
+      </w:pPr>
+      <w:rPr>
+        <w:rFonts w:ascii="Wingdings" w:hAnsi="Wingdings" w:hint="default"/>
+        <w:sz w:val="20"/>
+      </w:rPr>
+    </w:lvl>
+    <w:lvl w:ilvl="6" w:tentative="1">
+      <w:start w:val="1"/>
+      <w:numFmt w:val="bullet"/>
+      <w:lvlText w:val=""/>
+      <w:lvlJc w:val="left"/>
+      <w:pPr>
+        <w:tabs>
+          <w:tab w:val="num" w:pos="5040"/>
+        </w:tabs>
+        <w:ind w:left="5040" w:hanging="360"/>
+      </w:pPr>
+      <w:rPr>
+        <w:rFonts w:ascii="Wingdings" w:hAnsi="Wingdings" w:hint="default"/>
+        <w:sz w:val="20"/>
+      </w:rPr>
+    </w:lvl>
+    <w:lvl w:ilvl="7" w:tentative="1">
+      <w:start w:val="1"/>
+      <w:numFmt w:val="bullet"/>
+      <w:lvlText w:val=""/>
+      <w:lvlJc w:val="left"/>
+      <w:pPr>
+        <w:tabs>
+          <w:tab w:val="num" w:pos="5760"/>
+        </w:tabs>
+        <w:ind w:left="5760" w:hanging="360"/>
+      </w:pPr>
+      <w:rPr>
+        <w:rFonts w:ascii="Wingdings" w:hAnsi="Wingdings" w:hint="default"/>
+        <w:sz w:val="20"/>
+      </w:rPr>
+    </w:lvl>
+    <w:lvl w:ilvl="8" w:tentative="1">
+      <w:start w:val="1"/>
+      <w:numFmt w:val="bullet"/>
+      <w:lvlText w:val=""/>
+      <w:lvlJc w:val="left"/>
+      <w:pPr>
+        <w:tabs>
+          <w:tab w:val="num" w:pos="6480"/>
+        </w:tabs>
+        <w:ind w:left="6480" w:hanging="360"/>
+      </w:pPr>
+      <w:rPr>
+        <w:rFonts w:ascii="Wingdings" w:hAnsi="Wingdings" w:hint="default"/>
+        <w:sz w:val="20"/>
+      </w:rPr>
+    </w:lvl>
+  </w:abstractNum>
+  <w:abstractNum w:abstractNumId="36" w15:restartNumberingAfterBreak="0">
+    <w:nsid w:val="78ED7E58"/>
+    <w:multiLevelType w:val="multilevel"/>
+    <w:tmpl w:val="A28679B2"/>
+    <w:lvl w:ilvl="0">
+      <w:start w:val="1"/>
+      <w:numFmt w:val="bullet"/>
+      <w:lvlText w:val=""/>
+      <w:lvlJc w:val="left"/>
+      <w:pPr>
+        <w:tabs>
+          <w:tab w:val="num" w:pos="720"/>
+        </w:tabs>
+        <w:ind w:left="720" w:hanging="360"/>
+      </w:pPr>
+      <w:rPr>
+        <w:rFonts w:ascii="Symbol" w:hAnsi="Symbol" w:hint="default"/>
+        <w:sz w:val="20"/>
+      </w:rPr>
+    </w:lvl>
+    <w:lvl w:ilvl="1" w:tentative="1">
+      <w:start w:val="1"/>
+      <w:numFmt w:val="bullet"/>
+      <w:lvlText w:val="o"/>
+      <w:lvlJc w:val="left"/>
+      <w:pPr>
+        <w:tabs>
+          <w:tab w:val="num" w:pos="1440"/>
+        </w:tabs>
+        <w:ind w:left="1440" w:hanging="360"/>
+      </w:pPr>
+      <w:rPr>
+        <w:rFonts w:ascii="Courier New" w:hAnsi="Courier New" w:hint="default"/>
+        <w:sz w:val="20"/>
+      </w:rPr>
+    </w:lvl>
+    <w:lvl w:ilvl="2" w:tentative="1">
+      <w:start w:val="1"/>
+      <w:numFmt w:val="bullet"/>
+      <w:lvlText w:val=""/>
+      <w:lvlJc w:val="left"/>
+      <w:pPr>
+        <w:tabs>
+          <w:tab w:val="num" w:pos="2160"/>
+        </w:tabs>
+        <w:ind w:left="2160" w:hanging="360"/>
+      </w:pPr>
+      <w:rPr>
+        <w:rFonts w:ascii="Wingdings" w:hAnsi="Wingdings" w:hint="default"/>
+        <w:sz w:val="20"/>
+      </w:rPr>
+    </w:lvl>
+    <w:lvl w:ilvl="3" w:tentative="1">
+      <w:start w:val="1"/>
+      <w:numFmt w:val="bullet"/>
+      <w:lvlText w:val=""/>
+      <w:lvlJc w:val="left"/>
+      <w:pPr>
+        <w:tabs>
+          <w:tab w:val="num" w:pos="2880"/>
+        </w:tabs>
+        <w:ind w:left="2880" w:hanging="360"/>
+      </w:pPr>
+      <w:rPr>
+        <w:rFonts w:ascii="Wingdings" w:hAnsi="Wingdings" w:hint="default"/>
+        <w:sz w:val="20"/>
+      </w:rPr>
+    </w:lvl>
+    <w:lvl w:ilvl="4" w:tentative="1">
+      <w:start w:val="1"/>
+      <w:numFmt w:val="bullet"/>
+      <w:lvlText w:val=""/>
+      <w:lvlJc w:val="left"/>
+      <w:pPr>
+        <w:tabs>
+          <w:tab w:val="num" w:pos="3600"/>
+        </w:tabs>
+        <w:ind w:left="3600" w:hanging="360"/>
+      </w:pPr>
+      <w:rPr>
+        <w:rFonts w:ascii="Wingdings" w:hAnsi="Wingdings" w:hint="default"/>
+        <w:sz w:val="20"/>
+      </w:rPr>
+    </w:lvl>
+    <w:lvl w:ilvl="5" w:tentative="1">
+      <w:start w:val="1"/>
+      <w:numFmt w:val="bullet"/>
+      <w:lvlText w:val=""/>
+      <w:lvlJc w:val="left"/>
+      <w:pPr>
+        <w:tabs>
+          <w:tab w:val="num" w:pos="4320"/>
+        </w:tabs>
+        <w:ind w:left="4320" w:hanging="360"/>
+      </w:pPr>
+      <w:rPr>
+        <w:rFonts w:ascii="Wingdings" w:hAnsi="Wingdings" w:hint="default"/>
+        <w:sz w:val="20"/>
+      </w:rPr>
+    </w:lvl>
+    <w:lvl w:ilvl="6" w:tentative="1">
+      <w:start w:val="1"/>
+      <w:numFmt w:val="bullet"/>
+      <w:lvlText w:val=""/>
+      <w:lvlJc w:val="left"/>
+      <w:pPr>
+        <w:tabs>
+          <w:tab w:val="num" w:pos="5040"/>
+        </w:tabs>
+        <w:ind w:left="5040" w:hanging="360"/>
+      </w:pPr>
+      <w:rPr>
+        <w:rFonts w:ascii="Wingdings" w:hAnsi="Wingdings" w:hint="default"/>
+        <w:sz w:val="20"/>
+      </w:rPr>
+    </w:lvl>
+    <w:lvl w:ilvl="7" w:tentative="1">
+      <w:start w:val="1"/>
+      <w:numFmt w:val="bullet"/>
+      <w:lvlText w:val=""/>
+      <w:lvlJc w:val="left"/>
+      <w:pPr>
+        <w:tabs>
+          <w:tab w:val="num" w:pos="5760"/>
+        </w:tabs>
+        <w:ind w:left="5760" w:hanging="360"/>
+      </w:pPr>
+      <w:rPr>
+        <w:rFonts w:ascii="Wingdings" w:hAnsi="Wingdings" w:hint="default"/>
+        <w:sz w:val="20"/>
+      </w:rPr>
+    </w:lvl>
+    <w:lvl w:ilvl="8" w:tentative="1">
+      <w:start w:val="1"/>
+      <w:numFmt w:val="bullet"/>
+      <w:lvlText w:val=""/>
+      <w:lvlJc w:val="left"/>
+      <w:pPr>
+        <w:tabs>
+          <w:tab w:val="num" w:pos="6480"/>
+        </w:tabs>
+        <w:ind w:left="6480" w:hanging="360"/>
+      </w:pPr>
+      <w:rPr>
+        <w:rFonts w:ascii="Wingdings" w:hAnsi="Wingdings" w:hint="default"/>
+        <w:sz w:val="20"/>
+      </w:rPr>
+    </w:lvl>
+  </w:abstractNum>
+  <w:abstractNum w:abstractNumId="37" w15:restartNumberingAfterBreak="0">
+    <w:nsid w:val="795C0163"/>
+    <w:multiLevelType w:val="multilevel"/>
+    <w:tmpl w:val="E77058C4"/>
+    <w:lvl w:ilvl="0">
+      <w:start w:val="1"/>
+      <w:numFmt w:val="bullet"/>
+      <w:lvlText w:val=""/>
+      <w:lvlJc w:val="left"/>
+      <w:pPr>
+        <w:tabs>
+          <w:tab w:val="num" w:pos="720"/>
+        </w:tabs>
+        <w:ind w:left="720" w:hanging="360"/>
+      </w:pPr>
+      <w:rPr>
+        <w:rFonts w:ascii="Symbol" w:hAnsi="Symbol" w:hint="default"/>
+        <w:sz w:val="20"/>
+      </w:rPr>
+    </w:lvl>
+    <w:lvl w:ilvl="1" w:tentative="1">
+      <w:start w:val="1"/>
+      <w:numFmt w:val="bullet"/>
+      <w:lvlText w:val="o"/>
+      <w:lvlJc w:val="left"/>
+      <w:pPr>
+        <w:tabs>
+          <w:tab w:val="num" w:pos="1440"/>
+        </w:tabs>
+        <w:ind w:left="1440" w:hanging="360"/>
+      </w:pPr>
+      <w:rPr>
+        <w:rFonts w:ascii="Courier New" w:hAnsi="Courier New" w:hint="default"/>
+        <w:sz w:val="20"/>
+      </w:rPr>
+    </w:lvl>
+    <w:lvl w:ilvl="2" w:tentative="1">
+      <w:start w:val="1"/>
+      <w:numFmt w:val="bullet"/>
+      <w:lvlText w:val=""/>
+      <w:lvlJc w:val="left"/>
+      <w:pPr>
+        <w:tabs>
+          <w:tab w:val="num" w:pos="2160"/>
+        </w:tabs>
+        <w:ind w:left="2160" w:hanging="360"/>
+      </w:pPr>
+      <w:rPr>
+        <w:rFonts w:ascii="Wingdings" w:hAnsi="Wingdings" w:hint="default"/>
+        <w:sz w:val="20"/>
+      </w:rPr>
+    </w:lvl>
+    <w:lvl w:ilvl="3" w:tentative="1">
+      <w:start w:val="1"/>
+      <w:numFmt w:val="bullet"/>
+      <w:lvlText w:val=""/>
+      <w:lvlJc w:val="left"/>
+      <w:pPr>
+        <w:tabs>
+          <w:tab w:val="num" w:pos="2880"/>
+        </w:tabs>
+        <w:ind w:left="2880" w:hanging="360"/>
+      </w:pPr>
+      <w:rPr>
+        <w:rFonts w:ascii="Wingdings" w:hAnsi="Wingdings" w:hint="default"/>
+        <w:sz w:val="20"/>
+      </w:rPr>
+    </w:lvl>
+    <w:lvl w:ilvl="4" w:tentative="1">
+      <w:start w:val="1"/>
+      <w:numFmt w:val="bullet"/>
+      <w:lvlText w:val=""/>
+      <w:lvlJc w:val="left"/>
+      <w:pPr>
+        <w:tabs>
+          <w:tab w:val="num" w:pos="3600"/>
+        </w:tabs>
+        <w:ind w:left="3600" w:hanging="360"/>
+      </w:pPr>
+      <w:rPr>
+        <w:rFonts w:ascii="Wingdings" w:hAnsi="Wingdings" w:hint="default"/>
+        <w:sz w:val="20"/>
+      </w:rPr>
+    </w:lvl>
+    <w:lvl w:ilvl="5" w:tentative="1">
+      <w:start w:val="1"/>
+      <w:numFmt w:val="bullet"/>
+      <w:lvlText w:val=""/>
+      <w:lvlJc w:val="left"/>
+      <w:pPr>
+        <w:tabs>
+          <w:tab w:val="num" w:pos="4320"/>
+        </w:tabs>
+        <w:ind w:left="4320" w:hanging="360"/>
+      </w:pPr>
+      <w:rPr>
+        <w:rFonts w:ascii="Wingdings" w:hAnsi="Wingdings" w:hint="default"/>
+        <w:sz w:val="20"/>
+      </w:rPr>
+    </w:lvl>
+    <w:lvl w:ilvl="6" w:tentative="1">
+      <w:start w:val="1"/>
+      <w:numFmt w:val="bullet"/>
+      <w:lvlText w:val=""/>
+      <w:lvlJc w:val="left"/>
+      <w:pPr>
+        <w:tabs>
+          <w:tab w:val="num" w:pos="5040"/>
+        </w:tabs>
+        <w:ind w:left="5040" w:hanging="360"/>
+      </w:pPr>
+      <w:rPr>
+        <w:rFonts w:ascii="Wingdings" w:hAnsi="Wingdings" w:hint="default"/>
+        <w:sz w:val="20"/>
+      </w:rPr>
+    </w:lvl>
+    <w:lvl w:ilvl="7" w:tentative="1">
+      <w:start w:val="1"/>
+      <w:numFmt w:val="bullet"/>
+      <w:lvlText w:val=""/>
+      <w:lvlJc w:val="left"/>
+      <w:pPr>
+        <w:tabs>
+          <w:tab w:val="num" w:pos="5760"/>
+        </w:tabs>
+        <w:ind w:left="5760" w:hanging="360"/>
+      </w:pPr>
+      <w:rPr>
+        <w:rFonts w:ascii="Wingdings" w:hAnsi="Wingdings" w:hint="default"/>
+        <w:sz w:val="20"/>
+      </w:rPr>
+    </w:lvl>
+    <w:lvl w:ilvl="8" w:tentative="1">
+      <w:start w:val="1"/>
+      <w:numFmt w:val="bullet"/>
+      <w:lvlText w:val=""/>
+      <w:lvlJc w:val="left"/>
+      <w:pPr>
+        <w:tabs>
+          <w:tab w:val="num" w:pos="6480"/>
+        </w:tabs>
+        <w:ind w:left="6480" w:hanging="360"/>
+      </w:pPr>
+      <w:rPr>
+        <w:rFonts w:ascii="Wingdings" w:hAnsi="Wingdings" w:hint="default"/>
+        <w:sz w:val="20"/>
+      </w:rPr>
+    </w:lvl>
+  </w:abstractNum>
+  <w:abstractNum w:abstractNumId="38" w15:restartNumberingAfterBreak="0">
     <w:nsid w:val="7D212188"/>
     <w:multiLevelType w:val="multilevel"/>
     <w:tmpl w:val="379CEEA4"/>
@@ -13347,97 +13961,121 @@
     </w:lvl>
   </w:abstractNum>
   <w:num w:numId="1" w16cid:durableId="539703690">
-    <w:abstractNumId w:val="30"/>
+    <w:abstractNumId w:val="38"/>
   </w:num>
   <w:num w:numId="2" w16cid:durableId="529539000">
-    <w:abstractNumId w:val="28"/>
+    <w:abstractNumId w:val="33"/>
   </w:num>
   <w:num w:numId="3" w16cid:durableId="1507868098">
-    <w:abstractNumId w:val="27"/>
+    <w:abstractNumId w:val="32"/>
   </w:num>
   <w:num w:numId="4" w16cid:durableId="1776513486">
-    <w:abstractNumId w:val="24"/>
+    <w:abstractNumId w:val="29"/>
   </w:num>
   <w:num w:numId="5" w16cid:durableId="1090276143">
-    <w:abstractNumId w:val="11"/>
+    <w:abstractNumId w:val="14"/>
   </w:num>
   <w:num w:numId="6" w16cid:durableId="1100642952">
     <w:abstractNumId w:val="0"/>
   </w:num>
   <w:num w:numId="7" w16cid:durableId="609314199">
-    <w:abstractNumId w:val="6"/>
+    <w:abstractNumId w:val="8"/>
   </w:num>
   <w:num w:numId="8" w16cid:durableId="1326663548">
-    <w:abstractNumId w:val="19"/>
+    <w:abstractNumId w:val="24"/>
   </w:num>
   <w:num w:numId="9" w16cid:durableId="799693069">
-    <w:abstractNumId w:val="17"/>
+    <w:abstractNumId w:val="22"/>
   </w:num>
   <w:num w:numId="10" w16cid:durableId="107093652">
-    <w:abstractNumId w:val="21"/>
+    <w:abstractNumId w:val="26"/>
   </w:num>
   <w:num w:numId="11" w16cid:durableId="1675720591">
     <w:abstractNumId w:val="1"/>
   </w:num>
   <w:num w:numId="12" w16cid:durableId="2140419691">
-    <w:abstractNumId w:val="20"/>
+    <w:abstractNumId w:val="25"/>
   </w:num>
   <w:num w:numId="13" w16cid:durableId="1892954593">
-    <w:abstractNumId w:val="9"/>
+    <w:abstractNumId w:val="12"/>
   </w:num>
   <w:num w:numId="14" w16cid:durableId="1234658075">
-    <w:abstractNumId w:val="15"/>
+    <w:abstractNumId w:val="18"/>
   </w:num>
   <w:num w:numId="15" w16cid:durableId="1593784728">
-    <w:abstractNumId w:val="14"/>
+    <w:abstractNumId w:val="17"/>
   </w:num>
   <w:num w:numId="16" w16cid:durableId="443309351">
-    <w:abstractNumId w:val="29"/>
+    <w:abstractNumId w:val="34"/>
   </w:num>
   <w:num w:numId="17" w16cid:durableId="1965304958">
-    <w:abstractNumId w:val="26"/>
+    <w:abstractNumId w:val="31"/>
   </w:num>
   <w:num w:numId="18" w16cid:durableId="688605314">
-    <w:abstractNumId w:val="18"/>
+    <w:abstractNumId w:val="23"/>
   </w:num>
   <w:num w:numId="19" w16cid:durableId="1022316225">
-    <w:abstractNumId w:val="25"/>
+    <w:abstractNumId w:val="30"/>
   </w:num>
   <w:num w:numId="20" w16cid:durableId="141240616">
     <w:abstractNumId w:val="2"/>
   </w:num>
   <w:num w:numId="21" w16cid:durableId="765424595">
-    <w:abstractNumId w:val="23"/>
+    <w:abstractNumId w:val="28"/>
   </w:num>
   <w:num w:numId="22" w16cid:durableId="2049254314">
-    <w:abstractNumId w:val="8"/>
+    <w:abstractNumId w:val="11"/>
   </w:num>
   <w:num w:numId="23" w16cid:durableId="1397165907">
+    <w:abstractNumId w:val="6"/>
+  </w:num>
+  <w:num w:numId="24" w16cid:durableId="1298873727">
+    <w:abstractNumId w:val="9"/>
+  </w:num>
+  <w:num w:numId="25" w16cid:durableId="970286715">
+    <w:abstractNumId w:val="13"/>
+  </w:num>
+  <w:num w:numId="26" w16cid:durableId="1234780031">
+    <w:abstractNumId w:val="27"/>
+  </w:num>
+  <w:num w:numId="27" w16cid:durableId="933439244">
     <w:abstractNumId w:val="5"/>
   </w:num>
-  <w:num w:numId="24" w16cid:durableId="1298873727">
+  <w:num w:numId="28" w16cid:durableId="713162761">
+    <w:abstractNumId w:val="16"/>
+  </w:num>
+  <w:num w:numId="29" w16cid:durableId="389034150">
+    <w:abstractNumId w:val="21"/>
+  </w:num>
+  <w:num w:numId="30" w16cid:durableId="2101292932">
+    <w:abstractNumId w:val="4"/>
+  </w:num>
+  <w:num w:numId="31" w16cid:durableId="1451246123">
+    <w:abstractNumId w:val="15"/>
+  </w:num>
+  <w:num w:numId="32" w16cid:durableId="1957172257">
+    <w:abstractNumId w:val="20"/>
+  </w:num>
+  <w:num w:numId="33" w16cid:durableId="2074425949">
+    <w:abstractNumId w:val="37"/>
+  </w:num>
+  <w:num w:numId="34" w16cid:durableId="1278953254">
+    <w:abstractNumId w:val="19"/>
+  </w:num>
+  <w:num w:numId="35" w16cid:durableId="762071258">
+    <w:abstractNumId w:val="36"/>
+  </w:num>
+  <w:num w:numId="36" w16cid:durableId="636911571">
     <w:abstractNumId w:val="7"/>
   </w:num>
-  <w:num w:numId="25" w16cid:durableId="970286715">
-    <w:abstractNumId w:val="10"/>
-  </w:num>
-  <w:num w:numId="26" w16cid:durableId="1234780031">
-    <w:abstractNumId w:val="22"/>
-  </w:num>
-  <w:num w:numId="27" w16cid:durableId="933439244">
-    <w:abstractNumId w:val="4"/>
-  </w:num>
-  <w:num w:numId="28" w16cid:durableId="713162761">
-    <w:abstractNumId w:val="13"/>
-  </w:num>
-  <w:num w:numId="29" w16cid:durableId="389034150">
-    <w:abstractNumId w:val="16"/>
-  </w:num>
-  <w:num w:numId="30" w16cid:durableId="2101292932">
+  <w:num w:numId="37" w16cid:durableId="201671262">
     <w:abstractNumId w:val="3"/>
   </w:num>
-  <w:num w:numId="31" w16cid:durableId="1451246123">
-    <w:abstractNumId w:val="12"/>
+  <w:num w:numId="38" w16cid:durableId="1602764755">
+    <w:abstractNumId w:val="35"/>
+  </w:num>
+  <w:num w:numId="39" w16cid:durableId="605776452">
+    <w:abstractNumId w:val="10"/>
   </w:num>
 </w:numbering>
 </file>

--- a/LLMs/LLMs.docx
+++ b/LLMs/LLMs.docx
@@ -9,6 +9,7 @@
           <w:szCs w:val="28"/>
         </w:rPr>
       </w:pPr>
+      <w:proofErr w:type="spellStart"/>
       <w:r>
         <w:rPr>
           <w:b/>
@@ -19,12 +20,61 @@
         </w:rPr>
         <w:t>LLMs</w:t>
       </w:r>
+      <w:proofErr w:type="spellEnd"/>
       <w:r>
         <w:rPr>
           <w:sz w:val="28"/>
           <w:szCs w:val="28"/>
         </w:rPr>
-        <w:t>(Large Language Models o </w:t>
+        <w:t>(</w:t>
+      </w:r>
+      <w:proofErr w:type="spellStart"/>
+      <w:r>
+        <w:rPr>
+          <w:sz w:val="28"/>
+          <w:szCs w:val="28"/>
+        </w:rPr>
+        <w:t>Large</w:t>
+      </w:r>
+      <w:proofErr w:type="spellEnd"/>
+      <w:r>
+        <w:rPr>
+          <w:sz w:val="28"/>
+          <w:szCs w:val="28"/>
+        </w:rPr>
+        <w:t xml:space="preserve"> </w:t>
+      </w:r>
+      <w:proofErr w:type="spellStart"/>
+      <w:r>
+        <w:rPr>
+          <w:sz w:val="28"/>
+          <w:szCs w:val="28"/>
+        </w:rPr>
+        <w:t>Language</w:t>
+      </w:r>
+      <w:proofErr w:type="spellEnd"/>
+      <w:r>
+        <w:rPr>
+          <w:sz w:val="28"/>
+          <w:szCs w:val="28"/>
+        </w:rPr>
+        <w:t xml:space="preserve"> </w:t>
+      </w:r>
+      <w:proofErr w:type="spellStart"/>
+      <w:r>
+        <w:rPr>
+          <w:sz w:val="28"/>
+          <w:szCs w:val="28"/>
+        </w:rPr>
+        <w:t>Models</w:t>
+      </w:r>
+      <w:proofErr w:type="spellEnd"/>
+      <w:r>
+        <w:rPr>
+          <w:sz w:val="28"/>
+          <w:szCs w:val="28"/>
+        </w:rPr>
+        <w:t xml:space="preserve"> o </w:t>
       </w:r>
       <w:hyperlink r:id="rId5" w:history="1">
         <w:r>
@@ -162,7 +212,27 @@
           <w:sz w:val="24"/>
           <w:szCs w:val="24"/>
         </w:rPr>
-        <w:t xml:space="preserve"> en lugar de features explícitas.</w:t>
+        <w:t xml:space="preserve"> en lugar de </w:t>
+      </w:r>
+      <w:proofErr w:type="spellStart"/>
+      <w:r>
+        <w:rPr>
+          <w:b/>
+          <w:bCs/>
+          <w:sz w:val="24"/>
+          <w:szCs w:val="24"/>
+        </w:rPr>
+        <w:t>features</w:t>
+      </w:r>
+      <w:proofErr w:type="spellEnd"/>
+      <w:r>
+        <w:rPr>
+          <w:b/>
+          <w:bCs/>
+          <w:sz w:val="24"/>
+          <w:szCs w:val="24"/>
+        </w:rPr>
+        <w:t xml:space="preserve"> explícitas.</w:t>
       </w:r>
     </w:p>
     <w:p>
@@ -326,6 +396,7 @@
                 <w:szCs w:val="24"/>
               </w:rPr>
             </w:pPr>
+            <w:proofErr w:type="spellStart"/>
             <w:r>
               <w:rPr>
                 <w:b/>
@@ -335,6 +406,7 @@
               </w:rPr>
               <w:t>LLMs</w:t>
             </w:r>
+            <w:proofErr w:type="spellEnd"/>
           </w:p>
         </w:tc>
       </w:tr>
@@ -352,6 +424,7 @@
                 <w:szCs w:val="24"/>
               </w:rPr>
             </w:pPr>
+            <w:proofErr w:type="spellStart"/>
             <w:r>
               <w:rPr>
                 <w:sz w:val="24"/>
@@ -359,6 +432,7 @@
               </w:rPr>
               <w:t>Feature</w:t>
             </w:r>
+            <w:proofErr w:type="spellEnd"/>
           </w:p>
         </w:tc>
         <w:tc>
@@ -373,6 +447,7 @@
                 <w:szCs w:val="24"/>
               </w:rPr>
             </w:pPr>
+            <w:proofErr w:type="spellStart"/>
             <w:r>
               <w:rPr>
                 <w:b/>
@@ -382,6 +457,7 @@
               </w:rPr>
               <w:t>Embedding</w:t>
             </w:r>
+            <w:proofErr w:type="spellEnd"/>
           </w:p>
         </w:tc>
       </w:tr>
@@ -398,6 +474,7 @@
                 <w:szCs w:val="24"/>
               </w:rPr>
             </w:pPr>
+            <w:proofErr w:type="spellStart"/>
             <w:r>
               <w:rPr>
                 <w:sz w:val="24"/>
@@ -405,6 +482,7 @@
               </w:rPr>
               <w:t>Dataset</w:t>
             </w:r>
+            <w:proofErr w:type="spellEnd"/>
           </w:p>
         </w:tc>
         <w:tc>
@@ -490,12 +568,21 @@
                 <w:szCs w:val="24"/>
               </w:rPr>
             </w:pPr>
+            <w:proofErr w:type="spellStart"/>
             <w:r>
               <w:rPr>
                 <w:sz w:val="24"/>
                 <w:szCs w:val="24"/>
               </w:rPr>
-              <w:t>Similaridad (KNN)</w:t>
+              <w:t>Similaridad</w:t>
+            </w:r>
+            <w:proofErr w:type="spellEnd"/>
+            <w:r>
+              <w:rPr>
+                <w:sz w:val="24"/>
+                <w:szCs w:val="24"/>
+              </w:rPr>
+              <w:t xml:space="preserve"> (KNN)</w:t>
             </w:r>
           </w:p>
         </w:tc>
@@ -518,8 +605,19 @@
                 <w:sz w:val="24"/>
                 <w:szCs w:val="24"/>
               </w:rPr>
-              <w:t>Similitud de embeddings</w:t>
+              <w:t xml:space="preserve">Similitud de </w:t>
             </w:r>
+            <w:proofErr w:type="spellStart"/>
+            <w:r>
+              <w:rPr>
+                <w:b/>
+                <w:bCs/>
+                <w:sz w:val="24"/>
+                <w:szCs w:val="24"/>
+              </w:rPr>
+              <w:t>embeddings</w:t>
+            </w:r>
+            <w:proofErr w:type="spellEnd"/>
           </w:p>
         </w:tc>
       </w:tr>
@@ -557,6 +655,7 @@
                 <w:szCs w:val="24"/>
               </w:rPr>
             </w:pPr>
+            <w:proofErr w:type="spellStart"/>
             <w:r>
               <w:rPr>
                 <w:b/>
@@ -564,7 +663,17 @@
                 <w:sz w:val="24"/>
                 <w:szCs w:val="24"/>
               </w:rPr>
-              <w:t>Prompt + contexto + herramientas</w:t>
+              <w:t>Prompt</w:t>
+            </w:r>
+            <w:proofErr w:type="spellEnd"/>
+            <w:r>
+              <w:rPr>
+                <w:b/>
+                <w:bCs/>
+                <w:sz w:val="24"/>
+                <w:szCs w:val="24"/>
+              </w:rPr>
+              <w:t xml:space="preserve"> + contexto + herramientas</w:t>
             </w:r>
           </w:p>
         </w:tc>
@@ -582,6 +691,7 @@
                 <w:szCs w:val="24"/>
               </w:rPr>
             </w:pPr>
+            <w:proofErr w:type="spellStart"/>
             <w:r>
               <w:rPr>
                 <w:sz w:val="24"/>
@@ -589,6 +699,7 @@
               </w:rPr>
               <w:t>Overfitting</w:t>
             </w:r>
+            <w:proofErr w:type="spellEnd"/>
           </w:p>
         </w:tc>
         <w:tc>
@@ -736,7 +847,27 @@
           <w:sz w:val="28"/>
           <w:szCs w:val="28"/>
         </w:rPr>
-        <w:t xml:space="preserve">El insight clave </w:t>
+        <w:t xml:space="preserve">El </w:t>
+      </w:r>
+      <w:proofErr w:type="spellStart"/>
+      <w:r>
+        <w:rPr>
+          <w:b/>
+          <w:bCs/>
+          <w:sz w:val="28"/>
+          <w:szCs w:val="28"/>
+        </w:rPr>
+        <w:t>insight</w:t>
+      </w:r>
+      <w:proofErr w:type="spellEnd"/>
+      <w:r>
+        <w:rPr>
+          <w:b/>
+          <w:bCs/>
+          <w:sz w:val="28"/>
+          <w:szCs w:val="28"/>
+        </w:rPr>
+        <w:t xml:space="preserve"> clave </w:t>
       </w:r>
     </w:p>
     <w:p>
@@ -774,8 +905,18 @@
           <w:sz w:val="24"/>
           <w:szCs w:val="24"/>
         </w:rPr>
-        <w:t>elegís features</w:t>
-      </w:r>
+        <w:t xml:space="preserve">elegís </w:t>
+      </w:r>
+      <w:proofErr w:type="spellStart"/>
+      <w:r>
+        <w:rPr>
+          <w:rFonts w:cstheme="minorHAnsi"/>
+          <w:sz w:val="24"/>
+          <w:szCs w:val="24"/>
+        </w:rPr>
+        <w:t>features</w:t>
+      </w:r>
+      <w:proofErr w:type="spellEnd"/>
     </w:p>
     <w:p>
       <w:pPr>
@@ -842,7 +983,25 @@
           <w:sz w:val="24"/>
           <w:szCs w:val="24"/>
         </w:rPr>
-        <w:t>En LLMs:</w:t>
+        <w:t xml:space="preserve">En </w:t>
+      </w:r>
+      <w:proofErr w:type="spellStart"/>
+      <w:r>
+        <w:rPr>
+          <w:rFonts w:cstheme="minorHAnsi"/>
+          <w:sz w:val="24"/>
+          <w:szCs w:val="24"/>
+        </w:rPr>
+        <w:t>LLMs</w:t>
+      </w:r>
+      <w:proofErr w:type="spellEnd"/>
+      <w:r>
+        <w:rPr>
+          <w:rFonts w:cstheme="minorHAnsi"/>
+          <w:sz w:val="24"/>
+          <w:szCs w:val="24"/>
+        </w:rPr>
+        <w:t>:</w:t>
       </w:r>
     </w:p>
     <w:p>
@@ -897,6 +1056,7 @@
         <w:lastRenderedPageBreak/>
         <w:t xml:space="preserve">vos </w:t>
       </w:r>
+      <w:proofErr w:type="spellStart"/>
       <w:r>
         <w:rPr>
           <w:rFonts w:cstheme="minorHAnsi"/>
@@ -905,7 +1065,18 @@
           <w:sz w:val="24"/>
           <w:szCs w:val="24"/>
         </w:rPr>
-        <w:t>orquestás contexto</w:t>
+        <w:t>orquestás</w:t>
+      </w:r>
+      <w:proofErr w:type="spellEnd"/>
+      <w:r>
+        <w:rPr>
+          <w:rFonts w:cstheme="minorHAnsi"/>
+          <w:b/>
+          <w:bCs/>
+          <w:sz w:val="24"/>
+          <w:szCs w:val="24"/>
+        </w:rPr>
+        <w:t xml:space="preserve"> contexto</w:t>
       </w:r>
     </w:p>
     <w:p>
@@ -990,17 +1161,9 @@
           <w:sz w:val="24"/>
           <w:szCs w:val="24"/>
         </w:rPr>
-        <w:t>ingeniero de features</w:t>
-      </w:r>
-      <w:r>
-        <w:rPr>
-          <w:rFonts w:cstheme="minorHAnsi"/>
-          <w:sz w:val="24"/>
-          <w:szCs w:val="24"/>
-        </w:rPr>
-        <w:br/>
-        <w:t xml:space="preserve">a </w:t>
-      </w:r>
+        <w:t xml:space="preserve">ingeniero de </w:t>
+      </w:r>
+      <w:proofErr w:type="spellStart"/>
       <w:r>
         <w:rPr>
           <w:rFonts w:cstheme="minorHAnsi"/>
@@ -1009,6 +1172,26 @@
           <w:sz w:val="24"/>
           <w:szCs w:val="24"/>
         </w:rPr>
+        <w:t>features</w:t>
+      </w:r>
+      <w:proofErr w:type="spellEnd"/>
+      <w:r>
+        <w:rPr>
+          <w:rFonts w:cstheme="minorHAnsi"/>
+          <w:sz w:val="24"/>
+          <w:szCs w:val="24"/>
+        </w:rPr>
+        <w:br/>
+        <w:t xml:space="preserve">a </w:t>
+      </w:r>
+      <w:r>
+        <w:rPr>
+          <w:rFonts w:cstheme="minorHAnsi"/>
+          <w:i/>
+          <w:iCs/>
+          <w:sz w:val="24"/>
+          <w:szCs w:val="24"/>
+        </w:rPr>
         <w:t>arquitecto de contexto</w:t>
       </w:r>
     </w:p>
@@ -1042,6 +1225,7 @@
         </w:rPr>
         <w:t xml:space="preserve">) </w:t>
       </w:r>
+      <w:proofErr w:type="spellStart"/>
       <w:r>
         <w:rPr>
           <w:rFonts w:cstheme="minorHAnsi"/>
@@ -1050,24 +1234,75 @@
           <w:sz w:val="28"/>
           <w:szCs w:val="28"/>
         </w:rPr>
-        <w:t xml:space="preserve">Bias / Variance reaparece </w:t>
-      </w:r>
-    </w:p>
-    <w:p>
-      <w:pPr>
+        <w:t>Bias</w:t>
+      </w:r>
+      <w:proofErr w:type="spellEnd"/>
+      <w:r>
         <w:rPr>
           <w:rFonts w:cstheme="minorHAnsi"/>
-          <w:sz w:val="24"/>
-          <w:szCs w:val="24"/>
-        </w:rPr>
-      </w:pPr>
+          <w:b/>
+          <w:bCs/>
+          <w:sz w:val="28"/>
+          <w:szCs w:val="28"/>
+        </w:rPr>
+        <w:t xml:space="preserve"> / </w:t>
+      </w:r>
+      <w:proofErr w:type="spellStart"/>
       <w:r>
         <w:rPr>
           <w:rFonts w:cstheme="minorHAnsi"/>
-          <w:sz w:val="24"/>
-          <w:szCs w:val="24"/>
-        </w:rPr>
-        <w:t>En LLMs:</w:t>
+          <w:b/>
+          <w:bCs/>
+          <w:sz w:val="28"/>
+          <w:szCs w:val="28"/>
+        </w:rPr>
+        <w:t>Variance</w:t>
+      </w:r>
+      <w:proofErr w:type="spellEnd"/>
+      <w:r>
+        <w:rPr>
+          <w:rFonts w:cstheme="minorHAnsi"/>
+          <w:b/>
+          <w:bCs/>
+          <w:sz w:val="28"/>
+          <w:szCs w:val="28"/>
+        </w:rPr>
+        <w:t xml:space="preserve"> reaparece </w:t>
+      </w:r>
+    </w:p>
+    <w:p>
+      <w:pPr>
+        <w:rPr>
+          <w:rFonts w:cstheme="minorHAnsi"/>
+          <w:sz w:val="24"/>
+          <w:szCs w:val="24"/>
+        </w:rPr>
+      </w:pPr>
+      <w:r>
+        <w:rPr>
+          <w:rFonts w:cstheme="minorHAnsi"/>
+          <w:sz w:val="24"/>
+          <w:szCs w:val="24"/>
+        </w:rPr>
+        <w:t xml:space="preserve">En </w:t>
+      </w:r>
+      <w:proofErr w:type="spellStart"/>
+      <w:r>
+        <w:rPr>
+          <w:rFonts w:cstheme="minorHAnsi"/>
+          <w:sz w:val="24"/>
+          <w:szCs w:val="24"/>
+        </w:rPr>
+        <w:t>LLMs</w:t>
+      </w:r>
+      <w:proofErr w:type="spellEnd"/>
+      <w:r>
+        <w:rPr>
+          <w:rFonts w:cstheme="minorHAnsi"/>
+          <w:sz w:val="24"/>
+          <w:szCs w:val="24"/>
+        </w:rPr>
+        <w:t>:</w:t>
       </w:r>
     </w:p>
     <w:p>
@@ -1082,6 +1317,7 @@
           <w:szCs w:val="24"/>
         </w:rPr>
       </w:pPr>
+      <w:proofErr w:type="spellStart"/>
       <w:r>
         <w:rPr>
           <w:rFonts w:cstheme="minorHAnsi"/>
@@ -1092,6 +1328,7 @@
         </w:rPr>
         <w:t>Bias</w:t>
       </w:r>
+      <w:proofErr w:type="spellEnd"/>
       <w:r>
         <w:rPr>
           <w:rFonts w:cstheme="minorHAnsi"/>
@@ -1176,6 +1413,7 @@
           <w:szCs w:val="24"/>
         </w:rPr>
       </w:pPr>
+      <w:proofErr w:type="spellStart"/>
       <w:r>
         <w:rPr>
           <w:rFonts w:cstheme="minorHAnsi"/>
@@ -1186,6 +1424,7 @@
         </w:rPr>
         <w:t>Variance</w:t>
       </w:r>
+      <w:proofErr w:type="spellEnd"/>
       <w:r>
         <w:rPr>
           <w:rFonts w:cstheme="minorHAnsi"/>
@@ -1249,14 +1488,34 @@
           <w:szCs w:val="24"/>
         </w:rPr>
       </w:pPr>
+      <w:proofErr w:type="spellStart"/>
       <w:r>
         <w:rPr>
           <w:rFonts w:cstheme="minorHAnsi"/>
           <w:sz w:val="24"/>
           <w:szCs w:val="24"/>
         </w:rPr>
-        <w:t>overfitting al prompt</w:t>
-      </w:r>
+        <w:t>overfitting</w:t>
+      </w:r>
+      <w:proofErr w:type="spellEnd"/>
+      <w:r>
+        <w:rPr>
+          <w:rFonts w:cstheme="minorHAnsi"/>
+          <w:sz w:val="24"/>
+          <w:szCs w:val="24"/>
+        </w:rPr>
+        <w:t xml:space="preserve"> al </w:t>
+      </w:r>
+      <w:proofErr w:type="spellStart"/>
+      <w:r>
+        <w:rPr>
+          <w:rFonts w:cstheme="minorHAnsi"/>
+          <w:sz w:val="24"/>
+          <w:szCs w:val="24"/>
+        </w:rPr>
+        <w:t>prompt</w:t>
+      </w:r>
+      <w:proofErr w:type="spellEnd"/>
     </w:p>
     <w:p>
       <w:pPr>
@@ -1477,7 +1736,27 @@
           <w:szCs w:val="24"/>
           <w:lang w:eastAsia="es-AR"/>
         </w:rPr>
-        <w:t xml:space="preserve"> Todo eso lo ponés vos con diseño.</w:t>
+        <w:t xml:space="preserve"> Todo eso lo </w:t>
+      </w:r>
+      <w:proofErr w:type="spellStart"/>
+      <w:r>
+        <w:rPr>
+          <w:rFonts w:ascii="Times New Roman" w:eastAsia="Times New Roman" w:hAnsi="Times New Roman" w:cs="Times New Roman"/>
+          <w:sz w:val="24"/>
+          <w:szCs w:val="24"/>
+          <w:lang w:eastAsia="es-AR"/>
+        </w:rPr>
+        <w:t>ponés</w:t>
+      </w:r>
+      <w:proofErr w:type="spellEnd"/>
+      <w:r>
+        <w:rPr>
+          <w:rFonts w:ascii="Times New Roman" w:eastAsia="Times New Roman" w:hAnsi="Times New Roman" w:cs="Times New Roman"/>
+          <w:sz w:val="24"/>
+          <w:szCs w:val="24"/>
+          <w:lang w:eastAsia="es-AR"/>
+        </w:rPr>
+        <w:t xml:space="preserve"> vos con diseño.</w:t>
       </w:r>
     </w:p>
     <w:p>
@@ -1721,12 +2000,21 @@
           <w:szCs w:val="24"/>
         </w:rPr>
       </w:pPr>
-      <w:r>
-        <w:rPr>
-          <w:sz w:val="24"/>
-          <w:szCs w:val="24"/>
-        </w:rPr>
-        <w:t>prompt + contexto actual → salida</w:t>
+      <w:proofErr w:type="spellStart"/>
+      <w:r>
+        <w:rPr>
+          <w:sz w:val="24"/>
+          <w:szCs w:val="24"/>
+        </w:rPr>
+        <w:t>prompt</w:t>
+      </w:r>
+      <w:proofErr w:type="spellEnd"/>
+      <w:r>
+        <w:rPr>
+          <w:sz w:val="24"/>
+          <w:szCs w:val="24"/>
+        </w:rPr>
+        <w:t xml:space="preserve"> + contexto actual → salida</w:t>
       </w:r>
     </w:p>
     <w:p>
@@ -1813,7 +2101,23 @@
           <w:sz w:val="24"/>
           <w:szCs w:val="24"/>
         </w:rPr>
-        <w:t>le volvés a pasar información</w:t>
+        <w:t xml:space="preserve">le </w:t>
+      </w:r>
+      <w:proofErr w:type="spellStart"/>
+      <w:r>
+        <w:rPr>
+          <w:sz w:val="24"/>
+          <w:szCs w:val="24"/>
+        </w:rPr>
+        <w:t>volvés</w:t>
+      </w:r>
+      <w:proofErr w:type="spellEnd"/>
+      <w:r>
+        <w:rPr>
+          <w:sz w:val="24"/>
+          <w:szCs w:val="24"/>
+        </w:rPr>
+        <w:t xml:space="preserve"> a pasar información</w:t>
       </w:r>
     </w:p>
     <w:p>
@@ -1827,12 +2131,21 @@
           <w:szCs w:val="24"/>
         </w:rPr>
       </w:pPr>
-      <w:r>
-        <w:rPr>
-          <w:sz w:val="24"/>
-          <w:szCs w:val="24"/>
-        </w:rPr>
-        <w:t>reinyectás contexto</w:t>
+      <w:proofErr w:type="spellStart"/>
+      <w:r>
+        <w:rPr>
+          <w:sz w:val="24"/>
+          <w:szCs w:val="24"/>
+        </w:rPr>
+        <w:t>reinyectás</w:t>
+      </w:r>
+      <w:proofErr w:type="spellEnd"/>
+      <w:r>
+        <w:rPr>
+          <w:sz w:val="24"/>
+          <w:szCs w:val="24"/>
+        </w:rPr>
+        <w:t xml:space="preserve"> contexto</w:t>
       </w:r>
     </w:p>
     <w:p>
@@ -1846,12 +2159,21 @@
           <w:szCs w:val="24"/>
         </w:rPr>
       </w:pPr>
-      <w:r>
-        <w:rPr>
-          <w:sz w:val="24"/>
-          <w:szCs w:val="24"/>
-        </w:rPr>
-        <w:t>mantenés estado afuera del modelo</w:t>
+      <w:proofErr w:type="spellStart"/>
+      <w:r>
+        <w:rPr>
+          <w:sz w:val="24"/>
+          <w:szCs w:val="24"/>
+        </w:rPr>
+        <w:t>mantenés</w:t>
+      </w:r>
+      <w:proofErr w:type="spellEnd"/>
+      <w:r>
+        <w:rPr>
+          <w:sz w:val="24"/>
+          <w:szCs w:val="24"/>
+        </w:rPr>
+        <w:t xml:space="preserve"> estado afuera del modelo</w:t>
       </w:r>
     </w:p>
     <w:p>
@@ -1957,7 +2279,23 @@
           <w:sz w:val="24"/>
           <w:szCs w:val="24"/>
         </w:rPr>
-        <w:t xml:space="preserve">Información que le pasás </w:t>
+        <w:t xml:space="preserve">Información que le </w:t>
+      </w:r>
+      <w:proofErr w:type="spellStart"/>
+      <w:r>
+        <w:rPr>
+          <w:sz w:val="24"/>
+          <w:szCs w:val="24"/>
+        </w:rPr>
+        <w:t>pasás</w:t>
+      </w:r>
+      <w:proofErr w:type="spellEnd"/>
+      <w:r>
+        <w:rPr>
+          <w:sz w:val="24"/>
+          <w:szCs w:val="24"/>
+        </w:rPr>
+        <w:t xml:space="preserve"> </w:t>
       </w:r>
       <w:r>
         <w:rPr>
@@ -2074,7 +2412,23 @@
           <w:sz w:val="24"/>
           <w:szCs w:val="24"/>
         </w:rPr>
-        <w:t>Guardada externamente (DB, archivos, embeddings)</w:t>
+        <w:t xml:space="preserve">Guardada externamente (DB, archivos, </w:t>
+      </w:r>
+      <w:proofErr w:type="spellStart"/>
+      <w:r>
+        <w:rPr>
+          <w:sz w:val="24"/>
+          <w:szCs w:val="24"/>
+        </w:rPr>
+        <w:t>embeddings</w:t>
+      </w:r>
+      <w:proofErr w:type="spellEnd"/>
+      <w:r>
+        <w:rPr>
+          <w:sz w:val="24"/>
+          <w:szCs w:val="24"/>
+        </w:rPr>
+        <w:t>)</w:t>
       </w:r>
     </w:p>
     <w:p>
@@ -2124,7 +2478,23 @@
           <w:sz w:val="24"/>
           <w:szCs w:val="24"/>
         </w:rPr>
-        <w:t>Mi definición: Es lo que, si se acuerda, por ejemplo, el chatgpt se acuerda tu nombre</w:t>
+        <w:t xml:space="preserve">Mi definición: Es lo que, si se acuerda, por ejemplo, el </w:t>
+      </w:r>
+      <w:proofErr w:type="spellStart"/>
+      <w:r>
+        <w:rPr>
+          <w:sz w:val="24"/>
+          <w:szCs w:val="24"/>
+        </w:rPr>
+        <w:t>chatgpt</w:t>
+      </w:r>
+      <w:proofErr w:type="spellEnd"/>
+      <w:r>
+        <w:rPr>
+          <w:sz w:val="24"/>
+          <w:szCs w:val="24"/>
+        </w:rPr>
+        <w:t xml:space="preserve"> se acuerda tu nombre</w:t>
       </w:r>
     </w:p>
     <w:p>
@@ -2219,7 +2589,15 @@
         <w:t>Adaptación</w:t>
       </w:r>
       <w:r>
-        <w:t xml:space="preserve"> al contexto, un ejemplo es cuando al chatgpt le hablas de un tema personal delicado y empieza a hacer comentarios </w:t>
+        <w:t xml:space="preserve"> al contexto, un ejemplo es cuando al </w:t>
+      </w:r>
+      <w:proofErr w:type="spellStart"/>
+      <w:r>
+        <w:t>chatgpt</w:t>
+      </w:r>
+      <w:proofErr w:type="spellEnd"/>
+      <w:r>
+        <w:t xml:space="preserve"> le hablas de un tema personal delicado y empieza a hacer comentarios </w:t>
       </w:r>
       <w:r>
         <w:t>más</w:t>
@@ -2341,9 +2719,11 @@
             <w:pPr>
               <w:spacing w:after="160" w:line="259" w:lineRule="auto"/>
             </w:pPr>
+            <w:proofErr w:type="spellStart"/>
             <w:r>
               <w:t>Dataset</w:t>
             </w:r>
+            <w:proofErr w:type="spellEnd"/>
           </w:p>
         </w:tc>
         <w:tc>
@@ -2365,9 +2745,11 @@
             <w:hideMark/>
           </w:tcPr>
           <w:p>
+            <w:proofErr w:type="spellStart"/>
             <w:r>
               <w:t>Features</w:t>
             </w:r>
+            <w:proofErr w:type="spellEnd"/>
           </w:p>
         </w:tc>
         <w:tc>
@@ -2413,9 +2795,11 @@
             <w:hideMark/>
           </w:tcPr>
           <w:p>
+            <w:proofErr w:type="spellStart"/>
             <w:r>
               <w:t>Inference</w:t>
             </w:r>
+            <w:proofErr w:type="spellEnd"/>
           </w:p>
         </w:tc>
         <w:tc>
@@ -2424,8 +2808,13 @@
             <w:hideMark/>
           </w:tcPr>
           <w:p>
+            <w:proofErr w:type="spellStart"/>
             <w:r>
-              <w:t>Prompt + estado</w:t>
+              <w:t>Prompt</w:t>
+            </w:r>
+            <w:proofErr w:type="spellEnd"/>
+            <w:r>
+              <w:t xml:space="preserve"> + estado</w:t>
             </w:r>
           </w:p>
         </w:tc>
@@ -2491,7 +2880,23 @@
           <w:sz w:val="24"/>
           <w:szCs w:val="24"/>
         </w:rPr>
-        <w:t xml:space="preserve"> o lo que le pasa el sistema al LLm en la interacción.</w:t>
+        <w:t xml:space="preserve"> o lo que le pasa el sistema al </w:t>
+      </w:r>
+      <w:proofErr w:type="spellStart"/>
+      <w:r>
+        <w:rPr>
+          <w:sz w:val="24"/>
+          <w:szCs w:val="24"/>
+        </w:rPr>
+        <w:t>LLm</w:t>
+      </w:r>
+      <w:proofErr w:type="spellEnd"/>
+      <w:r>
+        <w:rPr>
+          <w:sz w:val="24"/>
+          <w:szCs w:val="24"/>
+        </w:rPr>
+        <w:t xml:space="preserve"> en la interacción.</w:t>
       </w:r>
     </w:p>
     <w:p>
@@ -2589,7 +2994,15 @@
         <w:t>representación explícita de la situación actual del usuario o del sistema</w:t>
       </w:r>
       <w:r>
-        <w:t>, un ejemplo es cuando al chatgpt le hablas de un tema personal delicado y empieza a hacer comentarios más amables o que busca contenerte.</w:t>
+        <w:t xml:space="preserve">, un ejemplo es cuando al </w:t>
+      </w:r>
+      <w:proofErr w:type="spellStart"/>
+      <w:r>
+        <w:t>chatgpt</w:t>
+      </w:r>
+      <w:proofErr w:type="spellEnd"/>
+      <w:r>
+        <w:t xml:space="preserve"> le hablas de un tema personal delicado y empieza a hacer comentarios más amables o que busca contenerte.</w:t>
       </w:r>
     </w:p>
     <w:p>
@@ -2626,16 +3039,36 @@
           <w:sz w:val="24"/>
           <w:szCs w:val="24"/>
         </w:rPr>
-        <w:t xml:space="preserve"> tiene solo</w:t>
-      </w:r>
-      <w:r>
-        <w:rPr>
-          <w:b/>
-          <w:bCs/>
-          <w:sz w:val="24"/>
-          <w:szCs w:val="24"/>
-        </w:rPr>
-        <w:t>(Contexto, Memoria, Estado)</w:t>
+        <w:t xml:space="preserve"> tiene </w:t>
+      </w:r>
+      <w:proofErr w:type="gramStart"/>
+      <w:r>
+        <w:rPr>
+          <w:b/>
+          <w:bCs/>
+          <w:sz w:val="24"/>
+          <w:szCs w:val="24"/>
+        </w:rPr>
+        <w:t>solo</w:t>
+      </w:r>
+      <w:r>
+        <w:rPr>
+          <w:b/>
+          <w:bCs/>
+          <w:sz w:val="24"/>
+          <w:szCs w:val="24"/>
+        </w:rPr>
+        <w:t>(</w:t>
+      </w:r>
+      <w:proofErr w:type="gramEnd"/>
+      <w:r>
+        <w:rPr>
+          <w:b/>
+          <w:bCs/>
+          <w:sz w:val="24"/>
+          <w:szCs w:val="24"/>
+        </w:rPr>
+        <w:t>Contexto, Memoria, Estado)</w:t>
       </w:r>
       <w:r>
         <w:rPr>
@@ -2733,7 +3166,29 @@
           <w:u w:val="single"/>
         </w:rPr>
         <w:lastRenderedPageBreak/>
-        <w:t>Memoria externa: embeddings y recuperación</w:t>
+        <w:t xml:space="preserve">Memoria externa: </w:t>
+      </w:r>
+      <w:proofErr w:type="spellStart"/>
+      <w:r>
+        <w:rPr>
+          <w:b/>
+          <w:bCs/>
+          <w:sz w:val="36"/>
+          <w:szCs w:val="36"/>
+          <w:u w:val="single"/>
+        </w:rPr>
+        <w:t>embeddings</w:t>
+      </w:r>
+      <w:proofErr w:type="spellEnd"/>
+      <w:r>
+        <w:rPr>
+          <w:b/>
+          <w:bCs/>
+          <w:sz w:val="36"/>
+          <w:szCs w:val="36"/>
+          <w:u w:val="single"/>
+        </w:rPr>
+        <w:t xml:space="preserve"> y recuperación</w:t>
       </w:r>
     </w:p>
     <w:p>
@@ -2751,6 +3206,7 @@
         </w:rPr>
         <w:t xml:space="preserve">Un </w:t>
       </w:r>
+      <w:proofErr w:type="spellStart"/>
       <w:r>
         <w:rPr>
           <w:b/>
@@ -2761,6 +3217,7 @@
         </w:rPr>
         <w:t>embedding</w:t>
       </w:r>
+      <w:proofErr w:type="spellEnd"/>
       <w:r>
         <w:rPr>
           <w:sz w:val="24"/>
@@ -2868,12 +3325,21 @@
           <w:szCs w:val="24"/>
         </w:rPr>
       </w:pPr>
-      <w:r>
-        <w:rPr>
-          <w:sz w:val="24"/>
-          <w:szCs w:val="24"/>
-        </w:rPr>
-        <w:t xml:space="preserve">Embedding = </w:t>
+      <w:proofErr w:type="spellStart"/>
+      <w:r>
+        <w:rPr>
+          <w:sz w:val="24"/>
+          <w:szCs w:val="24"/>
+        </w:rPr>
+        <w:t>Embedding</w:t>
+      </w:r>
+      <w:proofErr w:type="spellEnd"/>
+      <w:r>
+        <w:rPr>
+          <w:sz w:val="24"/>
+          <w:szCs w:val="24"/>
+        </w:rPr>
+        <w:t xml:space="preserve"> = </w:t>
       </w:r>
       <w:r>
         <w:rPr>
@@ -2963,48 +3429,37 @@
           <w:szCs w:val="28"/>
           <w:u w:val="single"/>
         </w:rPr>
-        <w:t>¿embeddings y recuperación?</w:t>
-      </w:r>
-    </w:p>
-    <w:p>
-      <w:r>
-        <w:t>Porque medio como que se fija en los vecinos como KNN, ve los vectores anteriores para ver que tenga sentido la respuesta</w:t>
-      </w:r>
-      <w:r>
-        <w:t>.</w:t>
-      </w:r>
-    </w:p>
-    <w:p>
-      <w:pPr>
+        <w:t>¿</w:t>
+      </w:r>
+      <w:proofErr w:type="spellStart"/>
+      <w:r>
         <w:rPr>
           <w:b/>
           <w:bCs/>
           <w:sz w:val="28"/>
           <w:szCs w:val="28"/>
-        </w:rPr>
-      </w:pPr>
+          <w:u w:val="single"/>
+        </w:rPr>
+        <w:t>embeddings</w:t>
+      </w:r>
+      <w:proofErr w:type="spellEnd"/>
       <w:r>
         <w:rPr>
           <w:b/>
           <w:bCs/>
           <w:sz w:val="28"/>
           <w:szCs w:val="28"/>
-        </w:rPr>
-        <w:t>corrección</w:t>
-      </w:r>
-    </w:p>
-    <w:p>
-      <w:r>
-        <w:t xml:space="preserve">El sistema genera embeddings y usa </w:t>
-      </w:r>
-      <w:r>
-        <w:rPr>
-          <w:rStyle w:val="Strong"/>
-        </w:rPr>
-        <w:t>búsqueda por similitud</w:t>
-      </w:r>
-      <w:r>
-        <w:t>, conceptualmente igual a KNN, para recuperar contexto relevante.</w:t>
+          <w:u w:val="single"/>
+        </w:rPr>
+        <w:t xml:space="preserve"> y recuperación?</w:t>
+      </w:r>
+    </w:p>
+    <w:p>
+      <w:r>
+        <w:t>Porque medio como que se fija en los vecinos como KNN, ve los vectores anteriores para ver que tenga sentido la respuesta</w:t>
+      </w:r>
+      <w:r>
+        <w:t>.</w:t>
       </w:r>
     </w:p>
     <w:p>
@@ -3014,7 +3469,6 @@
           <w:bCs/>
           <w:sz w:val="28"/>
           <w:szCs w:val="28"/>
-          <w:u w:val="single"/>
         </w:rPr>
       </w:pPr>
       <w:r>
@@ -3023,23 +3477,30 @@
           <w:bCs/>
           <w:sz w:val="28"/>
           <w:szCs w:val="28"/>
-          <w:u w:val="single"/>
-        </w:rPr>
-        <w:t>por qué Jarvis necesita este mecanismo?</w:t>
-      </w:r>
-    </w:p>
-    <w:p>
-      <w:r>
-        <w:t xml:space="preserve">Porque Jarvis necesita tener una </w:t>
-      </w:r>
-      <w:r>
-        <w:t>día</w:t>
-      </w:r>
-      <w:r>
-        <w:t xml:space="preserve"> de lo que pasa, no seria eficiente si hay que repetirle todo el tiempo lo que pasa, </w:t>
-      </w:r>
-      <w:r>
-        <w:t>además de que teniendo idea de lo que pasa puede empezar a moverse solo con sentido.</w:t>
+        </w:rPr>
+        <w:t>corrección</w:t>
+      </w:r>
+    </w:p>
+    <w:p>
+      <w:r>
+        <w:t xml:space="preserve">El sistema genera </w:t>
+      </w:r>
+      <w:proofErr w:type="spellStart"/>
+      <w:r>
+        <w:t>embeddings</w:t>
+      </w:r>
+      <w:proofErr w:type="spellEnd"/>
+      <w:r>
+        <w:t xml:space="preserve"> y usa </w:t>
+      </w:r>
+      <w:r>
+        <w:rPr>
+          <w:rStyle w:val="Strong"/>
+        </w:rPr>
+        <w:t>búsqueda por similitud</w:t>
+      </w:r>
+      <w:r>
+        <w:t>, conceptualmente igual a KNN, para recuperar contexto relevante.</w:t>
       </w:r>
     </w:p>
     <w:p>
@@ -3060,7 +3521,77 @@
           <w:szCs w:val="28"/>
           <w:u w:val="single"/>
         </w:rPr>
-        <w:t>¿Qué problema tendría Jarvis si guardara TODO el historial literal en vez de usar embeddings?</w:t>
+        <w:t>por qué Jarvis necesita este mecanismo?</w:t>
+      </w:r>
+    </w:p>
+    <w:p>
+      <w:r>
+        <w:t xml:space="preserve">Porque Jarvis necesita tener </w:t>
+      </w:r>
+      <w:proofErr w:type="gramStart"/>
+      <w:r>
+        <w:t xml:space="preserve">una </w:t>
+      </w:r>
+      <w:r>
+        <w:t>día</w:t>
+      </w:r>
+      <w:proofErr w:type="gramEnd"/>
+      <w:r>
+        <w:t xml:space="preserve"> de lo que pasa, no </w:t>
+      </w:r>
+      <w:proofErr w:type="spellStart"/>
+      <w:r>
+        <w:t>seria</w:t>
+      </w:r>
+      <w:proofErr w:type="spellEnd"/>
+      <w:r>
+        <w:t xml:space="preserve"> eficiente si hay que repetirle todo el tiempo lo que pasa, </w:t>
+      </w:r>
+      <w:r>
+        <w:t>además de que teniendo idea de lo que pasa puede empezar a moverse solo con sentido.</w:t>
+      </w:r>
+    </w:p>
+    <w:p>
+      <w:pPr>
+        <w:rPr>
+          <w:b/>
+          <w:bCs/>
+          <w:sz w:val="28"/>
+          <w:szCs w:val="28"/>
+          <w:u w:val="single"/>
+        </w:rPr>
+      </w:pPr>
+      <w:r>
+        <w:rPr>
+          <w:b/>
+          <w:bCs/>
+          <w:sz w:val="28"/>
+          <w:szCs w:val="28"/>
+          <w:u w:val="single"/>
+        </w:rPr>
+        <w:t xml:space="preserve">¿Qué problema tendría Jarvis si guardara TODO el historial literal en vez de usar </w:t>
+      </w:r>
+      <w:proofErr w:type="spellStart"/>
+      <w:r>
+        <w:rPr>
+          <w:b/>
+          <w:bCs/>
+          <w:sz w:val="28"/>
+          <w:szCs w:val="28"/>
+          <w:u w:val="single"/>
+        </w:rPr>
+        <w:t>embeddings</w:t>
+      </w:r>
+      <w:proofErr w:type="spellEnd"/>
+      <w:r>
+        <w:rPr>
+          <w:b/>
+          <w:bCs/>
+          <w:sz w:val="28"/>
+          <w:szCs w:val="28"/>
+          <w:u w:val="single"/>
+        </w:rPr>
+        <w:t>?</w:t>
       </w:r>
     </w:p>
     <w:p>
@@ -3188,12 +3719,21 @@
           <w:szCs w:val="24"/>
         </w:rPr>
       </w:pPr>
-      <w:r>
-        <w:rPr>
-          <w:sz w:val="24"/>
-          <w:szCs w:val="24"/>
-        </w:rPr>
-        <w:t>Pensalo como un pipeline (esto conecta con ML clásico):</w:t>
+      <w:proofErr w:type="spellStart"/>
+      <w:r>
+        <w:rPr>
+          <w:sz w:val="24"/>
+          <w:szCs w:val="24"/>
+        </w:rPr>
+        <w:t>Pensalo</w:t>
+      </w:r>
+      <w:proofErr w:type="spellEnd"/>
+      <w:r>
+        <w:rPr>
+          <w:sz w:val="24"/>
+          <w:szCs w:val="24"/>
+        </w:rPr>
+        <w:t xml:space="preserve"> como un pipeline (esto conecta con ML clásico):</w:t>
       </w:r>
     </w:p>
     <w:p>
@@ -3274,6 +3814,7 @@
           <w:szCs w:val="24"/>
         </w:rPr>
       </w:pPr>
+      <w:proofErr w:type="spellStart"/>
       <w:r>
         <w:rPr>
           <w:sz w:val="24"/>
@@ -3281,6 +3822,7 @@
         </w:rPr>
         <w:t>PDFs</w:t>
       </w:r>
+      <w:proofErr w:type="spellEnd"/>
     </w:p>
     <w:p>
       <w:pPr>
@@ -3402,8 +3944,19 @@
           <w:sz w:val="24"/>
           <w:szCs w:val="24"/>
         </w:rPr>
-        <w:t xml:space="preserve"> 2. Embeddings</w:t>
-      </w:r>
+        <w:t xml:space="preserve"> 2. </w:t>
+      </w:r>
+      <w:proofErr w:type="spellStart"/>
+      <w:r>
+        <w:rPr>
+          <w:b/>
+          <w:bCs/>
+          <w:sz w:val="24"/>
+          <w:szCs w:val="24"/>
+        </w:rPr>
+        <w:t>Embeddings</w:t>
+      </w:r>
+      <w:proofErr w:type="spellEnd"/>
     </w:p>
     <w:p>
       <w:pPr>
@@ -3544,7 +4097,27 @@
           <w:sz w:val="24"/>
           <w:szCs w:val="24"/>
         </w:rPr>
-        <w:t xml:space="preserve"> 3. Recuperación (search)</w:t>
+        <w:t xml:space="preserve"> 3. Recuperación (</w:t>
+      </w:r>
+      <w:proofErr w:type="spellStart"/>
+      <w:r>
+        <w:rPr>
+          <w:b/>
+          <w:bCs/>
+          <w:sz w:val="24"/>
+          <w:szCs w:val="24"/>
+        </w:rPr>
+        <w:t>search</w:t>
+      </w:r>
+      <w:proofErr w:type="spellEnd"/>
+      <w:r>
+        <w:rPr>
+          <w:b/>
+          <w:bCs/>
+          <w:sz w:val="24"/>
+          <w:szCs w:val="24"/>
+        </w:rPr>
+        <w:t>)</w:t>
       </w:r>
     </w:p>
     <w:p>
@@ -3577,13 +4150,31 @@
           <w:szCs w:val="24"/>
         </w:rPr>
       </w:pPr>
-      <w:r>
-        <w:rPr>
-          <w:sz w:val="24"/>
-          <w:szCs w:val="24"/>
-        </w:rPr>
-        <w:t>generás su embedding</w:t>
-      </w:r>
+      <w:proofErr w:type="spellStart"/>
+      <w:r>
+        <w:rPr>
+          <w:sz w:val="24"/>
+          <w:szCs w:val="24"/>
+        </w:rPr>
+        <w:t>generás</w:t>
+      </w:r>
+      <w:proofErr w:type="spellEnd"/>
+      <w:r>
+        <w:rPr>
+          <w:sz w:val="24"/>
+          <w:szCs w:val="24"/>
+        </w:rPr>
+        <w:t xml:space="preserve"> su </w:t>
+      </w:r>
+      <w:proofErr w:type="spellStart"/>
+      <w:r>
+        <w:rPr>
+          <w:sz w:val="24"/>
+          <w:szCs w:val="24"/>
+        </w:rPr>
+        <w:t>embedding</w:t>
+      </w:r>
+      <w:proofErr w:type="spellEnd"/>
     </w:p>
     <w:p>
       <w:pPr>
@@ -3596,12 +4187,21 @@
           <w:szCs w:val="24"/>
         </w:rPr>
       </w:pPr>
-      <w:r>
-        <w:rPr>
-          <w:sz w:val="24"/>
-          <w:szCs w:val="24"/>
-        </w:rPr>
-        <w:t xml:space="preserve">buscás los </w:t>
+      <w:proofErr w:type="spellStart"/>
+      <w:r>
+        <w:rPr>
+          <w:sz w:val="24"/>
+          <w:szCs w:val="24"/>
+        </w:rPr>
+        <w:t>buscás</w:t>
+      </w:r>
+      <w:proofErr w:type="spellEnd"/>
+      <w:r>
+        <w:rPr>
+          <w:sz w:val="24"/>
+          <w:szCs w:val="24"/>
+        </w:rPr>
+        <w:t xml:space="preserve"> los </w:t>
       </w:r>
       <w:r>
         <w:rPr>
@@ -3872,7 +4472,23 @@
           <w:sz w:val="24"/>
           <w:szCs w:val="24"/>
         </w:rPr>
-        <w:t xml:space="preserve">Lo necesita porque, como ya se dijo antes el no tiene que recordar literalmente, porque consumiría </w:t>
+        <w:t xml:space="preserve">Lo necesita porque, como ya se dijo antes </w:t>
+      </w:r>
+      <w:proofErr w:type="spellStart"/>
+      <w:r>
+        <w:rPr>
+          <w:sz w:val="24"/>
+          <w:szCs w:val="24"/>
+        </w:rPr>
+        <w:t>el</w:t>
+      </w:r>
+      <w:proofErr w:type="spellEnd"/>
+      <w:r>
+        <w:rPr>
+          <w:sz w:val="24"/>
+          <w:szCs w:val="24"/>
+        </w:rPr>
+        <w:t xml:space="preserve"> no tiene que recordar literalmente, porque consumiría </w:t>
       </w:r>
       <w:r>
         <w:rPr>
@@ -3993,7 +4609,29 @@
           <w:szCs w:val="36"/>
           <w:u w:val="single"/>
         </w:rPr>
-        <w:t>La query inteligente (el cerebro del RAG).</w:t>
+        <w:t xml:space="preserve">La </w:t>
+      </w:r>
+      <w:proofErr w:type="spellStart"/>
+      <w:r>
+        <w:rPr>
+          <w:b/>
+          <w:bCs/>
+          <w:sz w:val="36"/>
+          <w:szCs w:val="36"/>
+          <w:u w:val="single"/>
+        </w:rPr>
+        <w:t>query</w:t>
+      </w:r>
+      <w:proofErr w:type="spellEnd"/>
+      <w:r>
+        <w:rPr>
+          <w:b/>
+          <w:bCs/>
+          <w:sz w:val="36"/>
+          <w:szCs w:val="36"/>
+          <w:u w:val="single"/>
+        </w:rPr>
+        <w:t xml:space="preserve"> inteligente (el cerebro del RAG).</w:t>
       </w:r>
     </w:p>
     <w:p>
@@ -4035,11 +4673,10 @@
           <w:szCs w:val="28"/>
           <w:u w:val="single"/>
         </w:rPr>
-        <w:t>Qué es una query “tonta” vs una query inteligente</w:t>
-      </w:r>
-    </w:p>
-    <w:p>
-      <w:pPr>
+        <w:t xml:space="preserve">Qué es una </w:t>
+      </w:r>
+      <w:proofErr w:type="spellStart"/>
+      <w:r>
         <w:rPr>
           <w:b/>
           <w:bCs/>
@@ -4047,18 +4684,20 @@
           <w:szCs w:val="28"/>
           <w:u w:val="single"/>
         </w:rPr>
-      </w:pPr>
-      <w:r>
-        <w:rPr>
-          <w:rFonts w:ascii="Segoe UI Emoji" w:hAnsi="Segoe UI Emoji" w:cs="Segoe UI Emoji"/>
+        <w:t>query</w:t>
+      </w:r>
+      <w:proofErr w:type="spellEnd"/>
+      <w:r>
+        <w:rPr>
           <w:b/>
           <w:bCs/>
           <w:sz w:val="28"/>
           <w:szCs w:val="28"/>
           <w:u w:val="single"/>
         </w:rPr>
-        <w:t>❌</w:t>
-      </w:r>
+        <w:t xml:space="preserve"> “tonta” vs una </w:t>
+      </w:r>
+      <w:proofErr w:type="spellStart"/>
       <w:r>
         <w:rPr>
           <w:b/>
@@ -4067,7 +4706,72 @@
           <w:szCs w:val="28"/>
           <w:u w:val="single"/>
         </w:rPr>
-        <w:t xml:space="preserve"> Query tonta</w:t>
+        <w:t>query</w:t>
+      </w:r>
+      <w:proofErr w:type="spellEnd"/>
+      <w:r>
+        <w:rPr>
+          <w:b/>
+          <w:bCs/>
+          <w:sz w:val="28"/>
+          <w:szCs w:val="28"/>
+          <w:u w:val="single"/>
+        </w:rPr>
+        <w:t xml:space="preserve"> inteligente</w:t>
+      </w:r>
+    </w:p>
+    <w:p>
+      <w:pPr>
+        <w:rPr>
+          <w:b/>
+          <w:bCs/>
+          <w:sz w:val="28"/>
+          <w:szCs w:val="28"/>
+          <w:u w:val="single"/>
+        </w:rPr>
+      </w:pPr>
+      <w:r>
+        <w:rPr>
+          <w:rFonts w:ascii="Segoe UI Emoji" w:hAnsi="Segoe UI Emoji" w:cs="Segoe UI Emoji"/>
+          <w:b/>
+          <w:bCs/>
+          <w:sz w:val="28"/>
+          <w:szCs w:val="28"/>
+          <w:u w:val="single"/>
+        </w:rPr>
+        <w:t>❌</w:t>
+      </w:r>
+      <w:r>
+        <w:rPr>
+          <w:b/>
+          <w:bCs/>
+          <w:sz w:val="28"/>
+          <w:szCs w:val="28"/>
+          <w:u w:val="single"/>
+        </w:rPr>
+        <w:t xml:space="preserve"> </w:t>
+      </w:r>
+      <w:proofErr w:type="spellStart"/>
+      <w:r>
+        <w:rPr>
+          <w:b/>
+          <w:bCs/>
+          <w:sz w:val="28"/>
+          <w:szCs w:val="28"/>
+          <w:u w:val="single"/>
+        </w:rPr>
+        <w:t>Query</w:t>
+      </w:r>
+      <w:proofErr w:type="spellEnd"/>
+      <w:r>
+        <w:rPr>
+          <w:b/>
+          <w:bCs/>
+          <w:sz w:val="28"/>
+          <w:szCs w:val="28"/>
+          <w:u w:val="single"/>
+        </w:rPr>
+        <w:t xml:space="preserve"> tonta</w:t>
       </w:r>
     </w:p>
     <w:p>
@@ -4120,8 +4824,17 @@
           <w:sz w:val="24"/>
           <w:szCs w:val="24"/>
         </w:rPr>
-        <w:t>depende del wording</w:t>
-      </w:r>
+        <w:t xml:space="preserve">depende del </w:t>
+      </w:r>
+      <w:proofErr w:type="spellStart"/>
+      <w:r>
+        <w:rPr>
+          <w:sz w:val="24"/>
+          <w:szCs w:val="24"/>
+        </w:rPr>
+        <w:t>wording</w:t>
+      </w:r>
+      <w:proofErr w:type="spellEnd"/>
     </w:p>
     <w:p>
       <w:pPr>
@@ -4203,7 +4916,25 @@
           <w:szCs w:val="28"/>
           <w:u w:val="single"/>
         </w:rPr>
-        <w:t xml:space="preserve"> Query inteligente (conceptual)</w:t>
+        <w:t xml:space="preserve"> </w:t>
+      </w:r>
+      <w:proofErr w:type="spellStart"/>
+      <w:r>
+        <w:rPr>
+          <w:sz w:val="28"/>
+          <w:szCs w:val="28"/>
+          <w:u w:val="single"/>
+        </w:rPr>
+        <w:t>Query</w:t>
+      </w:r>
+      <w:proofErr w:type="spellEnd"/>
+      <w:r>
+        <w:rPr>
+          <w:sz w:val="28"/>
+          <w:szCs w:val="28"/>
+          <w:u w:val="single"/>
+        </w:rPr>
+        <w:t xml:space="preserve"> inteligente (conceptual)</w:t>
       </w:r>
     </w:p>
     <w:p>
@@ -4342,14 +5073,62 @@
           <w:sz w:val="24"/>
           <w:szCs w:val="24"/>
         </w:rPr>
-        <w:t>Una buena query es la que no hace una prgunta concreta sino la que aporta una acumulación de información, dejar claro como aparece arriba que se pretende hacer, en que contexto, que se busca</w:t>
-      </w:r>
-      <w:r>
-        <w:rPr>
-          <w:sz w:val="24"/>
-          <w:szCs w:val="24"/>
-        </w:rPr>
-        <w:t xml:space="preserve"> y en que nivel.</w:t>
+        <w:t xml:space="preserve">Una buena </w:t>
+      </w:r>
+      <w:proofErr w:type="spellStart"/>
+      <w:r>
+        <w:rPr>
+          <w:sz w:val="24"/>
+          <w:szCs w:val="24"/>
+        </w:rPr>
+        <w:t>query</w:t>
+      </w:r>
+      <w:proofErr w:type="spellEnd"/>
+      <w:r>
+        <w:rPr>
+          <w:sz w:val="24"/>
+          <w:szCs w:val="24"/>
+        </w:rPr>
+        <w:t xml:space="preserve"> es la que no hace una </w:t>
+      </w:r>
+      <w:proofErr w:type="spellStart"/>
+      <w:r>
+        <w:rPr>
+          <w:sz w:val="24"/>
+          <w:szCs w:val="24"/>
+        </w:rPr>
+        <w:t>prgunta</w:t>
+      </w:r>
+      <w:proofErr w:type="spellEnd"/>
+      <w:r>
+        <w:rPr>
+          <w:sz w:val="24"/>
+          <w:szCs w:val="24"/>
+        </w:rPr>
+        <w:t xml:space="preserve"> concreta sino la que aporta una acumulación de información, dejar claro como aparece arriba que se pretende hacer, en que contexto, que se busca</w:t>
+      </w:r>
+      <w:r>
+        <w:rPr>
+          <w:sz w:val="24"/>
+          <w:szCs w:val="24"/>
+        </w:rPr>
+        <w:t xml:space="preserve"> y en </w:t>
+      </w:r>
+      <w:proofErr w:type="spellStart"/>
+      <w:r>
+        <w:rPr>
+          <w:sz w:val="24"/>
+          <w:szCs w:val="24"/>
+        </w:rPr>
+        <w:t>que</w:t>
+      </w:r>
+      <w:proofErr w:type="spellEnd"/>
+      <w:r>
+        <w:rPr>
+          <w:sz w:val="24"/>
+          <w:szCs w:val="24"/>
+        </w:rPr>
+        <w:t xml:space="preserve"> nivel.</w:t>
       </w:r>
     </w:p>
     <w:p>
@@ -4435,7 +5214,23 @@
           <w:sz w:val="24"/>
           <w:szCs w:val="24"/>
         </w:rPr>
-        <w:t>Antes de generar embeddings, Jarvis Núcleo debería preguntarse:</w:t>
+        <w:t xml:space="preserve">Antes de generar </w:t>
+      </w:r>
+      <w:proofErr w:type="spellStart"/>
+      <w:r>
+        <w:rPr>
+          <w:sz w:val="24"/>
+          <w:szCs w:val="24"/>
+        </w:rPr>
+        <w:t>embeddings</w:t>
+      </w:r>
+      <w:proofErr w:type="spellEnd"/>
+      <w:r>
+        <w:rPr>
+          <w:sz w:val="24"/>
+          <w:szCs w:val="24"/>
+        </w:rPr>
+        <w:t>, Jarvis Núcleo debería preguntarse:</w:t>
       </w:r>
     </w:p>
     <w:p>
@@ -4605,6 +5400,7 @@
           <w:szCs w:val="24"/>
         </w:rPr>
       </w:pPr>
+      <w:proofErr w:type="spellStart"/>
       <w:r>
         <w:rPr>
           <w:sz w:val="24"/>
@@ -4612,6 +5408,7 @@
         </w:rPr>
         <w:t>LLMs</w:t>
       </w:r>
+      <w:proofErr w:type="spellEnd"/>
     </w:p>
     <w:p>
       <w:pPr>
@@ -4768,7 +5565,23 @@
           <w:sz w:val="24"/>
           <w:szCs w:val="24"/>
         </w:rPr>
-        <w:t xml:space="preserve"> Recién después de eso se arma la query.</w:t>
+        <w:t xml:space="preserve"> Recién después de eso se arma la </w:t>
+      </w:r>
+      <w:proofErr w:type="spellStart"/>
+      <w:r>
+        <w:rPr>
+          <w:sz w:val="24"/>
+          <w:szCs w:val="24"/>
+        </w:rPr>
+        <w:t>query</w:t>
+      </w:r>
+      <w:proofErr w:type="spellEnd"/>
+      <w:r>
+        <w:rPr>
+          <w:sz w:val="24"/>
+          <w:szCs w:val="24"/>
+        </w:rPr>
+        <w:t>.</w:t>
       </w:r>
     </w:p>
     <w:p>
@@ -4818,8 +5631,42 @@
           <w:szCs w:val="28"/>
           <w:u w:val="single"/>
         </w:rPr>
-        <w:t>La query real que va al embedding</w:t>
-      </w:r>
+        <w:t xml:space="preserve">La </w:t>
+      </w:r>
+      <w:proofErr w:type="spellStart"/>
+      <w:r>
+        <w:rPr>
+          <w:b/>
+          <w:bCs/>
+          <w:sz w:val="28"/>
+          <w:szCs w:val="28"/>
+          <w:u w:val="single"/>
+        </w:rPr>
+        <w:t>query</w:t>
+      </w:r>
+      <w:proofErr w:type="spellEnd"/>
+      <w:r>
+        <w:rPr>
+          <w:b/>
+          <w:bCs/>
+          <w:sz w:val="28"/>
+          <w:szCs w:val="28"/>
+          <w:u w:val="single"/>
+        </w:rPr>
+        <w:t xml:space="preserve"> real que va al </w:t>
+      </w:r>
+      <w:proofErr w:type="spellStart"/>
+      <w:r>
+        <w:rPr>
+          <w:b/>
+          <w:bCs/>
+          <w:sz w:val="28"/>
+          <w:szCs w:val="28"/>
+          <w:u w:val="single"/>
+        </w:rPr>
+        <w:t>embedding</w:t>
+      </w:r>
+      <w:proofErr w:type="spellEnd"/>
     </w:p>
     <w:p>
       <w:pPr>
@@ -4849,7 +5696,39 @@
           <w:szCs w:val="24"/>
         </w:rPr>
         <w:br/>
-        <w:t xml:space="preserve">La query que se embeddea </w:t>
+        <w:t xml:space="preserve">La </w:t>
+      </w:r>
+      <w:proofErr w:type="spellStart"/>
+      <w:r>
+        <w:rPr>
+          <w:sz w:val="24"/>
+          <w:szCs w:val="24"/>
+        </w:rPr>
+        <w:t>query</w:t>
+      </w:r>
+      <w:proofErr w:type="spellEnd"/>
+      <w:r>
+        <w:rPr>
+          <w:sz w:val="24"/>
+          <w:szCs w:val="24"/>
+        </w:rPr>
+        <w:t xml:space="preserve"> que se </w:t>
+      </w:r>
+      <w:proofErr w:type="spellStart"/>
+      <w:r>
+        <w:rPr>
+          <w:sz w:val="24"/>
+          <w:szCs w:val="24"/>
+        </w:rPr>
+        <w:t>embeddea</w:t>
+      </w:r>
+      <w:proofErr w:type="spellEnd"/>
+      <w:r>
+        <w:rPr>
+          <w:sz w:val="24"/>
+          <w:szCs w:val="24"/>
+        </w:rPr>
+        <w:t xml:space="preserve"> </w:t>
       </w:r>
       <w:r>
         <w:rPr>
@@ -5191,12 +6070,21 @@
           <w:szCs w:val="24"/>
         </w:rPr>
       </w:pPr>
-      <w:r>
-        <w:rPr>
-          <w:sz w:val="24"/>
-          <w:szCs w:val="24"/>
-        </w:rPr>
-        <w:t>guardás lo correcto</w:t>
+      <w:proofErr w:type="spellStart"/>
+      <w:r>
+        <w:rPr>
+          <w:sz w:val="24"/>
+          <w:szCs w:val="24"/>
+        </w:rPr>
+        <w:t>guardás</w:t>
+      </w:r>
+      <w:proofErr w:type="spellEnd"/>
+      <w:r>
+        <w:rPr>
+          <w:sz w:val="24"/>
+          <w:szCs w:val="24"/>
+        </w:rPr>
+        <w:t xml:space="preserve"> lo correcto</w:t>
       </w:r>
     </w:p>
     <w:p>
@@ -5210,12 +6098,21 @@
           <w:szCs w:val="24"/>
         </w:rPr>
       </w:pPr>
-      <w:r>
-        <w:rPr>
-          <w:sz w:val="24"/>
-          <w:szCs w:val="24"/>
-        </w:rPr>
-        <w:t>recuperás lo necesario</w:t>
+      <w:proofErr w:type="spellStart"/>
+      <w:r>
+        <w:rPr>
+          <w:sz w:val="24"/>
+          <w:szCs w:val="24"/>
+        </w:rPr>
+        <w:t>recuperás</w:t>
+      </w:r>
+      <w:proofErr w:type="spellEnd"/>
+      <w:r>
+        <w:rPr>
+          <w:sz w:val="24"/>
+          <w:szCs w:val="24"/>
+        </w:rPr>
+        <w:t xml:space="preserve"> lo necesario</w:t>
       </w:r>
     </w:p>
     <w:p>
@@ -5229,12 +6126,21 @@
           <w:szCs w:val="24"/>
         </w:rPr>
       </w:pPr>
-      <w:r>
-        <w:rPr>
-          <w:sz w:val="24"/>
-          <w:szCs w:val="24"/>
-        </w:rPr>
-        <w:t>olvidás a tiempo</w:t>
+      <w:proofErr w:type="spellStart"/>
+      <w:r>
+        <w:rPr>
+          <w:sz w:val="24"/>
+          <w:szCs w:val="24"/>
+        </w:rPr>
+        <w:t>olvidás</w:t>
+      </w:r>
+      <w:proofErr w:type="spellEnd"/>
+      <w:r>
+        <w:rPr>
+          <w:sz w:val="24"/>
+          <w:szCs w:val="24"/>
+        </w:rPr>
+        <w:t xml:space="preserve"> a tiempo</w:t>
       </w:r>
     </w:p>
     <w:p>
@@ -5401,7 +6307,27 @@
           <w:szCs w:val="24"/>
         </w:rPr>
         <w:br/>
-        <w:t>“Jarvis Núcleo vs Operativo”, “preferís variance controlada”.</w:t>
+        <w:t xml:space="preserve">“Jarvis Núcleo vs Operativo”, “preferís </w:t>
+      </w:r>
+      <w:proofErr w:type="spellStart"/>
+      <w:r>
+        <w:rPr>
+          <w:b/>
+          <w:bCs/>
+          <w:sz w:val="24"/>
+          <w:szCs w:val="24"/>
+        </w:rPr>
+        <w:t>variance</w:t>
+      </w:r>
+      <w:proofErr w:type="spellEnd"/>
+      <w:r>
+        <w:rPr>
+          <w:b/>
+          <w:bCs/>
+          <w:sz w:val="24"/>
+          <w:szCs w:val="24"/>
+        </w:rPr>
+        <w:t xml:space="preserve"> controlada”.</w:t>
       </w:r>
     </w:p>
     <w:p>
@@ -5578,7 +6504,27 @@
           <w:szCs w:val="24"/>
         </w:rPr>
         <w:br/>
-        <w:t>“estás en fase LLMs”, “hoy estamos cerrando RAG”.</w:t>
+        <w:t xml:space="preserve">“estás en fase </w:t>
+      </w:r>
+      <w:proofErr w:type="spellStart"/>
+      <w:r>
+        <w:rPr>
+          <w:b/>
+          <w:bCs/>
+          <w:sz w:val="24"/>
+          <w:szCs w:val="24"/>
+        </w:rPr>
+        <w:t>LLMs</w:t>
+      </w:r>
+      <w:proofErr w:type="spellEnd"/>
+      <w:r>
+        <w:rPr>
+          <w:b/>
+          <w:bCs/>
+          <w:sz w:val="24"/>
+          <w:szCs w:val="24"/>
+        </w:rPr>
+        <w:t>”, “hoy estamos cerrando RAG”.</w:t>
       </w:r>
     </w:p>
     <w:p>
@@ -6182,8 +7128,20 @@
           <w:u w:val="single"/>
         </w:rPr>
         <w:lastRenderedPageBreak/>
-        <w:t>Hacer buenos PROMPTs</w:t>
-      </w:r>
+        <w:t xml:space="preserve">Hacer buenos </w:t>
+      </w:r>
+      <w:proofErr w:type="spellStart"/>
+      <w:r>
+        <w:rPr>
+          <w:b/>
+          <w:bCs/>
+          <w:sz w:val="36"/>
+          <w:szCs w:val="36"/>
+          <w:u w:val="single"/>
+        </w:rPr>
+        <w:t>PROMPTs</w:t>
+      </w:r>
+      <w:proofErr w:type="spellEnd"/>
     </w:p>
     <w:p>
       <w:pPr>
@@ -6403,7 +7361,31 @@
           <w:szCs w:val="28"/>
           <w:u w:val="single"/>
         </w:rPr>
-        <w:t>2️) Prompt ≠ pregunta</w:t>
+        <w:t xml:space="preserve">2️) </w:t>
+      </w:r>
+      <w:proofErr w:type="spellStart"/>
+      <w:r>
+        <w:rPr>
+          <w:rFonts w:cstheme="minorHAnsi"/>
+          <w:b/>
+          <w:bCs/>
+          <w:sz w:val="28"/>
+          <w:szCs w:val="28"/>
+          <w:u w:val="single"/>
+        </w:rPr>
+        <w:t>Prompt</w:t>
+      </w:r>
+      <w:proofErr w:type="spellEnd"/>
+      <w:r>
+        <w:rPr>
+          <w:rFonts w:cstheme="minorHAnsi"/>
+          <w:b/>
+          <w:bCs/>
+          <w:sz w:val="28"/>
+          <w:szCs w:val="28"/>
+          <w:u w:val="single"/>
+        </w:rPr>
+        <w:t xml:space="preserve"> ≠ pregunta</w:t>
       </w:r>
     </w:p>
     <w:p>
@@ -6429,6 +7411,7 @@
         <w:br/>
         <w:t xml:space="preserve">Un </w:t>
       </w:r>
+      <w:proofErr w:type="spellStart"/>
       <w:r>
         <w:rPr>
           <w:b/>
@@ -6436,6 +7419,7 @@
         </w:rPr>
         <w:t>prompt</w:t>
       </w:r>
+      <w:proofErr w:type="spellEnd"/>
       <w:r>
         <w:t xml:space="preserve"> es una </w:t>
       </w:r>
@@ -6490,45 +7474,62 @@
           <w:i/>
           <w:iCs/>
         </w:rPr>
-        <w:t>¿Qué es overfitting?</w:t>
-      </w:r>
-    </w:p>
-    <w:p>
-      <w:pPr>
-        <w:rPr>
-          <w:b/>
-          <w:bCs/>
-        </w:rPr>
-      </w:pPr>
-      <w:r>
-        <w:rPr>
-          <w:rFonts w:ascii="Segoe UI Emoji" w:hAnsi="Segoe UI Emoji" w:cs="Segoe UI Emoji"/>
-          <w:b/>
-          <w:bCs/>
-        </w:rPr>
-        <w:t>✅</w:t>
-      </w:r>
-      <w:r>
-        <w:rPr>
-          <w:b/>
-          <w:bCs/>
-        </w:rPr>
-        <w:t xml:space="preserve"> Prompt mínimo:</w:t>
-      </w:r>
-    </w:p>
-    <w:p>
-      <w:pPr>
+        <w:t xml:space="preserve">¿Qué es </w:t>
+      </w:r>
+      <w:proofErr w:type="spellStart"/>
+      <w:r>
         <w:rPr>
           <w:i/>
           <w:iCs/>
         </w:rPr>
-      </w:pPr>
+        <w:t>overfitting</w:t>
+      </w:r>
+      <w:proofErr w:type="spellEnd"/>
       <w:r>
         <w:rPr>
           <w:i/>
           <w:iCs/>
         </w:rPr>
-        <w:t>Sos un profesor de ML.</w:t>
+        <w:t>?</w:t>
+      </w:r>
+    </w:p>
+    <w:p>
+      <w:pPr>
+        <w:rPr>
+          <w:b/>
+          <w:bCs/>
+        </w:rPr>
+      </w:pPr>
+      <w:r>
+        <w:rPr>
+          <w:rFonts w:ascii="Segoe UI Emoji" w:hAnsi="Segoe UI Emoji" w:cs="Segoe UI Emoji"/>
+          <w:b/>
+          <w:bCs/>
+        </w:rPr>
+        <w:t>✅</w:t>
+      </w:r>
+      <w:r>
+        <w:rPr>
+          <w:b/>
+          <w:bCs/>
+        </w:rPr>
+        <w:t xml:space="preserve"> </w:t>
+      </w:r>
+      <w:proofErr w:type="spellStart"/>
+      <w:r>
+        <w:rPr>
+          <w:b/>
+          <w:bCs/>
+        </w:rPr>
+        <w:t>Prompt</w:t>
+      </w:r>
+      <w:proofErr w:type="spellEnd"/>
+      <w:r>
+        <w:rPr>
+          <w:b/>
+          <w:bCs/>
+        </w:rPr>
+        <w:t xml:space="preserve"> mínimo:</w:t>
       </w:r>
     </w:p>
     <w:p>
@@ -6538,26 +7539,75 @@
           <w:iCs/>
         </w:rPr>
       </w:pPr>
+      <w:proofErr w:type="spellStart"/>
       <w:r>
         <w:rPr>
           <w:i/>
           <w:iCs/>
         </w:rPr>
-        <w:t>Explicá overfitting con un ejemplo simple.</w:t>
-      </w:r>
-    </w:p>
-    <w:p>
-      <w:pPr>
+        <w:t>Sos</w:t>
+      </w:r>
+      <w:proofErr w:type="spellEnd"/>
+      <w:r>
         <w:rPr>
           <w:i/>
           <w:iCs/>
         </w:rPr>
-      </w:pPr>
-      <w:r>
+        <w:t xml:space="preserve"> un profesor de ML.</w:t>
+      </w:r>
+    </w:p>
+    <w:p>
+      <w:pPr>
         <w:rPr>
           <w:i/>
           <w:iCs/>
         </w:rPr>
+      </w:pPr>
+      <w:proofErr w:type="spellStart"/>
+      <w:r>
+        <w:rPr>
+          <w:i/>
+          <w:iCs/>
+        </w:rPr>
+        <w:t>Explicá</w:t>
+      </w:r>
+      <w:proofErr w:type="spellEnd"/>
+      <w:r>
+        <w:rPr>
+          <w:i/>
+          <w:iCs/>
+        </w:rPr>
+        <w:t xml:space="preserve"> </w:t>
+      </w:r>
+      <w:proofErr w:type="spellStart"/>
+      <w:r>
+        <w:rPr>
+          <w:i/>
+          <w:iCs/>
+        </w:rPr>
+        <w:t>overfitting</w:t>
+      </w:r>
+      <w:proofErr w:type="spellEnd"/>
+      <w:r>
+        <w:rPr>
+          <w:i/>
+          <w:iCs/>
+        </w:rPr>
+        <w:t xml:space="preserve"> con un ejemplo simple.</w:t>
+      </w:r>
+    </w:p>
+    <w:p>
+      <w:pPr>
+        <w:rPr>
+          <w:i/>
+          <w:iCs/>
+        </w:rPr>
+      </w:pPr>
+      <w:r>
+        <w:rPr>
+          <w:i/>
+          <w:iCs/>
+        </w:rPr>
         <w:t>No uses fórmulas.</w:t>
       </w:r>
     </w:p>
@@ -6595,9 +7645,14 @@
       </w:r>
     </w:p>
     <w:p>
+      <w:proofErr w:type="spellStart"/>
       <w:r>
         <w:lastRenderedPageBreak/>
-        <w:t>Pensalo así:</w:t>
+        <w:t>Pensalo</w:t>
+      </w:r>
+      <w:proofErr w:type="spellEnd"/>
+      <w:r>
+        <w:t xml:space="preserve"> así:</w:t>
       </w:r>
     </w:p>
     <w:p>
@@ -6619,7 +7674,15 @@
         </w:numPr>
       </w:pPr>
       <w:r>
-        <w:t xml:space="preserve">el prompt = </w:t>
+        <w:t xml:space="preserve">el </w:t>
+      </w:r>
+      <w:proofErr w:type="spellStart"/>
+      <w:r>
+        <w:t>prompt</w:t>
+      </w:r>
+      <w:proofErr w:type="spellEnd"/>
+      <w:r>
+        <w:t xml:space="preserve"> = </w:t>
       </w:r>
       <w:r>
         <w:rPr>
@@ -6675,12 +7738,42 @@
           <w:szCs w:val="28"/>
           <w:u w:val="single"/>
         </w:rPr>
-        <w:t>Las 4 piezas de un buen prompt (base)</w:t>
-      </w:r>
-    </w:p>
-    <w:p>
-      <w:r>
-        <w:t>Un prompt bueno casi siempre tiene:</w:t>
+        <w:t xml:space="preserve">Las 4 piezas de un buen </w:t>
+      </w:r>
+      <w:proofErr w:type="spellStart"/>
+      <w:r>
+        <w:rPr>
+          <w:b/>
+          <w:bCs/>
+          <w:sz w:val="28"/>
+          <w:szCs w:val="28"/>
+          <w:u w:val="single"/>
+        </w:rPr>
+        <w:t>prompt</w:t>
+      </w:r>
+      <w:proofErr w:type="spellEnd"/>
+      <w:r>
+        <w:rPr>
+          <w:b/>
+          <w:bCs/>
+          <w:sz w:val="28"/>
+          <w:szCs w:val="28"/>
+          <w:u w:val="single"/>
+        </w:rPr>
+        <w:t xml:space="preserve"> (base)</w:t>
+      </w:r>
+    </w:p>
+    <w:p>
+      <w:r>
+        <w:t xml:space="preserve">Un </w:t>
+      </w:r>
+      <w:proofErr w:type="spellStart"/>
+      <w:r>
+        <w:t>prompt</w:t>
+      </w:r>
+      <w:proofErr w:type="spellEnd"/>
+      <w:r>
+        <w:t xml:space="preserve"> bueno casi siempre tiene:</w:t>
       </w:r>
     </w:p>
     <w:p>
@@ -6726,94 +7819,160 @@
           <w:iCs/>
         </w:rPr>
       </w:pPr>
+      <w:proofErr w:type="spellStart"/>
       <w:r>
         <w:rPr>
           <w:i/>
           <w:iCs/>
         </w:rPr>
-        <w:t>Sos un profesor de Machine Learning.</w:t>
-      </w:r>
-    </w:p>
-    <w:p>
-      <w:pPr>
-        <w:rPr>
-          <w:b/>
-          <w:bCs/>
-          <w:sz w:val="24"/>
-          <w:szCs w:val="24"/>
-          <w:u w:val="single"/>
-        </w:rPr>
-      </w:pPr>
-      <w:r>
-        <w:rPr>
-          <w:b/>
-          <w:bCs/>
-          <w:sz w:val="24"/>
-          <w:szCs w:val="24"/>
-          <w:u w:val="single"/>
-        </w:rPr>
-        <w:t>2. Contexto</w:t>
-      </w:r>
-    </w:p>
-    <w:p>
-      <w:r>
-        <w:t>Qué tiene que tener en cuenta.</w:t>
-      </w:r>
-    </w:p>
-    <w:p>
-      <w:pPr>
+        <w:t>Sos</w:t>
+      </w:r>
+      <w:proofErr w:type="spellEnd"/>
+      <w:r>
         <w:rPr>
           <w:i/>
           <w:iCs/>
         </w:rPr>
-      </w:pPr>
+        <w:t xml:space="preserve"> un profesor de Machine </w:t>
+      </w:r>
+      <w:proofErr w:type="spellStart"/>
       <w:r>
         <w:rPr>
           <w:i/>
           <w:iCs/>
         </w:rPr>
-        <w:t>El alumno ya vio regresión logística y árboles.</w:t>
-      </w:r>
-    </w:p>
-    <w:p>
-      <w:pPr>
-        <w:rPr>
-          <w:b/>
-          <w:bCs/>
-          <w:sz w:val="24"/>
-          <w:szCs w:val="24"/>
-          <w:u w:val="single"/>
-        </w:rPr>
-      </w:pPr>
-      <w:r>
-        <w:rPr>
-          <w:b/>
-          <w:bCs/>
-          <w:sz w:val="24"/>
-          <w:szCs w:val="24"/>
-          <w:u w:val="single"/>
-        </w:rPr>
-        <w:t>3. Tarea</w:t>
-      </w:r>
-    </w:p>
-    <w:p>
-      <w:r>
-        <w:t>Qué tiene que hacer.</w:t>
-      </w:r>
-    </w:p>
-    <w:p>
-      <w:pPr>
+        <w:t>Learning</w:t>
+      </w:r>
+      <w:proofErr w:type="spellEnd"/>
+      <w:r>
         <w:rPr>
           <w:i/>
           <w:iCs/>
         </w:rPr>
-      </w:pPr>
-      <w:r>
+        <w:t>.</w:t>
+      </w:r>
+    </w:p>
+    <w:p>
+      <w:pPr>
+        <w:rPr>
+          <w:b/>
+          <w:bCs/>
+          <w:sz w:val="24"/>
+          <w:szCs w:val="24"/>
+          <w:u w:val="single"/>
+        </w:rPr>
+      </w:pPr>
+      <w:r>
+        <w:rPr>
+          <w:b/>
+          <w:bCs/>
+          <w:sz w:val="24"/>
+          <w:szCs w:val="24"/>
+          <w:u w:val="single"/>
+        </w:rPr>
+        <w:t>2. Contexto</w:t>
+      </w:r>
+    </w:p>
+    <w:p>
+      <w:r>
+        <w:t>Qué tiene que tener en cuenta.</w:t>
+      </w:r>
+    </w:p>
+    <w:p>
+      <w:pPr>
         <w:rPr>
           <w:i/>
           <w:iCs/>
         </w:rPr>
-        <w:t>Explicá bias vs variance.</w:t>
+      </w:pPr>
+      <w:r>
+        <w:rPr>
+          <w:i/>
+          <w:iCs/>
+        </w:rPr>
+        <w:t>El alumno ya vio regresión logística y árboles.</w:t>
+      </w:r>
+    </w:p>
+    <w:p>
+      <w:pPr>
+        <w:rPr>
+          <w:b/>
+          <w:bCs/>
+          <w:sz w:val="24"/>
+          <w:szCs w:val="24"/>
+          <w:u w:val="single"/>
+        </w:rPr>
+      </w:pPr>
+      <w:r>
+        <w:rPr>
+          <w:b/>
+          <w:bCs/>
+          <w:sz w:val="24"/>
+          <w:szCs w:val="24"/>
+          <w:u w:val="single"/>
+        </w:rPr>
+        <w:t>3. Tarea</w:t>
+      </w:r>
+    </w:p>
+    <w:p>
+      <w:r>
+        <w:t>Qué tiene que hacer.</w:t>
+      </w:r>
+    </w:p>
+    <w:p>
+      <w:pPr>
+        <w:rPr>
+          <w:i/>
+          <w:iCs/>
+        </w:rPr>
+      </w:pPr>
+      <w:proofErr w:type="spellStart"/>
+      <w:r>
+        <w:rPr>
+          <w:i/>
+          <w:iCs/>
+        </w:rPr>
+        <w:t>Explicá</w:t>
+      </w:r>
+      <w:proofErr w:type="spellEnd"/>
+      <w:r>
+        <w:rPr>
+          <w:i/>
+          <w:iCs/>
+        </w:rPr>
+        <w:t xml:space="preserve"> </w:t>
+      </w:r>
+      <w:proofErr w:type="spellStart"/>
+      <w:r>
+        <w:rPr>
+          <w:i/>
+          <w:iCs/>
+        </w:rPr>
+        <w:t>bias</w:t>
+      </w:r>
+      <w:proofErr w:type="spellEnd"/>
+      <w:r>
+        <w:rPr>
+          <w:i/>
+          <w:iCs/>
+        </w:rPr>
+        <w:t xml:space="preserve"> vs </w:t>
+      </w:r>
+      <w:proofErr w:type="spellStart"/>
+      <w:r>
+        <w:rPr>
+          <w:i/>
+          <w:iCs/>
+        </w:rPr>
+        <w:t>variance</w:t>
+      </w:r>
+      <w:proofErr w:type="spellEnd"/>
+      <w:r>
+        <w:rPr>
+          <w:i/>
+          <w:iCs/>
+        </w:rPr>
+        <w:t>.</w:t>
       </w:r>
     </w:p>
     <w:p>
@@ -6875,8 +8034,13 @@
           <w:numId w:val="27"/>
         </w:numPr>
       </w:pPr>
-      <w:r>
-        <w:t>setear hipótesis</w:t>
+      <w:proofErr w:type="spellStart"/>
+      <w:r>
+        <w:t>setear</w:t>
+      </w:r>
+      <w:proofErr w:type="spellEnd"/>
+      <w:r>
+        <w:t xml:space="preserve"> hipótesis</w:t>
       </w:r>
     </w:p>
     <w:p>
@@ -6950,7 +8114,31 @@
           <w:szCs w:val="28"/>
           <w:u w:val="single"/>
         </w:rPr>
-        <w:t>Por qué el prompt importa tanto</w:t>
+        <w:t xml:space="preserve">Por qué el </w:t>
+      </w:r>
+      <w:proofErr w:type="spellStart"/>
+      <w:r>
+        <w:rPr>
+          <w:rFonts w:cstheme="minorHAnsi"/>
+          <w:b/>
+          <w:bCs/>
+          <w:sz w:val="28"/>
+          <w:szCs w:val="28"/>
+          <w:u w:val="single"/>
+        </w:rPr>
+        <w:t>prompt</w:t>
+      </w:r>
+      <w:proofErr w:type="spellEnd"/>
+      <w:r>
+        <w:rPr>
+          <w:rFonts w:cstheme="minorHAnsi"/>
+          <w:b/>
+          <w:bCs/>
+          <w:sz w:val="28"/>
+          <w:szCs w:val="28"/>
+          <w:u w:val="single"/>
+        </w:rPr>
+        <w:t xml:space="preserve"> importa tanto</w:t>
       </w:r>
     </w:p>
     <w:p>
@@ -6985,8 +8173,17 @@
           <w:b/>
           <w:bCs/>
         </w:rPr>
-        <w:t>no sabe qué nivel querés</w:t>
-      </w:r>
+        <w:t xml:space="preserve">no sabe qué nivel </w:t>
+      </w:r>
+      <w:proofErr w:type="spellStart"/>
+      <w:r>
+        <w:rPr>
+          <w:b/>
+          <w:bCs/>
+        </w:rPr>
+        <w:t>querés</w:t>
+      </w:r>
+      <w:proofErr w:type="spellEnd"/>
     </w:p>
     <w:p>
       <w:pPr>
@@ -7108,8 +8305,17 @@
           <w:b/>
           <w:bCs/>
         </w:rPr>
-        <w:t>el 80% de las veces es el prompt</w:t>
-      </w:r>
+        <w:t xml:space="preserve">el 80% de las veces es el </w:t>
+      </w:r>
+      <w:proofErr w:type="spellStart"/>
+      <w:r>
+        <w:rPr>
+          <w:b/>
+          <w:bCs/>
+        </w:rPr>
+        <w:t>prompt</w:t>
+      </w:r>
+      <w:proofErr w:type="spellEnd"/>
       <w:r>
         <w:t>, no el modelo.</w:t>
       </w:r>
@@ -7250,7 +8456,23 @@
         <w:t>respuestas totalmente distintas</w:t>
       </w:r>
       <w:r>
-        <w:t xml:space="preserve"> del mismo LLM porque hicieron muy distinto el Prompt, el primero hizo una pregunta directa lo que ocasiono que el LLM no sepa bien como responder, entonces le lanza todo lo que tiene </w:t>
+        <w:t xml:space="preserve"> del mismo LLM porque hicieron muy distinto el </w:t>
+      </w:r>
+      <w:proofErr w:type="spellStart"/>
+      <w:r>
+        <w:t>Prompt</w:t>
+      </w:r>
+      <w:proofErr w:type="spellEnd"/>
+      <w:r>
+        <w:t xml:space="preserve">, el primero hizo una pregunta directa lo que ocasiono que el LLM no sepa bien </w:t>
+      </w:r>
+      <w:proofErr w:type="spellStart"/>
+      <w:r>
+        <w:t>como</w:t>
+      </w:r>
+      <w:proofErr w:type="spellEnd"/>
+      <w:r>
+        <w:t xml:space="preserve"> responder, entonces le lanza todo lo que tiene </w:t>
       </w:r>
       <w:r>
         <w:t xml:space="preserve">en crudo. En </w:t>
@@ -7259,7 +8481,15 @@
         <w:t>cambio,</w:t>
       </w:r>
       <w:r>
-        <w:t xml:space="preserve"> alguien con un buen Prompt le deja claro al LLM lo que quiere, le dice en el rol que se tiene que poner, le da contexto del pasado, le da lo que tiene que hacer y le da restricciones de lo que no debe hacer. </w:t>
+        <w:t xml:space="preserve"> alguien con un buen </w:t>
+      </w:r>
+      <w:proofErr w:type="spellStart"/>
+      <w:r>
+        <w:t>Prompt</w:t>
+      </w:r>
+      <w:proofErr w:type="spellEnd"/>
+      <w:r>
+        <w:t xml:space="preserve"> le deja claro al LLM lo que quiere, le dice en el rol que se tiene que poner, le da contexto del pasado, le da lo que tiene que hacer y le da restricciones de lo que no debe hacer. </w:t>
       </w:r>
     </w:p>
     <w:p>
@@ -7281,7 +8511,15 @@
     </w:p>
     <w:p>
       <w:r>
-        <w:t>Dos personas pueden obtener respuestas totalmente distintas del mismo LLM porque utilizaron prompts diferentes.</w:t>
+        <w:t xml:space="preserve">Dos personas pueden obtener respuestas totalmente distintas del mismo LLM porque utilizaron </w:t>
+      </w:r>
+      <w:proofErr w:type="spellStart"/>
+      <w:r>
+        <w:t>prompts</w:t>
+      </w:r>
+      <w:proofErr w:type="spellEnd"/>
+      <w:r>
+        <w:t xml:space="preserve"> diferentes.</w:t>
       </w:r>
     </w:p>
     <w:p>
@@ -7291,7 +8529,15 @@
     </w:p>
     <w:p>
       <w:r>
-        <w:t>En cambio, un buen prompt le deja claro al LLM qué se espera de él: define el rol que debe asumir, aporta contexto previo, especifica la tarea y establece restricciones sobre cómo no debe responder.</w:t>
+        <w:t xml:space="preserve">En cambio, un buen </w:t>
+      </w:r>
+      <w:proofErr w:type="spellStart"/>
+      <w:r>
+        <w:t>prompt</w:t>
+      </w:r>
+      <w:proofErr w:type="spellEnd"/>
+      <w:r>
+        <w:t xml:space="preserve"> le deja claro al LLM qué se espera de él: define el rol que debe asumir, aporta contexto previo, especifica la tarea y establece restricciones sobre cómo no debe responder.</w:t>
       </w:r>
     </w:p>
     <w:p>
@@ -7331,7 +8577,15 @@
     </w:p>
     <w:p>
       <w:r>
-        <w:t>El LLM no responde “mejor” porque sea más inteligente, sino porque el prompt actúa como una forma de regularización que orienta su comportamiento.</w:t>
+        <w:t xml:space="preserve">El LLM no responde “mejor” porque sea más inteligente, sino porque el </w:t>
+      </w:r>
+      <w:proofErr w:type="spellStart"/>
+      <w:r>
+        <w:t>prompt</w:t>
+      </w:r>
+      <w:proofErr w:type="spellEnd"/>
+      <w:r>
+        <w:t xml:space="preserve"> actúa como una forma de regularización que orienta su comportamiento.</w:t>
       </w:r>
     </w:p>
     <w:p/>
@@ -7351,8 +8605,20 @@
           <w:szCs w:val="28"/>
           <w:u w:val="single"/>
         </w:rPr>
-        <w:t>Ejemplo práctico de prompt</w:t>
-      </w:r>
+        <w:t xml:space="preserve">Ejemplo práctico de </w:t>
+      </w:r>
+      <w:proofErr w:type="spellStart"/>
+      <w:r>
+        <w:rPr>
+          <w:b/>
+          <w:bCs/>
+          <w:sz w:val="28"/>
+          <w:szCs w:val="28"/>
+          <w:u w:val="single"/>
+        </w:rPr>
+        <w:t>prompt</w:t>
+      </w:r>
+      <w:proofErr w:type="spellEnd"/>
     </w:p>
     <w:p>
       <w:r>
@@ -7360,11 +8626,27 @@
       </w:r>
       <w:r>
         <w:br/>
-        <w:t>Un prompt pobre deja al modelo sin guía y produce respuestas genéricas.</w:t>
+        <w:t xml:space="preserve">Un </w:t>
+      </w:r>
+      <w:proofErr w:type="spellStart"/>
+      <w:r>
+        <w:t>prompt</w:t>
+      </w:r>
+      <w:proofErr w:type="spellEnd"/>
+      <w:r>
+        <w:t xml:space="preserve"> pobre deja al modelo sin guía y produce respuestas genéricas.</w:t>
       </w:r>
       <w:r>
         <w:br/>
-        <w:t>Un prompt bien definido actúa como una forma de regularización que orienta el comportamiento del modelo y mejora la utilidad de la respuesta.</w:t>
+        <w:t xml:space="preserve">Un </w:t>
+      </w:r>
+      <w:proofErr w:type="spellStart"/>
+      <w:r>
+        <w:t>prompt</w:t>
+      </w:r>
+      <w:proofErr w:type="spellEnd"/>
+      <w:r>
+        <w:t xml:space="preserve"> bien definido actúa como una forma de regularización que orienta el comportamiento del modelo y mejora la utilidad de la respuesta.</w:t>
       </w:r>
     </w:p>
     <w:p>
@@ -7463,6 +8745,7 @@
           <w:u w:val="single"/>
         </w:rPr>
       </w:pPr>
+      <w:proofErr w:type="spellStart"/>
       <w:r>
         <w:rPr>
           <w:b/>
@@ -7471,7 +8754,18 @@
           <w:szCs w:val="36"/>
           <w:u w:val="single"/>
         </w:rPr>
-        <w:t>Embeddings prácticos y similitud semántica</w:t>
+        <w:t>Embeddings</w:t>
+      </w:r>
+      <w:proofErr w:type="spellEnd"/>
+      <w:r>
+        <w:rPr>
+          <w:b/>
+          <w:bCs/>
+          <w:sz w:val="36"/>
+          <w:szCs w:val="36"/>
+          <w:u w:val="single"/>
+        </w:rPr>
+        <w:t xml:space="preserve"> prácticos y similitud semántica</w:t>
       </w:r>
     </w:p>
     <w:p>
@@ -7494,12 +8788,44 @@
           <w:szCs w:val="28"/>
           <w:u w:val="single"/>
         </w:rPr>
-        <w:t>1️) Qué es un embedding (versión operativa)</w:t>
-      </w:r>
-    </w:p>
-    <w:p>
-      <w:r>
-        <w:t xml:space="preserve">Un embedding es un </w:t>
+        <w:t xml:space="preserve">1️) Qué es un </w:t>
+      </w:r>
+      <w:proofErr w:type="spellStart"/>
+      <w:r>
+        <w:rPr>
+          <w:rFonts w:cstheme="minorHAnsi"/>
+          <w:b/>
+          <w:bCs/>
+          <w:sz w:val="28"/>
+          <w:szCs w:val="28"/>
+          <w:u w:val="single"/>
+        </w:rPr>
+        <w:t>embedding</w:t>
+      </w:r>
+      <w:proofErr w:type="spellEnd"/>
+      <w:r>
+        <w:rPr>
+          <w:rFonts w:cstheme="minorHAnsi"/>
+          <w:b/>
+          <w:bCs/>
+          <w:sz w:val="28"/>
+          <w:szCs w:val="28"/>
+          <w:u w:val="single"/>
+        </w:rPr>
+        <w:t xml:space="preserve"> (versión operativa)</w:t>
+      </w:r>
+    </w:p>
+    <w:p>
+      <w:r>
+        <w:t xml:space="preserve">Un </w:t>
+      </w:r>
+      <w:proofErr w:type="spellStart"/>
+      <w:r>
+        <w:t>embedding</w:t>
+      </w:r>
+      <w:proofErr w:type="spellEnd"/>
+      <w:r>
+        <w:t xml:space="preserve"> es un </w:t>
       </w:r>
       <w:r>
         <w:rPr>
@@ -7566,7 +8892,15 @@
         <w:t>👉</w:t>
       </w:r>
       <w:r>
-        <w:t xml:space="preserve"> No “sabe” facts; </w:t>
+        <w:t xml:space="preserve"> No “sabe” </w:t>
+      </w:r>
+      <w:proofErr w:type="spellStart"/>
+      <w:r>
+        <w:t>facts</w:t>
+      </w:r>
+      <w:proofErr w:type="spellEnd"/>
+      <w:r>
+        <w:t xml:space="preserve">; </w:t>
       </w:r>
       <w:r>
         <w:rPr>
@@ -7617,7 +8951,15 @@
         </w:numPr>
       </w:pPr>
       <w:r>
-        <w:t>Búsqueda semántica (no por keywords)</w:t>
+        <w:t xml:space="preserve">Búsqueda semántica (no por </w:t>
+      </w:r>
+      <w:proofErr w:type="spellStart"/>
+      <w:r>
+        <w:t>keywords</w:t>
+      </w:r>
+      <w:proofErr w:type="spellEnd"/>
+      <w:r>
+        <w:t>)</w:t>
       </w:r>
     </w:p>
     <w:p>
@@ -7800,8 +9142,13 @@
       </w:r>
     </w:p>
     <w:p>
-      <w:r>
-        <w:t>Pensá estos textos:</w:t>
+      <w:proofErr w:type="spellStart"/>
+      <w:r>
+        <w:t>Pensá</w:t>
+      </w:r>
+      <w:proofErr w:type="spellEnd"/>
+      <w:r>
+        <w:t xml:space="preserve"> estos textos:</w:t>
       </w:r>
     </w:p>
     <w:p>
@@ -7818,7 +9165,21 @@
         <w:rPr>
           <w:lang w:val="en-US"/>
         </w:rPr>
-        <w:t>A: “overfitting en machine learning”</w:t>
+        <w:t xml:space="preserve">A: “overfitting </w:t>
+      </w:r>
+      <w:proofErr w:type="spellStart"/>
+      <w:r>
+        <w:rPr>
+          <w:lang w:val="en-US"/>
+        </w:rPr>
+        <w:t>en</w:t>
+      </w:r>
+      <w:proofErr w:type="spellEnd"/>
+      <w:r>
+        <w:rPr>
+          <w:lang w:val="en-US"/>
+        </w:rPr>
+        <w:t xml:space="preserve"> machine learning”</w:t>
       </w:r>
     </w:p>
     <w:p>
@@ -7885,6 +9246,7 @@
       <w:r>
         <w:t xml:space="preserve">Eso es </w:t>
       </w:r>
+      <w:proofErr w:type="spellStart"/>
       <w:r>
         <w:rPr>
           <w:b/>
@@ -7892,6 +9254,7 @@
         </w:rPr>
         <w:t>embedding</w:t>
       </w:r>
+      <w:proofErr w:type="spellEnd"/>
       <w:r>
         <w:t>.</w:t>
       </w:r>
@@ -7933,13 +9296,31 @@
           <w:numId w:val="36"/>
         </w:numPr>
       </w:pPr>
-      <w:r>
-        <w:rPr>
-          <w:b/>
-          <w:bCs/>
-        </w:rPr>
-        <w:t>Keyword search</w:t>
-      </w:r>
+      <w:proofErr w:type="spellStart"/>
+      <w:r>
+        <w:rPr>
+          <w:b/>
+          <w:bCs/>
+        </w:rPr>
+        <w:t>Keyword</w:t>
+      </w:r>
+      <w:proofErr w:type="spellEnd"/>
+      <w:r>
+        <w:rPr>
+          <w:b/>
+          <w:bCs/>
+        </w:rPr>
+        <w:t xml:space="preserve"> </w:t>
+      </w:r>
+      <w:proofErr w:type="spellStart"/>
+      <w:r>
+        <w:rPr>
+          <w:b/>
+          <w:bCs/>
+        </w:rPr>
+        <w:t>search</w:t>
+      </w:r>
+      <w:proofErr w:type="spellEnd"/>
       <w:r>
         <w:t>: palabras</w:t>
       </w:r>
@@ -7951,13 +9332,31 @@
           <w:numId w:val="36"/>
         </w:numPr>
       </w:pPr>
-      <w:r>
-        <w:rPr>
-          <w:b/>
-          <w:bCs/>
-        </w:rPr>
-        <w:t>Embedding search</w:t>
-      </w:r>
+      <w:proofErr w:type="spellStart"/>
+      <w:r>
+        <w:rPr>
+          <w:b/>
+          <w:bCs/>
+        </w:rPr>
+        <w:t>Embedding</w:t>
+      </w:r>
+      <w:proofErr w:type="spellEnd"/>
+      <w:r>
+        <w:rPr>
+          <w:b/>
+          <w:bCs/>
+        </w:rPr>
+        <w:t xml:space="preserve"> </w:t>
+      </w:r>
+      <w:proofErr w:type="spellStart"/>
+      <w:r>
+        <w:rPr>
+          <w:b/>
+          <w:bCs/>
+        </w:rPr>
+        <w:t>search</w:t>
+      </w:r>
+      <w:proofErr w:type="spellEnd"/>
       <w:r>
         <w:t>: significado</w:t>
       </w:r>
@@ -7969,7 +9368,15 @@
     </w:p>
     <w:p>
       <w:r>
-        <w:t>“modelo que memoriza datos” ≈ “overfitting”</w:t>
+        <w:t>“modelo que memoriza datos” ≈ “</w:t>
+      </w:r>
+      <w:proofErr w:type="spellStart"/>
+      <w:r>
+        <w:t>overfitting</w:t>
+      </w:r>
+      <w:proofErr w:type="spellEnd"/>
+      <w:r>
+        <w:t>”</w:t>
       </w:r>
       <w:r>
         <w:br/>
@@ -8003,8 +9410,21 @@
           <w:szCs w:val="28"/>
           <w:u w:val="single"/>
         </w:rPr>
-        <w:t>6️) Conexión con lo que ya sabés</w:t>
-      </w:r>
+        <w:t xml:space="preserve">6️) Conexión con lo que ya </w:t>
+      </w:r>
+      <w:proofErr w:type="spellStart"/>
+      <w:r>
+        <w:rPr>
+          <w:rFonts w:cstheme="minorHAnsi"/>
+          <w:b/>
+          <w:bCs/>
+          <w:sz w:val="28"/>
+          <w:szCs w:val="28"/>
+          <w:u w:val="single"/>
+        </w:rPr>
+        <w:t>sabés</w:t>
+      </w:r>
+      <w:proofErr w:type="spellEnd"/>
     </w:p>
     <w:p>
       <w:pPr>
@@ -8014,8 +9434,13 @@
         </w:numPr>
       </w:pPr>
       <w:r>
-        <w:t>KNN → vecinos en espacio de features</w:t>
-      </w:r>
+        <w:t xml:space="preserve">KNN → vecinos en espacio de </w:t>
+      </w:r>
+      <w:proofErr w:type="spellStart"/>
+      <w:r>
+        <w:t>features</w:t>
+      </w:r>
+      <w:proofErr w:type="spellEnd"/>
     </w:p>
     <w:p>
       <w:pPr>
@@ -8024,8 +9449,21 @@
           <w:numId w:val="37"/>
         </w:numPr>
       </w:pPr>
-      <w:r>
-        <w:t>Embeddings → features aprendidas</w:t>
+      <w:proofErr w:type="spellStart"/>
+      <w:r>
+        <w:t>Embeddings</w:t>
+      </w:r>
+      <w:proofErr w:type="spellEnd"/>
+      <w:r>
+        <w:t xml:space="preserve"> → </w:t>
+      </w:r>
+      <w:proofErr w:type="spellStart"/>
+      <w:r>
+        <w:t>features</w:t>
+      </w:r>
+      <w:proofErr w:type="spellEnd"/>
+      <w:r>
+        <w:t xml:space="preserve"> aprendidas</w:t>
       </w:r>
     </w:p>
     <w:p>
@@ -8048,14 +9486,31 @@
         <w:t>👉</w:t>
       </w:r>
       <w:r>
-        <w:t xml:space="preserve"> Embeddings = </w:t>
-      </w:r>
-      <w:r>
-        <w:rPr>
-          <w:b/>
-          <w:bCs/>
-        </w:rPr>
-        <w:t>features semánticas</w:t>
+        <w:t xml:space="preserve"> </w:t>
+      </w:r>
+      <w:proofErr w:type="spellStart"/>
+      <w:r>
+        <w:t>Embeddings</w:t>
+      </w:r>
+      <w:proofErr w:type="spellEnd"/>
+      <w:r>
+        <w:t xml:space="preserve"> = </w:t>
+      </w:r>
+      <w:proofErr w:type="spellStart"/>
+      <w:r>
+        <w:rPr>
+          <w:b/>
+          <w:bCs/>
+        </w:rPr>
+        <w:t>features</w:t>
+      </w:r>
+      <w:proofErr w:type="spellEnd"/>
+      <w:r>
+        <w:rPr>
+          <w:b/>
+          <w:bCs/>
+        </w:rPr>
+        <w:t xml:space="preserve"> semánticas</w:t>
       </w:r>
       <w:r>
         <w:t>.</w:t>
@@ -8097,8 +9552,13 @@
         </w:numPr>
       </w:pPr>
       <w:r>
-        <w:t>Convertís documentos a embeddings</w:t>
-      </w:r>
+        <w:t xml:space="preserve">Convertís documentos a </w:t>
+      </w:r>
+      <w:proofErr w:type="spellStart"/>
+      <w:r>
+        <w:t>embeddings</w:t>
+      </w:r>
+      <w:proofErr w:type="spellEnd"/>
     </w:p>
     <w:p>
       <w:pPr>
@@ -8108,7 +9568,15 @@
         </w:numPr>
       </w:pPr>
       <w:r>
-        <w:t>Los guardás (DB vectorial o archivo)</w:t>
+        <w:t xml:space="preserve">Los </w:t>
+      </w:r>
+      <w:proofErr w:type="spellStart"/>
+      <w:r>
+        <w:t>guardás</w:t>
+      </w:r>
+      <w:proofErr w:type="spellEnd"/>
+      <w:r>
+        <w:t xml:space="preserve"> (DB vectorial o archivo)</w:t>
       </w:r>
     </w:p>
     <w:p>
@@ -8119,8 +9587,13 @@
         </w:numPr>
       </w:pPr>
       <w:r>
-        <w:t>Convertís la consulta a embedding</w:t>
-      </w:r>
+        <w:t xml:space="preserve">Convertís la consulta a </w:t>
+      </w:r>
+      <w:proofErr w:type="spellStart"/>
+      <w:r>
+        <w:t>embedding</w:t>
+      </w:r>
+      <w:proofErr w:type="spellEnd"/>
     </w:p>
     <w:p>
       <w:pPr>
@@ -8129,8 +9602,13 @@
           <w:numId w:val="38"/>
         </w:numPr>
       </w:pPr>
-      <w:r>
-        <w:t>Buscás los más cercanos</w:t>
+      <w:proofErr w:type="spellStart"/>
+      <w:r>
+        <w:t>Buscás</w:t>
+      </w:r>
+      <w:proofErr w:type="spellEnd"/>
+      <w:r>
+        <w:t xml:space="preserve"> los más cercanos</w:t>
       </w:r>
     </w:p>
     <w:p>
@@ -8140,8 +9618,13 @@
           <w:numId w:val="38"/>
         </w:numPr>
       </w:pPr>
-      <w:r>
-        <w:t>Usás esos textos como contexto</w:t>
+      <w:proofErr w:type="spellStart"/>
+      <w:r>
+        <w:t>Usás</w:t>
+      </w:r>
+      <w:proofErr w:type="spellEnd"/>
+      <w:r>
+        <w:t xml:space="preserve"> esos textos como contexto</w:t>
       </w:r>
     </w:p>
     <w:p>
@@ -8203,6 +9686,9 @@
     </w:p>
     <w:p>
       <w:r>
+        <w:rPr>
+          <w:noProof/>
+        </w:rPr>
         <w:drawing>
           <wp:inline distT="0" distB="0" distL="0" distR="0" wp14:anchorId="55C9DF37" wp14:editId="3C8511E7">
             <wp:extent cx="4172532" cy="3505689"/>
@@ -8260,29 +9746,7 @@
           <w:szCs w:val="28"/>
           <w:u w:val="single"/>
         </w:rPr>
-        <w:t>1️</w:t>
-      </w:r>
-      <w:r>
-        <w:rPr>
-          <w:rFonts w:cstheme="minorHAnsi"/>
-          <w:b/>
-          <w:bCs/>
-          <w:sz w:val="28"/>
-          <w:szCs w:val="28"/>
-          <w:u w:val="single"/>
-        </w:rPr>
-        <w:t xml:space="preserve">) </w:t>
-      </w:r>
-      <w:r>
-        <w:rPr>
-          <w:rFonts w:cstheme="minorHAnsi"/>
-          <w:b/>
-          <w:bCs/>
-          <w:sz w:val="28"/>
-          <w:szCs w:val="28"/>
-          <w:u w:val="single"/>
-        </w:rPr>
-        <w:t>Paso 1 — Ingesta de documentos</w:t>
+        <w:t>1️) Paso 1 — Ingesta de documentos</w:t>
       </w:r>
     </w:p>
     <w:p>
@@ -8319,9 +9783,11 @@
           <w:numId w:val="39"/>
         </w:numPr>
       </w:pPr>
+      <w:proofErr w:type="spellStart"/>
       <w:r>
         <w:t>PDFs</w:t>
       </w:r>
+      <w:proofErr w:type="spellEnd"/>
     </w:p>
     <w:p>
       <w:pPr>
@@ -8362,7 +9828,15 @@
         <w:t>fragmentos chicos</w:t>
       </w:r>
       <w:r>
-        <w:t xml:space="preserve"> (chunks).</w:t>
+        <w:t xml:space="preserve"> (</w:t>
+      </w:r>
+      <w:proofErr w:type="spellStart"/>
+      <w:r>
+        <w:t>chunks</w:t>
+      </w:r>
+      <w:proofErr w:type="spellEnd"/>
+      <w:r>
+        <w:t>).</w:t>
       </w:r>
       <w:r>
         <w:br/>
@@ -8376,8 +9850,13 @@
           <w:numId w:val="40"/>
         </w:numPr>
       </w:pPr>
-      <w:r>
-        <w:t>embeddings largos pierden precisión</w:t>
+      <w:proofErr w:type="spellStart"/>
+      <w:r>
+        <w:t>embeddings</w:t>
+      </w:r>
+      <w:proofErr w:type="spellEnd"/>
+      <w:r>
+        <w:t xml:space="preserve"> largos pierden precisión</w:t>
       </w:r>
     </w:p>
     <w:p>
@@ -8421,7 +9900,7 @@
     <w:p>
       <w:r>
         <w:pict w14:anchorId="6FA94D72">
-          <v:rect id="_x0000_i1221" style="width:0;height:1.5pt" o:hralign="center" o:hrstd="t" o:hr="t" fillcolor="#a0a0a0" stroked="f"/>
+          <v:rect id="_x0000_i1038" style="width:0;height:1.5pt" o:hralign="center" o:hrstd="t" o:hr="t" fillcolor="#a0a0a0" stroked="f"/>
         </w:pict>
       </w:r>
     </w:p>
@@ -8445,8 +9924,9 @@
           <w:szCs w:val="28"/>
           <w:u w:val="single"/>
         </w:rPr>
-        <w:t>2️</w:t>
-      </w:r>
+        <w:t xml:space="preserve">2️) Paso 2 — </w:t>
+      </w:r>
+      <w:proofErr w:type="spellStart"/>
       <w:r>
         <w:rPr>
           <w:rFonts w:cstheme="minorHAnsi"/>
@@ -8456,8 +9936,9 @@
           <w:szCs w:val="28"/>
           <w:u w:val="single"/>
         </w:rPr>
-        <w:t xml:space="preserve">) </w:t>
-      </w:r>
+        <w:t>Embeddings</w:t>
+      </w:r>
+      <w:proofErr w:type="spellEnd"/>
       <w:r>
         <w:rPr>
           <w:rFonts w:cstheme="minorHAnsi"/>
@@ -8467,7 +9948,7 @@
           <w:szCs w:val="28"/>
           <w:u w:val="single"/>
         </w:rPr>
-        <w:t>Paso 2 — Embeddings de documentos</w:t>
+        <w:t xml:space="preserve"> de documentos</w:t>
       </w:r>
     </w:p>
     <w:p>
@@ -8558,7 +10039,7 @@
     <w:p>
       <w:r>
         <w:pict w14:anchorId="4D0D06D3">
-          <v:rect id="_x0000_i1222" style="width:0;height:1.5pt" o:hralign="center" o:hrstd="t" o:hr="t" fillcolor="#a0a0a0" stroked="f"/>
+          <v:rect id="_x0000_i1039" style="width:0;height:1.5pt" o:hralign="center" o:hrstd="t" o:hr="t" fillcolor="#a0a0a0" stroked="f"/>
         </w:pict>
       </w:r>
     </w:p>
@@ -8582,29 +10063,7 @@
           <w:szCs w:val="28"/>
           <w:u w:val="single"/>
         </w:rPr>
-        <w:t>3️</w:t>
-      </w:r>
-      <w:r>
-        <w:rPr>
-          <w:rFonts w:cstheme="minorHAnsi"/>
-          <w:b/>
-          <w:bCs/>
-          <w:sz w:val="28"/>
-          <w:szCs w:val="28"/>
-          <w:u w:val="single"/>
-        </w:rPr>
-        <w:t xml:space="preserve">) </w:t>
-      </w:r>
-      <w:r>
-        <w:rPr>
-          <w:rFonts w:cstheme="minorHAnsi"/>
-          <w:b/>
-          <w:bCs/>
-          <w:sz w:val="28"/>
-          <w:szCs w:val="28"/>
-          <w:u w:val="single"/>
-        </w:rPr>
-        <w:t>Paso 3 — Búsqueda semántica (Top-k)</w:t>
+        <w:t>3️) Paso 3 — Búsqueda semántica (Top-k)</w:t>
       </w:r>
     </w:p>
     <w:p>
@@ -8620,8 +10079,13 @@
         </w:numPr>
       </w:pPr>
       <w:r>
-        <w:t>la convertís en embedding</w:t>
-      </w:r>
+        <w:t xml:space="preserve">la convertís en </w:t>
+      </w:r>
+      <w:proofErr w:type="spellStart"/>
+      <w:r>
+        <w:t>embedding</w:t>
+      </w:r>
+      <w:proofErr w:type="spellEnd"/>
     </w:p>
     <w:p>
       <w:pPr>
@@ -8630,8 +10094,21 @@
           <w:numId w:val="43"/>
         </w:numPr>
       </w:pPr>
-      <w:r>
-        <w:t>comparás con los embeddings guardados</w:t>
+      <w:proofErr w:type="spellStart"/>
+      <w:r>
+        <w:t>comparás</w:t>
+      </w:r>
+      <w:proofErr w:type="spellEnd"/>
+      <w:r>
+        <w:t xml:space="preserve"> con los </w:t>
+      </w:r>
+      <w:proofErr w:type="spellStart"/>
+      <w:r>
+        <w:t>embeddings</w:t>
+      </w:r>
+      <w:proofErr w:type="spellEnd"/>
+      <w:r>
+        <w:t xml:space="preserve"> guardados</w:t>
       </w:r>
     </w:p>
     <w:p>
@@ -8641,8 +10118,13 @@
           <w:numId w:val="43"/>
         </w:numPr>
       </w:pPr>
-      <w:r>
-        <w:t xml:space="preserve">traés los </w:t>
+      <w:proofErr w:type="spellStart"/>
+      <w:r>
+        <w:t>traés</w:t>
+      </w:r>
+      <w:proofErr w:type="spellEnd"/>
+      <w:r>
+        <w:t xml:space="preserve"> los </w:t>
       </w:r>
       <w:r>
         <w:rPr>
@@ -8679,7 +10161,7 @@
     <w:p>
       <w:r>
         <w:pict w14:anchorId="07CBA299">
-          <v:rect id="_x0000_i1223" style="width:0;height:1.5pt" o:hralign="center" o:hrstd="t" o:hr="t" fillcolor="#a0a0a0" stroked="f"/>
+          <v:rect id="_x0000_i1040" style="width:0;height:1.5pt" o:hralign="center" o:hrstd="t" o:hr="t" fillcolor="#a0a0a0" stroked="f"/>
         </w:pict>
       </w:r>
     </w:p>
@@ -8703,34 +10185,25 @@
           <w:szCs w:val="28"/>
           <w:u w:val="single"/>
         </w:rPr>
-        <w:t>4️</w:t>
-      </w:r>
-      <w:r>
-        <w:rPr>
-          <w:rFonts w:cstheme="minorHAnsi"/>
-          <w:b/>
-          <w:bCs/>
-          <w:sz w:val="28"/>
-          <w:szCs w:val="28"/>
-          <w:u w:val="single"/>
-        </w:rPr>
-        <w:t xml:space="preserve">) </w:t>
-      </w:r>
-      <w:r>
-        <w:rPr>
-          <w:rFonts w:cstheme="minorHAnsi"/>
-          <w:b/>
-          <w:bCs/>
-          <w:sz w:val="28"/>
-          <w:szCs w:val="28"/>
-          <w:u w:val="single"/>
-        </w:rPr>
-        <w:t>Paso 4 — Inyección de contexto</w:t>
-      </w:r>
-    </w:p>
-    <w:p>
-      <w:r>
-        <w:t>Armás un prompt así (estructura, no texto exacto):</w:t>
+        <w:t>4️) Paso 4 — Inyección de contexto</w:t>
+      </w:r>
+    </w:p>
+    <w:p>
+      <w:proofErr w:type="spellStart"/>
+      <w:r>
+        <w:t>Armás</w:t>
+      </w:r>
+      <w:proofErr w:type="spellEnd"/>
+      <w:r>
+        <w:t xml:space="preserve"> un </w:t>
+      </w:r>
+      <w:proofErr w:type="spellStart"/>
+      <w:r>
+        <w:t>prompt</w:t>
+      </w:r>
+      <w:proofErr w:type="spellEnd"/>
+      <w:r>
+        <w:t xml:space="preserve"> así (estructura, no texto exacto):</w:t>
       </w:r>
     </w:p>
     <w:p>
@@ -8793,14 +10266,42 @@
         <w:rPr>
           <w:lang w:val="en-US"/>
         </w:rPr>
-        <w:t xml:space="preserve"> Acá conectan </w:t>
-      </w:r>
-      <w:r>
-        <w:rPr>
-          <w:b/>
-          <w:bCs/>
+        <w:t xml:space="preserve"> </w:t>
+      </w:r>
+      <w:proofErr w:type="spellStart"/>
+      <w:r>
+        <w:rPr>
           <w:lang w:val="en-US"/>
         </w:rPr>
+        <w:t>Acá</w:t>
+      </w:r>
+      <w:proofErr w:type="spellEnd"/>
+      <w:r>
+        <w:rPr>
+          <w:lang w:val="en-US"/>
+        </w:rPr>
+        <w:t xml:space="preserve"> </w:t>
+      </w:r>
+      <w:proofErr w:type="spellStart"/>
+      <w:r>
+        <w:rPr>
+          <w:lang w:val="en-US"/>
+        </w:rPr>
+        <w:t>conectan</w:t>
+      </w:r>
+      <w:proofErr w:type="spellEnd"/>
+      <w:r>
+        <w:rPr>
+          <w:lang w:val="en-US"/>
+        </w:rPr>
+        <w:t xml:space="preserve"> </w:t>
+      </w:r>
+      <w:r>
+        <w:rPr>
+          <w:b/>
+          <w:bCs/>
+          <w:lang w:val="en-US"/>
+        </w:rPr>
         <w:t>prompting</w:t>
       </w:r>
       <w:r>
@@ -8827,7 +10328,7 @@
     <w:p>
       <w:r>
         <w:pict w14:anchorId="2A29882C">
-          <v:rect id="_x0000_i1224" style="width:0;height:1.5pt" o:hralign="center" o:hrstd="t" o:hr="t" fillcolor="#a0a0a0" stroked="f"/>
+          <v:rect id="_x0000_i1041" style="width:0;height:1.5pt" o:hralign="center" o:hrstd="t" o:hr="t" fillcolor="#a0a0a0" stroked="f"/>
         </w:pict>
       </w:r>
     </w:p>
@@ -8851,29 +10352,7 @@
           <w:szCs w:val="28"/>
           <w:u w:val="single"/>
         </w:rPr>
-        <w:t>5️</w:t>
-      </w:r>
-      <w:r>
-        <w:rPr>
-          <w:rFonts w:cstheme="minorHAnsi"/>
-          <w:b/>
-          <w:bCs/>
-          <w:sz w:val="28"/>
-          <w:szCs w:val="28"/>
-          <w:u w:val="single"/>
-        </w:rPr>
-        <w:t xml:space="preserve">) </w:t>
-      </w:r>
-      <w:r>
-        <w:rPr>
-          <w:rFonts w:cstheme="minorHAnsi"/>
-          <w:b/>
-          <w:bCs/>
-          <w:sz w:val="28"/>
-          <w:szCs w:val="28"/>
-          <w:u w:val="single"/>
-        </w:rPr>
-        <w:t>Paso 5 — LLM responde (ahora sí)</w:t>
+        <w:t>5️) Paso 5 — LLM responde (ahora sí)</w:t>
       </w:r>
     </w:p>
     <w:p>
@@ -8978,7 +10457,7 @@
     <w:p>
       <w:r>
         <w:pict w14:anchorId="1659C97E">
-          <v:rect id="_x0000_i1225" style="width:0;height:1.5pt" o:hralign="center" o:hrstd="t" o:hr="t" fillcolor="#a0a0a0" stroked="f"/>
+          <v:rect id="_x0000_i1042" style="width:0;height:1.5pt" o:hralign="center" o:hrstd="t" o:hr="t" fillcolor="#a0a0a0" stroked="f"/>
         </w:pict>
       </w:r>
     </w:p>
@@ -9002,29 +10481,124 @@
           <w:szCs w:val="28"/>
           <w:u w:val="single"/>
         </w:rPr>
-        <w:t>6️</w:t>
-      </w:r>
-      <w:r>
-        <w:rPr>
-          <w:rFonts w:cstheme="minorHAnsi"/>
+        <w:t>6️) Error típico (importante)</w:t>
+      </w:r>
+    </w:p>
+    <w:p>
+      <w:r>
+        <w:rPr>
+          <w:rFonts w:ascii="Segoe UI Emoji" w:hAnsi="Segoe UI Emoji" w:cs="Segoe UI Emoji"/>
+        </w:rPr>
+        <w:t>❌</w:t>
+      </w:r>
+      <w:r>
+        <w:t xml:space="preserve"> “RAG hace que el modelo sea más inteligente”</w:t>
+      </w:r>
+      <w:r>
+        <w:br/>
+      </w:r>
+      <w:r>
+        <w:rPr>
+          <w:rFonts w:ascii="Segoe UI Emoji" w:hAnsi="Segoe UI Emoji" w:cs="Segoe UI Emoji"/>
+        </w:rPr>
+        <w:t>✅</w:t>
+      </w:r>
+      <w:r>
+        <w:t xml:space="preserve"> </w:t>
+      </w:r>
+      <w:r>
+        <w:rPr>
+          <w:b/>
+          <w:bCs/>
+        </w:rPr>
+        <w:t>RAG hace que el modelo esté mejor informado y controlado</w:t>
+      </w:r>
+    </w:p>
+    <w:p>
+      <w:r>
+        <w:t>No cambia el cerebro.</w:t>
+      </w:r>
+      <w:r>
+        <w:br/>
+        <w:t xml:space="preserve">Cambia </w:t>
+      </w:r>
+      <w:r>
+        <w:rPr>
+          <w:b/>
+          <w:bCs/>
+        </w:rPr>
+        <w:t>la información disponible</w:t>
+      </w:r>
+      <w:r>
+        <w:t>.</w:t>
+      </w:r>
+    </w:p>
+    <w:p>
+      <w:pPr>
+        <w:rPr>
           <w:b/>
           <w:bCs/>
           <w:sz w:val="28"/>
           <w:szCs w:val="28"/>
           <w:u w:val="single"/>
         </w:rPr>
-        <w:t xml:space="preserve">) </w:t>
-      </w:r>
-      <w:r>
-        <w:rPr>
-          <w:rFonts w:cstheme="minorHAnsi"/>
+      </w:pPr>
+      <w:r>
+        <w:rPr>
           <w:b/>
           <w:bCs/>
           <w:sz w:val="28"/>
           <w:szCs w:val="28"/>
           <w:u w:val="single"/>
         </w:rPr>
-        <w:t>Error típico (importante)</w:t>
+        <w:t>7) Errores comunes en RAG</w:t>
+      </w:r>
+    </w:p>
+    <w:p>
+      <w:pPr>
+        <w:rPr>
+          <w:rFonts w:cstheme="minorHAnsi"/>
+          <w:b/>
+          <w:bCs/>
+          <w:sz w:val="24"/>
+          <w:szCs w:val="24"/>
+          <w:u w:val="single"/>
+        </w:rPr>
+      </w:pPr>
+      <w:r>
+        <w:rPr>
+          <w:rFonts w:cstheme="minorHAnsi"/>
+          <w:b/>
+          <w:bCs/>
+          <w:sz w:val="24"/>
+          <w:szCs w:val="24"/>
+          <w:u w:val="single"/>
+        </w:rPr>
+        <w:t xml:space="preserve">1) Error #1 — </w:t>
+      </w:r>
+      <w:proofErr w:type="spellStart"/>
+      <w:r>
+        <w:rPr>
+          <w:rFonts w:cstheme="minorHAnsi"/>
+          <w:b/>
+          <w:bCs/>
+          <w:sz w:val="24"/>
+          <w:szCs w:val="24"/>
+          <w:u w:val="single"/>
+        </w:rPr>
+        <w:t>Chuncking</w:t>
+      </w:r>
+      <w:proofErr w:type="spellEnd"/>
+      <w:r>
+        <w:rPr>
+          <w:rFonts w:cstheme="minorHAnsi"/>
+          <w:b/>
+          <w:bCs/>
+          <w:sz w:val="24"/>
+          <w:szCs w:val="24"/>
+          <w:u w:val="single"/>
+        </w:rPr>
+        <w:t xml:space="preserve"> mal hecho</w:t>
       </w:r>
     </w:p>
     <w:p>
@@ -9035,7 +10609,7 @@
         <w:t>❌</w:t>
       </w:r>
       <w:r>
-        <w:t xml:space="preserve"> “RAG hace que el modelo sea más inteligente”</w:t>
+        <w:t xml:space="preserve"> Fragmentos demasiado grandes</w:t>
       </w:r>
       <w:r>
         <w:br/>
@@ -9044,7 +10618,33 @@
         <w:rPr>
           <w:rFonts w:ascii="Segoe UI Emoji" w:hAnsi="Segoe UI Emoji" w:cs="Segoe UI Emoji"/>
         </w:rPr>
-        <w:t>✅</w:t>
+        <w:t>❌</w:t>
+      </w:r>
+      <w:r>
+        <w:t xml:space="preserve"> Fragmentos demasiado chicos</w:t>
+      </w:r>
+    </w:p>
+    <w:p>
+      <w:pPr>
+        <w:rPr>
+          <w:b/>
+          <w:bCs/>
+        </w:rPr>
+      </w:pPr>
+      <w:r>
+        <w:rPr>
+          <w:b/>
+          <w:bCs/>
+        </w:rPr>
+        <w:t>Regla mental correcta</w:t>
+      </w:r>
+    </w:p>
+    <w:p>
+      <w:r>
+        <w:rPr>
+          <w:rFonts w:ascii="Segoe UI Emoji" w:hAnsi="Segoe UI Emoji" w:cs="Segoe UI Emoji"/>
+        </w:rPr>
+        <w:t>👉</w:t>
       </w:r>
       <w:r>
         <w:t xml:space="preserve"> </w:t>
@@ -9054,148 +10654,23 @@
           <w:b/>
           <w:bCs/>
         </w:rPr>
-        <w:t>RAG hace que el modelo esté mejor informado y controlado</w:t>
-      </w:r>
-    </w:p>
-    <w:p>
-      <w:r>
-        <w:t>No cambia el cerebro.</w:t>
-      </w:r>
-      <w:r>
-        <w:br/>
-        <w:t xml:space="preserve">Cambia </w:t>
-      </w:r>
-      <w:r>
-        <w:rPr>
-          <w:b/>
-          <w:bCs/>
-        </w:rPr>
-        <w:t>la información disponible</w:t>
-      </w:r>
-      <w:r>
-        <w:t>.</w:t>
-      </w:r>
-    </w:p>
-    <w:p>
-      <w:pPr>
-        <w:rPr>
-          <w:b/>
-          <w:bCs/>
-          <w:sz w:val="28"/>
-          <w:szCs w:val="28"/>
-          <w:u w:val="single"/>
-        </w:rPr>
-      </w:pPr>
-      <w:r>
-        <w:rPr>
-          <w:b/>
-          <w:bCs/>
-          <w:sz w:val="28"/>
-          <w:szCs w:val="28"/>
-          <w:u w:val="single"/>
-        </w:rPr>
-        <w:t>7) Errores comunes en RAG</w:t>
-      </w:r>
-    </w:p>
-    <w:p>
-      <w:pPr>
-        <w:rPr>
-          <w:rFonts w:cstheme="minorHAnsi"/>
-          <w:b/>
-          <w:bCs/>
-          <w:sz w:val="24"/>
-          <w:szCs w:val="24"/>
-          <w:u w:val="single"/>
-        </w:rPr>
-      </w:pPr>
-      <w:r>
-        <w:rPr>
-          <w:rFonts w:cstheme="minorHAnsi"/>
-          <w:b/>
-          <w:bCs/>
-          <w:sz w:val="24"/>
-          <w:szCs w:val="24"/>
-          <w:u w:val="single"/>
-        </w:rPr>
-        <w:t xml:space="preserve">1) </w:t>
-      </w:r>
-      <w:r>
-        <w:rPr>
-          <w:rFonts w:cstheme="minorHAnsi"/>
-          <w:b/>
-          <w:bCs/>
-          <w:sz w:val="24"/>
-          <w:szCs w:val="24"/>
-          <w:u w:val="single"/>
-        </w:rPr>
-        <w:t xml:space="preserve">Error #1 </w:t>
-      </w:r>
-      <w:r>
-        <w:rPr>
-          <w:rFonts w:cstheme="minorHAnsi"/>
-          <w:b/>
-          <w:bCs/>
-          <w:sz w:val="24"/>
-          <w:szCs w:val="24"/>
-          <w:u w:val="single"/>
-        </w:rPr>
-        <w:t>— Chuncking mal hecho</w:t>
-      </w:r>
-    </w:p>
-    <w:p>
-      <w:r>
-        <w:rPr>
-          <w:rFonts w:ascii="Segoe UI Emoji" w:hAnsi="Segoe UI Emoji" w:cs="Segoe UI Emoji"/>
-        </w:rPr>
-        <w:t>❌</w:t>
-      </w:r>
-      <w:r>
-        <w:t xml:space="preserve"> Fragmentos demasiado grandes</w:t>
-      </w:r>
-      <w:r>
-        <w:br/>
-      </w:r>
-      <w:r>
-        <w:rPr>
-          <w:rFonts w:ascii="Segoe UI Emoji" w:hAnsi="Segoe UI Emoji" w:cs="Segoe UI Emoji"/>
-        </w:rPr>
-        <w:t>❌</w:t>
-      </w:r>
-      <w:r>
-        <w:t xml:space="preserve"> Fragmentos demasiado chicos</w:t>
-      </w:r>
-    </w:p>
-    <w:p>
-      <w:pPr>
-        <w:rPr>
-          <w:b/>
-          <w:bCs/>
-        </w:rPr>
-      </w:pPr>
-      <w:r>
-        <w:rPr>
-          <w:b/>
-          <w:bCs/>
-        </w:rPr>
-        <w:t>Regla mental correcta</w:t>
-      </w:r>
-    </w:p>
-    <w:p>
-      <w:r>
-        <w:rPr>
-          <w:rFonts w:ascii="Segoe UI Emoji" w:hAnsi="Segoe UI Emoji" w:cs="Segoe UI Emoji"/>
-        </w:rPr>
-        <w:t>👉</w:t>
-      </w:r>
-      <w:r>
-        <w:t xml:space="preserve"> </w:t>
-      </w:r>
-      <w:r>
-        <w:rPr>
-          <w:b/>
-          <w:bCs/>
-        </w:rPr>
-        <w:t>Un chunk = una idea coherente</w:t>
+        <w:t xml:space="preserve">Un </w:t>
+      </w:r>
+      <w:proofErr w:type="spellStart"/>
+      <w:r>
+        <w:rPr>
+          <w:b/>
+          <w:bCs/>
+        </w:rPr>
+        <w:t>chunk</w:t>
+      </w:r>
+      <w:proofErr w:type="spellEnd"/>
+      <w:r>
+        <w:rPr>
+          <w:b/>
+          <w:bCs/>
+        </w:rPr>
+        <w:t xml:space="preserve"> = una idea coherente</w:t>
       </w:r>
       <w:r>
         <w:br/>
@@ -9223,29 +10698,7 @@
           <w:szCs w:val="24"/>
           <w:u w:val="single"/>
         </w:rPr>
-        <w:t>2️</w:t>
-      </w:r>
-      <w:r>
-        <w:rPr>
-          <w:rFonts w:cstheme="minorHAnsi"/>
-          <w:b/>
-          <w:bCs/>
-          <w:sz w:val="24"/>
-          <w:szCs w:val="24"/>
-          <w:u w:val="single"/>
-        </w:rPr>
-        <w:t xml:space="preserve">) </w:t>
-      </w:r>
-      <w:r>
-        <w:rPr>
-          <w:rFonts w:cstheme="minorHAnsi"/>
-          <w:b/>
-          <w:bCs/>
-          <w:sz w:val="24"/>
-          <w:szCs w:val="24"/>
-          <w:u w:val="single"/>
-        </w:rPr>
-        <w:t>Error #2 — Top-k demasiado grande</w:t>
+        <w:t>2️) Error #2 — Top-k demasiado grande</w:t>
       </w:r>
     </w:p>
     <w:p>
@@ -9365,8 +10818,9 @@
           <w:szCs w:val="24"/>
           <w:u w:val="single"/>
         </w:rPr>
-        <w:t>3️</w:t>
-      </w:r>
+        <w:t xml:space="preserve">3️) Error #3 — No controlar el </w:t>
+      </w:r>
+      <w:proofErr w:type="spellStart"/>
       <w:r>
         <w:rPr>
           <w:rFonts w:cstheme="minorHAnsi"/>
@@ -9376,19 +10830,9 @@
           <w:szCs w:val="24"/>
           <w:u w:val="single"/>
         </w:rPr>
-        <w:t xml:space="preserve">) </w:t>
-      </w:r>
-      <w:r>
-        <w:rPr>
-          <w:rFonts w:cstheme="minorHAnsi"/>
-          <w:b/>
-          <w:bCs/>
-          <w:sz w:val="24"/>
-          <w:szCs w:val="24"/>
-          <w:u w:val="single"/>
-        </w:rPr>
-        <w:t>Error #3 — No controlar el prompt</w:t>
-      </w:r>
+        <w:t>prompt</w:t>
+      </w:r>
+      <w:proofErr w:type="spellEnd"/>
     </w:p>
     <w:p>
       <w:r>
@@ -9398,7 +10842,15 @@
         <w:t>❌</w:t>
       </w:r>
       <w:r>
-        <w:t xml:space="preserve"> “acá está el contexto, respondé”</w:t>
+        <w:t xml:space="preserve"> “acá está el contexto, </w:t>
+      </w:r>
+      <w:proofErr w:type="spellStart"/>
+      <w:r>
+        <w:t>respondé</w:t>
+      </w:r>
+      <w:proofErr w:type="spellEnd"/>
+      <w:r>
+        <w:t>”</w:t>
       </w:r>
     </w:p>
     <w:p>
@@ -9494,7 +10946,15 @@
         </w:numPr>
       </w:pPr>
       <w:r>
-        <w:t>“usá solo el contexto”</w:t>
+        <w:t>“</w:t>
+      </w:r>
+      <w:proofErr w:type="spellStart"/>
+      <w:r>
+        <w:t>usá</w:t>
+      </w:r>
+      <w:proofErr w:type="spellEnd"/>
+      <w:r>
+        <w:t xml:space="preserve"> solo el contexto”</w:t>
       </w:r>
     </w:p>
     <w:p>
@@ -9505,7 +10965,23 @@
         </w:numPr>
       </w:pPr>
       <w:r>
-        <w:t>“si no está en el contexto, decí que no sabés”</w:t>
+        <w:t xml:space="preserve">“si no está en el contexto, </w:t>
+      </w:r>
+      <w:proofErr w:type="spellStart"/>
+      <w:r>
+        <w:t>decí</w:t>
+      </w:r>
+      <w:proofErr w:type="spellEnd"/>
+      <w:r>
+        <w:t xml:space="preserve"> que no </w:t>
+      </w:r>
+      <w:proofErr w:type="spellStart"/>
+      <w:r>
+        <w:t>sabés</w:t>
+      </w:r>
+      <w:proofErr w:type="spellEnd"/>
+      <w:r>
+        <w:t>”</w:t>
       </w:r>
     </w:p>
     <w:p/>
@@ -9529,29 +11005,7 @@
           <w:szCs w:val="24"/>
           <w:u w:val="single"/>
         </w:rPr>
-        <w:t>4️</w:t>
-      </w:r>
-      <w:r>
-        <w:rPr>
-          <w:rFonts w:cstheme="minorHAnsi"/>
-          <w:b/>
-          <w:bCs/>
-          <w:sz w:val="24"/>
-          <w:szCs w:val="24"/>
-          <w:u w:val="single"/>
-        </w:rPr>
-        <w:t xml:space="preserve">) </w:t>
-      </w:r>
-      <w:r>
-        <w:rPr>
-          <w:rFonts w:cstheme="minorHAnsi"/>
-          <w:b/>
-          <w:bCs/>
-          <w:sz w:val="24"/>
-          <w:szCs w:val="24"/>
-          <w:u w:val="single"/>
-        </w:rPr>
-        <w:t>Error #4 — Creer que RAG elimina alucinaciones</w:t>
+        <w:t>4️) Error #4 — Creer que RAG elimina alucinaciones</w:t>
       </w:r>
     </w:p>
     <w:p>
@@ -9686,29 +11140,7 @@
           <w:szCs w:val="24"/>
           <w:u w:val="single"/>
         </w:rPr>
-        <w:t>5️</w:t>
-      </w:r>
-      <w:r>
-        <w:rPr>
-          <w:rFonts w:cstheme="minorHAnsi"/>
-          <w:b/>
-          <w:bCs/>
-          <w:sz w:val="24"/>
-          <w:szCs w:val="24"/>
-          <w:u w:val="single"/>
-        </w:rPr>
-        <w:t xml:space="preserve">) </w:t>
-      </w:r>
-      <w:r>
-        <w:rPr>
-          <w:rFonts w:cstheme="minorHAnsi"/>
-          <w:b/>
-          <w:bCs/>
-          <w:sz w:val="24"/>
-          <w:szCs w:val="24"/>
-          <w:u w:val="single"/>
-        </w:rPr>
-        <w:t>Error #5 — Mezclar roles (el peor)</w:t>
+        <w:t>5️) Error #5 — Mezclar roles (el peor)</w:t>
       </w:r>
     </w:p>
     <w:p>
@@ -9731,7 +11163,15 @@
         <w:t>❌</w:t>
       </w:r>
       <w:r>
-        <w:t xml:space="preserve"> el embedding </w:t>
+        <w:t xml:space="preserve"> el </w:t>
+      </w:r>
+      <w:proofErr w:type="spellStart"/>
+      <w:r>
+        <w:t>embedding</w:t>
+      </w:r>
+      <w:proofErr w:type="spellEnd"/>
+      <w:r>
+        <w:t xml:space="preserve"> </w:t>
       </w:r>
       <w:r>
         <w:rPr>
@@ -9804,8 +11244,13 @@
         </w:numPr>
       </w:pPr>
       <w:r>
-        <w:t>difícil de debuggear</w:t>
-      </w:r>
+        <w:t xml:space="preserve">difícil de </w:t>
+      </w:r>
+      <w:proofErr w:type="spellStart"/>
+      <w:r>
+        <w:t>debuggear</w:t>
+      </w:r>
+      <w:proofErr w:type="spellEnd"/>
     </w:p>
     <w:p>
       <w:pPr>
@@ -9849,12 +11294,21 @@
       <w:r>
         <w:t xml:space="preserve"> </w:t>
       </w:r>
-      <w:r>
-        <w:rPr>
-          <w:b/>
-          <w:bCs/>
-        </w:rPr>
-        <w:t>Embedding busca.</w:t>
+      <w:proofErr w:type="spellStart"/>
+      <w:r>
+        <w:rPr>
+          <w:b/>
+          <w:bCs/>
+        </w:rPr>
+        <w:t>Embedding</w:t>
+      </w:r>
+      <w:proofErr w:type="spellEnd"/>
+      <w:r>
+        <w:rPr>
+          <w:b/>
+          <w:bCs/>
+        </w:rPr>
+        <w:t xml:space="preserve"> busca.</w:t>
       </w:r>
       <w:r>
         <w:rPr>
@@ -9901,29 +11355,7 @@
           <w:szCs w:val="24"/>
           <w:u w:val="single"/>
         </w:rPr>
-        <w:t>6️</w:t>
-      </w:r>
-      <w:r>
-        <w:rPr>
-          <w:rFonts w:cstheme="minorHAnsi"/>
-          <w:b/>
-          <w:bCs/>
-          <w:sz w:val="24"/>
-          <w:szCs w:val="24"/>
-          <w:u w:val="single"/>
-        </w:rPr>
-        <w:t xml:space="preserve">) </w:t>
-      </w:r>
-      <w:r>
-        <w:rPr>
-          <w:rFonts w:cstheme="minorHAnsi"/>
-          <w:b/>
-          <w:bCs/>
-          <w:sz w:val="24"/>
-          <w:szCs w:val="24"/>
-          <w:u w:val="single"/>
-        </w:rPr>
-        <w:t>Error #6 — Guardar todo</w:t>
+        <w:t>6️) Error #6 — Guardar todo</w:t>
       </w:r>
     </w:p>
     <w:p>
@@ -10060,6 +11492,1416 @@
         <w:t>olvido</w:t>
       </w:r>
     </w:p>
+    <w:p/>
+    <w:p/>
+    <w:p>
+      <w:pPr>
+        <w:rPr>
+          <w:b/>
+          <w:bCs/>
+          <w:sz w:val="36"/>
+          <w:szCs w:val="36"/>
+          <w:u w:val="single"/>
+        </w:rPr>
+      </w:pPr>
+      <w:proofErr w:type="spellStart"/>
+      <w:r>
+        <w:rPr>
+          <w:b/>
+          <w:bCs/>
+          <w:sz w:val="36"/>
+          <w:szCs w:val="36"/>
+          <w:u w:val="single"/>
+        </w:rPr>
+        <w:t>Alucionacion</w:t>
+      </w:r>
+      <w:proofErr w:type="spellEnd"/>
+    </w:p>
+    <w:p>
+      <w:r>
+        <w:t>Qué es una alucinación (definición operativa)</w:t>
+      </w:r>
+    </w:p>
+    <w:p>
+      <w:r>
+        <w:t>Una alucinación no es un bug raro: es el comportamiento esperado cuando el modelo no tiene información suficiente y aun así debe producir texto.</w:t>
+      </w:r>
+    </w:p>
+    <w:p>
+      <w:pPr>
+        <w:rPr>
+          <w:i/>
+          <w:iCs/>
+        </w:rPr>
+      </w:pPr>
+      <w:r>
+        <w:rPr>
+          <w:i/>
+          <w:iCs/>
+        </w:rPr>
+        <w:t>El LLM no sabe decir “no sé” a menos que se lo permitas.</w:t>
+      </w:r>
+    </w:p>
+    <w:p>
+      <w:pPr>
+        <w:rPr>
+          <w:b/>
+          <w:bCs/>
+          <w:sz w:val="28"/>
+          <w:szCs w:val="28"/>
+          <w:u w:val="single"/>
+        </w:rPr>
+      </w:pPr>
+      <w:r>
+        <w:rPr>
+          <w:b/>
+          <w:bCs/>
+          <w:sz w:val="28"/>
+          <w:szCs w:val="28"/>
+          <w:u w:val="single"/>
+        </w:rPr>
+        <w:t xml:space="preserve">1) </w:t>
+      </w:r>
+      <w:r>
+        <w:rPr>
+          <w:b/>
+          <w:bCs/>
+          <w:sz w:val="28"/>
+          <w:szCs w:val="28"/>
+          <w:u w:val="single"/>
+        </w:rPr>
+        <w:t>Por qué pasan (las 5 causas reales)</w:t>
+      </w:r>
+    </w:p>
+    <w:p>
+      <w:pPr>
+        <w:rPr>
+          <w:rFonts w:cstheme="minorHAnsi"/>
+          <w:b/>
+          <w:bCs/>
+          <w:sz w:val="28"/>
+          <w:szCs w:val="28"/>
+          <w:u w:val="single"/>
+        </w:rPr>
+      </w:pPr>
+      <w:r>
+        <w:rPr>
+          <w:rFonts w:cstheme="minorHAnsi"/>
+          <w:b/>
+          <w:bCs/>
+          <w:sz w:val="28"/>
+          <w:szCs w:val="28"/>
+          <w:u w:val="single"/>
+        </w:rPr>
+        <w:t>1.1</w:t>
+      </w:r>
+      <w:r>
+        <w:rPr>
+          <w:rFonts w:ascii="Tahoma" w:hAnsi="Tahoma" w:cs="Tahoma"/>
+          <w:b/>
+          <w:bCs/>
+          <w:sz w:val="28"/>
+          <w:szCs w:val="28"/>
+          <w:u w:val="single"/>
+        </w:rPr>
+        <w:t xml:space="preserve">) </w:t>
+      </w:r>
+      <w:r>
+        <w:rPr>
+          <w:rFonts w:cstheme="minorHAnsi"/>
+          <w:b/>
+          <w:bCs/>
+          <w:sz w:val="28"/>
+          <w:szCs w:val="28"/>
+          <w:u w:val="single"/>
+        </w:rPr>
+        <w:t>Presión a responder</w:t>
+      </w:r>
+    </w:p>
+    <w:p>
+      <w:r>
+        <w:t xml:space="preserve">El modelo está entrenado para </w:t>
+      </w:r>
+      <w:r>
+        <w:rPr>
+          <w:b/>
+          <w:bCs/>
+        </w:rPr>
+        <w:t>continuar texto plausible</w:t>
+      </w:r>
+      <w:r>
+        <w:t>.</w:t>
+      </w:r>
+      <w:r>
+        <w:br/>
+        <w:t xml:space="preserve">Si la pregunta es vaga o incompleta, </w:t>
+      </w:r>
+      <w:r>
+        <w:rPr>
+          <w:b/>
+          <w:bCs/>
+        </w:rPr>
+        <w:t>rellena huecos</w:t>
+      </w:r>
+      <w:r>
+        <w:t>.</w:t>
+      </w:r>
+    </w:p>
+    <w:p>
+      <w:r>
+        <w:rPr>
+          <w:b/>
+          <w:bCs/>
+        </w:rPr>
+        <w:t>Ejemplo típico:</w:t>
+      </w:r>
+      <w:r>
+        <w:br/>
+      </w:r>
+      <w:r>
+        <w:rPr>
+          <w:i/>
+          <w:iCs/>
+        </w:rPr>
+        <w:t>“</w:t>
+      </w:r>
+      <w:proofErr w:type="spellStart"/>
+      <w:r>
+        <w:rPr>
+          <w:i/>
+          <w:iCs/>
+        </w:rPr>
+        <w:t>Explicá</w:t>
+      </w:r>
+      <w:proofErr w:type="spellEnd"/>
+      <w:r>
+        <w:rPr>
+          <w:i/>
+          <w:iCs/>
+        </w:rPr>
+        <w:t xml:space="preserve"> en detalle el algoritmo X”</w:t>
+      </w:r>
+      <w:r>
+        <w:t xml:space="preserve"> (sin contexto, sin límites)</w:t>
+      </w:r>
+      <w:r>
+        <w:br/>
+        <w:t>→ inventa detalles plausibles.</w:t>
+      </w:r>
+    </w:p>
+    <w:p>
+      <w:pPr>
+        <w:rPr>
+          <w:rFonts w:cstheme="minorHAnsi"/>
+          <w:b/>
+          <w:bCs/>
+          <w:sz w:val="28"/>
+          <w:szCs w:val="28"/>
+          <w:u w:val="single"/>
+        </w:rPr>
+      </w:pPr>
+      <w:r>
+        <w:rPr>
+          <w:rFonts w:cstheme="minorHAnsi"/>
+          <w:b/>
+          <w:bCs/>
+          <w:sz w:val="28"/>
+          <w:szCs w:val="28"/>
+          <w:u w:val="single"/>
+        </w:rPr>
+        <w:t>1.2</w:t>
+      </w:r>
+      <w:r>
+        <w:rPr>
+          <w:rFonts w:ascii="Tahoma" w:hAnsi="Tahoma" w:cs="Tahoma"/>
+          <w:b/>
+          <w:bCs/>
+          <w:sz w:val="28"/>
+          <w:szCs w:val="28"/>
+          <w:u w:val="single"/>
+        </w:rPr>
+        <w:t xml:space="preserve">) </w:t>
+      </w:r>
+      <w:r>
+        <w:rPr>
+          <w:rFonts w:cstheme="minorHAnsi"/>
+          <w:b/>
+          <w:bCs/>
+          <w:sz w:val="28"/>
+          <w:szCs w:val="28"/>
+          <w:u w:val="single"/>
+        </w:rPr>
+        <w:t xml:space="preserve">Ambigüedad del </w:t>
+      </w:r>
+      <w:proofErr w:type="spellStart"/>
+      <w:r>
+        <w:rPr>
+          <w:rFonts w:cstheme="minorHAnsi"/>
+          <w:b/>
+          <w:bCs/>
+          <w:sz w:val="28"/>
+          <w:szCs w:val="28"/>
+          <w:u w:val="single"/>
+        </w:rPr>
+        <w:t>prompt</w:t>
+      </w:r>
+      <w:proofErr w:type="spellEnd"/>
+    </w:p>
+    <w:p>
+      <w:pPr>
+        <w:rPr>
+          <w:rFonts w:cstheme="minorHAnsi"/>
+        </w:rPr>
+      </w:pPr>
+      <w:r>
+        <w:rPr>
+          <w:rFonts w:cstheme="minorHAnsi"/>
+        </w:rPr>
+        <w:t>Si no queda claro:</w:t>
+      </w:r>
+    </w:p>
+    <w:p>
+      <w:pPr>
+        <w:numPr>
+          <w:ilvl w:val="0"/>
+          <w:numId w:val="55"/>
+        </w:numPr>
+        <w:rPr>
+          <w:rFonts w:cstheme="minorHAnsi"/>
+        </w:rPr>
+      </w:pPr>
+      <w:r>
+        <w:rPr>
+          <w:rFonts w:cstheme="minorHAnsi"/>
+        </w:rPr>
+        <w:t>qué nivel de detalle</w:t>
+      </w:r>
+    </w:p>
+    <w:p>
+      <w:pPr>
+        <w:numPr>
+          <w:ilvl w:val="0"/>
+          <w:numId w:val="55"/>
+        </w:numPr>
+        <w:rPr>
+          <w:rFonts w:cstheme="minorHAnsi"/>
+        </w:rPr>
+      </w:pPr>
+      <w:r>
+        <w:rPr>
+          <w:rFonts w:cstheme="minorHAnsi"/>
+        </w:rPr>
+        <w:t>qué fuentes usar</w:t>
+      </w:r>
+    </w:p>
+    <w:p>
+      <w:pPr>
+        <w:numPr>
+          <w:ilvl w:val="0"/>
+          <w:numId w:val="55"/>
+        </w:numPr>
+        <w:rPr>
+          <w:rFonts w:cstheme="minorHAnsi"/>
+        </w:rPr>
+      </w:pPr>
+      <w:r>
+        <w:rPr>
+          <w:rFonts w:cstheme="minorHAnsi"/>
+        </w:rPr>
+        <w:t>qué evitar</w:t>
+      </w:r>
+    </w:p>
+    <w:p>
+      <w:pPr>
+        <w:rPr>
+          <w:rFonts w:cstheme="minorHAnsi"/>
+        </w:rPr>
+      </w:pPr>
+      <w:r>
+        <w:rPr>
+          <w:rFonts w:cstheme="minorHAnsi"/>
+        </w:rPr>
+        <w:t xml:space="preserve">el modelo </w:t>
+      </w:r>
+      <w:r>
+        <w:rPr>
+          <w:rFonts w:cstheme="minorHAnsi"/>
+          <w:b/>
+          <w:bCs/>
+        </w:rPr>
+        <w:t>elige una interpretación</w:t>
+      </w:r>
+      <w:r>
+        <w:rPr>
+          <w:rFonts w:cstheme="minorHAnsi"/>
+        </w:rPr>
+        <w:t xml:space="preserve"> (y puede no ser la tuya).</w:t>
+      </w:r>
+    </w:p>
+    <w:p>
+      <w:pPr>
+        <w:rPr>
+          <w:b/>
+          <w:bCs/>
+        </w:rPr>
+      </w:pPr>
+    </w:p>
+    <w:p>
+      <w:pPr>
+        <w:rPr>
+          <w:b/>
+          <w:bCs/>
+        </w:rPr>
+      </w:pPr>
+    </w:p>
+    <w:p>
+      <w:pPr>
+        <w:rPr>
+          <w:rFonts w:cstheme="minorHAnsi"/>
+          <w:b/>
+          <w:bCs/>
+          <w:sz w:val="28"/>
+          <w:szCs w:val="28"/>
+          <w:u w:val="single"/>
+        </w:rPr>
+      </w:pPr>
+      <w:r>
+        <w:rPr>
+          <w:rFonts w:cstheme="minorHAnsi"/>
+          <w:b/>
+          <w:bCs/>
+          <w:sz w:val="28"/>
+          <w:szCs w:val="28"/>
+          <w:u w:val="single"/>
+        </w:rPr>
+        <w:lastRenderedPageBreak/>
+        <w:t>1.</w:t>
+      </w:r>
+      <w:r>
+        <w:rPr>
+          <w:rFonts w:cstheme="minorHAnsi"/>
+          <w:b/>
+          <w:bCs/>
+          <w:sz w:val="28"/>
+          <w:szCs w:val="28"/>
+          <w:u w:val="single"/>
+        </w:rPr>
+        <w:t>3️</w:t>
+      </w:r>
+      <w:r>
+        <w:rPr>
+          <w:rFonts w:cstheme="minorHAnsi"/>
+          <w:b/>
+          <w:bCs/>
+          <w:sz w:val="28"/>
+          <w:szCs w:val="28"/>
+          <w:u w:val="single"/>
+        </w:rPr>
+        <w:t xml:space="preserve">) </w:t>
+      </w:r>
+      <w:r>
+        <w:rPr>
+          <w:rFonts w:cstheme="minorHAnsi"/>
+          <w:b/>
+          <w:bCs/>
+          <w:sz w:val="28"/>
+          <w:szCs w:val="28"/>
+          <w:u w:val="single"/>
+        </w:rPr>
+        <w:t>Mezcla de conocimiento interno</w:t>
+      </w:r>
+    </w:p>
+    <w:p>
+      <w:r>
+        <w:t>El modelo combina:</w:t>
+      </w:r>
+    </w:p>
+    <w:p>
+      <w:pPr>
+        <w:numPr>
+          <w:ilvl w:val="0"/>
+          <w:numId w:val="56"/>
+        </w:numPr>
+      </w:pPr>
+      <w:r>
+        <w:t>patrones generales</w:t>
+      </w:r>
+    </w:p>
+    <w:p>
+      <w:pPr>
+        <w:numPr>
+          <w:ilvl w:val="0"/>
+          <w:numId w:val="56"/>
+        </w:numPr>
+      </w:pPr>
+      <w:r>
+        <w:t>ejemplos parecidos</w:t>
+      </w:r>
+    </w:p>
+    <w:p>
+      <w:pPr>
+        <w:numPr>
+          <w:ilvl w:val="0"/>
+          <w:numId w:val="56"/>
+        </w:numPr>
+      </w:pPr>
+      <w:r>
+        <w:t>correlaciones frecuentes</w:t>
+      </w:r>
+    </w:p>
+    <w:p>
+      <w:r>
+        <w:t xml:space="preserve">Eso </w:t>
+      </w:r>
+      <w:r>
+        <w:rPr>
+          <w:b/>
+          <w:bCs/>
+        </w:rPr>
+        <w:t>suena bien</w:t>
+      </w:r>
+      <w:r>
+        <w:t>, pero no garantiza verdad.</w:t>
+      </w:r>
+    </w:p>
+    <w:p>
+      <w:pPr>
+        <w:rPr>
+          <w:rFonts w:cstheme="minorHAnsi"/>
+          <w:b/>
+          <w:bCs/>
+          <w:sz w:val="28"/>
+          <w:szCs w:val="28"/>
+          <w:u w:val="single"/>
+        </w:rPr>
+      </w:pPr>
+      <w:r>
+        <w:rPr>
+          <w:rFonts w:cstheme="minorHAnsi"/>
+          <w:b/>
+          <w:bCs/>
+          <w:sz w:val="28"/>
+          <w:szCs w:val="28"/>
+          <w:u w:val="single"/>
+        </w:rPr>
+        <w:t>1.</w:t>
+      </w:r>
+      <w:r>
+        <w:rPr>
+          <w:rFonts w:cstheme="minorHAnsi"/>
+          <w:b/>
+          <w:bCs/>
+          <w:sz w:val="28"/>
+          <w:szCs w:val="28"/>
+          <w:u w:val="single"/>
+        </w:rPr>
+        <w:t>4️</w:t>
+      </w:r>
+      <w:r>
+        <w:rPr>
+          <w:rFonts w:cstheme="minorHAnsi"/>
+          <w:b/>
+          <w:bCs/>
+          <w:sz w:val="28"/>
+          <w:szCs w:val="28"/>
+          <w:u w:val="single"/>
+        </w:rPr>
+        <w:t xml:space="preserve">) </w:t>
+      </w:r>
+      <w:r>
+        <w:rPr>
+          <w:rFonts w:cstheme="minorHAnsi"/>
+          <w:b/>
+          <w:bCs/>
+          <w:sz w:val="28"/>
+          <w:szCs w:val="28"/>
+          <w:u w:val="single"/>
+        </w:rPr>
+        <w:t>Falta de restricciones</w:t>
+      </w:r>
+    </w:p>
+    <w:p>
+      <w:r>
+        <w:t>Sin reglas explícitas:</w:t>
+      </w:r>
+    </w:p>
+    <w:p>
+      <w:pPr>
+        <w:numPr>
+          <w:ilvl w:val="0"/>
+          <w:numId w:val="57"/>
+        </w:numPr>
+      </w:pPr>
+      <w:r>
+        <w:t>formato</w:t>
+      </w:r>
+    </w:p>
+    <w:p>
+      <w:pPr>
+        <w:numPr>
+          <w:ilvl w:val="0"/>
+          <w:numId w:val="57"/>
+        </w:numPr>
+      </w:pPr>
+      <w:r>
+        <w:t>alcance</w:t>
+      </w:r>
+    </w:p>
+    <w:p>
+      <w:pPr>
+        <w:numPr>
+          <w:ilvl w:val="0"/>
+          <w:numId w:val="57"/>
+        </w:numPr>
+      </w:pPr>
+      <w:r>
+        <w:t>prohibiciones</w:t>
+      </w:r>
+    </w:p>
+    <w:p>
+      <w:r>
+        <w:t xml:space="preserve">el modelo </w:t>
+      </w:r>
+      <w:r>
+        <w:rPr>
+          <w:b/>
+          <w:bCs/>
+        </w:rPr>
+        <w:t>optimiza fluidez</w:t>
+      </w:r>
+      <w:r>
+        <w:t>, no precisión.</w:t>
+      </w:r>
+    </w:p>
+    <w:p>
+      <w:pPr>
+        <w:rPr>
+          <w:rFonts w:cstheme="minorHAnsi"/>
+          <w:b/>
+          <w:bCs/>
+          <w:sz w:val="28"/>
+          <w:szCs w:val="28"/>
+          <w:u w:val="single"/>
+        </w:rPr>
+      </w:pPr>
+      <w:r>
+        <w:rPr>
+          <w:rFonts w:cstheme="minorHAnsi"/>
+          <w:b/>
+          <w:bCs/>
+          <w:sz w:val="28"/>
+          <w:szCs w:val="28"/>
+          <w:u w:val="single"/>
+        </w:rPr>
+        <w:t>1.</w:t>
+      </w:r>
+      <w:r>
+        <w:rPr>
+          <w:rFonts w:cstheme="minorHAnsi"/>
+          <w:b/>
+          <w:bCs/>
+          <w:sz w:val="28"/>
+          <w:szCs w:val="28"/>
+          <w:u w:val="single"/>
+        </w:rPr>
+        <w:t>5️</w:t>
+      </w:r>
+      <w:r>
+        <w:rPr>
+          <w:rFonts w:cstheme="minorHAnsi"/>
+          <w:b/>
+          <w:bCs/>
+          <w:sz w:val="28"/>
+          <w:szCs w:val="28"/>
+          <w:u w:val="single"/>
+        </w:rPr>
+        <w:t xml:space="preserve">) </w:t>
+      </w:r>
+      <w:r>
+        <w:rPr>
+          <w:rFonts w:cstheme="minorHAnsi"/>
+          <w:b/>
+          <w:bCs/>
+          <w:sz w:val="28"/>
+          <w:szCs w:val="28"/>
+          <w:u w:val="single"/>
+        </w:rPr>
+        <w:t>Contexto excesivo o ruidoso</w:t>
+      </w:r>
+    </w:p>
+    <w:p>
+      <w:r>
+        <w:t xml:space="preserve">Mucho texto irrelevante → </w:t>
+      </w:r>
+      <w:r>
+        <w:t>la modelo promedia</w:t>
+      </w:r>
+      <w:r>
+        <w:br/>
+        <w:t>y aparecen afirmaciones “seguras” pero incorrectas.</w:t>
+      </w:r>
+    </w:p>
+    <w:p/>
+    <w:p>
+      <w:pPr>
+        <w:rPr>
+          <w:b/>
+          <w:bCs/>
+          <w:u w:val="single"/>
+        </w:rPr>
+      </w:pPr>
+      <w:r>
+        <w:rPr>
+          <w:b/>
+          <w:bCs/>
+          <w:sz w:val="28"/>
+          <w:szCs w:val="28"/>
+          <w:u w:val="single"/>
+        </w:rPr>
+        <w:t xml:space="preserve">2) </w:t>
+      </w:r>
+      <w:r>
+        <w:rPr>
+          <w:b/>
+          <w:bCs/>
+          <w:sz w:val="28"/>
+          <w:szCs w:val="28"/>
+          <w:u w:val="single"/>
+        </w:rPr>
+        <w:t>Cómo reducir alucinaciones sin RAG</w:t>
+      </w:r>
+    </w:p>
+    <w:p>
+      <w:pPr>
+        <w:rPr>
+          <w:b/>
+          <w:bCs/>
+          <w:u w:val="single"/>
+        </w:rPr>
+      </w:pPr>
+      <w:r>
+        <w:rPr>
+          <w:b/>
+          <w:bCs/>
+          <w:u w:val="single"/>
+        </w:rPr>
+        <w:t xml:space="preserve">A) </w:t>
+      </w:r>
+      <w:r>
+        <w:rPr>
+          <w:b/>
+          <w:bCs/>
+          <w:u w:val="single"/>
+        </w:rPr>
+        <w:t>Permitirle</w:t>
+      </w:r>
+      <w:r>
+        <w:rPr>
+          <w:b/>
+          <w:bCs/>
+          <w:u w:val="single"/>
+        </w:rPr>
+        <w:t xml:space="preserve"> decir “no sé” (clave)</w:t>
+      </w:r>
+    </w:p>
+    <w:p>
+      <w:r>
+        <w:t>Agrega</w:t>
+      </w:r>
+      <w:r>
+        <w:t xml:space="preserve"> siempre algo como:</w:t>
+      </w:r>
+    </w:p>
+    <w:p>
+      <w:pPr>
+        <w:rPr>
+          <w:i/>
+          <w:iCs/>
+        </w:rPr>
+      </w:pPr>
+      <w:r>
+        <w:rPr>
+          <w:i/>
+          <w:iCs/>
+        </w:rPr>
+        <w:t xml:space="preserve">“Si la información no está clara, </w:t>
+      </w:r>
+      <w:proofErr w:type="spellStart"/>
+      <w:r>
+        <w:rPr>
+          <w:i/>
+          <w:iCs/>
+        </w:rPr>
+        <w:t>decí</w:t>
+      </w:r>
+      <w:proofErr w:type="spellEnd"/>
+      <w:r>
+        <w:rPr>
+          <w:i/>
+          <w:iCs/>
+        </w:rPr>
+        <w:t xml:space="preserve"> explícitamente que no </w:t>
+      </w:r>
+      <w:proofErr w:type="spellStart"/>
+      <w:r>
+        <w:rPr>
+          <w:i/>
+          <w:iCs/>
+        </w:rPr>
+        <w:t>tenés</w:t>
+      </w:r>
+      <w:proofErr w:type="spellEnd"/>
+      <w:r>
+        <w:rPr>
+          <w:i/>
+          <w:iCs/>
+        </w:rPr>
+        <w:t xml:space="preserve"> datos suficientes.”</w:t>
+      </w:r>
+    </w:p>
+    <w:p>
+      <w:r>
+        <w:t xml:space="preserve">Esto </w:t>
+      </w:r>
+      <w:r>
+        <w:rPr>
+          <w:b/>
+          <w:bCs/>
+        </w:rPr>
+        <w:t>baja la tasa de alucinación drásticamente</w:t>
+      </w:r>
+      <w:r>
+        <w:t>.</w:t>
+      </w:r>
+    </w:p>
+    <w:p>
+      <w:r>
+        <w:pict w14:anchorId="7E2D18C3">
+          <v:rect id="_x0000_i1103" style="width:0;height:1.5pt" o:hralign="center" o:hrstd="t" o:hr="t" fillcolor="#a0a0a0" stroked="f"/>
+        </w:pict>
+      </w:r>
+    </w:p>
+    <w:p>
+      <w:pPr>
+        <w:rPr>
+          <w:b/>
+          <w:bCs/>
+          <w:u w:val="single"/>
+        </w:rPr>
+      </w:pPr>
+      <w:r>
+        <w:rPr>
+          <w:b/>
+          <w:bCs/>
+          <w:u w:val="single"/>
+        </w:rPr>
+        <w:t xml:space="preserve">B) </w:t>
+      </w:r>
+      <w:proofErr w:type="spellStart"/>
+      <w:r>
+        <w:rPr>
+          <w:b/>
+          <w:bCs/>
+          <w:u w:val="single"/>
+        </w:rPr>
+        <w:t>Cerrá</w:t>
+      </w:r>
+      <w:proofErr w:type="spellEnd"/>
+      <w:r>
+        <w:rPr>
+          <w:b/>
+          <w:bCs/>
+          <w:u w:val="single"/>
+        </w:rPr>
+        <w:t xml:space="preserve"> el espacio de respuesta</w:t>
+      </w:r>
+    </w:p>
+    <w:p>
+      <w:r>
+        <w:t>Mal:</w:t>
+      </w:r>
+    </w:p>
+    <w:p>
+      <w:pPr>
+        <w:rPr>
+          <w:i/>
+          <w:iCs/>
+        </w:rPr>
+      </w:pPr>
+      <w:r>
+        <w:rPr>
+          <w:i/>
+          <w:iCs/>
+        </w:rPr>
+        <w:t>“</w:t>
+      </w:r>
+      <w:proofErr w:type="spellStart"/>
+      <w:r>
+        <w:rPr>
+          <w:i/>
+          <w:iCs/>
+        </w:rPr>
+        <w:t>Explicá</w:t>
+      </w:r>
+      <w:proofErr w:type="spellEnd"/>
+      <w:r>
+        <w:rPr>
+          <w:i/>
+          <w:iCs/>
+        </w:rPr>
+        <w:t xml:space="preserve"> el tema”</w:t>
+      </w:r>
+    </w:p>
+    <w:p>
+      <w:r>
+        <w:t>Bien:</w:t>
+      </w:r>
+    </w:p>
+    <w:p>
+      <w:pPr>
+        <w:rPr>
+          <w:i/>
+          <w:iCs/>
+        </w:rPr>
+      </w:pPr>
+      <w:r>
+        <w:rPr>
+          <w:i/>
+          <w:iCs/>
+        </w:rPr>
+        <w:t>“</w:t>
+      </w:r>
+      <w:proofErr w:type="spellStart"/>
+      <w:r>
+        <w:rPr>
+          <w:i/>
+          <w:iCs/>
+        </w:rPr>
+        <w:t>Explicá</w:t>
+      </w:r>
+      <w:proofErr w:type="spellEnd"/>
+      <w:r>
+        <w:rPr>
+          <w:i/>
+          <w:iCs/>
+        </w:rPr>
+        <w:t xml:space="preserve"> el tema en 5 </w:t>
+      </w:r>
+      <w:proofErr w:type="spellStart"/>
+      <w:r>
+        <w:rPr>
+          <w:i/>
+          <w:iCs/>
+        </w:rPr>
+        <w:t>bullets</w:t>
+      </w:r>
+      <w:proofErr w:type="spellEnd"/>
+      <w:r>
+        <w:rPr>
+          <w:i/>
+          <w:iCs/>
+        </w:rPr>
+        <w:t>, sin fórmulas, solo con lo que esté en el contexto.”</w:t>
+      </w:r>
+    </w:p>
+    <w:p>
+      <w:r>
+        <w:t>Menos grados de libertad = menos invención.</w:t>
+      </w:r>
+    </w:p>
+    <w:p>
+      <w:r>
+        <w:pict w14:anchorId="231BFF6E">
+          <v:rect id="_x0000_i1104" style="width:0;height:1.5pt" o:hralign="center" o:hrstd="t" o:hr="t" fillcolor="#a0a0a0" stroked="f"/>
+        </w:pict>
+      </w:r>
+    </w:p>
+    <w:p>
+      <w:pPr>
+        <w:rPr>
+          <w:b/>
+          <w:bCs/>
+        </w:rPr>
+      </w:pPr>
+    </w:p>
+    <w:p>
+      <w:pPr>
+        <w:rPr>
+          <w:b/>
+          <w:bCs/>
+        </w:rPr>
+      </w:pPr>
+    </w:p>
+    <w:p>
+      <w:pPr>
+        <w:rPr>
+          <w:b/>
+          <w:bCs/>
+          <w:u w:val="single"/>
+        </w:rPr>
+      </w:pPr>
+      <w:r>
+        <w:rPr>
+          <w:b/>
+          <w:bCs/>
+          <w:u w:val="single"/>
+        </w:rPr>
+        <w:lastRenderedPageBreak/>
+        <w:t>C) Pedí estructura antes que contenido</w:t>
+      </w:r>
+    </w:p>
+    <w:p>
+      <w:r>
+        <w:t>Pedí:</w:t>
+      </w:r>
+    </w:p>
+    <w:p>
+      <w:pPr>
+        <w:numPr>
+          <w:ilvl w:val="0"/>
+          <w:numId w:val="58"/>
+        </w:numPr>
+      </w:pPr>
+      <w:r>
+        <w:t>listas</w:t>
+      </w:r>
+    </w:p>
+    <w:p>
+      <w:pPr>
+        <w:numPr>
+          <w:ilvl w:val="0"/>
+          <w:numId w:val="58"/>
+        </w:numPr>
+      </w:pPr>
+      <w:r>
+        <w:t>pasos</w:t>
+      </w:r>
+    </w:p>
+    <w:p>
+      <w:pPr>
+        <w:numPr>
+          <w:ilvl w:val="0"/>
+          <w:numId w:val="58"/>
+        </w:numPr>
+      </w:pPr>
+      <w:r>
+        <w:t>tablas</w:t>
+      </w:r>
+    </w:p>
+    <w:p>
+      <w:pPr>
+        <w:numPr>
+          <w:ilvl w:val="0"/>
+          <w:numId w:val="58"/>
+        </w:numPr>
+      </w:pPr>
+      <w:r>
+        <w:t>criterios</w:t>
+      </w:r>
+    </w:p>
+    <w:p>
+      <w:r>
+        <w:t xml:space="preserve">La estructura </w:t>
+      </w:r>
+      <w:r>
+        <w:rPr>
+          <w:b/>
+          <w:bCs/>
+        </w:rPr>
+        <w:t>ancla</w:t>
+      </w:r>
+      <w:r>
+        <w:t xml:space="preserve"> la generación.</w:t>
+      </w:r>
+    </w:p>
+    <w:p>
+      <w:r>
+        <w:pict w14:anchorId="0422EBEB">
+          <v:rect id="_x0000_i1105" style="width:0;height:1.5pt" o:hralign="center" o:hrstd="t" o:hr="t" fillcolor="#a0a0a0" stroked="f"/>
+        </w:pict>
+      </w:r>
+    </w:p>
+    <w:p>
+      <w:pPr>
+        <w:rPr>
+          <w:b/>
+          <w:bCs/>
+          <w:u w:val="single"/>
+        </w:rPr>
+      </w:pPr>
+      <w:r>
+        <w:rPr>
+          <w:b/>
+          <w:bCs/>
+          <w:u w:val="single"/>
+        </w:rPr>
+        <w:t xml:space="preserve">D) </w:t>
+      </w:r>
+      <w:r>
+        <w:rPr>
+          <w:b/>
+          <w:bCs/>
+          <w:u w:val="single"/>
+        </w:rPr>
+        <w:t>Separa</w:t>
+      </w:r>
+      <w:r>
+        <w:rPr>
+          <w:b/>
+          <w:bCs/>
+          <w:u w:val="single"/>
+        </w:rPr>
+        <w:t xml:space="preserve"> “explicar” de “opinar”</w:t>
+      </w:r>
+    </w:p>
+    <w:p>
+      <w:r>
+        <w:t xml:space="preserve">Si </w:t>
+      </w:r>
+      <w:r>
+        <w:t>mezclas</w:t>
+      </w:r>
+      <w:r>
+        <w:t>:</w:t>
+      </w:r>
+    </w:p>
+    <w:p>
+      <w:pPr>
+        <w:numPr>
+          <w:ilvl w:val="0"/>
+          <w:numId w:val="59"/>
+        </w:numPr>
+      </w:pPr>
+      <w:r>
+        <w:t>hechos</w:t>
+      </w:r>
+    </w:p>
+    <w:p>
+      <w:pPr>
+        <w:numPr>
+          <w:ilvl w:val="0"/>
+          <w:numId w:val="59"/>
+        </w:numPr>
+      </w:pPr>
+      <w:r>
+        <w:t>interpretación</w:t>
+      </w:r>
+    </w:p>
+    <w:p>
+      <w:pPr>
+        <w:numPr>
+          <w:ilvl w:val="0"/>
+          <w:numId w:val="59"/>
+        </w:numPr>
+      </w:pPr>
+      <w:r>
+        <w:t>conclusiones</w:t>
+      </w:r>
+    </w:p>
+    <w:p>
+      <w:r>
+        <w:t>el modelo rellena.</w:t>
+      </w:r>
+      <w:r>
+        <w:br/>
+      </w:r>
+      <w:proofErr w:type="spellStart"/>
+      <w:r>
+        <w:t>Pedilos</w:t>
+      </w:r>
+      <w:proofErr w:type="spellEnd"/>
+      <w:r>
+        <w:t xml:space="preserve"> en </w:t>
+      </w:r>
+      <w:r>
+        <w:rPr>
+          <w:b/>
+          <w:bCs/>
+        </w:rPr>
+        <w:t>secciones distintas</w:t>
+      </w:r>
+      <w:r>
+        <w:t>.</w:t>
+      </w:r>
+    </w:p>
+    <w:p>
+      <w:r>
+        <w:pict w14:anchorId="4AC13863">
+          <v:rect id="_x0000_i1106" style="width:0;height:1.5pt" o:hralign="center" o:hrstd="t" o:hr="t" fillcolor="#a0a0a0" stroked="f"/>
+        </w:pict>
+      </w:r>
+    </w:p>
+    <w:p>
+      <w:pPr>
+        <w:rPr>
+          <w:b/>
+          <w:bCs/>
+          <w:u w:val="single"/>
+        </w:rPr>
+      </w:pPr>
+      <w:r>
+        <w:rPr>
+          <w:b/>
+          <w:bCs/>
+          <w:u w:val="single"/>
+        </w:rPr>
+        <w:t>E) Pedí citas internas (aunque sean simuladas)</w:t>
+      </w:r>
+    </w:p>
+    <w:p>
+      <w:r>
+        <w:t>Ejemplo:</w:t>
+      </w:r>
+    </w:p>
+    <w:p>
+      <w:pPr>
+        <w:rPr>
+          <w:i/>
+          <w:iCs/>
+        </w:rPr>
+      </w:pPr>
+      <w:r>
+        <w:rPr>
+          <w:i/>
+          <w:iCs/>
+        </w:rPr>
+        <w:t>“</w:t>
+      </w:r>
+      <w:proofErr w:type="spellStart"/>
+      <w:r>
+        <w:rPr>
+          <w:i/>
+          <w:iCs/>
+        </w:rPr>
+        <w:t>Marcá</w:t>
+      </w:r>
+      <w:proofErr w:type="spellEnd"/>
+      <w:r>
+        <w:rPr>
+          <w:i/>
+          <w:iCs/>
+        </w:rPr>
+        <w:t xml:space="preserve"> cada afirmación con [A], [B], [C] según de dónde sale.”</w:t>
+      </w:r>
+    </w:p>
+    <w:p>
+      <w:r>
+        <w:t xml:space="preserve">No verifica verdad, pero </w:t>
+      </w:r>
+      <w:r>
+        <w:rPr>
+          <w:b/>
+          <w:bCs/>
+        </w:rPr>
+        <w:t>frena invención libre</w:t>
+      </w:r>
+      <w:r>
+        <w:t>.</w:t>
+      </w:r>
+    </w:p>
+    <w:p/>
+    <w:p>
+      <w:pPr>
+        <w:rPr>
+          <w:b/>
+          <w:bCs/>
+          <w:sz w:val="28"/>
+          <w:szCs w:val="28"/>
+          <w:u w:val="single"/>
+        </w:rPr>
+      </w:pPr>
+      <w:r>
+        <w:rPr>
+          <w:b/>
+          <w:bCs/>
+          <w:sz w:val="28"/>
+          <w:szCs w:val="28"/>
+          <w:u w:val="single"/>
+        </w:rPr>
+        <w:t xml:space="preserve">3) </w:t>
+      </w:r>
+      <w:r>
+        <w:rPr>
+          <w:b/>
+          <w:bCs/>
+          <w:sz w:val="28"/>
+          <w:szCs w:val="28"/>
+          <w:u w:val="single"/>
+        </w:rPr>
+        <w:t xml:space="preserve">Señales de alerta </w:t>
+      </w:r>
+    </w:p>
+    <w:p>
+      <w:r>
+        <w:t>Si ves que el modelo:</w:t>
+      </w:r>
+    </w:p>
+    <w:p>
+      <w:pPr>
+        <w:numPr>
+          <w:ilvl w:val="0"/>
+          <w:numId w:val="60"/>
+        </w:numPr>
+      </w:pPr>
+      <w:r>
+        <w:t>usa demasiados absolutos (“siempre”, “nunca”)</w:t>
+      </w:r>
+    </w:p>
+    <w:p>
+      <w:pPr>
+        <w:numPr>
+          <w:ilvl w:val="0"/>
+          <w:numId w:val="60"/>
+        </w:numPr>
+      </w:pPr>
+      <w:r>
+        <w:t>da ejemplos ultra específicos sin fuente</w:t>
+      </w:r>
+    </w:p>
+    <w:p>
+      <w:pPr>
+        <w:numPr>
+          <w:ilvl w:val="0"/>
+          <w:numId w:val="60"/>
+        </w:numPr>
+      </w:pPr>
+      <w:r>
+        <w:t>responde demasiado rápido y fluido a algo complejo</w:t>
+      </w:r>
+    </w:p>
+    <w:p>
+      <w:r>
+        <w:rPr>
+          <w:rFonts w:ascii="Segoe UI Emoji" w:hAnsi="Segoe UI Emoji" w:cs="Segoe UI Emoji"/>
+        </w:rPr>
+        <w:t>👉</w:t>
+      </w:r>
+      <w:r>
+        <w:t xml:space="preserve"> </w:t>
+      </w:r>
+      <w:r>
+        <w:rPr>
+          <w:b/>
+          <w:bCs/>
+        </w:rPr>
+        <w:t>probable alucinación</w:t>
+      </w:r>
+      <w:r>
+        <w:t>.</w:t>
+      </w:r>
+    </w:p>
+    <w:p/>
+    <w:p>
+      <w:pPr>
+        <w:rPr>
+          <w:b/>
+          <w:bCs/>
+          <w:sz w:val="28"/>
+          <w:szCs w:val="28"/>
+          <w:u w:val="single"/>
+        </w:rPr>
+      </w:pPr>
+      <w:r>
+        <w:rPr>
+          <w:b/>
+          <w:bCs/>
+          <w:sz w:val="28"/>
+          <w:szCs w:val="28"/>
+          <w:u w:val="single"/>
+        </w:rPr>
+        <w:t xml:space="preserve">4) </w:t>
+      </w:r>
+      <w:r>
+        <w:rPr>
+          <w:b/>
+          <w:bCs/>
+          <w:sz w:val="28"/>
+          <w:szCs w:val="28"/>
+          <w:u w:val="single"/>
+        </w:rPr>
+        <w:t xml:space="preserve">Regla de oro </w:t>
+      </w:r>
+    </w:p>
+    <w:p>
+      <w:pPr>
+        <w:rPr>
+          <w:i/>
+          <w:iCs/>
+        </w:rPr>
+      </w:pPr>
+      <w:r>
+        <w:rPr>
+          <w:b/>
+          <w:bCs/>
+          <w:i/>
+          <w:iCs/>
+        </w:rPr>
+        <w:t>El LLM alucina cuando el problema está mal definido.</w:t>
+      </w:r>
+    </w:p>
+    <w:p>
+      <w:r>
+        <w:t xml:space="preserve">No cuando es “malo”, sino cuando </w:t>
+      </w:r>
+      <w:r>
+        <w:rPr>
+          <w:b/>
+          <w:bCs/>
+        </w:rPr>
+        <w:t>vos no cerraste el espacio</w:t>
+      </w:r>
+      <w:r>
+        <w:t>.</w:t>
+      </w:r>
+    </w:p>
+    <w:p>
+      <w:pPr>
+        <w:rPr>
+          <w:b/>
+          <w:bCs/>
+          <w:sz w:val="28"/>
+          <w:szCs w:val="28"/>
+          <w:u w:val="single"/>
+        </w:rPr>
+      </w:pPr>
+      <w:r>
+        <w:rPr>
+          <w:b/>
+          <w:bCs/>
+          <w:sz w:val="28"/>
+          <w:szCs w:val="28"/>
+          <w:u w:val="single"/>
+        </w:rPr>
+        <w:lastRenderedPageBreak/>
+        <w:t xml:space="preserve">5) </w:t>
+      </w:r>
+      <w:r>
+        <w:rPr>
+          <w:b/>
+          <w:bCs/>
+          <w:sz w:val="28"/>
+          <w:szCs w:val="28"/>
+          <w:u w:val="single"/>
+        </w:rPr>
+        <w:t>Síntesis</w:t>
+      </w:r>
+    </w:p>
+    <w:p>
+      <w:r>
+        <w:t xml:space="preserve">Las alucinaciones ocurren cuando el LLM debe generar texto sin información suficiente o con </w:t>
+      </w:r>
+      <w:proofErr w:type="spellStart"/>
+      <w:r>
+        <w:t>prompts</w:t>
+      </w:r>
+      <w:proofErr w:type="spellEnd"/>
+      <w:r>
+        <w:t xml:space="preserve"> ambiguos. Se reducen permitiendo respuestas “no sé”, agregando restricciones claras, pidiendo estructura y separando hechos de interpretación. Menos libertad y menos ruido implican menos invención.</w:t>
+      </w:r>
+    </w:p>
+    <w:p/>
+    <w:p/>
+    <w:p/>
     <w:p/>
     <w:p/>
     <w:p/>
@@ -10821,6 +13663,155 @@
     </w:lvl>
   </w:abstractNum>
   <w:abstractNum w:abstractNumId="5" w15:restartNumberingAfterBreak="0">
+    <w:nsid w:val="0C9F5B05"/>
+    <w:multiLevelType w:val="multilevel"/>
+    <w:tmpl w:val="0D328390"/>
+    <w:lvl w:ilvl="0">
+      <w:start w:val="1"/>
+      <w:numFmt w:val="bullet"/>
+      <w:lvlText w:val=""/>
+      <w:lvlJc w:val="left"/>
+      <w:pPr>
+        <w:tabs>
+          <w:tab w:val="num" w:pos="720"/>
+        </w:tabs>
+        <w:ind w:left="720" w:hanging="360"/>
+      </w:pPr>
+      <w:rPr>
+        <w:rFonts w:ascii="Symbol" w:hAnsi="Symbol" w:hint="default"/>
+        <w:sz w:val="20"/>
+      </w:rPr>
+    </w:lvl>
+    <w:lvl w:ilvl="1" w:tentative="1">
+      <w:start w:val="1"/>
+      <w:numFmt w:val="bullet"/>
+      <w:lvlText w:val="o"/>
+      <w:lvlJc w:val="left"/>
+      <w:pPr>
+        <w:tabs>
+          <w:tab w:val="num" w:pos="1440"/>
+        </w:tabs>
+        <w:ind w:left="1440" w:hanging="360"/>
+      </w:pPr>
+      <w:rPr>
+        <w:rFonts w:ascii="Courier New" w:hAnsi="Courier New" w:hint="default"/>
+        <w:sz w:val="20"/>
+      </w:rPr>
+    </w:lvl>
+    <w:lvl w:ilvl="2" w:tentative="1">
+      <w:start w:val="1"/>
+      <w:numFmt w:val="bullet"/>
+      <w:lvlText w:val=""/>
+      <w:lvlJc w:val="left"/>
+      <w:pPr>
+        <w:tabs>
+          <w:tab w:val="num" w:pos="2160"/>
+        </w:tabs>
+        <w:ind w:left="2160" w:hanging="360"/>
+      </w:pPr>
+      <w:rPr>
+        <w:rFonts w:ascii="Wingdings" w:hAnsi="Wingdings" w:hint="default"/>
+        <w:sz w:val="20"/>
+      </w:rPr>
+    </w:lvl>
+    <w:lvl w:ilvl="3" w:tentative="1">
+      <w:start w:val="1"/>
+      <w:numFmt w:val="bullet"/>
+      <w:lvlText w:val=""/>
+      <w:lvlJc w:val="left"/>
+      <w:pPr>
+        <w:tabs>
+          <w:tab w:val="num" w:pos="2880"/>
+        </w:tabs>
+        <w:ind w:left="2880" w:hanging="360"/>
+      </w:pPr>
+      <w:rPr>
+        <w:rFonts w:ascii="Wingdings" w:hAnsi="Wingdings" w:hint="default"/>
+        <w:sz w:val="20"/>
+      </w:rPr>
+    </w:lvl>
+    <w:lvl w:ilvl="4" w:tentative="1">
+      <w:start w:val="1"/>
+      <w:numFmt w:val="bullet"/>
+      <w:lvlText w:val=""/>
+      <w:lvlJc w:val="left"/>
+      <w:pPr>
+        <w:tabs>
+          <w:tab w:val="num" w:pos="3600"/>
+        </w:tabs>
+        <w:ind w:left="3600" w:hanging="360"/>
+      </w:pPr>
+      <w:rPr>
+        <w:rFonts w:ascii="Wingdings" w:hAnsi="Wingdings" w:hint="default"/>
+        <w:sz w:val="20"/>
+      </w:rPr>
+    </w:lvl>
+    <w:lvl w:ilvl="5" w:tentative="1">
+      <w:start w:val="1"/>
+      <w:numFmt w:val="bullet"/>
+      <w:lvlText w:val=""/>
+      <w:lvlJc w:val="left"/>
+      <w:pPr>
+        <w:tabs>
+          <w:tab w:val="num" w:pos="4320"/>
+        </w:tabs>
+        <w:ind w:left="4320" w:hanging="360"/>
+      </w:pPr>
+      <w:rPr>
+        <w:rFonts w:ascii="Wingdings" w:hAnsi="Wingdings" w:hint="default"/>
+        <w:sz w:val="20"/>
+      </w:rPr>
+    </w:lvl>
+    <w:lvl w:ilvl="6" w:tentative="1">
+      <w:start w:val="1"/>
+      <w:numFmt w:val="bullet"/>
+      <w:lvlText w:val=""/>
+      <w:lvlJc w:val="left"/>
+      <w:pPr>
+        <w:tabs>
+          <w:tab w:val="num" w:pos="5040"/>
+        </w:tabs>
+        <w:ind w:left="5040" w:hanging="360"/>
+      </w:pPr>
+      <w:rPr>
+        <w:rFonts w:ascii="Wingdings" w:hAnsi="Wingdings" w:hint="default"/>
+        <w:sz w:val="20"/>
+      </w:rPr>
+    </w:lvl>
+    <w:lvl w:ilvl="7" w:tentative="1">
+      <w:start w:val="1"/>
+      <w:numFmt w:val="bullet"/>
+      <w:lvlText w:val=""/>
+      <w:lvlJc w:val="left"/>
+      <w:pPr>
+        <w:tabs>
+          <w:tab w:val="num" w:pos="5760"/>
+        </w:tabs>
+        <w:ind w:left="5760" w:hanging="360"/>
+      </w:pPr>
+      <w:rPr>
+        <w:rFonts w:ascii="Wingdings" w:hAnsi="Wingdings" w:hint="default"/>
+        <w:sz w:val="20"/>
+      </w:rPr>
+    </w:lvl>
+    <w:lvl w:ilvl="8" w:tentative="1">
+      <w:start w:val="1"/>
+      <w:numFmt w:val="bullet"/>
+      <w:lvlText w:val=""/>
+      <w:lvlJc w:val="left"/>
+      <w:pPr>
+        <w:tabs>
+          <w:tab w:val="num" w:pos="6480"/>
+        </w:tabs>
+        <w:ind w:left="6480" w:hanging="360"/>
+      </w:pPr>
+      <w:rPr>
+        <w:rFonts w:ascii="Wingdings" w:hAnsi="Wingdings" w:hint="default"/>
+        <w:sz w:val="20"/>
+      </w:rPr>
+    </w:lvl>
+  </w:abstractNum>
+  <w:abstractNum w:abstractNumId="6" w15:restartNumberingAfterBreak="0">
     <w:nsid w:val="0F6A0E7B"/>
     <w:multiLevelType w:val="multilevel"/>
     <w:tmpl w:val="69984BD4"/>
@@ -10969,7 +13960,156 @@
       </w:rPr>
     </w:lvl>
   </w:abstractNum>
-  <w:abstractNum w:abstractNumId="6" w15:restartNumberingAfterBreak="0">
+  <w:abstractNum w:abstractNumId="7" w15:restartNumberingAfterBreak="0">
+    <w:nsid w:val="10426B02"/>
+    <w:multiLevelType w:val="multilevel"/>
+    <w:tmpl w:val="123CE9E8"/>
+    <w:lvl w:ilvl="0">
+      <w:start w:val="1"/>
+      <w:numFmt w:val="bullet"/>
+      <w:lvlText w:val=""/>
+      <w:lvlJc w:val="left"/>
+      <w:pPr>
+        <w:tabs>
+          <w:tab w:val="num" w:pos="720"/>
+        </w:tabs>
+        <w:ind w:left="720" w:hanging="360"/>
+      </w:pPr>
+      <w:rPr>
+        <w:rFonts w:ascii="Symbol" w:hAnsi="Symbol" w:hint="default"/>
+        <w:sz w:val="20"/>
+      </w:rPr>
+    </w:lvl>
+    <w:lvl w:ilvl="1" w:tentative="1">
+      <w:start w:val="1"/>
+      <w:numFmt w:val="bullet"/>
+      <w:lvlText w:val="o"/>
+      <w:lvlJc w:val="left"/>
+      <w:pPr>
+        <w:tabs>
+          <w:tab w:val="num" w:pos="1440"/>
+        </w:tabs>
+        <w:ind w:left="1440" w:hanging="360"/>
+      </w:pPr>
+      <w:rPr>
+        <w:rFonts w:ascii="Courier New" w:hAnsi="Courier New" w:hint="default"/>
+        <w:sz w:val="20"/>
+      </w:rPr>
+    </w:lvl>
+    <w:lvl w:ilvl="2" w:tentative="1">
+      <w:start w:val="1"/>
+      <w:numFmt w:val="bullet"/>
+      <w:lvlText w:val=""/>
+      <w:lvlJc w:val="left"/>
+      <w:pPr>
+        <w:tabs>
+          <w:tab w:val="num" w:pos="2160"/>
+        </w:tabs>
+        <w:ind w:left="2160" w:hanging="360"/>
+      </w:pPr>
+      <w:rPr>
+        <w:rFonts w:ascii="Wingdings" w:hAnsi="Wingdings" w:hint="default"/>
+        <w:sz w:val="20"/>
+      </w:rPr>
+    </w:lvl>
+    <w:lvl w:ilvl="3" w:tentative="1">
+      <w:start w:val="1"/>
+      <w:numFmt w:val="bullet"/>
+      <w:lvlText w:val=""/>
+      <w:lvlJc w:val="left"/>
+      <w:pPr>
+        <w:tabs>
+          <w:tab w:val="num" w:pos="2880"/>
+        </w:tabs>
+        <w:ind w:left="2880" w:hanging="360"/>
+      </w:pPr>
+      <w:rPr>
+        <w:rFonts w:ascii="Wingdings" w:hAnsi="Wingdings" w:hint="default"/>
+        <w:sz w:val="20"/>
+      </w:rPr>
+    </w:lvl>
+    <w:lvl w:ilvl="4" w:tentative="1">
+      <w:start w:val="1"/>
+      <w:numFmt w:val="bullet"/>
+      <w:lvlText w:val=""/>
+      <w:lvlJc w:val="left"/>
+      <w:pPr>
+        <w:tabs>
+          <w:tab w:val="num" w:pos="3600"/>
+        </w:tabs>
+        <w:ind w:left="3600" w:hanging="360"/>
+      </w:pPr>
+      <w:rPr>
+        <w:rFonts w:ascii="Wingdings" w:hAnsi="Wingdings" w:hint="default"/>
+        <w:sz w:val="20"/>
+      </w:rPr>
+    </w:lvl>
+    <w:lvl w:ilvl="5" w:tentative="1">
+      <w:start w:val="1"/>
+      <w:numFmt w:val="bullet"/>
+      <w:lvlText w:val=""/>
+      <w:lvlJc w:val="left"/>
+      <w:pPr>
+        <w:tabs>
+          <w:tab w:val="num" w:pos="4320"/>
+        </w:tabs>
+        <w:ind w:left="4320" w:hanging="360"/>
+      </w:pPr>
+      <w:rPr>
+        <w:rFonts w:ascii="Wingdings" w:hAnsi="Wingdings" w:hint="default"/>
+        <w:sz w:val="20"/>
+      </w:rPr>
+    </w:lvl>
+    <w:lvl w:ilvl="6" w:tentative="1">
+      <w:start w:val="1"/>
+      <w:numFmt w:val="bullet"/>
+      <w:lvlText w:val=""/>
+      <w:lvlJc w:val="left"/>
+      <w:pPr>
+        <w:tabs>
+          <w:tab w:val="num" w:pos="5040"/>
+        </w:tabs>
+        <w:ind w:left="5040" w:hanging="360"/>
+      </w:pPr>
+      <w:rPr>
+        <w:rFonts w:ascii="Wingdings" w:hAnsi="Wingdings" w:hint="default"/>
+        <w:sz w:val="20"/>
+      </w:rPr>
+    </w:lvl>
+    <w:lvl w:ilvl="7" w:tentative="1">
+      <w:start w:val="1"/>
+      <w:numFmt w:val="bullet"/>
+      <w:lvlText w:val=""/>
+      <w:lvlJc w:val="left"/>
+      <w:pPr>
+        <w:tabs>
+          <w:tab w:val="num" w:pos="5760"/>
+        </w:tabs>
+        <w:ind w:left="5760" w:hanging="360"/>
+      </w:pPr>
+      <w:rPr>
+        <w:rFonts w:ascii="Wingdings" w:hAnsi="Wingdings" w:hint="default"/>
+        <w:sz w:val="20"/>
+      </w:rPr>
+    </w:lvl>
+    <w:lvl w:ilvl="8" w:tentative="1">
+      <w:start w:val="1"/>
+      <w:numFmt w:val="bullet"/>
+      <w:lvlText w:val=""/>
+      <w:lvlJc w:val="left"/>
+      <w:pPr>
+        <w:tabs>
+          <w:tab w:val="num" w:pos="6480"/>
+        </w:tabs>
+        <w:ind w:left="6480" w:hanging="360"/>
+      </w:pPr>
+      <w:rPr>
+        <w:rFonts w:ascii="Wingdings" w:hAnsi="Wingdings" w:hint="default"/>
+        <w:sz w:val="20"/>
+      </w:rPr>
+    </w:lvl>
+  </w:abstractNum>
+  <w:abstractNum w:abstractNumId="8" w15:restartNumberingAfterBreak="0">
     <w:nsid w:val="11187921"/>
     <w:multiLevelType w:val="multilevel"/>
     <w:tmpl w:val="4E9AF6B2"/>
@@ -11118,7 +14258,156 @@
       </w:rPr>
     </w:lvl>
   </w:abstractNum>
-  <w:abstractNum w:abstractNumId="7" w15:restartNumberingAfterBreak="0">
+  <w:abstractNum w:abstractNumId="9" w15:restartNumberingAfterBreak="0">
+    <w:nsid w:val="138B6BBF"/>
+    <w:multiLevelType w:val="multilevel"/>
+    <w:tmpl w:val="BEBE0110"/>
+    <w:lvl w:ilvl="0">
+      <w:start w:val="1"/>
+      <w:numFmt w:val="bullet"/>
+      <w:lvlText w:val=""/>
+      <w:lvlJc w:val="left"/>
+      <w:pPr>
+        <w:tabs>
+          <w:tab w:val="num" w:pos="720"/>
+        </w:tabs>
+        <w:ind w:left="720" w:hanging="360"/>
+      </w:pPr>
+      <w:rPr>
+        <w:rFonts w:ascii="Symbol" w:hAnsi="Symbol" w:hint="default"/>
+        <w:sz w:val="20"/>
+      </w:rPr>
+    </w:lvl>
+    <w:lvl w:ilvl="1" w:tentative="1">
+      <w:start w:val="1"/>
+      <w:numFmt w:val="bullet"/>
+      <w:lvlText w:val="o"/>
+      <w:lvlJc w:val="left"/>
+      <w:pPr>
+        <w:tabs>
+          <w:tab w:val="num" w:pos="1440"/>
+        </w:tabs>
+        <w:ind w:left="1440" w:hanging="360"/>
+      </w:pPr>
+      <w:rPr>
+        <w:rFonts w:ascii="Courier New" w:hAnsi="Courier New" w:hint="default"/>
+        <w:sz w:val="20"/>
+      </w:rPr>
+    </w:lvl>
+    <w:lvl w:ilvl="2" w:tentative="1">
+      <w:start w:val="1"/>
+      <w:numFmt w:val="bullet"/>
+      <w:lvlText w:val=""/>
+      <w:lvlJc w:val="left"/>
+      <w:pPr>
+        <w:tabs>
+          <w:tab w:val="num" w:pos="2160"/>
+        </w:tabs>
+        <w:ind w:left="2160" w:hanging="360"/>
+      </w:pPr>
+      <w:rPr>
+        <w:rFonts w:ascii="Wingdings" w:hAnsi="Wingdings" w:hint="default"/>
+        <w:sz w:val="20"/>
+      </w:rPr>
+    </w:lvl>
+    <w:lvl w:ilvl="3" w:tentative="1">
+      <w:start w:val="1"/>
+      <w:numFmt w:val="bullet"/>
+      <w:lvlText w:val=""/>
+      <w:lvlJc w:val="left"/>
+      <w:pPr>
+        <w:tabs>
+          <w:tab w:val="num" w:pos="2880"/>
+        </w:tabs>
+        <w:ind w:left="2880" w:hanging="360"/>
+      </w:pPr>
+      <w:rPr>
+        <w:rFonts w:ascii="Wingdings" w:hAnsi="Wingdings" w:hint="default"/>
+        <w:sz w:val="20"/>
+      </w:rPr>
+    </w:lvl>
+    <w:lvl w:ilvl="4" w:tentative="1">
+      <w:start w:val="1"/>
+      <w:numFmt w:val="bullet"/>
+      <w:lvlText w:val=""/>
+      <w:lvlJc w:val="left"/>
+      <w:pPr>
+        <w:tabs>
+          <w:tab w:val="num" w:pos="3600"/>
+        </w:tabs>
+        <w:ind w:left="3600" w:hanging="360"/>
+      </w:pPr>
+      <w:rPr>
+        <w:rFonts w:ascii="Wingdings" w:hAnsi="Wingdings" w:hint="default"/>
+        <w:sz w:val="20"/>
+      </w:rPr>
+    </w:lvl>
+    <w:lvl w:ilvl="5" w:tentative="1">
+      <w:start w:val="1"/>
+      <w:numFmt w:val="bullet"/>
+      <w:lvlText w:val=""/>
+      <w:lvlJc w:val="left"/>
+      <w:pPr>
+        <w:tabs>
+          <w:tab w:val="num" w:pos="4320"/>
+        </w:tabs>
+        <w:ind w:left="4320" w:hanging="360"/>
+      </w:pPr>
+      <w:rPr>
+        <w:rFonts w:ascii="Wingdings" w:hAnsi="Wingdings" w:hint="default"/>
+        <w:sz w:val="20"/>
+      </w:rPr>
+    </w:lvl>
+    <w:lvl w:ilvl="6" w:tentative="1">
+      <w:start w:val="1"/>
+      <w:numFmt w:val="bullet"/>
+      <w:lvlText w:val=""/>
+      <w:lvlJc w:val="left"/>
+      <w:pPr>
+        <w:tabs>
+          <w:tab w:val="num" w:pos="5040"/>
+        </w:tabs>
+        <w:ind w:left="5040" w:hanging="360"/>
+      </w:pPr>
+      <w:rPr>
+        <w:rFonts w:ascii="Wingdings" w:hAnsi="Wingdings" w:hint="default"/>
+        <w:sz w:val="20"/>
+      </w:rPr>
+    </w:lvl>
+    <w:lvl w:ilvl="7" w:tentative="1">
+      <w:start w:val="1"/>
+      <w:numFmt w:val="bullet"/>
+      <w:lvlText w:val=""/>
+      <w:lvlJc w:val="left"/>
+      <w:pPr>
+        <w:tabs>
+          <w:tab w:val="num" w:pos="5760"/>
+        </w:tabs>
+        <w:ind w:left="5760" w:hanging="360"/>
+      </w:pPr>
+      <w:rPr>
+        <w:rFonts w:ascii="Wingdings" w:hAnsi="Wingdings" w:hint="default"/>
+        <w:sz w:val="20"/>
+      </w:rPr>
+    </w:lvl>
+    <w:lvl w:ilvl="8" w:tentative="1">
+      <w:start w:val="1"/>
+      <w:numFmt w:val="bullet"/>
+      <w:lvlText w:val=""/>
+      <w:lvlJc w:val="left"/>
+      <w:pPr>
+        <w:tabs>
+          <w:tab w:val="num" w:pos="6480"/>
+        </w:tabs>
+        <w:ind w:left="6480" w:hanging="360"/>
+      </w:pPr>
+      <w:rPr>
+        <w:rFonts w:ascii="Wingdings" w:hAnsi="Wingdings" w:hint="default"/>
+        <w:sz w:val="20"/>
+      </w:rPr>
+    </w:lvl>
+  </w:abstractNum>
+  <w:abstractNum w:abstractNumId="10" w15:restartNumberingAfterBreak="0">
     <w:nsid w:val="17C76DA4"/>
     <w:multiLevelType w:val="multilevel"/>
     <w:tmpl w:val="FBF44B3A"/>
@@ -11267,7 +14556,7 @@
       </w:rPr>
     </w:lvl>
   </w:abstractNum>
-  <w:abstractNum w:abstractNumId="8" w15:restartNumberingAfterBreak="0">
+  <w:abstractNum w:abstractNumId="11" w15:restartNumberingAfterBreak="0">
     <w:nsid w:val="18B3339A"/>
     <w:multiLevelType w:val="multilevel"/>
     <w:tmpl w:val="C4E62240"/>
@@ -11416,7 +14705,7 @@
       </w:rPr>
     </w:lvl>
   </w:abstractNum>
-  <w:abstractNum w:abstractNumId="9" w15:restartNumberingAfterBreak="0">
+  <w:abstractNum w:abstractNumId="12" w15:restartNumberingAfterBreak="0">
     <w:nsid w:val="1D2D785C"/>
     <w:multiLevelType w:val="multilevel"/>
     <w:tmpl w:val="83829ACE"/>
@@ -11565,7 +14854,7 @@
       </w:rPr>
     </w:lvl>
   </w:abstractNum>
-  <w:abstractNum w:abstractNumId="10" w15:restartNumberingAfterBreak="0">
+  <w:abstractNum w:abstractNumId="13" w15:restartNumberingAfterBreak="0">
     <w:nsid w:val="1D6320E2"/>
     <w:multiLevelType w:val="multilevel"/>
     <w:tmpl w:val="88F6DC20"/>
@@ -11714,7 +15003,7 @@
       </w:rPr>
     </w:lvl>
   </w:abstractNum>
-  <w:abstractNum w:abstractNumId="11" w15:restartNumberingAfterBreak="0">
+  <w:abstractNum w:abstractNumId="14" w15:restartNumberingAfterBreak="0">
     <w:nsid w:val="1EB36678"/>
     <w:multiLevelType w:val="multilevel"/>
     <w:tmpl w:val="BB02C3D0"/>
@@ -11863,7 +15152,7 @@
       </w:rPr>
     </w:lvl>
   </w:abstractNum>
-  <w:abstractNum w:abstractNumId="12" w15:restartNumberingAfterBreak="0">
+  <w:abstractNum w:abstractNumId="15" w15:restartNumberingAfterBreak="0">
     <w:nsid w:val="24C842B8"/>
     <w:multiLevelType w:val="multilevel"/>
     <w:tmpl w:val="B1CA172A"/>
@@ -12012,7 +15301,7 @@
       </w:rPr>
     </w:lvl>
   </w:abstractNum>
-  <w:abstractNum w:abstractNumId="13" w15:restartNumberingAfterBreak="0">
+  <w:abstractNum w:abstractNumId="16" w15:restartNumberingAfterBreak="0">
     <w:nsid w:val="28057F2E"/>
     <w:multiLevelType w:val="multilevel"/>
     <w:tmpl w:val="BE80ADE8"/>
@@ -12161,7 +15450,7 @@
       </w:rPr>
     </w:lvl>
   </w:abstractNum>
-  <w:abstractNum w:abstractNumId="14" w15:restartNumberingAfterBreak="0">
+  <w:abstractNum w:abstractNumId="17" w15:restartNumberingAfterBreak="0">
     <w:nsid w:val="298D5242"/>
     <w:multiLevelType w:val="multilevel"/>
     <w:tmpl w:val="DDB61620"/>
@@ -12310,7 +15599,7 @@
       </w:rPr>
     </w:lvl>
   </w:abstractNum>
-  <w:abstractNum w:abstractNumId="15" w15:restartNumberingAfterBreak="0">
+  <w:abstractNum w:abstractNumId="18" w15:restartNumberingAfterBreak="0">
     <w:nsid w:val="2BC71C94"/>
     <w:multiLevelType w:val="multilevel"/>
     <w:tmpl w:val="0CD0CDC4"/>
@@ -12423,7 +15712,156 @@
       </w:pPr>
     </w:lvl>
   </w:abstractNum>
-  <w:abstractNum w:abstractNumId="16" w15:restartNumberingAfterBreak="0">
+  <w:abstractNum w:abstractNumId="19" w15:restartNumberingAfterBreak="0">
+    <w:nsid w:val="2D4F64BA"/>
+    <w:multiLevelType w:val="multilevel"/>
+    <w:tmpl w:val="F9FCEDD0"/>
+    <w:lvl w:ilvl="0">
+      <w:start w:val="1"/>
+      <w:numFmt w:val="bullet"/>
+      <w:lvlText w:val=""/>
+      <w:lvlJc w:val="left"/>
+      <w:pPr>
+        <w:tabs>
+          <w:tab w:val="num" w:pos="720"/>
+        </w:tabs>
+        <w:ind w:left="720" w:hanging="360"/>
+      </w:pPr>
+      <w:rPr>
+        <w:rFonts w:ascii="Symbol" w:hAnsi="Symbol" w:hint="default"/>
+        <w:sz w:val="20"/>
+      </w:rPr>
+    </w:lvl>
+    <w:lvl w:ilvl="1" w:tentative="1">
+      <w:start w:val="1"/>
+      <w:numFmt w:val="bullet"/>
+      <w:lvlText w:val="o"/>
+      <w:lvlJc w:val="left"/>
+      <w:pPr>
+        <w:tabs>
+          <w:tab w:val="num" w:pos="1440"/>
+        </w:tabs>
+        <w:ind w:left="1440" w:hanging="360"/>
+      </w:pPr>
+      <w:rPr>
+        <w:rFonts w:ascii="Courier New" w:hAnsi="Courier New" w:hint="default"/>
+        <w:sz w:val="20"/>
+      </w:rPr>
+    </w:lvl>
+    <w:lvl w:ilvl="2" w:tentative="1">
+      <w:start w:val="1"/>
+      <w:numFmt w:val="bullet"/>
+      <w:lvlText w:val=""/>
+      <w:lvlJc w:val="left"/>
+      <w:pPr>
+        <w:tabs>
+          <w:tab w:val="num" w:pos="2160"/>
+        </w:tabs>
+        <w:ind w:left="2160" w:hanging="360"/>
+      </w:pPr>
+      <w:rPr>
+        <w:rFonts w:ascii="Wingdings" w:hAnsi="Wingdings" w:hint="default"/>
+        <w:sz w:val="20"/>
+      </w:rPr>
+    </w:lvl>
+    <w:lvl w:ilvl="3" w:tentative="1">
+      <w:start w:val="1"/>
+      <w:numFmt w:val="bullet"/>
+      <w:lvlText w:val=""/>
+      <w:lvlJc w:val="left"/>
+      <w:pPr>
+        <w:tabs>
+          <w:tab w:val="num" w:pos="2880"/>
+        </w:tabs>
+        <w:ind w:left="2880" w:hanging="360"/>
+      </w:pPr>
+      <w:rPr>
+        <w:rFonts w:ascii="Wingdings" w:hAnsi="Wingdings" w:hint="default"/>
+        <w:sz w:val="20"/>
+      </w:rPr>
+    </w:lvl>
+    <w:lvl w:ilvl="4" w:tentative="1">
+      <w:start w:val="1"/>
+      <w:numFmt w:val="bullet"/>
+      <w:lvlText w:val=""/>
+      <w:lvlJc w:val="left"/>
+      <w:pPr>
+        <w:tabs>
+          <w:tab w:val="num" w:pos="3600"/>
+        </w:tabs>
+        <w:ind w:left="3600" w:hanging="360"/>
+      </w:pPr>
+      <w:rPr>
+        <w:rFonts w:ascii="Wingdings" w:hAnsi="Wingdings" w:hint="default"/>
+        <w:sz w:val="20"/>
+      </w:rPr>
+    </w:lvl>
+    <w:lvl w:ilvl="5" w:tentative="1">
+      <w:start w:val="1"/>
+      <w:numFmt w:val="bullet"/>
+      <w:lvlText w:val=""/>
+      <w:lvlJc w:val="left"/>
+      <w:pPr>
+        <w:tabs>
+          <w:tab w:val="num" w:pos="4320"/>
+        </w:tabs>
+        <w:ind w:left="4320" w:hanging="360"/>
+      </w:pPr>
+      <w:rPr>
+        <w:rFonts w:ascii="Wingdings" w:hAnsi="Wingdings" w:hint="default"/>
+        <w:sz w:val="20"/>
+      </w:rPr>
+    </w:lvl>
+    <w:lvl w:ilvl="6" w:tentative="1">
+      <w:start w:val="1"/>
+      <w:numFmt w:val="bullet"/>
+      <w:lvlText w:val=""/>
+      <w:lvlJc w:val="left"/>
+      <w:pPr>
+        <w:tabs>
+          <w:tab w:val="num" w:pos="5040"/>
+        </w:tabs>
+        <w:ind w:left="5040" w:hanging="360"/>
+      </w:pPr>
+      <w:rPr>
+        <w:rFonts w:ascii="Wingdings" w:hAnsi="Wingdings" w:hint="default"/>
+        <w:sz w:val="20"/>
+      </w:rPr>
+    </w:lvl>
+    <w:lvl w:ilvl="7" w:tentative="1">
+      <w:start w:val="1"/>
+      <w:numFmt w:val="bullet"/>
+      <w:lvlText w:val=""/>
+      <w:lvlJc w:val="left"/>
+      <w:pPr>
+        <w:tabs>
+          <w:tab w:val="num" w:pos="5760"/>
+        </w:tabs>
+        <w:ind w:left="5760" w:hanging="360"/>
+      </w:pPr>
+      <w:rPr>
+        <w:rFonts w:ascii="Wingdings" w:hAnsi="Wingdings" w:hint="default"/>
+        <w:sz w:val="20"/>
+      </w:rPr>
+    </w:lvl>
+    <w:lvl w:ilvl="8" w:tentative="1">
+      <w:start w:val="1"/>
+      <w:numFmt w:val="bullet"/>
+      <w:lvlText w:val=""/>
+      <w:lvlJc w:val="left"/>
+      <w:pPr>
+        <w:tabs>
+          <w:tab w:val="num" w:pos="6480"/>
+        </w:tabs>
+        <w:ind w:left="6480" w:hanging="360"/>
+      </w:pPr>
+      <w:rPr>
+        <w:rFonts w:ascii="Wingdings" w:hAnsi="Wingdings" w:hint="default"/>
+        <w:sz w:val="20"/>
+      </w:rPr>
+    </w:lvl>
+  </w:abstractNum>
+  <w:abstractNum w:abstractNumId="20" w15:restartNumberingAfterBreak="0">
     <w:nsid w:val="2E7B68D2"/>
     <w:multiLevelType w:val="multilevel"/>
     <w:tmpl w:val="312E31B8"/>
@@ -12572,7 +16010,7 @@
       </w:rPr>
     </w:lvl>
   </w:abstractNum>
-  <w:abstractNum w:abstractNumId="17" w15:restartNumberingAfterBreak="0">
+  <w:abstractNum w:abstractNumId="21" w15:restartNumberingAfterBreak="0">
     <w:nsid w:val="32552313"/>
     <w:multiLevelType w:val="multilevel"/>
     <w:tmpl w:val="7BD2B8A6"/>
@@ -12721,7 +16159,7 @@
       </w:rPr>
     </w:lvl>
   </w:abstractNum>
-  <w:abstractNum w:abstractNumId="18" w15:restartNumberingAfterBreak="0">
+  <w:abstractNum w:abstractNumId="22" w15:restartNumberingAfterBreak="0">
     <w:nsid w:val="366578BD"/>
     <w:multiLevelType w:val="multilevel"/>
     <w:tmpl w:val="74BE2DAC"/>
@@ -12870,7 +16308,7 @@
       </w:rPr>
     </w:lvl>
   </w:abstractNum>
-  <w:abstractNum w:abstractNumId="19" w15:restartNumberingAfterBreak="0">
+  <w:abstractNum w:abstractNumId="23" w15:restartNumberingAfterBreak="0">
     <w:nsid w:val="37683FBC"/>
     <w:multiLevelType w:val="multilevel"/>
     <w:tmpl w:val="8A2E738C"/>
@@ -13019,7 +16457,7 @@
       </w:rPr>
     </w:lvl>
   </w:abstractNum>
-  <w:abstractNum w:abstractNumId="20" w15:restartNumberingAfterBreak="0">
+  <w:abstractNum w:abstractNumId="24" w15:restartNumberingAfterBreak="0">
     <w:nsid w:val="3CFB2700"/>
     <w:multiLevelType w:val="multilevel"/>
     <w:tmpl w:val="AE72B9AA"/>
@@ -13168,7 +16606,7 @@
       </w:rPr>
     </w:lvl>
   </w:abstractNum>
-  <w:abstractNum w:abstractNumId="21" w15:restartNumberingAfterBreak="0">
+  <w:abstractNum w:abstractNumId="25" w15:restartNumberingAfterBreak="0">
     <w:nsid w:val="440D7BF5"/>
     <w:multiLevelType w:val="multilevel"/>
     <w:tmpl w:val="7368F55A"/>
@@ -13317,7 +16755,7 @@
       </w:rPr>
     </w:lvl>
   </w:abstractNum>
-  <w:abstractNum w:abstractNumId="22" w15:restartNumberingAfterBreak="0">
+  <w:abstractNum w:abstractNumId="26" w15:restartNumberingAfterBreak="0">
     <w:nsid w:val="47293482"/>
     <w:multiLevelType w:val="multilevel"/>
     <w:tmpl w:val="282EBE86"/>
@@ -13466,7 +16904,7 @@
       </w:rPr>
     </w:lvl>
   </w:abstractNum>
-  <w:abstractNum w:abstractNumId="23" w15:restartNumberingAfterBreak="0">
+  <w:abstractNum w:abstractNumId="27" w15:restartNumberingAfterBreak="0">
     <w:nsid w:val="486E6382"/>
     <w:multiLevelType w:val="multilevel"/>
     <w:tmpl w:val="82F0D3DE"/>
@@ -13615,7 +17053,7 @@
       </w:rPr>
     </w:lvl>
   </w:abstractNum>
-  <w:abstractNum w:abstractNumId="24" w15:restartNumberingAfterBreak="0">
+  <w:abstractNum w:abstractNumId="28" w15:restartNumberingAfterBreak="0">
     <w:nsid w:val="4F74506C"/>
     <w:multiLevelType w:val="multilevel"/>
     <w:tmpl w:val="F926BD64"/>
@@ -13764,7 +17202,7 @@
       </w:rPr>
     </w:lvl>
   </w:abstractNum>
-  <w:abstractNum w:abstractNumId="25" w15:restartNumberingAfterBreak="0">
+  <w:abstractNum w:abstractNumId="29" w15:restartNumberingAfterBreak="0">
     <w:nsid w:val="4FF76D4D"/>
     <w:multiLevelType w:val="multilevel"/>
     <w:tmpl w:val="EF564CCC"/>
@@ -13913,7 +17351,7 @@
       </w:rPr>
     </w:lvl>
   </w:abstractNum>
-  <w:abstractNum w:abstractNumId="26" w15:restartNumberingAfterBreak="0">
+  <w:abstractNum w:abstractNumId="30" w15:restartNumberingAfterBreak="0">
     <w:nsid w:val="5790046C"/>
     <w:multiLevelType w:val="multilevel"/>
     <w:tmpl w:val="93E40112"/>
@@ -14062,7 +17500,7 @@
       </w:rPr>
     </w:lvl>
   </w:abstractNum>
-  <w:abstractNum w:abstractNumId="27" w15:restartNumberingAfterBreak="0">
+  <w:abstractNum w:abstractNumId="31" w15:restartNumberingAfterBreak="0">
     <w:nsid w:val="58B153C9"/>
     <w:multiLevelType w:val="multilevel"/>
     <w:tmpl w:val="252C7668"/>
@@ -14211,7 +17649,7 @@
       </w:rPr>
     </w:lvl>
   </w:abstractNum>
-  <w:abstractNum w:abstractNumId="28" w15:restartNumberingAfterBreak="0">
+  <w:abstractNum w:abstractNumId="32" w15:restartNumberingAfterBreak="0">
     <w:nsid w:val="59920B80"/>
     <w:multiLevelType w:val="multilevel"/>
     <w:tmpl w:val="CAEEC91C"/>
@@ -14360,7 +17798,7 @@
       </w:rPr>
     </w:lvl>
   </w:abstractNum>
-  <w:abstractNum w:abstractNumId="29" w15:restartNumberingAfterBreak="0">
+  <w:abstractNum w:abstractNumId="33" w15:restartNumberingAfterBreak="0">
     <w:nsid w:val="5CEE5633"/>
     <w:multiLevelType w:val="multilevel"/>
     <w:tmpl w:val="31A87A12"/>
@@ -14509,7 +17947,7 @@
       </w:rPr>
     </w:lvl>
   </w:abstractNum>
-  <w:abstractNum w:abstractNumId="30" w15:restartNumberingAfterBreak="0">
+  <w:abstractNum w:abstractNumId="34" w15:restartNumberingAfterBreak="0">
     <w:nsid w:val="60515595"/>
     <w:multiLevelType w:val="multilevel"/>
     <w:tmpl w:val="DCF40022"/>
@@ -14658,7 +18096,7 @@
       </w:rPr>
     </w:lvl>
   </w:abstractNum>
-  <w:abstractNum w:abstractNumId="31" w15:restartNumberingAfterBreak="0">
+  <w:abstractNum w:abstractNumId="35" w15:restartNumberingAfterBreak="0">
     <w:nsid w:val="6054548D"/>
     <w:multiLevelType w:val="multilevel"/>
     <w:tmpl w:val="E44A80FC"/>
@@ -14807,7 +18245,156 @@
       </w:rPr>
     </w:lvl>
   </w:abstractNum>
-  <w:abstractNum w:abstractNumId="32" w15:restartNumberingAfterBreak="0">
+  <w:abstractNum w:abstractNumId="36" w15:restartNumberingAfterBreak="0">
+    <w:nsid w:val="624F29C0"/>
+    <w:multiLevelType w:val="multilevel"/>
+    <w:tmpl w:val="DB3E99E0"/>
+    <w:lvl w:ilvl="0">
+      <w:start w:val="1"/>
+      <w:numFmt w:val="bullet"/>
+      <w:lvlText w:val=""/>
+      <w:lvlJc w:val="left"/>
+      <w:pPr>
+        <w:tabs>
+          <w:tab w:val="num" w:pos="720"/>
+        </w:tabs>
+        <w:ind w:left="720" w:hanging="360"/>
+      </w:pPr>
+      <w:rPr>
+        <w:rFonts w:ascii="Symbol" w:hAnsi="Symbol" w:hint="default"/>
+        <w:sz w:val="20"/>
+      </w:rPr>
+    </w:lvl>
+    <w:lvl w:ilvl="1" w:tentative="1">
+      <w:start w:val="1"/>
+      <w:numFmt w:val="bullet"/>
+      <w:lvlText w:val="o"/>
+      <w:lvlJc w:val="left"/>
+      <w:pPr>
+        <w:tabs>
+          <w:tab w:val="num" w:pos="1440"/>
+        </w:tabs>
+        <w:ind w:left="1440" w:hanging="360"/>
+      </w:pPr>
+      <w:rPr>
+        <w:rFonts w:ascii="Courier New" w:hAnsi="Courier New" w:hint="default"/>
+        <w:sz w:val="20"/>
+      </w:rPr>
+    </w:lvl>
+    <w:lvl w:ilvl="2" w:tentative="1">
+      <w:start w:val="1"/>
+      <w:numFmt w:val="bullet"/>
+      <w:lvlText w:val=""/>
+      <w:lvlJc w:val="left"/>
+      <w:pPr>
+        <w:tabs>
+          <w:tab w:val="num" w:pos="2160"/>
+        </w:tabs>
+        <w:ind w:left="2160" w:hanging="360"/>
+      </w:pPr>
+      <w:rPr>
+        <w:rFonts w:ascii="Wingdings" w:hAnsi="Wingdings" w:hint="default"/>
+        <w:sz w:val="20"/>
+      </w:rPr>
+    </w:lvl>
+    <w:lvl w:ilvl="3" w:tentative="1">
+      <w:start w:val="1"/>
+      <w:numFmt w:val="bullet"/>
+      <w:lvlText w:val=""/>
+      <w:lvlJc w:val="left"/>
+      <w:pPr>
+        <w:tabs>
+          <w:tab w:val="num" w:pos="2880"/>
+        </w:tabs>
+        <w:ind w:left="2880" w:hanging="360"/>
+      </w:pPr>
+      <w:rPr>
+        <w:rFonts w:ascii="Wingdings" w:hAnsi="Wingdings" w:hint="default"/>
+        <w:sz w:val="20"/>
+      </w:rPr>
+    </w:lvl>
+    <w:lvl w:ilvl="4" w:tentative="1">
+      <w:start w:val="1"/>
+      <w:numFmt w:val="bullet"/>
+      <w:lvlText w:val=""/>
+      <w:lvlJc w:val="left"/>
+      <w:pPr>
+        <w:tabs>
+          <w:tab w:val="num" w:pos="3600"/>
+        </w:tabs>
+        <w:ind w:left="3600" w:hanging="360"/>
+      </w:pPr>
+      <w:rPr>
+        <w:rFonts w:ascii="Wingdings" w:hAnsi="Wingdings" w:hint="default"/>
+        <w:sz w:val="20"/>
+      </w:rPr>
+    </w:lvl>
+    <w:lvl w:ilvl="5" w:tentative="1">
+      <w:start w:val="1"/>
+      <w:numFmt w:val="bullet"/>
+      <w:lvlText w:val=""/>
+      <w:lvlJc w:val="left"/>
+      <w:pPr>
+        <w:tabs>
+          <w:tab w:val="num" w:pos="4320"/>
+        </w:tabs>
+        <w:ind w:left="4320" w:hanging="360"/>
+      </w:pPr>
+      <w:rPr>
+        <w:rFonts w:ascii="Wingdings" w:hAnsi="Wingdings" w:hint="default"/>
+        <w:sz w:val="20"/>
+      </w:rPr>
+    </w:lvl>
+    <w:lvl w:ilvl="6" w:tentative="1">
+      <w:start w:val="1"/>
+      <w:numFmt w:val="bullet"/>
+      <w:lvlText w:val=""/>
+      <w:lvlJc w:val="left"/>
+      <w:pPr>
+        <w:tabs>
+          <w:tab w:val="num" w:pos="5040"/>
+        </w:tabs>
+        <w:ind w:left="5040" w:hanging="360"/>
+      </w:pPr>
+      <w:rPr>
+        <w:rFonts w:ascii="Wingdings" w:hAnsi="Wingdings" w:hint="default"/>
+        <w:sz w:val="20"/>
+      </w:rPr>
+    </w:lvl>
+    <w:lvl w:ilvl="7" w:tentative="1">
+      <w:start w:val="1"/>
+      <w:numFmt w:val="bullet"/>
+      <w:lvlText w:val=""/>
+      <w:lvlJc w:val="left"/>
+      <w:pPr>
+        <w:tabs>
+          <w:tab w:val="num" w:pos="5760"/>
+        </w:tabs>
+        <w:ind w:left="5760" w:hanging="360"/>
+      </w:pPr>
+      <w:rPr>
+        <w:rFonts w:ascii="Wingdings" w:hAnsi="Wingdings" w:hint="default"/>
+        <w:sz w:val="20"/>
+      </w:rPr>
+    </w:lvl>
+    <w:lvl w:ilvl="8" w:tentative="1">
+      <w:start w:val="1"/>
+      <w:numFmt w:val="bullet"/>
+      <w:lvlText w:val=""/>
+      <w:lvlJc w:val="left"/>
+      <w:pPr>
+        <w:tabs>
+          <w:tab w:val="num" w:pos="6480"/>
+        </w:tabs>
+        <w:ind w:left="6480" w:hanging="360"/>
+      </w:pPr>
+      <w:rPr>
+        <w:rFonts w:ascii="Wingdings" w:hAnsi="Wingdings" w:hint="default"/>
+        <w:sz w:val="20"/>
+      </w:rPr>
+    </w:lvl>
+  </w:abstractNum>
+  <w:abstractNum w:abstractNumId="37" w15:restartNumberingAfterBreak="0">
     <w:nsid w:val="64A96BF0"/>
     <w:multiLevelType w:val="multilevel"/>
     <w:tmpl w:val="616A9796"/>
@@ -14956,7 +18543,7 @@
       </w:rPr>
     </w:lvl>
   </w:abstractNum>
-  <w:abstractNum w:abstractNumId="33" w15:restartNumberingAfterBreak="0">
+  <w:abstractNum w:abstractNumId="38" w15:restartNumberingAfterBreak="0">
     <w:nsid w:val="65262688"/>
     <w:multiLevelType w:val="multilevel"/>
     <w:tmpl w:val="BC36EB62"/>
@@ -15105,7 +18692,7 @@
       </w:rPr>
     </w:lvl>
   </w:abstractNum>
-  <w:abstractNum w:abstractNumId="34" w15:restartNumberingAfterBreak="0">
+  <w:abstractNum w:abstractNumId="39" w15:restartNumberingAfterBreak="0">
     <w:nsid w:val="65EC5CC2"/>
     <w:multiLevelType w:val="multilevel"/>
     <w:tmpl w:val="893C257A"/>
@@ -15254,7 +18841,7 @@
       </w:rPr>
     </w:lvl>
   </w:abstractNum>
-  <w:abstractNum w:abstractNumId="35" w15:restartNumberingAfterBreak="0">
+  <w:abstractNum w:abstractNumId="40" w15:restartNumberingAfterBreak="0">
     <w:nsid w:val="667A1272"/>
     <w:multiLevelType w:val="multilevel"/>
     <w:tmpl w:val="8E54D8B0"/>
@@ -15403,7 +18990,7 @@
       </w:rPr>
     </w:lvl>
   </w:abstractNum>
-  <w:abstractNum w:abstractNumId="36" w15:restartNumberingAfterBreak="0">
+  <w:abstractNum w:abstractNumId="41" w15:restartNumberingAfterBreak="0">
     <w:nsid w:val="671E3CDC"/>
     <w:multiLevelType w:val="multilevel"/>
     <w:tmpl w:val="028046DA"/>
@@ -15552,7 +19139,7 @@
       </w:rPr>
     </w:lvl>
   </w:abstractNum>
-  <w:abstractNum w:abstractNumId="37" w15:restartNumberingAfterBreak="0">
+  <w:abstractNum w:abstractNumId="42" w15:restartNumberingAfterBreak="0">
     <w:nsid w:val="6820659B"/>
     <w:multiLevelType w:val="multilevel"/>
     <w:tmpl w:val="5C442948"/>
@@ -15701,7 +19288,7 @@
       </w:rPr>
     </w:lvl>
   </w:abstractNum>
-  <w:abstractNum w:abstractNumId="38" w15:restartNumberingAfterBreak="0">
+  <w:abstractNum w:abstractNumId="43" w15:restartNumberingAfterBreak="0">
     <w:nsid w:val="6B6B3C47"/>
     <w:multiLevelType w:val="multilevel"/>
     <w:tmpl w:val="40A689D0"/>
@@ -15850,7 +19437,7 @@
       </w:rPr>
     </w:lvl>
   </w:abstractNum>
-  <w:abstractNum w:abstractNumId="39" w15:restartNumberingAfterBreak="0">
+  <w:abstractNum w:abstractNumId="44" w15:restartNumberingAfterBreak="0">
     <w:nsid w:val="6B8467BF"/>
     <w:multiLevelType w:val="multilevel"/>
     <w:tmpl w:val="8BFE2B86"/>
@@ -15999,7 +19586,7 @@
       </w:rPr>
     </w:lvl>
   </w:abstractNum>
-  <w:abstractNum w:abstractNumId="40" w15:restartNumberingAfterBreak="0">
+  <w:abstractNum w:abstractNumId="45" w15:restartNumberingAfterBreak="0">
     <w:nsid w:val="6BF5601B"/>
     <w:multiLevelType w:val="multilevel"/>
     <w:tmpl w:val="61EAC5BC"/>
@@ -16148,7 +19735,7 @@
       </w:rPr>
     </w:lvl>
   </w:abstractNum>
-  <w:abstractNum w:abstractNumId="41" w15:restartNumberingAfterBreak="0">
+  <w:abstractNum w:abstractNumId="46" w15:restartNumberingAfterBreak="0">
     <w:nsid w:val="6C2E01F6"/>
     <w:multiLevelType w:val="multilevel"/>
     <w:tmpl w:val="D44C1F9C"/>
@@ -16297,7 +19884,7 @@
       </w:rPr>
     </w:lvl>
   </w:abstractNum>
-  <w:abstractNum w:abstractNumId="42" w15:restartNumberingAfterBreak="0">
+  <w:abstractNum w:abstractNumId="47" w15:restartNumberingAfterBreak="0">
     <w:nsid w:val="6D790680"/>
     <w:multiLevelType w:val="multilevel"/>
     <w:tmpl w:val="003C3B4E"/>
@@ -16446,7 +20033,7 @@
       </w:rPr>
     </w:lvl>
   </w:abstractNum>
-  <w:abstractNum w:abstractNumId="43" w15:restartNumberingAfterBreak="0">
+  <w:abstractNum w:abstractNumId="48" w15:restartNumberingAfterBreak="0">
     <w:nsid w:val="7013591C"/>
     <w:multiLevelType w:val="multilevel"/>
     <w:tmpl w:val="BC1650B8"/>
@@ -16595,7 +20182,7 @@
       </w:rPr>
     </w:lvl>
   </w:abstractNum>
-  <w:abstractNum w:abstractNumId="44" w15:restartNumberingAfterBreak="0">
+  <w:abstractNum w:abstractNumId="49" w15:restartNumberingAfterBreak="0">
     <w:nsid w:val="70860B6B"/>
     <w:multiLevelType w:val="multilevel"/>
     <w:tmpl w:val="6194F3F0"/>
@@ -16712,7 +20299,7 @@
       </w:pPr>
     </w:lvl>
   </w:abstractNum>
-  <w:abstractNum w:abstractNumId="45" w15:restartNumberingAfterBreak="0">
+  <w:abstractNum w:abstractNumId="50" w15:restartNumberingAfterBreak="0">
     <w:nsid w:val="72090254"/>
     <w:multiLevelType w:val="multilevel"/>
     <w:tmpl w:val="042678B8"/>
@@ -16861,7 +20448,7 @@
       </w:rPr>
     </w:lvl>
   </w:abstractNum>
-  <w:abstractNum w:abstractNumId="46" w15:restartNumberingAfterBreak="0">
+  <w:abstractNum w:abstractNumId="51" w15:restartNumberingAfterBreak="0">
     <w:nsid w:val="723227B4"/>
     <w:multiLevelType w:val="multilevel"/>
     <w:tmpl w:val="C5FE236A"/>
@@ -17010,7 +20597,7 @@
       </w:rPr>
     </w:lvl>
   </w:abstractNum>
-  <w:abstractNum w:abstractNumId="47" w15:restartNumberingAfterBreak="0">
+  <w:abstractNum w:abstractNumId="52" w15:restartNumberingAfterBreak="0">
     <w:nsid w:val="7408298D"/>
     <w:multiLevelType w:val="multilevel"/>
     <w:tmpl w:val="5BC61B9C"/>
@@ -17159,7 +20746,7 @@
       </w:rPr>
     </w:lvl>
   </w:abstractNum>
-  <w:abstractNum w:abstractNumId="48" w15:restartNumberingAfterBreak="0">
+  <w:abstractNum w:abstractNumId="53" w15:restartNumberingAfterBreak="0">
     <w:nsid w:val="75092643"/>
     <w:multiLevelType w:val="multilevel"/>
     <w:tmpl w:val="1D1AAFBC"/>
@@ -17308,7 +20895,7 @@
       </w:rPr>
     </w:lvl>
   </w:abstractNum>
-  <w:abstractNum w:abstractNumId="49" w15:restartNumberingAfterBreak="0">
+  <w:abstractNum w:abstractNumId="54" w15:restartNumberingAfterBreak="0">
     <w:nsid w:val="77F8377D"/>
     <w:multiLevelType w:val="multilevel"/>
     <w:tmpl w:val="E4426A14"/>
@@ -17457,7 +21044,7 @@
       </w:rPr>
     </w:lvl>
   </w:abstractNum>
-  <w:abstractNum w:abstractNumId="50" w15:restartNumberingAfterBreak="0">
+  <w:abstractNum w:abstractNumId="55" w15:restartNumberingAfterBreak="0">
     <w:nsid w:val="77FE2288"/>
     <w:multiLevelType w:val="multilevel"/>
     <w:tmpl w:val="FF1C6178"/>
@@ -17606,7 +21193,7 @@
       </w:rPr>
     </w:lvl>
   </w:abstractNum>
-  <w:abstractNum w:abstractNumId="51" w15:restartNumberingAfterBreak="0">
+  <w:abstractNum w:abstractNumId="56" w15:restartNumberingAfterBreak="0">
     <w:nsid w:val="78ED7E58"/>
     <w:multiLevelType w:val="multilevel"/>
     <w:tmpl w:val="A28679B2"/>
@@ -17755,7 +21342,7 @@
       </w:rPr>
     </w:lvl>
   </w:abstractNum>
-  <w:abstractNum w:abstractNumId="52" w15:restartNumberingAfterBreak="0">
+  <w:abstractNum w:abstractNumId="57" w15:restartNumberingAfterBreak="0">
     <w:nsid w:val="795C0163"/>
     <w:multiLevelType w:val="multilevel"/>
     <w:tmpl w:val="E77058C4"/>
@@ -17904,7 +21491,7 @@
       </w:rPr>
     </w:lvl>
   </w:abstractNum>
-  <w:abstractNum w:abstractNumId="53" w15:restartNumberingAfterBreak="0">
+  <w:abstractNum w:abstractNumId="58" w15:restartNumberingAfterBreak="0">
     <w:nsid w:val="7D212188"/>
     <w:multiLevelType w:val="multilevel"/>
     <w:tmpl w:val="379CEEA4"/>
@@ -18053,167 +21640,334 @@
       </w:rPr>
     </w:lvl>
   </w:abstractNum>
+  <w:abstractNum w:abstractNumId="59" w15:restartNumberingAfterBreak="0">
+    <w:nsid w:val="7DBD0CD7"/>
+    <w:multiLevelType w:val="multilevel"/>
+    <w:tmpl w:val="A0EC3056"/>
+    <w:lvl w:ilvl="0">
+      <w:start w:val="1"/>
+      <w:numFmt w:val="bullet"/>
+      <w:lvlText w:val=""/>
+      <w:lvlJc w:val="left"/>
+      <w:pPr>
+        <w:tabs>
+          <w:tab w:val="num" w:pos="720"/>
+        </w:tabs>
+        <w:ind w:left="720" w:hanging="360"/>
+      </w:pPr>
+      <w:rPr>
+        <w:rFonts w:ascii="Symbol" w:hAnsi="Symbol" w:hint="default"/>
+        <w:sz w:val="20"/>
+      </w:rPr>
+    </w:lvl>
+    <w:lvl w:ilvl="1" w:tentative="1">
+      <w:start w:val="1"/>
+      <w:numFmt w:val="bullet"/>
+      <w:lvlText w:val="o"/>
+      <w:lvlJc w:val="left"/>
+      <w:pPr>
+        <w:tabs>
+          <w:tab w:val="num" w:pos="1440"/>
+        </w:tabs>
+        <w:ind w:left="1440" w:hanging="360"/>
+      </w:pPr>
+      <w:rPr>
+        <w:rFonts w:ascii="Courier New" w:hAnsi="Courier New" w:hint="default"/>
+        <w:sz w:val="20"/>
+      </w:rPr>
+    </w:lvl>
+    <w:lvl w:ilvl="2" w:tentative="1">
+      <w:start w:val="1"/>
+      <w:numFmt w:val="bullet"/>
+      <w:lvlText w:val=""/>
+      <w:lvlJc w:val="left"/>
+      <w:pPr>
+        <w:tabs>
+          <w:tab w:val="num" w:pos="2160"/>
+        </w:tabs>
+        <w:ind w:left="2160" w:hanging="360"/>
+      </w:pPr>
+      <w:rPr>
+        <w:rFonts w:ascii="Wingdings" w:hAnsi="Wingdings" w:hint="default"/>
+        <w:sz w:val="20"/>
+      </w:rPr>
+    </w:lvl>
+    <w:lvl w:ilvl="3" w:tentative="1">
+      <w:start w:val="1"/>
+      <w:numFmt w:val="bullet"/>
+      <w:lvlText w:val=""/>
+      <w:lvlJc w:val="left"/>
+      <w:pPr>
+        <w:tabs>
+          <w:tab w:val="num" w:pos="2880"/>
+        </w:tabs>
+        <w:ind w:left="2880" w:hanging="360"/>
+      </w:pPr>
+      <w:rPr>
+        <w:rFonts w:ascii="Wingdings" w:hAnsi="Wingdings" w:hint="default"/>
+        <w:sz w:val="20"/>
+      </w:rPr>
+    </w:lvl>
+    <w:lvl w:ilvl="4" w:tentative="1">
+      <w:start w:val="1"/>
+      <w:numFmt w:val="bullet"/>
+      <w:lvlText w:val=""/>
+      <w:lvlJc w:val="left"/>
+      <w:pPr>
+        <w:tabs>
+          <w:tab w:val="num" w:pos="3600"/>
+        </w:tabs>
+        <w:ind w:left="3600" w:hanging="360"/>
+      </w:pPr>
+      <w:rPr>
+        <w:rFonts w:ascii="Wingdings" w:hAnsi="Wingdings" w:hint="default"/>
+        <w:sz w:val="20"/>
+      </w:rPr>
+    </w:lvl>
+    <w:lvl w:ilvl="5" w:tentative="1">
+      <w:start w:val="1"/>
+      <w:numFmt w:val="bullet"/>
+      <w:lvlText w:val=""/>
+      <w:lvlJc w:val="left"/>
+      <w:pPr>
+        <w:tabs>
+          <w:tab w:val="num" w:pos="4320"/>
+        </w:tabs>
+        <w:ind w:left="4320" w:hanging="360"/>
+      </w:pPr>
+      <w:rPr>
+        <w:rFonts w:ascii="Wingdings" w:hAnsi="Wingdings" w:hint="default"/>
+        <w:sz w:val="20"/>
+      </w:rPr>
+    </w:lvl>
+    <w:lvl w:ilvl="6" w:tentative="1">
+      <w:start w:val="1"/>
+      <w:numFmt w:val="bullet"/>
+      <w:lvlText w:val=""/>
+      <w:lvlJc w:val="left"/>
+      <w:pPr>
+        <w:tabs>
+          <w:tab w:val="num" w:pos="5040"/>
+        </w:tabs>
+        <w:ind w:left="5040" w:hanging="360"/>
+      </w:pPr>
+      <w:rPr>
+        <w:rFonts w:ascii="Wingdings" w:hAnsi="Wingdings" w:hint="default"/>
+        <w:sz w:val="20"/>
+      </w:rPr>
+    </w:lvl>
+    <w:lvl w:ilvl="7" w:tentative="1">
+      <w:start w:val="1"/>
+      <w:numFmt w:val="bullet"/>
+      <w:lvlText w:val=""/>
+      <w:lvlJc w:val="left"/>
+      <w:pPr>
+        <w:tabs>
+          <w:tab w:val="num" w:pos="5760"/>
+        </w:tabs>
+        <w:ind w:left="5760" w:hanging="360"/>
+      </w:pPr>
+      <w:rPr>
+        <w:rFonts w:ascii="Wingdings" w:hAnsi="Wingdings" w:hint="default"/>
+        <w:sz w:val="20"/>
+      </w:rPr>
+    </w:lvl>
+    <w:lvl w:ilvl="8" w:tentative="1">
+      <w:start w:val="1"/>
+      <w:numFmt w:val="bullet"/>
+      <w:lvlText w:val=""/>
+      <w:lvlJc w:val="left"/>
+      <w:pPr>
+        <w:tabs>
+          <w:tab w:val="num" w:pos="6480"/>
+        </w:tabs>
+        <w:ind w:left="6480" w:hanging="360"/>
+      </w:pPr>
+      <w:rPr>
+        <w:rFonts w:ascii="Wingdings" w:hAnsi="Wingdings" w:hint="default"/>
+        <w:sz w:val="20"/>
+      </w:rPr>
+    </w:lvl>
+  </w:abstractNum>
   <w:num w:numId="1" w16cid:durableId="539703690">
-    <w:abstractNumId w:val="53"/>
+    <w:abstractNumId w:val="58"/>
   </w:num>
   <w:num w:numId="2" w16cid:durableId="529539000">
-    <w:abstractNumId w:val="46"/>
+    <w:abstractNumId w:val="51"/>
   </w:num>
   <w:num w:numId="3" w16cid:durableId="1507868098">
-    <w:abstractNumId w:val="45"/>
+    <w:abstractNumId w:val="50"/>
   </w:num>
   <w:num w:numId="4" w16cid:durableId="1090276143">
-    <w:abstractNumId w:val="22"/>
+    <w:abstractNumId w:val="26"/>
   </w:num>
   <w:num w:numId="5" w16cid:durableId="1100642952">
     <w:abstractNumId w:val="0"/>
   </w:num>
   <w:num w:numId="6" w16cid:durableId="609314199">
-    <w:abstractNumId w:val="13"/>
+    <w:abstractNumId w:val="16"/>
   </w:num>
   <w:num w:numId="7" w16cid:durableId="1326663548">
-    <w:abstractNumId w:val="37"/>
+    <w:abstractNumId w:val="42"/>
   </w:num>
   <w:num w:numId="8" w16cid:durableId="799693069">
-    <w:abstractNumId w:val="35"/>
+    <w:abstractNumId w:val="40"/>
   </w:num>
   <w:num w:numId="9" w16cid:durableId="107093652">
-    <w:abstractNumId w:val="39"/>
+    <w:abstractNumId w:val="44"/>
   </w:num>
   <w:num w:numId="10" w16cid:durableId="1675720591">
     <w:abstractNumId w:val="1"/>
   </w:num>
   <w:num w:numId="11" w16cid:durableId="2140419691">
-    <w:abstractNumId w:val="38"/>
+    <w:abstractNumId w:val="43"/>
   </w:num>
   <w:num w:numId="12" w16cid:durableId="1892954593">
-    <w:abstractNumId w:val="17"/>
+    <w:abstractNumId w:val="21"/>
   </w:num>
   <w:num w:numId="13" w16cid:durableId="1234658075">
-    <w:abstractNumId w:val="27"/>
+    <w:abstractNumId w:val="31"/>
   </w:num>
   <w:num w:numId="14" w16cid:durableId="1593784728">
-    <w:abstractNumId w:val="26"/>
+    <w:abstractNumId w:val="30"/>
   </w:num>
   <w:num w:numId="15" w16cid:durableId="443309351">
+    <w:abstractNumId w:val="54"/>
+  </w:num>
+  <w:num w:numId="16" w16cid:durableId="1965304958">
     <w:abstractNumId w:val="49"/>
   </w:num>
-  <w:num w:numId="16" w16cid:durableId="1965304958">
-    <w:abstractNumId w:val="44"/>
-  </w:num>
   <w:num w:numId="17" w16cid:durableId="688605314">
-    <w:abstractNumId w:val="36"/>
+    <w:abstractNumId w:val="41"/>
   </w:num>
   <w:num w:numId="18" w16cid:durableId="1022316225">
-    <w:abstractNumId w:val="42"/>
+    <w:abstractNumId w:val="47"/>
   </w:num>
   <w:num w:numId="19" w16cid:durableId="141240616">
     <w:abstractNumId w:val="3"/>
   </w:num>
   <w:num w:numId="20" w16cid:durableId="765424595">
-    <w:abstractNumId w:val="41"/>
+    <w:abstractNumId w:val="46"/>
   </w:num>
   <w:num w:numId="21" w16cid:durableId="2049254314">
-    <w:abstractNumId w:val="16"/>
+    <w:abstractNumId w:val="20"/>
   </w:num>
   <w:num w:numId="22" w16cid:durableId="1397165907">
+    <w:abstractNumId w:val="13"/>
+  </w:num>
+  <w:num w:numId="23" w16cid:durableId="1298873727">
+    <w:abstractNumId w:val="17"/>
+  </w:num>
+  <w:num w:numId="24" w16cid:durableId="970286715">
+    <w:abstractNumId w:val="22"/>
+  </w:num>
+  <w:num w:numId="25" w16cid:durableId="1234780031">
+    <w:abstractNumId w:val="45"/>
+  </w:num>
+  <w:num w:numId="26" w16cid:durableId="933439244">
     <w:abstractNumId w:val="10"/>
   </w:num>
-  <w:num w:numId="23" w16cid:durableId="1298873727">
-    <w:abstractNumId w:val="14"/>
-  </w:num>
-  <w:num w:numId="24" w16cid:durableId="970286715">
-    <w:abstractNumId w:val="18"/>
-  </w:num>
-  <w:num w:numId="25" w16cid:durableId="1234780031">
-    <w:abstractNumId w:val="40"/>
-  </w:num>
-  <w:num w:numId="26" w16cid:durableId="933439244">
-    <w:abstractNumId w:val="7"/>
-  </w:num>
   <w:num w:numId="27" w16cid:durableId="713162761">
-    <w:abstractNumId w:val="24"/>
+    <w:abstractNumId w:val="28"/>
   </w:num>
   <w:num w:numId="28" w16cid:durableId="389034150">
-    <w:abstractNumId w:val="34"/>
+    <w:abstractNumId w:val="39"/>
   </w:num>
   <w:num w:numId="29" w16cid:durableId="2101292932">
-    <w:abstractNumId w:val="5"/>
+    <w:abstractNumId w:val="6"/>
   </w:num>
   <w:num w:numId="30" w16cid:durableId="1451246123">
-    <w:abstractNumId w:val="23"/>
+    <w:abstractNumId w:val="27"/>
   </w:num>
   <w:num w:numId="31" w16cid:durableId="1957172257">
-    <w:abstractNumId w:val="32"/>
+    <w:abstractNumId w:val="37"/>
   </w:num>
   <w:num w:numId="32" w16cid:durableId="2074425949">
-    <w:abstractNumId w:val="52"/>
+    <w:abstractNumId w:val="57"/>
   </w:num>
   <w:num w:numId="33" w16cid:durableId="1278953254">
-    <w:abstractNumId w:val="29"/>
+    <w:abstractNumId w:val="33"/>
   </w:num>
   <w:num w:numId="34" w16cid:durableId="762071258">
-    <w:abstractNumId w:val="51"/>
+    <w:abstractNumId w:val="56"/>
   </w:num>
   <w:num w:numId="35" w16cid:durableId="636911571">
-    <w:abstractNumId w:val="12"/>
+    <w:abstractNumId w:val="15"/>
   </w:num>
   <w:num w:numId="36" w16cid:durableId="201671262">
     <w:abstractNumId w:val="4"/>
   </w:num>
   <w:num w:numId="37" w16cid:durableId="1602764755">
-    <w:abstractNumId w:val="50"/>
+    <w:abstractNumId w:val="55"/>
   </w:num>
   <w:num w:numId="38" w16cid:durableId="605776452">
-    <w:abstractNumId w:val="15"/>
+    <w:abstractNumId w:val="18"/>
   </w:num>
   <w:num w:numId="39" w16cid:durableId="1719237159">
-    <w:abstractNumId w:val="28"/>
+    <w:abstractNumId w:val="32"/>
   </w:num>
   <w:num w:numId="40" w16cid:durableId="171066299">
-    <w:abstractNumId w:val="47"/>
+    <w:abstractNumId w:val="52"/>
   </w:num>
   <w:num w:numId="41" w16cid:durableId="495804966">
-    <w:abstractNumId w:val="43"/>
+    <w:abstractNumId w:val="48"/>
   </w:num>
   <w:num w:numId="42" w16cid:durableId="570310927">
-    <w:abstractNumId w:val="9"/>
+    <w:abstractNumId w:val="12"/>
   </w:num>
   <w:num w:numId="43" w16cid:durableId="199709320">
-    <w:abstractNumId w:val="31"/>
+    <w:abstractNumId w:val="35"/>
   </w:num>
   <w:num w:numId="44" w16cid:durableId="1934436484">
-    <w:abstractNumId w:val="8"/>
+    <w:abstractNumId w:val="11"/>
   </w:num>
   <w:num w:numId="45" w16cid:durableId="188303176">
-    <w:abstractNumId w:val="25"/>
+    <w:abstractNumId w:val="29"/>
   </w:num>
   <w:num w:numId="46" w16cid:durableId="1484617688">
-    <w:abstractNumId w:val="33"/>
+    <w:abstractNumId w:val="38"/>
   </w:num>
   <w:num w:numId="47" w16cid:durableId="294217124">
     <w:abstractNumId w:val="2"/>
   </w:num>
   <w:num w:numId="48" w16cid:durableId="1627081710">
-    <w:abstractNumId w:val="6"/>
+    <w:abstractNumId w:val="8"/>
   </w:num>
   <w:num w:numId="49" w16cid:durableId="1017853866">
+    <w:abstractNumId w:val="23"/>
+  </w:num>
+  <w:num w:numId="50" w16cid:durableId="156069245">
+    <w:abstractNumId w:val="25"/>
+  </w:num>
+  <w:num w:numId="51" w16cid:durableId="573659940">
+    <w:abstractNumId w:val="24"/>
+  </w:num>
+  <w:num w:numId="52" w16cid:durableId="1856647388">
+    <w:abstractNumId w:val="14"/>
+  </w:num>
+  <w:num w:numId="53" w16cid:durableId="255136490">
+    <w:abstractNumId w:val="53"/>
+  </w:num>
+  <w:num w:numId="54" w16cid:durableId="1615557971">
+    <w:abstractNumId w:val="34"/>
+  </w:num>
+  <w:num w:numId="55" w16cid:durableId="709766610">
+    <w:abstractNumId w:val="36"/>
+  </w:num>
+  <w:num w:numId="56" w16cid:durableId="1428962776">
+    <w:abstractNumId w:val="59"/>
+  </w:num>
+  <w:num w:numId="57" w16cid:durableId="958336198">
+    <w:abstractNumId w:val="7"/>
+  </w:num>
+  <w:num w:numId="58" w16cid:durableId="1874073811">
     <w:abstractNumId w:val="19"/>
   </w:num>
-  <w:num w:numId="50" w16cid:durableId="156069245">
-    <w:abstractNumId w:val="21"/>
+  <w:num w:numId="59" w16cid:durableId="523059013">
+    <w:abstractNumId w:val="9"/>
   </w:num>
-  <w:num w:numId="51" w16cid:durableId="573659940">
-    <w:abstractNumId w:val="20"/>
-  </w:num>
-  <w:num w:numId="52" w16cid:durableId="1856647388">
-    <w:abstractNumId w:val="11"/>
-  </w:num>
-  <w:num w:numId="53" w16cid:durableId="255136490">
-    <w:abstractNumId w:val="48"/>
-  </w:num>
-  <w:num w:numId="54" w16cid:durableId="1615557971">
-    <w:abstractNumId w:val="30"/>
+  <w:num w:numId="60" w16cid:durableId="1022441953">
+    <w:abstractNumId w:val="5"/>
   </w:num>
   <w:numIdMacAtCleanup w:val="54"/>
 </w:numbering>

--- a/LLMs/LLMs.docx
+++ b/LLMs/LLMs.docx
@@ -11886,29 +11886,7 @@
           <w:szCs w:val="28"/>
           <w:u w:val="single"/>
         </w:rPr>
-        <w:t>3️</w:t>
-      </w:r>
-      <w:r>
-        <w:rPr>
-          <w:rFonts w:cstheme="minorHAnsi"/>
-          <w:b/>
-          <w:bCs/>
-          <w:sz w:val="28"/>
-          <w:szCs w:val="28"/>
-          <w:u w:val="single"/>
-        </w:rPr>
-        <w:t xml:space="preserve">) </w:t>
-      </w:r>
-      <w:r>
-        <w:rPr>
-          <w:rFonts w:cstheme="minorHAnsi"/>
-          <w:b/>
-          <w:bCs/>
-          <w:sz w:val="28"/>
-          <w:szCs w:val="28"/>
-          <w:u w:val="single"/>
-        </w:rPr>
-        <w:t>Mezcla de conocimiento interno</w:t>
+        <w:t>3️) Mezcla de conocimiento interno</w:t>
       </w:r>
     </w:p>
     <w:p>
@@ -11995,29 +11973,7 @@
           <w:szCs w:val="28"/>
           <w:u w:val="single"/>
         </w:rPr>
-        <w:t>4️</w:t>
-      </w:r>
-      <w:r>
-        <w:rPr>
-          <w:rFonts w:cstheme="minorHAnsi"/>
-          <w:b/>
-          <w:bCs/>
-          <w:sz w:val="28"/>
-          <w:szCs w:val="28"/>
-          <w:u w:val="single"/>
-        </w:rPr>
-        <w:t xml:space="preserve">) </w:t>
-      </w:r>
-      <w:r>
-        <w:rPr>
-          <w:rFonts w:cstheme="minorHAnsi"/>
-          <w:b/>
-          <w:bCs/>
-          <w:sz w:val="28"/>
-          <w:szCs w:val="28"/>
-          <w:u w:val="single"/>
-        </w:rPr>
-        <w:t>Falta de restricciones</w:t>
+        <w:t>4️) Falta de restricciones</w:t>
       </w:r>
     </w:p>
     <w:p>
@@ -12104,112 +12060,58 @@
           <w:szCs w:val="28"/>
           <w:u w:val="single"/>
         </w:rPr>
-        <w:t>5️</w:t>
-      </w:r>
-      <w:r>
-        <w:rPr>
-          <w:rFonts w:cstheme="minorHAnsi"/>
+        <w:t>5️) Contexto excesivo o ruidoso</w:t>
+      </w:r>
+    </w:p>
+    <w:p>
+      <w:r>
+        <w:t>Mucho texto irrelevante → la modelo promedia</w:t>
+      </w:r>
+      <w:r>
+        <w:br/>
+        <w:t>y aparecen afirmaciones “seguras” pero incorrectas.</w:t>
+      </w:r>
+    </w:p>
+    <w:p/>
+    <w:p>
+      <w:pPr>
+        <w:rPr>
+          <w:b/>
+          <w:bCs/>
+          <w:u w:val="single"/>
+        </w:rPr>
+      </w:pPr>
+      <w:r>
+        <w:rPr>
           <w:b/>
           <w:bCs/>
           <w:sz w:val="28"/>
           <w:szCs w:val="28"/>
           <w:u w:val="single"/>
         </w:rPr>
-        <w:t xml:space="preserve">) </w:t>
-      </w:r>
-      <w:r>
-        <w:rPr>
-          <w:rFonts w:cstheme="minorHAnsi"/>
-          <w:b/>
-          <w:bCs/>
-          <w:sz w:val="28"/>
-          <w:szCs w:val="28"/>
-          <w:u w:val="single"/>
-        </w:rPr>
-        <w:t>Contexto excesivo o ruidoso</w:t>
-      </w:r>
-    </w:p>
-    <w:p>
-      <w:r>
-        <w:t xml:space="preserve">Mucho texto irrelevante → </w:t>
-      </w:r>
-      <w:r>
-        <w:t>la modelo promedia</w:t>
-      </w:r>
-      <w:r>
-        <w:br/>
-        <w:t>y aparecen afirmaciones “seguras” pero incorrectas.</w:t>
-      </w:r>
-    </w:p>
-    <w:p/>
-    <w:p>
-      <w:pPr>
-        <w:rPr>
-          <w:b/>
-          <w:bCs/>
-          <w:u w:val="single"/>
-        </w:rPr>
-      </w:pPr>
-      <w:r>
-        <w:rPr>
-          <w:b/>
-          <w:bCs/>
-          <w:sz w:val="28"/>
-          <w:szCs w:val="28"/>
-          <w:u w:val="single"/>
-        </w:rPr>
-        <w:t xml:space="preserve">2) </w:t>
-      </w:r>
-      <w:r>
-        <w:rPr>
-          <w:b/>
-          <w:bCs/>
-          <w:sz w:val="28"/>
-          <w:szCs w:val="28"/>
-          <w:u w:val="single"/>
-        </w:rPr>
-        <w:t>Cómo reducir alucinaciones sin RAG</w:t>
-      </w:r>
-    </w:p>
-    <w:p>
-      <w:pPr>
-        <w:rPr>
-          <w:b/>
-          <w:bCs/>
-          <w:u w:val="single"/>
-        </w:rPr>
-      </w:pPr>
-      <w:r>
-        <w:rPr>
-          <w:b/>
-          <w:bCs/>
-          <w:u w:val="single"/>
-        </w:rPr>
-        <w:t xml:space="preserve">A) </w:t>
-      </w:r>
-      <w:r>
-        <w:rPr>
-          <w:b/>
-          <w:bCs/>
-          <w:u w:val="single"/>
-        </w:rPr>
-        <w:t>Permitirle</w:t>
-      </w:r>
-      <w:r>
-        <w:rPr>
-          <w:b/>
-          <w:bCs/>
-          <w:u w:val="single"/>
-        </w:rPr>
-        <w:t xml:space="preserve"> decir “no sé” (clave)</w:t>
-      </w:r>
-    </w:p>
-    <w:p>
-      <w:r>
-        <w:t>Agrega</w:t>
-      </w:r>
-      <w:r>
-        <w:t xml:space="preserve"> siempre algo como:</w:t>
+        <w:t>2) Cómo reducir alucinaciones sin RAG</w:t>
+      </w:r>
+    </w:p>
+    <w:p>
+      <w:pPr>
+        <w:rPr>
+          <w:b/>
+          <w:bCs/>
+          <w:u w:val="single"/>
+        </w:rPr>
+      </w:pPr>
+      <w:r>
+        <w:rPr>
+          <w:b/>
+          <w:bCs/>
+          <w:u w:val="single"/>
+        </w:rPr>
+        <w:t>A) Permitirle decir “no sé” (clave)</w:t>
+      </w:r>
+    </w:p>
+    <w:p>
+      <w:r>
+        <w:t>Agrega siempre algo como:</w:t>
       </w:r>
     </w:p>
     <w:p>
@@ -12277,7 +12179,7 @@
     <w:p>
       <w:r>
         <w:pict w14:anchorId="7E2D18C3">
-          <v:rect id="_x0000_i1103" style="width:0;height:1.5pt" o:hralign="center" o:hrstd="t" o:hr="t" fillcolor="#a0a0a0" stroked="f"/>
+          <v:rect id="_x0000_i1043" style="width:0;height:1.5pt" o:hralign="center" o:hrstd="t" o:hr="t" fillcolor="#a0a0a0" stroked="f"/>
         </w:pict>
       </w:r>
     </w:p>
@@ -12412,7 +12314,7 @@
     <w:p>
       <w:r>
         <w:pict w14:anchorId="231BFF6E">
-          <v:rect id="_x0000_i1104" style="width:0;height:1.5pt" o:hralign="center" o:hrstd="t" o:hr="t" fillcolor="#a0a0a0" stroked="f"/>
+          <v:rect id="_x0000_i1044" style="width:0;height:1.5pt" o:hralign="center" o:hrstd="t" o:hr="t" fillcolor="#a0a0a0" stroked="f"/>
         </w:pict>
       </w:r>
     </w:p>
@@ -12517,7 +12419,7 @@
     <w:p>
       <w:r>
         <w:pict w14:anchorId="0422EBEB">
-          <v:rect id="_x0000_i1105" style="width:0;height:1.5pt" o:hralign="center" o:hrstd="t" o:hr="t" fillcolor="#a0a0a0" stroked="f"/>
+          <v:rect id="_x0000_i1045" style="width:0;height:1.5pt" o:hralign="center" o:hrstd="t" o:hr="t" fillcolor="#a0a0a0" stroked="f"/>
         </w:pict>
       </w:r>
     </w:p>
@@ -12535,34 +12437,12 @@
           <w:bCs/>
           <w:u w:val="single"/>
         </w:rPr>
-        <w:t xml:space="preserve">D) </w:t>
-      </w:r>
-      <w:r>
-        <w:rPr>
-          <w:b/>
-          <w:bCs/>
-          <w:u w:val="single"/>
-        </w:rPr>
-        <w:t>Separa</w:t>
-      </w:r>
-      <w:r>
-        <w:rPr>
-          <w:b/>
-          <w:bCs/>
-          <w:u w:val="single"/>
-        </w:rPr>
-        <w:t xml:space="preserve"> “explicar” de “opinar”</w:t>
-      </w:r>
-    </w:p>
-    <w:p>
-      <w:r>
-        <w:t xml:space="preserve">Si </w:t>
-      </w:r>
-      <w:r>
-        <w:t>mezclas</w:t>
-      </w:r>
-      <w:r>
-        <w:t>:</w:t>
+        <w:t>D) Separa “explicar” de “opinar”</w:t>
+      </w:r>
+    </w:p>
+    <w:p>
+      <w:r>
+        <w:t>Si mezclas:</w:t>
       </w:r>
     </w:p>
     <w:p>
@@ -12627,7 +12507,7 @@
     <w:p>
       <w:r>
         <w:pict w14:anchorId="4AC13863">
-          <v:rect id="_x0000_i1106" style="width:0;height:1.5pt" o:hralign="center" o:hrstd="t" o:hr="t" fillcolor="#a0a0a0" stroked="f"/>
+          <v:rect id="_x0000_i1046" style="width:0;height:1.5pt" o:hralign="center" o:hrstd="t" o:hr="t" fillcolor="#a0a0a0" stroked="f"/>
         </w:pict>
       </w:r>
     </w:p>
@@ -12899,6 +12779,3845 @@
         <w:t xml:space="preserve"> ambiguos. Se reducen permitiendo respuestas “no sé”, agregando restricciones claras, pidiendo estructura y separando hechos de interpretación. Menos libertad y menos ruido implican menos invención.</w:t>
       </w:r>
     </w:p>
+    <w:p>
+      <w:pPr>
+        <w:rPr>
+          <w:b/>
+          <w:bCs/>
+          <w:sz w:val="36"/>
+          <w:szCs w:val="36"/>
+          <w:u w:val="single"/>
+        </w:rPr>
+      </w:pPr>
+      <w:proofErr w:type="spellStart"/>
+      <w:r>
+        <w:rPr>
+          <w:b/>
+          <w:bCs/>
+          <w:sz w:val="36"/>
+          <w:szCs w:val="36"/>
+          <w:u w:val="single"/>
+        </w:rPr>
+        <w:t>Prompts</w:t>
+      </w:r>
+      <w:proofErr w:type="spellEnd"/>
+      <w:r>
+        <w:rPr>
+          <w:b/>
+          <w:bCs/>
+          <w:sz w:val="36"/>
+          <w:szCs w:val="36"/>
+          <w:u w:val="single"/>
+        </w:rPr>
+        <w:t xml:space="preserve"> malos vs </w:t>
+      </w:r>
+      <w:proofErr w:type="spellStart"/>
+      <w:r>
+        <w:rPr>
+          <w:b/>
+          <w:bCs/>
+          <w:sz w:val="36"/>
+          <w:szCs w:val="36"/>
+          <w:u w:val="single"/>
+        </w:rPr>
+        <w:t>prompts</w:t>
+      </w:r>
+      <w:proofErr w:type="spellEnd"/>
+      <w:r>
+        <w:rPr>
+          <w:b/>
+          <w:bCs/>
+          <w:sz w:val="36"/>
+          <w:szCs w:val="36"/>
+          <w:u w:val="single"/>
+        </w:rPr>
+        <w:t xml:space="preserve"> buenos</w:t>
+      </w:r>
+    </w:p>
+    <w:p>
+      <w:pPr>
+        <w:rPr>
+          <w:rFonts w:cstheme="minorHAnsi"/>
+          <w:b/>
+          <w:bCs/>
+          <w:sz w:val="28"/>
+          <w:szCs w:val="28"/>
+          <w:u w:val="single"/>
+        </w:rPr>
+      </w:pPr>
+      <w:r>
+        <w:rPr>
+          <w:rFonts w:cstheme="minorHAnsi"/>
+          <w:b/>
+          <w:bCs/>
+          <w:sz w:val="28"/>
+          <w:szCs w:val="28"/>
+          <w:u w:val="single"/>
+        </w:rPr>
+        <w:t>1️</w:t>
+      </w:r>
+      <w:r>
+        <w:rPr>
+          <w:rFonts w:cstheme="minorHAnsi"/>
+          <w:b/>
+          <w:bCs/>
+          <w:sz w:val="28"/>
+          <w:szCs w:val="28"/>
+          <w:u w:val="single"/>
+        </w:rPr>
+        <w:t xml:space="preserve">) </w:t>
+      </w:r>
+      <w:r>
+        <w:rPr>
+          <w:rFonts w:cstheme="minorHAnsi"/>
+          <w:b/>
+          <w:bCs/>
+          <w:sz w:val="28"/>
+          <w:szCs w:val="28"/>
+          <w:u w:val="single"/>
+        </w:rPr>
+        <w:t>El error más común</w:t>
+      </w:r>
+    </w:p>
+    <w:p>
+      <w:r>
+        <w:t>La mayoría hace esto:</w:t>
+      </w:r>
+    </w:p>
+    <w:p>
+      <w:r>
+        <w:rPr>
+          <w:rFonts w:ascii="Segoe UI Emoji" w:hAnsi="Segoe UI Emoji" w:cs="Segoe UI Emoji"/>
+        </w:rPr>
+        <w:t>❌</w:t>
+      </w:r>
+      <w:r>
+        <w:t xml:space="preserve"> “Probé otro </w:t>
+      </w:r>
+      <w:proofErr w:type="spellStart"/>
+      <w:r>
+        <w:t>prompt</w:t>
+      </w:r>
+      <w:proofErr w:type="spellEnd"/>
+      <w:r>
+        <w:t xml:space="preserve"> y ahora respondió mejor”</w:t>
+      </w:r>
+    </w:p>
+    <w:p>
+      <w:r>
+        <w:t xml:space="preserve">Eso </w:t>
+      </w:r>
+      <w:r>
+        <w:rPr>
+          <w:b/>
+          <w:bCs/>
+        </w:rPr>
+        <w:t>no es método</w:t>
+      </w:r>
+      <w:r>
+        <w:t>.</w:t>
+      </w:r>
+      <w:r>
+        <w:br/>
+        <w:t xml:space="preserve">Hoy armamos </w:t>
+      </w:r>
+      <w:r>
+        <w:rPr>
+          <w:b/>
+          <w:bCs/>
+        </w:rPr>
+        <w:t>reglas reproducibles</w:t>
+      </w:r>
+      <w:r>
+        <w:t>.</w:t>
+      </w:r>
+    </w:p>
+    <w:p>
+      <w:r>
+        <w:pict w14:anchorId="6EB6BAFD">
+          <v:rect id="_x0000_i1122" style="width:0;height:1.5pt" o:hralign="center" o:hrstd="t" o:hr="t" fillcolor="#a0a0a0" stroked="f"/>
+        </w:pict>
+      </w:r>
+    </w:p>
+    <w:p>
+      <w:pPr>
+        <w:rPr>
+          <w:rFonts w:cstheme="minorHAnsi"/>
+          <w:b/>
+          <w:bCs/>
+          <w:sz w:val="28"/>
+          <w:szCs w:val="28"/>
+          <w:u w:val="single"/>
+        </w:rPr>
+      </w:pPr>
+      <w:r>
+        <w:rPr>
+          <w:rFonts w:cstheme="minorHAnsi"/>
+          <w:b/>
+          <w:bCs/>
+          <w:sz w:val="28"/>
+          <w:szCs w:val="28"/>
+          <w:u w:val="single"/>
+        </w:rPr>
+        <w:t>2️</w:t>
+      </w:r>
+      <w:r>
+        <w:rPr>
+          <w:rFonts w:cstheme="minorHAnsi"/>
+          <w:b/>
+          <w:bCs/>
+          <w:sz w:val="28"/>
+          <w:szCs w:val="28"/>
+          <w:u w:val="single"/>
+        </w:rPr>
+        <w:t xml:space="preserve">) </w:t>
+      </w:r>
+      <w:proofErr w:type="spellStart"/>
+      <w:r>
+        <w:rPr>
+          <w:rFonts w:cstheme="minorHAnsi"/>
+          <w:b/>
+          <w:bCs/>
+          <w:sz w:val="28"/>
+          <w:szCs w:val="28"/>
+          <w:u w:val="single"/>
+        </w:rPr>
+        <w:t>Prompt</w:t>
+      </w:r>
+      <w:proofErr w:type="spellEnd"/>
+      <w:r>
+        <w:rPr>
+          <w:rFonts w:cstheme="minorHAnsi"/>
+          <w:b/>
+          <w:bCs/>
+          <w:sz w:val="28"/>
+          <w:szCs w:val="28"/>
+          <w:u w:val="single"/>
+        </w:rPr>
+        <w:t xml:space="preserve"> malo → por qué falla</w:t>
+      </w:r>
+    </w:p>
+    <w:p>
+      <w:pPr>
+        <w:rPr>
+          <w:b/>
+          <w:bCs/>
+        </w:rPr>
+      </w:pPr>
+      <w:proofErr w:type="spellStart"/>
+      <w:r>
+        <w:rPr>
+          <w:b/>
+          <w:bCs/>
+        </w:rPr>
+        <w:t>Prompt</w:t>
+      </w:r>
+      <w:proofErr w:type="spellEnd"/>
+      <w:r>
+        <w:rPr>
+          <w:b/>
+          <w:bCs/>
+        </w:rPr>
+        <w:t xml:space="preserve"> malo</w:t>
+      </w:r>
+    </w:p>
+    <w:p>
+      <w:r>
+        <w:t>“</w:t>
+      </w:r>
+      <w:proofErr w:type="spellStart"/>
+      <w:r>
+        <w:t>Explicá</w:t>
+      </w:r>
+      <w:proofErr w:type="spellEnd"/>
+      <w:r>
+        <w:t xml:space="preserve"> </w:t>
+      </w:r>
+      <w:proofErr w:type="spellStart"/>
+      <w:r>
+        <w:t>overfitting</w:t>
+      </w:r>
+      <w:proofErr w:type="spellEnd"/>
+      <w:r>
+        <w:t>”</w:t>
+      </w:r>
+    </w:p>
+    <w:p>
+      <w:pPr>
+        <w:rPr>
+          <w:b/>
+          <w:bCs/>
+        </w:rPr>
+      </w:pPr>
+      <w:r>
+        <w:rPr>
+          <w:b/>
+          <w:bCs/>
+        </w:rPr>
+        <w:t>Qué pasa</w:t>
+      </w:r>
+    </w:p>
+    <w:p>
+      <w:pPr>
+        <w:numPr>
+          <w:ilvl w:val="0"/>
+          <w:numId w:val="61"/>
+        </w:numPr>
+      </w:pPr>
+      <w:r>
+        <w:t>Nivel indefinido</w:t>
+      </w:r>
+    </w:p>
+    <w:p>
+      <w:pPr>
+        <w:numPr>
+          <w:ilvl w:val="0"/>
+          <w:numId w:val="61"/>
+        </w:numPr>
+      </w:pPr>
+      <w:r>
+        <w:t>Sin contexto</w:t>
+      </w:r>
+    </w:p>
+    <w:p>
+      <w:pPr>
+        <w:numPr>
+          <w:ilvl w:val="0"/>
+          <w:numId w:val="61"/>
+        </w:numPr>
+      </w:pPr>
+      <w:r>
+        <w:t>Sin restricciones</w:t>
+      </w:r>
+    </w:p>
+    <w:p>
+      <w:pPr>
+        <w:numPr>
+          <w:ilvl w:val="0"/>
+          <w:numId w:val="61"/>
+        </w:numPr>
+      </w:pPr>
+      <w:proofErr w:type="gramStart"/>
+      <w:r>
+        <w:t>El modelo rellena</w:t>
+      </w:r>
+      <w:proofErr w:type="gramEnd"/>
+    </w:p>
+    <w:p>
+      <w:r>
+        <w:rPr>
+          <w:rFonts w:ascii="Segoe UI Emoji" w:hAnsi="Segoe UI Emoji" w:cs="Segoe UI Emoji"/>
+        </w:rPr>
+        <w:t>👉</w:t>
+      </w:r>
+      <w:r>
+        <w:t xml:space="preserve"> Resultado: texto genérico, poco útil, posible alucinación.</w:t>
+      </w:r>
+    </w:p>
+    <w:p>
+      <w:r>
+        <w:pict w14:anchorId="73307717">
+          <v:rect id="_x0000_i1123" style="width:0;height:1.5pt" o:hralign="center" o:hrstd="t" o:hr="t" fillcolor="#a0a0a0" stroked="f"/>
+        </w:pict>
+      </w:r>
+    </w:p>
+    <w:p>
+      <w:pPr>
+        <w:rPr>
+          <w:rFonts w:cstheme="minorHAnsi"/>
+          <w:b/>
+          <w:bCs/>
+          <w:sz w:val="28"/>
+          <w:szCs w:val="28"/>
+          <w:u w:val="single"/>
+        </w:rPr>
+      </w:pPr>
+      <w:r>
+        <w:rPr>
+          <w:rFonts w:cstheme="minorHAnsi"/>
+          <w:b/>
+          <w:bCs/>
+          <w:sz w:val="28"/>
+          <w:szCs w:val="28"/>
+          <w:u w:val="single"/>
+        </w:rPr>
+        <w:t>3️</w:t>
+      </w:r>
+      <w:r>
+        <w:rPr>
+          <w:rFonts w:cstheme="minorHAnsi"/>
+          <w:b/>
+          <w:bCs/>
+          <w:sz w:val="28"/>
+          <w:szCs w:val="28"/>
+          <w:u w:val="single"/>
+        </w:rPr>
+        <w:t xml:space="preserve">) </w:t>
+      </w:r>
+      <w:r>
+        <w:rPr>
+          <w:rFonts w:cstheme="minorHAnsi"/>
+          <w:b/>
+          <w:bCs/>
+          <w:sz w:val="28"/>
+          <w:szCs w:val="28"/>
+          <w:u w:val="single"/>
+        </w:rPr>
+        <w:t xml:space="preserve">Mismo </w:t>
+      </w:r>
+      <w:proofErr w:type="spellStart"/>
+      <w:r>
+        <w:rPr>
+          <w:rFonts w:cstheme="minorHAnsi"/>
+          <w:b/>
+          <w:bCs/>
+          <w:sz w:val="28"/>
+          <w:szCs w:val="28"/>
+          <w:u w:val="single"/>
+        </w:rPr>
+        <w:t>prompt</w:t>
+      </w:r>
+      <w:proofErr w:type="spellEnd"/>
+      <w:r>
+        <w:rPr>
+          <w:rFonts w:cstheme="minorHAnsi"/>
+          <w:b/>
+          <w:bCs/>
+          <w:sz w:val="28"/>
+          <w:szCs w:val="28"/>
+          <w:u w:val="single"/>
+        </w:rPr>
+        <w:t>, corregido paso a paso</w:t>
+      </w:r>
+    </w:p>
+    <w:p>
+      <w:pPr>
+        <w:rPr>
+          <w:b/>
+          <w:bCs/>
+        </w:rPr>
+      </w:pPr>
+      <w:r>
+        <w:rPr>
+          <w:b/>
+          <w:bCs/>
+        </w:rPr>
+        <w:t>Versión 1 — agregar rol</w:t>
+      </w:r>
+    </w:p>
+    <w:p>
+      <w:r>
+        <w:t>“</w:t>
+      </w:r>
+      <w:proofErr w:type="spellStart"/>
+      <w:r>
+        <w:t>Sos</w:t>
+      </w:r>
+      <w:proofErr w:type="spellEnd"/>
+      <w:r>
+        <w:t xml:space="preserve"> un profesor de ML. </w:t>
+      </w:r>
+      <w:proofErr w:type="spellStart"/>
+      <w:r>
+        <w:t>Explicá</w:t>
+      </w:r>
+      <w:proofErr w:type="spellEnd"/>
+      <w:r>
+        <w:t xml:space="preserve"> </w:t>
+      </w:r>
+      <w:proofErr w:type="spellStart"/>
+      <w:r>
+        <w:t>overfitting</w:t>
+      </w:r>
+      <w:proofErr w:type="spellEnd"/>
+      <w:r>
+        <w:t>.”</w:t>
+      </w:r>
+    </w:p>
+    <w:p>
+      <w:r>
+        <w:t>Mejora un poco, pero sigue abierto.</w:t>
+      </w:r>
+    </w:p>
+    <w:p>
+      <w:r>
+        <w:pict w14:anchorId="25559EE0">
+          <v:rect id="_x0000_i1124" style="width:0;height:1.5pt" o:hralign="center" o:hrstd="t" o:hr="t" fillcolor="#a0a0a0" stroked="f"/>
+        </w:pict>
+      </w:r>
+    </w:p>
+    <w:p>
+      <w:pPr>
+        <w:rPr>
+          <w:b/>
+          <w:bCs/>
+        </w:rPr>
+      </w:pPr>
+      <w:r>
+        <w:rPr>
+          <w:b/>
+          <w:bCs/>
+        </w:rPr>
+        <w:t>Versión 2 — cerrar la tarea</w:t>
+      </w:r>
+    </w:p>
+    <w:p>
+      <w:r>
+        <w:t>“</w:t>
+      </w:r>
+      <w:proofErr w:type="spellStart"/>
+      <w:r>
+        <w:t>Sos</w:t>
+      </w:r>
+      <w:proofErr w:type="spellEnd"/>
+      <w:r>
+        <w:t xml:space="preserve"> un profesor de ML. </w:t>
+      </w:r>
+      <w:proofErr w:type="spellStart"/>
+      <w:r>
+        <w:t>Explicá</w:t>
+      </w:r>
+      <w:proofErr w:type="spellEnd"/>
+      <w:r>
+        <w:t xml:space="preserve"> </w:t>
+      </w:r>
+      <w:proofErr w:type="spellStart"/>
+      <w:r>
+        <w:t>overfitting</w:t>
+      </w:r>
+      <w:proofErr w:type="spellEnd"/>
+      <w:r>
+        <w:t xml:space="preserve"> para alguien que ya sabe regresión lineal.”</w:t>
+      </w:r>
+    </w:p>
+    <w:p>
+      <w:r>
+        <w:t>Ahora:</w:t>
+      </w:r>
+    </w:p>
+    <w:p>
+      <w:pPr>
+        <w:numPr>
+          <w:ilvl w:val="0"/>
+          <w:numId w:val="62"/>
+        </w:numPr>
+      </w:pPr>
+      <w:r>
+        <w:t>ajusta el nivel</w:t>
+      </w:r>
+    </w:p>
+    <w:p>
+      <w:pPr>
+        <w:numPr>
+          <w:ilvl w:val="0"/>
+          <w:numId w:val="62"/>
+        </w:numPr>
+      </w:pPr>
+      <w:r>
+        <w:lastRenderedPageBreak/>
+        <w:t>reduce relleno</w:t>
+      </w:r>
+    </w:p>
+    <w:p>
+      <w:r>
+        <w:pict w14:anchorId="60BCB20B">
+          <v:rect id="_x0000_i1125" style="width:0;height:1.5pt" o:hralign="center" o:hrstd="t" o:hr="t" fillcolor="#a0a0a0" stroked="f"/>
+        </w:pict>
+      </w:r>
+    </w:p>
+    <w:p>
+      <w:pPr>
+        <w:rPr>
+          <w:b/>
+          <w:bCs/>
+        </w:rPr>
+      </w:pPr>
+      <w:r>
+        <w:rPr>
+          <w:b/>
+          <w:bCs/>
+        </w:rPr>
+        <w:t>Versión 3 — agregar restricciones (esta ya es buena)</w:t>
+      </w:r>
+    </w:p>
+    <w:p>
+      <w:r>
+        <w:t>“</w:t>
+      </w:r>
+      <w:proofErr w:type="spellStart"/>
+      <w:r>
+        <w:t>Sos</w:t>
+      </w:r>
+      <w:proofErr w:type="spellEnd"/>
+      <w:r>
+        <w:t xml:space="preserve"> un profesor de ML.</w:t>
+      </w:r>
+      <w:r>
+        <w:br/>
+      </w:r>
+      <w:proofErr w:type="spellStart"/>
+      <w:r>
+        <w:t>Explicá</w:t>
+      </w:r>
+      <w:proofErr w:type="spellEnd"/>
+      <w:r>
+        <w:t xml:space="preserve"> </w:t>
+      </w:r>
+      <w:proofErr w:type="spellStart"/>
+      <w:r>
+        <w:t>overfitting</w:t>
+      </w:r>
+      <w:proofErr w:type="spellEnd"/>
+      <w:r>
+        <w:t xml:space="preserve"> para alguien que ya sabe regresión lineal.</w:t>
+      </w:r>
+      <w:r>
+        <w:br/>
+      </w:r>
+      <w:proofErr w:type="spellStart"/>
+      <w:r>
+        <w:t>Usá</w:t>
+      </w:r>
+      <w:proofErr w:type="spellEnd"/>
+      <w:r>
+        <w:t xml:space="preserve"> un ejemplo simple.</w:t>
+      </w:r>
+      <w:r>
+        <w:br/>
+        <w:t>No uses fórmulas.”</w:t>
+      </w:r>
+    </w:p>
+    <w:p>
+      <w:r>
+        <w:rPr>
+          <w:rFonts w:ascii="Segoe UI Emoji" w:hAnsi="Segoe UI Emoji" w:cs="Segoe UI Emoji"/>
+        </w:rPr>
+        <w:t>👉</w:t>
+      </w:r>
+      <w:r>
+        <w:t xml:space="preserve"> Acá bajan fuerte las alucinaciones.</w:t>
+      </w:r>
+    </w:p>
+    <w:p>
+      <w:r>
+        <w:pict w14:anchorId="42073274">
+          <v:rect id="_x0000_i1126" style="width:0;height:1.5pt" o:hralign="center" o:hrstd="t" o:hr="t" fillcolor="#a0a0a0" stroked="f"/>
+        </w:pict>
+      </w:r>
+    </w:p>
+    <w:p>
+      <w:pPr>
+        <w:rPr>
+          <w:rFonts w:cstheme="minorHAnsi"/>
+          <w:b/>
+          <w:bCs/>
+          <w:sz w:val="28"/>
+          <w:szCs w:val="28"/>
+          <w:u w:val="single"/>
+        </w:rPr>
+      </w:pPr>
+      <w:r>
+        <w:rPr>
+          <w:rFonts w:cstheme="minorHAnsi"/>
+          <w:b/>
+          <w:bCs/>
+          <w:sz w:val="28"/>
+          <w:szCs w:val="28"/>
+          <w:u w:val="single"/>
+        </w:rPr>
+        <w:t>4️</w:t>
+      </w:r>
+      <w:r>
+        <w:rPr>
+          <w:rFonts w:cstheme="minorHAnsi"/>
+          <w:b/>
+          <w:bCs/>
+          <w:sz w:val="28"/>
+          <w:szCs w:val="28"/>
+          <w:u w:val="single"/>
+        </w:rPr>
+        <w:t xml:space="preserve">) </w:t>
+      </w:r>
+      <w:r>
+        <w:rPr>
+          <w:rFonts w:cstheme="minorHAnsi"/>
+          <w:b/>
+          <w:bCs/>
+          <w:sz w:val="28"/>
+          <w:szCs w:val="28"/>
+          <w:u w:val="single"/>
+        </w:rPr>
+        <w:t>Patrón general</w:t>
+      </w:r>
+    </w:p>
+    <w:p>
+      <w:r>
+        <w:t xml:space="preserve">Un </w:t>
+      </w:r>
+      <w:r>
+        <w:rPr>
+          <w:b/>
+          <w:bCs/>
+        </w:rPr>
+        <w:t xml:space="preserve">buen </w:t>
+      </w:r>
+      <w:proofErr w:type="spellStart"/>
+      <w:r>
+        <w:rPr>
+          <w:b/>
+          <w:bCs/>
+        </w:rPr>
+        <w:t>prompt</w:t>
+      </w:r>
+      <w:proofErr w:type="spellEnd"/>
+      <w:r>
+        <w:t xml:space="preserve"> casi siempre tiene:</w:t>
+      </w:r>
+    </w:p>
+    <w:p>
+      <w:pPr>
+        <w:numPr>
+          <w:ilvl w:val="0"/>
+          <w:numId w:val="63"/>
+        </w:numPr>
+      </w:pPr>
+      <w:r>
+        <w:rPr>
+          <w:b/>
+          <w:bCs/>
+        </w:rPr>
+        <w:t>Rol</w:t>
+      </w:r>
+    </w:p>
+    <w:p>
+      <w:pPr>
+        <w:numPr>
+          <w:ilvl w:val="0"/>
+          <w:numId w:val="63"/>
+        </w:numPr>
+      </w:pPr>
+      <w:r>
+        <w:rPr>
+          <w:b/>
+          <w:bCs/>
+        </w:rPr>
+        <w:t>Audiencia / nivel</w:t>
+      </w:r>
+    </w:p>
+    <w:p>
+      <w:pPr>
+        <w:numPr>
+          <w:ilvl w:val="0"/>
+          <w:numId w:val="63"/>
+        </w:numPr>
+      </w:pPr>
+      <w:r>
+        <w:rPr>
+          <w:b/>
+          <w:bCs/>
+        </w:rPr>
+        <w:t>Tarea concreta</w:t>
+      </w:r>
+    </w:p>
+    <w:p>
+      <w:pPr>
+        <w:numPr>
+          <w:ilvl w:val="0"/>
+          <w:numId w:val="63"/>
+        </w:numPr>
+      </w:pPr>
+      <w:r>
+        <w:rPr>
+          <w:b/>
+          <w:bCs/>
+        </w:rPr>
+        <w:t>Restricciones</w:t>
+      </w:r>
+    </w:p>
+    <w:p>
+      <w:pPr>
+        <w:numPr>
+          <w:ilvl w:val="0"/>
+          <w:numId w:val="63"/>
+        </w:numPr>
+      </w:pPr>
+      <w:r>
+        <w:t xml:space="preserve">(Opcional) </w:t>
+      </w:r>
+      <w:r>
+        <w:rPr>
+          <w:b/>
+          <w:bCs/>
+        </w:rPr>
+        <w:t>Formato de salida</w:t>
+      </w:r>
+    </w:p>
+    <w:p>
+      <w:r>
+        <w:t xml:space="preserve">No es receta mágica: es </w:t>
+      </w:r>
+      <w:r>
+        <w:rPr>
+          <w:b/>
+          <w:bCs/>
+        </w:rPr>
+        <w:t>reducción de ambigüedad</w:t>
+      </w:r>
+      <w:r>
+        <w:t>.</w:t>
+      </w:r>
+    </w:p>
+    <w:p>
+      <w:pPr>
+        <w:rPr>
+          <w:b/>
+          <w:bCs/>
+          <w:sz w:val="28"/>
+          <w:szCs w:val="28"/>
+          <w:u w:val="single"/>
+        </w:rPr>
+      </w:pPr>
+      <w:r>
+        <w:rPr>
+          <w:b/>
+          <w:bCs/>
+          <w:sz w:val="28"/>
+          <w:szCs w:val="28"/>
+          <w:u w:val="single"/>
+        </w:rPr>
+        <w:t xml:space="preserve">5) </w:t>
+      </w:r>
+      <w:r>
+        <w:rPr>
+          <w:b/>
+          <w:bCs/>
+          <w:sz w:val="28"/>
+          <w:szCs w:val="28"/>
+          <w:u w:val="single"/>
+        </w:rPr>
+        <w:t>Cierre conceptual fuerte</w:t>
+      </w:r>
+    </w:p>
+    <w:p>
+      <w:pPr>
+        <w:rPr>
+          <w:i/>
+          <w:iCs/>
+        </w:rPr>
+      </w:pPr>
+      <w:r>
+        <w:rPr>
+          <w:i/>
+          <w:iCs/>
+        </w:rPr>
+        <w:t>Un LLM no responde mal: responde a un problema mal definido.</w:t>
+      </w:r>
+    </w:p>
+    <w:p/>
+    <w:p>
+      <w:pPr>
+        <w:rPr>
+          <w:b/>
+          <w:bCs/>
+          <w:sz w:val="36"/>
+          <w:szCs w:val="36"/>
+          <w:u w:val="single"/>
+        </w:rPr>
+      </w:pPr>
+      <w:r>
+        <w:rPr>
+          <w:b/>
+          <w:bCs/>
+          <w:sz w:val="36"/>
+          <w:szCs w:val="36"/>
+          <w:u w:val="single"/>
+        </w:rPr>
+        <w:t xml:space="preserve">Actividad </w:t>
+      </w:r>
+    </w:p>
+    <w:p>
+      <w:pPr>
+        <w:rPr>
+          <w:sz w:val="24"/>
+          <w:szCs w:val="24"/>
+        </w:rPr>
+      </w:pPr>
+      <w:proofErr w:type="spellStart"/>
+      <w:r>
+        <w:rPr>
+          <w:sz w:val="24"/>
+          <w:szCs w:val="24"/>
+        </w:rPr>
+        <w:t>Tomá</w:t>
+      </w:r>
+      <w:proofErr w:type="spellEnd"/>
+      <w:r>
+        <w:rPr>
+          <w:sz w:val="24"/>
+          <w:szCs w:val="24"/>
+        </w:rPr>
+        <w:t xml:space="preserve"> esta pregunta:</w:t>
+      </w:r>
+    </w:p>
+    <w:p>
+      <w:pPr>
+        <w:rPr>
+          <w:i/>
+          <w:iCs/>
+          <w:sz w:val="24"/>
+          <w:szCs w:val="24"/>
+        </w:rPr>
+      </w:pPr>
+      <w:r>
+        <w:rPr>
+          <w:i/>
+          <w:iCs/>
+          <w:sz w:val="24"/>
+          <w:szCs w:val="24"/>
+        </w:rPr>
+        <w:t>“¿Por qué RAG mejora las respuestas?”</w:t>
+      </w:r>
+    </w:p>
+    <w:p>
+      <w:pPr>
+        <w:rPr>
+          <w:sz w:val="24"/>
+          <w:szCs w:val="24"/>
+        </w:rPr>
+      </w:pPr>
+      <w:r>
+        <w:rPr>
+          <w:sz w:val="24"/>
+          <w:szCs w:val="24"/>
+        </w:rPr>
+        <w:t xml:space="preserve">Transformarla en un </w:t>
+      </w:r>
+      <w:proofErr w:type="spellStart"/>
+      <w:r>
+        <w:rPr>
+          <w:sz w:val="24"/>
+          <w:szCs w:val="24"/>
+        </w:rPr>
+        <w:t>prompt</w:t>
+      </w:r>
+      <w:proofErr w:type="spellEnd"/>
+      <w:r>
+        <w:rPr>
+          <w:sz w:val="24"/>
+          <w:szCs w:val="24"/>
+        </w:rPr>
+        <w:t xml:space="preserve"> bueno</w:t>
+      </w:r>
+    </w:p>
+    <w:p>
+      <w:pPr>
+        <w:rPr>
+          <w:sz w:val="24"/>
+          <w:szCs w:val="24"/>
+          <w:u w:val="single"/>
+        </w:rPr>
+      </w:pPr>
+      <w:r>
+        <w:rPr>
+          <w:sz w:val="24"/>
+          <w:szCs w:val="24"/>
+          <w:u w:val="single"/>
+        </w:rPr>
+        <w:t>Mi respuesta:</w:t>
+      </w:r>
+    </w:p>
+    <w:p>
+      <w:pPr>
+        <w:rPr>
+          <w:sz w:val="24"/>
+          <w:szCs w:val="24"/>
+        </w:rPr>
+      </w:pPr>
+      <w:r>
+        <w:rPr>
+          <w:sz w:val="24"/>
+          <w:szCs w:val="24"/>
+        </w:rPr>
+        <w:t xml:space="preserve"> “</w:t>
+      </w:r>
+      <w:proofErr w:type="spellStart"/>
+      <w:r>
+        <w:rPr>
+          <w:sz w:val="24"/>
+          <w:szCs w:val="24"/>
+        </w:rPr>
+        <w:t>Sos</w:t>
+      </w:r>
+      <w:proofErr w:type="spellEnd"/>
+      <w:r>
+        <w:rPr>
+          <w:sz w:val="24"/>
+          <w:szCs w:val="24"/>
+        </w:rPr>
+        <w:t xml:space="preserve"> un profesor de ML. Explica </w:t>
+      </w:r>
+      <w:proofErr w:type="spellStart"/>
+      <w:r>
+        <w:rPr>
+          <w:sz w:val="24"/>
+          <w:szCs w:val="24"/>
+        </w:rPr>
+        <w:t>el porque</w:t>
+      </w:r>
+      <w:proofErr w:type="spellEnd"/>
+      <w:r>
+        <w:rPr>
+          <w:sz w:val="24"/>
+          <w:szCs w:val="24"/>
+        </w:rPr>
+        <w:t xml:space="preserve"> un RAG mejora las respuestas de los </w:t>
+      </w:r>
+      <w:proofErr w:type="spellStart"/>
+      <w:r>
+        <w:rPr>
+          <w:sz w:val="24"/>
+          <w:szCs w:val="24"/>
+        </w:rPr>
+        <w:t>LLMs</w:t>
+      </w:r>
+      <w:proofErr w:type="spellEnd"/>
+      <w:r>
+        <w:rPr>
+          <w:sz w:val="24"/>
+          <w:szCs w:val="24"/>
+        </w:rPr>
+        <w:t xml:space="preserve"> para alguien que entiende los conceptos de </w:t>
+      </w:r>
+      <w:proofErr w:type="spellStart"/>
+      <w:r>
+        <w:rPr>
+          <w:sz w:val="24"/>
+          <w:szCs w:val="24"/>
+        </w:rPr>
+        <w:t>embenddigs</w:t>
+      </w:r>
+      <w:proofErr w:type="spellEnd"/>
+      <w:r>
+        <w:rPr>
+          <w:sz w:val="24"/>
+          <w:szCs w:val="24"/>
+        </w:rPr>
+        <w:t xml:space="preserve"> y que le cuesta la entender que el modelo no debe memorizar todo</w:t>
+      </w:r>
+      <w:r>
+        <w:rPr>
+          <w:sz w:val="24"/>
+          <w:szCs w:val="24"/>
+        </w:rPr>
+        <w:t xml:space="preserve">. </w:t>
+      </w:r>
+      <w:proofErr w:type="spellStart"/>
+      <w:r>
+        <w:rPr>
+          <w:sz w:val="24"/>
+          <w:szCs w:val="24"/>
+        </w:rPr>
+        <w:t>Hacelo</w:t>
+      </w:r>
+      <w:proofErr w:type="spellEnd"/>
+      <w:r>
+        <w:rPr>
+          <w:sz w:val="24"/>
+          <w:szCs w:val="24"/>
+        </w:rPr>
+        <w:t xml:space="preserve"> de forma intuitiva, con leguaje técnico mínimo y sin formulas.</w:t>
+      </w:r>
+      <w:r>
+        <w:rPr>
+          <w:sz w:val="24"/>
+          <w:szCs w:val="24"/>
+        </w:rPr>
+        <w:t>”</w:t>
+      </w:r>
+    </w:p>
+    <w:p>
+      <w:pPr>
+        <w:rPr>
+          <w:sz w:val="24"/>
+          <w:szCs w:val="24"/>
+        </w:rPr>
+      </w:pPr>
+    </w:p>
+    <w:p>
+      <w:pPr>
+        <w:rPr>
+          <w:sz w:val="24"/>
+          <w:szCs w:val="24"/>
+        </w:rPr>
+      </w:pPr>
+    </w:p>
+    <w:p>
+      <w:pPr>
+        <w:rPr>
+          <w:sz w:val="24"/>
+          <w:szCs w:val="24"/>
+        </w:rPr>
+      </w:pPr>
+    </w:p>
+    <w:p>
+      <w:pPr>
+        <w:rPr>
+          <w:sz w:val="24"/>
+          <w:szCs w:val="24"/>
+          <w:u w:val="single"/>
+        </w:rPr>
+      </w:pPr>
+      <w:r>
+        <w:rPr>
+          <w:sz w:val="24"/>
+          <w:szCs w:val="24"/>
+          <w:u w:val="single"/>
+        </w:rPr>
+        <w:lastRenderedPageBreak/>
+        <w:t>Corregida:</w:t>
+      </w:r>
+    </w:p>
+    <w:p>
+      <w:pPr>
+        <w:rPr>
+          <w:sz w:val="24"/>
+          <w:szCs w:val="24"/>
+        </w:rPr>
+      </w:pPr>
+      <w:r>
+        <w:rPr>
+          <w:sz w:val="24"/>
+          <w:szCs w:val="24"/>
+        </w:rPr>
+        <w:t>“</w:t>
+      </w:r>
+      <w:proofErr w:type="spellStart"/>
+      <w:r>
+        <w:rPr>
+          <w:sz w:val="24"/>
+          <w:szCs w:val="24"/>
+        </w:rPr>
+        <w:t>Sos</w:t>
+      </w:r>
+      <w:proofErr w:type="spellEnd"/>
+      <w:r>
+        <w:rPr>
+          <w:sz w:val="24"/>
+          <w:szCs w:val="24"/>
+        </w:rPr>
+        <w:t xml:space="preserve"> un profesor de Machine </w:t>
+      </w:r>
+      <w:proofErr w:type="spellStart"/>
+      <w:r>
+        <w:rPr>
+          <w:sz w:val="24"/>
+          <w:szCs w:val="24"/>
+        </w:rPr>
+        <w:t>Learning</w:t>
+      </w:r>
+      <w:proofErr w:type="spellEnd"/>
+      <w:r>
+        <w:rPr>
+          <w:sz w:val="24"/>
+          <w:szCs w:val="24"/>
+        </w:rPr>
+        <w:t>.</w:t>
+      </w:r>
+      <w:r>
+        <w:rPr>
+          <w:sz w:val="24"/>
+          <w:szCs w:val="24"/>
+        </w:rPr>
+        <w:br/>
+      </w:r>
+      <w:proofErr w:type="spellStart"/>
+      <w:r>
+        <w:rPr>
+          <w:sz w:val="24"/>
+          <w:szCs w:val="24"/>
+        </w:rPr>
+        <w:t>Explicá</w:t>
+      </w:r>
+      <w:proofErr w:type="spellEnd"/>
+      <w:r>
+        <w:rPr>
+          <w:sz w:val="24"/>
+          <w:szCs w:val="24"/>
+        </w:rPr>
+        <w:t xml:space="preserve"> por qué un sistema RAG mejora las respuestas de los </w:t>
+      </w:r>
+      <w:proofErr w:type="spellStart"/>
+      <w:r>
+        <w:rPr>
+          <w:sz w:val="24"/>
+          <w:szCs w:val="24"/>
+        </w:rPr>
+        <w:t>LLMs</w:t>
+      </w:r>
+      <w:proofErr w:type="spellEnd"/>
+      <w:r>
+        <w:rPr>
+          <w:sz w:val="24"/>
+          <w:szCs w:val="24"/>
+        </w:rPr>
+        <w:t xml:space="preserve">, dirigido a alguien que entiende </w:t>
+      </w:r>
+      <w:proofErr w:type="spellStart"/>
+      <w:proofErr w:type="gramStart"/>
+      <w:r>
+        <w:rPr>
+          <w:sz w:val="24"/>
+          <w:szCs w:val="24"/>
+        </w:rPr>
+        <w:t>embeddings</w:t>
+      </w:r>
+      <w:proofErr w:type="spellEnd"/>
+      <w:proofErr w:type="gramEnd"/>
+      <w:r>
+        <w:rPr>
+          <w:sz w:val="24"/>
+          <w:szCs w:val="24"/>
+        </w:rPr>
+        <w:t xml:space="preserve"> pero tiende a pensar que el modelo debería memorizar toda la información.</w:t>
+      </w:r>
+      <w:r>
+        <w:rPr>
+          <w:sz w:val="24"/>
+          <w:szCs w:val="24"/>
+        </w:rPr>
+        <w:br/>
+      </w:r>
+      <w:proofErr w:type="spellStart"/>
+      <w:r>
+        <w:rPr>
+          <w:sz w:val="24"/>
+          <w:szCs w:val="24"/>
+        </w:rPr>
+        <w:t>Usá</w:t>
+      </w:r>
+      <w:proofErr w:type="spellEnd"/>
+      <w:r>
+        <w:rPr>
+          <w:sz w:val="24"/>
+          <w:szCs w:val="24"/>
+        </w:rPr>
+        <w:t xml:space="preserve"> una explicación intuitiva basada en un ejemplo o analogía simple.</w:t>
+      </w:r>
+      <w:r>
+        <w:rPr>
+          <w:sz w:val="24"/>
+          <w:szCs w:val="24"/>
+        </w:rPr>
+        <w:br/>
+        <w:t>No uses fórmulas ni jerga técnica innecesaria.</w:t>
+      </w:r>
+      <w:r>
+        <w:rPr>
+          <w:sz w:val="24"/>
+          <w:szCs w:val="24"/>
+        </w:rPr>
+        <w:br/>
+      </w:r>
+      <w:proofErr w:type="spellStart"/>
+      <w:r>
+        <w:rPr>
+          <w:sz w:val="24"/>
+          <w:szCs w:val="24"/>
+        </w:rPr>
+        <w:t>Enfocate</w:t>
+      </w:r>
+      <w:proofErr w:type="spellEnd"/>
+      <w:r>
+        <w:rPr>
+          <w:sz w:val="24"/>
+          <w:szCs w:val="24"/>
+        </w:rPr>
+        <w:t xml:space="preserve"> en la diferencia entre recuperar información y memorizarla.”</w:t>
+      </w:r>
+    </w:p>
+    <w:p>
+      <w:pPr>
+        <w:rPr>
+          <w:sz w:val="24"/>
+          <w:szCs w:val="24"/>
+        </w:rPr>
+      </w:pPr>
+    </w:p>
+    <w:p>
+      <w:pPr>
+        <w:rPr>
+          <w:b/>
+          <w:bCs/>
+          <w:sz w:val="36"/>
+          <w:szCs w:val="36"/>
+          <w:u w:val="single"/>
+        </w:rPr>
+      </w:pPr>
+      <w:r>
+        <w:rPr>
+          <w:b/>
+          <w:bCs/>
+          <w:sz w:val="36"/>
+          <w:szCs w:val="36"/>
+          <w:u w:val="single"/>
+        </w:rPr>
+        <w:t>Evaluar respuestas</w:t>
+      </w:r>
+    </w:p>
+    <w:p>
+      <w:pPr>
+        <w:rPr>
+          <w:rFonts w:cstheme="minorHAnsi"/>
+          <w:b/>
+          <w:bCs/>
+          <w:sz w:val="28"/>
+          <w:szCs w:val="28"/>
+          <w:u w:val="single"/>
+        </w:rPr>
+      </w:pPr>
+      <w:r>
+        <w:rPr>
+          <w:rFonts w:cstheme="minorHAnsi"/>
+          <w:b/>
+          <w:bCs/>
+          <w:sz w:val="28"/>
+          <w:szCs w:val="28"/>
+          <w:u w:val="single"/>
+        </w:rPr>
+        <w:t>1️</w:t>
+      </w:r>
+      <w:r>
+        <w:rPr>
+          <w:rFonts w:cstheme="minorHAnsi"/>
+          <w:b/>
+          <w:bCs/>
+          <w:sz w:val="28"/>
+          <w:szCs w:val="28"/>
+          <w:u w:val="single"/>
+        </w:rPr>
+        <w:t xml:space="preserve">) </w:t>
+      </w:r>
+      <w:r>
+        <w:rPr>
+          <w:rFonts w:cstheme="minorHAnsi"/>
+          <w:b/>
+          <w:bCs/>
+          <w:sz w:val="28"/>
+          <w:szCs w:val="28"/>
+          <w:u w:val="single"/>
+        </w:rPr>
+        <w:t>La trampa más común</w:t>
+      </w:r>
+    </w:p>
+    <w:p>
+      <w:pPr>
+        <w:rPr>
+          <w:sz w:val="24"/>
+          <w:szCs w:val="24"/>
+        </w:rPr>
+      </w:pPr>
+      <w:r>
+        <w:rPr>
+          <w:sz w:val="24"/>
+          <w:szCs w:val="24"/>
+        </w:rPr>
+        <w:t>“Suena bien, debe estar bien.”</w:t>
+      </w:r>
+    </w:p>
+    <w:p>
+      <w:pPr>
+        <w:rPr>
+          <w:sz w:val="24"/>
+          <w:szCs w:val="24"/>
+        </w:rPr>
+      </w:pPr>
+      <w:r>
+        <w:rPr>
+          <w:sz w:val="24"/>
+          <w:szCs w:val="24"/>
+        </w:rPr>
+        <w:t xml:space="preserve">Eso es justo lo que </w:t>
+      </w:r>
+      <w:r>
+        <w:rPr>
+          <w:b/>
+          <w:bCs/>
+          <w:sz w:val="24"/>
+          <w:szCs w:val="24"/>
+        </w:rPr>
+        <w:t>un LLM hace bien</w:t>
+      </w:r>
+      <w:r>
+        <w:rPr>
+          <w:sz w:val="24"/>
+          <w:szCs w:val="24"/>
+        </w:rPr>
+        <w:t>: sonar convincente.</w:t>
+      </w:r>
+      <w:r>
+        <w:rPr>
+          <w:sz w:val="24"/>
+          <w:szCs w:val="24"/>
+        </w:rPr>
+        <w:br/>
+        <w:t xml:space="preserve">Así que necesitamos </w:t>
+      </w:r>
+      <w:r>
+        <w:rPr>
+          <w:b/>
+          <w:bCs/>
+          <w:sz w:val="24"/>
+          <w:szCs w:val="24"/>
+        </w:rPr>
+        <w:t>criterios externos</w:t>
+      </w:r>
+      <w:r>
+        <w:rPr>
+          <w:sz w:val="24"/>
+          <w:szCs w:val="24"/>
+        </w:rPr>
+        <w:t>.</w:t>
+      </w:r>
+    </w:p>
+    <w:p>
+      <w:pPr>
+        <w:rPr>
+          <w:sz w:val="24"/>
+          <w:szCs w:val="24"/>
+        </w:rPr>
+      </w:pPr>
+      <w:r>
+        <w:rPr>
+          <w:sz w:val="24"/>
+          <w:szCs w:val="24"/>
+        </w:rPr>
+        <w:pict w14:anchorId="755C8447">
+          <v:rect id="_x0000_i1282" style="width:0;height:1.5pt" o:hralign="center" o:hrstd="t" o:hr="t" fillcolor="#a0a0a0" stroked="f"/>
+        </w:pict>
+      </w:r>
+    </w:p>
+    <w:p>
+      <w:pPr>
+        <w:rPr>
+          <w:rFonts w:cstheme="minorHAnsi"/>
+          <w:b/>
+          <w:bCs/>
+          <w:sz w:val="28"/>
+          <w:szCs w:val="28"/>
+          <w:u w:val="single"/>
+        </w:rPr>
+      </w:pPr>
+      <w:r>
+        <w:rPr>
+          <w:rFonts w:cstheme="minorHAnsi"/>
+          <w:b/>
+          <w:bCs/>
+          <w:sz w:val="28"/>
+          <w:szCs w:val="28"/>
+          <w:u w:val="single"/>
+        </w:rPr>
+        <w:t>2️</w:t>
+      </w:r>
+      <w:r>
+        <w:rPr>
+          <w:rFonts w:cstheme="minorHAnsi"/>
+          <w:b/>
+          <w:bCs/>
+          <w:sz w:val="28"/>
+          <w:szCs w:val="28"/>
+          <w:u w:val="single"/>
+        </w:rPr>
+        <w:t xml:space="preserve">) </w:t>
+      </w:r>
+      <w:r>
+        <w:rPr>
+          <w:rFonts w:cstheme="minorHAnsi"/>
+          <w:b/>
+          <w:bCs/>
+          <w:sz w:val="28"/>
+          <w:szCs w:val="28"/>
+          <w:u w:val="single"/>
+        </w:rPr>
+        <w:t xml:space="preserve">Mini rúbrica práctica (5 </w:t>
+      </w:r>
+      <w:proofErr w:type="spellStart"/>
+      <w:r>
+        <w:rPr>
+          <w:rFonts w:cstheme="minorHAnsi"/>
+          <w:b/>
+          <w:bCs/>
+          <w:sz w:val="28"/>
+          <w:szCs w:val="28"/>
+          <w:u w:val="single"/>
+        </w:rPr>
+        <w:t>checks</w:t>
+      </w:r>
+      <w:proofErr w:type="spellEnd"/>
+      <w:r>
+        <w:rPr>
+          <w:rFonts w:cstheme="minorHAnsi"/>
+          <w:b/>
+          <w:bCs/>
+          <w:sz w:val="28"/>
+          <w:szCs w:val="28"/>
+          <w:u w:val="single"/>
+        </w:rPr>
+        <w:t>)</w:t>
+      </w:r>
+    </w:p>
+    <w:p>
+      <w:pPr>
+        <w:rPr>
+          <w:sz w:val="24"/>
+          <w:szCs w:val="24"/>
+        </w:rPr>
+      </w:pPr>
+      <w:proofErr w:type="spellStart"/>
+      <w:r>
+        <w:rPr>
+          <w:sz w:val="24"/>
+          <w:szCs w:val="24"/>
+        </w:rPr>
+        <w:t>Usá</w:t>
+      </w:r>
+      <w:proofErr w:type="spellEnd"/>
+      <w:r>
+        <w:rPr>
+          <w:sz w:val="24"/>
+          <w:szCs w:val="24"/>
+        </w:rPr>
+        <w:t xml:space="preserve"> estos </w:t>
+      </w:r>
+      <w:r>
+        <w:rPr>
+          <w:b/>
+          <w:bCs/>
+          <w:sz w:val="24"/>
+          <w:szCs w:val="24"/>
+        </w:rPr>
+        <w:t xml:space="preserve">5 </w:t>
+      </w:r>
+      <w:proofErr w:type="spellStart"/>
+      <w:r>
+        <w:rPr>
+          <w:b/>
+          <w:bCs/>
+          <w:sz w:val="24"/>
+          <w:szCs w:val="24"/>
+        </w:rPr>
+        <w:t>checks</w:t>
+      </w:r>
+      <w:proofErr w:type="spellEnd"/>
+      <w:r>
+        <w:rPr>
+          <w:sz w:val="24"/>
+          <w:szCs w:val="24"/>
+        </w:rPr>
+        <w:t xml:space="preserve"> siempre. Si falla 2 o más, </w:t>
+      </w:r>
+      <w:r>
+        <w:rPr>
+          <w:b/>
+          <w:bCs/>
+          <w:sz w:val="24"/>
+          <w:szCs w:val="24"/>
+        </w:rPr>
+        <w:t>desconfía</w:t>
+      </w:r>
+      <w:r>
+        <w:rPr>
+          <w:sz w:val="24"/>
+          <w:szCs w:val="24"/>
+        </w:rPr>
+        <w:t>.</w:t>
+      </w:r>
+    </w:p>
+    <w:p>
+      <w:pPr>
+        <w:rPr>
+          <w:b/>
+          <w:bCs/>
+          <w:sz w:val="24"/>
+          <w:szCs w:val="24"/>
+        </w:rPr>
+      </w:pPr>
+      <w:r>
+        <w:rPr>
+          <w:rFonts w:ascii="Segoe UI Emoji" w:hAnsi="Segoe UI Emoji" w:cs="Segoe UI Emoji"/>
+          <w:b/>
+          <w:bCs/>
+          <w:sz w:val="24"/>
+          <w:szCs w:val="24"/>
+        </w:rPr>
+        <w:t>✅</w:t>
+      </w:r>
+      <w:r>
+        <w:rPr>
+          <w:b/>
+          <w:bCs/>
+          <w:sz w:val="24"/>
+          <w:szCs w:val="24"/>
+        </w:rPr>
+        <w:t xml:space="preserve"> </w:t>
+      </w:r>
+      <w:proofErr w:type="spellStart"/>
+      <w:r>
+        <w:rPr>
+          <w:b/>
+          <w:bCs/>
+          <w:sz w:val="24"/>
+          <w:szCs w:val="24"/>
+        </w:rPr>
+        <w:t>Check</w:t>
+      </w:r>
+      <w:proofErr w:type="spellEnd"/>
+      <w:r>
+        <w:rPr>
+          <w:b/>
+          <w:bCs/>
+          <w:sz w:val="24"/>
+          <w:szCs w:val="24"/>
+        </w:rPr>
+        <w:t xml:space="preserve"> 1 — ¿Responde exactamente a la pregunta?</w:t>
+      </w:r>
+    </w:p>
+    <w:p>
+      <w:pPr>
+        <w:numPr>
+          <w:ilvl w:val="0"/>
+          <w:numId w:val="64"/>
+        </w:numPr>
+        <w:rPr>
+          <w:sz w:val="24"/>
+          <w:szCs w:val="24"/>
+        </w:rPr>
+      </w:pPr>
+      <w:r>
+        <w:rPr>
+          <w:sz w:val="24"/>
+          <w:szCs w:val="24"/>
+        </w:rPr>
+        <w:t xml:space="preserve">¿Explica </w:t>
+      </w:r>
+      <w:r>
+        <w:rPr>
+          <w:i/>
+          <w:iCs/>
+          <w:sz w:val="24"/>
+          <w:szCs w:val="24"/>
+        </w:rPr>
+        <w:t>por qué</w:t>
+      </w:r>
+      <w:r>
+        <w:rPr>
+          <w:sz w:val="24"/>
+          <w:szCs w:val="24"/>
+        </w:rPr>
+        <w:t xml:space="preserve"> RAG mejora?</w:t>
+      </w:r>
+    </w:p>
+    <w:p>
+      <w:pPr>
+        <w:numPr>
+          <w:ilvl w:val="0"/>
+          <w:numId w:val="64"/>
+        </w:numPr>
+        <w:rPr>
+          <w:sz w:val="24"/>
+          <w:szCs w:val="24"/>
+        </w:rPr>
+      </w:pPr>
+      <w:r>
+        <w:rPr>
+          <w:sz w:val="24"/>
+          <w:szCs w:val="24"/>
+        </w:rPr>
+        <w:t xml:space="preserve">¿O se fue a </w:t>
+      </w:r>
+      <w:r>
+        <w:rPr>
+          <w:i/>
+          <w:iCs/>
+          <w:sz w:val="24"/>
+          <w:szCs w:val="24"/>
+        </w:rPr>
+        <w:t>qué es</w:t>
+      </w:r>
+      <w:r>
+        <w:rPr>
+          <w:sz w:val="24"/>
+          <w:szCs w:val="24"/>
+        </w:rPr>
+        <w:t xml:space="preserve"> RAG?</w:t>
+      </w:r>
+    </w:p>
+    <w:p>
+      <w:pPr>
+        <w:rPr>
+          <w:sz w:val="24"/>
+          <w:szCs w:val="24"/>
+        </w:rPr>
+      </w:pPr>
+      <w:r>
+        <w:rPr>
+          <w:rFonts w:ascii="Segoe UI Emoji" w:hAnsi="Segoe UI Emoji" w:cs="Segoe UI Emoji"/>
+          <w:sz w:val="24"/>
+          <w:szCs w:val="24"/>
+        </w:rPr>
+        <w:t>👉</w:t>
+      </w:r>
+      <w:r>
+        <w:rPr>
+          <w:sz w:val="24"/>
+          <w:szCs w:val="24"/>
+        </w:rPr>
+        <w:t xml:space="preserve"> Si responde otra cosa, es fallo.</w:t>
+      </w:r>
+    </w:p>
+    <w:p>
+      <w:pPr>
+        <w:rPr>
+          <w:sz w:val="24"/>
+          <w:szCs w:val="24"/>
+        </w:rPr>
+      </w:pPr>
+      <w:r>
+        <w:rPr>
+          <w:sz w:val="24"/>
+          <w:szCs w:val="24"/>
+        </w:rPr>
+        <w:pict w14:anchorId="794B8808">
+          <v:rect id="_x0000_i1283" style="width:0;height:1.5pt" o:hralign="center" o:hrstd="t" o:hr="t" fillcolor="#a0a0a0" stroked="f"/>
+        </w:pict>
+      </w:r>
+    </w:p>
+    <w:p>
+      <w:pPr>
+        <w:rPr>
+          <w:b/>
+          <w:bCs/>
+          <w:sz w:val="24"/>
+          <w:szCs w:val="24"/>
+        </w:rPr>
+      </w:pPr>
+      <w:r>
+        <w:rPr>
+          <w:rFonts w:ascii="Segoe UI Emoji" w:hAnsi="Segoe UI Emoji" w:cs="Segoe UI Emoji"/>
+          <w:b/>
+          <w:bCs/>
+          <w:sz w:val="24"/>
+          <w:szCs w:val="24"/>
+        </w:rPr>
+        <w:t>✅</w:t>
+      </w:r>
+      <w:r>
+        <w:rPr>
+          <w:b/>
+          <w:bCs/>
+          <w:sz w:val="24"/>
+          <w:szCs w:val="24"/>
+        </w:rPr>
+        <w:t xml:space="preserve"> </w:t>
+      </w:r>
+      <w:proofErr w:type="spellStart"/>
+      <w:r>
+        <w:rPr>
+          <w:b/>
+          <w:bCs/>
+          <w:sz w:val="24"/>
+          <w:szCs w:val="24"/>
+        </w:rPr>
+        <w:t>Check</w:t>
+      </w:r>
+      <w:proofErr w:type="spellEnd"/>
+      <w:r>
+        <w:rPr>
+          <w:b/>
+          <w:bCs/>
+          <w:sz w:val="24"/>
+          <w:szCs w:val="24"/>
+        </w:rPr>
+        <w:t xml:space="preserve"> 2 — ¿Respeta las restricciones?</w:t>
+      </w:r>
+    </w:p>
+    <w:p>
+      <w:pPr>
+        <w:rPr>
+          <w:sz w:val="24"/>
+          <w:szCs w:val="24"/>
+        </w:rPr>
+      </w:pPr>
+      <w:r>
+        <w:rPr>
+          <w:sz w:val="24"/>
+          <w:szCs w:val="24"/>
+        </w:rPr>
+        <w:t xml:space="preserve">En tu </w:t>
+      </w:r>
+      <w:proofErr w:type="spellStart"/>
+      <w:r>
+        <w:rPr>
+          <w:sz w:val="24"/>
+          <w:szCs w:val="24"/>
+        </w:rPr>
+        <w:t>prompt</w:t>
+      </w:r>
+      <w:proofErr w:type="spellEnd"/>
+      <w:r>
+        <w:rPr>
+          <w:sz w:val="24"/>
+          <w:szCs w:val="24"/>
+        </w:rPr>
+        <w:t xml:space="preserve"> pedías:</w:t>
+      </w:r>
+    </w:p>
+    <w:p>
+      <w:pPr>
+        <w:numPr>
+          <w:ilvl w:val="0"/>
+          <w:numId w:val="65"/>
+        </w:numPr>
+        <w:rPr>
+          <w:sz w:val="24"/>
+          <w:szCs w:val="24"/>
+        </w:rPr>
+      </w:pPr>
+      <w:r>
+        <w:rPr>
+          <w:sz w:val="24"/>
+          <w:szCs w:val="24"/>
+        </w:rPr>
+        <w:t>intuitivo</w:t>
+      </w:r>
+    </w:p>
+    <w:p>
+      <w:pPr>
+        <w:numPr>
+          <w:ilvl w:val="0"/>
+          <w:numId w:val="65"/>
+        </w:numPr>
+        <w:rPr>
+          <w:sz w:val="24"/>
+          <w:szCs w:val="24"/>
+        </w:rPr>
+      </w:pPr>
+      <w:r>
+        <w:rPr>
+          <w:sz w:val="24"/>
+          <w:szCs w:val="24"/>
+        </w:rPr>
+        <w:t>poco lenguaje técnico</w:t>
+      </w:r>
+    </w:p>
+    <w:p>
+      <w:pPr>
+        <w:numPr>
+          <w:ilvl w:val="0"/>
+          <w:numId w:val="65"/>
+        </w:numPr>
+        <w:rPr>
+          <w:sz w:val="24"/>
+          <w:szCs w:val="24"/>
+        </w:rPr>
+      </w:pPr>
+      <w:r>
+        <w:rPr>
+          <w:sz w:val="24"/>
+          <w:szCs w:val="24"/>
+        </w:rPr>
+        <w:t>sin fórmulas</w:t>
+      </w:r>
+    </w:p>
+    <w:p>
+      <w:pPr>
+        <w:rPr>
+          <w:sz w:val="24"/>
+          <w:szCs w:val="24"/>
+        </w:rPr>
+      </w:pPr>
+      <w:r>
+        <w:rPr>
+          <w:rFonts w:ascii="Segoe UI Emoji" w:hAnsi="Segoe UI Emoji" w:cs="Segoe UI Emoji"/>
+          <w:sz w:val="24"/>
+          <w:szCs w:val="24"/>
+        </w:rPr>
+        <w:t>👉</w:t>
+      </w:r>
+      <w:r>
+        <w:rPr>
+          <w:sz w:val="24"/>
+          <w:szCs w:val="24"/>
+        </w:rPr>
+        <w:t xml:space="preserve"> Si mete jerga innecesaria o fórmulas, </w:t>
+      </w:r>
+      <w:r>
+        <w:rPr>
+          <w:b/>
+          <w:bCs/>
+          <w:sz w:val="24"/>
+          <w:szCs w:val="24"/>
+        </w:rPr>
+        <w:t>no siguió instrucciones</w:t>
+      </w:r>
+      <w:r>
+        <w:rPr>
+          <w:sz w:val="24"/>
+          <w:szCs w:val="24"/>
+        </w:rPr>
+        <w:t>.</w:t>
+      </w:r>
+    </w:p>
+    <w:p>
+      <w:pPr>
+        <w:rPr>
+          <w:sz w:val="24"/>
+          <w:szCs w:val="24"/>
+        </w:rPr>
+      </w:pPr>
+      <w:r>
+        <w:rPr>
+          <w:sz w:val="24"/>
+          <w:szCs w:val="24"/>
+        </w:rPr>
+        <w:pict w14:anchorId="61AE9F01">
+          <v:rect id="_x0000_i1284" style="width:0;height:1.5pt" o:hralign="center" o:hrstd="t" o:hr="t" fillcolor="#a0a0a0" stroked="f"/>
+        </w:pict>
+      </w:r>
+    </w:p>
+    <w:p>
+      <w:pPr>
+        <w:rPr>
+          <w:b/>
+          <w:bCs/>
+          <w:sz w:val="24"/>
+          <w:szCs w:val="24"/>
+        </w:rPr>
+      </w:pPr>
+      <w:r>
+        <w:rPr>
+          <w:rFonts w:ascii="Segoe UI Emoji" w:hAnsi="Segoe UI Emoji" w:cs="Segoe UI Emoji"/>
+          <w:b/>
+          <w:bCs/>
+          <w:sz w:val="24"/>
+          <w:szCs w:val="24"/>
+        </w:rPr>
+        <w:t>✅</w:t>
+      </w:r>
+      <w:r>
+        <w:rPr>
+          <w:b/>
+          <w:bCs/>
+          <w:sz w:val="24"/>
+          <w:szCs w:val="24"/>
+        </w:rPr>
+        <w:t xml:space="preserve"> </w:t>
+      </w:r>
+      <w:proofErr w:type="spellStart"/>
+      <w:r>
+        <w:rPr>
+          <w:b/>
+          <w:bCs/>
+          <w:sz w:val="24"/>
+          <w:szCs w:val="24"/>
+        </w:rPr>
+        <w:t>Check</w:t>
+      </w:r>
+      <w:proofErr w:type="spellEnd"/>
+      <w:r>
+        <w:rPr>
+          <w:b/>
+          <w:bCs/>
+          <w:sz w:val="24"/>
+          <w:szCs w:val="24"/>
+        </w:rPr>
+        <w:t xml:space="preserve"> 3 — ¿Usa el eje conceptual correcto?</w:t>
+      </w:r>
+    </w:p>
+    <w:p>
+      <w:pPr>
+        <w:rPr>
+          <w:sz w:val="24"/>
+          <w:szCs w:val="24"/>
+        </w:rPr>
+      </w:pPr>
+      <w:r>
+        <w:rPr>
+          <w:sz w:val="24"/>
+          <w:szCs w:val="24"/>
+        </w:rPr>
+        <w:t xml:space="preserve">Para tu </w:t>
+      </w:r>
+      <w:proofErr w:type="spellStart"/>
+      <w:r>
+        <w:rPr>
+          <w:sz w:val="24"/>
+          <w:szCs w:val="24"/>
+        </w:rPr>
+        <w:t>prompt</w:t>
+      </w:r>
+      <w:proofErr w:type="spellEnd"/>
+      <w:r>
+        <w:rPr>
+          <w:sz w:val="24"/>
+          <w:szCs w:val="24"/>
+        </w:rPr>
+        <w:t>, el eje era:</w:t>
+      </w:r>
+    </w:p>
+    <w:p>
+      <w:pPr>
+        <w:rPr>
+          <w:sz w:val="24"/>
+          <w:szCs w:val="24"/>
+        </w:rPr>
+      </w:pPr>
+      <w:r>
+        <w:rPr>
+          <w:b/>
+          <w:bCs/>
+          <w:sz w:val="24"/>
+          <w:szCs w:val="24"/>
+        </w:rPr>
+        <w:lastRenderedPageBreak/>
+        <w:t>recuperar información vs memorizarla</w:t>
+      </w:r>
+    </w:p>
+    <w:p>
+      <w:pPr>
+        <w:rPr>
+          <w:sz w:val="24"/>
+          <w:szCs w:val="24"/>
+        </w:rPr>
+      </w:pPr>
+      <w:r>
+        <w:rPr>
+          <w:rFonts w:ascii="Segoe UI Emoji" w:hAnsi="Segoe UI Emoji" w:cs="Segoe UI Emoji"/>
+          <w:sz w:val="24"/>
+          <w:szCs w:val="24"/>
+        </w:rPr>
+        <w:t>👉</w:t>
+      </w:r>
+      <w:r>
+        <w:rPr>
+          <w:sz w:val="24"/>
+          <w:szCs w:val="24"/>
+        </w:rPr>
+        <w:t xml:space="preserve"> Si no aparece esa diferencia clara, la respuesta es superficial.</w:t>
+      </w:r>
+    </w:p>
+    <w:p>
+      <w:pPr>
+        <w:rPr>
+          <w:sz w:val="24"/>
+          <w:szCs w:val="24"/>
+        </w:rPr>
+      </w:pPr>
+      <w:r>
+        <w:rPr>
+          <w:sz w:val="24"/>
+          <w:szCs w:val="24"/>
+        </w:rPr>
+        <w:pict w14:anchorId="0316CC33">
+          <v:rect id="_x0000_i1285" style="width:0;height:1.5pt" o:hralign="center" o:hrstd="t" o:hr="t" fillcolor="#a0a0a0" stroked="f"/>
+        </w:pict>
+      </w:r>
+    </w:p>
+    <w:p>
+      <w:pPr>
+        <w:rPr>
+          <w:b/>
+          <w:bCs/>
+          <w:sz w:val="24"/>
+          <w:szCs w:val="24"/>
+        </w:rPr>
+      </w:pPr>
+      <w:r>
+        <w:rPr>
+          <w:rFonts w:ascii="Segoe UI Emoji" w:hAnsi="Segoe UI Emoji" w:cs="Segoe UI Emoji"/>
+          <w:b/>
+          <w:bCs/>
+          <w:sz w:val="24"/>
+          <w:szCs w:val="24"/>
+        </w:rPr>
+        <w:t>✅</w:t>
+      </w:r>
+      <w:r>
+        <w:rPr>
+          <w:b/>
+          <w:bCs/>
+          <w:sz w:val="24"/>
+          <w:szCs w:val="24"/>
+        </w:rPr>
+        <w:t xml:space="preserve"> </w:t>
+      </w:r>
+      <w:proofErr w:type="spellStart"/>
+      <w:r>
+        <w:rPr>
+          <w:b/>
+          <w:bCs/>
+          <w:sz w:val="24"/>
+          <w:szCs w:val="24"/>
+        </w:rPr>
+        <w:t>Check</w:t>
+      </w:r>
+      <w:proofErr w:type="spellEnd"/>
+      <w:r>
+        <w:rPr>
+          <w:b/>
+          <w:bCs/>
+          <w:sz w:val="24"/>
+          <w:szCs w:val="24"/>
+        </w:rPr>
+        <w:t xml:space="preserve"> 4 — ¿Introduce hechos no solicitados?</w:t>
+      </w:r>
+    </w:p>
+    <w:p>
+      <w:pPr>
+        <w:rPr>
+          <w:sz w:val="24"/>
+          <w:szCs w:val="24"/>
+        </w:rPr>
+      </w:pPr>
+      <w:r>
+        <w:rPr>
+          <w:sz w:val="24"/>
+          <w:szCs w:val="24"/>
+        </w:rPr>
+        <w:t>Señales de alerta:</w:t>
+      </w:r>
+    </w:p>
+    <w:p>
+      <w:pPr>
+        <w:numPr>
+          <w:ilvl w:val="0"/>
+          <w:numId w:val="66"/>
+        </w:numPr>
+        <w:rPr>
+          <w:sz w:val="24"/>
+          <w:szCs w:val="24"/>
+        </w:rPr>
+      </w:pPr>
+      <w:r>
+        <w:rPr>
+          <w:sz w:val="24"/>
+          <w:szCs w:val="24"/>
+        </w:rPr>
+        <w:t>detalles muy específicos</w:t>
+      </w:r>
+    </w:p>
+    <w:p>
+      <w:pPr>
+        <w:numPr>
+          <w:ilvl w:val="0"/>
+          <w:numId w:val="66"/>
+        </w:numPr>
+        <w:rPr>
+          <w:sz w:val="24"/>
+          <w:szCs w:val="24"/>
+        </w:rPr>
+      </w:pPr>
+      <w:r>
+        <w:rPr>
+          <w:sz w:val="24"/>
+          <w:szCs w:val="24"/>
+        </w:rPr>
+        <w:t>afirmaciones categóricas sin base</w:t>
+      </w:r>
+    </w:p>
+    <w:p>
+      <w:pPr>
+        <w:numPr>
+          <w:ilvl w:val="0"/>
+          <w:numId w:val="66"/>
+        </w:numPr>
+        <w:rPr>
+          <w:sz w:val="24"/>
+          <w:szCs w:val="24"/>
+        </w:rPr>
+      </w:pPr>
+      <w:r>
+        <w:rPr>
+          <w:sz w:val="24"/>
+          <w:szCs w:val="24"/>
+        </w:rPr>
+        <w:t>ejemplos que no aportan</w:t>
+      </w:r>
+    </w:p>
+    <w:p>
+      <w:pPr>
+        <w:rPr>
+          <w:sz w:val="24"/>
+          <w:szCs w:val="24"/>
+        </w:rPr>
+      </w:pPr>
+      <w:r>
+        <w:rPr>
+          <w:rFonts w:ascii="Segoe UI Emoji" w:hAnsi="Segoe UI Emoji" w:cs="Segoe UI Emoji"/>
+          <w:sz w:val="24"/>
+          <w:szCs w:val="24"/>
+        </w:rPr>
+        <w:t>👉</w:t>
+      </w:r>
+      <w:r>
+        <w:rPr>
+          <w:sz w:val="24"/>
+          <w:szCs w:val="24"/>
+        </w:rPr>
+        <w:t xml:space="preserve"> Puede ser </w:t>
+      </w:r>
+      <w:r>
+        <w:rPr>
+          <w:b/>
+          <w:bCs/>
+          <w:sz w:val="24"/>
+          <w:szCs w:val="24"/>
+        </w:rPr>
+        <w:t>alucinación blanda</w:t>
+      </w:r>
+      <w:r>
+        <w:rPr>
+          <w:sz w:val="24"/>
+          <w:szCs w:val="24"/>
+        </w:rPr>
+        <w:t>.</w:t>
+      </w:r>
+    </w:p>
+    <w:p>
+      <w:pPr>
+        <w:rPr>
+          <w:sz w:val="24"/>
+          <w:szCs w:val="24"/>
+        </w:rPr>
+      </w:pPr>
+      <w:r>
+        <w:rPr>
+          <w:sz w:val="24"/>
+          <w:szCs w:val="24"/>
+        </w:rPr>
+        <w:pict w14:anchorId="1CA4640C">
+          <v:rect id="_x0000_i1286" style="width:0;height:1.5pt" o:hralign="center" o:hrstd="t" o:hr="t" fillcolor="#a0a0a0" stroked="f"/>
+        </w:pict>
+      </w:r>
+    </w:p>
+    <w:p>
+      <w:pPr>
+        <w:rPr>
+          <w:b/>
+          <w:bCs/>
+          <w:sz w:val="24"/>
+          <w:szCs w:val="24"/>
+        </w:rPr>
+      </w:pPr>
+      <w:r>
+        <w:rPr>
+          <w:rFonts w:ascii="Segoe UI Emoji" w:hAnsi="Segoe UI Emoji" w:cs="Segoe UI Emoji"/>
+          <w:b/>
+          <w:bCs/>
+          <w:sz w:val="24"/>
+          <w:szCs w:val="24"/>
+        </w:rPr>
+        <w:t>✅</w:t>
+      </w:r>
+      <w:r>
+        <w:rPr>
+          <w:b/>
+          <w:bCs/>
+          <w:sz w:val="24"/>
+          <w:szCs w:val="24"/>
+        </w:rPr>
+        <w:t xml:space="preserve"> </w:t>
+      </w:r>
+      <w:proofErr w:type="spellStart"/>
+      <w:r>
+        <w:rPr>
+          <w:b/>
+          <w:bCs/>
+          <w:sz w:val="24"/>
+          <w:szCs w:val="24"/>
+        </w:rPr>
+        <w:t>Check</w:t>
+      </w:r>
+      <w:proofErr w:type="spellEnd"/>
+      <w:r>
+        <w:rPr>
+          <w:b/>
+          <w:bCs/>
+          <w:sz w:val="24"/>
+          <w:szCs w:val="24"/>
+        </w:rPr>
+        <w:t xml:space="preserve"> 5 — ¿Podrías resumirla en una frase clara?</w:t>
+      </w:r>
+    </w:p>
+    <w:p>
+      <w:pPr>
+        <w:rPr>
+          <w:sz w:val="24"/>
+          <w:szCs w:val="24"/>
+        </w:rPr>
+      </w:pPr>
+      <w:r>
+        <w:rPr>
+          <w:sz w:val="24"/>
+          <w:szCs w:val="24"/>
+        </w:rPr>
+        <w:t xml:space="preserve">Si no </w:t>
+      </w:r>
+      <w:proofErr w:type="spellStart"/>
+      <w:r>
+        <w:rPr>
+          <w:sz w:val="24"/>
+          <w:szCs w:val="24"/>
+        </w:rPr>
+        <w:t>podés</w:t>
+      </w:r>
+      <w:proofErr w:type="spellEnd"/>
+      <w:r>
+        <w:rPr>
+          <w:sz w:val="24"/>
+          <w:szCs w:val="24"/>
+        </w:rPr>
+        <w:t xml:space="preserve"> decir:</w:t>
+      </w:r>
+    </w:p>
+    <w:p>
+      <w:pPr>
+        <w:rPr>
+          <w:sz w:val="24"/>
+          <w:szCs w:val="24"/>
+        </w:rPr>
+      </w:pPr>
+      <w:r>
+        <w:rPr>
+          <w:sz w:val="24"/>
+          <w:szCs w:val="24"/>
+        </w:rPr>
+        <w:t>“Lo que quiso decir es…”</w:t>
+      </w:r>
+    </w:p>
+    <w:p>
+      <w:pPr>
+        <w:rPr>
+          <w:sz w:val="24"/>
+          <w:szCs w:val="24"/>
+        </w:rPr>
+      </w:pPr>
+      <w:r>
+        <w:rPr>
+          <w:sz w:val="24"/>
+          <w:szCs w:val="24"/>
+        </w:rPr>
+        <w:t>Entonces:</w:t>
+      </w:r>
+    </w:p>
+    <w:p>
+      <w:pPr>
+        <w:numPr>
+          <w:ilvl w:val="0"/>
+          <w:numId w:val="67"/>
+        </w:numPr>
+        <w:rPr>
+          <w:sz w:val="24"/>
+          <w:szCs w:val="24"/>
+        </w:rPr>
+      </w:pPr>
+      <w:r>
+        <w:rPr>
+          <w:sz w:val="24"/>
+          <w:szCs w:val="24"/>
+        </w:rPr>
+        <w:t>está desordenada</w:t>
+      </w:r>
+    </w:p>
+    <w:p>
+      <w:pPr>
+        <w:numPr>
+          <w:ilvl w:val="0"/>
+          <w:numId w:val="67"/>
+        </w:numPr>
+        <w:rPr>
+          <w:sz w:val="24"/>
+          <w:szCs w:val="24"/>
+        </w:rPr>
+      </w:pPr>
+      <w:r>
+        <w:rPr>
+          <w:sz w:val="24"/>
+          <w:szCs w:val="24"/>
+        </w:rPr>
+        <w:t>o mezcló ideas</w:t>
+      </w:r>
+    </w:p>
+    <w:p>
+      <w:pPr>
+        <w:numPr>
+          <w:ilvl w:val="0"/>
+          <w:numId w:val="67"/>
+        </w:numPr>
+        <w:rPr>
+          <w:sz w:val="24"/>
+          <w:szCs w:val="24"/>
+        </w:rPr>
+      </w:pPr>
+      <w:r>
+        <w:rPr>
+          <w:sz w:val="24"/>
+          <w:szCs w:val="24"/>
+        </w:rPr>
+        <w:t>o no entendió el foco</w:t>
+      </w:r>
+    </w:p>
+    <w:p>
+      <w:pPr>
+        <w:rPr>
+          <w:sz w:val="24"/>
+          <w:szCs w:val="24"/>
+        </w:rPr>
+      </w:pPr>
+      <w:r>
+        <w:rPr>
+          <w:sz w:val="24"/>
+          <w:szCs w:val="24"/>
+        </w:rPr>
+        <w:pict w14:anchorId="699ED795">
+          <v:rect id="_x0000_i1287" style="width:0;height:1.5pt" o:hralign="center" o:hrstd="t" o:hr="t" fillcolor="#a0a0a0" stroked="f"/>
+        </w:pict>
+      </w:r>
+    </w:p>
+    <w:p>
+      <w:pPr>
+        <w:rPr>
+          <w:rFonts w:cstheme="minorHAnsi"/>
+          <w:b/>
+          <w:bCs/>
+          <w:sz w:val="28"/>
+          <w:szCs w:val="28"/>
+          <w:u w:val="single"/>
+        </w:rPr>
+      </w:pPr>
+      <w:r>
+        <w:rPr>
+          <w:rFonts w:cstheme="minorHAnsi"/>
+          <w:b/>
+          <w:bCs/>
+          <w:sz w:val="28"/>
+          <w:szCs w:val="28"/>
+          <w:u w:val="single"/>
+        </w:rPr>
+        <w:t>3️</w:t>
+      </w:r>
+      <w:r>
+        <w:rPr>
+          <w:rFonts w:cstheme="minorHAnsi"/>
+          <w:b/>
+          <w:bCs/>
+          <w:sz w:val="28"/>
+          <w:szCs w:val="28"/>
+          <w:u w:val="single"/>
+        </w:rPr>
+        <w:t xml:space="preserve">) </w:t>
+      </w:r>
+      <w:r>
+        <w:rPr>
+          <w:rFonts w:cstheme="minorHAnsi"/>
+          <w:b/>
+          <w:bCs/>
+          <w:sz w:val="28"/>
+          <w:szCs w:val="28"/>
+          <w:u w:val="single"/>
+        </w:rPr>
+        <w:t>Ejemplo rápido (hipotético)</w:t>
+      </w:r>
+    </w:p>
+    <w:p>
+      <w:pPr>
+        <w:rPr>
+          <w:sz w:val="24"/>
+          <w:szCs w:val="24"/>
+        </w:rPr>
+      </w:pPr>
+      <w:r>
+        <w:rPr>
+          <w:sz w:val="24"/>
+          <w:szCs w:val="24"/>
+        </w:rPr>
+        <w:t>Respuesta del LLM:</w:t>
+      </w:r>
+    </w:p>
+    <w:p>
+      <w:pPr>
+        <w:rPr>
+          <w:i/>
+          <w:iCs/>
+          <w:sz w:val="24"/>
+          <w:szCs w:val="24"/>
+        </w:rPr>
+      </w:pPr>
+      <w:r>
+        <w:rPr>
+          <w:i/>
+          <w:iCs/>
+          <w:sz w:val="24"/>
+          <w:szCs w:val="24"/>
+        </w:rPr>
+        <w:t>“RAG mejora las respuestas porque combina recuperación de información con modelos generativos avanzados, lo que permite al sistema acceder a datos relevantes y producir respuestas más precisas.”</w:t>
+      </w:r>
+    </w:p>
+    <w:p>
+      <w:pPr>
+        <w:rPr>
+          <w:sz w:val="24"/>
+          <w:szCs w:val="24"/>
+        </w:rPr>
+      </w:pPr>
+      <w:r>
+        <w:rPr>
+          <w:sz w:val="24"/>
+          <w:szCs w:val="24"/>
+        </w:rPr>
+        <w:t>Evaluación:</w:t>
+      </w:r>
+    </w:p>
+    <w:p>
+      <w:pPr>
+        <w:numPr>
+          <w:ilvl w:val="0"/>
+          <w:numId w:val="68"/>
+        </w:numPr>
+        <w:rPr>
+          <w:sz w:val="24"/>
+          <w:szCs w:val="24"/>
+        </w:rPr>
+      </w:pPr>
+      <w:r>
+        <w:rPr>
+          <w:rFonts w:ascii="Segoe UI Symbol" w:hAnsi="Segoe UI Symbol" w:cs="Segoe UI Symbol"/>
+          <w:sz w:val="24"/>
+          <w:szCs w:val="24"/>
+        </w:rPr>
+        <w:t>✔</w:t>
+      </w:r>
+      <w:r>
+        <w:rPr>
+          <w:sz w:val="24"/>
+          <w:szCs w:val="24"/>
+        </w:rPr>
+        <w:t xml:space="preserve"> responde al tema</w:t>
+      </w:r>
+    </w:p>
+    <w:p>
+      <w:pPr>
+        <w:numPr>
+          <w:ilvl w:val="0"/>
+          <w:numId w:val="68"/>
+        </w:numPr>
+        <w:rPr>
+          <w:sz w:val="24"/>
+          <w:szCs w:val="24"/>
+        </w:rPr>
+      </w:pPr>
+      <w:r>
+        <w:rPr>
+          <w:rFonts w:ascii="Segoe UI Emoji" w:hAnsi="Segoe UI Emoji" w:cs="Segoe UI Emoji"/>
+          <w:sz w:val="24"/>
+          <w:szCs w:val="24"/>
+        </w:rPr>
+        <w:t>❌</w:t>
+      </w:r>
+      <w:r>
+        <w:rPr>
+          <w:sz w:val="24"/>
+          <w:szCs w:val="24"/>
+        </w:rPr>
+        <w:t xml:space="preserve"> no explica </w:t>
+      </w:r>
+      <w:r>
+        <w:rPr>
+          <w:i/>
+          <w:iCs/>
+          <w:sz w:val="24"/>
+          <w:szCs w:val="24"/>
+        </w:rPr>
+        <w:t>por qué</w:t>
+      </w:r>
+      <w:r>
+        <w:rPr>
+          <w:sz w:val="24"/>
+          <w:szCs w:val="24"/>
+        </w:rPr>
+        <w:t xml:space="preserve"> ayuda a no memorizar</w:t>
+      </w:r>
+    </w:p>
+    <w:p>
+      <w:pPr>
+        <w:numPr>
+          <w:ilvl w:val="0"/>
+          <w:numId w:val="68"/>
+        </w:numPr>
+        <w:rPr>
+          <w:sz w:val="24"/>
+          <w:szCs w:val="24"/>
+        </w:rPr>
+      </w:pPr>
+      <w:r>
+        <w:rPr>
+          <w:rFonts w:ascii="Segoe UI Emoji" w:hAnsi="Segoe UI Emoji" w:cs="Segoe UI Emoji"/>
+          <w:sz w:val="24"/>
+          <w:szCs w:val="24"/>
+        </w:rPr>
+        <w:t>❌</w:t>
+      </w:r>
+      <w:r>
+        <w:rPr>
+          <w:sz w:val="24"/>
+          <w:szCs w:val="24"/>
+        </w:rPr>
+        <w:t xml:space="preserve"> es abstracta</w:t>
+      </w:r>
+    </w:p>
+    <w:p>
+      <w:pPr>
+        <w:numPr>
+          <w:ilvl w:val="0"/>
+          <w:numId w:val="68"/>
+        </w:numPr>
+        <w:rPr>
+          <w:sz w:val="24"/>
+          <w:szCs w:val="24"/>
+        </w:rPr>
+      </w:pPr>
+      <w:r>
+        <w:rPr>
+          <w:rFonts w:ascii="Segoe UI Emoji" w:hAnsi="Segoe UI Emoji" w:cs="Segoe UI Emoji"/>
+          <w:sz w:val="24"/>
+          <w:szCs w:val="24"/>
+        </w:rPr>
+        <w:t>❌</w:t>
+      </w:r>
+      <w:r>
+        <w:rPr>
+          <w:sz w:val="24"/>
+          <w:szCs w:val="24"/>
+        </w:rPr>
+        <w:t xml:space="preserve"> no es intuitiva</w:t>
+      </w:r>
+    </w:p>
+    <w:p>
+      <w:pPr>
+        <w:rPr>
+          <w:sz w:val="24"/>
+          <w:szCs w:val="24"/>
+        </w:rPr>
+      </w:pPr>
+      <w:r>
+        <w:rPr>
+          <w:rFonts w:ascii="Segoe UI Emoji" w:hAnsi="Segoe UI Emoji" w:cs="Segoe UI Emoji"/>
+          <w:sz w:val="24"/>
+          <w:szCs w:val="24"/>
+        </w:rPr>
+        <w:t>👉</w:t>
+      </w:r>
+      <w:r>
+        <w:rPr>
+          <w:sz w:val="24"/>
+          <w:szCs w:val="24"/>
+        </w:rPr>
+        <w:t xml:space="preserve"> </w:t>
+      </w:r>
+      <w:r>
+        <w:rPr>
+          <w:b/>
+          <w:bCs/>
+          <w:sz w:val="24"/>
+          <w:szCs w:val="24"/>
+        </w:rPr>
+        <w:t>Resultado: insuficiente</w:t>
+      </w:r>
+      <w:r>
+        <w:rPr>
+          <w:sz w:val="24"/>
+          <w:szCs w:val="24"/>
+        </w:rPr>
+        <w:t>, aunque suene “bien”.</w:t>
+      </w:r>
+    </w:p>
+    <w:p>
+      <w:pPr>
+        <w:rPr>
+          <w:sz w:val="24"/>
+          <w:szCs w:val="24"/>
+        </w:rPr>
+      </w:pPr>
+      <w:r>
+        <w:rPr>
+          <w:sz w:val="24"/>
+          <w:szCs w:val="24"/>
+        </w:rPr>
+        <w:lastRenderedPageBreak/>
+        <w:pict w14:anchorId="0DC15AF4">
+          <v:rect id="_x0000_i1288" style="width:0;height:1.5pt" o:hralign="center" o:hrstd="t" o:hr="t" fillcolor="#a0a0a0" stroked="f"/>
+        </w:pict>
+      </w:r>
+    </w:p>
+    <w:p>
+      <w:pPr>
+        <w:rPr>
+          <w:rFonts w:cstheme="minorHAnsi"/>
+          <w:b/>
+          <w:bCs/>
+          <w:sz w:val="28"/>
+          <w:szCs w:val="28"/>
+          <w:u w:val="single"/>
+        </w:rPr>
+      </w:pPr>
+      <w:r>
+        <w:rPr>
+          <w:rFonts w:cstheme="minorHAnsi"/>
+          <w:b/>
+          <w:bCs/>
+          <w:sz w:val="28"/>
+          <w:szCs w:val="28"/>
+          <w:u w:val="single"/>
+        </w:rPr>
+        <w:t>4️</w:t>
+      </w:r>
+      <w:r>
+        <w:rPr>
+          <w:rFonts w:cstheme="minorHAnsi"/>
+          <w:b/>
+          <w:bCs/>
+          <w:sz w:val="28"/>
+          <w:szCs w:val="28"/>
+          <w:u w:val="single"/>
+        </w:rPr>
+        <w:t xml:space="preserve">) </w:t>
+      </w:r>
+      <w:r>
+        <w:rPr>
+          <w:rFonts w:cstheme="minorHAnsi"/>
+          <w:b/>
+          <w:bCs/>
+          <w:sz w:val="28"/>
+          <w:szCs w:val="28"/>
+          <w:u w:val="single"/>
+        </w:rPr>
+        <w:t>Ejemplo que sí pasaría</w:t>
+      </w:r>
+    </w:p>
+    <w:p>
+      <w:pPr>
+        <w:rPr>
+          <w:i/>
+          <w:iCs/>
+          <w:sz w:val="24"/>
+          <w:szCs w:val="24"/>
+        </w:rPr>
+      </w:pPr>
+      <w:r>
+        <w:rPr>
+          <w:i/>
+          <w:iCs/>
+          <w:sz w:val="24"/>
+          <w:szCs w:val="24"/>
+        </w:rPr>
+        <w:t>“Un LLM solo genera texto según patrones que aprendió, no puede recordar todo.</w:t>
+      </w:r>
+      <w:r>
+        <w:rPr>
+          <w:i/>
+          <w:iCs/>
+          <w:sz w:val="24"/>
+          <w:szCs w:val="24"/>
+        </w:rPr>
+        <w:br/>
+        <w:t>RAG mejora las respuestas porque, en vez de obligar al modelo a ‘saberse’ todo, le alcanza la información correcta en el momento.</w:t>
+      </w:r>
+      <w:r>
+        <w:rPr>
+          <w:i/>
+          <w:iCs/>
+          <w:sz w:val="24"/>
+          <w:szCs w:val="24"/>
+        </w:rPr>
+        <w:br/>
+        <w:t>Es como consultar un apunte en lugar de memorizar un libro entero.”</w:t>
+      </w:r>
+    </w:p>
+    <w:p>
+      <w:pPr>
+        <w:rPr>
+          <w:sz w:val="24"/>
+          <w:szCs w:val="24"/>
+        </w:rPr>
+      </w:pPr>
+      <w:r>
+        <w:rPr>
+          <w:sz w:val="24"/>
+          <w:szCs w:val="24"/>
+        </w:rPr>
+        <w:t>Evaluación:</w:t>
+      </w:r>
+    </w:p>
+    <w:p>
+      <w:pPr>
+        <w:numPr>
+          <w:ilvl w:val="0"/>
+          <w:numId w:val="69"/>
+        </w:numPr>
+        <w:rPr>
+          <w:sz w:val="24"/>
+          <w:szCs w:val="24"/>
+        </w:rPr>
+      </w:pPr>
+      <w:r>
+        <w:rPr>
+          <w:rFonts w:ascii="Segoe UI Symbol" w:hAnsi="Segoe UI Symbol" w:cs="Segoe UI Symbol"/>
+          <w:sz w:val="24"/>
+          <w:szCs w:val="24"/>
+        </w:rPr>
+        <w:t>✔</w:t>
+      </w:r>
+      <w:r>
+        <w:rPr>
+          <w:sz w:val="24"/>
+          <w:szCs w:val="24"/>
+        </w:rPr>
+        <w:t xml:space="preserve"> eje correcto</w:t>
+      </w:r>
+    </w:p>
+    <w:p>
+      <w:pPr>
+        <w:numPr>
+          <w:ilvl w:val="0"/>
+          <w:numId w:val="69"/>
+        </w:numPr>
+        <w:rPr>
+          <w:sz w:val="24"/>
+          <w:szCs w:val="24"/>
+        </w:rPr>
+      </w:pPr>
+      <w:r>
+        <w:rPr>
+          <w:rFonts w:ascii="Segoe UI Symbol" w:hAnsi="Segoe UI Symbol" w:cs="Segoe UI Symbol"/>
+          <w:sz w:val="24"/>
+          <w:szCs w:val="24"/>
+        </w:rPr>
+        <w:t>✔</w:t>
+      </w:r>
+      <w:r>
+        <w:rPr>
+          <w:sz w:val="24"/>
+          <w:szCs w:val="24"/>
+        </w:rPr>
+        <w:t xml:space="preserve"> intuitivo</w:t>
+      </w:r>
+    </w:p>
+    <w:p>
+      <w:pPr>
+        <w:numPr>
+          <w:ilvl w:val="0"/>
+          <w:numId w:val="69"/>
+        </w:numPr>
+        <w:rPr>
+          <w:sz w:val="24"/>
+          <w:szCs w:val="24"/>
+        </w:rPr>
+      </w:pPr>
+      <w:r>
+        <w:rPr>
+          <w:rFonts w:ascii="Segoe UI Symbol" w:hAnsi="Segoe UI Symbol" w:cs="Segoe UI Symbol"/>
+          <w:sz w:val="24"/>
+          <w:szCs w:val="24"/>
+        </w:rPr>
+        <w:t>✔</w:t>
+      </w:r>
+      <w:r>
+        <w:rPr>
+          <w:sz w:val="24"/>
+          <w:szCs w:val="24"/>
+        </w:rPr>
+        <w:t xml:space="preserve"> cumple restricciones</w:t>
+      </w:r>
+    </w:p>
+    <w:p>
+      <w:pPr>
+        <w:numPr>
+          <w:ilvl w:val="0"/>
+          <w:numId w:val="69"/>
+        </w:numPr>
+        <w:rPr>
+          <w:sz w:val="24"/>
+          <w:szCs w:val="24"/>
+        </w:rPr>
+      </w:pPr>
+      <w:r>
+        <w:rPr>
+          <w:rFonts w:ascii="Segoe UI Symbol" w:hAnsi="Segoe UI Symbol" w:cs="Segoe UI Symbol"/>
+          <w:sz w:val="24"/>
+          <w:szCs w:val="24"/>
+        </w:rPr>
+        <w:t>✔</w:t>
+      </w:r>
+      <w:r>
+        <w:rPr>
+          <w:sz w:val="24"/>
+          <w:szCs w:val="24"/>
+        </w:rPr>
+        <w:t xml:space="preserve"> fácil de resumir</w:t>
+      </w:r>
+    </w:p>
+    <w:p>
+      <w:pPr>
+        <w:rPr>
+          <w:sz w:val="24"/>
+          <w:szCs w:val="24"/>
+        </w:rPr>
+      </w:pPr>
+      <w:r>
+        <w:rPr>
+          <w:rFonts w:ascii="Segoe UI Emoji" w:hAnsi="Segoe UI Emoji" w:cs="Segoe UI Emoji"/>
+          <w:sz w:val="24"/>
+          <w:szCs w:val="24"/>
+        </w:rPr>
+        <w:t>👉</w:t>
+      </w:r>
+      <w:r>
+        <w:rPr>
+          <w:sz w:val="24"/>
+          <w:szCs w:val="24"/>
+        </w:rPr>
+        <w:t xml:space="preserve"> </w:t>
+      </w:r>
+      <w:r>
+        <w:rPr>
+          <w:b/>
+          <w:bCs/>
+          <w:sz w:val="24"/>
+          <w:szCs w:val="24"/>
+        </w:rPr>
+        <w:t>Respuesta buena</w:t>
+      </w:r>
+      <w:r>
+        <w:rPr>
+          <w:sz w:val="24"/>
+          <w:szCs w:val="24"/>
+        </w:rPr>
+        <w:t>, aunque no sea perfecta.</w:t>
+      </w:r>
+    </w:p>
+    <w:p>
+      <w:pPr>
+        <w:rPr>
+          <w:sz w:val="24"/>
+          <w:szCs w:val="24"/>
+        </w:rPr>
+      </w:pPr>
+      <w:r>
+        <w:rPr>
+          <w:sz w:val="24"/>
+          <w:szCs w:val="24"/>
+        </w:rPr>
+        <w:pict w14:anchorId="4DCB04BA">
+          <v:rect id="_x0000_i1289" style="width:0;height:1.5pt" o:hralign="center" o:hrstd="t" o:hr="t" fillcolor="#a0a0a0" stroked="f"/>
+        </w:pict>
+      </w:r>
+    </w:p>
+    <w:p>
+      <w:pPr>
+        <w:rPr>
+          <w:rFonts w:cstheme="minorHAnsi"/>
+          <w:b/>
+          <w:bCs/>
+          <w:sz w:val="28"/>
+          <w:szCs w:val="28"/>
+          <w:u w:val="single"/>
+        </w:rPr>
+      </w:pPr>
+      <w:r>
+        <w:rPr>
+          <w:rFonts w:cstheme="minorHAnsi"/>
+          <w:b/>
+          <w:bCs/>
+          <w:sz w:val="28"/>
+          <w:szCs w:val="28"/>
+          <w:u w:val="single"/>
+        </w:rPr>
+        <w:t>5️</w:t>
+      </w:r>
+      <w:r>
+        <w:rPr>
+          <w:rFonts w:cstheme="minorHAnsi"/>
+          <w:b/>
+          <w:bCs/>
+          <w:sz w:val="28"/>
+          <w:szCs w:val="28"/>
+          <w:u w:val="single"/>
+        </w:rPr>
+        <w:t xml:space="preserve">) </w:t>
+      </w:r>
+      <w:r>
+        <w:rPr>
+          <w:rFonts w:cstheme="minorHAnsi"/>
+          <w:b/>
+          <w:bCs/>
+          <w:sz w:val="28"/>
+          <w:szCs w:val="28"/>
+          <w:u w:val="single"/>
+        </w:rPr>
+        <w:t xml:space="preserve">Regla de oro </w:t>
+      </w:r>
+    </w:p>
+    <w:p>
+      <w:pPr>
+        <w:rPr>
+          <w:i/>
+          <w:iCs/>
+          <w:sz w:val="24"/>
+          <w:szCs w:val="24"/>
+        </w:rPr>
+      </w:pPr>
+      <w:r>
+        <w:rPr>
+          <w:b/>
+          <w:bCs/>
+          <w:i/>
+          <w:iCs/>
+          <w:sz w:val="24"/>
+          <w:szCs w:val="24"/>
+        </w:rPr>
+        <w:t>Una buena respuesta es controlada, no brillante.</w:t>
+      </w:r>
+    </w:p>
+    <w:p>
+      <w:pPr>
+        <w:rPr>
+          <w:sz w:val="24"/>
+          <w:szCs w:val="24"/>
+        </w:rPr>
+      </w:pPr>
+      <w:r>
+        <w:rPr>
+          <w:sz w:val="24"/>
+          <w:szCs w:val="24"/>
+        </w:rPr>
+        <w:t xml:space="preserve">Si suena brillante pero no </w:t>
+      </w:r>
+      <w:proofErr w:type="spellStart"/>
+      <w:r>
+        <w:rPr>
+          <w:sz w:val="24"/>
+          <w:szCs w:val="24"/>
+        </w:rPr>
+        <w:t>podés</w:t>
+      </w:r>
+      <w:proofErr w:type="spellEnd"/>
+      <w:r>
+        <w:rPr>
+          <w:sz w:val="24"/>
+          <w:szCs w:val="24"/>
+        </w:rPr>
+        <w:t xml:space="preserve"> auditarla → problema.</w:t>
+      </w:r>
+    </w:p>
+    <w:p>
+      <w:pPr>
+        <w:rPr>
+          <w:b/>
+          <w:bCs/>
+          <w:sz w:val="32"/>
+          <w:szCs w:val="32"/>
+          <w:u w:val="single"/>
+        </w:rPr>
+      </w:pPr>
+    </w:p>
+    <w:p>
+      <w:pPr>
+        <w:spacing w:before="100" w:beforeAutospacing="1" w:after="100" w:afterAutospacing="1" w:line="240" w:lineRule="auto"/>
+        <w:outlineLvl w:val="1"/>
+        <w:rPr>
+          <w:rFonts w:ascii="Times New Roman" w:eastAsia="Times New Roman" w:hAnsi="Times New Roman" w:cs="Times New Roman"/>
+          <w:b/>
+          <w:bCs/>
+          <w:sz w:val="36"/>
+          <w:szCs w:val="36"/>
+          <w:u w:val="single"/>
+          <w:lang w:eastAsia="es-AR"/>
+        </w:rPr>
+      </w:pPr>
+      <w:r>
+        <w:rPr>
+          <w:rFonts w:ascii="Segoe UI Emoji" w:eastAsia="Times New Roman" w:hAnsi="Segoe UI Emoji" w:cs="Segoe UI Emoji"/>
+          <w:b/>
+          <w:bCs/>
+          <w:sz w:val="36"/>
+          <w:szCs w:val="36"/>
+          <w:u w:val="single"/>
+          <w:lang w:eastAsia="es-AR"/>
+        </w:rPr>
+        <w:t>🧪</w:t>
+      </w:r>
+      <w:r>
+        <w:rPr>
+          <w:rFonts w:ascii="Times New Roman" w:eastAsia="Times New Roman" w:hAnsi="Times New Roman" w:cs="Times New Roman"/>
+          <w:b/>
+          <w:bCs/>
+          <w:sz w:val="36"/>
+          <w:szCs w:val="36"/>
+          <w:u w:val="single"/>
+          <w:lang w:eastAsia="es-AR"/>
+        </w:rPr>
+        <w:t xml:space="preserve"> </w:t>
+      </w:r>
+      <w:proofErr w:type="spellStart"/>
+      <w:r>
+        <w:rPr>
+          <w:rFonts w:ascii="Times New Roman" w:eastAsia="Times New Roman" w:hAnsi="Times New Roman" w:cs="Times New Roman"/>
+          <w:b/>
+          <w:bCs/>
+          <w:sz w:val="36"/>
+          <w:szCs w:val="36"/>
+          <w:u w:val="single"/>
+          <w:lang w:eastAsia="es-AR"/>
+        </w:rPr>
+        <w:t>Micro-ejercicio</w:t>
+      </w:r>
+      <w:proofErr w:type="spellEnd"/>
+      <w:r>
+        <w:rPr>
+          <w:rFonts w:ascii="Times New Roman" w:eastAsia="Times New Roman" w:hAnsi="Times New Roman" w:cs="Times New Roman"/>
+          <w:b/>
+          <w:bCs/>
+          <w:sz w:val="36"/>
+          <w:szCs w:val="36"/>
+          <w:u w:val="single"/>
+          <w:lang w:eastAsia="es-AR"/>
+        </w:rPr>
+        <w:t xml:space="preserve"> — Evaluar una respuesta</w:t>
+      </w:r>
+    </w:p>
+    <w:p>
+      <w:pPr>
+        <w:spacing w:before="100" w:beforeAutospacing="1" w:after="100" w:afterAutospacing="1" w:line="240" w:lineRule="auto"/>
+        <w:outlineLvl w:val="2"/>
+        <w:rPr>
+          <w:rFonts w:ascii="Times New Roman" w:eastAsia="Times New Roman" w:hAnsi="Times New Roman" w:cs="Times New Roman"/>
+          <w:b/>
+          <w:bCs/>
+          <w:sz w:val="27"/>
+          <w:szCs w:val="27"/>
+          <w:lang w:eastAsia="es-AR"/>
+        </w:rPr>
+      </w:pPr>
+      <w:proofErr w:type="spellStart"/>
+      <w:r>
+        <w:rPr>
+          <w:rFonts w:ascii="Times New Roman" w:eastAsia="Times New Roman" w:hAnsi="Times New Roman" w:cs="Times New Roman"/>
+          <w:b/>
+          <w:bCs/>
+          <w:sz w:val="27"/>
+          <w:szCs w:val="27"/>
+          <w:lang w:eastAsia="es-AR"/>
+        </w:rPr>
+        <w:t>Prompt</w:t>
+      </w:r>
+      <w:proofErr w:type="spellEnd"/>
+      <w:r>
+        <w:rPr>
+          <w:rFonts w:ascii="Times New Roman" w:eastAsia="Times New Roman" w:hAnsi="Times New Roman" w:cs="Times New Roman"/>
+          <w:b/>
+          <w:bCs/>
+          <w:sz w:val="27"/>
+          <w:szCs w:val="27"/>
+          <w:lang w:eastAsia="es-AR"/>
+        </w:rPr>
+        <w:t xml:space="preserve"> original (el tuyo, resumido)</w:t>
+      </w:r>
+    </w:p>
+    <w:p>
+      <w:pPr>
+        <w:spacing w:beforeAutospacing="1" w:after="100" w:afterAutospacing="1" w:line="240" w:lineRule="auto"/>
+        <w:rPr>
+          <w:rFonts w:ascii="Times New Roman" w:eastAsia="Times New Roman" w:hAnsi="Times New Roman" w:cs="Times New Roman"/>
+          <w:sz w:val="24"/>
+          <w:szCs w:val="24"/>
+          <w:lang w:eastAsia="es-AR"/>
+        </w:rPr>
+      </w:pPr>
+      <w:r>
+        <w:rPr>
+          <w:rFonts w:ascii="Times New Roman" w:eastAsia="Times New Roman" w:hAnsi="Times New Roman" w:cs="Times New Roman"/>
+          <w:sz w:val="24"/>
+          <w:szCs w:val="24"/>
+          <w:lang w:eastAsia="es-AR"/>
+        </w:rPr>
+        <w:t xml:space="preserve">Explicar por qué RAG mejora las respuestas de los </w:t>
+      </w:r>
+      <w:proofErr w:type="spellStart"/>
+      <w:r>
+        <w:rPr>
+          <w:rFonts w:ascii="Times New Roman" w:eastAsia="Times New Roman" w:hAnsi="Times New Roman" w:cs="Times New Roman"/>
+          <w:sz w:val="24"/>
+          <w:szCs w:val="24"/>
+          <w:lang w:eastAsia="es-AR"/>
+        </w:rPr>
+        <w:t>LLMs</w:t>
+      </w:r>
+      <w:proofErr w:type="spellEnd"/>
+      <w:r>
+        <w:rPr>
+          <w:rFonts w:ascii="Times New Roman" w:eastAsia="Times New Roman" w:hAnsi="Times New Roman" w:cs="Times New Roman"/>
+          <w:sz w:val="24"/>
+          <w:szCs w:val="24"/>
+          <w:lang w:eastAsia="es-AR"/>
+        </w:rPr>
+        <w:t xml:space="preserve">, de forma intuitiva, sin fórmulas, enfocando en </w:t>
+      </w:r>
+      <w:r>
+        <w:rPr>
+          <w:rFonts w:ascii="Times New Roman" w:eastAsia="Times New Roman" w:hAnsi="Times New Roman" w:cs="Times New Roman"/>
+          <w:b/>
+          <w:bCs/>
+          <w:sz w:val="24"/>
+          <w:szCs w:val="24"/>
+          <w:lang w:eastAsia="es-AR"/>
+        </w:rPr>
+        <w:t>recuperar vs memorizar</w:t>
+      </w:r>
+      <w:r>
+        <w:rPr>
+          <w:rFonts w:ascii="Times New Roman" w:eastAsia="Times New Roman" w:hAnsi="Times New Roman" w:cs="Times New Roman"/>
+          <w:sz w:val="24"/>
+          <w:szCs w:val="24"/>
+          <w:lang w:eastAsia="es-AR"/>
+        </w:rPr>
+        <w:t>.</w:t>
+      </w:r>
+    </w:p>
+    <w:p>
+      <w:pPr>
+        <w:spacing w:after="0" w:line="240" w:lineRule="auto"/>
+        <w:rPr>
+          <w:rFonts w:ascii="Times New Roman" w:eastAsia="Times New Roman" w:hAnsi="Times New Roman" w:cs="Times New Roman"/>
+          <w:sz w:val="24"/>
+          <w:szCs w:val="24"/>
+          <w:lang w:eastAsia="es-AR"/>
+        </w:rPr>
+      </w:pPr>
+      <w:r>
+        <w:rPr>
+          <w:rFonts w:ascii="Times New Roman" w:eastAsia="Times New Roman" w:hAnsi="Times New Roman" w:cs="Times New Roman"/>
+          <w:sz w:val="24"/>
+          <w:szCs w:val="24"/>
+          <w:lang w:eastAsia="es-AR"/>
+        </w:rPr>
+        <w:pict w14:anchorId="7CDA98C5">
+          <v:rect id="_x0000_i1426" style="width:0;height:1.5pt" o:hralign="center" o:hrstd="t" o:hr="t" fillcolor="#a0a0a0" stroked="f"/>
+        </w:pict>
+      </w:r>
+    </w:p>
+    <w:p>
+      <w:pPr>
+        <w:spacing w:before="100" w:beforeAutospacing="1" w:after="100" w:afterAutospacing="1" w:line="240" w:lineRule="auto"/>
+        <w:outlineLvl w:val="2"/>
+        <w:rPr>
+          <w:rFonts w:ascii="Times New Roman" w:eastAsia="Times New Roman" w:hAnsi="Times New Roman" w:cs="Times New Roman"/>
+          <w:b/>
+          <w:bCs/>
+          <w:sz w:val="27"/>
+          <w:szCs w:val="27"/>
+          <w:lang w:eastAsia="es-AR"/>
+        </w:rPr>
+      </w:pPr>
+      <w:r>
+        <w:rPr>
+          <w:rFonts w:ascii="Times New Roman" w:eastAsia="Times New Roman" w:hAnsi="Times New Roman" w:cs="Times New Roman"/>
+          <w:b/>
+          <w:bCs/>
+          <w:sz w:val="27"/>
+          <w:szCs w:val="27"/>
+          <w:lang w:eastAsia="es-AR"/>
+        </w:rPr>
+        <w:t>Respuesta A (hipotética)</w:t>
+      </w:r>
+    </w:p>
+    <w:p>
+      <w:pPr>
+        <w:spacing w:beforeAutospacing="1" w:after="100" w:afterAutospacing="1" w:line="240" w:lineRule="auto"/>
+        <w:rPr>
+          <w:rFonts w:ascii="Times New Roman" w:eastAsia="Times New Roman" w:hAnsi="Times New Roman" w:cs="Times New Roman"/>
+          <w:sz w:val="24"/>
+          <w:szCs w:val="24"/>
+          <w:lang w:eastAsia="es-AR"/>
+        </w:rPr>
+      </w:pPr>
+      <w:r>
+        <w:rPr>
+          <w:rFonts w:ascii="Times New Roman" w:eastAsia="Times New Roman" w:hAnsi="Times New Roman" w:cs="Times New Roman"/>
+          <w:sz w:val="24"/>
+          <w:szCs w:val="24"/>
+          <w:lang w:eastAsia="es-AR"/>
+        </w:rPr>
+        <w:t>“RAG mejora las respuestas porque permite que el modelo acceda a información externa en tiempo real, combinando recuperación de datos con generación de lenguaje natural. Esto hace que el sistema sea más preciso y actualizado.”</w:t>
+      </w:r>
+    </w:p>
+    <w:p>
+      <w:pPr>
+        <w:spacing w:before="100" w:beforeAutospacing="1" w:after="100" w:afterAutospacing="1" w:line="240" w:lineRule="auto"/>
+        <w:rPr>
+          <w:rFonts w:ascii="Times New Roman" w:eastAsia="Times New Roman" w:hAnsi="Times New Roman" w:cs="Times New Roman"/>
+          <w:sz w:val="24"/>
+          <w:szCs w:val="24"/>
+          <w:lang w:eastAsia="es-AR"/>
+        </w:rPr>
+      </w:pPr>
+      <w:r>
+        <w:rPr>
+          <w:rFonts w:ascii="Times New Roman" w:eastAsia="Times New Roman" w:hAnsi="Times New Roman" w:cs="Times New Roman"/>
+          <w:b/>
+          <w:bCs/>
+          <w:sz w:val="24"/>
+          <w:szCs w:val="24"/>
+          <w:lang w:eastAsia="es-AR"/>
+        </w:rPr>
+        <w:t>Tu tarea:</w:t>
+      </w:r>
+      <w:r>
+        <w:rPr>
+          <w:rFonts w:ascii="Times New Roman" w:eastAsia="Times New Roman" w:hAnsi="Times New Roman" w:cs="Times New Roman"/>
+          <w:sz w:val="24"/>
+          <w:szCs w:val="24"/>
+          <w:lang w:eastAsia="es-AR"/>
+        </w:rPr>
+        <w:t xml:space="preserve"> evaluarla con los 5 </w:t>
+      </w:r>
+      <w:proofErr w:type="spellStart"/>
+      <w:r>
+        <w:rPr>
+          <w:rFonts w:ascii="Times New Roman" w:eastAsia="Times New Roman" w:hAnsi="Times New Roman" w:cs="Times New Roman"/>
+          <w:sz w:val="24"/>
+          <w:szCs w:val="24"/>
+          <w:lang w:eastAsia="es-AR"/>
+        </w:rPr>
+        <w:t>checks</w:t>
+      </w:r>
+      <w:proofErr w:type="spellEnd"/>
+      <w:r>
+        <w:rPr>
+          <w:rFonts w:ascii="Times New Roman" w:eastAsia="Times New Roman" w:hAnsi="Times New Roman" w:cs="Times New Roman"/>
+          <w:sz w:val="24"/>
+          <w:szCs w:val="24"/>
+          <w:lang w:eastAsia="es-AR"/>
+        </w:rPr>
+        <w:t>.</w:t>
+      </w:r>
+    </w:p>
+    <w:p>
+      <w:pPr>
+        <w:spacing w:before="100" w:beforeAutospacing="1" w:after="100" w:afterAutospacing="1" w:line="240" w:lineRule="auto"/>
+        <w:rPr>
+          <w:rFonts w:ascii="Times New Roman" w:eastAsia="Times New Roman" w:hAnsi="Times New Roman" w:cs="Times New Roman"/>
+          <w:sz w:val="24"/>
+          <w:szCs w:val="24"/>
+          <w:lang w:eastAsia="es-AR"/>
+        </w:rPr>
+      </w:pPr>
+      <w:r>
+        <w:rPr>
+          <w:rFonts w:ascii="Times New Roman" w:eastAsia="Times New Roman" w:hAnsi="Times New Roman" w:cs="Times New Roman"/>
+          <w:b/>
+          <w:bCs/>
+          <w:sz w:val="24"/>
+          <w:szCs w:val="24"/>
+          <w:lang w:eastAsia="es-AR"/>
+        </w:rPr>
+        <w:t>Pistas para pensar (no respondas todavía):</w:t>
+      </w:r>
+    </w:p>
+    <w:p>
+      <w:pPr>
+        <w:numPr>
+          <w:ilvl w:val="0"/>
+          <w:numId w:val="70"/>
+        </w:numPr>
+        <w:spacing w:before="100" w:beforeAutospacing="1" w:after="100" w:afterAutospacing="1" w:line="240" w:lineRule="auto"/>
+        <w:rPr>
+          <w:rFonts w:ascii="Times New Roman" w:eastAsia="Times New Roman" w:hAnsi="Times New Roman" w:cs="Times New Roman"/>
+          <w:sz w:val="24"/>
+          <w:szCs w:val="24"/>
+          <w:lang w:eastAsia="es-AR"/>
+        </w:rPr>
+      </w:pPr>
+      <w:r>
+        <w:rPr>
+          <w:rFonts w:ascii="Times New Roman" w:eastAsia="Times New Roman" w:hAnsi="Times New Roman" w:cs="Times New Roman"/>
+          <w:sz w:val="24"/>
+          <w:szCs w:val="24"/>
+          <w:lang w:eastAsia="es-AR"/>
+        </w:rPr>
+        <w:t xml:space="preserve">¿Explica </w:t>
+      </w:r>
+      <w:r>
+        <w:rPr>
+          <w:rFonts w:ascii="Times New Roman" w:eastAsia="Times New Roman" w:hAnsi="Times New Roman" w:cs="Times New Roman"/>
+          <w:i/>
+          <w:iCs/>
+          <w:sz w:val="24"/>
+          <w:szCs w:val="24"/>
+          <w:lang w:eastAsia="es-AR"/>
+        </w:rPr>
+        <w:t>por qué</w:t>
+      </w:r>
+      <w:r>
+        <w:rPr>
+          <w:rFonts w:ascii="Times New Roman" w:eastAsia="Times New Roman" w:hAnsi="Times New Roman" w:cs="Times New Roman"/>
+          <w:sz w:val="24"/>
+          <w:szCs w:val="24"/>
+          <w:lang w:eastAsia="es-AR"/>
+        </w:rPr>
+        <w:t xml:space="preserve"> no memorizar ayuda?</w:t>
+      </w:r>
+    </w:p>
+    <w:p>
+      <w:pPr>
+        <w:numPr>
+          <w:ilvl w:val="0"/>
+          <w:numId w:val="70"/>
+        </w:numPr>
+        <w:spacing w:before="100" w:beforeAutospacing="1" w:after="100" w:afterAutospacing="1" w:line="240" w:lineRule="auto"/>
+        <w:rPr>
+          <w:rFonts w:ascii="Times New Roman" w:eastAsia="Times New Roman" w:hAnsi="Times New Roman" w:cs="Times New Roman"/>
+          <w:sz w:val="24"/>
+          <w:szCs w:val="24"/>
+          <w:lang w:eastAsia="es-AR"/>
+        </w:rPr>
+      </w:pPr>
+      <w:r>
+        <w:rPr>
+          <w:rFonts w:ascii="Times New Roman" w:eastAsia="Times New Roman" w:hAnsi="Times New Roman" w:cs="Times New Roman"/>
+          <w:sz w:val="24"/>
+          <w:szCs w:val="24"/>
+          <w:lang w:eastAsia="es-AR"/>
+        </w:rPr>
+        <w:lastRenderedPageBreak/>
+        <w:t>¿Es intuitiva o abstracta?</w:t>
+      </w:r>
+    </w:p>
+    <w:p>
+      <w:pPr>
+        <w:numPr>
+          <w:ilvl w:val="0"/>
+          <w:numId w:val="70"/>
+        </w:numPr>
+        <w:spacing w:before="100" w:beforeAutospacing="1" w:after="100" w:afterAutospacing="1" w:line="240" w:lineRule="auto"/>
+        <w:rPr>
+          <w:rFonts w:ascii="Times New Roman" w:eastAsia="Times New Roman" w:hAnsi="Times New Roman" w:cs="Times New Roman"/>
+          <w:sz w:val="24"/>
+          <w:szCs w:val="24"/>
+          <w:lang w:eastAsia="es-AR"/>
+        </w:rPr>
+      </w:pPr>
+      <w:r>
+        <w:rPr>
+          <w:rFonts w:ascii="Times New Roman" w:eastAsia="Times New Roman" w:hAnsi="Times New Roman" w:cs="Times New Roman"/>
+          <w:sz w:val="24"/>
+          <w:szCs w:val="24"/>
+          <w:lang w:eastAsia="es-AR"/>
+        </w:rPr>
+        <w:t>¿Podrías resumirla en una frase clara?</w:t>
+      </w:r>
+    </w:p>
+    <w:p>
+      <w:pPr>
+        <w:spacing w:after="0" w:line="240" w:lineRule="auto"/>
+        <w:rPr>
+          <w:rFonts w:ascii="Times New Roman" w:eastAsia="Times New Roman" w:hAnsi="Times New Roman" w:cs="Times New Roman"/>
+          <w:sz w:val="24"/>
+          <w:szCs w:val="24"/>
+          <w:lang w:eastAsia="es-AR"/>
+        </w:rPr>
+      </w:pPr>
+      <w:r>
+        <w:rPr>
+          <w:rFonts w:ascii="Times New Roman" w:eastAsia="Times New Roman" w:hAnsi="Times New Roman" w:cs="Times New Roman"/>
+          <w:sz w:val="24"/>
+          <w:szCs w:val="24"/>
+          <w:lang w:eastAsia="es-AR"/>
+        </w:rPr>
+        <w:pict w14:anchorId="6923C363">
+          <v:rect id="_x0000_i1427" style="width:0;height:1.5pt" o:hralign="center" o:hrstd="t" o:hr="t" fillcolor="#a0a0a0" stroked="f"/>
+        </w:pict>
+      </w:r>
+    </w:p>
+    <w:p>
+      <w:pPr>
+        <w:spacing w:before="100" w:beforeAutospacing="1" w:after="100" w:afterAutospacing="1" w:line="240" w:lineRule="auto"/>
+        <w:outlineLvl w:val="2"/>
+        <w:rPr>
+          <w:rFonts w:ascii="Times New Roman" w:eastAsia="Times New Roman" w:hAnsi="Times New Roman" w:cs="Times New Roman"/>
+          <w:b/>
+          <w:bCs/>
+          <w:sz w:val="27"/>
+          <w:szCs w:val="27"/>
+          <w:lang w:eastAsia="es-AR"/>
+        </w:rPr>
+      </w:pPr>
+      <w:r>
+        <w:rPr>
+          <w:rFonts w:ascii="Times New Roman" w:eastAsia="Times New Roman" w:hAnsi="Times New Roman" w:cs="Times New Roman"/>
+          <w:b/>
+          <w:bCs/>
+          <w:sz w:val="27"/>
+          <w:szCs w:val="27"/>
+          <w:lang w:eastAsia="es-AR"/>
+        </w:rPr>
+        <w:t>Respuesta B (hipotética)</w:t>
+      </w:r>
+    </w:p>
+    <w:p>
+      <w:pPr>
+        <w:spacing w:beforeAutospacing="1" w:after="100" w:afterAutospacing="1" w:line="240" w:lineRule="auto"/>
+        <w:rPr>
+          <w:rFonts w:ascii="Times New Roman" w:eastAsia="Times New Roman" w:hAnsi="Times New Roman" w:cs="Times New Roman"/>
+          <w:sz w:val="24"/>
+          <w:szCs w:val="24"/>
+          <w:lang w:eastAsia="es-AR"/>
+        </w:rPr>
+      </w:pPr>
+      <w:r>
+        <w:rPr>
+          <w:rFonts w:ascii="Times New Roman" w:eastAsia="Times New Roman" w:hAnsi="Times New Roman" w:cs="Times New Roman"/>
+          <w:sz w:val="24"/>
+          <w:szCs w:val="24"/>
+          <w:lang w:eastAsia="es-AR"/>
+        </w:rPr>
+        <w:t>“Un LLM no ‘recuerda’ datos como una persona, solo genera texto según patrones aprendidos.</w:t>
+      </w:r>
+      <w:r>
+        <w:rPr>
+          <w:rFonts w:ascii="Times New Roman" w:eastAsia="Times New Roman" w:hAnsi="Times New Roman" w:cs="Times New Roman"/>
+          <w:sz w:val="24"/>
+          <w:szCs w:val="24"/>
+          <w:lang w:eastAsia="es-AR"/>
+        </w:rPr>
+        <w:br/>
+        <w:t>RAG mejora las respuestas porque, en lugar de intentar que el modelo memorice todo, le alcanza la información correcta cuando la necesita.</w:t>
+      </w:r>
+      <w:r>
+        <w:rPr>
+          <w:rFonts w:ascii="Times New Roman" w:eastAsia="Times New Roman" w:hAnsi="Times New Roman" w:cs="Times New Roman"/>
+          <w:sz w:val="24"/>
+          <w:szCs w:val="24"/>
+          <w:lang w:eastAsia="es-AR"/>
+        </w:rPr>
+        <w:br/>
+        <w:t>Es como usar apuntes bien organizados en vez de aprender un libro entero de memoria.”</w:t>
+      </w:r>
+    </w:p>
+    <w:p>
+      <w:pPr>
+        <w:spacing w:before="100" w:beforeAutospacing="1" w:after="100" w:afterAutospacing="1" w:line="240" w:lineRule="auto"/>
+        <w:rPr>
+          <w:rFonts w:ascii="Times New Roman" w:eastAsia="Times New Roman" w:hAnsi="Times New Roman" w:cs="Times New Roman"/>
+          <w:sz w:val="24"/>
+          <w:szCs w:val="24"/>
+          <w:lang w:eastAsia="es-AR"/>
+        </w:rPr>
+      </w:pPr>
+      <w:r>
+        <w:rPr>
+          <w:rFonts w:ascii="Times New Roman" w:eastAsia="Times New Roman" w:hAnsi="Times New Roman" w:cs="Times New Roman"/>
+          <w:b/>
+          <w:bCs/>
+          <w:sz w:val="24"/>
+          <w:szCs w:val="24"/>
+          <w:lang w:eastAsia="es-AR"/>
+        </w:rPr>
+        <w:t>Tu tarea:</w:t>
+      </w:r>
+      <w:r>
+        <w:rPr>
+          <w:rFonts w:ascii="Times New Roman" w:eastAsia="Times New Roman" w:hAnsi="Times New Roman" w:cs="Times New Roman"/>
+          <w:sz w:val="24"/>
+          <w:szCs w:val="24"/>
+          <w:lang w:eastAsia="es-AR"/>
+        </w:rPr>
+        <w:t xml:space="preserve"> evaluarla igual.</w:t>
+      </w:r>
+    </w:p>
+    <w:p>
+      <w:pPr>
+        <w:spacing w:after="0" w:line="240" w:lineRule="auto"/>
+        <w:rPr>
+          <w:rFonts w:ascii="Times New Roman" w:eastAsia="Times New Roman" w:hAnsi="Times New Roman" w:cs="Times New Roman"/>
+          <w:sz w:val="24"/>
+          <w:szCs w:val="24"/>
+          <w:lang w:eastAsia="es-AR"/>
+        </w:rPr>
+      </w:pPr>
+      <w:r>
+        <w:rPr>
+          <w:rFonts w:ascii="Times New Roman" w:eastAsia="Times New Roman" w:hAnsi="Times New Roman" w:cs="Times New Roman"/>
+          <w:sz w:val="24"/>
+          <w:szCs w:val="24"/>
+          <w:lang w:eastAsia="es-AR"/>
+        </w:rPr>
+        <w:pict w14:anchorId="1C0B96B1">
+          <v:rect id="_x0000_i1428" style="width:0;height:1.5pt" o:hralign="center" o:hrstd="t" o:hr="t" fillcolor="#a0a0a0" stroked="f"/>
+        </w:pict>
+      </w:r>
+    </w:p>
+    <w:p>
+      <w:pPr>
+        <w:spacing w:before="100" w:beforeAutospacing="1" w:after="100" w:afterAutospacing="1" w:line="240" w:lineRule="auto"/>
+        <w:outlineLvl w:val="1"/>
+        <w:rPr>
+          <w:rFonts w:ascii="Times New Roman" w:eastAsia="Times New Roman" w:hAnsi="Times New Roman" w:cs="Times New Roman"/>
+          <w:b/>
+          <w:bCs/>
+          <w:sz w:val="36"/>
+          <w:szCs w:val="36"/>
+          <w:lang w:eastAsia="es-AR"/>
+        </w:rPr>
+      </w:pPr>
+      <w:r>
+        <w:rPr>
+          <w:rFonts w:ascii="Segoe UI Emoji" w:eastAsia="Times New Roman" w:hAnsi="Segoe UI Emoji" w:cs="Segoe UI Emoji"/>
+          <w:b/>
+          <w:bCs/>
+          <w:sz w:val="36"/>
+          <w:szCs w:val="36"/>
+          <w:lang w:eastAsia="es-AR"/>
+        </w:rPr>
+        <w:t>📋</w:t>
+      </w:r>
+      <w:r>
+        <w:rPr>
+          <w:rFonts w:ascii="Times New Roman" w:eastAsia="Times New Roman" w:hAnsi="Times New Roman" w:cs="Times New Roman"/>
+          <w:b/>
+          <w:bCs/>
+          <w:sz w:val="36"/>
+          <w:szCs w:val="36"/>
+          <w:lang w:eastAsia="es-AR"/>
+        </w:rPr>
+        <w:t xml:space="preserve"> Cómo responder</w:t>
+      </w:r>
+    </w:p>
+    <w:p>
+      <w:pPr>
+        <w:spacing w:before="100" w:beforeAutospacing="1" w:after="100" w:afterAutospacing="1" w:line="240" w:lineRule="auto"/>
+        <w:rPr>
+          <w:rFonts w:ascii="Times New Roman" w:eastAsia="Times New Roman" w:hAnsi="Times New Roman" w:cs="Times New Roman"/>
+          <w:sz w:val="24"/>
+          <w:szCs w:val="24"/>
+          <w:lang w:eastAsia="es-AR"/>
+        </w:rPr>
+      </w:pPr>
+      <w:r>
+        <w:rPr>
+          <w:rFonts w:ascii="Times New Roman" w:eastAsia="Times New Roman" w:hAnsi="Times New Roman" w:cs="Times New Roman"/>
+          <w:sz w:val="24"/>
+          <w:szCs w:val="24"/>
+          <w:lang w:eastAsia="es-AR"/>
+        </w:rPr>
+        <w:t xml:space="preserve">Decime, para </w:t>
+      </w:r>
+      <w:r>
+        <w:rPr>
+          <w:rFonts w:ascii="Times New Roman" w:eastAsia="Times New Roman" w:hAnsi="Times New Roman" w:cs="Times New Roman"/>
+          <w:b/>
+          <w:bCs/>
+          <w:sz w:val="24"/>
+          <w:szCs w:val="24"/>
+          <w:lang w:eastAsia="es-AR"/>
+        </w:rPr>
+        <w:t>A</w:t>
+      </w:r>
+      <w:r>
+        <w:rPr>
+          <w:rFonts w:ascii="Times New Roman" w:eastAsia="Times New Roman" w:hAnsi="Times New Roman" w:cs="Times New Roman"/>
+          <w:sz w:val="24"/>
+          <w:szCs w:val="24"/>
+          <w:lang w:eastAsia="es-AR"/>
+        </w:rPr>
+        <w:t xml:space="preserve"> y </w:t>
+      </w:r>
+      <w:r>
+        <w:rPr>
+          <w:rFonts w:ascii="Times New Roman" w:eastAsia="Times New Roman" w:hAnsi="Times New Roman" w:cs="Times New Roman"/>
+          <w:b/>
+          <w:bCs/>
+          <w:sz w:val="24"/>
+          <w:szCs w:val="24"/>
+          <w:lang w:eastAsia="es-AR"/>
+        </w:rPr>
+        <w:t>B</w:t>
+      </w:r>
+      <w:r>
+        <w:rPr>
+          <w:rFonts w:ascii="Times New Roman" w:eastAsia="Times New Roman" w:hAnsi="Times New Roman" w:cs="Times New Roman"/>
+          <w:sz w:val="24"/>
+          <w:szCs w:val="24"/>
+          <w:lang w:eastAsia="es-AR"/>
+        </w:rPr>
+        <w:t>:</w:t>
+      </w:r>
+    </w:p>
+    <w:p>
+      <w:pPr>
+        <w:numPr>
+          <w:ilvl w:val="0"/>
+          <w:numId w:val="71"/>
+        </w:numPr>
+        <w:spacing w:before="100" w:beforeAutospacing="1" w:after="100" w:afterAutospacing="1" w:line="240" w:lineRule="auto"/>
+        <w:rPr>
+          <w:rFonts w:ascii="Times New Roman" w:eastAsia="Times New Roman" w:hAnsi="Times New Roman" w:cs="Times New Roman"/>
+          <w:sz w:val="24"/>
+          <w:szCs w:val="24"/>
+          <w:lang w:eastAsia="es-AR"/>
+        </w:rPr>
+      </w:pPr>
+      <w:r>
+        <w:rPr>
+          <w:rFonts w:ascii="Times New Roman" w:eastAsia="Times New Roman" w:hAnsi="Times New Roman" w:cs="Times New Roman"/>
+          <w:sz w:val="24"/>
+          <w:szCs w:val="24"/>
+          <w:lang w:eastAsia="es-AR"/>
+        </w:rPr>
+        <w:t>¿Pasa o no pasa el ejercicio? (sí / no)</w:t>
+      </w:r>
+    </w:p>
+    <w:p>
+      <w:pPr>
+        <w:numPr>
+          <w:ilvl w:val="0"/>
+          <w:numId w:val="71"/>
+        </w:numPr>
+        <w:spacing w:before="100" w:beforeAutospacing="1" w:after="100" w:afterAutospacing="1" w:line="240" w:lineRule="auto"/>
+        <w:rPr>
+          <w:rFonts w:eastAsia="Times New Roman" w:cstheme="minorHAnsi"/>
+          <w:sz w:val="28"/>
+          <w:szCs w:val="28"/>
+          <w:lang w:eastAsia="es-AR"/>
+        </w:rPr>
+      </w:pPr>
+      <w:r>
+        <w:rPr>
+          <w:rFonts w:eastAsia="Times New Roman" w:cstheme="minorHAnsi"/>
+          <w:sz w:val="28"/>
+          <w:szCs w:val="28"/>
+          <w:lang w:eastAsia="es-AR"/>
+        </w:rPr>
+        <w:t xml:space="preserve">En </w:t>
+      </w:r>
+      <w:r>
+        <w:rPr>
+          <w:rFonts w:eastAsia="Times New Roman" w:cstheme="minorHAnsi"/>
+          <w:b/>
+          <w:bCs/>
+          <w:sz w:val="28"/>
+          <w:szCs w:val="28"/>
+          <w:lang w:eastAsia="es-AR"/>
+        </w:rPr>
+        <w:t>una línea</w:t>
+      </w:r>
+      <w:r>
+        <w:rPr>
+          <w:rFonts w:eastAsia="Times New Roman" w:cstheme="minorHAnsi"/>
+          <w:sz w:val="28"/>
+          <w:szCs w:val="28"/>
+          <w:lang w:eastAsia="es-AR"/>
+        </w:rPr>
+        <w:t>, por qué.</w:t>
+      </w:r>
+    </w:p>
+    <w:p>
+      <w:pPr>
+        <w:rPr>
+          <w:rFonts w:cstheme="minorHAnsi"/>
+          <w:b/>
+          <w:bCs/>
+          <w:sz w:val="28"/>
+          <w:szCs w:val="28"/>
+          <w:u w:val="single"/>
+        </w:rPr>
+      </w:pPr>
+      <w:r>
+        <w:rPr>
+          <w:rFonts w:cstheme="minorHAnsi"/>
+          <w:b/>
+          <w:bCs/>
+          <w:sz w:val="28"/>
+          <w:szCs w:val="28"/>
+          <w:u w:val="single"/>
+        </w:rPr>
+        <w:t>Mi respuesta</w:t>
+      </w:r>
+      <w:r>
+        <w:rPr>
+          <w:rFonts w:cstheme="minorHAnsi"/>
+          <w:b/>
+          <w:bCs/>
+          <w:sz w:val="28"/>
+          <w:szCs w:val="28"/>
+          <w:u w:val="single"/>
+        </w:rPr>
+        <w:t>:</w:t>
+      </w:r>
+    </w:p>
+    <w:p>
+      <w:pPr>
+        <w:rPr>
+          <w:sz w:val="24"/>
+          <w:szCs w:val="24"/>
+        </w:rPr>
+      </w:pPr>
+      <w:r>
+        <w:rPr>
+          <w:sz w:val="24"/>
+          <w:szCs w:val="24"/>
+        </w:rPr>
+        <w:t>A: no pasa – primero da la sensación de que me esta chamuyando, mete cosas innecesarias y mezcla conceptos, como lo de generación de lenguaje natural, además no brinda un ejemplo.</w:t>
+      </w:r>
+    </w:p>
+    <w:p>
+      <w:pPr>
+        <w:rPr>
+          <w:sz w:val="24"/>
+          <w:szCs w:val="24"/>
+        </w:rPr>
+      </w:pPr>
+      <w:r>
+        <w:rPr>
+          <w:sz w:val="24"/>
+          <w:szCs w:val="24"/>
+        </w:rPr>
+        <w:t>B: Pasa- Es directo y correcto, además de utilizar analogías como se le pidió.</w:t>
+      </w:r>
+    </w:p>
+    <w:p>
+      <w:pPr>
+        <w:rPr>
+          <w:sz w:val="24"/>
+          <w:szCs w:val="24"/>
+        </w:rPr>
+      </w:pPr>
+    </w:p>
+    <w:p>
+      <w:pPr>
+        <w:rPr>
+          <w:sz w:val="24"/>
+          <w:szCs w:val="24"/>
+        </w:rPr>
+      </w:pPr>
+    </w:p>
+    <w:p>
+      <w:pPr>
+        <w:rPr>
+          <w:sz w:val="24"/>
+          <w:szCs w:val="24"/>
+        </w:rPr>
+      </w:pPr>
+    </w:p>
+    <w:p/>
     <w:p/>
     <w:p/>
     <w:p/>
@@ -13365,6 +17084,155 @@
     </w:lvl>
   </w:abstractNum>
   <w:abstractNum w:abstractNumId="3" w15:restartNumberingAfterBreak="0">
+    <w:nsid w:val="07754DD1"/>
+    <w:multiLevelType w:val="multilevel"/>
+    <w:tmpl w:val="18EEE48E"/>
+    <w:lvl w:ilvl="0">
+      <w:start w:val="1"/>
+      <w:numFmt w:val="bullet"/>
+      <w:lvlText w:val=""/>
+      <w:lvlJc w:val="left"/>
+      <w:pPr>
+        <w:tabs>
+          <w:tab w:val="num" w:pos="720"/>
+        </w:tabs>
+        <w:ind w:left="720" w:hanging="360"/>
+      </w:pPr>
+      <w:rPr>
+        <w:rFonts w:ascii="Symbol" w:hAnsi="Symbol" w:hint="default"/>
+        <w:sz w:val="20"/>
+      </w:rPr>
+    </w:lvl>
+    <w:lvl w:ilvl="1" w:tentative="1">
+      <w:start w:val="1"/>
+      <w:numFmt w:val="bullet"/>
+      <w:lvlText w:val="o"/>
+      <w:lvlJc w:val="left"/>
+      <w:pPr>
+        <w:tabs>
+          <w:tab w:val="num" w:pos="1440"/>
+        </w:tabs>
+        <w:ind w:left="1440" w:hanging="360"/>
+      </w:pPr>
+      <w:rPr>
+        <w:rFonts w:ascii="Courier New" w:hAnsi="Courier New" w:hint="default"/>
+        <w:sz w:val="20"/>
+      </w:rPr>
+    </w:lvl>
+    <w:lvl w:ilvl="2" w:tentative="1">
+      <w:start w:val="1"/>
+      <w:numFmt w:val="bullet"/>
+      <w:lvlText w:val=""/>
+      <w:lvlJc w:val="left"/>
+      <w:pPr>
+        <w:tabs>
+          <w:tab w:val="num" w:pos="2160"/>
+        </w:tabs>
+        <w:ind w:left="2160" w:hanging="360"/>
+      </w:pPr>
+      <w:rPr>
+        <w:rFonts w:ascii="Wingdings" w:hAnsi="Wingdings" w:hint="default"/>
+        <w:sz w:val="20"/>
+      </w:rPr>
+    </w:lvl>
+    <w:lvl w:ilvl="3" w:tentative="1">
+      <w:start w:val="1"/>
+      <w:numFmt w:val="bullet"/>
+      <w:lvlText w:val=""/>
+      <w:lvlJc w:val="left"/>
+      <w:pPr>
+        <w:tabs>
+          <w:tab w:val="num" w:pos="2880"/>
+        </w:tabs>
+        <w:ind w:left="2880" w:hanging="360"/>
+      </w:pPr>
+      <w:rPr>
+        <w:rFonts w:ascii="Wingdings" w:hAnsi="Wingdings" w:hint="default"/>
+        <w:sz w:val="20"/>
+      </w:rPr>
+    </w:lvl>
+    <w:lvl w:ilvl="4" w:tentative="1">
+      <w:start w:val="1"/>
+      <w:numFmt w:val="bullet"/>
+      <w:lvlText w:val=""/>
+      <w:lvlJc w:val="left"/>
+      <w:pPr>
+        <w:tabs>
+          <w:tab w:val="num" w:pos="3600"/>
+        </w:tabs>
+        <w:ind w:left="3600" w:hanging="360"/>
+      </w:pPr>
+      <w:rPr>
+        <w:rFonts w:ascii="Wingdings" w:hAnsi="Wingdings" w:hint="default"/>
+        <w:sz w:val="20"/>
+      </w:rPr>
+    </w:lvl>
+    <w:lvl w:ilvl="5" w:tentative="1">
+      <w:start w:val="1"/>
+      <w:numFmt w:val="bullet"/>
+      <w:lvlText w:val=""/>
+      <w:lvlJc w:val="left"/>
+      <w:pPr>
+        <w:tabs>
+          <w:tab w:val="num" w:pos="4320"/>
+        </w:tabs>
+        <w:ind w:left="4320" w:hanging="360"/>
+      </w:pPr>
+      <w:rPr>
+        <w:rFonts w:ascii="Wingdings" w:hAnsi="Wingdings" w:hint="default"/>
+        <w:sz w:val="20"/>
+      </w:rPr>
+    </w:lvl>
+    <w:lvl w:ilvl="6" w:tentative="1">
+      <w:start w:val="1"/>
+      <w:numFmt w:val="bullet"/>
+      <w:lvlText w:val=""/>
+      <w:lvlJc w:val="left"/>
+      <w:pPr>
+        <w:tabs>
+          <w:tab w:val="num" w:pos="5040"/>
+        </w:tabs>
+        <w:ind w:left="5040" w:hanging="360"/>
+      </w:pPr>
+      <w:rPr>
+        <w:rFonts w:ascii="Wingdings" w:hAnsi="Wingdings" w:hint="default"/>
+        <w:sz w:val="20"/>
+      </w:rPr>
+    </w:lvl>
+    <w:lvl w:ilvl="7" w:tentative="1">
+      <w:start w:val="1"/>
+      <w:numFmt w:val="bullet"/>
+      <w:lvlText w:val=""/>
+      <w:lvlJc w:val="left"/>
+      <w:pPr>
+        <w:tabs>
+          <w:tab w:val="num" w:pos="5760"/>
+        </w:tabs>
+        <w:ind w:left="5760" w:hanging="360"/>
+      </w:pPr>
+      <w:rPr>
+        <w:rFonts w:ascii="Wingdings" w:hAnsi="Wingdings" w:hint="default"/>
+        <w:sz w:val="20"/>
+      </w:rPr>
+    </w:lvl>
+    <w:lvl w:ilvl="8" w:tentative="1">
+      <w:start w:val="1"/>
+      <w:numFmt w:val="bullet"/>
+      <w:lvlText w:val=""/>
+      <w:lvlJc w:val="left"/>
+      <w:pPr>
+        <w:tabs>
+          <w:tab w:val="num" w:pos="6480"/>
+        </w:tabs>
+        <w:ind w:left="6480" w:hanging="360"/>
+      </w:pPr>
+      <w:rPr>
+        <w:rFonts w:ascii="Wingdings" w:hAnsi="Wingdings" w:hint="default"/>
+        <w:sz w:val="20"/>
+      </w:rPr>
+    </w:lvl>
+  </w:abstractNum>
+  <w:abstractNum w:abstractNumId="4" w15:restartNumberingAfterBreak="0">
     <w:nsid w:val="0A7A1DE8"/>
     <w:multiLevelType w:val="multilevel"/>
     <w:tmpl w:val="27DC7004"/>
@@ -13513,7 +17381,7 @@
       </w:rPr>
     </w:lvl>
   </w:abstractNum>
-  <w:abstractNum w:abstractNumId="4" w15:restartNumberingAfterBreak="0">
+  <w:abstractNum w:abstractNumId="5" w15:restartNumberingAfterBreak="0">
     <w:nsid w:val="0ACB3909"/>
     <w:multiLevelType w:val="multilevel"/>
     <w:tmpl w:val="B32669FA"/>
@@ -13662,7 +17530,7 @@
       </w:rPr>
     </w:lvl>
   </w:abstractNum>
-  <w:abstractNum w:abstractNumId="5" w15:restartNumberingAfterBreak="0">
+  <w:abstractNum w:abstractNumId="6" w15:restartNumberingAfterBreak="0">
     <w:nsid w:val="0C9F5B05"/>
     <w:multiLevelType w:val="multilevel"/>
     <w:tmpl w:val="0D328390"/>
@@ -13811,7 +17679,156 @@
       </w:rPr>
     </w:lvl>
   </w:abstractNum>
-  <w:abstractNum w:abstractNumId="6" w15:restartNumberingAfterBreak="0">
+  <w:abstractNum w:abstractNumId="7" w15:restartNumberingAfterBreak="0">
+    <w:nsid w:val="0CE031FD"/>
+    <w:multiLevelType w:val="multilevel"/>
+    <w:tmpl w:val="FD7E615C"/>
+    <w:lvl w:ilvl="0">
+      <w:start w:val="1"/>
+      <w:numFmt w:val="bullet"/>
+      <w:lvlText w:val=""/>
+      <w:lvlJc w:val="left"/>
+      <w:pPr>
+        <w:tabs>
+          <w:tab w:val="num" w:pos="720"/>
+        </w:tabs>
+        <w:ind w:left="720" w:hanging="360"/>
+      </w:pPr>
+      <w:rPr>
+        <w:rFonts w:ascii="Symbol" w:hAnsi="Symbol" w:hint="default"/>
+        <w:sz w:val="20"/>
+      </w:rPr>
+    </w:lvl>
+    <w:lvl w:ilvl="1" w:tentative="1">
+      <w:start w:val="1"/>
+      <w:numFmt w:val="bullet"/>
+      <w:lvlText w:val="o"/>
+      <w:lvlJc w:val="left"/>
+      <w:pPr>
+        <w:tabs>
+          <w:tab w:val="num" w:pos="1440"/>
+        </w:tabs>
+        <w:ind w:left="1440" w:hanging="360"/>
+      </w:pPr>
+      <w:rPr>
+        <w:rFonts w:ascii="Courier New" w:hAnsi="Courier New" w:hint="default"/>
+        <w:sz w:val="20"/>
+      </w:rPr>
+    </w:lvl>
+    <w:lvl w:ilvl="2" w:tentative="1">
+      <w:start w:val="1"/>
+      <w:numFmt w:val="bullet"/>
+      <w:lvlText w:val=""/>
+      <w:lvlJc w:val="left"/>
+      <w:pPr>
+        <w:tabs>
+          <w:tab w:val="num" w:pos="2160"/>
+        </w:tabs>
+        <w:ind w:left="2160" w:hanging="360"/>
+      </w:pPr>
+      <w:rPr>
+        <w:rFonts w:ascii="Wingdings" w:hAnsi="Wingdings" w:hint="default"/>
+        <w:sz w:val="20"/>
+      </w:rPr>
+    </w:lvl>
+    <w:lvl w:ilvl="3" w:tentative="1">
+      <w:start w:val="1"/>
+      <w:numFmt w:val="bullet"/>
+      <w:lvlText w:val=""/>
+      <w:lvlJc w:val="left"/>
+      <w:pPr>
+        <w:tabs>
+          <w:tab w:val="num" w:pos="2880"/>
+        </w:tabs>
+        <w:ind w:left="2880" w:hanging="360"/>
+      </w:pPr>
+      <w:rPr>
+        <w:rFonts w:ascii="Wingdings" w:hAnsi="Wingdings" w:hint="default"/>
+        <w:sz w:val="20"/>
+      </w:rPr>
+    </w:lvl>
+    <w:lvl w:ilvl="4" w:tentative="1">
+      <w:start w:val="1"/>
+      <w:numFmt w:val="bullet"/>
+      <w:lvlText w:val=""/>
+      <w:lvlJc w:val="left"/>
+      <w:pPr>
+        <w:tabs>
+          <w:tab w:val="num" w:pos="3600"/>
+        </w:tabs>
+        <w:ind w:left="3600" w:hanging="360"/>
+      </w:pPr>
+      <w:rPr>
+        <w:rFonts w:ascii="Wingdings" w:hAnsi="Wingdings" w:hint="default"/>
+        <w:sz w:val="20"/>
+      </w:rPr>
+    </w:lvl>
+    <w:lvl w:ilvl="5" w:tentative="1">
+      <w:start w:val="1"/>
+      <w:numFmt w:val="bullet"/>
+      <w:lvlText w:val=""/>
+      <w:lvlJc w:val="left"/>
+      <w:pPr>
+        <w:tabs>
+          <w:tab w:val="num" w:pos="4320"/>
+        </w:tabs>
+        <w:ind w:left="4320" w:hanging="360"/>
+      </w:pPr>
+      <w:rPr>
+        <w:rFonts w:ascii="Wingdings" w:hAnsi="Wingdings" w:hint="default"/>
+        <w:sz w:val="20"/>
+      </w:rPr>
+    </w:lvl>
+    <w:lvl w:ilvl="6" w:tentative="1">
+      <w:start w:val="1"/>
+      <w:numFmt w:val="bullet"/>
+      <w:lvlText w:val=""/>
+      <w:lvlJc w:val="left"/>
+      <w:pPr>
+        <w:tabs>
+          <w:tab w:val="num" w:pos="5040"/>
+        </w:tabs>
+        <w:ind w:left="5040" w:hanging="360"/>
+      </w:pPr>
+      <w:rPr>
+        <w:rFonts w:ascii="Wingdings" w:hAnsi="Wingdings" w:hint="default"/>
+        <w:sz w:val="20"/>
+      </w:rPr>
+    </w:lvl>
+    <w:lvl w:ilvl="7" w:tentative="1">
+      <w:start w:val="1"/>
+      <w:numFmt w:val="bullet"/>
+      <w:lvlText w:val=""/>
+      <w:lvlJc w:val="left"/>
+      <w:pPr>
+        <w:tabs>
+          <w:tab w:val="num" w:pos="5760"/>
+        </w:tabs>
+        <w:ind w:left="5760" w:hanging="360"/>
+      </w:pPr>
+      <w:rPr>
+        <w:rFonts w:ascii="Wingdings" w:hAnsi="Wingdings" w:hint="default"/>
+        <w:sz w:val="20"/>
+      </w:rPr>
+    </w:lvl>
+    <w:lvl w:ilvl="8" w:tentative="1">
+      <w:start w:val="1"/>
+      <w:numFmt w:val="bullet"/>
+      <w:lvlText w:val=""/>
+      <w:lvlJc w:val="left"/>
+      <w:pPr>
+        <w:tabs>
+          <w:tab w:val="num" w:pos="6480"/>
+        </w:tabs>
+        <w:ind w:left="6480" w:hanging="360"/>
+      </w:pPr>
+      <w:rPr>
+        <w:rFonts w:ascii="Wingdings" w:hAnsi="Wingdings" w:hint="default"/>
+        <w:sz w:val="20"/>
+      </w:rPr>
+    </w:lvl>
+  </w:abstractNum>
+  <w:abstractNum w:abstractNumId="8" w15:restartNumberingAfterBreak="0">
     <w:nsid w:val="0F6A0E7B"/>
     <w:multiLevelType w:val="multilevel"/>
     <w:tmpl w:val="69984BD4"/>
@@ -13960,7 +17977,7 @@
       </w:rPr>
     </w:lvl>
   </w:abstractNum>
-  <w:abstractNum w:abstractNumId="7" w15:restartNumberingAfterBreak="0">
+  <w:abstractNum w:abstractNumId="9" w15:restartNumberingAfterBreak="0">
     <w:nsid w:val="10426B02"/>
     <w:multiLevelType w:val="multilevel"/>
     <w:tmpl w:val="123CE9E8"/>
@@ -14109,7 +18126,7 @@
       </w:rPr>
     </w:lvl>
   </w:abstractNum>
-  <w:abstractNum w:abstractNumId="8" w15:restartNumberingAfterBreak="0">
+  <w:abstractNum w:abstractNumId="10" w15:restartNumberingAfterBreak="0">
     <w:nsid w:val="11187921"/>
     <w:multiLevelType w:val="multilevel"/>
     <w:tmpl w:val="4E9AF6B2"/>
@@ -14258,7 +18275,7 @@
       </w:rPr>
     </w:lvl>
   </w:abstractNum>
-  <w:abstractNum w:abstractNumId="9" w15:restartNumberingAfterBreak="0">
+  <w:abstractNum w:abstractNumId="11" w15:restartNumberingAfterBreak="0">
     <w:nsid w:val="138B6BBF"/>
     <w:multiLevelType w:val="multilevel"/>
     <w:tmpl w:val="BEBE0110"/>
@@ -14407,7 +18424,156 @@
       </w:rPr>
     </w:lvl>
   </w:abstractNum>
-  <w:abstractNum w:abstractNumId="10" w15:restartNumberingAfterBreak="0">
+  <w:abstractNum w:abstractNumId="12" w15:restartNumberingAfterBreak="0">
+    <w:nsid w:val="167C5194"/>
+    <w:multiLevelType w:val="multilevel"/>
+    <w:tmpl w:val="DF50ACB0"/>
+    <w:lvl w:ilvl="0">
+      <w:start w:val="1"/>
+      <w:numFmt w:val="bullet"/>
+      <w:lvlText w:val=""/>
+      <w:lvlJc w:val="left"/>
+      <w:pPr>
+        <w:tabs>
+          <w:tab w:val="num" w:pos="720"/>
+        </w:tabs>
+        <w:ind w:left="720" w:hanging="360"/>
+      </w:pPr>
+      <w:rPr>
+        <w:rFonts w:ascii="Symbol" w:hAnsi="Symbol" w:hint="default"/>
+        <w:sz w:val="20"/>
+      </w:rPr>
+    </w:lvl>
+    <w:lvl w:ilvl="1" w:tentative="1">
+      <w:start w:val="1"/>
+      <w:numFmt w:val="bullet"/>
+      <w:lvlText w:val="o"/>
+      <w:lvlJc w:val="left"/>
+      <w:pPr>
+        <w:tabs>
+          <w:tab w:val="num" w:pos="1440"/>
+        </w:tabs>
+        <w:ind w:left="1440" w:hanging="360"/>
+      </w:pPr>
+      <w:rPr>
+        <w:rFonts w:ascii="Courier New" w:hAnsi="Courier New" w:hint="default"/>
+        <w:sz w:val="20"/>
+      </w:rPr>
+    </w:lvl>
+    <w:lvl w:ilvl="2" w:tentative="1">
+      <w:start w:val="1"/>
+      <w:numFmt w:val="bullet"/>
+      <w:lvlText w:val=""/>
+      <w:lvlJc w:val="left"/>
+      <w:pPr>
+        <w:tabs>
+          <w:tab w:val="num" w:pos="2160"/>
+        </w:tabs>
+        <w:ind w:left="2160" w:hanging="360"/>
+      </w:pPr>
+      <w:rPr>
+        <w:rFonts w:ascii="Wingdings" w:hAnsi="Wingdings" w:hint="default"/>
+        <w:sz w:val="20"/>
+      </w:rPr>
+    </w:lvl>
+    <w:lvl w:ilvl="3" w:tentative="1">
+      <w:start w:val="1"/>
+      <w:numFmt w:val="bullet"/>
+      <w:lvlText w:val=""/>
+      <w:lvlJc w:val="left"/>
+      <w:pPr>
+        <w:tabs>
+          <w:tab w:val="num" w:pos="2880"/>
+        </w:tabs>
+        <w:ind w:left="2880" w:hanging="360"/>
+      </w:pPr>
+      <w:rPr>
+        <w:rFonts w:ascii="Wingdings" w:hAnsi="Wingdings" w:hint="default"/>
+        <w:sz w:val="20"/>
+      </w:rPr>
+    </w:lvl>
+    <w:lvl w:ilvl="4" w:tentative="1">
+      <w:start w:val="1"/>
+      <w:numFmt w:val="bullet"/>
+      <w:lvlText w:val=""/>
+      <w:lvlJc w:val="left"/>
+      <w:pPr>
+        <w:tabs>
+          <w:tab w:val="num" w:pos="3600"/>
+        </w:tabs>
+        <w:ind w:left="3600" w:hanging="360"/>
+      </w:pPr>
+      <w:rPr>
+        <w:rFonts w:ascii="Wingdings" w:hAnsi="Wingdings" w:hint="default"/>
+        <w:sz w:val="20"/>
+      </w:rPr>
+    </w:lvl>
+    <w:lvl w:ilvl="5" w:tentative="1">
+      <w:start w:val="1"/>
+      <w:numFmt w:val="bullet"/>
+      <w:lvlText w:val=""/>
+      <w:lvlJc w:val="left"/>
+      <w:pPr>
+        <w:tabs>
+          <w:tab w:val="num" w:pos="4320"/>
+        </w:tabs>
+        <w:ind w:left="4320" w:hanging="360"/>
+      </w:pPr>
+      <w:rPr>
+        <w:rFonts w:ascii="Wingdings" w:hAnsi="Wingdings" w:hint="default"/>
+        <w:sz w:val="20"/>
+      </w:rPr>
+    </w:lvl>
+    <w:lvl w:ilvl="6" w:tentative="1">
+      <w:start w:val="1"/>
+      <w:numFmt w:val="bullet"/>
+      <w:lvlText w:val=""/>
+      <w:lvlJc w:val="left"/>
+      <w:pPr>
+        <w:tabs>
+          <w:tab w:val="num" w:pos="5040"/>
+        </w:tabs>
+        <w:ind w:left="5040" w:hanging="360"/>
+      </w:pPr>
+      <w:rPr>
+        <w:rFonts w:ascii="Wingdings" w:hAnsi="Wingdings" w:hint="default"/>
+        <w:sz w:val="20"/>
+      </w:rPr>
+    </w:lvl>
+    <w:lvl w:ilvl="7" w:tentative="1">
+      <w:start w:val="1"/>
+      <w:numFmt w:val="bullet"/>
+      <w:lvlText w:val=""/>
+      <w:lvlJc w:val="left"/>
+      <w:pPr>
+        <w:tabs>
+          <w:tab w:val="num" w:pos="5760"/>
+        </w:tabs>
+        <w:ind w:left="5760" w:hanging="360"/>
+      </w:pPr>
+      <w:rPr>
+        <w:rFonts w:ascii="Wingdings" w:hAnsi="Wingdings" w:hint="default"/>
+        <w:sz w:val="20"/>
+      </w:rPr>
+    </w:lvl>
+    <w:lvl w:ilvl="8" w:tentative="1">
+      <w:start w:val="1"/>
+      <w:numFmt w:val="bullet"/>
+      <w:lvlText w:val=""/>
+      <w:lvlJc w:val="left"/>
+      <w:pPr>
+        <w:tabs>
+          <w:tab w:val="num" w:pos="6480"/>
+        </w:tabs>
+        <w:ind w:left="6480" w:hanging="360"/>
+      </w:pPr>
+      <w:rPr>
+        <w:rFonts w:ascii="Wingdings" w:hAnsi="Wingdings" w:hint="default"/>
+        <w:sz w:val="20"/>
+      </w:rPr>
+    </w:lvl>
+  </w:abstractNum>
+  <w:abstractNum w:abstractNumId="13" w15:restartNumberingAfterBreak="0">
     <w:nsid w:val="17C76DA4"/>
     <w:multiLevelType w:val="multilevel"/>
     <w:tmpl w:val="FBF44B3A"/>
@@ -14556,7 +18722,7 @@
       </w:rPr>
     </w:lvl>
   </w:abstractNum>
-  <w:abstractNum w:abstractNumId="11" w15:restartNumberingAfterBreak="0">
+  <w:abstractNum w:abstractNumId="14" w15:restartNumberingAfterBreak="0">
     <w:nsid w:val="18B3339A"/>
     <w:multiLevelType w:val="multilevel"/>
     <w:tmpl w:val="C4E62240"/>
@@ -14705,7 +18871,7 @@
       </w:rPr>
     </w:lvl>
   </w:abstractNum>
-  <w:abstractNum w:abstractNumId="12" w15:restartNumberingAfterBreak="0">
+  <w:abstractNum w:abstractNumId="15" w15:restartNumberingAfterBreak="0">
     <w:nsid w:val="1D2D785C"/>
     <w:multiLevelType w:val="multilevel"/>
     <w:tmpl w:val="83829ACE"/>
@@ -14854,7 +19020,7 @@
       </w:rPr>
     </w:lvl>
   </w:abstractNum>
-  <w:abstractNum w:abstractNumId="13" w15:restartNumberingAfterBreak="0">
+  <w:abstractNum w:abstractNumId="16" w15:restartNumberingAfterBreak="0">
     <w:nsid w:val="1D6320E2"/>
     <w:multiLevelType w:val="multilevel"/>
     <w:tmpl w:val="88F6DC20"/>
@@ -15003,7 +19169,7 @@
       </w:rPr>
     </w:lvl>
   </w:abstractNum>
-  <w:abstractNum w:abstractNumId="14" w15:restartNumberingAfterBreak="0">
+  <w:abstractNum w:abstractNumId="17" w15:restartNumberingAfterBreak="0">
     <w:nsid w:val="1EB36678"/>
     <w:multiLevelType w:val="multilevel"/>
     <w:tmpl w:val="BB02C3D0"/>
@@ -15152,7 +19318,156 @@
       </w:rPr>
     </w:lvl>
   </w:abstractNum>
-  <w:abstractNum w:abstractNumId="15" w15:restartNumberingAfterBreak="0">
+  <w:abstractNum w:abstractNumId="18" w15:restartNumberingAfterBreak="0">
+    <w:nsid w:val="2137686C"/>
+    <w:multiLevelType w:val="multilevel"/>
+    <w:tmpl w:val="7C66CD96"/>
+    <w:lvl w:ilvl="0">
+      <w:start w:val="1"/>
+      <w:numFmt w:val="bullet"/>
+      <w:lvlText w:val=""/>
+      <w:lvlJc w:val="left"/>
+      <w:pPr>
+        <w:tabs>
+          <w:tab w:val="num" w:pos="720"/>
+        </w:tabs>
+        <w:ind w:left="720" w:hanging="360"/>
+      </w:pPr>
+      <w:rPr>
+        <w:rFonts w:ascii="Symbol" w:hAnsi="Symbol" w:hint="default"/>
+        <w:sz w:val="20"/>
+      </w:rPr>
+    </w:lvl>
+    <w:lvl w:ilvl="1" w:tentative="1">
+      <w:start w:val="1"/>
+      <w:numFmt w:val="bullet"/>
+      <w:lvlText w:val="o"/>
+      <w:lvlJc w:val="left"/>
+      <w:pPr>
+        <w:tabs>
+          <w:tab w:val="num" w:pos="1440"/>
+        </w:tabs>
+        <w:ind w:left="1440" w:hanging="360"/>
+      </w:pPr>
+      <w:rPr>
+        <w:rFonts w:ascii="Courier New" w:hAnsi="Courier New" w:hint="default"/>
+        <w:sz w:val="20"/>
+      </w:rPr>
+    </w:lvl>
+    <w:lvl w:ilvl="2" w:tentative="1">
+      <w:start w:val="1"/>
+      <w:numFmt w:val="bullet"/>
+      <w:lvlText w:val=""/>
+      <w:lvlJc w:val="left"/>
+      <w:pPr>
+        <w:tabs>
+          <w:tab w:val="num" w:pos="2160"/>
+        </w:tabs>
+        <w:ind w:left="2160" w:hanging="360"/>
+      </w:pPr>
+      <w:rPr>
+        <w:rFonts w:ascii="Wingdings" w:hAnsi="Wingdings" w:hint="default"/>
+        <w:sz w:val="20"/>
+      </w:rPr>
+    </w:lvl>
+    <w:lvl w:ilvl="3" w:tentative="1">
+      <w:start w:val="1"/>
+      <w:numFmt w:val="bullet"/>
+      <w:lvlText w:val=""/>
+      <w:lvlJc w:val="left"/>
+      <w:pPr>
+        <w:tabs>
+          <w:tab w:val="num" w:pos="2880"/>
+        </w:tabs>
+        <w:ind w:left="2880" w:hanging="360"/>
+      </w:pPr>
+      <w:rPr>
+        <w:rFonts w:ascii="Wingdings" w:hAnsi="Wingdings" w:hint="default"/>
+        <w:sz w:val="20"/>
+      </w:rPr>
+    </w:lvl>
+    <w:lvl w:ilvl="4" w:tentative="1">
+      <w:start w:val="1"/>
+      <w:numFmt w:val="bullet"/>
+      <w:lvlText w:val=""/>
+      <w:lvlJc w:val="left"/>
+      <w:pPr>
+        <w:tabs>
+          <w:tab w:val="num" w:pos="3600"/>
+        </w:tabs>
+        <w:ind w:left="3600" w:hanging="360"/>
+      </w:pPr>
+      <w:rPr>
+        <w:rFonts w:ascii="Wingdings" w:hAnsi="Wingdings" w:hint="default"/>
+        <w:sz w:val="20"/>
+      </w:rPr>
+    </w:lvl>
+    <w:lvl w:ilvl="5" w:tentative="1">
+      <w:start w:val="1"/>
+      <w:numFmt w:val="bullet"/>
+      <w:lvlText w:val=""/>
+      <w:lvlJc w:val="left"/>
+      <w:pPr>
+        <w:tabs>
+          <w:tab w:val="num" w:pos="4320"/>
+        </w:tabs>
+        <w:ind w:left="4320" w:hanging="360"/>
+      </w:pPr>
+      <w:rPr>
+        <w:rFonts w:ascii="Wingdings" w:hAnsi="Wingdings" w:hint="default"/>
+        <w:sz w:val="20"/>
+      </w:rPr>
+    </w:lvl>
+    <w:lvl w:ilvl="6" w:tentative="1">
+      <w:start w:val="1"/>
+      <w:numFmt w:val="bullet"/>
+      <w:lvlText w:val=""/>
+      <w:lvlJc w:val="left"/>
+      <w:pPr>
+        <w:tabs>
+          <w:tab w:val="num" w:pos="5040"/>
+        </w:tabs>
+        <w:ind w:left="5040" w:hanging="360"/>
+      </w:pPr>
+      <w:rPr>
+        <w:rFonts w:ascii="Wingdings" w:hAnsi="Wingdings" w:hint="default"/>
+        <w:sz w:val="20"/>
+      </w:rPr>
+    </w:lvl>
+    <w:lvl w:ilvl="7" w:tentative="1">
+      <w:start w:val="1"/>
+      <w:numFmt w:val="bullet"/>
+      <w:lvlText w:val=""/>
+      <w:lvlJc w:val="left"/>
+      <w:pPr>
+        <w:tabs>
+          <w:tab w:val="num" w:pos="5760"/>
+        </w:tabs>
+        <w:ind w:left="5760" w:hanging="360"/>
+      </w:pPr>
+      <w:rPr>
+        <w:rFonts w:ascii="Wingdings" w:hAnsi="Wingdings" w:hint="default"/>
+        <w:sz w:val="20"/>
+      </w:rPr>
+    </w:lvl>
+    <w:lvl w:ilvl="8" w:tentative="1">
+      <w:start w:val="1"/>
+      <w:numFmt w:val="bullet"/>
+      <w:lvlText w:val=""/>
+      <w:lvlJc w:val="left"/>
+      <w:pPr>
+        <w:tabs>
+          <w:tab w:val="num" w:pos="6480"/>
+        </w:tabs>
+        <w:ind w:left="6480" w:hanging="360"/>
+      </w:pPr>
+      <w:rPr>
+        <w:rFonts w:ascii="Wingdings" w:hAnsi="Wingdings" w:hint="default"/>
+        <w:sz w:val="20"/>
+      </w:rPr>
+    </w:lvl>
+  </w:abstractNum>
+  <w:abstractNum w:abstractNumId="19" w15:restartNumberingAfterBreak="0">
     <w:nsid w:val="24C842B8"/>
     <w:multiLevelType w:val="multilevel"/>
     <w:tmpl w:val="B1CA172A"/>
@@ -15301,7 +19616,305 @@
       </w:rPr>
     </w:lvl>
   </w:abstractNum>
-  <w:abstractNum w:abstractNumId="16" w15:restartNumberingAfterBreak="0">
+  <w:abstractNum w:abstractNumId="20" w15:restartNumberingAfterBreak="0">
+    <w:nsid w:val="2542113C"/>
+    <w:multiLevelType w:val="multilevel"/>
+    <w:tmpl w:val="A2424DC2"/>
+    <w:lvl w:ilvl="0">
+      <w:start w:val="1"/>
+      <w:numFmt w:val="bullet"/>
+      <w:lvlText w:val=""/>
+      <w:lvlJc w:val="left"/>
+      <w:pPr>
+        <w:tabs>
+          <w:tab w:val="num" w:pos="720"/>
+        </w:tabs>
+        <w:ind w:left="720" w:hanging="360"/>
+      </w:pPr>
+      <w:rPr>
+        <w:rFonts w:ascii="Symbol" w:hAnsi="Symbol" w:hint="default"/>
+        <w:sz w:val="20"/>
+      </w:rPr>
+    </w:lvl>
+    <w:lvl w:ilvl="1" w:tentative="1">
+      <w:start w:val="1"/>
+      <w:numFmt w:val="bullet"/>
+      <w:lvlText w:val="o"/>
+      <w:lvlJc w:val="left"/>
+      <w:pPr>
+        <w:tabs>
+          <w:tab w:val="num" w:pos="1440"/>
+        </w:tabs>
+        <w:ind w:left="1440" w:hanging="360"/>
+      </w:pPr>
+      <w:rPr>
+        <w:rFonts w:ascii="Courier New" w:hAnsi="Courier New" w:hint="default"/>
+        <w:sz w:val="20"/>
+      </w:rPr>
+    </w:lvl>
+    <w:lvl w:ilvl="2" w:tentative="1">
+      <w:start w:val="1"/>
+      <w:numFmt w:val="bullet"/>
+      <w:lvlText w:val=""/>
+      <w:lvlJc w:val="left"/>
+      <w:pPr>
+        <w:tabs>
+          <w:tab w:val="num" w:pos="2160"/>
+        </w:tabs>
+        <w:ind w:left="2160" w:hanging="360"/>
+      </w:pPr>
+      <w:rPr>
+        <w:rFonts w:ascii="Wingdings" w:hAnsi="Wingdings" w:hint="default"/>
+        <w:sz w:val="20"/>
+      </w:rPr>
+    </w:lvl>
+    <w:lvl w:ilvl="3" w:tentative="1">
+      <w:start w:val="1"/>
+      <w:numFmt w:val="bullet"/>
+      <w:lvlText w:val=""/>
+      <w:lvlJc w:val="left"/>
+      <w:pPr>
+        <w:tabs>
+          <w:tab w:val="num" w:pos="2880"/>
+        </w:tabs>
+        <w:ind w:left="2880" w:hanging="360"/>
+      </w:pPr>
+      <w:rPr>
+        <w:rFonts w:ascii="Wingdings" w:hAnsi="Wingdings" w:hint="default"/>
+        <w:sz w:val="20"/>
+      </w:rPr>
+    </w:lvl>
+    <w:lvl w:ilvl="4" w:tentative="1">
+      <w:start w:val="1"/>
+      <w:numFmt w:val="bullet"/>
+      <w:lvlText w:val=""/>
+      <w:lvlJc w:val="left"/>
+      <w:pPr>
+        <w:tabs>
+          <w:tab w:val="num" w:pos="3600"/>
+        </w:tabs>
+        <w:ind w:left="3600" w:hanging="360"/>
+      </w:pPr>
+      <w:rPr>
+        <w:rFonts w:ascii="Wingdings" w:hAnsi="Wingdings" w:hint="default"/>
+        <w:sz w:val="20"/>
+      </w:rPr>
+    </w:lvl>
+    <w:lvl w:ilvl="5" w:tentative="1">
+      <w:start w:val="1"/>
+      <w:numFmt w:val="bullet"/>
+      <w:lvlText w:val=""/>
+      <w:lvlJc w:val="left"/>
+      <w:pPr>
+        <w:tabs>
+          <w:tab w:val="num" w:pos="4320"/>
+        </w:tabs>
+        <w:ind w:left="4320" w:hanging="360"/>
+      </w:pPr>
+      <w:rPr>
+        <w:rFonts w:ascii="Wingdings" w:hAnsi="Wingdings" w:hint="default"/>
+        <w:sz w:val="20"/>
+      </w:rPr>
+    </w:lvl>
+    <w:lvl w:ilvl="6" w:tentative="1">
+      <w:start w:val="1"/>
+      <w:numFmt w:val="bullet"/>
+      <w:lvlText w:val=""/>
+      <w:lvlJc w:val="left"/>
+      <w:pPr>
+        <w:tabs>
+          <w:tab w:val="num" w:pos="5040"/>
+        </w:tabs>
+        <w:ind w:left="5040" w:hanging="360"/>
+      </w:pPr>
+      <w:rPr>
+        <w:rFonts w:ascii="Wingdings" w:hAnsi="Wingdings" w:hint="default"/>
+        <w:sz w:val="20"/>
+      </w:rPr>
+    </w:lvl>
+    <w:lvl w:ilvl="7" w:tentative="1">
+      <w:start w:val="1"/>
+      <w:numFmt w:val="bullet"/>
+      <w:lvlText w:val=""/>
+      <w:lvlJc w:val="left"/>
+      <w:pPr>
+        <w:tabs>
+          <w:tab w:val="num" w:pos="5760"/>
+        </w:tabs>
+        <w:ind w:left="5760" w:hanging="360"/>
+      </w:pPr>
+      <w:rPr>
+        <w:rFonts w:ascii="Wingdings" w:hAnsi="Wingdings" w:hint="default"/>
+        <w:sz w:val="20"/>
+      </w:rPr>
+    </w:lvl>
+    <w:lvl w:ilvl="8" w:tentative="1">
+      <w:start w:val="1"/>
+      <w:numFmt w:val="bullet"/>
+      <w:lvlText w:val=""/>
+      <w:lvlJc w:val="left"/>
+      <w:pPr>
+        <w:tabs>
+          <w:tab w:val="num" w:pos="6480"/>
+        </w:tabs>
+        <w:ind w:left="6480" w:hanging="360"/>
+      </w:pPr>
+      <w:rPr>
+        <w:rFonts w:ascii="Wingdings" w:hAnsi="Wingdings" w:hint="default"/>
+        <w:sz w:val="20"/>
+      </w:rPr>
+    </w:lvl>
+  </w:abstractNum>
+  <w:abstractNum w:abstractNumId="21" w15:restartNumberingAfterBreak="0">
+    <w:nsid w:val="265E23D2"/>
+    <w:multiLevelType w:val="multilevel"/>
+    <w:tmpl w:val="DA74273C"/>
+    <w:lvl w:ilvl="0">
+      <w:start w:val="1"/>
+      <w:numFmt w:val="bullet"/>
+      <w:lvlText w:val=""/>
+      <w:lvlJc w:val="left"/>
+      <w:pPr>
+        <w:tabs>
+          <w:tab w:val="num" w:pos="720"/>
+        </w:tabs>
+        <w:ind w:left="720" w:hanging="360"/>
+      </w:pPr>
+      <w:rPr>
+        <w:rFonts w:ascii="Symbol" w:hAnsi="Symbol" w:hint="default"/>
+        <w:sz w:val="20"/>
+      </w:rPr>
+    </w:lvl>
+    <w:lvl w:ilvl="1" w:tentative="1">
+      <w:start w:val="1"/>
+      <w:numFmt w:val="bullet"/>
+      <w:lvlText w:val="o"/>
+      <w:lvlJc w:val="left"/>
+      <w:pPr>
+        <w:tabs>
+          <w:tab w:val="num" w:pos="1440"/>
+        </w:tabs>
+        <w:ind w:left="1440" w:hanging="360"/>
+      </w:pPr>
+      <w:rPr>
+        <w:rFonts w:ascii="Courier New" w:hAnsi="Courier New" w:hint="default"/>
+        <w:sz w:val="20"/>
+      </w:rPr>
+    </w:lvl>
+    <w:lvl w:ilvl="2" w:tentative="1">
+      <w:start w:val="1"/>
+      <w:numFmt w:val="bullet"/>
+      <w:lvlText w:val=""/>
+      <w:lvlJc w:val="left"/>
+      <w:pPr>
+        <w:tabs>
+          <w:tab w:val="num" w:pos="2160"/>
+        </w:tabs>
+        <w:ind w:left="2160" w:hanging="360"/>
+      </w:pPr>
+      <w:rPr>
+        <w:rFonts w:ascii="Wingdings" w:hAnsi="Wingdings" w:hint="default"/>
+        <w:sz w:val="20"/>
+      </w:rPr>
+    </w:lvl>
+    <w:lvl w:ilvl="3" w:tentative="1">
+      <w:start w:val="1"/>
+      <w:numFmt w:val="bullet"/>
+      <w:lvlText w:val=""/>
+      <w:lvlJc w:val="left"/>
+      <w:pPr>
+        <w:tabs>
+          <w:tab w:val="num" w:pos="2880"/>
+        </w:tabs>
+        <w:ind w:left="2880" w:hanging="360"/>
+      </w:pPr>
+      <w:rPr>
+        <w:rFonts w:ascii="Wingdings" w:hAnsi="Wingdings" w:hint="default"/>
+        <w:sz w:val="20"/>
+      </w:rPr>
+    </w:lvl>
+    <w:lvl w:ilvl="4" w:tentative="1">
+      <w:start w:val="1"/>
+      <w:numFmt w:val="bullet"/>
+      <w:lvlText w:val=""/>
+      <w:lvlJc w:val="left"/>
+      <w:pPr>
+        <w:tabs>
+          <w:tab w:val="num" w:pos="3600"/>
+        </w:tabs>
+        <w:ind w:left="3600" w:hanging="360"/>
+      </w:pPr>
+      <w:rPr>
+        <w:rFonts w:ascii="Wingdings" w:hAnsi="Wingdings" w:hint="default"/>
+        <w:sz w:val="20"/>
+      </w:rPr>
+    </w:lvl>
+    <w:lvl w:ilvl="5" w:tentative="1">
+      <w:start w:val="1"/>
+      <w:numFmt w:val="bullet"/>
+      <w:lvlText w:val=""/>
+      <w:lvlJc w:val="left"/>
+      <w:pPr>
+        <w:tabs>
+          <w:tab w:val="num" w:pos="4320"/>
+        </w:tabs>
+        <w:ind w:left="4320" w:hanging="360"/>
+      </w:pPr>
+      <w:rPr>
+        <w:rFonts w:ascii="Wingdings" w:hAnsi="Wingdings" w:hint="default"/>
+        <w:sz w:val="20"/>
+      </w:rPr>
+    </w:lvl>
+    <w:lvl w:ilvl="6" w:tentative="1">
+      <w:start w:val="1"/>
+      <w:numFmt w:val="bullet"/>
+      <w:lvlText w:val=""/>
+      <w:lvlJc w:val="left"/>
+      <w:pPr>
+        <w:tabs>
+          <w:tab w:val="num" w:pos="5040"/>
+        </w:tabs>
+        <w:ind w:left="5040" w:hanging="360"/>
+      </w:pPr>
+      <w:rPr>
+        <w:rFonts w:ascii="Wingdings" w:hAnsi="Wingdings" w:hint="default"/>
+        <w:sz w:val="20"/>
+      </w:rPr>
+    </w:lvl>
+    <w:lvl w:ilvl="7" w:tentative="1">
+      <w:start w:val="1"/>
+      <w:numFmt w:val="bullet"/>
+      <w:lvlText w:val=""/>
+      <w:lvlJc w:val="left"/>
+      <w:pPr>
+        <w:tabs>
+          <w:tab w:val="num" w:pos="5760"/>
+        </w:tabs>
+        <w:ind w:left="5760" w:hanging="360"/>
+      </w:pPr>
+      <w:rPr>
+        <w:rFonts w:ascii="Wingdings" w:hAnsi="Wingdings" w:hint="default"/>
+        <w:sz w:val="20"/>
+      </w:rPr>
+    </w:lvl>
+    <w:lvl w:ilvl="8" w:tentative="1">
+      <w:start w:val="1"/>
+      <w:numFmt w:val="bullet"/>
+      <w:lvlText w:val=""/>
+      <w:lvlJc w:val="left"/>
+      <w:pPr>
+        <w:tabs>
+          <w:tab w:val="num" w:pos="6480"/>
+        </w:tabs>
+        <w:ind w:left="6480" w:hanging="360"/>
+      </w:pPr>
+      <w:rPr>
+        <w:rFonts w:ascii="Wingdings" w:hAnsi="Wingdings" w:hint="default"/>
+        <w:sz w:val="20"/>
+      </w:rPr>
+    </w:lvl>
+  </w:abstractNum>
+  <w:abstractNum w:abstractNumId="22" w15:restartNumberingAfterBreak="0">
     <w:nsid w:val="28057F2E"/>
     <w:multiLevelType w:val="multilevel"/>
     <w:tmpl w:val="BE80ADE8"/>
@@ -15450,7 +20063,7 @@
       </w:rPr>
     </w:lvl>
   </w:abstractNum>
-  <w:abstractNum w:abstractNumId="17" w15:restartNumberingAfterBreak="0">
+  <w:abstractNum w:abstractNumId="23" w15:restartNumberingAfterBreak="0">
     <w:nsid w:val="298D5242"/>
     <w:multiLevelType w:val="multilevel"/>
     <w:tmpl w:val="DDB61620"/>
@@ -15599,7 +20212,7 @@
       </w:rPr>
     </w:lvl>
   </w:abstractNum>
-  <w:abstractNum w:abstractNumId="18" w15:restartNumberingAfterBreak="0">
+  <w:abstractNum w:abstractNumId="24" w15:restartNumberingAfterBreak="0">
     <w:nsid w:val="2BC71C94"/>
     <w:multiLevelType w:val="multilevel"/>
     <w:tmpl w:val="0CD0CDC4"/>
@@ -15712,7 +20325,7 @@
       </w:pPr>
     </w:lvl>
   </w:abstractNum>
-  <w:abstractNum w:abstractNumId="19" w15:restartNumberingAfterBreak="0">
+  <w:abstractNum w:abstractNumId="25" w15:restartNumberingAfterBreak="0">
     <w:nsid w:val="2D4F64BA"/>
     <w:multiLevelType w:val="multilevel"/>
     <w:tmpl w:val="F9FCEDD0"/>
@@ -15861,7 +20474,7 @@
       </w:rPr>
     </w:lvl>
   </w:abstractNum>
-  <w:abstractNum w:abstractNumId="20" w15:restartNumberingAfterBreak="0">
+  <w:abstractNum w:abstractNumId="26" w15:restartNumberingAfterBreak="0">
     <w:nsid w:val="2E7B68D2"/>
     <w:multiLevelType w:val="multilevel"/>
     <w:tmpl w:val="312E31B8"/>
@@ -16010,7 +20623,7 @@
       </w:rPr>
     </w:lvl>
   </w:abstractNum>
-  <w:abstractNum w:abstractNumId="21" w15:restartNumberingAfterBreak="0">
+  <w:abstractNum w:abstractNumId="27" w15:restartNumberingAfterBreak="0">
     <w:nsid w:val="32552313"/>
     <w:multiLevelType w:val="multilevel"/>
     <w:tmpl w:val="7BD2B8A6"/>
@@ -16159,7 +20772,7 @@
       </w:rPr>
     </w:lvl>
   </w:abstractNum>
-  <w:abstractNum w:abstractNumId="22" w15:restartNumberingAfterBreak="0">
+  <w:abstractNum w:abstractNumId="28" w15:restartNumberingAfterBreak="0">
     <w:nsid w:val="366578BD"/>
     <w:multiLevelType w:val="multilevel"/>
     <w:tmpl w:val="74BE2DAC"/>
@@ -16308,7 +20921,7 @@
       </w:rPr>
     </w:lvl>
   </w:abstractNum>
-  <w:abstractNum w:abstractNumId="23" w15:restartNumberingAfterBreak="0">
+  <w:abstractNum w:abstractNumId="29" w15:restartNumberingAfterBreak="0">
     <w:nsid w:val="37683FBC"/>
     <w:multiLevelType w:val="multilevel"/>
     <w:tmpl w:val="8A2E738C"/>
@@ -16457,7 +21070,7 @@
       </w:rPr>
     </w:lvl>
   </w:abstractNum>
-  <w:abstractNum w:abstractNumId="24" w15:restartNumberingAfterBreak="0">
+  <w:abstractNum w:abstractNumId="30" w15:restartNumberingAfterBreak="0">
     <w:nsid w:val="3CFB2700"/>
     <w:multiLevelType w:val="multilevel"/>
     <w:tmpl w:val="AE72B9AA"/>
@@ -16606,7 +21219,7 @@
       </w:rPr>
     </w:lvl>
   </w:abstractNum>
-  <w:abstractNum w:abstractNumId="25" w15:restartNumberingAfterBreak="0">
+  <w:abstractNum w:abstractNumId="31" w15:restartNumberingAfterBreak="0">
     <w:nsid w:val="440D7BF5"/>
     <w:multiLevelType w:val="multilevel"/>
     <w:tmpl w:val="7368F55A"/>
@@ -16755,7 +21368,120 @@
       </w:rPr>
     </w:lvl>
   </w:abstractNum>
-  <w:abstractNum w:abstractNumId="26" w15:restartNumberingAfterBreak="0">
+  <w:abstractNum w:abstractNumId="32" w15:restartNumberingAfterBreak="0">
+    <w:nsid w:val="450F0971"/>
+    <w:multiLevelType w:val="multilevel"/>
+    <w:tmpl w:val="D95E8346"/>
+    <w:lvl w:ilvl="0">
+      <w:start w:val="1"/>
+      <w:numFmt w:val="decimal"/>
+      <w:lvlText w:val="%1."/>
+      <w:lvlJc w:val="left"/>
+      <w:pPr>
+        <w:tabs>
+          <w:tab w:val="num" w:pos="720"/>
+        </w:tabs>
+        <w:ind w:left="720" w:hanging="360"/>
+      </w:pPr>
+    </w:lvl>
+    <w:lvl w:ilvl="1" w:tentative="1">
+      <w:start w:val="1"/>
+      <w:numFmt w:val="decimal"/>
+      <w:lvlText w:val="%2."/>
+      <w:lvlJc w:val="left"/>
+      <w:pPr>
+        <w:tabs>
+          <w:tab w:val="num" w:pos="1440"/>
+        </w:tabs>
+        <w:ind w:left="1440" w:hanging="360"/>
+      </w:pPr>
+    </w:lvl>
+    <w:lvl w:ilvl="2" w:tentative="1">
+      <w:start w:val="1"/>
+      <w:numFmt w:val="decimal"/>
+      <w:lvlText w:val="%3."/>
+      <w:lvlJc w:val="left"/>
+      <w:pPr>
+        <w:tabs>
+          <w:tab w:val="num" w:pos="2160"/>
+        </w:tabs>
+        <w:ind w:left="2160" w:hanging="360"/>
+      </w:pPr>
+    </w:lvl>
+    <w:lvl w:ilvl="3" w:tentative="1">
+      <w:start w:val="1"/>
+      <w:numFmt w:val="decimal"/>
+      <w:lvlText w:val="%4."/>
+      <w:lvlJc w:val="left"/>
+      <w:pPr>
+        <w:tabs>
+          <w:tab w:val="num" w:pos="2880"/>
+        </w:tabs>
+        <w:ind w:left="2880" w:hanging="360"/>
+      </w:pPr>
+    </w:lvl>
+    <w:lvl w:ilvl="4" w:tentative="1">
+      <w:start w:val="1"/>
+      <w:numFmt w:val="decimal"/>
+      <w:lvlText w:val="%5."/>
+      <w:lvlJc w:val="left"/>
+      <w:pPr>
+        <w:tabs>
+          <w:tab w:val="num" w:pos="3600"/>
+        </w:tabs>
+        <w:ind w:left="3600" w:hanging="360"/>
+      </w:pPr>
+    </w:lvl>
+    <w:lvl w:ilvl="5" w:tentative="1">
+      <w:start w:val="1"/>
+      <w:numFmt w:val="decimal"/>
+      <w:lvlText w:val="%6."/>
+      <w:lvlJc w:val="left"/>
+      <w:pPr>
+        <w:tabs>
+          <w:tab w:val="num" w:pos="4320"/>
+        </w:tabs>
+        <w:ind w:left="4320" w:hanging="360"/>
+      </w:pPr>
+    </w:lvl>
+    <w:lvl w:ilvl="6" w:tentative="1">
+      <w:start w:val="1"/>
+      <w:numFmt w:val="decimal"/>
+      <w:lvlText w:val="%7."/>
+      <w:lvlJc w:val="left"/>
+      <w:pPr>
+        <w:tabs>
+          <w:tab w:val="num" w:pos="5040"/>
+        </w:tabs>
+        <w:ind w:left="5040" w:hanging="360"/>
+      </w:pPr>
+    </w:lvl>
+    <w:lvl w:ilvl="7" w:tentative="1">
+      <w:start w:val="1"/>
+      <w:numFmt w:val="decimal"/>
+      <w:lvlText w:val="%8."/>
+      <w:lvlJc w:val="left"/>
+      <w:pPr>
+        <w:tabs>
+          <w:tab w:val="num" w:pos="5760"/>
+        </w:tabs>
+        <w:ind w:left="5760" w:hanging="360"/>
+      </w:pPr>
+    </w:lvl>
+    <w:lvl w:ilvl="8" w:tentative="1">
+      <w:start w:val="1"/>
+      <w:numFmt w:val="decimal"/>
+      <w:lvlText w:val="%9."/>
+      <w:lvlJc w:val="left"/>
+      <w:pPr>
+        <w:tabs>
+          <w:tab w:val="num" w:pos="6480"/>
+        </w:tabs>
+        <w:ind w:left="6480" w:hanging="360"/>
+      </w:pPr>
+    </w:lvl>
+  </w:abstractNum>
+  <w:abstractNum w:abstractNumId="33" w15:restartNumberingAfterBreak="0">
     <w:nsid w:val="47293482"/>
     <w:multiLevelType w:val="multilevel"/>
     <w:tmpl w:val="282EBE86"/>
@@ -16904,7 +21630,7 @@
       </w:rPr>
     </w:lvl>
   </w:abstractNum>
-  <w:abstractNum w:abstractNumId="27" w15:restartNumberingAfterBreak="0">
+  <w:abstractNum w:abstractNumId="34" w15:restartNumberingAfterBreak="0">
     <w:nsid w:val="486E6382"/>
     <w:multiLevelType w:val="multilevel"/>
     <w:tmpl w:val="82F0D3DE"/>
@@ -17053,7 +21779,269 @@
       </w:rPr>
     </w:lvl>
   </w:abstractNum>
-  <w:abstractNum w:abstractNumId="28" w15:restartNumberingAfterBreak="0">
+  <w:abstractNum w:abstractNumId="35" w15:restartNumberingAfterBreak="0">
+    <w:nsid w:val="4BC7444A"/>
+    <w:multiLevelType w:val="multilevel"/>
+    <w:tmpl w:val="31B8B070"/>
+    <w:lvl w:ilvl="0">
+      <w:start w:val="1"/>
+      <w:numFmt w:val="decimal"/>
+      <w:lvlText w:val="%1."/>
+      <w:lvlJc w:val="left"/>
+      <w:pPr>
+        <w:tabs>
+          <w:tab w:val="num" w:pos="720"/>
+        </w:tabs>
+        <w:ind w:left="720" w:hanging="360"/>
+      </w:pPr>
+    </w:lvl>
+    <w:lvl w:ilvl="1" w:tentative="1">
+      <w:start w:val="1"/>
+      <w:numFmt w:val="decimal"/>
+      <w:lvlText w:val="%2."/>
+      <w:lvlJc w:val="left"/>
+      <w:pPr>
+        <w:tabs>
+          <w:tab w:val="num" w:pos="1440"/>
+        </w:tabs>
+        <w:ind w:left="1440" w:hanging="360"/>
+      </w:pPr>
+    </w:lvl>
+    <w:lvl w:ilvl="2" w:tentative="1">
+      <w:start w:val="1"/>
+      <w:numFmt w:val="decimal"/>
+      <w:lvlText w:val="%3."/>
+      <w:lvlJc w:val="left"/>
+      <w:pPr>
+        <w:tabs>
+          <w:tab w:val="num" w:pos="2160"/>
+        </w:tabs>
+        <w:ind w:left="2160" w:hanging="360"/>
+      </w:pPr>
+    </w:lvl>
+    <w:lvl w:ilvl="3" w:tentative="1">
+      <w:start w:val="1"/>
+      <w:numFmt w:val="decimal"/>
+      <w:lvlText w:val="%4."/>
+      <w:lvlJc w:val="left"/>
+      <w:pPr>
+        <w:tabs>
+          <w:tab w:val="num" w:pos="2880"/>
+        </w:tabs>
+        <w:ind w:left="2880" w:hanging="360"/>
+      </w:pPr>
+    </w:lvl>
+    <w:lvl w:ilvl="4" w:tentative="1">
+      <w:start w:val="1"/>
+      <w:numFmt w:val="decimal"/>
+      <w:lvlText w:val="%5."/>
+      <w:lvlJc w:val="left"/>
+      <w:pPr>
+        <w:tabs>
+          <w:tab w:val="num" w:pos="3600"/>
+        </w:tabs>
+        <w:ind w:left="3600" w:hanging="360"/>
+      </w:pPr>
+    </w:lvl>
+    <w:lvl w:ilvl="5" w:tentative="1">
+      <w:start w:val="1"/>
+      <w:numFmt w:val="decimal"/>
+      <w:lvlText w:val="%6."/>
+      <w:lvlJc w:val="left"/>
+      <w:pPr>
+        <w:tabs>
+          <w:tab w:val="num" w:pos="4320"/>
+        </w:tabs>
+        <w:ind w:left="4320" w:hanging="360"/>
+      </w:pPr>
+    </w:lvl>
+    <w:lvl w:ilvl="6" w:tentative="1">
+      <w:start w:val="1"/>
+      <w:numFmt w:val="decimal"/>
+      <w:lvlText w:val="%7."/>
+      <w:lvlJc w:val="left"/>
+      <w:pPr>
+        <w:tabs>
+          <w:tab w:val="num" w:pos="5040"/>
+        </w:tabs>
+        <w:ind w:left="5040" w:hanging="360"/>
+      </w:pPr>
+    </w:lvl>
+    <w:lvl w:ilvl="7" w:tentative="1">
+      <w:start w:val="1"/>
+      <w:numFmt w:val="decimal"/>
+      <w:lvlText w:val="%8."/>
+      <w:lvlJc w:val="left"/>
+      <w:pPr>
+        <w:tabs>
+          <w:tab w:val="num" w:pos="5760"/>
+        </w:tabs>
+        <w:ind w:left="5760" w:hanging="360"/>
+      </w:pPr>
+    </w:lvl>
+    <w:lvl w:ilvl="8" w:tentative="1">
+      <w:start w:val="1"/>
+      <w:numFmt w:val="decimal"/>
+      <w:lvlText w:val="%9."/>
+      <w:lvlJc w:val="left"/>
+      <w:pPr>
+        <w:tabs>
+          <w:tab w:val="num" w:pos="6480"/>
+        </w:tabs>
+        <w:ind w:left="6480" w:hanging="360"/>
+      </w:pPr>
+    </w:lvl>
+  </w:abstractNum>
+  <w:abstractNum w:abstractNumId="36" w15:restartNumberingAfterBreak="0">
+    <w:nsid w:val="4D587FF7"/>
+    <w:multiLevelType w:val="multilevel"/>
+    <w:tmpl w:val="048CBED2"/>
+    <w:lvl w:ilvl="0">
+      <w:start w:val="1"/>
+      <w:numFmt w:val="bullet"/>
+      <w:lvlText w:val=""/>
+      <w:lvlJc w:val="left"/>
+      <w:pPr>
+        <w:tabs>
+          <w:tab w:val="num" w:pos="720"/>
+        </w:tabs>
+        <w:ind w:left="720" w:hanging="360"/>
+      </w:pPr>
+      <w:rPr>
+        <w:rFonts w:ascii="Symbol" w:hAnsi="Symbol" w:hint="default"/>
+        <w:sz w:val="20"/>
+      </w:rPr>
+    </w:lvl>
+    <w:lvl w:ilvl="1" w:tentative="1">
+      <w:start w:val="1"/>
+      <w:numFmt w:val="bullet"/>
+      <w:lvlText w:val="o"/>
+      <w:lvlJc w:val="left"/>
+      <w:pPr>
+        <w:tabs>
+          <w:tab w:val="num" w:pos="1440"/>
+        </w:tabs>
+        <w:ind w:left="1440" w:hanging="360"/>
+      </w:pPr>
+      <w:rPr>
+        <w:rFonts w:ascii="Courier New" w:hAnsi="Courier New" w:hint="default"/>
+        <w:sz w:val="20"/>
+      </w:rPr>
+    </w:lvl>
+    <w:lvl w:ilvl="2" w:tentative="1">
+      <w:start w:val="1"/>
+      <w:numFmt w:val="bullet"/>
+      <w:lvlText w:val=""/>
+      <w:lvlJc w:val="left"/>
+      <w:pPr>
+        <w:tabs>
+          <w:tab w:val="num" w:pos="2160"/>
+        </w:tabs>
+        <w:ind w:left="2160" w:hanging="360"/>
+      </w:pPr>
+      <w:rPr>
+        <w:rFonts w:ascii="Wingdings" w:hAnsi="Wingdings" w:hint="default"/>
+        <w:sz w:val="20"/>
+      </w:rPr>
+    </w:lvl>
+    <w:lvl w:ilvl="3" w:tentative="1">
+      <w:start w:val="1"/>
+      <w:numFmt w:val="bullet"/>
+      <w:lvlText w:val=""/>
+      <w:lvlJc w:val="left"/>
+      <w:pPr>
+        <w:tabs>
+          <w:tab w:val="num" w:pos="2880"/>
+        </w:tabs>
+        <w:ind w:left="2880" w:hanging="360"/>
+      </w:pPr>
+      <w:rPr>
+        <w:rFonts w:ascii="Wingdings" w:hAnsi="Wingdings" w:hint="default"/>
+        <w:sz w:val="20"/>
+      </w:rPr>
+    </w:lvl>
+    <w:lvl w:ilvl="4" w:tentative="1">
+      <w:start w:val="1"/>
+      <w:numFmt w:val="bullet"/>
+      <w:lvlText w:val=""/>
+      <w:lvlJc w:val="left"/>
+      <w:pPr>
+        <w:tabs>
+          <w:tab w:val="num" w:pos="3600"/>
+        </w:tabs>
+        <w:ind w:left="3600" w:hanging="360"/>
+      </w:pPr>
+      <w:rPr>
+        <w:rFonts w:ascii="Wingdings" w:hAnsi="Wingdings" w:hint="default"/>
+        <w:sz w:val="20"/>
+      </w:rPr>
+    </w:lvl>
+    <w:lvl w:ilvl="5" w:tentative="1">
+      <w:start w:val="1"/>
+      <w:numFmt w:val="bullet"/>
+      <w:lvlText w:val=""/>
+      <w:lvlJc w:val="left"/>
+      <w:pPr>
+        <w:tabs>
+          <w:tab w:val="num" w:pos="4320"/>
+        </w:tabs>
+        <w:ind w:left="4320" w:hanging="360"/>
+      </w:pPr>
+      <w:rPr>
+        <w:rFonts w:ascii="Wingdings" w:hAnsi="Wingdings" w:hint="default"/>
+        <w:sz w:val="20"/>
+      </w:rPr>
+    </w:lvl>
+    <w:lvl w:ilvl="6" w:tentative="1">
+      <w:start w:val="1"/>
+      <w:numFmt w:val="bullet"/>
+      <w:lvlText w:val=""/>
+      <w:lvlJc w:val="left"/>
+      <w:pPr>
+        <w:tabs>
+          <w:tab w:val="num" w:pos="5040"/>
+        </w:tabs>
+        <w:ind w:left="5040" w:hanging="360"/>
+      </w:pPr>
+      <w:rPr>
+        <w:rFonts w:ascii="Wingdings" w:hAnsi="Wingdings" w:hint="default"/>
+        <w:sz w:val="20"/>
+      </w:rPr>
+    </w:lvl>
+    <w:lvl w:ilvl="7" w:tentative="1">
+      <w:start w:val="1"/>
+      <w:numFmt w:val="bullet"/>
+      <w:lvlText w:val=""/>
+      <w:lvlJc w:val="left"/>
+      <w:pPr>
+        <w:tabs>
+          <w:tab w:val="num" w:pos="5760"/>
+        </w:tabs>
+        <w:ind w:left="5760" w:hanging="360"/>
+      </w:pPr>
+      <w:rPr>
+        <w:rFonts w:ascii="Wingdings" w:hAnsi="Wingdings" w:hint="default"/>
+        <w:sz w:val="20"/>
+      </w:rPr>
+    </w:lvl>
+    <w:lvl w:ilvl="8" w:tentative="1">
+      <w:start w:val="1"/>
+      <w:numFmt w:val="bullet"/>
+      <w:lvlText w:val=""/>
+      <w:lvlJc w:val="left"/>
+      <w:pPr>
+        <w:tabs>
+          <w:tab w:val="num" w:pos="6480"/>
+        </w:tabs>
+        <w:ind w:left="6480" w:hanging="360"/>
+      </w:pPr>
+      <w:rPr>
+        <w:rFonts w:ascii="Wingdings" w:hAnsi="Wingdings" w:hint="default"/>
+        <w:sz w:val="20"/>
+      </w:rPr>
+    </w:lvl>
+  </w:abstractNum>
+  <w:abstractNum w:abstractNumId="37" w15:restartNumberingAfterBreak="0">
     <w:nsid w:val="4F74506C"/>
     <w:multiLevelType w:val="multilevel"/>
     <w:tmpl w:val="F926BD64"/>
@@ -17202,7 +22190,7 @@
       </w:rPr>
     </w:lvl>
   </w:abstractNum>
-  <w:abstractNum w:abstractNumId="29" w15:restartNumberingAfterBreak="0">
+  <w:abstractNum w:abstractNumId="38" w15:restartNumberingAfterBreak="0">
     <w:nsid w:val="4FF76D4D"/>
     <w:multiLevelType w:val="multilevel"/>
     <w:tmpl w:val="EF564CCC"/>
@@ -17351,7 +22339,156 @@
       </w:rPr>
     </w:lvl>
   </w:abstractNum>
-  <w:abstractNum w:abstractNumId="30" w15:restartNumberingAfterBreak="0">
+  <w:abstractNum w:abstractNumId="39" w15:restartNumberingAfterBreak="0">
+    <w:nsid w:val="55195B36"/>
+    <w:multiLevelType w:val="multilevel"/>
+    <w:tmpl w:val="E1A2BFAA"/>
+    <w:lvl w:ilvl="0">
+      <w:start w:val="1"/>
+      <w:numFmt w:val="bullet"/>
+      <w:lvlText w:val=""/>
+      <w:lvlJc w:val="left"/>
+      <w:pPr>
+        <w:tabs>
+          <w:tab w:val="num" w:pos="720"/>
+        </w:tabs>
+        <w:ind w:left="720" w:hanging="360"/>
+      </w:pPr>
+      <w:rPr>
+        <w:rFonts w:ascii="Symbol" w:hAnsi="Symbol" w:hint="default"/>
+        <w:sz w:val="20"/>
+      </w:rPr>
+    </w:lvl>
+    <w:lvl w:ilvl="1" w:tentative="1">
+      <w:start w:val="1"/>
+      <w:numFmt w:val="bullet"/>
+      <w:lvlText w:val="o"/>
+      <w:lvlJc w:val="left"/>
+      <w:pPr>
+        <w:tabs>
+          <w:tab w:val="num" w:pos="1440"/>
+        </w:tabs>
+        <w:ind w:left="1440" w:hanging="360"/>
+      </w:pPr>
+      <w:rPr>
+        <w:rFonts w:ascii="Courier New" w:hAnsi="Courier New" w:hint="default"/>
+        <w:sz w:val="20"/>
+      </w:rPr>
+    </w:lvl>
+    <w:lvl w:ilvl="2" w:tentative="1">
+      <w:start w:val="1"/>
+      <w:numFmt w:val="bullet"/>
+      <w:lvlText w:val=""/>
+      <w:lvlJc w:val="left"/>
+      <w:pPr>
+        <w:tabs>
+          <w:tab w:val="num" w:pos="2160"/>
+        </w:tabs>
+        <w:ind w:left="2160" w:hanging="360"/>
+      </w:pPr>
+      <w:rPr>
+        <w:rFonts w:ascii="Wingdings" w:hAnsi="Wingdings" w:hint="default"/>
+        <w:sz w:val="20"/>
+      </w:rPr>
+    </w:lvl>
+    <w:lvl w:ilvl="3" w:tentative="1">
+      <w:start w:val="1"/>
+      <w:numFmt w:val="bullet"/>
+      <w:lvlText w:val=""/>
+      <w:lvlJc w:val="left"/>
+      <w:pPr>
+        <w:tabs>
+          <w:tab w:val="num" w:pos="2880"/>
+        </w:tabs>
+        <w:ind w:left="2880" w:hanging="360"/>
+      </w:pPr>
+      <w:rPr>
+        <w:rFonts w:ascii="Wingdings" w:hAnsi="Wingdings" w:hint="default"/>
+        <w:sz w:val="20"/>
+      </w:rPr>
+    </w:lvl>
+    <w:lvl w:ilvl="4" w:tentative="1">
+      <w:start w:val="1"/>
+      <w:numFmt w:val="bullet"/>
+      <w:lvlText w:val=""/>
+      <w:lvlJc w:val="left"/>
+      <w:pPr>
+        <w:tabs>
+          <w:tab w:val="num" w:pos="3600"/>
+        </w:tabs>
+        <w:ind w:left="3600" w:hanging="360"/>
+      </w:pPr>
+      <w:rPr>
+        <w:rFonts w:ascii="Wingdings" w:hAnsi="Wingdings" w:hint="default"/>
+        <w:sz w:val="20"/>
+      </w:rPr>
+    </w:lvl>
+    <w:lvl w:ilvl="5" w:tentative="1">
+      <w:start w:val="1"/>
+      <w:numFmt w:val="bullet"/>
+      <w:lvlText w:val=""/>
+      <w:lvlJc w:val="left"/>
+      <w:pPr>
+        <w:tabs>
+          <w:tab w:val="num" w:pos="4320"/>
+        </w:tabs>
+        <w:ind w:left="4320" w:hanging="360"/>
+      </w:pPr>
+      <w:rPr>
+        <w:rFonts w:ascii="Wingdings" w:hAnsi="Wingdings" w:hint="default"/>
+        <w:sz w:val="20"/>
+      </w:rPr>
+    </w:lvl>
+    <w:lvl w:ilvl="6" w:tentative="1">
+      <w:start w:val="1"/>
+      <w:numFmt w:val="bullet"/>
+      <w:lvlText w:val=""/>
+      <w:lvlJc w:val="left"/>
+      <w:pPr>
+        <w:tabs>
+          <w:tab w:val="num" w:pos="5040"/>
+        </w:tabs>
+        <w:ind w:left="5040" w:hanging="360"/>
+      </w:pPr>
+      <w:rPr>
+        <w:rFonts w:ascii="Wingdings" w:hAnsi="Wingdings" w:hint="default"/>
+        <w:sz w:val="20"/>
+      </w:rPr>
+    </w:lvl>
+    <w:lvl w:ilvl="7" w:tentative="1">
+      <w:start w:val="1"/>
+      <w:numFmt w:val="bullet"/>
+      <w:lvlText w:val=""/>
+      <w:lvlJc w:val="left"/>
+      <w:pPr>
+        <w:tabs>
+          <w:tab w:val="num" w:pos="5760"/>
+        </w:tabs>
+        <w:ind w:left="5760" w:hanging="360"/>
+      </w:pPr>
+      <w:rPr>
+        <w:rFonts w:ascii="Wingdings" w:hAnsi="Wingdings" w:hint="default"/>
+        <w:sz w:val="20"/>
+      </w:rPr>
+    </w:lvl>
+    <w:lvl w:ilvl="8" w:tentative="1">
+      <w:start w:val="1"/>
+      <w:numFmt w:val="bullet"/>
+      <w:lvlText w:val=""/>
+      <w:lvlJc w:val="left"/>
+      <w:pPr>
+        <w:tabs>
+          <w:tab w:val="num" w:pos="6480"/>
+        </w:tabs>
+        <w:ind w:left="6480" w:hanging="360"/>
+      </w:pPr>
+      <w:rPr>
+        <w:rFonts w:ascii="Wingdings" w:hAnsi="Wingdings" w:hint="default"/>
+        <w:sz w:val="20"/>
+      </w:rPr>
+    </w:lvl>
+  </w:abstractNum>
+  <w:abstractNum w:abstractNumId="40" w15:restartNumberingAfterBreak="0">
     <w:nsid w:val="5790046C"/>
     <w:multiLevelType w:val="multilevel"/>
     <w:tmpl w:val="93E40112"/>
@@ -17500,7 +22637,7 @@
       </w:rPr>
     </w:lvl>
   </w:abstractNum>
-  <w:abstractNum w:abstractNumId="31" w15:restartNumberingAfterBreak="0">
+  <w:abstractNum w:abstractNumId="41" w15:restartNumberingAfterBreak="0">
     <w:nsid w:val="58B153C9"/>
     <w:multiLevelType w:val="multilevel"/>
     <w:tmpl w:val="252C7668"/>
@@ -17649,7 +22786,7 @@
       </w:rPr>
     </w:lvl>
   </w:abstractNum>
-  <w:abstractNum w:abstractNumId="32" w15:restartNumberingAfterBreak="0">
+  <w:abstractNum w:abstractNumId="42" w15:restartNumberingAfterBreak="0">
     <w:nsid w:val="59920B80"/>
     <w:multiLevelType w:val="multilevel"/>
     <w:tmpl w:val="CAEEC91C"/>
@@ -17798,7 +22935,7 @@
       </w:rPr>
     </w:lvl>
   </w:abstractNum>
-  <w:abstractNum w:abstractNumId="33" w15:restartNumberingAfterBreak="0">
+  <w:abstractNum w:abstractNumId="43" w15:restartNumberingAfterBreak="0">
     <w:nsid w:val="5CEE5633"/>
     <w:multiLevelType w:val="multilevel"/>
     <w:tmpl w:val="31A87A12"/>
@@ -17947,7 +23084,7 @@
       </w:rPr>
     </w:lvl>
   </w:abstractNum>
-  <w:abstractNum w:abstractNumId="34" w15:restartNumberingAfterBreak="0">
+  <w:abstractNum w:abstractNumId="44" w15:restartNumberingAfterBreak="0">
     <w:nsid w:val="60515595"/>
     <w:multiLevelType w:val="multilevel"/>
     <w:tmpl w:val="DCF40022"/>
@@ -18096,7 +23233,7 @@
       </w:rPr>
     </w:lvl>
   </w:abstractNum>
-  <w:abstractNum w:abstractNumId="35" w15:restartNumberingAfterBreak="0">
+  <w:abstractNum w:abstractNumId="45" w15:restartNumberingAfterBreak="0">
     <w:nsid w:val="6054548D"/>
     <w:multiLevelType w:val="multilevel"/>
     <w:tmpl w:val="E44A80FC"/>
@@ -18245,7 +23382,7 @@
       </w:rPr>
     </w:lvl>
   </w:abstractNum>
-  <w:abstractNum w:abstractNumId="36" w15:restartNumberingAfterBreak="0">
+  <w:abstractNum w:abstractNumId="46" w15:restartNumberingAfterBreak="0">
     <w:nsid w:val="624F29C0"/>
     <w:multiLevelType w:val="multilevel"/>
     <w:tmpl w:val="DB3E99E0"/>
@@ -18394,7 +23531,7 @@
       </w:rPr>
     </w:lvl>
   </w:abstractNum>
-  <w:abstractNum w:abstractNumId="37" w15:restartNumberingAfterBreak="0">
+  <w:abstractNum w:abstractNumId="47" w15:restartNumberingAfterBreak="0">
     <w:nsid w:val="64A96BF0"/>
     <w:multiLevelType w:val="multilevel"/>
     <w:tmpl w:val="616A9796"/>
@@ -18543,7 +23680,7 @@
       </w:rPr>
     </w:lvl>
   </w:abstractNum>
-  <w:abstractNum w:abstractNumId="38" w15:restartNumberingAfterBreak="0">
+  <w:abstractNum w:abstractNumId="48" w15:restartNumberingAfterBreak="0">
     <w:nsid w:val="65262688"/>
     <w:multiLevelType w:val="multilevel"/>
     <w:tmpl w:val="BC36EB62"/>
@@ -18692,7 +23829,7 @@
       </w:rPr>
     </w:lvl>
   </w:abstractNum>
-  <w:abstractNum w:abstractNumId="39" w15:restartNumberingAfterBreak="0">
+  <w:abstractNum w:abstractNumId="49" w15:restartNumberingAfterBreak="0">
     <w:nsid w:val="65EC5CC2"/>
     <w:multiLevelType w:val="multilevel"/>
     <w:tmpl w:val="893C257A"/>
@@ -18841,7 +23978,7 @@
       </w:rPr>
     </w:lvl>
   </w:abstractNum>
-  <w:abstractNum w:abstractNumId="40" w15:restartNumberingAfterBreak="0">
+  <w:abstractNum w:abstractNumId="50" w15:restartNumberingAfterBreak="0">
     <w:nsid w:val="667A1272"/>
     <w:multiLevelType w:val="multilevel"/>
     <w:tmpl w:val="8E54D8B0"/>
@@ -18990,7 +24127,7 @@
       </w:rPr>
     </w:lvl>
   </w:abstractNum>
-  <w:abstractNum w:abstractNumId="41" w15:restartNumberingAfterBreak="0">
+  <w:abstractNum w:abstractNumId="51" w15:restartNumberingAfterBreak="0">
     <w:nsid w:val="671E3CDC"/>
     <w:multiLevelType w:val="multilevel"/>
     <w:tmpl w:val="028046DA"/>
@@ -19139,7 +24276,7 @@
       </w:rPr>
     </w:lvl>
   </w:abstractNum>
-  <w:abstractNum w:abstractNumId="42" w15:restartNumberingAfterBreak="0">
+  <w:abstractNum w:abstractNumId="52" w15:restartNumberingAfterBreak="0">
     <w:nsid w:val="6820659B"/>
     <w:multiLevelType w:val="multilevel"/>
     <w:tmpl w:val="5C442948"/>
@@ -19288,7 +24425,7 @@
       </w:rPr>
     </w:lvl>
   </w:abstractNum>
-  <w:abstractNum w:abstractNumId="43" w15:restartNumberingAfterBreak="0">
+  <w:abstractNum w:abstractNumId="53" w15:restartNumberingAfterBreak="0">
     <w:nsid w:val="6B6B3C47"/>
     <w:multiLevelType w:val="multilevel"/>
     <w:tmpl w:val="40A689D0"/>
@@ -19437,7 +24574,7 @@
       </w:rPr>
     </w:lvl>
   </w:abstractNum>
-  <w:abstractNum w:abstractNumId="44" w15:restartNumberingAfterBreak="0">
+  <w:abstractNum w:abstractNumId="54" w15:restartNumberingAfterBreak="0">
     <w:nsid w:val="6B8467BF"/>
     <w:multiLevelType w:val="multilevel"/>
     <w:tmpl w:val="8BFE2B86"/>
@@ -19586,7 +24723,7 @@
       </w:rPr>
     </w:lvl>
   </w:abstractNum>
-  <w:abstractNum w:abstractNumId="45" w15:restartNumberingAfterBreak="0">
+  <w:abstractNum w:abstractNumId="55" w15:restartNumberingAfterBreak="0">
     <w:nsid w:val="6BF5601B"/>
     <w:multiLevelType w:val="multilevel"/>
     <w:tmpl w:val="61EAC5BC"/>
@@ -19735,7 +24872,7 @@
       </w:rPr>
     </w:lvl>
   </w:abstractNum>
-  <w:abstractNum w:abstractNumId="46" w15:restartNumberingAfterBreak="0">
+  <w:abstractNum w:abstractNumId="56" w15:restartNumberingAfterBreak="0">
     <w:nsid w:val="6C2E01F6"/>
     <w:multiLevelType w:val="multilevel"/>
     <w:tmpl w:val="D44C1F9C"/>
@@ -19884,7 +25021,7 @@
       </w:rPr>
     </w:lvl>
   </w:abstractNum>
-  <w:abstractNum w:abstractNumId="47" w15:restartNumberingAfterBreak="0">
+  <w:abstractNum w:abstractNumId="57" w15:restartNumberingAfterBreak="0">
     <w:nsid w:val="6D790680"/>
     <w:multiLevelType w:val="multilevel"/>
     <w:tmpl w:val="003C3B4E"/>
@@ -20033,7 +25170,7 @@
       </w:rPr>
     </w:lvl>
   </w:abstractNum>
-  <w:abstractNum w:abstractNumId="48" w15:restartNumberingAfterBreak="0">
+  <w:abstractNum w:abstractNumId="58" w15:restartNumberingAfterBreak="0">
     <w:nsid w:val="7013591C"/>
     <w:multiLevelType w:val="multilevel"/>
     <w:tmpl w:val="BC1650B8"/>
@@ -20182,7 +25319,7 @@
       </w:rPr>
     </w:lvl>
   </w:abstractNum>
-  <w:abstractNum w:abstractNumId="49" w15:restartNumberingAfterBreak="0">
+  <w:abstractNum w:abstractNumId="59" w15:restartNumberingAfterBreak="0">
     <w:nsid w:val="70860B6B"/>
     <w:multiLevelType w:val="multilevel"/>
     <w:tmpl w:val="6194F3F0"/>
@@ -20299,7 +25436,7 @@
       </w:pPr>
     </w:lvl>
   </w:abstractNum>
-  <w:abstractNum w:abstractNumId="50" w15:restartNumberingAfterBreak="0">
+  <w:abstractNum w:abstractNumId="60" w15:restartNumberingAfterBreak="0">
     <w:nsid w:val="72090254"/>
     <w:multiLevelType w:val="multilevel"/>
     <w:tmpl w:val="042678B8"/>
@@ -20448,7 +25585,7 @@
       </w:rPr>
     </w:lvl>
   </w:abstractNum>
-  <w:abstractNum w:abstractNumId="51" w15:restartNumberingAfterBreak="0">
+  <w:abstractNum w:abstractNumId="61" w15:restartNumberingAfterBreak="0">
     <w:nsid w:val="723227B4"/>
     <w:multiLevelType w:val="multilevel"/>
     <w:tmpl w:val="C5FE236A"/>
@@ -20597,7 +25734,7 @@
       </w:rPr>
     </w:lvl>
   </w:abstractNum>
-  <w:abstractNum w:abstractNumId="52" w15:restartNumberingAfterBreak="0">
+  <w:abstractNum w:abstractNumId="62" w15:restartNumberingAfterBreak="0">
     <w:nsid w:val="7408298D"/>
     <w:multiLevelType w:val="multilevel"/>
     <w:tmpl w:val="5BC61B9C"/>
@@ -20746,7 +25883,7 @@
       </w:rPr>
     </w:lvl>
   </w:abstractNum>
-  <w:abstractNum w:abstractNumId="53" w15:restartNumberingAfterBreak="0">
+  <w:abstractNum w:abstractNumId="63" w15:restartNumberingAfterBreak="0">
     <w:nsid w:val="75092643"/>
     <w:multiLevelType w:val="multilevel"/>
     <w:tmpl w:val="1D1AAFBC"/>
@@ -20895,7 +26032,7 @@
       </w:rPr>
     </w:lvl>
   </w:abstractNum>
-  <w:abstractNum w:abstractNumId="54" w15:restartNumberingAfterBreak="0">
+  <w:abstractNum w:abstractNumId="64" w15:restartNumberingAfterBreak="0">
     <w:nsid w:val="77F8377D"/>
     <w:multiLevelType w:val="multilevel"/>
     <w:tmpl w:val="E4426A14"/>
@@ -21044,7 +26181,7 @@
       </w:rPr>
     </w:lvl>
   </w:abstractNum>
-  <w:abstractNum w:abstractNumId="55" w15:restartNumberingAfterBreak="0">
+  <w:abstractNum w:abstractNumId="65" w15:restartNumberingAfterBreak="0">
     <w:nsid w:val="77FE2288"/>
     <w:multiLevelType w:val="multilevel"/>
     <w:tmpl w:val="FF1C6178"/>
@@ -21193,7 +26330,7 @@
       </w:rPr>
     </w:lvl>
   </w:abstractNum>
-  <w:abstractNum w:abstractNumId="56" w15:restartNumberingAfterBreak="0">
+  <w:abstractNum w:abstractNumId="66" w15:restartNumberingAfterBreak="0">
     <w:nsid w:val="78ED7E58"/>
     <w:multiLevelType w:val="multilevel"/>
     <w:tmpl w:val="A28679B2"/>
@@ -21342,7 +26479,7 @@
       </w:rPr>
     </w:lvl>
   </w:abstractNum>
-  <w:abstractNum w:abstractNumId="57" w15:restartNumberingAfterBreak="0">
+  <w:abstractNum w:abstractNumId="67" w15:restartNumberingAfterBreak="0">
     <w:nsid w:val="795C0163"/>
     <w:multiLevelType w:val="multilevel"/>
     <w:tmpl w:val="E77058C4"/>
@@ -21491,7 +26628,7 @@
       </w:rPr>
     </w:lvl>
   </w:abstractNum>
-  <w:abstractNum w:abstractNumId="58" w15:restartNumberingAfterBreak="0">
+  <w:abstractNum w:abstractNumId="68" w15:restartNumberingAfterBreak="0">
     <w:nsid w:val="7D212188"/>
     <w:multiLevelType w:val="multilevel"/>
     <w:tmpl w:val="379CEEA4"/>
@@ -21640,7 +26777,156 @@
       </w:rPr>
     </w:lvl>
   </w:abstractNum>
-  <w:abstractNum w:abstractNumId="59" w15:restartNumberingAfterBreak="0">
+  <w:abstractNum w:abstractNumId="69" w15:restartNumberingAfterBreak="0">
+    <w:nsid w:val="7D630BD8"/>
+    <w:multiLevelType w:val="multilevel"/>
+    <w:tmpl w:val="29AAB4E8"/>
+    <w:lvl w:ilvl="0">
+      <w:start w:val="1"/>
+      <w:numFmt w:val="bullet"/>
+      <w:lvlText w:val=""/>
+      <w:lvlJc w:val="left"/>
+      <w:pPr>
+        <w:tabs>
+          <w:tab w:val="num" w:pos="720"/>
+        </w:tabs>
+        <w:ind w:left="720" w:hanging="360"/>
+      </w:pPr>
+      <w:rPr>
+        <w:rFonts w:ascii="Symbol" w:hAnsi="Symbol" w:hint="default"/>
+        <w:sz w:val="20"/>
+      </w:rPr>
+    </w:lvl>
+    <w:lvl w:ilvl="1" w:tentative="1">
+      <w:start w:val="1"/>
+      <w:numFmt w:val="bullet"/>
+      <w:lvlText w:val="o"/>
+      <w:lvlJc w:val="left"/>
+      <w:pPr>
+        <w:tabs>
+          <w:tab w:val="num" w:pos="1440"/>
+        </w:tabs>
+        <w:ind w:left="1440" w:hanging="360"/>
+      </w:pPr>
+      <w:rPr>
+        <w:rFonts w:ascii="Courier New" w:hAnsi="Courier New" w:hint="default"/>
+        <w:sz w:val="20"/>
+      </w:rPr>
+    </w:lvl>
+    <w:lvl w:ilvl="2" w:tentative="1">
+      <w:start w:val="1"/>
+      <w:numFmt w:val="bullet"/>
+      <w:lvlText w:val=""/>
+      <w:lvlJc w:val="left"/>
+      <w:pPr>
+        <w:tabs>
+          <w:tab w:val="num" w:pos="2160"/>
+        </w:tabs>
+        <w:ind w:left="2160" w:hanging="360"/>
+      </w:pPr>
+      <w:rPr>
+        <w:rFonts w:ascii="Wingdings" w:hAnsi="Wingdings" w:hint="default"/>
+        <w:sz w:val="20"/>
+      </w:rPr>
+    </w:lvl>
+    <w:lvl w:ilvl="3" w:tentative="1">
+      <w:start w:val="1"/>
+      <w:numFmt w:val="bullet"/>
+      <w:lvlText w:val=""/>
+      <w:lvlJc w:val="left"/>
+      <w:pPr>
+        <w:tabs>
+          <w:tab w:val="num" w:pos="2880"/>
+        </w:tabs>
+        <w:ind w:left="2880" w:hanging="360"/>
+      </w:pPr>
+      <w:rPr>
+        <w:rFonts w:ascii="Wingdings" w:hAnsi="Wingdings" w:hint="default"/>
+        <w:sz w:val="20"/>
+      </w:rPr>
+    </w:lvl>
+    <w:lvl w:ilvl="4" w:tentative="1">
+      <w:start w:val="1"/>
+      <w:numFmt w:val="bullet"/>
+      <w:lvlText w:val=""/>
+      <w:lvlJc w:val="left"/>
+      <w:pPr>
+        <w:tabs>
+          <w:tab w:val="num" w:pos="3600"/>
+        </w:tabs>
+        <w:ind w:left="3600" w:hanging="360"/>
+      </w:pPr>
+      <w:rPr>
+        <w:rFonts w:ascii="Wingdings" w:hAnsi="Wingdings" w:hint="default"/>
+        <w:sz w:val="20"/>
+      </w:rPr>
+    </w:lvl>
+    <w:lvl w:ilvl="5" w:tentative="1">
+      <w:start w:val="1"/>
+      <w:numFmt w:val="bullet"/>
+      <w:lvlText w:val=""/>
+      <w:lvlJc w:val="left"/>
+      <w:pPr>
+        <w:tabs>
+          <w:tab w:val="num" w:pos="4320"/>
+        </w:tabs>
+        <w:ind w:left="4320" w:hanging="360"/>
+      </w:pPr>
+      <w:rPr>
+        <w:rFonts w:ascii="Wingdings" w:hAnsi="Wingdings" w:hint="default"/>
+        <w:sz w:val="20"/>
+      </w:rPr>
+    </w:lvl>
+    <w:lvl w:ilvl="6" w:tentative="1">
+      <w:start w:val="1"/>
+      <w:numFmt w:val="bullet"/>
+      <w:lvlText w:val=""/>
+      <w:lvlJc w:val="left"/>
+      <w:pPr>
+        <w:tabs>
+          <w:tab w:val="num" w:pos="5040"/>
+        </w:tabs>
+        <w:ind w:left="5040" w:hanging="360"/>
+      </w:pPr>
+      <w:rPr>
+        <w:rFonts w:ascii="Wingdings" w:hAnsi="Wingdings" w:hint="default"/>
+        <w:sz w:val="20"/>
+      </w:rPr>
+    </w:lvl>
+    <w:lvl w:ilvl="7" w:tentative="1">
+      <w:start w:val="1"/>
+      <w:numFmt w:val="bullet"/>
+      <w:lvlText w:val=""/>
+      <w:lvlJc w:val="left"/>
+      <w:pPr>
+        <w:tabs>
+          <w:tab w:val="num" w:pos="5760"/>
+        </w:tabs>
+        <w:ind w:left="5760" w:hanging="360"/>
+      </w:pPr>
+      <w:rPr>
+        <w:rFonts w:ascii="Wingdings" w:hAnsi="Wingdings" w:hint="default"/>
+        <w:sz w:val="20"/>
+      </w:rPr>
+    </w:lvl>
+    <w:lvl w:ilvl="8" w:tentative="1">
+      <w:start w:val="1"/>
+      <w:numFmt w:val="bullet"/>
+      <w:lvlText w:val=""/>
+      <w:lvlJc w:val="left"/>
+      <w:pPr>
+        <w:tabs>
+          <w:tab w:val="num" w:pos="6480"/>
+        </w:tabs>
+        <w:ind w:left="6480" w:hanging="360"/>
+      </w:pPr>
+      <w:rPr>
+        <w:rFonts w:ascii="Wingdings" w:hAnsi="Wingdings" w:hint="default"/>
+        <w:sz w:val="20"/>
+      </w:rPr>
+    </w:lvl>
+  </w:abstractNum>
+  <w:abstractNum w:abstractNumId="70" w15:restartNumberingAfterBreak="0">
     <w:nsid w:val="7DBD0CD7"/>
     <w:multiLevelType w:val="multilevel"/>
     <w:tmpl w:val="A0EC3056"/>
@@ -21790,186 +27076,219 @@
     </w:lvl>
   </w:abstractNum>
   <w:num w:numId="1" w16cid:durableId="539703690">
-    <w:abstractNumId w:val="58"/>
+    <w:abstractNumId w:val="68"/>
   </w:num>
   <w:num w:numId="2" w16cid:durableId="529539000">
-    <w:abstractNumId w:val="51"/>
+    <w:abstractNumId w:val="61"/>
   </w:num>
   <w:num w:numId="3" w16cid:durableId="1507868098">
-    <w:abstractNumId w:val="50"/>
+    <w:abstractNumId w:val="60"/>
   </w:num>
   <w:num w:numId="4" w16cid:durableId="1090276143">
-    <w:abstractNumId w:val="26"/>
+    <w:abstractNumId w:val="33"/>
   </w:num>
   <w:num w:numId="5" w16cid:durableId="1100642952">
     <w:abstractNumId w:val="0"/>
   </w:num>
   <w:num w:numId="6" w16cid:durableId="609314199">
-    <w:abstractNumId w:val="16"/>
+    <w:abstractNumId w:val="22"/>
   </w:num>
   <w:num w:numId="7" w16cid:durableId="1326663548">
-    <w:abstractNumId w:val="42"/>
+    <w:abstractNumId w:val="52"/>
   </w:num>
   <w:num w:numId="8" w16cid:durableId="799693069">
-    <w:abstractNumId w:val="40"/>
+    <w:abstractNumId w:val="50"/>
   </w:num>
   <w:num w:numId="9" w16cid:durableId="107093652">
-    <w:abstractNumId w:val="44"/>
+    <w:abstractNumId w:val="54"/>
   </w:num>
   <w:num w:numId="10" w16cid:durableId="1675720591">
     <w:abstractNumId w:val="1"/>
   </w:num>
   <w:num w:numId="11" w16cid:durableId="2140419691">
+    <w:abstractNumId w:val="53"/>
+  </w:num>
+  <w:num w:numId="12" w16cid:durableId="1892954593">
+    <w:abstractNumId w:val="27"/>
+  </w:num>
+  <w:num w:numId="13" w16cid:durableId="1234658075">
+    <w:abstractNumId w:val="41"/>
+  </w:num>
+  <w:num w:numId="14" w16cid:durableId="1593784728">
+    <w:abstractNumId w:val="40"/>
+  </w:num>
+  <w:num w:numId="15" w16cid:durableId="443309351">
+    <w:abstractNumId w:val="64"/>
+  </w:num>
+  <w:num w:numId="16" w16cid:durableId="1965304958">
+    <w:abstractNumId w:val="59"/>
+  </w:num>
+  <w:num w:numId="17" w16cid:durableId="688605314">
+    <w:abstractNumId w:val="51"/>
+  </w:num>
+  <w:num w:numId="18" w16cid:durableId="1022316225">
+    <w:abstractNumId w:val="57"/>
+  </w:num>
+  <w:num w:numId="19" w16cid:durableId="141240616">
+    <w:abstractNumId w:val="4"/>
+  </w:num>
+  <w:num w:numId="20" w16cid:durableId="765424595">
+    <w:abstractNumId w:val="56"/>
+  </w:num>
+  <w:num w:numId="21" w16cid:durableId="2049254314">
+    <w:abstractNumId w:val="26"/>
+  </w:num>
+  <w:num w:numId="22" w16cid:durableId="1397165907">
+    <w:abstractNumId w:val="16"/>
+  </w:num>
+  <w:num w:numId="23" w16cid:durableId="1298873727">
+    <w:abstractNumId w:val="23"/>
+  </w:num>
+  <w:num w:numId="24" w16cid:durableId="970286715">
+    <w:abstractNumId w:val="28"/>
+  </w:num>
+  <w:num w:numId="25" w16cid:durableId="1234780031">
+    <w:abstractNumId w:val="55"/>
+  </w:num>
+  <w:num w:numId="26" w16cid:durableId="933439244">
+    <w:abstractNumId w:val="13"/>
+  </w:num>
+  <w:num w:numId="27" w16cid:durableId="713162761">
+    <w:abstractNumId w:val="37"/>
+  </w:num>
+  <w:num w:numId="28" w16cid:durableId="389034150">
+    <w:abstractNumId w:val="49"/>
+  </w:num>
+  <w:num w:numId="29" w16cid:durableId="2101292932">
+    <w:abstractNumId w:val="8"/>
+  </w:num>
+  <w:num w:numId="30" w16cid:durableId="1451246123">
+    <w:abstractNumId w:val="34"/>
+  </w:num>
+  <w:num w:numId="31" w16cid:durableId="1957172257">
+    <w:abstractNumId w:val="47"/>
+  </w:num>
+  <w:num w:numId="32" w16cid:durableId="2074425949">
+    <w:abstractNumId w:val="67"/>
+  </w:num>
+  <w:num w:numId="33" w16cid:durableId="1278953254">
     <w:abstractNumId w:val="43"/>
   </w:num>
-  <w:num w:numId="12" w16cid:durableId="1892954593">
-    <w:abstractNumId w:val="21"/>
+  <w:num w:numId="34" w16cid:durableId="762071258">
+    <w:abstractNumId w:val="66"/>
   </w:num>
-  <w:num w:numId="13" w16cid:durableId="1234658075">
-    <w:abstractNumId w:val="31"/>
+  <w:num w:numId="35" w16cid:durableId="636911571">
+    <w:abstractNumId w:val="19"/>
   </w:num>
-  <w:num w:numId="14" w16cid:durableId="1593784728">
-    <w:abstractNumId w:val="30"/>
+  <w:num w:numId="36" w16cid:durableId="201671262">
+    <w:abstractNumId w:val="5"/>
   </w:num>
-  <w:num w:numId="15" w16cid:durableId="443309351">
-    <w:abstractNumId w:val="54"/>
+  <w:num w:numId="37" w16cid:durableId="1602764755">
+    <w:abstractNumId w:val="65"/>
   </w:num>
-  <w:num w:numId="16" w16cid:durableId="1965304958">
-    <w:abstractNumId w:val="49"/>
+  <w:num w:numId="38" w16cid:durableId="605776452">
+    <w:abstractNumId w:val="24"/>
   </w:num>
-  <w:num w:numId="17" w16cid:durableId="688605314">
-    <w:abstractNumId w:val="41"/>
+  <w:num w:numId="39" w16cid:durableId="1719237159">
+    <w:abstractNumId w:val="42"/>
   </w:num>
-  <w:num w:numId="18" w16cid:durableId="1022316225">
-    <w:abstractNumId w:val="47"/>
+  <w:num w:numId="40" w16cid:durableId="171066299">
+    <w:abstractNumId w:val="62"/>
   </w:num>
-  <w:num w:numId="19" w16cid:durableId="141240616">
-    <w:abstractNumId w:val="3"/>
+  <w:num w:numId="41" w16cid:durableId="495804966">
+    <w:abstractNumId w:val="58"/>
   </w:num>
-  <w:num w:numId="20" w16cid:durableId="765424595">
-    <w:abstractNumId w:val="46"/>
+  <w:num w:numId="42" w16cid:durableId="570310927">
+    <w:abstractNumId w:val="15"/>
   </w:num>
-  <w:num w:numId="21" w16cid:durableId="2049254314">
-    <w:abstractNumId w:val="20"/>
-  </w:num>
-  <w:num w:numId="22" w16cid:durableId="1397165907">
-    <w:abstractNumId w:val="13"/>
-  </w:num>
-  <w:num w:numId="23" w16cid:durableId="1298873727">
-    <w:abstractNumId w:val="17"/>
-  </w:num>
-  <w:num w:numId="24" w16cid:durableId="970286715">
-    <w:abstractNumId w:val="22"/>
-  </w:num>
-  <w:num w:numId="25" w16cid:durableId="1234780031">
+  <w:num w:numId="43" w16cid:durableId="199709320">
     <w:abstractNumId w:val="45"/>
   </w:num>
-  <w:num w:numId="26" w16cid:durableId="933439244">
-    <w:abstractNumId w:val="10"/>
-  </w:num>
-  <w:num w:numId="27" w16cid:durableId="713162761">
-    <w:abstractNumId w:val="28"/>
-  </w:num>
-  <w:num w:numId="28" w16cid:durableId="389034150">
-    <w:abstractNumId w:val="39"/>
-  </w:num>
-  <w:num w:numId="29" w16cid:durableId="2101292932">
-    <w:abstractNumId w:val="6"/>
-  </w:num>
-  <w:num w:numId="30" w16cid:durableId="1451246123">
-    <w:abstractNumId w:val="27"/>
-  </w:num>
-  <w:num w:numId="31" w16cid:durableId="1957172257">
-    <w:abstractNumId w:val="37"/>
-  </w:num>
-  <w:num w:numId="32" w16cid:durableId="2074425949">
-    <w:abstractNumId w:val="57"/>
-  </w:num>
-  <w:num w:numId="33" w16cid:durableId="1278953254">
-    <w:abstractNumId w:val="33"/>
-  </w:num>
-  <w:num w:numId="34" w16cid:durableId="762071258">
-    <w:abstractNumId w:val="56"/>
-  </w:num>
-  <w:num w:numId="35" w16cid:durableId="636911571">
-    <w:abstractNumId w:val="15"/>
-  </w:num>
-  <w:num w:numId="36" w16cid:durableId="201671262">
-    <w:abstractNumId w:val="4"/>
-  </w:num>
-  <w:num w:numId="37" w16cid:durableId="1602764755">
-    <w:abstractNumId w:val="55"/>
-  </w:num>
-  <w:num w:numId="38" w16cid:durableId="605776452">
-    <w:abstractNumId w:val="18"/>
-  </w:num>
-  <w:num w:numId="39" w16cid:durableId="1719237159">
-    <w:abstractNumId w:val="32"/>
-  </w:num>
-  <w:num w:numId="40" w16cid:durableId="171066299">
-    <w:abstractNumId w:val="52"/>
-  </w:num>
-  <w:num w:numId="41" w16cid:durableId="495804966">
-    <w:abstractNumId w:val="48"/>
-  </w:num>
-  <w:num w:numId="42" w16cid:durableId="570310927">
-    <w:abstractNumId w:val="12"/>
-  </w:num>
-  <w:num w:numId="43" w16cid:durableId="199709320">
-    <w:abstractNumId w:val="35"/>
-  </w:num>
   <w:num w:numId="44" w16cid:durableId="1934436484">
-    <w:abstractNumId w:val="11"/>
+    <w:abstractNumId w:val="14"/>
   </w:num>
   <w:num w:numId="45" w16cid:durableId="188303176">
-    <w:abstractNumId w:val="29"/>
+    <w:abstractNumId w:val="38"/>
   </w:num>
   <w:num w:numId="46" w16cid:durableId="1484617688">
-    <w:abstractNumId w:val="38"/>
+    <w:abstractNumId w:val="48"/>
   </w:num>
   <w:num w:numId="47" w16cid:durableId="294217124">
     <w:abstractNumId w:val="2"/>
   </w:num>
   <w:num w:numId="48" w16cid:durableId="1627081710">
-    <w:abstractNumId w:val="8"/>
+    <w:abstractNumId w:val="10"/>
   </w:num>
   <w:num w:numId="49" w16cid:durableId="1017853866">
-    <w:abstractNumId w:val="23"/>
+    <w:abstractNumId w:val="29"/>
   </w:num>
   <w:num w:numId="50" w16cid:durableId="156069245">
+    <w:abstractNumId w:val="31"/>
+  </w:num>
+  <w:num w:numId="51" w16cid:durableId="573659940">
+    <w:abstractNumId w:val="30"/>
+  </w:num>
+  <w:num w:numId="52" w16cid:durableId="1856647388">
+    <w:abstractNumId w:val="17"/>
+  </w:num>
+  <w:num w:numId="53" w16cid:durableId="255136490">
+    <w:abstractNumId w:val="63"/>
+  </w:num>
+  <w:num w:numId="54" w16cid:durableId="1615557971">
+    <w:abstractNumId w:val="44"/>
+  </w:num>
+  <w:num w:numId="55" w16cid:durableId="709766610">
+    <w:abstractNumId w:val="46"/>
+  </w:num>
+  <w:num w:numId="56" w16cid:durableId="1428962776">
+    <w:abstractNumId w:val="70"/>
+  </w:num>
+  <w:num w:numId="57" w16cid:durableId="958336198">
+    <w:abstractNumId w:val="9"/>
+  </w:num>
+  <w:num w:numId="58" w16cid:durableId="1874073811">
     <w:abstractNumId w:val="25"/>
   </w:num>
-  <w:num w:numId="51" w16cid:durableId="573659940">
-    <w:abstractNumId w:val="24"/>
+  <w:num w:numId="59" w16cid:durableId="523059013">
+    <w:abstractNumId w:val="11"/>
   </w:num>
-  <w:num w:numId="52" w16cid:durableId="1856647388">
-    <w:abstractNumId w:val="14"/>
+  <w:num w:numId="60" w16cid:durableId="1022441953">
+    <w:abstractNumId w:val="6"/>
   </w:num>
-  <w:num w:numId="53" w16cid:durableId="255136490">
-    <w:abstractNumId w:val="53"/>
+  <w:num w:numId="61" w16cid:durableId="589394620">
+    <w:abstractNumId w:val="3"/>
   </w:num>
-  <w:num w:numId="54" w16cid:durableId="1615557971">
-    <w:abstractNumId w:val="34"/>
+  <w:num w:numId="62" w16cid:durableId="1493061547">
+    <w:abstractNumId w:val="20"/>
   </w:num>
-  <w:num w:numId="55" w16cid:durableId="709766610">
+  <w:num w:numId="63" w16cid:durableId="660741515">
+    <w:abstractNumId w:val="32"/>
+  </w:num>
+  <w:num w:numId="64" w16cid:durableId="1178347824">
+    <w:abstractNumId w:val="12"/>
+  </w:num>
+  <w:num w:numId="65" w16cid:durableId="1274434239">
+    <w:abstractNumId w:val="21"/>
+  </w:num>
+  <w:num w:numId="66" w16cid:durableId="597644950">
+    <w:abstractNumId w:val="39"/>
+  </w:num>
+  <w:num w:numId="67" w16cid:durableId="2075859187">
+    <w:abstractNumId w:val="18"/>
+  </w:num>
+  <w:num w:numId="68" w16cid:durableId="1215697748">
+    <w:abstractNumId w:val="7"/>
+  </w:num>
+  <w:num w:numId="69" w16cid:durableId="748766918">
+    <w:abstractNumId w:val="69"/>
+  </w:num>
+  <w:num w:numId="70" w16cid:durableId="1712269791">
     <w:abstractNumId w:val="36"/>
   </w:num>
-  <w:num w:numId="56" w16cid:durableId="1428962776">
-    <w:abstractNumId w:val="59"/>
+  <w:num w:numId="71" w16cid:durableId="295186376">
+    <w:abstractNumId w:val="35"/>
   </w:num>
-  <w:num w:numId="57" w16cid:durableId="958336198">
-    <w:abstractNumId w:val="7"/>
-  </w:num>
-  <w:num w:numId="58" w16cid:durableId="1874073811">
-    <w:abstractNumId w:val="19"/>
-  </w:num>
-  <w:num w:numId="59" w16cid:durableId="523059013">
-    <w:abstractNumId w:val="9"/>
-  </w:num>
-  <w:num w:numId="60" w16cid:durableId="1022441953">
-    <w:abstractNumId w:val="5"/>
-  </w:num>
-  <w:numIdMacAtCleanup w:val="54"/>
+  <w:numIdMacAtCleanup w:val="71"/>
 </w:numbering>
 </file>
 

--- a/LLMs/LLMs.docx
+++ b/LLMs/LLMs.docx
@@ -12854,9 +12854,71 @@
           <w:szCs w:val="28"/>
           <w:u w:val="single"/>
         </w:rPr>
-        <w:t>1️</w:t>
-      </w:r>
-      <w:r>
+        <w:t>1️) El error más común</w:t>
+      </w:r>
+    </w:p>
+    <w:p>
+      <w:r>
+        <w:t>La mayoría hace esto:</w:t>
+      </w:r>
+    </w:p>
+    <w:p>
+      <w:r>
+        <w:rPr>
+          <w:rFonts w:ascii="Segoe UI Emoji" w:hAnsi="Segoe UI Emoji" w:cs="Segoe UI Emoji"/>
+        </w:rPr>
+        <w:t>❌</w:t>
+      </w:r>
+      <w:r>
+        <w:t xml:space="preserve"> “Probé otro </w:t>
+      </w:r>
+      <w:proofErr w:type="spellStart"/>
+      <w:r>
+        <w:t>prompt</w:t>
+      </w:r>
+      <w:proofErr w:type="spellEnd"/>
+      <w:r>
+        <w:t xml:space="preserve"> y ahora respondió mejor”</w:t>
+      </w:r>
+    </w:p>
+    <w:p>
+      <w:r>
+        <w:t xml:space="preserve">Eso </w:t>
+      </w:r>
+      <w:r>
+        <w:rPr>
+          <w:b/>
+          <w:bCs/>
+        </w:rPr>
+        <w:t>no es método</w:t>
+      </w:r>
+      <w:r>
+        <w:t>.</w:t>
+      </w:r>
+      <w:r>
+        <w:br/>
+        <w:t xml:space="preserve">Hoy armamos </w:t>
+      </w:r>
+      <w:r>
+        <w:rPr>
+          <w:b/>
+          <w:bCs/>
+        </w:rPr>
+        <w:t>reglas reproducibles</w:t>
+      </w:r>
+      <w:r>
+        <w:t>.</w:t>
+      </w:r>
+    </w:p>
+    <w:p>
+      <w:r>
+        <w:pict w14:anchorId="6EB6BAFD">
+          <v:rect id="_x0000_i1047" style="width:0;height:1.5pt" o:hralign="center" o:hrstd="t" o:hr="t" fillcolor="#a0a0a0" stroked="f"/>
+        </w:pict>
+      </w:r>
+    </w:p>
+    <w:p>
+      <w:pPr>
         <w:rPr>
           <w:rFonts w:cstheme="minorHAnsi"/>
           <w:b/>
@@ -12865,8 +12927,7 @@
           <w:szCs w:val="28"/>
           <w:u w:val="single"/>
         </w:rPr>
-        <w:t xml:space="preserve">) </w:t>
-      </w:r>
+      </w:pPr>
       <w:r>
         <w:rPr>
           <w:rFonts w:cstheme="minorHAnsi"/>
@@ -12876,101 +12937,7 @@
           <w:szCs w:val="28"/>
           <w:u w:val="single"/>
         </w:rPr>
-        <w:t>El error más común</w:t>
-      </w:r>
-    </w:p>
-    <w:p>
-      <w:r>
-        <w:t>La mayoría hace esto:</w:t>
-      </w:r>
-    </w:p>
-    <w:p>
-      <w:r>
-        <w:rPr>
-          <w:rFonts w:ascii="Segoe UI Emoji" w:hAnsi="Segoe UI Emoji" w:cs="Segoe UI Emoji"/>
-        </w:rPr>
-        <w:t>❌</w:t>
-      </w:r>
-      <w:r>
-        <w:t xml:space="preserve"> “Probé otro </w:t>
-      </w:r>
-      <w:proofErr w:type="spellStart"/>
-      <w:r>
-        <w:t>prompt</w:t>
-      </w:r>
-      <w:proofErr w:type="spellEnd"/>
-      <w:r>
-        <w:t xml:space="preserve"> y ahora respondió mejor”</w:t>
-      </w:r>
-    </w:p>
-    <w:p>
-      <w:r>
-        <w:t xml:space="preserve">Eso </w:t>
-      </w:r>
-      <w:r>
-        <w:rPr>
-          <w:b/>
-          <w:bCs/>
-        </w:rPr>
-        <w:t>no es método</w:t>
-      </w:r>
-      <w:r>
-        <w:t>.</w:t>
-      </w:r>
-      <w:r>
-        <w:br/>
-        <w:t xml:space="preserve">Hoy armamos </w:t>
-      </w:r>
-      <w:r>
-        <w:rPr>
-          <w:b/>
-          <w:bCs/>
-        </w:rPr>
-        <w:t>reglas reproducibles</w:t>
-      </w:r>
-      <w:r>
-        <w:t>.</w:t>
-      </w:r>
-    </w:p>
-    <w:p>
-      <w:r>
-        <w:pict w14:anchorId="6EB6BAFD">
-          <v:rect id="_x0000_i1122" style="width:0;height:1.5pt" o:hralign="center" o:hrstd="t" o:hr="t" fillcolor="#a0a0a0" stroked="f"/>
-        </w:pict>
-      </w:r>
-    </w:p>
-    <w:p>
-      <w:pPr>
-        <w:rPr>
-          <w:rFonts w:cstheme="minorHAnsi"/>
-          <w:b/>
-          <w:bCs/>
-          <w:sz w:val="28"/>
-          <w:szCs w:val="28"/>
-          <w:u w:val="single"/>
-        </w:rPr>
-      </w:pPr>
-      <w:r>
-        <w:rPr>
-          <w:rFonts w:cstheme="minorHAnsi"/>
-          <w:b/>
-          <w:bCs/>
-          <w:sz w:val="28"/>
-          <w:szCs w:val="28"/>
-          <w:u w:val="single"/>
-        </w:rPr>
-        <w:t>2️</w:t>
-      </w:r>
-      <w:r>
-        <w:rPr>
-          <w:rFonts w:cstheme="minorHAnsi"/>
-          <w:b/>
-          <w:bCs/>
-          <w:sz w:val="28"/>
-          <w:szCs w:val="28"/>
-          <w:u w:val="single"/>
-        </w:rPr>
-        <w:t xml:space="preserve">) </w:t>
+        <w:t xml:space="preserve">2️) </w:t>
       </w:r>
       <w:proofErr w:type="spellStart"/>
       <w:r>
@@ -13117,7 +13084,7 @@
     <w:p>
       <w:r>
         <w:pict w14:anchorId="73307717">
-          <v:rect id="_x0000_i1123" style="width:0;height:1.5pt" o:hralign="center" o:hrstd="t" o:hr="t" fillcolor="#a0a0a0" stroked="f"/>
+          <v:rect id="_x0000_i1048" style="width:0;height:1.5pt" o:hralign="center" o:hrstd="t" o:hr="t" fillcolor="#a0a0a0" stroked="f"/>
         </w:pict>
       </w:r>
     </w:p>
@@ -13141,8 +13108,9 @@
           <w:szCs w:val="28"/>
           <w:u w:val="single"/>
         </w:rPr>
-        <w:t>3️</w:t>
-      </w:r>
+        <w:t xml:space="preserve">3️) Mismo </w:t>
+      </w:r>
+      <w:proofErr w:type="spellStart"/>
       <w:r>
         <w:rPr>
           <w:rFonts w:cstheme="minorHAnsi"/>
@@ -13152,8 +13120,9 @@
           <w:szCs w:val="28"/>
           <w:u w:val="single"/>
         </w:rPr>
-        <w:t xml:space="preserve">) </w:t>
-      </w:r>
+        <w:t>prompt</w:t>
+      </w:r>
+      <w:proofErr w:type="spellEnd"/>
       <w:r>
         <w:rPr>
           <w:rFonts w:cstheme="minorHAnsi"/>
@@ -13163,74 +13132,50 @@
           <w:szCs w:val="28"/>
           <w:u w:val="single"/>
         </w:rPr>
-        <w:t xml:space="preserve">Mismo </w:t>
+        <w:t>, corregido paso a paso</w:t>
+      </w:r>
+    </w:p>
+    <w:p>
+      <w:pPr>
+        <w:rPr>
+          <w:b/>
+          <w:bCs/>
+        </w:rPr>
+      </w:pPr>
+      <w:r>
+        <w:rPr>
+          <w:b/>
+          <w:bCs/>
+        </w:rPr>
+        <w:t>Versión 1 — agregar rol</w:t>
+      </w:r>
+    </w:p>
+    <w:p>
+      <w:r>
+        <w:t>“</w:t>
       </w:r>
       <w:proofErr w:type="spellStart"/>
       <w:r>
-        <w:rPr>
-          <w:rFonts w:cstheme="minorHAnsi"/>
-          <w:b/>
-          <w:bCs/>
-          <w:sz w:val="28"/>
-          <w:szCs w:val="28"/>
-          <w:u w:val="single"/>
-        </w:rPr>
-        <w:t>prompt</w:t>
+        <w:t>Sos</w:t>
       </w:r>
       <w:proofErr w:type="spellEnd"/>
       <w:r>
-        <w:rPr>
-          <w:rFonts w:cstheme="minorHAnsi"/>
-          <w:b/>
-          <w:bCs/>
-          <w:sz w:val="28"/>
-          <w:szCs w:val="28"/>
-          <w:u w:val="single"/>
-        </w:rPr>
-        <w:t>, corregido paso a paso</w:t>
-      </w:r>
-    </w:p>
-    <w:p>
-      <w:pPr>
-        <w:rPr>
-          <w:b/>
-          <w:bCs/>
-        </w:rPr>
-      </w:pPr>
-      <w:r>
-        <w:rPr>
-          <w:b/>
-          <w:bCs/>
-        </w:rPr>
-        <w:t>Versión 1 — agregar rol</w:t>
-      </w:r>
-    </w:p>
-    <w:p>
-      <w:r>
-        <w:t>“</w:t>
+        <w:t xml:space="preserve"> un profesor de ML. </w:t>
       </w:r>
       <w:proofErr w:type="spellStart"/>
       <w:r>
-        <w:t>Sos</w:t>
+        <w:t>Explicá</w:t>
       </w:r>
       <w:proofErr w:type="spellEnd"/>
       <w:r>
-        <w:t xml:space="preserve"> un profesor de ML. </w:t>
+        <w:t xml:space="preserve"> </w:t>
       </w:r>
       <w:proofErr w:type="spellStart"/>
       <w:r>
-        <w:t>Explicá</w:t>
+        <w:t>overfitting</w:t>
       </w:r>
       <w:proofErr w:type="spellEnd"/>
       <w:r>
-        <w:t xml:space="preserve"> </w:t>
-      </w:r>
-      <w:proofErr w:type="spellStart"/>
-      <w:r>
-        <w:t>overfitting</w:t>
-      </w:r>
-      <w:proofErr w:type="spellEnd"/>
-      <w:r>
         <w:t>.”</w:t>
       </w:r>
     </w:p>
@@ -13242,7 +13187,7 @@
     <w:p>
       <w:r>
         <w:pict w14:anchorId="25559EE0">
-          <v:rect id="_x0000_i1124" style="width:0;height:1.5pt" o:hralign="center" o:hrstd="t" o:hr="t" fillcolor="#a0a0a0" stroked="f"/>
+          <v:rect id="_x0000_i1049" style="width:0;height:1.5pt" o:hralign="center" o:hrstd="t" o:hr="t" fillcolor="#a0a0a0" stroked="f"/>
         </w:pict>
       </w:r>
     </w:p>
@@ -13321,7 +13266,7 @@
     <w:p>
       <w:r>
         <w:pict w14:anchorId="60BCB20B">
-          <v:rect id="_x0000_i1125" style="width:0;height:1.5pt" o:hralign="center" o:hrstd="t" o:hr="t" fillcolor="#a0a0a0" stroked="f"/>
+          <v:rect id="_x0000_i1050" style="width:0;height:1.5pt" o:hralign="center" o:hrstd="t" o:hr="t" fillcolor="#a0a0a0" stroked="f"/>
         </w:pict>
       </w:r>
     </w:p>
@@ -13401,7 +13346,7 @@
     <w:p>
       <w:r>
         <w:pict w14:anchorId="42073274">
-          <v:rect id="_x0000_i1126" style="width:0;height:1.5pt" o:hralign="center" o:hrstd="t" o:hr="t" fillcolor="#a0a0a0" stroked="f"/>
+          <v:rect id="_x0000_i1051" style="width:0;height:1.5pt" o:hralign="center" o:hrstd="t" o:hr="t" fillcolor="#a0a0a0" stroked="f"/>
         </w:pict>
       </w:r>
     </w:p>
@@ -13425,29 +13370,7 @@
           <w:szCs w:val="28"/>
           <w:u w:val="single"/>
         </w:rPr>
-        <w:t>4️</w:t>
-      </w:r>
-      <w:r>
-        <w:rPr>
-          <w:rFonts w:cstheme="minorHAnsi"/>
-          <w:b/>
-          <w:bCs/>
-          <w:sz w:val="28"/>
-          <w:szCs w:val="28"/>
-          <w:u w:val="single"/>
-        </w:rPr>
-        <w:t xml:space="preserve">) </w:t>
-      </w:r>
-      <w:r>
-        <w:rPr>
-          <w:rFonts w:cstheme="minorHAnsi"/>
-          <w:b/>
-          <w:bCs/>
-          <w:sz w:val="28"/>
-          <w:szCs w:val="28"/>
-          <w:u w:val="single"/>
-        </w:rPr>
-        <w:t>Patrón general</w:t>
+        <w:t>4️) Patrón general</w:t>
       </w:r>
     </w:p>
     <w:p>
@@ -13585,487 +13508,487 @@
           <w:szCs w:val="28"/>
           <w:u w:val="single"/>
         </w:rPr>
-        <w:t xml:space="preserve">5) </w:t>
-      </w:r>
-      <w:r>
-        <w:rPr>
+        <w:t>5) Cierre conceptual fuerte</w:t>
+      </w:r>
+    </w:p>
+    <w:p>
+      <w:pPr>
+        <w:rPr>
+          <w:i/>
+          <w:iCs/>
+        </w:rPr>
+      </w:pPr>
+      <w:r>
+        <w:rPr>
+          <w:i/>
+          <w:iCs/>
+        </w:rPr>
+        <w:t>Un LLM no responde mal: responde a un problema mal definido.</w:t>
+      </w:r>
+    </w:p>
+    <w:p/>
+    <w:p>
+      <w:pPr>
+        <w:rPr>
+          <w:b/>
+          <w:bCs/>
+          <w:sz w:val="36"/>
+          <w:szCs w:val="36"/>
+          <w:u w:val="single"/>
+        </w:rPr>
+      </w:pPr>
+      <w:r>
+        <w:rPr>
+          <w:b/>
+          <w:bCs/>
+          <w:sz w:val="36"/>
+          <w:szCs w:val="36"/>
+          <w:u w:val="single"/>
+        </w:rPr>
+        <w:t xml:space="preserve">Actividad </w:t>
+      </w:r>
+    </w:p>
+    <w:p>
+      <w:pPr>
+        <w:rPr>
+          <w:sz w:val="24"/>
+          <w:szCs w:val="24"/>
+        </w:rPr>
+      </w:pPr>
+      <w:proofErr w:type="spellStart"/>
+      <w:r>
+        <w:rPr>
+          <w:sz w:val="24"/>
+          <w:szCs w:val="24"/>
+        </w:rPr>
+        <w:t>Tomá</w:t>
+      </w:r>
+      <w:proofErr w:type="spellEnd"/>
+      <w:r>
+        <w:rPr>
+          <w:sz w:val="24"/>
+          <w:szCs w:val="24"/>
+        </w:rPr>
+        <w:t xml:space="preserve"> esta pregunta:</w:t>
+      </w:r>
+    </w:p>
+    <w:p>
+      <w:pPr>
+        <w:rPr>
+          <w:i/>
+          <w:iCs/>
+          <w:sz w:val="24"/>
+          <w:szCs w:val="24"/>
+        </w:rPr>
+      </w:pPr>
+      <w:r>
+        <w:rPr>
+          <w:i/>
+          <w:iCs/>
+          <w:sz w:val="24"/>
+          <w:szCs w:val="24"/>
+        </w:rPr>
+        <w:t>“¿Por qué RAG mejora las respuestas?”</w:t>
+      </w:r>
+    </w:p>
+    <w:p>
+      <w:pPr>
+        <w:rPr>
+          <w:sz w:val="24"/>
+          <w:szCs w:val="24"/>
+        </w:rPr>
+      </w:pPr>
+      <w:r>
+        <w:rPr>
+          <w:sz w:val="24"/>
+          <w:szCs w:val="24"/>
+        </w:rPr>
+        <w:t xml:space="preserve">Transformarla en un </w:t>
+      </w:r>
+      <w:proofErr w:type="spellStart"/>
+      <w:r>
+        <w:rPr>
+          <w:sz w:val="24"/>
+          <w:szCs w:val="24"/>
+        </w:rPr>
+        <w:t>prompt</w:t>
+      </w:r>
+      <w:proofErr w:type="spellEnd"/>
+      <w:r>
+        <w:rPr>
+          <w:sz w:val="24"/>
+          <w:szCs w:val="24"/>
+        </w:rPr>
+        <w:t xml:space="preserve"> bueno</w:t>
+      </w:r>
+    </w:p>
+    <w:p>
+      <w:pPr>
+        <w:rPr>
+          <w:sz w:val="24"/>
+          <w:szCs w:val="24"/>
+          <w:u w:val="single"/>
+        </w:rPr>
+      </w:pPr>
+      <w:r>
+        <w:rPr>
+          <w:sz w:val="24"/>
+          <w:szCs w:val="24"/>
+          <w:u w:val="single"/>
+        </w:rPr>
+        <w:t>Mi respuesta:</w:t>
+      </w:r>
+    </w:p>
+    <w:p>
+      <w:pPr>
+        <w:rPr>
+          <w:sz w:val="24"/>
+          <w:szCs w:val="24"/>
+        </w:rPr>
+      </w:pPr>
+      <w:r>
+        <w:rPr>
+          <w:sz w:val="24"/>
+          <w:szCs w:val="24"/>
+        </w:rPr>
+        <w:t xml:space="preserve"> “</w:t>
+      </w:r>
+      <w:proofErr w:type="spellStart"/>
+      <w:r>
+        <w:rPr>
+          <w:sz w:val="24"/>
+          <w:szCs w:val="24"/>
+        </w:rPr>
+        <w:t>Sos</w:t>
+      </w:r>
+      <w:proofErr w:type="spellEnd"/>
+      <w:r>
+        <w:rPr>
+          <w:sz w:val="24"/>
+          <w:szCs w:val="24"/>
+        </w:rPr>
+        <w:t xml:space="preserve"> un profesor de ML. Explica </w:t>
+      </w:r>
+      <w:proofErr w:type="spellStart"/>
+      <w:r>
+        <w:rPr>
+          <w:sz w:val="24"/>
+          <w:szCs w:val="24"/>
+        </w:rPr>
+        <w:t>el porque</w:t>
+      </w:r>
+      <w:proofErr w:type="spellEnd"/>
+      <w:r>
+        <w:rPr>
+          <w:sz w:val="24"/>
+          <w:szCs w:val="24"/>
+        </w:rPr>
+        <w:t xml:space="preserve"> un RAG mejora las respuestas de los </w:t>
+      </w:r>
+      <w:proofErr w:type="spellStart"/>
+      <w:r>
+        <w:rPr>
+          <w:sz w:val="24"/>
+          <w:szCs w:val="24"/>
+        </w:rPr>
+        <w:t>LLMs</w:t>
+      </w:r>
+      <w:proofErr w:type="spellEnd"/>
+      <w:r>
+        <w:rPr>
+          <w:sz w:val="24"/>
+          <w:szCs w:val="24"/>
+        </w:rPr>
+        <w:t xml:space="preserve"> para alguien que entiende los conceptos de </w:t>
+      </w:r>
+      <w:proofErr w:type="spellStart"/>
+      <w:r>
+        <w:rPr>
+          <w:sz w:val="24"/>
+          <w:szCs w:val="24"/>
+        </w:rPr>
+        <w:t>embenddigs</w:t>
+      </w:r>
+      <w:proofErr w:type="spellEnd"/>
+      <w:r>
+        <w:rPr>
+          <w:sz w:val="24"/>
+          <w:szCs w:val="24"/>
+        </w:rPr>
+        <w:t xml:space="preserve"> y que le cuesta la entender que el modelo no debe memorizar todo</w:t>
+      </w:r>
+      <w:r>
+        <w:rPr>
+          <w:sz w:val="24"/>
+          <w:szCs w:val="24"/>
+        </w:rPr>
+        <w:t xml:space="preserve">. </w:t>
+      </w:r>
+      <w:proofErr w:type="spellStart"/>
+      <w:r>
+        <w:rPr>
+          <w:sz w:val="24"/>
+          <w:szCs w:val="24"/>
+        </w:rPr>
+        <w:t>Hacelo</w:t>
+      </w:r>
+      <w:proofErr w:type="spellEnd"/>
+      <w:r>
+        <w:rPr>
+          <w:sz w:val="24"/>
+          <w:szCs w:val="24"/>
+        </w:rPr>
+        <w:t xml:space="preserve"> de forma intuitiva, con leguaje técnico mínimo y sin formulas.</w:t>
+      </w:r>
+      <w:r>
+        <w:rPr>
+          <w:sz w:val="24"/>
+          <w:szCs w:val="24"/>
+        </w:rPr>
+        <w:t>”</w:t>
+      </w:r>
+    </w:p>
+    <w:p>
+      <w:pPr>
+        <w:rPr>
+          <w:sz w:val="24"/>
+          <w:szCs w:val="24"/>
+        </w:rPr>
+      </w:pPr>
+    </w:p>
+    <w:p>
+      <w:pPr>
+        <w:rPr>
+          <w:sz w:val="24"/>
+          <w:szCs w:val="24"/>
+        </w:rPr>
+      </w:pPr>
+    </w:p>
+    <w:p>
+      <w:pPr>
+        <w:rPr>
+          <w:sz w:val="24"/>
+          <w:szCs w:val="24"/>
+        </w:rPr>
+      </w:pPr>
+    </w:p>
+    <w:p>
+      <w:pPr>
+        <w:rPr>
+          <w:sz w:val="24"/>
+          <w:szCs w:val="24"/>
+          <w:u w:val="single"/>
+        </w:rPr>
+      </w:pPr>
+      <w:r>
+        <w:rPr>
+          <w:sz w:val="24"/>
+          <w:szCs w:val="24"/>
+          <w:u w:val="single"/>
+        </w:rPr>
+        <w:lastRenderedPageBreak/>
+        <w:t>Corregida:</w:t>
+      </w:r>
+    </w:p>
+    <w:p>
+      <w:pPr>
+        <w:rPr>
+          <w:sz w:val="24"/>
+          <w:szCs w:val="24"/>
+        </w:rPr>
+      </w:pPr>
+      <w:r>
+        <w:rPr>
+          <w:sz w:val="24"/>
+          <w:szCs w:val="24"/>
+        </w:rPr>
+        <w:t>“</w:t>
+      </w:r>
+      <w:proofErr w:type="spellStart"/>
+      <w:r>
+        <w:rPr>
+          <w:sz w:val="24"/>
+          <w:szCs w:val="24"/>
+        </w:rPr>
+        <w:t>Sos</w:t>
+      </w:r>
+      <w:proofErr w:type="spellEnd"/>
+      <w:r>
+        <w:rPr>
+          <w:sz w:val="24"/>
+          <w:szCs w:val="24"/>
+        </w:rPr>
+        <w:t xml:space="preserve"> un profesor de Machine </w:t>
+      </w:r>
+      <w:proofErr w:type="spellStart"/>
+      <w:r>
+        <w:rPr>
+          <w:sz w:val="24"/>
+          <w:szCs w:val="24"/>
+        </w:rPr>
+        <w:t>Learning</w:t>
+      </w:r>
+      <w:proofErr w:type="spellEnd"/>
+      <w:r>
+        <w:rPr>
+          <w:sz w:val="24"/>
+          <w:szCs w:val="24"/>
+        </w:rPr>
+        <w:t>.</w:t>
+      </w:r>
+      <w:r>
+        <w:rPr>
+          <w:sz w:val="24"/>
+          <w:szCs w:val="24"/>
+        </w:rPr>
+        <w:br/>
+      </w:r>
+      <w:proofErr w:type="spellStart"/>
+      <w:r>
+        <w:rPr>
+          <w:sz w:val="24"/>
+          <w:szCs w:val="24"/>
+        </w:rPr>
+        <w:t>Explicá</w:t>
+      </w:r>
+      <w:proofErr w:type="spellEnd"/>
+      <w:r>
+        <w:rPr>
+          <w:sz w:val="24"/>
+          <w:szCs w:val="24"/>
+        </w:rPr>
+        <w:t xml:space="preserve"> por qué un sistema RAG mejora las respuestas de los </w:t>
+      </w:r>
+      <w:proofErr w:type="spellStart"/>
+      <w:r>
+        <w:rPr>
+          <w:sz w:val="24"/>
+          <w:szCs w:val="24"/>
+        </w:rPr>
+        <w:t>LLMs</w:t>
+      </w:r>
+      <w:proofErr w:type="spellEnd"/>
+      <w:r>
+        <w:rPr>
+          <w:sz w:val="24"/>
+          <w:szCs w:val="24"/>
+        </w:rPr>
+        <w:t xml:space="preserve">, dirigido a alguien que entiende </w:t>
+      </w:r>
+      <w:proofErr w:type="spellStart"/>
+      <w:proofErr w:type="gramStart"/>
+      <w:r>
+        <w:rPr>
+          <w:sz w:val="24"/>
+          <w:szCs w:val="24"/>
+        </w:rPr>
+        <w:t>embeddings</w:t>
+      </w:r>
+      <w:proofErr w:type="spellEnd"/>
+      <w:proofErr w:type="gramEnd"/>
+      <w:r>
+        <w:rPr>
+          <w:sz w:val="24"/>
+          <w:szCs w:val="24"/>
+        </w:rPr>
+        <w:t xml:space="preserve"> pero tiende a pensar que el modelo debería memorizar toda la información.</w:t>
+      </w:r>
+      <w:r>
+        <w:rPr>
+          <w:sz w:val="24"/>
+          <w:szCs w:val="24"/>
+        </w:rPr>
+        <w:br/>
+      </w:r>
+      <w:proofErr w:type="spellStart"/>
+      <w:r>
+        <w:rPr>
+          <w:sz w:val="24"/>
+          <w:szCs w:val="24"/>
+        </w:rPr>
+        <w:t>Usá</w:t>
+      </w:r>
+      <w:proofErr w:type="spellEnd"/>
+      <w:r>
+        <w:rPr>
+          <w:sz w:val="24"/>
+          <w:szCs w:val="24"/>
+        </w:rPr>
+        <w:t xml:space="preserve"> una explicación intuitiva basada en un ejemplo o analogía simple.</w:t>
+      </w:r>
+      <w:r>
+        <w:rPr>
+          <w:sz w:val="24"/>
+          <w:szCs w:val="24"/>
+        </w:rPr>
+        <w:br/>
+        <w:t>No uses fórmulas ni jerga técnica innecesaria.</w:t>
+      </w:r>
+      <w:r>
+        <w:rPr>
+          <w:sz w:val="24"/>
+          <w:szCs w:val="24"/>
+        </w:rPr>
+        <w:br/>
+      </w:r>
+      <w:proofErr w:type="spellStart"/>
+      <w:r>
+        <w:rPr>
+          <w:sz w:val="24"/>
+          <w:szCs w:val="24"/>
+        </w:rPr>
+        <w:t>Enfocate</w:t>
+      </w:r>
+      <w:proofErr w:type="spellEnd"/>
+      <w:r>
+        <w:rPr>
+          <w:sz w:val="24"/>
+          <w:szCs w:val="24"/>
+        </w:rPr>
+        <w:t xml:space="preserve"> en la diferencia entre recuperar información y memorizarla.”</w:t>
+      </w:r>
+    </w:p>
+    <w:p>
+      <w:pPr>
+        <w:rPr>
+          <w:sz w:val="24"/>
+          <w:szCs w:val="24"/>
+        </w:rPr>
+      </w:pPr>
+    </w:p>
+    <w:p>
+      <w:pPr>
+        <w:rPr>
+          <w:b/>
+          <w:bCs/>
+          <w:sz w:val="36"/>
+          <w:szCs w:val="36"/>
+          <w:u w:val="single"/>
+        </w:rPr>
+      </w:pPr>
+      <w:r>
+        <w:rPr>
+          <w:b/>
+          <w:bCs/>
+          <w:sz w:val="36"/>
+          <w:szCs w:val="36"/>
+          <w:u w:val="single"/>
+        </w:rPr>
+        <w:t>Evaluar respuestas</w:t>
+      </w:r>
+    </w:p>
+    <w:p>
+      <w:pPr>
+        <w:rPr>
+          <w:rFonts w:cstheme="minorHAnsi"/>
           <w:b/>
           <w:bCs/>
           <w:sz w:val="28"/>
           <w:szCs w:val="28"/>
           <w:u w:val="single"/>
         </w:rPr>
-        <w:t>Cierre conceptual fuerte</w:t>
-      </w:r>
-    </w:p>
-    <w:p>
-      <w:pPr>
-        <w:rPr>
-          <w:i/>
-          <w:iCs/>
-        </w:rPr>
-      </w:pPr>
-      <w:r>
-        <w:rPr>
-          <w:i/>
-          <w:iCs/>
-        </w:rPr>
-        <w:t>Un LLM no responde mal: responde a un problema mal definido.</w:t>
-      </w:r>
-    </w:p>
-    <w:p/>
-    <w:p>
-      <w:pPr>
-        <w:rPr>
-          <w:b/>
-          <w:bCs/>
-          <w:sz w:val="36"/>
-          <w:szCs w:val="36"/>
-          <w:u w:val="single"/>
-        </w:rPr>
-      </w:pPr>
-      <w:r>
-        <w:rPr>
-          <w:b/>
-          <w:bCs/>
-          <w:sz w:val="36"/>
-          <w:szCs w:val="36"/>
-          <w:u w:val="single"/>
-        </w:rPr>
-        <w:t xml:space="preserve">Actividad </w:t>
-      </w:r>
-    </w:p>
-    <w:p>
-      <w:pPr>
-        <w:rPr>
-          <w:sz w:val="24"/>
-          <w:szCs w:val="24"/>
-        </w:rPr>
-      </w:pPr>
-      <w:proofErr w:type="spellStart"/>
-      <w:r>
-        <w:rPr>
-          <w:sz w:val="24"/>
-          <w:szCs w:val="24"/>
-        </w:rPr>
-        <w:t>Tomá</w:t>
-      </w:r>
-      <w:proofErr w:type="spellEnd"/>
-      <w:r>
-        <w:rPr>
-          <w:sz w:val="24"/>
-          <w:szCs w:val="24"/>
-        </w:rPr>
-        <w:t xml:space="preserve"> esta pregunta:</w:t>
-      </w:r>
-    </w:p>
-    <w:p>
-      <w:pPr>
-        <w:rPr>
-          <w:i/>
-          <w:iCs/>
-          <w:sz w:val="24"/>
-          <w:szCs w:val="24"/>
-        </w:rPr>
-      </w:pPr>
-      <w:r>
-        <w:rPr>
-          <w:i/>
-          <w:iCs/>
-          <w:sz w:val="24"/>
-          <w:szCs w:val="24"/>
-        </w:rPr>
-        <w:t>“¿Por qué RAG mejora las respuestas?”</w:t>
-      </w:r>
-    </w:p>
-    <w:p>
-      <w:pPr>
-        <w:rPr>
-          <w:sz w:val="24"/>
-          <w:szCs w:val="24"/>
-        </w:rPr>
-      </w:pPr>
-      <w:r>
-        <w:rPr>
-          <w:sz w:val="24"/>
-          <w:szCs w:val="24"/>
-        </w:rPr>
-        <w:t xml:space="preserve">Transformarla en un </w:t>
-      </w:r>
-      <w:proofErr w:type="spellStart"/>
-      <w:r>
-        <w:rPr>
-          <w:sz w:val="24"/>
-          <w:szCs w:val="24"/>
-        </w:rPr>
-        <w:t>prompt</w:t>
-      </w:r>
-      <w:proofErr w:type="spellEnd"/>
-      <w:r>
-        <w:rPr>
-          <w:sz w:val="24"/>
-          <w:szCs w:val="24"/>
-        </w:rPr>
-        <w:t xml:space="preserve"> bueno</w:t>
-      </w:r>
-    </w:p>
-    <w:p>
-      <w:pPr>
-        <w:rPr>
-          <w:sz w:val="24"/>
-          <w:szCs w:val="24"/>
-          <w:u w:val="single"/>
-        </w:rPr>
-      </w:pPr>
-      <w:r>
-        <w:rPr>
-          <w:sz w:val="24"/>
-          <w:szCs w:val="24"/>
-          <w:u w:val="single"/>
-        </w:rPr>
-        <w:t>Mi respuesta:</w:t>
-      </w:r>
-    </w:p>
-    <w:p>
-      <w:pPr>
-        <w:rPr>
-          <w:sz w:val="24"/>
-          <w:szCs w:val="24"/>
-        </w:rPr>
-      </w:pPr>
-      <w:r>
-        <w:rPr>
-          <w:sz w:val="24"/>
-          <w:szCs w:val="24"/>
-        </w:rPr>
-        <w:t xml:space="preserve"> “</w:t>
-      </w:r>
-      <w:proofErr w:type="spellStart"/>
-      <w:r>
-        <w:rPr>
-          <w:sz w:val="24"/>
-          <w:szCs w:val="24"/>
-        </w:rPr>
-        <w:t>Sos</w:t>
-      </w:r>
-      <w:proofErr w:type="spellEnd"/>
-      <w:r>
-        <w:rPr>
-          <w:sz w:val="24"/>
-          <w:szCs w:val="24"/>
-        </w:rPr>
-        <w:t xml:space="preserve"> un profesor de ML. Explica </w:t>
-      </w:r>
-      <w:proofErr w:type="spellStart"/>
-      <w:r>
-        <w:rPr>
-          <w:sz w:val="24"/>
-          <w:szCs w:val="24"/>
-        </w:rPr>
-        <w:t>el porque</w:t>
-      </w:r>
-      <w:proofErr w:type="spellEnd"/>
-      <w:r>
-        <w:rPr>
-          <w:sz w:val="24"/>
-          <w:szCs w:val="24"/>
-        </w:rPr>
-        <w:t xml:space="preserve"> un RAG mejora las respuestas de los </w:t>
-      </w:r>
-      <w:proofErr w:type="spellStart"/>
-      <w:r>
-        <w:rPr>
-          <w:sz w:val="24"/>
-          <w:szCs w:val="24"/>
-        </w:rPr>
-        <w:t>LLMs</w:t>
-      </w:r>
-      <w:proofErr w:type="spellEnd"/>
-      <w:r>
-        <w:rPr>
-          <w:sz w:val="24"/>
-          <w:szCs w:val="24"/>
-        </w:rPr>
-        <w:t xml:space="preserve"> para alguien que entiende los conceptos de </w:t>
-      </w:r>
-      <w:proofErr w:type="spellStart"/>
-      <w:r>
-        <w:rPr>
-          <w:sz w:val="24"/>
-          <w:szCs w:val="24"/>
-        </w:rPr>
-        <w:t>embenddigs</w:t>
-      </w:r>
-      <w:proofErr w:type="spellEnd"/>
-      <w:r>
-        <w:rPr>
-          <w:sz w:val="24"/>
-          <w:szCs w:val="24"/>
-        </w:rPr>
-        <w:t xml:space="preserve"> y que le cuesta la entender que el modelo no debe memorizar todo</w:t>
-      </w:r>
-      <w:r>
-        <w:rPr>
-          <w:sz w:val="24"/>
-          <w:szCs w:val="24"/>
-        </w:rPr>
-        <w:t xml:space="preserve">. </w:t>
-      </w:r>
-      <w:proofErr w:type="spellStart"/>
-      <w:r>
-        <w:rPr>
-          <w:sz w:val="24"/>
-          <w:szCs w:val="24"/>
-        </w:rPr>
-        <w:t>Hacelo</w:t>
-      </w:r>
-      <w:proofErr w:type="spellEnd"/>
-      <w:r>
-        <w:rPr>
-          <w:sz w:val="24"/>
-          <w:szCs w:val="24"/>
-        </w:rPr>
-        <w:t xml:space="preserve"> de forma intuitiva, con leguaje técnico mínimo y sin formulas.</w:t>
-      </w:r>
-      <w:r>
-        <w:rPr>
-          <w:sz w:val="24"/>
-          <w:szCs w:val="24"/>
-        </w:rPr>
-        <w:t>”</w:t>
-      </w:r>
-    </w:p>
-    <w:p>
-      <w:pPr>
-        <w:rPr>
-          <w:sz w:val="24"/>
-          <w:szCs w:val="24"/>
-        </w:rPr>
-      </w:pPr>
-    </w:p>
-    <w:p>
-      <w:pPr>
-        <w:rPr>
-          <w:sz w:val="24"/>
-          <w:szCs w:val="24"/>
-        </w:rPr>
-      </w:pPr>
-    </w:p>
-    <w:p>
-      <w:pPr>
-        <w:rPr>
-          <w:sz w:val="24"/>
-          <w:szCs w:val="24"/>
-        </w:rPr>
-      </w:pPr>
-    </w:p>
-    <w:p>
-      <w:pPr>
-        <w:rPr>
-          <w:sz w:val="24"/>
-          <w:szCs w:val="24"/>
-          <w:u w:val="single"/>
-        </w:rPr>
-      </w:pPr>
-      <w:r>
-        <w:rPr>
-          <w:sz w:val="24"/>
-          <w:szCs w:val="24"/>
-          <w:u w:val="single"/>
-        </w:rPr>
-        <w:lastRenderedPageBreak/>
-        <w:t>Corregida:</w:t>
-      </w:r>
-    </w:p>
-    <w:p>
-      <w:pPr>
-        <w:rPr>
-          <w:sz w:val="24"/>
-          <w:szCs w:val="24"/>
-        </w:rPr>
-      </w:pPr>
-      <w:r>
-        <w:rPr>
-          <w:sz w:val="24"/>
-          <w:szCs w:val="24"/>
-        </w:rPr>
-        <w:t>“</w:t>
-      </w:r>
-      <w:proofErr w:type="spellStart"/>
-      <w:r>
-        <w:rPr>
-          <w:sz w:val="24"/>
-          <w:szCs w:val="24"/>
-        </w:rPr>
-        <w:t>Sos</w:t>
-      </w:r>
-      <w:proofErr w:type="spellEnd"/>
-      <w:r>
-        <w:rPr>
-          <w:sz w:val="24"/>
-          <w:szCs w:val="24"/>
-        </w:rPr>
-        <w:t xml:space="preserve"> un profesor de Machine </w:t>
-      </w:r>
-      <w:proofErr w:type="spellStart"/>
-      <w:r>
-        <w:rPr>
-          <w:sz w:val="24"/>
-          <w:szCs w:val="24"/>
-        </w:rPr>
-        <w:t>Learning</w:t>
-      </w:r>
-      <w:proofErr w:type="spellEnd"/>
-      <w:r>
-        <w:rPr>
-          <w:sz w:val="24"/>
-          <w:szCs w:val="24"/>
-        </w:rPr>
-        <w:t>.</w:t>
-      </w:r>
-      <w:r>
-        <w:rPr>
-          <w:sz w:val="24"/>
-          <w:szCs w:val="24"/>
-        </w:rPr>
-        <w:br/>
-      </w:r>
-      <w:proofErr w:type="spellStart"/>
-      <w:r>
-        <w:rPr>
-          <w:sz w:val="24"/>
-          <w:szCs w:val="24"/>
-        </w:rPr>
-        <w:t>Explicá</w:t>
-      </w:r>
-      <w:proofErr w:type="spellEnd"/>
-      <w:r>
-        <w:rPr>
-          <w:sz w:val="24"/>
-          <w:szCs w:val="24"/>
-        </w:rPr>
-        <w:t xml:space="preserve"> por qué un sistema RAG mejora las respuestas de los </w:t>
-      </w:r>
-      <w:proofErr w:type="spellStart"/>
-      <w:r>
-        <w:rPr>
-          <w:sz w:val="24"/>
-          <w:szCs w:val="24"/>
-        </w:rPr>
-        <w:t>LLMs</w:t>
-      </w:r>
-      <w:proofErr w:type="spellEnd"/>
-      <w:r>
-        <w:rPr>
-          <w:sz w:val="24"/>
-          <w:szCs w:val="24"/>
-        </w:rPr>
-        <w:t xml:space="preserve">, dirigido a alguien que entiende </w:t>
-      </w:r>
-      <w:proofErr w:type="spellStart"/>
-      <w:proofErr w:type="gramStart"/>
-      <w:r>
-        <w:rPr>
-          <w:sz w:val="24"/>
-          <w:szCs w:val="24"/>
-        </w:rPr>
-        <w:t>embeddings</w:t>
-      </w:r>
-      <w:proofErr w:type="spellEnd"/>
-      <w:proofErr w:type="gramEnd"/>
-      <w:r>
-        <w:rPr>
-          <w:sz w:val="24"/>
-          <w:szCs w:val="24"/>
-        </w:rPr>
-        <w:t xml:space="preserve"> pero tiende a pensar que el modelo debería memorizar toda la información.</w:t>
-      </w:r>
-      <w:r>
-        <w:rPr>
-          <w:sz w:val="24"/>
-          <w:szCs w:val="24"/>
-        </w:rPr>
-        <w:br/>
-      </w:r>
-      <w:proofErr w:type="spellStart"/>
-      <w:r>
-        <w:rPr>
-          <w:sz w:val="24"/>
-          <w:szCs w:val="24"/>
-        </w:rPr>
-        <w:t>Usá</w:t>
-      </w:r>
-      <w:proofErr w:type="spellEnd"/>
-      <w:r>
-        <w:rPr>
-          <w:sz w:val="24"/>
-          <w:szCs w:val="24"/>
-        </w:rPr>
-        <w:t xml:space="preserve"> una explicación intuitiva basada en un ejemplo o analogía simple.</w:t>
-      </w:r>
-      <w:r>
-        <w:rPr>
-          <w:sz w:val="24"/>
-          <w:szCs w:val="24"/>
-        </w:rPr>
-        <w:br/>
-        <w:t>No uses fórmulas ni jerga técnica innecesaria.</w:t>
-      </w:r>
-      <w:r>
-        <w:rPr>
-          <w:sz w:val="24"/>
-          <w:szCs w:val="24"/>
-        </w:rPr>
-        <w:br/>
-      </w:r>
-      <w:proofErr w:type="spellStart"/>
-      <w:r>
-        <w:rPr>
-          <w:sz w:val="24"/>
-          <w:szCs w:val="24"/>
-        </w:rPr>
-        <w:t>Enfocate</w:t>
-      </w:r>
-      <w:proofErr w:type="spellEnd"/>
-      <w:r>
-        <w:rPr>
-          <w:sz w:val="24"/>
-          <w:szCs w:val="24"/>
-        </w:rPr>
-        <w:t xml:space="preserve"> en la diferencia entre recuperar información y memorizarla.”</w:t>
-      </w:r>
-    </w:p>
-    <w:p>
-      <w:pPr>
-        <w:rPr>
-          <w:sz w:val="24"/>
-          <w:szCs w:val="24"/>
-        </w:rPr>
-      </w:pPr>
-    </w:p>
-    <w:p>
-      <w:pPr>
-        <w:rPr>
-          <w:b/>
-          <w:bCs/>
-          <w:sz w:val="36"/>
-          <w:szCs w:val="36"/>
-          <w:u w:val="single"/>
-        </w:rPr>
-      </w:pPr>
-      <w:r>
-        <w:rPr>
-          <w:b/>
-          <w:bCs/>
-          <w:sz w:val="36"/>
-          <w:szCs w:val="36"/>
-          <w:u w:val="single"/>
-        </w:rPr>
-        <w:t>Evaluar respuestas</w:t>
-      </w:r>
-    </w:p>
-    <w:p>
-      <w:pPr>
+      </w:pPr>
+      <w:r>
         <w:rPr>
           <w:rFonts w:cstheme="minorHAnsi"/>
           <w:b/>
@@ -14074,8 +13997,98 @@
           <w:szCs w:val="28"/>
           <w:u w:val="single"/>
         </w:rPr>
-      </w:pPr>
-      <w:r>
+        <w:t>1️) La trampa más común</w:t>
+      </w:r>
+    </w:p>
+    <w:p>
+      <w:pPr>
+        <w:rPr>
+          <w:sz w:val="24"/>
+          <w:szCs w:val="24"/>
+        </w:rPr>
+      </w:pPr>
+      <w:r>
+        <w:rPr>
+          <w:sz w:val="24"/>
+          <w:szCs w:val="24"/>
+        </w:rPr>
+        <w:t>“Suena bien, debe estar bien.”</w:t>
+      </w:r>
+    </w:p>
+    <w:p>
+      <w:pPr>
+        <w:rPr>
+          <w:sz w:val="24"/>
+          <w:szCs w:val="24"/>
+        </w:rPr>
+      </w:pPr>
+      <w:r>
+        <w:rPr>
+          <w:sz w:val="24"/>
+          <w:szCs w:val="24"/>
+        </w:rPr>
+        <w:t xml:space="preserve">Eso es justo lo que </w:t>
+      </w:r>
+      <w:r>
+        <w:rPr>
+          <w:b/>
+          <w:bCs/>
+          <w:sz w:val="24"/>
+          <w:szCs w:val="24"/>
+        </w:rPr>
+        <w:t>un LLM hace bien</w:t>
+      </w:r>
+      <w:r>
+        <w:rPr>
+          <w:sz w:val="24"/>
+          <w:szCs w:val="24"/>
+        </w:rPr>
+        <w:t>: sonar convincente.</w:t>
+      </w:r>
+      <w:r>
+        <w:rPr>
+          <w:sz w:val="24"/>
+          <w:szCs w:val="24"/>
+        </w:rPr>
+        <w:br/>
+        <w:t xml:space="preserve">Así que necesitamos </w:t>
+      </w:r>
+      <w:r>
+        <w:rPr>
+          <w:b/>
+          <w:bCs/>
+          <w:sz w:val="24"/>
+          <w:szCs w:val="24"/>
+        </w:rPr>
+        <w:t>criterios externos</w:t>
+      </w:r>
+      <w:r>
+        <w:rPr>
+          <w:sz w:val="24"/>
+          <w:szCs w:val="24"/>
+        </w:rPr>
+        <w:t>.</w:t>
+      </w:r>
+    </w:p>
+    <w:p>
+      <w:pPr>
+        <w:rPr>
+          <w:sz w:val="24"/>
+          <w:szCs w:val="24"/>
+        </w:rPr>
+      </w:pPr>
+      <w:r>
+        <w:rPr>
+          <w:sz w:val="24"/>
+          <w:szCs w:val="24"/>
+        </w:rPr>
+        <w:pict w14:anchorId="755C8447">
+          <v:rect id="_x0000_i1052" style="width:0;height:1.5pt" o:hralign="center" o:hrstd="t" o:hr="t" fillcolor="#a0a0a0" stroked="f"/>
+        </w:pict>
+      </w:r>
+    </w:p>
+    <w:p>
+      <w:pPr>
         <w:rPr>
           <w:rFonts w:cstheme="minorHAnsi"/>
           <w:b/>
@@ -14084,8 +14097,7 @@
           <w:szCs w:val="28"/>
           <w:u w:val="single"/>
         </w:rPr>
-        <w:t>1️</w:t>
-      </w:r>
+      </w:pPr>
       <w:r>
         <w:rPr>
           <w:rFonts w:cstheme="minorHAnsi"/>
@@ -14095,150 +14107,7 @@
           <w:szCs w:val="28"/>
           <w:u w:val="single"/>
         </w:rPr>
-        <w:t xml:space="preserve">) </w:t>
-      </w:r>
-      <w:r>
-        <w:rPr>
-          <w:rFonts w:cstheme="minorHAnsi"/>
-          <w:b/>
-          <w:bCs/>
-          <w:sz w:val="28"/>
-          <w:szCs w:val="28"/>
-          <w:u w:val="single"/>
-        </w:rPr>
-        <w:t>La trampa más común</w:t>
-      </w:r>
-    </w:p>
-    <w:p>
-      <w:pPr>
-        <w:rPr>
-          <w:sz w:val="24"/>
-          <w:szCs w:val="24"/>
-        </w:rPr>
-      </w:pPr>
-      <w:r>
-        <w:rPr>
-          <w:sz w:val="24"/>
-          <w:szCs w:val="24"/>
-        </w:rPr>
-        <w:t>“Suena bien, debe estar bien.”</w:t>
-      </w:r>
-    </w:p>
-    <w:p>
-      <w:pPr>
-        <w:rPr>
-          <w:sz w:val="24"/>
-          <w:szCs w:val="24"/>
-        </w:rPr>
-      </w:pPr>
-      <w:r>
-        <w:rPr>
-          <w:sz w:val="24"/>
-          <w:szCs w:val="24"/>
-        </w:rPr>
-        <w:t xml:space="preserve">Eso es justo lo que </w:t>
-      </w:r>
-      <w:r>
-        <w:rPr>
-          <w:b/>
-          <w:bCs/>
-          <w:sz w:val="24"/>
-          <w:szCs w:val="24"/>
-        </w:rPr>
-        <w:t>un LLM hace bien</w:t>
-      </w:r>
-      <w:r>
-        <w:rPr>
-          <w:sz w:val="24"/>
-          <w:szCs w:val="24"/>
-        </w:rPr>
-        <w:t>: sonar convincente.</w:t>
-      </w:r>
-      <w:r>
-        <w:rPr>
-          <w:sz w:val="24"/>
-          <w:szCs w:val="24"/>
-        </w:rPr>
-        <w:br/>
-        <w:t xml:space="preserve">Así que necesitamos </w:t>
-      </w:r>
-      <w:r>
-        <w:rPr>
-          <w:b/>
-          <w:bCs/>
-          <w:sz w:val="24"/>
-          <w:szCs w:val="24"/>
-        </w:rPr>
-        <w:t>criterios externos</w:t>
-      </w:r>
-      <w:r>
-        <w:rPr>
-          <w:sz w:val="24"/>
-          <w:szCs w:val="24"/>
-        </w:rPr>
-        <w:t>.</w:t>
-      </w:r>
-    </w:p>
-    <w:p>
-      <w:pPr>
-        <w:rPr>
-          <w:sz w:val="24"/>
-          <w:szCs w:val="24"/>
-        </w:rPr>
-      </w:pPr>
-      <w:r>
-        <w:rPr>
-          <w:sz w:val="24"/>
-          <w:szCs w:val="24"/>
-        </w:rPr>
-        <w:pict w14:anchorId="755C8447">
-          <v:rect id="_x0000_i1282" style="width:0;height:1.5pt" o:hralign="center" o:hrstd="t" o:hr="t" fillcolor="#a0a0a0" stroked="f"/>
-        </w:pict>
-      </w:r>
-    </w:p>
-    <w:p>
-      <w:pPr>
-        <w:rPr>
-          <w:rFonts w:cstheme="minorHAnsi"/>
-          <w:b/>
-          <w:bCs/>
-          <w:sz w:val="28"/>
-          <w:szCs w:val="28"/>
-          <w:u w:val="single"/>
-        </w:rPr>
-      </w:pPr>
-      <w:r>
-        <w:rPr>
-          <w:rFonts w:cstheme="minorHAnsi"/>
-          <w:b/>
-          <w:bCs/>
-          <w:sz w:val="28"/>
-          <w:szCs w:val="28"/>
-          <w:u w:val="single"/>
-        </w:rPr>
-        <w:t>2️</w:t>
-      </w:r>
-      <w:r>
-        <w:rPr>
-          <w:rFonts w:cstheme="minorHAnsi"/>
-          <w:b/>
-          <w:bCs/>
-          <w:sz w:val="28"/>
-          <w:szCs w:val="28"/>
-          <w:u w:val="single"/>
-        </w:rPr>
-        <w:t xml:space="preserve">) </w:t>
-      </w:r>
-      <w:r>
-        <w:rPr>
-          <w:rFonts w:cstheme="minorHAnsi"/>
-          <w:b/>
-          <w:bCs/>
-          <w:sz w:val="28"/>
-          <w:szCs w:val="28"/>
-          <w:u w:val="single"/>
-        </w:rPr>
-        <w:t xml:space="preserve">Mini rúbrica práctica (5 </w:t>
+        <w:t xml:space="preserve">2️) Mini rúbrica práctica (5 </w:t>
       </w:r>
       <w:proofErr w:type="spellStart"/>
       <w:r>
@@ -14487,7 +14356,7 @@
           <w:szCs w:val="24"/>
         </w:rPr>
         <w:pict w14:anchorId="794B8808">
-          <v:rect id="_x0000_i1283" style="width:0;height:1.5pt" o:hralign="center" o:hrstd="t" o:hr="t" fillcolor="#a0a0a0" stroked="f"/>
+          <v:rect id="_x0000_i1053" style="width:0;height:1.5pt" o:hralign="center" o:hrstd="t" o:hr="t" fillcolor="#a0a0a0" stroked="f"/>
         </w:pict>
       </w:r>
     </w:p>
@@ -14680,7 +14549,7 @@
           <w:szCs w:val="24"/>
         </w:rPr>
         <w:pict w14:anchorId="61AE9F01">
-          <v:rect id="_x0000_i1284" style="width:0;height:1.5pt" o:hralign="center" o:hrstd="t" o:hr="t" fillcolor="#a0a0a0" stroked="f"/>
+          <v:rect id="_x0000_i1054" style="width:0;height:1.5pt" o:hralign="center" o:hrstd="t" o:hr="t" fillcolor="#a0a0a0" stroked="f"/>
         </w:pict>
       </w:r>
     </w:p>
@@ -14818,7 +14687,7 @@
           <w:szCs w:val="24"/>
         </w:rPr>
         <w:pict w14:anchorId="0316CC33">
-          <v:rect id="_x0000_i1285" style="width:0;height:1.5pt" o:hralign="center" o:hrstd="t" o:hr="t" fillcolor="#a0a0a0" stroked="f"/>
+          <v:rect id="_x0000_i1055" style="width:0;height:1.5pt" o:hralign="center" o:hrstd="t" o:hr="t" fillcolor="#a0a0a0" stroked="f"/>
         </w:pict>
       </w:r>
     </w:p>
@@ -14995,7 +14864,7 @@
           <w:szCs w:val="24"/>
         </w:rPr>
         <w:pict w14:anchorId="1CA4640C">
-          <v:rect id="_x0000_i1286" style="width:0;height:1.5pt" o:hralign="center" o:hrstd="t" o:hr="t" fillcolor="#a0a0a0" stroked="f"/>
+          <v:rect id="_x0000_i1056" style="width:0;height:1.5pt" o:hralign="center" o:hrstd="t" o:hr="t" fillcolor="#a0a0a0" stroked="f"/>
         </w:pict>
       </w:r>
     </w:p>
@@ -15179,7 +15048,7 @@
           <w:szCs w:val="24"/>
         </w:rPr>
         <w:pict w14:anchorId="699ED795">
-          <v:rect id="_x0000_i1287" style="width:0;height:1.5pt" o:hralign="center" o:hrstd="t" o:hr="t" fillcolor="#a0a0a0" stroked="f"/>
+          <v:rect id="_x0000_i1057" style="width:0;height:1.5pt" o:hralign="center" o:hrstd="t" o:hr="t" fillcolor="#a0a0a0" stroked="f"/>
         </w:pict>
       </w:r>
     </w:p>
@@ -15203,29 +15072,7 @@
           <w:szCs w:val="28"/>
           <w:u w:val="single"/>
         </w:rPr>
-        <w:t>3️</w:t>
-      </w:r>
-      <w:r>
-        <w:rPr>
-          <w:rFonts w:cstheme="minorHAnsi"/>
-          <w:b/>
-          <w:bCs/>
-          <w:sz w:val="28"/>
-          <w:szCs w:val="28"/>
-          <w:u w:val="single"/>
-        </w:rPr>
-        <w:t xml:space="preserve">) </w:t>
-      </w:r>
-      <w:r>
-        <w:rPr>
-          <w:rFonts w:cstheme="minorHAnsi"/>
-          <w:b/>
-          <w:bCs/>
-          <w:sz w:val="28"/>
-          <w:szCs w:val="28"/>
-          <w:u w:val="single"/>
-        </w:rPr>
-        <w:t>Ejemplo rápido (hipotético)</w:t>
+        <w:t>3️) Ejemplo rápido (hipotético)</w:t>
       </w:r>
     </w:p>
     <w:p>
@@ -15454,7 +15301,7 @@
         </w:rPr>
         <w:lastRenderedPageBreak/>
         <w:pict w14:anchorId="0DC15AF4">
-          <v:rect id="_x0000_i1288" style="width:0;height:1.5pt" o:hralign="center" o:hrstd="t" o:hr="t" fillcolor="#a0a0a0" stroked="f"/>
+          <v:rect id="_x0000_i1058" style="width:0;height:1.5pt" o:hralign="center" o:hrstd="t" o:hr="t" fillcolor="#a0a0a0" stroked="f"/>
         </w:pict>
       </w:r>
     </w:p>
@@ -15478,29 +15325,7 @@
           <w:szCs w:val="28"/>
           <w:u w:val="single"/>
         </w:rPr>
-        <w:t>4️</w:t>
-      </w:r>
-      <w:r>
-        <w:rPr>
-          <w:rFonts w:cstheme="minorHAnsi"/>
-          <w:b/>
-          <w:bCs/>
-          <w:sz w:val="28"/>
-          <w:szCs w:val="28"/>
-          <w:u w:val="single"/>
-        </w:rPr>
-        <w:t xml:space="preserve">) </w:t>
-      </w:r>
-      <w:r>
-        <w:rPr>
-          <w:rFonts w:cstheme="minorHAnsi"/>
-          <w:b/>
-          <w:bCs/>
-          <w:sz w:val="28"/>
-          <w:szCs w:val="28"/>
-          <w:u w:val="single"/>
-        </w:rPr>
-        <w:t>Ejemplo que sí pasaría</w:t>
+        <w:t>4️) Ejemplo que sí pasaría</w:t>
       </w:r>
     </w:p>
     <w:p>
@@ -15717,7 +15542,7 @@
           <w:szCs w:val="24"/>
         </w:rPr>
         <w:pict w14:anchorId="4DCB04BA">
-          <v:rect id="_x0000_i1289" style="width:0;height:1.5pt" o:hralign="center" o:hrstd="t" o:hr="t" fillcolor="#a0a0a0" stroked="f"/>
+          <v:rect id="_x0000_i1059" style="width:0;height:1.5pt" o:hralign="center" o:hrstd="t" o:hr="t" fillcolor="#a0a0a0" stroked="f"/>
         </w:pict>
       </w:r>
     </w:p>
@@ -15741,29 +15566,7 @@
           <w:szCs w:val="28"/>
           <w:u w:val="single"/>
         </w:rPr>
-        <w:t>5️</w:t>
-      </w:r>
-      <w:r>
-        <w:rPr>
-          <w:rFonts w:cstheme="minorHAnsi"/>
-          <w:b/>
-          <w:bCs/>
-          <w:sz w:val="28"/>
-          <w:szCs w:val="28"/>
-          <w:u w:val="single"/>
-        </w:rPr>
-        <w:t xml:space="preserve">) </w:t>
-      </w:r>
-      <w:r>
-        <w:rPr>
-          <w:rFonts w:cstheme="minorHAnsi"/>
-          <w:b/>
-          <w:bCs/>
-          <w:sz w:val="28"/>
-          <w:szCs w:val="28"/>
-          <w:u w:val="single"/>
-        </w:rPr>
-        <w:t xml:space="preserve">Regla de oro </w:t>
+        <w:t xml:space="preserve">5️) Regla de oro </w:t>
       </w:r>
     </w:p>
     <w:p>
@@ -16010,7 +15813,7 @@
           <w:lang w:eastAsia="es-AR"/>
         </w:rPr>
         <w:pict w14:anchorId="7CDA98C5">
-          <v:rect id="_x0000_i1426" style="width:0;height:1.5pt" o:hralign="center" o:hrstd="t" o:hr="t" fillcolor="#a0a0a0" stroked="f"/>
+          <v:rect id="_x0000_i1060" style="width:0;height:1.5pt" o:hralign="center" o:hrstd="t" o:hr="t" fillcolor="#a0a0a0" stroked="f"/>
         </w:pict>
       </w:r>
     </w:p>
@@ -16243,7 +16046,7 @@
           <w:lang w:eastAsia="es-AR"/>
         </w:rPr>
         <w:pict w14:anchorId="6923C363">
-          <v:rect id="_x0000_i1427" style="width:0;height:1.5pt" o:hralign="center" o:hrstd="t" o:hr="t" fillcolor="#a0a0a0" stroked="f"/>
+          <v:rect id="_x0000_i1061" style="width:0;height:1.5pt" o:hralign="center" o:hrstd="t" o:hr="t" fillcolor="#a0a0a0" stroked="f"/>
         </w:pict>
       </w:r>
     </w:p>
@@ -16361,7 +16164,7 @@
           <w:lang w:eastAsia="es-AR"/>
         </w:rPr>
         <w:pict w14:anchorId="1C0B96B1">
-          <v:rect id="_x0000_i1428" style="width:0;height:1.5pt" o:hralign="center" o:hrstd="t" o:hr="t" fillcolor="#a0a0a0" stroked="f"/>
+          <v:rect id="_x0000_i1062" style="width:0;height:1.5pt" o:hralign="center" o:hrstd="t" o:hr="t" fillcolor="#a0a0a0" stroked="f"/>
         </w:pict>
       </w:r>
     </w:p>
@@ -16600,6 +16403,1808 @@
           <w:szCs w:val="24"/>
         </w:rPr>
       </w:pPr>
+    </w:p>
+    <w:p>
+      <w:pPr>
+        <w:rPr>
+          <w:sz w:val="24"/>
+          <w:szCs w:val="24"/>
+        </w:rPr>
+      </w:pPr>
+    </w:p>
+    <w:p>
+      <w:pPr>
+        <w:rPr>
+          <w:sz w:val="24"/>
+          <w:szCs w:val="24"/>
+        </w:rPr>
+      </w:pPr>
+    </w:p>
+    <w:p>
+      <w:pPr>
+        <w:rPr>
+          <w:b/>
+          <w:bCs/>
+          <w:sz w:val="36"/>
+          <w:szCs w:val="36"/>
+          <w:u w:val="single"/>
+        </w:rPr>
+      </w:pPr>
+      <w:r>
+        <w:rPr>
+          <w:b/>
+          <w:bCs/>
+          <w:sz w:val="36"/>
+          <w:szCs w:val="36"/>
+          <w:u w:val="single"/>
+        </w:rPr>
+        <w:t>Evaluación automática</w:t>
+      </w:r>
+    </w:p>
+    <w:p>
+      <w:pPr>
+        <w:rPr>
+          <w:rFonts w:cstheme="minorHAnsi"/>
+          <w:b/>
+          <w:bCs/>
+          <w:sz w:val="28"/>
+          <w:szCs w:val="28"/>
+          <w:u w:val="single"/>
+        </w:rPr>
+      </w:pPr>
+      <w:r>
+        <w:rPr>
+          <w:rFonts w:cstheme="minorHAnsi"/>
+          <w:b/>
+          <w:bCs/>
+          <w:sz w:val="28"/>
+          <w:szCs w:val="28"/>
+          <w:u w:val="single"/>
+        </w:rPr>
+        <w:t>1)</w:t>
+      </w:r>
+      <w:r>
+        <w:rPr>
+          <w:rFonts w:cstheme="minorHAnsi"/>
+          <w:b/>
+          <w:bCs/>
+          <w:sz w:val="28"/>
+          <w:szCs w:val="28"/>
+          <w:u w:val="single"/>
+        </w:rPr>
+        <w:t xml:space="preserve"> Problema real</w:t>
+      </w:r>
+    </w:p>
+    <w:p>
+      <w:pPr>
+        <w:rPr>
+          <w:sz w:val="24"/>
+          <w:szCs w:val="24"/>
+        </w:rPr>
+      </w:pPr>
+      <w:r>
+        <w:rPr>
+          <w:sz w:val="24"/>
+          <w:szCs w:val="24"/>
+        </w:rPr>
+        <w:t>“Algunas respuestas suenan bien, pero están mal.”</w:t>
+      </w:r>
+    </w:p>
+    <w:p>
+      <w:pPr>
+        <w:rPr>
+          <w:sz w:val="24"/>
+          <w:szCs w:val="24"/>
+        </w:rPr>
+      </w:pPr>
+      <w:r>
+        <w:rPr>
+          <w:sz w:val="24"/>
+          <w:szCs w:val="24"/>
+        </w:rPr>
+        <w:t xml:space="preserve">Leer todo a mano </w:t>
+      </w:r>
+      <w:r>
+        <w:rPr>
+          <w:b/>
+          <w:bCs/>
+          <w:sz w:val="24"/>
+          <w:szCs w:val="24"/>
+        </w:rPr>
+        <w:t>no escala</w:t>
+      </w:r>
+      <w:r>
+        <w:rPr>
+          <w:sz w:val="24"/>
+          <w:szCs w:val="24"/>
+        </w:rPr>
+        <w:t>.</w:t>
+      </w:r>
+      <w:r>
+        <w:rPr>
+          <w:sz w:val="24"/>
+          <w:szCs w:val="24"/>
+        </w:rPr>
+        <w:br/>
+        <w:t xml:space="preserve">Entonces: </w:t>
+      </w:r>
+      <w:r>
+        <w:rPr>
+          <w:b/>
+          <w:bCs/>
+          <w:sz w:val="24"/>
+          <w:szCs w:val="24"/>
+        </w:rPr>
+        <w:t>¿puede el propio LLM ayudar a evaluar?</w:t>
+      </w:r>
+    </w:p>
+    <w:p>
+      <w:pPr>
+        <w:rPr>
+          <w:sz w:val="24"/>
+          <w:szCs w:val="24"/>
+        </w:rPr>
+      </w:pPr>
+      <w:r>
+        <w:rPr>
+          <w:rFonts w:ascii="Segoe UI Emoji" w:hAnsi="Segoe UI Emoji" w:cs="Segoe UI Emoji"/>
+          <w:sz w:val="24"/>
+          <w:szCs w:val="24"/>
+        </w:rPr>
+        <w:t>👉</w:t>
+      </w:r>
+      <w:r>
+        <w:rPr>
+          <w:sz w:val="24"/>
+          <w:szCs w:val="24"/>
+        </w:rPr>
+        <w:t xml:space="preserve"> Sí, </w:t>
+      </w:r>
+      <w:r>
+        <w:rPr>
+          <w:b/>
+          <w:bCs/>
+          <w:sz w:val="24"/>
+          <w:szCs w:val="24"/>
+        </w:rPr>
+        <w:t>pero solo si le das una rúbrica</w:t>
+      </w:r>
+      <w:r>
+        <w:rPr>
+          <w:sz w:val="24"/>
+          <w:szCs w:val="24"/>
+        </w:rPr>
+        <w:t>.</w:t>
+      </w:r>
+    </w:p>
+    <w:p>
+      <w:pPr>
+        <w:rPr>
+          <w:sz w:val="24"/>
+          <w:szCs w:val="24"/>
+        </w:rPr>
+      </w:pPr>
+      <w:r>
+        <w:rPr>
+          <w:sz w:val="24"/>
+          <w:szCs w:val="24"/>
+        </w:rPr>
+        <w:pict w14:anchorId="62A78844">
+          <v:rect id="_x0000_i1153" style="width:0;height:1.5pt" o:hralign="center" o:hrstd="t" o:hr="t" fillcolor="#a0a0a0" stroked="f"/>
+        </w:pict>
+      </w:r>
+    </w:p>
+    <w:p>
+      <w:pPr>
+        <w:rPr>
+          <w:rFonts w:cstheme="minorHAnsi"/>
+          <w:b/>
+          <w:bCs/>
+          <w:sz w:val="28"/>
+          <w:szCs w:val="28"/>
+          <w:u w:val="single"/>
+        </w:rPr>
+      </w:pPr>
+      <w:r>
+        <w:rPr>
+          <w:rFonts w:cstheme="minorHAnsi"/>
+          <w:b/>
+          <w:bCs/>
+          <w:sz w:val="28"/>
+          <w:szCs w:val="28"/>
+          <w:u w:val="single"/>
+        </w:rPr>
+        <w:lastRenderedPageBreak/>
+        <w:t>2️</w:t>
+      </w:r>
+      <w:r>
+        <w:rPr>
+          <w:rFonts w:cstheme="minorHAnsi"/>
+          <w:b/>
+          <w:bCs/>
+          <w:sz w:val="28"/>
+          <w:szCs w:val="28"/>
+          <w:u w:val="single"/>
+        </w:rPr>
+        <w:t xml:space="preserve">) </w:t>
+      </w:r>
+      <w:r>
+        <w:rPr>
+          <w:rFonts w:cstheme="minorHAnsi"/>
+          <w:b/>
+          <w:bCs/>
+          <w:sz w:val="28"/>
+          <w:szCs w:val="28"/>
+          <w:u w:val="single"/>
+        </w:rPr>
+        <w:t>Qué es una rúbrica (en este contexto)</w:t>
+      </w:r>
+    </w:p>
+    <w:p>
+      <w:pPr>
+        <w:rPr>
+          <w:sz w:val="24"/>
+          <w:szCs w:val="24"/>
+        </w:rPr>
+      </w:pPr>
+      <w:r>
+        <w:rPr>
+          <w:sz w:val="24"/>
+          <w:szCs w:val="24"/>
+        </w:rPr>
+        <w:t>Una rúbrica es:</w:t>
+      </w:r>
+    </w:p>
+    <w:p>
+      <w:pPr>
+        <w:numPr>
+          <w:ilvl w:val="0"/>
+          <w:numId w:val="72"/>
+        </w:numPr>
+        <w:rPr>
+          <w:sz w:val="24"/>
+          <w:szCs w:val="24"/>
+        </w:rPr>
+      </w:pPr>
+      <w:r>
+        <w:rPr>
+          <w:sz w:val="24"/>
+          <w:szCs w:val="24"/>
+        </w:rPr>
+        <w:t>un conjunto explícito de criterios</w:t>
+      </w:r>
+    </w:p>
+    <w:p>
+      <w:pPr>
+        <w:numPr>
+          <w:ilvl w:val="0"/>
+          <w:numId w:val="72"/>
+        </w:numPr>
+        <w:rPr>
+          <w:sz w:val="24"/>
+          <w:szCs w:val="24"/>
+        </w:rPr>
+      </w:pPr>
+      <w:r>
+        <w:rPr>
+          <w:sz w:val="24"/>
+          <w:szCs w:val="24"/>
+        </w:rPr>
+        <w:t xml:space="preserve">con </w:t>
+      </w:r>
+      <w:proofErr w:type="spellStart"/>
+      <w:r>
+        <w:rPr>
+          <w:sz w:val="24"/>
+          <w:szCs w:val="24"/>
+        </w:rPr>
+        <w:t>checks</w:t>
+      </w:r>
+      <w:proofErr w:type="spellEnd"/>
+      <w:r>
+        <w:rPr>
+          <w:sz w:val="24"/>
+          <w:szCs w:val="24"/>
+        </w:rPr>
+        <w:t xml:space="preserve"> claros</w:t>
+      </w:r>
+    </w:p>
+    <w:p>
+      <w:pPr>
+        <w:numPr>
+          <w:ilvl w:val="0"/>
+          <w:numId w:val="72"/>
+        </w:numPr>
+        <w:rPr>
+          <w:sz w:val="24"/>
+          <w:szCs w:val="24"/>
+        </w:rPr>
+      </w:pPr>
+      <w:r>
+        <w:rPr>
+          <w:sz w:val="24"/>
+          <w:szCs w:val="24"/>
+        </w:rPr>
+        <w:t>que limitan la creatividad</w:t>
+      </w:r>
+    </w:p>
+    <w:p>
+      <w:pPr>
+        <w:rPr>
+          <w:sz w:val="24"/>
+          <w:szCs w:val="24"/>
+        </w:rPr>
+      </w:pPr>
+      <w:r>
+        <w:rPr>
+          <w:sz w:val="24"/>
+          <w:szCs w:val="24"/>
+        </w:rPr>
+        <w:t>Ejemplo de criterios:</w:t>
+      </w:r>
+    </w:p>
+    <w:p>
+      <w:pPr>
+        <w:numPr>
+          <w:ilvl w:val="0"/>
+          <w:numId w:val="73"/>
+        </w:numPr>
+        <w:rPr>
+          <w:sz w:val="24"/>
+          <w:szCs w:val="24"/>
+        </w:rPr>
+      </w:pPr>
+      <w:r>
+        <w:rPr>
+          <w:sz w:val="24"/>
+          <w:szCs w:val="24"/>
+        </w:rPr>
+        <w:t>¿Responde a la pregunta?</w:t>
+      </w:r>
+    </w:p>
+    <w:p>
+      <w:pPr>
+        <w:numPr>
+          <w:ilvl w:val="0"/>
+          <w:numId w:val="73"/>
+        </w:numPr>
+        <w:rPr>
+          <w:sz w:val="24"/>
+          <w:szCs w:val="24"/>
+        </w:rPr>
+      </w:pPr>
+      <w:r>
+        <w:rPr>
+          <w:sz w:val="24"/>
+          <w:szCs w:val="24"/>
+        </w:rPr>
+        <w:t>¿Respeta restricciones?</w:t>
+      </w:r>
+    </w:p>
+    <w:p>
+      <w:pPr>
+        <w:numPr>
+          <w:ilvl w:val="0"/>
+          <w:numId w:val="73"/>
+        </w:numPr>
+        <w:rPr>
+          <w:sz w:val="24"/>
+          <w:szCs w:val="24"/>
+        </w:rPr>
+      </w:pPr>
+      <w:r>
+        <w:rPr>
+          <w:sz w:val="24"/>
+          <w:szCs w:val="24"/>
+        </w:rPr>
+        <w:t>¿Introduce conceptos no pedidos?</w:t>
+      </w:r>
+    </w:p>
+    <w:p>
+      <w:pPr>
+        <w:numPr>
+          <w:ilvl w:val="0"/>
+          <w:numId w:val="73"/>
+        </w:numPr>
+        <w:rPr>
+          <w:sz w:val="24"/>
+          <w:szCs w:val="24"/>
+        </w:rPr>
+      </w:pPr>
+      <w:r>
+        <w:rPr>
+          <w:sz w:val="24"/>
+          <w:szCs w:val="24"/>
+        </w:rPr>
+        <w:t>¿Usa el eje conceptual correcto?</w:t>
+      </w:r>
+    </w:p>
+    <w:p>
+      <w:pPr>
+        <w:rPr>
+          <w:sz w:val="24"/>
+          <w:szCs w:val="24"/>
+        </w:rPr>
+      </w:pPr>
+      <w:r>
+        <w:rPr>
+          <w:sz w:val="24"/>
+          <w:szCs w:val="24"/>
+        </w:rPr>
+        <w:pict w14:anchorId="50238A5E">
+          <v:rect id="_x0000_i1154" style="width:0;height:1.5pt" o:hralign="center" o:hrstd="t" o:hr="t" fillcolor="#a0a0a0" stroked="f"/>
+        </w:pict>
+      </w:r>
+    </w:p>
+    <w:p>
+      <w:pPr>
+        <w:rPr>
+          <w:rFonts w:cstheme="minorHAnsi"/>
+          <w:b/>
+          <w:bCs/>
+          <w:sz w:val="28"/>
+          <w:szCs w:val="28"/>
+          <w:u w:val="single"/>
+        </w:rPr>
+      </w:pPr>
+      <w:r>
+        <w:rPr>
+          <w:rFonts w:cstheme="minorHAnsi"/>
+          <w:b/>
+          <w:bCs/>
+          <w:sz w:val="28"/>
+          <w:szCs w:val="28"/>
+          <w:u w:val="single"/>
+        </w:rPr>
+        <w:t>3️</w:t>
+      </w:r>
+      <w:r>
+        <w:rPr>
+          <w:rFonts w:cstheme="minorHAnsi"/>
+          <w:b/>
+          <w:bCs/>
+          <w:sz w:val="28"/>
+          <w:szCs w:val="28"/>
+          <w:u w:val="single"/>
+        </w:rPr>
+        <w:t xml:space="preserve">) </w:t>
+      </w:r>
+      <w:r>
+        <w:rPr>
+          <w:rFonts w:cstheme="minorHAnsi"/>
+          <w:b/>
+          <w:bCs/>
+          <w:sz w:val="28"/>
+          <w:szCs w:val="28"/>
+          <w:u w:val="single"/>
+        </w:rPr>
+        <w:t>Rúbrica mínima (la vamos a reutilizar mucho)</w:t>
+      </w:r>
+    </w:p>
+    <w:p>
+      <w:pPr>
+        <w:rPr>
+          <w:sz w:val="24"/>
+          <w:szCs w:val="24"/>
+        </w:rPr>
+      </w:pPr>
+      <w:proofErr w:type="spellStart"/>
+      <w:r>
+        <w:rPr>
+          <w:sz w:val="24"/>
+          <w:szCs w:val="24"/>
+        </w:rPr>
+        <w:t>Copiala</w:t>
+      </w:r>
+      <w:proofErr w:type="spellEnd"/>
+      <w:r>
+        <w:rPr>
+          <w:sz w:val="24"/>
+          <w:szCs w:val="24"/>
+        </w:rPr>
+        <w:t xml:space="preserve"> mentalmente:</w:t>
+      </w:r>
+    </w:p>
+    <w:p>
+      <w:pPr>
+        <w:rPr>
+          <w:sz w:val="24"/>
+          <w:szCs w:val="24"/>
+        </w:rPr>
+      </w:pPr>
+      <w:r>
+        <w:rPr>
+          <w:b/>
+          <w:bCs/>
+          <w:sz w:val="24"/>
+          <w:szCs w:val="24"/>
+        </w:rPr>
+        <w:t>Evaluar la respuesta según:</w:t>
+      </w:r>
+    </w:p>
+    <w:p>
+      <w:pPr>
+        <w:numPr>
+          <w:ilvl w:val="0"/>
+          <w:numId w:val="74"/>
+        </w:numPr>
+        <w:rPr>
+          <w:sz w:val="24"/>
+          <w:szCs w:val="24"/>
+        </w:rPr>
+      </w:pPr>
+      <w:r>
+        <w:rPr>
+          <w:sz w:val="24"/>
+          <w:szCs w:val="24"/>
+        </w:rPr>
+        <w:t>Alineación con la pregunta (0–2)</w:t>
+      </w:r>
+    </w:p>
+    <w:p>
+      <w:pPr>
+        <w:numPr>
+          <w:ilvl w:val="0"/>
+          <w:numId w:val="74"/>
+        </w:numPr>
+        <w:rPr>
+          <w:sz w:val="24"/>
+          <w:szCs w:val="24"/>
+        </w:rPr>
+      </w:pPr>
+      <w:r>
+        <w:rPr>
+          <w:sz w:val="24"/>
+          <w:szCs w:val="24"/>
+        </w:rPr>
+        <w:t>Respeto de restricciones (0–2)</w:t>
+      </w:r>
+    </w:p>
+    <w:p>
+      <w:pPr>
+        <w:numPr>
+          <w:ilvl w:val="0"/>
+          <w:numId w:val="74"/>
+        </w:numPr>
+        <w:rPr>
+          <w:sz w:val="24"/>
+          <w:szCs w:val="24"/>
+        </w:rPr>
+      </w:pPr>
+      <w:r>
+        <w:rPr>
+          <w:sz w:val="24"/>
+          <w:szCs w:val="24"/>
+        </w:rPr>
+        <w:t>Claridad del eje conceptual (0–2)</w:t>
+      </w:r>
+    </w:p>
+    <w:p>
+      <w:pPr>
+        <w:numPr>
+          <w:ilvl w:val="0"/>
+          <w:numId w:val="74"/>
+        </w:numPr>
+        <w:rPr>
+          <w:sz w:val="24"/>
+          <w:szCs w:val="24"/>
+        </w:rPr>
+      </w:pPr>
+      <w:r>
+        <w:rPr>
+          <w:sz w:val="24"/>
+          <w:szCs w:val="24"/>
+        </w:rPr>
+        <w:t>Ausencia de relleno / invención (0–2)</w:t>
+      </w:r>
+    </w:p>
+    <w:p>
+      <w:pPr>
+        <w:numPr>
+          <w:ilvl w:val="0"/>
+          <w:numId w:val="74"/>
+        </w:numPr>
+        <w:rPr>
+          <w:sz w:val="24"/>
+          <w:szCs w:val="24"/>
+        </w:rPr>
+      </w:pPr>
+      <w:r>
+        <w:rPr>
+          <w:sz w:val="24"/>
+          <w:szCs w:val="24"/>
+        </w:rPr>
+        <w:t>Capacidad de resumen en una frase (0–2)</w:t>
+      </w:r>
+    </w:p>
+    <w:p>
+      <w:pPr>
+        <w:rPr>
+          <w:sz w:val="24"/>
+          <w:szCs w:val="24"/>
+        </w:rPr>
+      </w:pPr>
+      <w:r>
+        <w:rPr>
+          <w:sz w:val="24"/>
+          <w:szCs w:val="24"/>
+        </w:rPr>
+        <w:t xml:space="preserve">Total: </w:t>
+      </w:r>
+      <w:r>
+        <w:rPr>
+          <w:b/>
+          <w:bCs/>
+          <w:sz w:val="24"/>
+          <w:szCs w:val="24"/>
+        </w:rPr>
+        <w:t>0 a 10</w:t>
+      </w:r>
+    </w:p>
+    <w:p>
+      <w:pPr>
+        <w:rPr>
+          <w:sz w:val="24"/>
+          <w:szCs w:val="24"/>
+        </w:rPr>
+      </w:pPr>
+      <w:r>
+        <w:rPr>
+          <w:sz w:val="24"/>
+          <w:szCs w:val="24"/>
+        </w:rPr>
+        <w:pict w14:anchorId="7E80270A">
+          <v:rect id="_x0000_i1155" style="width:0;height:1.5pt" o:hralign="center" o:hrstd="t" o:hr="t" fillcolor="#a0a0a0" stroked="f"/>
+        </w:pict>
+      </w:r>
+    </w:p>
+    <w:p>
+      <w:pPr>
+        <w:rPr>
+          <w:rFonts w:cstheme="minorHAnsi"/>
+          <w:b/>
+          <w:bCs/>
+          <w:sz w:val="28"/>
+          <w:szCs w:val="28"/>
+          <w:u w:val="single"/>
+        </w:rPr>
+      </w:pPr>
+      <w:r>
+        <w:rPr>
+          <w:rFonts w:cstheme="minorHAnsi"/>
+          <w:b/>
+          <w:bCs/>
+          <w:sz w:val="28"/>
+          <w:szCs w:val="28"/>
+          <w:u w:val="single"/>
+        </w:rPr>
+        <w:t>4️</w:t>
+      </w:r>
+      <w:r>
+        <w:rPr>
+          <w:rFonts w:cstheme="minorHAnsi"/>
+          <w:b/>
+          <w:bCs/>
+          <w:sz w:val="28"/>
+          <w:szCs w:val="28"/>
+          <w:u w:val="single"/>
+        </w:rPr>
+        <w:t xml:space="preserve">) </w:t>
+      </w:r>
+      <w:proofErr w:type="spellStart"/>
+      <w:r>
+        <w:rPr>
+          <w:rFonts w:cstheme="minorHAnsi"/>
+          <w:b/>
+          <w:bCs/>
+          <w:sz w:val="28"/>
+          <w:szCs w:val="28"/>
+          <w:u w:val="single"/>
+        </w:rPr>
+        <w:t>Prompt</w:t>
+      </w:r>
+      <w:proofErr w:type="spellEnd"/>
+      <w:r>
+        <w:rPr>
+          <w:rFonts w:cstheme="minorHAnsi"/>
+          <w:b/>
+          <w:bCs/>
+          <w:sz w:val="28"/>
+          <w:szCs w:val="28"/>
+          <w:u w:val="single"/>
+        </w:rPr>
+        <w:t xml:space="preserve"> evaluador </w:t>
+      </w:r>
+    </w:p>
+    <w:p>
+      <w:pPr>
+        <w:rPr>
+          <w:sz w:val="24"/>
+          <w:szCs w:val="24"/>
+        </w:rPr>
+      </w:pPr>
+      <w:r>
+        <w:rPr>
+          <w:sz w:val="24"/>
+          <w:szCs w:val="24"/>
+        </w:rPr>
+        <w:t xml:space="preserve">Este es un </w:t>
+      </w:r>
+      <w:proofErr w:type="spellStart"/>
+      <w:r>
+        <w:rPr>
+          <w:sz w:val="24"/>
+          <w:szCs w:val="24"/>
+        </w:rPr>
+        <w:t>prompt</w:t>
+      </w:r>
+      <w:proofErr w:type="spellEnd"/>
+      <w:r>
+        <w:rPr>
+          <w:sz w:val="24"/>
+          <w:szCs w:val="24"/>
+        </w:rPr>
+        <w:t xml:space="preserve"> que </w:t>
+      </w:r>
+      <w:r>
+        <w:rPr>
+          <w:b/>
+          <w:bCs/>
+          <w:sz w:val="24"/>
+          <w:szCs w:val="24"/>
+        </w:rPr>
+        <w:t>no pide generar</w:t>
+      </w:r>
+      <w:r>
+        <w:rPr>
+          <w:sz w:val="24"/>
+          <w:szCs w:val="24"/>
+        </w:rPr>
+        <w:t xml:space="preserve">, pide </w:t>
+      </w:r>
+      <w:r>
+        <w:rPr>
+          <w:b/>
+          <w:bCs/>
+          <w:sz w:val="24"/>
+          <w:szCs w:val="24"/>
+        </w:rPr>
+        <w:t>juzgar</w:t>
+      </w:r>
+      <w:r>
+        <w:rPr>
+          <w:sz w:val="24"/>
+          <w:szCs w:val="24"/>
+        </w:rPr>
+        <w:t>:</w:t>
+      </w:r>
+    </w:p>
+    <w:p>
+      <w:pPr>
+        <w:rPr>
+          <w:i/>
+          <w:iCs/>
+          <w:sz w:val="24"/>
+          <w:szCs w:val="24"/>
+        </w:rPr>
+      </w:pPr>
+      <w:r>
+        <w:rPr>
+          <w:i/>
+          <w:iCs/>
+          <w:sz w:val="24"/>
+          <w:szCs w:val="24"/>
+        </w:rPr>
+        <w:t>“</w:t>
+      </w:r>
+      <w:proofErr w:type="spellStart"/>
+      <w:r>
+        <w:rPr>
+          <w:i/>
+          <w:iCs/>
+          <w:sz w:val="24"/>
+          <w:szCs w:val="24"/>
+        </w:rPr>
+        <w:t>Evaluá</w:t>
+      </w:r>
+      <w:proofErr w:type="spellEnd"/>
+      <w:r>
+        <w:rPr>
+          <w:i/>
+          <w:iCs/>
+          <w:sz w:val="24"/>
+          <w:szCs w:val="24"/>
+        </w:rPr>
+        <w:t xml:space="preserve"> la siguiente respuesta usando la rúbrica dada.</w:t>
+      </w:r>
+      <w:r>
+        <w:rPr>
+          <w:i/>
+          <w:iCs/>
+          <w:sz w:val="24"/>
+          <w:szCs w:val="24"/>
+        </w:rPr>
+        <w:br/>
+        <w:t>Sé estricto.</w:t>
+      </w:r>
+      <w:r>
+        <w:rPr>
+          <w:i/>
+          <w:iCs/>
+          <w:sz w:val="24"/>
+          <w:szCs w:val="24"/>
+        </w:rPr>
+        <w:br/>
+        <w:t>No reescribas la respuesta.</w:t>
+      </w:r>
+      <w:r>
+        <w:rPr>
+          <w:i/>
+          <w:iCs/>
+          <w:sz w:val="24"/>
+          <w:szCs w:val="24"/>
+        </w:rPr>
+        <w:br/>
+      </w:r>
+      <w:proofErr w:type="spellStart"/>
+      <w:r>
+        <w:rPr>
+          <w:i/>
+          <w:iCs/>
+          <w:sz w:val="24"/>
+          <w:szCs w:val="24"/>
+        </w:rPr>
+        <w:t>Devolvé</w:t>
+      </w:r>
+      <w:proofErr w:type="spellEnd"/>
+      <w:r>
+        <w:rPr>
+          <w:i/>
+          <w:iCs/>
+          <w:sz w:val="24"/>
+          <w:szCs w:val="24"/>
+        </w:rPr>
+        <w:t xml:space="preserve"> solo el puntaje y una justificación breve.”</w:t>
+      </w:r>
+    </w:p>
+    <w:p>
+      <w:pPr>
+        <w:rPr>
+          <w:sz w:val="24"/>
+          <w:szCs w:val="24"/>
+        </w:rPr>
+      </w:pPr>
+      <w:r>
+        <w:rPr>
+          <w:sz w:val="24"/>
+          <w:szCs w:val="24"/>
+        </w:rPr>
+        <w:t xml:space="preserve">Eso </w:t>
+      </w:r>
+      <w:r>
+        <w:rPr>
+          <w:b/>
+          <w:bCs/>
+          <w:sz w:val="24"/>
+          <w:szCs w:val="24"/>
+        </w:rPr>
+        <w:t>cambia completamente</w:t>
+      </w:r>
+      <w:r>
+        <w:rPr>
+          <w:sz w:val="24"/>
+          <w:szCs w:val="24"/>
+        </w:rPr>
+        <w:t xml:space="preserve"> el comportamiento del modelo.</w:t>
+      </w:r>
+    </w:p>
+    <w:p>
+      <w:pPr>
+        <w:rPr>
+          <w:sz w:val="24"/>
+          <w:szCs w:val="24"/>
+        </w:rPr>
+      </w:pPr>
+      <w:r>
+        <w:rPr>
+          <w:sz w:val="24"/>
+          <w:szCs w:val="24"/>
+        </w:rPr>
+        <w:pict w14:anchorId="1566A43F">
+          <v:rect id="_x0000_i1156" style="width:0;height:1.5pt" o:hralign="center" o:hrstd="t" o:hr="t" fillcolor="#a0a0a0" stroked="f"/>
+        </w:pict>
+      </w:r>
+    </w:p>
+    <w:p>
+      <w:pPr>
+        <w:rPr>
+          <w:rFonts w:cstheme="minorHAnsi"/>
+          <w:b/>
+          <w:bCs/>
+          <w:sz w:val="28"/>
+          <w:szCs w:val="28"/>
+          <w:u w:val="single"/>
+        </w:rPr>
+      </w:pPr>
+    </w:p>
+    <w:p>
+      <w:pPr>
+        <w:rPr>
+          <w:rFonts w:cstheme="minorHAnsi"/>
+          <w:b/>
+          <w:bCs/>
+          <w:sz w:val="28"/>
+          <w:szCs w:val="28"/>
+          <w:u w:val="single"/>
+        </w:rPr>
+      </w:pPr>
+      <w:r>
+        <w:rPr>
+          <w:rFonts w:cstheme="minorHAnsi"/>
+          <w:b/>
+          <w:bCs/>
+          <w:sz w:val="28"/>
+          <w:szCs w:val="28"/>
+          <w:u w:val="single"/>
+        </w:rPr>
+        <w:lastRenderedPageBreak/>
+        <w:t>5️</w:t>
+      </w:r>
+      <w:r>
+        <w:rPr>
+          <w:rFonts w:cstheme="minorHAnsi"/>
+          <w:b/>
+          <w:bCs/>
+          <w:sz w:val="28"/>
+          <w:szCs w:val="28"/>
+          <w:u w:val="single"/>
+        </w:rPr>
+        <w:t xml:space="preserve">) </w:t>
+      </w:r>
+      <w:r>
+        <w:rPr>
+          <w:rFonts w:cstheme="minorHAnsi"/>
+          <w:b/>
+          <w:bCs/>
+          <w:sz w:val="28"/>
+          <w:szCs w:val="28"/>
+          <w:u w:val="single"/>
+        </w:rPr>
+        <w:t>Ejemplo completo (mental)</w:t>
+      </w:r>
+    </w:p>
+    <w:p>
+      <w:pPr>
+        <w:rPr>
+          <w:b/>
+          <w:bCs/>
+          <w:sz w:val="24"/>
+          <w:szCs w:val="24"/>
+        </w:rPr>
+      </w:pPr>
+      <w:r>
+        <w:rPr>
+          <w:b/>
+          <w:bCs/>
+          <w:sz w:val="24"/>
+          <w:szCs w:val="24"/>
+        </w:rPr>
+        <w:t>Pregunta original</w:t>
+      </w:r>
+    </w:p>
+    <w:p>
+      <w:pPr>
+        <w:rPr>
+          <w:i/>
+          <w:iCs/>
+          <w:sz w:val="24"/>
+          <w:szCs w:val="24"/>
+        </w:rPr>
+      </w:pPr>
+      <w:r>
+        <w:rPr>
+          <w:i/>
+          <w:iCs/>
+          <w:sz w:val="24"/>
+          <w:szCs w:val="24"/>
+        </w:rPr>
+        <w:t xml:space="preserve">¿Por qué RAG mejora las respuestas de los </w:t>
+      </w:r>
+      <w:proofErr w:type="spellStart"/>
+      <w:r>
+        <w:rPr>
+          <w:i/>
+          <w:iCs/>
+          <w:sz w:val="24"/>
+          <w:szCs w:val="24"/>
+        </w:rPr>
+        <w:t>LLMs</w:t>
+      </w:r>
+      <w:proofErr w:type="spellEnd"/>
+      <w:r>
+        <w:rPr>
+          <w:i/>
+          <w:iCs/>
+          <w:sz w:val="24"/>
+          <w:szCs w:val="24"/>
+        </w:rPr>
+        <w:t>?</w:t>
+      </w:r>
+    </w:p>
+    <w:p>
+      <w:pPr>
+        <w:rPr>
+          <w:b/>
+          <w:bCs/>
+          <w:sz w:val="24"/>
+          <w:szCs w:val="24"/>
+        </w:rPr>
+      </w:pPr>
+      <w:r>
+        <w:rPr>
+          <w:b/>
+          <w:bCs/>
+          <w:sz w:val="24"/>
+          <w:szCs w:val="24"/>
+        </w:rPr>
+        <w:t>Respuesta a evaluar</w:t>
+      </w:r>
+    </w:p>
+    <w:p>
+      <w:pPr>
+        <w:rPr>
+          <w:i/>
+          <w:iCs/>
+          <w:sz w:val="24"/>
+          <w:szCs w:val="24"/>
+        </w:rPr>
+      </w:pPr>
+      <w:r>
+        <w:rPr>
+          <w:i/>
+          <w:iCs/>
+          <w:sz w:val="24"/>
+          <w:szCs w:val="24"/>
+        </w:rPr>
+        <w:t>“RAG combina recuperación y generación, permitiendo acceso a datos relevantes y respuestas más precisas.”</w:t>
+      </w:r>
+    </w:p>
+    <w:p>
+      <w:pPr>
+        <w:rPr>
+          <w:b/>
+          <w:bCs/>
+          <w:sz w:val="24"/>
+          <w:szCs w:val="24"/>
+        </w:rPr>
+      </w:pPr>
+      <w:r>
+        <w:rPr>
+          <w:b/>
+          <w:bCs/>
+          <w:sz w:val="24"/>
+          <w:szCs w:val="24"/>
+        </w:rPr>
+        <w:t>Evaluación esperada</w:t>
+      </w:r>
+    </w:p>
+    <w:p>
+      <w:pPr>
+        <w:numPr>
+          <w:ilvl w:val="0"/>
+          <w:numId w:val="75"/>
+        </w:numPr>
+        <w:rPr>
+          <w:sz w:val="24"/>
+          <w:szCs w:val="24"/>
+        </w:rPr>
+      </w:pPr>
+      <w:r>
+        <w:rPr>
+          <w:sz w:val="24"/>
+          <w:szCs w:val="24"/>
+        </w:rPr>
+        <w:t>Alineación: 1/2</w:t>
+      </w:r>
+    </w:p>
+    <w:p>
+      <w:pPr>
+        <w:numPr>
+          <w:ilvl w:val="0"/>
+          <w:numId w:val="75"/>
+        </w:numPr>
+        <w:rPr>
+          <w:sz w:val="24"/>
+          <w:szCs w:val="24"/>
+        </w:rPr>
+      </w:pPr>
+      <w:r>
+        <w:rPr>
+          <w:sz w:val="24"/>
+          <w:szCs w:val="24"/>
+        </w:rPr>
+        <w:t>Restricciones: 1/2</w:t>
+      </w:r>
+    </w:p>
+    <w:p>
+      <w:pPr>
+        <w:numPr>
+          <w:ilvl w:val="0"/>
+          <w:numId w:val="75"/>
+        </w:numPr>
+        <w:rPr>
+          <w:sz w:val="24"/>
+          <w:szCs w:val="24"/>
+        </w:rPr>
+      </w:pPr>
+      <w:r>
+        <w:rPr>
+          <w:sz w:val="24"/>
+          <w:szCs w:val="24"/>
+        </w:rPr>
+        <w:t>Eje conceptual: 0/2</w:t>
+      </w:r>
+    </w:p>
+    <w:p>
+      <w:pPr>
+        <w:numPr>
+          <w:ilvl w:val="0"/>
+          <w:numId w:val="75"/>
+        </w:numPr>
+        <w:rPr>
+          <w:sz w:val="24"/>
+          <w:szCs w:val="24"/>
+        </w:rPr>
+      </w:pPr>
+      <w:r>
+        <w:rPr>
+          <w:sz w:val="24"/>
+          <w:szCs w:val="24"/>
+        </w:rPr>
+        <w:t>Relleno: 1/2</w:t>
+      </w:r>
+    </w:p>
+    <w:p>
+      <w:pPr>
+        <w:numPr>
+          <w:ilvl w:val="0"/>
+          <w:numId w:val="75"/>
+        </w:numPr>
+        <w:rPr>
+          <w:sz w:val="24"/>
+          <w:szCs w:val="24"/>
+        </w:rPr>
+      </w:pPr>
+      <w:r>
+        <w:rPr>
+          <w:sz w:val="24"/>
+          <w:szCs w:val="24"/>
+        </w:rPr>
+        <w:t>Resumible: 1/2</w:t>
+      </w:r>
+    </w:p>
+    <w:p>
+      <w:pPr>
+        <w:rPr>
+          <w:sz w:val="24"/>
+          <w:szCs w:val="24"/>
+        </w:rPr>
+      </w:pPr>
+      <w:r>
+        <w:rPr>
+          <w:rFonts w:ascii="Segoe UI Emoji" w:hAnsi="Segoe UI Emoji" w:cs="Segoe UI Emoji"/>
+          <w:sz w:val="24"/>
+          <w:szCs w:val="24"/>
+        </w:rPr>
+        <w:t>👉</w:t>
+      </w:r>
+      <w:r>
+        <w:rPr>
+          <w:sz w:val="24"/>
+          <w:szCs w:val="24"/>
+        </w:rPr>
+        <w:t xml:space="preserve"> </w:t>
+      </w:r>
+      <w:r>
+        <w:rPr>
+          <w:b/>
+          <w:bCs/>
+          <w:sz w:val="24"/>
+          <w:szCs w:val="24"/>
+        </w:rPr>
+        <w:t>Total: 4/10</w:t>
+      </w:r>
+    </w:p>
+    <w:p>
+      <w:pPr>
+        <w:rPr>
+          <w:sz w:val="24"/>
+          <w:szCs w:val="24"/>
+        </w:rPr>
+      </w:pPr>
+      <w:r>
+        <w:rPr>
+          <w:sz w:val="24"/>
+          <w:szCs w:val="24"/>
+        </w:rPr>
+        <w:t>No importa si “suena técnica”.</w:t>
+      </w:r>
+      <w:r>
+        <w:rPr>
+          <w:sz w:val="24"/>
+          <w:szCs w:val="24"/>
+        </w:rPr>
+        <w:br/>
+        <w:t xml:space="preserve">Importa </w:t>
+      </w:r>
+      <w:r>
+        <w:rPr>
+          <w:b/>
+          <w:bCs/>
+          <w:sz w:val="24"/>
+          <w:szCs w:val="24"/>
+        </w:rPr>
+        <w:t>si cumple la tarea</w:t>
+      </w:r>
+      <w:r>
+        <w:rPr>
+          <w:sz w:val="24"/>
+          <w:szCs w:val="24"/>
+        </w:rPr>
+        <w:t>.</w:t>
+      </w:r>
+    </w:p>
+    <w:p>
+      <w:pPr>
+        <w:rPr>
+          <w:sz w:val="24"/>
+          <w:szCs w:val="24"/>
+        </w:rPr>
+      </w:pPr>
+      <w:r>
+        <w:rPr>
+          <w:sz w:val="24"/>
+          <w:szCs w:val="24"/>
+        </w:rPr>
+        <w:pict w14:anchorId="2B092664">
+          <v:rect id="_x0000_i1158" style="width:0;height:1.5pt" o:hralign="center" o:hrstd="t" o:hr="t" fillcolor="#a0a0a0" stroked="f"/>
+        </w:pict>
+      </w:r>
+    </w:p>
+    <w:p>
+      <w:pPr>
+        <w:rPr>
+          <w:rFonts w:cstheme="minorHAnsi"/>
+          <w:b/>
+          <w:bCs/>
+          <w:sz w:val="28"/>
+          <w:szCs w:val="28"/>
+          <w:u w:val="single"/>
+        </w:rPr>
+      </w:pPr>
+      <w:r>
+        <w:rPr>
+          <w:rFonts w:cstheme="minorHAnsi"/>
+          <w:b/>
+          <w:bCs/>
+          <w:sz w:val="28"/>
+          <w:szCs w:val="28"/>
+          <w:u w:val="single"/>
+        </w:rPr>
+        <w:t xml:space="preserve">6) </w:t>
+      </w:r>
+      <w:r>
+        <w:rPr>
+          <w:rFonts w:cstheme="minorHAnsi"/>
+          <w:b/>
+          <w:bCs/>
+          <w:sz w:val="28"/>
+          <w:szCs w:val="28"/>
+          <w:u w:val="single"/>
+        </w:rPr>
+        <w:t>Regla de oro del día</w:t>
+      </w:r>
+    </w:p>
+    <w:p>
+      <w:pPr>
+        <w:rPr>
+          <w:sz w:val="24"/>
+          <w:szCs w:val="24"/>
+        </w:rPr>
+      </w:pPr>
+      <w:r>
+        <w:rPr>
+          <w:b/>
+          <w:bCs/>
+          <w:sz w:val="24"/>
+          <w:szCs w:val="24"/>
+        </w:rPr>
+        <w:t>Nunca le preguntes a un LLM si su respuesta es buena sin decirle qué significa “buena”.</w:t>
+      </w:r>
+    </w:p>
+    <w:p>
+      <w:pPr>
+        <w:rPr>
+          <w:sz w:val="24"/>
+          <w:szCs w:val="24"/>
+        </w:rPr>
+      </w:pPr>
+    </w:p>
+    <w:p>
+      <w:pPr>
+        <w:rPr>
+          <w:b/>
+          <w:bCs/>
+          <w:sz w:val="36"/>
+          <w:szCs w:val="36"/>
+          <w:u w:val="single"/>
+        </w:rPr>
+      </w:pPr>
+    </w:p>
+    <w:p>
+      <w:pPr>
+        <w:rPr>
+          <w:b/>
+          <w:bCs/>
+          <w:sz w:val="36"/>
+          <w:szCs w:val="36"/>
+          <w:u w:val="single"/>
+        </w:rPr>
+      </w:pPr>
+      <w:r>
+        <w:rPr>
+          <w:b/>
+          <w:bCs/>
+          <w:sz w:val="36"/>
+          <w:szCs w:val="36"/>
+          <w:u w:val="single"/>
+        </w:rPr>
+        <w:t xml:space="preserve">Ejercicio </w:t>
+      </w:r>
+    </w:p>
+    <w:p>
+      <w:pPr>
+        <w:rPr>
+          <w:b/>
+          <w:bCs/>
+          <w:sz w:val="24"/>
+          <w:szCs w:val="24"/>
+        </w:rPr>
+      </w:pPr>
+      <w:r>
+        <w:rPr>
+          <w:b/>
+          <w:bCs/>
+          <w:sz w:val="24"/>
+          <w:szCs w:val="24"/>
+        </w:rPr>
+        <w:t>Pregunta base</w:t>
+      </w:r>
+    </w:p>
+    <w:p>
+      <w:pPr>
+        <w:rPr>
+          <w:sz w:val="24"/>
+          <w:szCs w:val="24"/>
+        </w:rPr>
+      </w:pPr>
+      <w:r>
+        <w:rPr>
+          <w:b/>
+          <w:bCs/>
+          <w:sz w:val="24"/>
+          <w:szCs w:val="24"/>
+        </w:rPr>
+        <w:t xml:space="preserve">¿Por qué RAG mejora las respuestas de los </w:t>
+      </w:r>
+      <w:proofErr w:type="spellStart"/>
+      <w:r>
+        <w:rPr>
+          <w:b/>
+          <w:bCs/>
+          <w:sz w:val="24"/>
+          <w:szCs w:val="24"/>
+        </w:rPr>
+        <w:t>LLMs</w:t>
+      </w:r>
+      <w:proofErr w:type="spellEnd"/>
+      <w:r>
+        <w:rPr>
+          <w:b/>
+          <w:bCs/>
+          <w:sz w:val="24"/>
+          <w:szCs w:val="24"/>
+        </w:rPr>
+        <w:t>?</w:t>
+      </w:r>
+      <w:r>
+        <w:rPr>
+          <w:sz w:val="24"/>
+          <w:szCs w:val="24"/>
+        </w:rPr>
+        <w:br/>
+        <w:t xml:space="preserve">Restricciones implícitas (las mismas de días anteriores): explicación intuitiva, eje </w:t>
+      </w:r>
+      <w:r>
+        <w:rPr>
+          <w:i/>
+          <w:iCs/>
+          <w:sz w:val="24"/>
+          <w:szCs w:val="24"/>
+        </w:rPr>
+        <w:t>recuperar vs memorizar</w:t>
+      </w:r>
+      <w:r>
+        <w:rPr>
+          <w:sz w:val="24"/>
+          <w:szCs w:val="24"/>
+        </w:rPr>
+        <w:t>, sin jerga innecesaria.</w:t>
+      </w:r>
+    </w:p>
+    <w:p>
+      <w:pPr>
+        <w:rPr>
+          <w:sz w:val="24"/>
+          <w:szCs w:val="24"/>
+        </w:rPr>
+      </w:pPr>
+      <w:r>
+        <w:rPr>
+          <w:sz w:val="24"/>
+          <w:szCs w:val="24"/>
+        </w:rPr>
+        <w:pict w14:anchorId="402B23D2">
+          <v:rect id="_x0000_i1303" style="width:0;height:1.5pt" o:hralign="center" o:hrstd="t" o:hr="t" fillcolor="#a0a0a0" stroked="f"/>
+        </w:pict>
+      </w:r>
+    </w:p>
+    <w:p>
+      <w:pPr>
+        <w:rPr>
+          <w:b/>
+          <w:bCs/>
+          <w:sz w:val="24"/>
+          <w:szCs w:val="24"/>
+        </w:rPr>
+      </w:pPr>
+      <w:r>
+        <w:rPr>
+          <w:b/>
+          <w:bCs/>
+          <w:sz w:val="24"/>
+          <w:szCs w:val="24"/>
+        </w:rPr>
+        <w:t>Respuesta 1</w:t>
+      </w:r>
+    </w:p>
+    <w:p>
+      <w:pPr>
+        <w:rPr>
+          <w:sz w:val="24"/>
+          <w:szCs w:val="24"/>
+        </w:rPr>
+      </w:pPr>
+      <w:r>
+        <w:rPr>
+          <w:sz w:val="24"/>
+          <w:szCs w:val="24"/>
+        </w:rPr>
+        <w:t>“RAG mejora las respuestas porque integra recuperación de información externa con generación de lenguaje, permitiendo acceder a datos relevantes y producir respuestas más precisas y actualizadas.”</w:t>
+      </w:r>
+    </w:p>
+    <w:p>
+      <w:pPr>
+        <w:rPr>
+          <w:b/>
+          <w:bCs/>
+          <w:sz w:val="24"/>
+          <w:szCs w:val="24"/>
+        </w:rPr>
+      </w:pPr>
+      <w:r>
+        <w:rPr>
+          <w:b/>
+          <w:bCs/>
+          <w:sz w:val="24"/>
+          <w:szCs w:val="24"/>
+        </w:rPr>
+        <w:lastRenderedPageBreak/>
+        <w:t>Respuesta 2</w:t>
+      </w:r>
+    </w:p>
+    <w:p>
+      <w:pPr>
+        <w:rPr>
+          <w:sz w:val="24"/>
+          <w:szCs w:val="24"/>
+        </w:rPr>
+      </w:pPr>
+      <w:r>
+        <w:rPr>
+          <w:sz w:val="24"/>
+          <w:szCs w:val="24"/>
+        </w:rPr>
+        <w:t>“Un LLM no guarda información como una memoria.</w:t>
+      </w:r>
+      <w:r>
+        <w:rPr>
+          <w:sz w:val="24"/>
+          <w:szCs w:val="24"/>
+        </w:rPr>
+        <w:br/>
+        <w:t>RAG mejora las respuestas porque, en lugar de obligar al modelo a ‘saberse’ todo, le trae la información correcta cuando la necesita.</w:t>
+      </w:r>
+      <w:r>
+        <w:rPr>
+          <w:sz w:val="24"/>
+          <w:szCs w:val="24"/>
+        </w:rPr>
+        <w:br/>
+        <w:t>Es como consultar apuntes en vez de memorizar un libro entero.”</w:t>
+      </w:r>
+    </w:p>
+    <w:p>
+      <w:pPr>
+        <w:rPr>
+          <w:sz w:val="24"/>
+          <w:szCs w:val="24"/>
+        </w:rPr>
+      </w:pPr>
+      <w:r>
+        <w:rPr>
+          <w:sz w:val="24"/>
+          <w:szCs w:val="24"/>
+        </w:rPr>
+        <w:pict w14:anchorId="520A0664">
+          <v:rect id="_x0000_i1304" style="width:0;height:1.5pt" o:hralign="center" o:hrstd="t" o:hr="t" fillcolor="#a0a0a0" stroked="f"/>
+        </w:pict>
+      </w:r>
+    </w:p>
+    <w:p>
+      <w:pPr>
+        <w:rPr>
+          <w:b/>
+          <w:bCs/>
+          <w:sz w:val="24"/>
+          <w:szCs w:val="24"/>
+        </w:rPr>
+      </w:pPr>
+      <w:r>
+        <w:rPr>
+          <w:b/>
+          <w:bCs/>
+          <w:sz w:val="24"/>
+          <w:szCs w:val="24"/>
+        </w:rPr>
+        <w:t>Tu tarea (en este orden)</w:t>
+      </w:r>
+    </w:p>
+    <w:p>
+      <w:pPr>
+        <w:numPr>
+          <w:ilvl w:val="0"/>
+          <w:numId w:val="77"/>
+        </w:numPr>
+        <w:rPr>
+          <w:sz w:val="24"/>
+          <w:szCs w:val="24"/>
+        </w:rPr>
+      </w:pPr>
+      <w:r>
+        <w:rPr>
+          <w:b/>
+          <w:bCs/>
+          <w:sz w:val="24"/>
+          <w:szCs w:val="24"/>
+        </w:rPr>
+        <w:t>Predecí</w:t>
+      </w:r>
+      <w:r>
+        <w:rPr>
+          <w:sz w:val="24"/>
+          <w:szCs w:val="24"/>
+        </w:rPr>
+        <w:t xml:space="preserve"> cuál va a ganar </w:t>
+      </w:r>
+      <w:r>
+        <w:rPr>
+          <w:b/>
+          <w:bCs/>
+          <w:sz w:val="24"/>
+          <w:szCs w:val="24"/>
+        </w:rPr>
+        <w:t>antes</w:t>
+      </w:r>
+      <w:r>
+        <w:rPr>
+          <w:sz w:val="24"/>
+          <w:szCs w:val="24"/>
+        </w:rPr>
+        <w:t xml:space="preserve"> de evaluar.</w:t>
+      </w:r>
+    </w:p>
+    <w:p>
+      <w:pPr>
+        <w:numPr>
+          <w:ilvl w:val="0"/>
+          <w:numId w:val="77"/>
+        </w:numPr>
+        <w:rPr>
+          <w:sz w:val="24"/>
+          <w:szCs w:val="24"/>
+        </w:rPr>
+      </w:pPr>
+      <w:proofErr w:type="spellStart"/>
+      <w:r>
+        <w:rPr>
+          <w:sz w:val="24"/>
+          <w:szCs w:val="24"/>
+        </w:rPr>
+        <w:t>Decí</w:t>
+      </w:r>
+      <w:proofErr w:type="spellEnd"/>
+      <w:r>
+        <w:rPr>
+          <w:sz w:val="24"/>
+          <w:szCs w:val="24"/>
+        </w:rPr>
+        <w:t xml:space="preserve"> </w:t>
+      </w:r>
+      <w:r>
+        <w:rPr>
+          <w:b/>
+          <w:bCs/>
+          <w:sz w:val="24"/>
+          <w:szCs w:val="24"/>
+        </w:rPr>
+        <w:t>por qué</w:t>
+      </w:r>
+      <w:r>
+        <w:rPr>
+          <w:sz w:val="24"/>
+          <w:szCs w:val="24"/>
+        </w:rPr>
+        <w:t xml:space="preserve"> (una línea).</w:t>
+      </w:r>
+    </w:p>
+    <w:p>
+      <w:pPr>
+        <w:numPr>
+          <w:ilvl w:val="0"/>
+          <w:numId w:val="77"/>
+        </w:numPr>
+        <w:rPr>
+          <w:sz w:val="24"/>
+          <w:szCs w:val="24"/>
+        </w:rPr>
+      </w:pPr>
+      <w:r>
+        <w:rPr>
+          <w:sz w:val="24"/>
+          <w:szCs w:val="24"/>
+        </w:rPr>
+        <w:t xml:space="preserve">Recién después, </w:t>
+      </w:r>
+      <w:proofErr w:type="spellStart"/>
+      <w:r>
+        <w:rPr>
+          <w:b/>
+          <w:bCs/>
+          <w:sz w:val="24"/>
+          <w:szCs w:val="24"/>
+        </w:rPr>
+        <w:t>asigná</w:t>
+      </w:r>
+      <w:proofErr w:type="spellEnd"/>
+      <w:r>
+        <w:rPr>
+          <w:b/>
+          <w:bCs/>
+          <w:sz w:val="24"/>
+          <w:szCs w:val="24"/>
+        </w:rPr>
+        <w:t xml:space="preserve"> un puntaje</w:t>
+      </w:r>
+      <w:r>
+        <w:rPr>
+          <w:sz w:val="24"/>
+          <w:szCs w:val="24"/>
+        </w:rPr>
+        <w:t xml:space="preserve"> con la rúbrica (0–10) a cada una.</w:t>
+      </w:r>
+    </w:p>
+    <w:p>
+      <w:pPr>
+        <w:rPr>
+          <w:sz w:val="24"/>
+          <w:szCs w:val="24"/>
+        </w:rPr>
+      </w:pPr>
+    </w:p>
+    <w:p>
+      <w:pPr>
+        <w:rPr>
+          <w:sz w:val="24"/>
+          <w:szCs w:val="24"/>
+        </w:rPr>
+      </w:pPr>
+      <w:r>
+        <w:rPr>
+          <w:sz w:val="24"/>
+          <w:szCs w:val="24"/>
+        </w:rPr>
+        <w:t xml:space="preserve">Respuesta </w:t>
+      </w:r>
+    </w:p>
+    <w:p>
+      <w:pPr>
+        <w:rPr>
+          <w:sz w:val="24"/>
+          <w:szCs w:val="24"/>
+        </w:rPr>
+      </w:pPr>
+      <w:proofErr w:type="spellStart"/>
+      <w:r>
+        <w:rPr>
+          <w:sz w:val="24"/>
+          <w:szCs w:val="24"/>
+        </w:rPr>
+        <w:t>Prediccion</w:t>
+      </w:r>
+      <w:proofErr w:type="spellEnd"/>
+      <w:r>
+        <w:rPr>
+          <w:sz w:val="24"/>
+          <w:szCs w:val="24"/>
+        </w:rPr>
+        <w:t>: Gana respuesta 2</w:t>
+      </w:r>
+    </w:p>
+    <w:p>
+      <w:pPr>
+        <w:rPr>
+          <w:sz w:val="24"/>
+          <w:szCs w:val="24"/>
+        </w:rPr>
+      </w:pPr>
+      <w:r>
+        <w:rPr>
+          <w:sz w:val="24"/>
+          <w:szCs w:val="24"/>
+        </w:rPr>
+        <w:t>Motivo: Respeta todos los puntos de la rubrica en mayor o menor medida, en ninguna tiene 0.</w:t>
+      </w:r>
+    </w:p>
+    <w:p>
+      <w:pPr>
+        <w:rPr>
+          <w:sz w:val="24"/>
+          <w:szCs w:val="24"/>
+        </w:rPr>
+      </w:pPr>
+      <w:r>
+        <w:rPr>
+          <w:sz w:val="24"/>
+          <w:szCs w:val="24"/>
+        </w:rPr>
+        <w:t>R1:2/10</w:t>
+      </w:r>
+    </w:p>
+    <w:p>
+      <w:pPr>
+        <w:rPr>
+          <w:sz w:val="24"/>
+          <w:szCs w:val="24"/>
+        </w:rPr>
+      </w:pPr>
+      <w:r>
+        <w:rPr>
+          <w:sz w:val="24"/>
+          <w:szCs w:val="24"/>
+        </w:rPr>
+        <w:t>R2:10/10</w:t>
+      </w:r>
     </w:p>
     <w:p>
       <w:pPr>
@@ -16786,6 +18391,155 @@
     </w:lvl>
   </w:abstractNum>
   <w:abstractNum w:abstractNumId="1" w15:restartNumberingAfterBreak="0">
+    <w:nsid w:val="03CE1254"/>
+    <w:multiLevelType w:val="multilevel"/>
+    <w:tmpl w:val="9DB0E07E"/>
+    <w:lvl w:ilvl="0">
+      <w:start w:val="1"/>
+      <w:numFmt w:val="bullet"/>
+      <w:lvlText w:val=""/>
+      <w:lvlJc w:val="left"/>
+      <w:pPr>
+        <w:tabs>
+          <w:tab w:val="num" w:pos="720"/>
+        </w:tabs>
+        <w:ind w:left="720" w:hanging="360"/>
+      </w:pPr>
+      <w:rPr>
+        <w:rFonts w:ascii="Symbol" w:hAnsi="Symbol" w:hint="default"/>
+        <w:sz w:val="20"/>
+      </w:rPr>
+    </w:lvl>
+    <w:lvl w:ilvl="1" w:tentative="1">
+      <w:start w:val="1"/>
+      <w:numFmt w:val="bullet"/>
+      <w:lvlText w:val="o"/>
+      <w:lvlJc w:val="left"/>
+      <w:pPr>
+        <w:tabs>
+          <w:tab w:val="num" w:pos="1440"/>
+        </w:tabs>
+        <w:ind w:left="1440" w:hanging="360"/>
+      </w:pPr>
+      <w:rPr>
+        <w:rFonts w:ascii="Courier New" w:hAnsi="Courier New" w:hint="default"/>
+        <w:sz w:val="20"/>
+      </w:rPr>
+    </w:lvl>
+    <w:lvl w:ilvl="2" w:tentative="1">
+      <w:start w:val="1"/>
+      <w:numFmt w:val="bullet"/>
+      <w:lvlText w:val=""/>
+      <w:lvlJc w:val="left"/>
+      <w:pPr>
+        <w:tabs>
+          <w:tab w:val="num" w:pos="2160"/>
+        </w:tabs>
+        <w:ind w:left="2160" w:hanging="360"/>
+      </w:pPr>
+      <w:rPr>
+        <w:rFonts w:ascii="Wingdings" w:hAnsi="Wingdings" w:hint="default"/>
+        <w:sz w:val="20"/>
+      </w:rPr>
+    </w:lvl>
+    <w:lvl w:ilvl="3" w:tentative="1">
+      <w:start w:val="1"/>
+      <w:numFmt w:val="bullet"/>
+      <w:lvlText w:val=""/>
+      <w:lvlJc w:val="left"/>
+      <w:pPr>
+        <w:tabs>
+          <w:tab w:val="num" w:pos="2880"/>
+        </w:tabs>
+        <w:ind w:left="2880" w:hanging="360"/>
+      </w:pPr>
+      <w:rPr>
+        <w:rFonts w:ascii="Wingdings" w:hAnsi="Wingdings" w:hint="default"/>
+        <w:sz w:val="20"/>
+      </w:rPr>
+    </w:lvl>
+    <w:lvl w:ilvl="4" w:tentative="1">
+      <w:start w:val="1"/>
+      <w:numFmt w:val="bullet"/>
+      <w:lvlText w:val=""/>
+      <w:lvlJc w:val="left"/>
+      <w:pPr>
+        <w:tabs>
+          <w:tab w:val="num" w:pos="3600"/>
+        </w:tabs>
+        <w:ind w:left="3600" w:hanging="360"/>
+      </w:pPr>
+      <w:rPr>
+        <w:rFonts w:ascii="Wingdings" w:hAnsi="Wingdings" w:hint="default"/>
+        <w:sz w:val="20"/>
+      </w:rPr>
+    </w:lvl>
+    <w:lvl w:ilvl="5" w:tentative="1">
+      <w:start w:val="1"/>
+      <w:numFmt w:val="bullet"/>
+      <w:lvlText w:val=""/>
+      <w:lvlJc w:val="left"/>
+      <w:pPr>
+        <w:tabs>
+          <w:tab w:val="num" w:pos="4320"/>
+        </w:tabs>
+        <w:ind w:left="4320" w:hanging="360"/>
+      </w:pPr>
+      <w:rPr>
+        <w:rFonts w:ascii="Wingdings" w:hAnsi="Wingdings" w:hint="default"/>
+        <w:sz w:val="20"/>
+      </w:rPr>
+    </w:lvl>
+    <w:lvl w:ilvl="6" w:tentative="1">
+      <w:start w:val="1"/>
+      <w:numFmt w:val="bullet"/>
+      <w:lvlText w:val=""/>
+      <w:lvlJc w:val="left"/>
+      <w:pPr>
+        <w:tabs>
+          <w:tab w:val="num" w:pos="5040"/>
+        </w:tabs>
+        <w:ind w:left="5040" w:hanging="360"/>
+      </w:pPr>
+      <w:rPr>
+        <w:rFonts w:ascii="Wingdings" w:hAnsi="Wingdings" w:hint="default"/>
+        <w:sz w:val="20"/>
+      </w:rPr>
+    </w:lvl>
+    <w:lvl w:ilvl="7" w:tentative="1">
+      <w:start w:val="1"/>
+      <w:numFmt w:val="bullet"/>
+      <w:lvlText w:val=""/>
+      <w:lvlJc w:val="left"/>
+      <w:pPr>
+        <w:tabs>
+          <w:tab w:val="num" w:pos="5760"/>
+        </w:tabs>
+        <w:ind w:left="5760" w:hanging="360"/>
+      </w:pPr>
+      <w:rPr>
+        <w:rFonts w:ascii="Wingdings" w:hAnsi="Wingdings" w:hint="default"/>
+        <w:sz w:val="20"/>
+      </w:rPr>
+    </w:lvl>
+    <w:lvl w:ilvl="8" w:tentative="1">
+      <w:start w:val="1"/>
+      <w:numFmt w:val="bullet"/>
+      <w:lvlText w:val=""/>
+      <w:lvlJc w:val="left"/>
+      <w:pPr>
+        <w:tabs>
+          <w:tab w:val="num" w:pos="6480"/>
+        </w:tabs>
+        <w:ind w:left="6480" w:hanging="360"/>
+      </w:pPr>
+      <w:rPr>
+        <w:rFonts w:ascii="Wingdings" w:hAnsi="Wingdings" w:hint="default"/>
+        <w:sz w:val="20"/>
+      </w:rPr>
+    </w:lvl>
+  </w:abstractNum>
+  <w:abstractNum w:abstractNumId="2" w15:restartNumberingAfterBreak="0">
     <w:nsid w:val="04607390"/>
     <w:multiLevelType w:val="multilevel"/>
     <w:tmpl w:val="75827310"/>
@@ -16934,7 +18688,7 @@
       </w:rPr>
     </w:lvl>
   </w:abstractNum>
-  <w:abstractNum w:abstractNumId="2" w15:restartNumberingAfterBreak="0">
+  <w:abstractNum w:abstractNumId="3" w15:restartNumberingAfterBreak="0">
     <w:nsid w:val="048E729A"/>
     <w:multiLevelType w:val="multilevel"/>
     <w:tmpl w:val="9F420D5C"/>
@@ -17083,7 +18837,7 @@
       </w:rPr>
     </w:lvl>
   </w:abstractNum>
-  <w:abstractNum w:abstractNumId="3" w15:restartNumberingAfterBreak="0">
+  <w:abstractNum w:abstractNumId="4" w15:restartNumberingAfterBreak="0">
     <w:nsid w:val="07754DD1"/>
     <w:multiLevelType w:val="multilevel"/>
     <w:tmpl w:val="18EEE48E"/>
@@ -17232,7 +18986,7 @@
       </w:rPr>
     </w:lvl>
   </w:abstractNum>
-  <w:abstractNum w:abstractNumId="4" w15:restartNumberingAfterBreak="0">
+  <w:abstractNum w:abstractNumId="5" w15:restartNumberingAfterBreak="0">
     <w:nsid w:val="0A7A1DE8"/>
     <w:multiLevelType w:val="multilevel"/>
     <w:tmpl w:val="27DC7004"/>
@@ -17381,7 +19135,7 @@
       </w:rPr>
     </w:lvl>
   </w:abstractNum>
-  <w:abstractNum w:abstractNumId="5" w15:restartNumberingAfterBreak="0">
+  <w:abstractNum w:abstractNumId="6" w15:restartNumberingAfterBreak="0">
     <w:nsid w:val="0ACB3909"/>
     <w:multiLevelType w:val="multilevel"/>
     <w:tmpl w:val="B32669FA"/>
@@ -17530,7 +19284,7 @@
       </w:rPr>
     </w:lvl>
   </w:abstractNum>
-  <w:abstractNum w:abstractNumId="6" w15:restartNumberingAfterBreak="0">
+  <w:abstractNum w:abstractNumId="7" w15:restartNumberingAfterBreak="0">
     <w:nsid w:val="0C9F5B05"/>
     <w:multiLevelType w:val="multilevel"/>
     <w:tmpl w:val="0D328390"/>
@@ -17679,7 +19433,7 @@
       </w:rPr>
     </w:lvl>
   </w:abstractNum>
-  <w:abstractNum w:abstractNumId="7" w15:restartNumberingAfterBreak="0">
+  <w:abstractNum w:abstractNumId="8" w15:restartNumberingAfterBreak="0">
     <w:nsid w:val="0CE031FD"/>
     <w:multiLevelType w:val="multilevel"/>
     <w:tmpl w:val="FD7E615C"/>
@@ -17828,7 +19582,7 @@
       </w:rPr>
     </w:lvl>
   </w:abstractNum>
-  <w:abstractNum w:abstractNumId="8" w15:restartNumberingAfterBreak="0">
+  <w:abstractNum w:abstractNumId="9" w15:restartNumberingAfterBreak="0">
     <w:nsid w:val="0F6A0E7B"/>
     <w:multiLevelType w:val="multilevel"/>
     <w:tmpl w:val="69984BD4"/>
@@ -17977,7 +19731,7 @@
       </w:rPr>
     </w:lvl>
   </w:abstractNum>
-  <w:abstractNum w:abstractNumId="9" w15:restartNumberingAfterBreak="0">
+  <w:abstractNum w:abstractNumId="10" w15:restartNumberingAfterBreak="0">
     <w:nsid w:val="10426B02"/>
     <w:multiLevelType w:val="multilevel"/>
     <w:tmpl w:val="123CE9E8"/>
@@ -18126,7 +19880,7 @@
       </w:rPr>
     </w:lvl>
   </w:abstractNum>
-  <w:abstractNum w:abstractNumId="10" w15:restartNumberingAfterBreak="0">
+  <w:abstractNum w:abstractNumId="11" w15:restartNumberingAfterBreak="0">
     <w:nsid w:val="11187921"/>
     <w:multiLevelType w:val="multilevel"/>
     <w:tmpl w:val="4E9AF6B2"/>
@@ -18275,7 +20029,7 @@
       </w:rPr>
     </w:lvl>
   </w:abstractNum>
-  <w:abstractNum w:abstractNumId="11" w15:restartNumberingAfterBreak="0">
+  <w:abstractNum w:abstractNumId="12" w15:restartNumberingAfterBreak="0">
     <w:nsid w:val="138B6BBF"/>
     <w:multiLevelType w:val="multilevel"/>
     <w:tmpl w:val="BEBE0110"/>
@@ -18424,7 +20178,7 @@
       </w:rPr>
     </w:lvl>
   </w:abstractNum>
-  <w:abstractNum w:abstractNumId="12" w15:restartNumberingAfterBreak="0">
+  <w:abstractNum w:abstractNumId="13" w15:restartNumberingAfterBreak="0">
     <w:nsid w:val="167C5194"/>
     <w:multiLevelType w:val="multilevel"/>
     <w:tmpl w:val="DF50ACB0"/>
@@ -18573,7 +20327,7 @@
       </w:rPr>
     </w:lvl>
   </w:abstractNum>
-  <w:abstractNum w:abstractNumId="13" w15:restartNumberingAfterBreak="0">
+  <w:abstractNum w:abstractNumId="14" w15:restartNumberingAfterBreak="0">
     <w:nsid w:val="17C76DA4"/>
     <w:multiLevelType w:val="multilevel"/>
     <w:tmpl w:val="FBF44B3A"/>
@@ -18722,7 +20476,7 @@
       </w:rPr>
     </w:lvl>
   </w:abstractNum>
-  <w:abstractNum w:abstractNumId="14" w15:restartNumberingAfterBreak="0">
+  <w:abstractNum w:abstractNumId="15" w15:restartNumberingAfterBreak="0">
     <w:nsid w:val="18B3339A"/>
     <w:multiLevelType w:val="multilevel"/>
     <w:tmpl w:val="C4E62240"/>
@@ -18871,7 +20625,7 @@
       </w:rPr>
     </w:lvl>
   </w:abstractNum>
-  <w:abstractNum w:abstractNumId="15" w15:restartNumberingAfterBreak="0">
+  <w:abstractNum w:abstractNumId="16" w15:restartNumberingAfterBreak="0">
     <w:nsid w:val="1D2D785C"/>
     <w:multiLevelType w:val="multilevel"/>
     <w:tmpl w:val="83829ACE"/>
@@ -19020,7 +20774,7 @@
       </w:rPr>
     </w:lvl>
   </w:abstractNum>
-  <w:abstractNum w:abstractNumId="16" w15:restartNumberingAfterBreak="0">
+  <w:abstractNum w:abstractNumId="17" w15:restartNumberingAfterBreak="0">
     <w:nsid w:val="1D6320E2"/>
     <w:multiLevelType w:val="multilevel"/>
     <w:tmpl w:val="88F6DC20"/>
@@ -19169,7 +20923,7 @@
       </w:rPr>
     </w:lvl>
   </w:abstractNum>
-  <w:abstractNum w:abstractNumId="17" w15:restartNumberingAfterBreak="0">
+  <w:abstractNum w:abstractNumId="18" w15:restartNumberingAfterBreak="0">
     <w:nsid w:val="1EB36678"/>
     <w:multiLevelType w:val="multilevel"/>
     <w:tmpl w:val="BB02C3D0"/>
@@ -19318,7 +21072,7 @@
       </w:rPr>
     </w:lvl>
   </w:abstractNum>
-  <w:abstractNum w:abstractNumId="18" w15:restartNumberingAfterBreak="0">
+  <w:abstractNum w:abstractNumId="19" w15:restartNumberingAfterBreak="0">
     <w:nsid w:val="2137686C"/>
     <w:multiLevelType w:val="multilevel"/>
     <w:tmpl w:val="7C66CD96"/>
@@ -19467,7 +21221,156 @@
       </w:rPr>
     </w:lvl>
   </w:abstractNum>
-  <w:abstractNum w:abstractNumId="19" w15:restartNumberingAfterBreak="0">
+  <w:abstractNum w:abstractNumId="20" w15:restartNumberingAfterBreak="0">
+    <w:nsid w:val="217707F6"/>
+    <w:multiLevelType w:val="multilevel"/>
+    <w:tmpl w:val="4B823E94"/>
+    <w:lvl w:ilvl="0">
+      <w:start w:val="1"/>
+      <w:numFmt w:val="bullet"/>
+      <w:lvlText w:val=""/>
+      <w:lvlJc w:val="left"/>
+      <w:pPr>
+        <w:tabs>
+          <w:tab w:val="num" w:pos="720"/>
+        </w:tabs>
+        <w:ind w:left="720" w:hanging="360"/>
+      </w:pPr>
+      <w:rPr>
+        <w:rFonts w:ascii="Symbol" w:hAnsi="Symbol" w:hint="default"/>
+        <w:sz w:val="20"/>
+      </w:rPr>
+    </w:lvl>
+    <w:lvl w:ilvl="1" w:tentative="1">
+      <w:start w:val="1"/>
+      <w:numFmt w:val="bullet"/>
+      <w:lvlText w:val="o"/>
+      <w:lvlJc w:val="left"/>
+      <w:pPr>
+        <w:tabs>
+          <w:tab w:val="num" w:pos="1440"/>
+        </w:tabs>
+        <w:ind w:left="1440" w:hanging="360"/>
+      </w:pPr>
+      <w:rPr>
+        <w:rFonts w:ascii="Courier New" w:hAnsi="Courier New" w:hint="default"/>
+        <w:sz w:val="20"/>
+      </w:rPr>
+    </w:lvl>
+    <w:lvl w:ilvl="2" w:tentative="1">
+      <w:start w:val="1"/>
+      <w:numFmt w:val="bullet"/>
+      <w:lvlText w:val=""/>
+      <w:lvlJc w:val="left"/>
+      <w:pPr>
+        <w:tabs>
+          <w:tab w:val="num" w:pos="2160"/>
+        </w:tabs>
+        <w:ind w:left="2160" w:hanging="360"/>
+      </w:pPr>
+      <w:rPr>
+        <w:rFonts w:ascii="Wingdings" w:hAnsi="Wingdings" w:hint="default"/>
+        <w:sz w:val="20"/>
+      </w:rPr>
+    </w:lvl>
+    <w:lvl w:ilvl="3" w:tentative="1">
+      <w:start w:val="1"/>
+      <w:numFmt w:val="bullet"/>
+      <w:lvlText w:val=""/>
+      <w:lvlJc w:val="left"/>
+      <w:pPr>
+        <w:tabs>
+          <w:tab w:val="num" w:pos="2880"/>
+        </w:tabs>
+        <w:ind w:left="2880" w:hanging="360"/>
+      </w:pPr>
+      <w:rPr>
+        <w:rFonts w:ascii="Wingdings" w:hAnsi="Wingdings" w:hint="default"/>
+        <w:sz w:val="20"/>
+      </w:rPr>
+    </w:lvl>
+    <w:lvl w:ilvl="4" w:tentative="1">
+      <w:start w:val="1"/>
+      <w:numFmt w:val="bullet"/>
+      <w:lvlText w:val=""/>
+      <w:lvlJc w:val="left"/>
+      <w:pPr>
+        <w:tabs>
+          <w:tab w:val="num" w:pos="3600"/>
+        </w:tabs>
+        <w:ind w:left="3600" w:hanging="360"/>
+      </w:pPr>
+      <w:rPr>
+        <w:rFonts w:ascii="Wingdings" w:hAnsi="Wingdings" w:hint="default"/>
+        <w:sz w:val="20"/>
+      </w:rPr>
+    </w:lvl>
+    <w:lvl w:ilvl="5" w:tentative="1">
+      <w:start w:val="1"/>
+      <w:numFmt w:val="bullet"/>
+      <w:lvlText w:val=""/>
+      <w:lvlJc w:val="left"/>
+      <w:pPr>
+        <w:tabs>
+          <w:tab w:val="num" w:pos="4320"/>
+        </w:tabs>
+        <w:ind w:left="4320" w:hanging="360"/>
+      </w:pPr>
+      <w:rPr>
+        <w:rFonts w:ascii="Wingdings" w:hAnsi="Wingdings" w:hint="default"/>
+        <w:sz w:val="20"/>
+      </w:rPr>
+    </w:lvl>
+    <w:lvl w:ilvl="6" w:tentative="1">
+      <w:start w:val="1"/>
+      <w:numFmt w:val="bullet"/>
+      <w:lvlText w:val=""/>
+      <w:lvlJc w:val="left"/>
+      <w:pPr>
+        <w:tabs>
+          <w:tab w:val="num" w:pos="5040"/>
+        </w:tabs>
+        <w:ind w:left="5040" w:hanging="360"/>
+      </w:pPr>
+      <w:rPr>
+        <w:rFonts w:ascii="Wingdings" w:hAnsi="Wingdings" w:hint="default"/>
+        <w:sz w:val="20"/>
+      </w:rPr>
+    </w:lvl>
+    <w:lvl w:ilvl="7" w:tentative="1">
+      <w:start w:val="1"/>
+      <w:numFmt w:val="bullet"/>
+      <w:lvlText w:val=""/>
+      <w:lvlJc w:val="left"/>
+      <w:pPr>
+        <w:tabs>
+          <w:tab w:val="num" w:pos="5760"/>
+        </w:tabs>
+        <w:ind w:left="5760" w:hanging="360"/>
+      </w:pPr>
+      <w:rPr>
+        <w:rFonts w:ascii="Wingdings" w:hAnsi="Wingdings" w:hint="default"/>
+        <w:sz w:val="20"/>
+      </w:rPr>
+    </w:lvl>
+    <w:lvl w:ilvl="8" w:tentative="1">
+      <w:start w:val="1"/>
+      <w:numFmt w:val="bullet"/>
+      <w:lvlText w:val=""/>
+      <w:lvlJc w:val="left"/>
+      <w:pPr>
+        <w:tabs>
+          <w:tab w:val="num" w:pos="6480"/>
+        </w:tabs>
+        <w:ind w:left="6480" w:hanging="360"/>
+      </w:pPr>
+      <w:rPr>
+        <w:rFonts w:ascii="Wingdings" w:hAnsi="Wingdings" w:hint="default"/>
+        <w:sz w:val="20"/>
+      </w:rPr>
+    </w:lvl>
+  </w:abstractNum>
+  <w:abstractNum w:abstractNumId="21" w15:restartNumberingAfterBreak="0">
     <w:nsid w:val="24C842B8"/>
     <w:multiLevelType w:val="multilevel"/>
     <w:tmpl w:val="B1CA172A"/>
@@ -19616,7 +21519,7 @@
       </w:rPr>
     </w:lvl>
   </w:abstractNum>
-  <w:abstractNum w:abstractNumId="20" w15:restartNumberingAfterBreak="0">
+  <w:abstractNum w:abstractNumId="22" w15:restartNumberingAfterBreak="0">
     <w:nsid w:val="2542113C"/>
     <w:multiLevelType w:val="multilevel"/>
     <w:tmpl w:val="A2424DC2"/>
@@ -19765,7 +21668,7 @@
       </w:rPr>
     </w:lvl>
   </w:abstractNum>
-  <w:abstractNum w:abstractNumId="21" w15:restartNumberingAfterBreak="0">
+  <w:abstractNum w:abstractNumId="23" w15:restartNumberingAfterBreak="0">
     <w:nsid w:val="265E23D2"/>
     <w:multiLevelType w:val="multilevel"/>
     <w:tmpl w:val="DA74273C"/>
@@ -19914,7 +21817,7 @@
       </w:rPr>
     </w:lvl>
   </w:abstractNum>
-  <w:abstractNum w:abstractNumId="22" w15:restartNumberingAfterBreak="0">
+  <w:abstractNum w:abstractNumId="24" w15:restartNumberingAfterBreak="0">
     <w:nsid w:val="28057F2E"/>
     <w:multiLevelType w:val="multilevel"/>
     <w:tmpl w:val="BE80ADE8"/>
@@ -20063,7 +21966,7 @@
       </w:rPr>
     </w:lvl>
   </w:abstractNum>
-  <w:abstractNum w:abstractNumId="23" w15:restartNumberingAfterBreak="0">
+  <w:abstractNum w:abstractNumId="25" w15:restartNumberingAfterBreak="0">
     <w:nsid w:val="298D5242"/>
     <w:multiLevelType w:val="multilevel"/>
     <w:tmpl w:val="DDB61620"/>
@@ -20212,7 +22115,120 @@
       </w:rPr>
     </w:lvl>
   </w:abstractNum>
-  <w:abstractNum w:abstractNumId="24" w15:restartNumberingAfterBreak="0">
+  <w:abstractNum w:abstractNumId="26" w15:restartNumberingAfterBreak="0">
+    <w:nsid w:val="2A7341A8"/>
+    <w:multiLevelType w:val="multilevel"/>
+    <w:tmpl w:val="1D50F6CA"/>
+    <w:lvl w:ilvl="0">
+      <w:start w:val="1"/>
+      <w:numFmt w:val="decimal"/>
+      <w:lvlText w:val="%1."/>
+      <w:lvlJc w:val="left"/>
+      <w:pPr>
+        <w:tabs>
+          <w:tab w:val="num" w:pos="720"/>
+        </w:tabs>
+        <w:ind w:left="720" w:hanging="360"/>
+      </w:pPr>
+    </w:lvl>
+    <w:lvl w:ilvl="1" w:tentative="1">
+      <w:start w:val="1"/>
+      <w:numFmt w:val="decimal"/>
+      <w:lvlText w:val="%2."/>
+      <w:lvlJc w:val="left"/>
+      <w:pPr>
+        <w:tabs>
+          <w:tab w:val="num" w:pos="1440"/>
+        </w:tabs>
+        <w:ind w:left="1440" w:hanging="360"/>
+      </w:pPr>
+    </w:lvl>
+    <w:lvl w:ilvl="2" w:tentative="1">
+      <w:start w:val="1"/>
+      <w:numFmt w:val="decimal"/>
+      <w:lvlText w:val="%3."/>
+      <w:lvlJc w:val="left"/>
+      <w:pPr>
+        <w:tabs>
+          <w:tab w:val="num" w:pos="2160"/>
+        </w:tabs>
+        <w:ind w:left="2160" w:hanging="360"/>
+      </w:pPr>
+    </w:lvl>
+    <w:lvl w:ilvl="3" w:tentative="1">
+      <w:start w:val="1"/>
+      <w:numFmt w:val="decimal"/>
+      <w:lvlText w:val="%4."/>
+      <w:lvlJc w:val="left"/>
+      <w:pPr>
+        <w:tabs>
+          <w:tab w:val="num" w:pos="2880"/>
+        </w:tabs>
+        <w:ind w:left="2880" w:hanging="360"/>
+      </w:pPr>
+    </w:lvl>
+    <w:lvl w:ilvl="4" w:tentative="1">
+      <w:start w:val="1"/>
+      <w:numFmt w:val="decimal"/>
+      <w:lvlText w:val="%5."/>
+      <w:lvlJc w:val="left"/>
+      <w:pPr>
+        <w:tabs>
+          <w:tab w:val="num" w:pos="3600"/>
+        </w:tabs>
+        <w:ind w:left="3600" w:hanging="360"/>
+      </w:pPr>
+    </w:lvl>
+    <w:lvl w:ilvl="5" w:tentative="1">
+      <w:start w:val="1"/>
+      <w:numFmt w:val="decimal"/>
+      <w:lvlText w:val="%6."/>
+      <w:lvlJc w:val="left"/>
+      <w:pPr>
+        <w:tabs>
+          <w:tab w:val="num" w:pos="4320"/>
+        </w:tabs>
+        <w:ind w:left="4320" w:hanging="360"/>
+      </w:pPr>
+    </w:lvl>
+    <w:lvl w:ilvl="6" w:tentative="1">
+      <w:start w:val="1"/>
+      <w:numFmt w:val="decimal"/>
+      <w:lvlText w:val="%7."/>
+      <w:lvlJc w:val="left"/>
+      <w:pPr>
+        <w:tabs>
+          <w:tab w:val="num" w:pos="5040"/>
+        </w:tabs>
+        <w:ind w:left="5040" w:hanging="360"/>
+      </w:pPr>
+    </w:lvl>
+    <w:lvl w:ilvl="7" w:tentative="1">
+      <w:start w:val="1"/>
+      <w:numFmt w:val="decimal"/>
+      <w:lvlText w:val="%8."/>
+      <w:lvlJc w:val="left"/>
+      <w:pPr>
+        <w:tabs>
+          <w:tab w:val="num" w:pos="5760"/>
+        </w:tabs>
+        <w:ind w:left="5760" w:hanging="360"/>
+      </w:pPr>
+    </w:lvl>
+    <w:lvl w:ilvl="8" w:tentative="1">
+      <w:start w:val="1"/>
+      <w:numFmt w:val="decimal"/>
+      <w:lvlText w:val="%9."/>
+      <w:lvlJc w:val="left"/>
+      <w:pPr>
+        <w:tabs>
+          <w:tab w:val="num" w:pos="6480"/>
+        </w:tabs>
+        <w:ind w:left="6480" w:hanging="360"/>
+      </w:pPr>
+    </w:lvl>
+  </w:abstractNum>
+  <w:abstractNum w:abstractNumId="27" w15:restartNumberingAfterBreak="0">
     <w:nsid w:val="2BC71C94"/>
     <w:multiLevelType w:val="multilevel"/>
     <w:tmpl w:val="0CD0CDC4"/>
@@ -20325,7 +22341,7 @@
       </w:pPr>
     </w:lvl>
   </w:abstractNum>
-  <w:abstractNum w:abstractNumId="25" w15:restartNumberingAfterBreak="0">
+  <w:abstractNum w:abstractNumId="28" w15:restartNumberingAfterBreak="0">
     <w:nsid w:val="2D4F64BA"/>
     <w:multiLevelType w:val="multilevel"/>
     <w:tmpl w:val="F9FCEDD0"/>
@@ -20474,7 +22490,7 @@
       </w:rPr>
     </w:lvl>
   </w:abstractNum>
-  <w:abstractNum w:abstractNumId="26" w15:restartNumberingAfterBreak="0">
+  <w:abstractNum w:abstractNumId="29" w15:restartNumberingAfterBreak="0">
     <w:nsid w:val="2E7B68D2"/>
     <w:multiLevelType w:val="multilevel"/>
     <w:tmpl w:val="312E31B8"/>
@@ -20623,7 +22639,156 @@
       </w:rPr>
     </w:lvl>
   </w:abstractNum>
-  <w:abstractNum w:abstractNumId="27" w15:restartNumberingAfterBreak="0">
+  <w:abstractNum w:abstractNumId="30" w15:restartNumberingAfterBreak="0">
+    <w:nsid w:val="2F477ED3"/>
+    <w:multiLevelType w:val="multilevel"/>
+    <w:tmpl w:val="4B926E2E"/>
+    <w:lvl w:ilvl="0">
+      <w:start w:val="1"/>
+      <w:numFmt w:val="bullet"/>
+      <w:lvlText w:val=""/>
+      <w:lvlJc w:val="left"/>
+      <w:pPr>
+        <w:tabs>
+          <w:tab w:val="num" w:pos="720"/>
+        </w:tabs>
+        <w:ind w:left="720" w:hanging="360"/>
+      </w:pPr>
+      <w:rPr>
+        <w:rFonts w:ascii="Symbol" w:hAnsi="Symbol" w:hint="default"/>
+        <w:sz w:val="20"/>
+      </w:rPr>
+    </w:lvl>
+    <w:lvl w:ilvl="1" w:tentative="1">
+      <w:start w:val="1"/>
+      <w:numFmt w:val="bullet"/>
+      <w:lvlText w:val="o"/>
+      <w:lvlJc w:val="left"/>
+      <w:pPr>
+        <w:tabs>
+          <w:tab w:val="num" w:pos="1440"/>
+        </w:tabs>
+        <w:ind w:left="1440" w:hanging="360"/>
+      </w:pPr>
+      <w:rPr>
+        <w:rFonts w:ascii="Courier New" w:hAnsi="Courier New" w:hint="default"/>
+        <w:sz w:val="20"/>
+      </w:rPr>
+    </w:lvl>
+    <w:lvl w:ilvl="2" w:tentative="1">
+      <w:start w:val="1"/>
+      <w:numFmt w:val="bullet"/>
+      <w:lvlText w:val=""/>
+      <w:lvlJc w:val="left"/>
+      <w:pPr>
+        <w:tabs>
+          <w:tab w:val="num" w:pos="2160"/>
+        </w:tabs>
+        <w:ind w:left="2160" w:hanging="360"/>
+      </w:pPr>
+      <w:rPr>
+        <w:rFonts w:ascii="Wingdings" w:hAnsi="Wingdings" w:hint="default"/>
+        <w:sz w:val="20"/>
+      </w:rPr>
+    </w:lvl>
+    <w:lvl w:ilvl="3" w:tentative="1">
+      <w:start w:val="1"/>
+      <w:numFmt w:val="bullet"/>
+      <w:lvlText w:val=""/>
+      <w:lvlJc w:val="left"/>
+      <w:pPr>
+        <w:tabs>
+          <w:tab w:val="num" w:pos="2880"/>
+        </w:tabs>
+        <w:ind w:left="2880" w:hanging="360"/>
+      </w:pPr>
+      <w:rPr>
+        <w:rFonts w:ascii="Wingdings" w:hAnsi="Wingdings" w:hint="default"/>
+        <w:sz w:val="20"/>
+      </w:rPr>
+    </w:lvl>
+    <w:lvl w:ilvl="4" w:tentative="1">
+      <w:start w:val="1"/>
+      <w:numFmt w:val="bullet"/>
+      <w:lvlText w:val=""/>
+      <w:lvlJc w:val="left"/>
+      <w:pPr>
+        <w:tabs>
+          <w:tab w:val="num" w:pos="3600"/>
+        </w:tabs>
+        <w:ind w:left="3600" w:hanging="360"/>
+      </w:pPr>
+      <w:rPr>
+        <w:rFonts w:ascii="Wingdings" w:hAnsi="Wingdings" w:hint="default"/>
+        <w:sz w:val="20"/>
+      </w:rPr>
+    </w:lvl>
+    <w:lvl w:ilvl="5" w:tentative="1">
+      <w:start w:val="1"/>
+      <w:numFmt w:val="bullet"/>
+      <w:lvlText w:val=""/>
+      <w:lvlJc w:val="left"/>
+      <w:pPr>
+        <w:tabs>
+          <w:tab w:val="num" w:pos="4320"/>
+        </w:tabs>
+        <w:ind w:left="4320" w:hanging="360"/>
+      </w:pPr>
+      <w:rPr>
+        <w:rFonts w:ascii="Wingdings" w:hAnsi="Wingdings" w:hint="default"/>
+        <w:sz w:val="20"/>
+      </w:rPr>
+    </w:lvl>
+    <w:lvl w:ilvl="6" w:tentative="1">
+      <w:start w:val="1"/>
+      <w:numFmt w:val="bullet"/>
+      <w:lvlText w:val=""/>
+      <w:lvlJc w:val="left"/>
+      <w:pPr>
+        <w:tabs>
+          <w:tab w:val="num" w:pos="5040"/>
+        </w:tabs>
+        <w:ind w:left="5040" w:hanging="360"/>
+      </w:pPr>
+      <w:rPr>
+        <w:rFonts w:ascii="Wingdings" w:hAnsi="Wingdings" w:hint="default"/>
+        <w:sz w:val="20"/>
+      </w:rPr>
+    </w:lvl>
+    <w:lvl w:ilvl="7" w:tentative="1">
+      <w:start w:val="1"/>
+      <w:numFmt w:val="bullet"/>
+      <w:lvlText w:val=""/>
+      <w:lvlJc w:val="left"/>
+      <w:pPr>
+        <w:tabs>
+          <w:tab w:val="num" w:pos="5760"/>
+        </w:tabs>
+        <w:ind w:left="5760" w:hanging="360"/>
+      </w:pPr>
+      <w:rPr>
+        <w:rFonts w:ascii="Wingdings" w:hAnsi="Wingdings" w:hint="default"/>
+        <w:sz w:val="20"/>
+      </w:rPr>
+    </w:lvl>
+    <w:lvl w:ilvl="8" w:tentative="1">
+      <w:start w:val="1"/>
+      <w:numFmt w:val="bullet"/>
+      <w:lvlText w:val=""/>
+      <w:lvlJc w:val="left"/>
+      <w:pPr>
+        <w:tabs>
+          <w:tab w:val="num" w:pos="6480"/>
+        </w:tabs>
+        <w:ind w:left="6480" w:hanging="360"/>
+      </w:pPr>
+      <w:rPr>
+        <w:rFonts w:ascii="Wingdings" w:hAnsi="Wingdings" w:hint="default"/>
+        <w:sz w:val="20"/>
+      </w:rPr>
+    </w:lvl>
+  </w:abstractNum>
+  <w:abstractNum w:abstractNumId="31" w15:restartNumberingAfterBreak="0">
     <w:nsid w:val="32552313"/>
     <w:multiLevelType w:val="multilevel"/>
     <w:tmpl w:val="7BD2B8A6"/>
@@ -20772,7 +22937,7 @@
       </w:rPr>
     </w:lvl>
   </w:abstractNum>
-  <w:abstractNum w:abstractNumId="28" w15:restartNumberingAfterBreak="0">
+  <w:abstractNum w:abstractNumId="32" w15:restartNumberingAfterBreak="0">
     <w:nsid w:val="366578BD"/>
     <w:multiLevelType w:val="multilevel"/>
     <w:tmpl w:val="74BE2DAC"/>
@@ -20921,7 +23086,7 @@
       </w:rPr>
     </w:lvl>
   </w:abstractNum>
-  <w:abstractNum w:abstractNumId="29" w15:restartNumberingAfterBreak="0">
+  <w:abstractNum w:abstractNumId="33" w15:restartNumberingAfterBreak="0">
     <w:nsid w:val="37683FBC"/>
     <w:multiLevelType w:val="multilevel"/>
     <w:tmpl w:val="8A2E738C"/>
@@ -21070,7 +23235,7 @@
       </w:rPr>
     </w:lvl>
   </w:abstractNum>
-  <w:abstractNum w:abstractNumId="30" w15:restartNumberingAfterBreak="0">
+  <w:abstractNum w:abstractNumId="34" w15:restartNumberingAfterBreak="0">
     <w:nsid w:val="3CFB2700"/>
     <w:multiLevelType w:val="multilevel"/>
     <w:tmpl w:val="AE72B9AA"/>
@@ -21219,7 +23384,7 @@
       </w:rPr>
     </w:lvl>
   </w:abstractNum>
-  <w:abstractNum w:abstractNumId="31" w15:restartNumberingAfterBreak="0">
+  <w:abstractNum w:abstractNumId="35" w15:restartNumberingAfterBreak="0">
     <w:nsid w:val="440D7BF5"/>
     <w:multiLevelType w:val="multilevel"/>
     <w:tmpl w:val="7368F55A"/>
@@ -21368,7 +23533,7 @@
       </w:rPr>
     </w:lvl>
   </w:abstractNum>
-  <w:abstractNum w:abstractNumId="32" w15:restartNumberingAfterBreak="0">
+  <w:abstractNum w:abstractNumId="36" w15:restartNumberingAfterBreak="0">
     <w:nsid w:val="450F0971"/>
     <w:multiLevelType w:val="multilevel"/>
     <w:tmpl w:val="D95E8346"/>
@@ -21481,7 +23646,7 @@
       </w:pPr>
     </w:lvl>
   </w:abstractNum>
-  <w:abstractNum w:abstractNumId="33" w15:restartNumberingAfterBreak="0">
+  <w:abstractNum w:abstractNumId="37" w15:restartNumberingAfterBreak="0">
     <w:nsid w:val="47293482"/>
     <w:multiLevelType w:val="multilevel"/>
     <w:tmpl w:val="282EBE86"/>
@@ -21630,7 +23795,7 @@
       </w:rPr>
     </w:lvl>
   </w:abstractNum>
-  <w:abstractNum w:abstractNumId="34" w15:restartNumberingAfterBreak="0">
+  <w:abstractNum w:abstractNumId="38" w15:restartNumberingAfterBreak="0">
     <w:nsid w:val="486E6382"/>
     <w:multiLevelType w:val="multilevel"/>
     <w:tmpl w:val="82F0D3DE"/>
@@ -21779,7 +23944,7 @@
       </w:rPr>
     </w:lvl>
   </w:abstractNum>
-  <w:abstractNum w:abstractNumId="35" w15:restartNumberingAfterBreak="0">
+  <w:abstractNum w:abstractNumId="39" w15:restartNumberingAfterBreak="0">
     <w:nsid w:val="4BC7444A"/>
     <w:multiLevelType w:val="multilevel"/>
     <w:tmpl w:val="31B8B070"/>
@@ -21892,7 +24057,7 @@
       </w:pPr>
     </w:lvl>
   </w:abstractNum>
-  <w:abstractNum w:abstractNumId="36" w15:restartNumberingAfterBreak="0">
+  <w:abstractNum w:abstractNumId="40" w15:restartNumberingAfterBreak="0">
     <w:nsid w:val="4D587FF7"/>
     <w:multiLevelType w:val="multilevel"/>
     <w:tmpl w:val="048CBED2"/>
@@ -22041,7 +24206,156 @@
       </w:rPr>
     </w:lvl>
   </w:abstractNum>
-  <w:abstractNum w:abstractNumId="37" w15:restartNumberingAfterBreak="0">
+  <w:abstractNum w:abstractNumId="41" w15:restartNumberingAfterBreak="0">
+    <w:nsid w:val="4F122FAD"/>
+    <w:multiLevelType w:val="multilevel"/>
+    <w:tmpl w:val="5C3C0782"/>
+    <w:lvl w:ilvl="0">
+      <w:start w:val="1"/>
+      <w:numFmt w:val="bullet"/>
+      <w:lvlText w:val=""/>
+      <w:lvlJc w:val="left"/>
+      <w:pPr>
+        <w:tabs>
+          <w:tab w:val="num" w:pos="720"/>
+        </w:tabs>
+        <w:ind w:left="720" w:hanging="360"/>
+      </w:pPr>
+      <w:rPr>
+        <w:rFonts w:ascii="Symbol" w:hAnsi="Symbol" w:hint="default"/>
+        <w:sz w:val="20"/>
+      </w:rPr>
+    </w:lvl>
+    <w:lvl w:ilvl="1" w:tentative="1">
+      <w:start w:val="1"/>
+      <w:numFmt w:val="bullet"/>
+      <w:lvlText w:val="o"/>
+      <w:lvlJc w:val="left"/>
+      <w:pPr>
+        <w:tabs>
+          <w:tab w:val="num" w:pos="1440"/>
+        </w:tabs>
+        <w:ind w:left="1440" w:hanging="360"/>
+      </w:pPr>
+      <w:rPr>
+        <w:rFonts w:ascii="Courier New" w:hAnsi="Courier New" w:hint="default"/>
+        <w:sz w:val="20"/>
+      </w:rPr>
+    </w:lvl>
+    <w:lvl w:ilvl="2" w:tentative="1">
+      <w:start w:val="1"/>
+      <w:numFmt w:val="bullet"/>
+      <w:lvlText w:val=""/>
+      <w:lvlJc w:val="left"/>
+      <w:pPr>
+        <w:tabs>
+          <w:tab w:val="num" w:pos="2160"/>
+        </w:tabs>
+        <w:ind w:left="2160" w:hanging="360"/>
+      </w:pPr>
+      <w:rPr>
+        <w:rFonts w:ascii="Wingdings" w:hAnsi="Wingdings" w:hint="default"/>
+        <w:sz w:val="20"/>
+      </w:rPr>
+    </w:lvl>
+    <w:lvl w:ilvl="3" w:tentative="1">
+      <w:start w:val="1"/>
+      <w:numFmt w:val="bullet"/>
+      <w:lvlText w:val=""/>
+      <w:lvlJc w:val="left"/>
+      <w:pPr>
+        <w:tabs>
+          <w:tab w:val="num" w:pos="2880"/>
+        </w:tabs>
+        <w:ind w:left="2880" w:hanging="360"/>
+      </w:pPr>
+      <w:rPr>
+        <w:rFonts w:ascii="Wingdings" w:hAnsi="Wingdings" w:hint="default"/>
+        <w:sz w:val="20"/>
+      </w:rPr>
+    </w:lvl>
+    <w:lvl w:ilvl="4" w:tentative="1">
+      <w:start w:val="1"/>
+      <w:numFmt w:val="bullet"/>
+      <w:lvlText w:val=""/>
+      <w:lvlJc w:val="left"/>
+      <w:pPr>
+        <w:tabs>
+          <w:tab w:val="num" w:pos="3600"/>
+        </w:tabs>
+        <w:ind w:left="3600" w:hanging="360"/>
+      </w:pPr>
+      <w:rPr>
+        <w:rFonts w:ascii="Wingdings" w:hAnsi="Wingdings" w:hint="default"/>
+        <w:sz w:val="20"/>
+      </w:rPr>
+    </w:lvl>
+    <w:lvl w:ilvl="5" w:tentative="1">
+      <w:start w:val="1"/>
+      <w:numFmt w:val="bullet"/>
+      <w:lvlText w:val=""/>
+      <w:lvlJc w:val="left"/>
+      <w:pPr>
+        <w:tabs>
+          <w:tab w:val="num" w:pos="4320"/>
+        </w:tabs>
+        <w:ind w:left="4320" w:hanging="360"/>
+      </w:pPr>
+      <w:rPr>
+        <w:rFonts w:ascii="Wingdings" w:hAnsi="Wingdings" w:hint="default"/>
+        <w:sz w:val="20"/>
+      </w:rPr>
+    </w:lvl>
+    <w:lvl w:ilvl="6" w:tentative="1">
+      <w:start w:val="1"/>
+      <w:numFmt w:val="bullet"/>
+      <w:lvlText w:val=""/>
+      <w:lvlJc w:val="left"/>
+      <w:pPr>
+        <w:tabs>
+          <w:tab w:val="num" w:pos="5040"/>
+        </w:tabs>
+        <w:ind w:left="5040" w:hanging="360"/>
+      </w:pPr>
+      <w:rPr>
+        <w:rFonts w:ascii="Wingdings" w:hAnsi="Wingdings" w:hint="default"/>
+        <w:sz w:val="20"/>
+      </w:rPr>
+    </w:lvl>
+    <w:lvl w:ilvl="7" w:tentative="1">
+      <w:start w:val="1"/>
+      <w:numFmt w:val="bullet"/>
+      <w:lvlText w:val=""/>
+      <w:lvlJc w:val="left"/>
+      <w:pPr>
+        <w:tabs>
+          <w:tab w:val="num" w:pos="5760"/>
+        </w:tabs>
+        <w:ind w:left="5760" w:hanging="360"/>
+      </w:pPr>
+      <w:rPr>
+        <w:rFonts w:ascii="Wingdings" w:hAnsi="Wingdings" w:hint="default"/>
+        <w:sz w:val="20"/>
+      </w:rPr>
+    </w:lvl>
+    <w:lvl w:ilvl="8" w:tentative="1">
+      <w:start w:val="1"/>
+      <w:numFmt w:val="bullet"/>
+      <w:lvlText w:val=""/>
+      <w:lvlJc w:val="left"/>
+      <w:pPr>
+        <w:tabs>
+          <w:tab w:val="num" w:pos="6480"/>
+        </w:tabs>
+        <w:ind w:left="6480" w:hanging="360"/>
+      </w:pPr>
+      <w:rPr>
+        <w:rFonts w:ascii="Wingdings" w:hAnsi="Wingdings" w:hint="default"/>
+        <w:sz w:val="20"/>
+      </w:rPr>
+    </w:lvl>
+  </w:abstractNum>
+  <w:abstractNum w:abstractNumId="42" w15:restartNumberingAfterBreak="0">
     <w:nsid w:val="4F74506C"/>
     <w:multiLevelType w:val="multilevel"/>
     <w:tmpl w:val="F926BD64"/>
@@ -22190,7 +24504,7 @@
       </w:rPr>
     </w:lvl>
   </w:abstractNum>
-  <w:abstractNum w:abstractNumId="38" w15:restartNumberingAfterBreak="0">
+  <w:abstractNum w:abstractNumId="43" w15:restartNumberingAfterBreak="0">
     <w:nsid w:val="4FF76D4D"/>
     <w:multiLevelType w:val="multilevel"/>
     <w:tmpl w:val="EF564CCC"/>
@@ -22339,7 +24653,7 @@
       </w:rPr>
     </w:lvl>
   </w:abstractNum>
-  <w:abstractNum w:abstractNumId="39" w15:restartNumberingAfterBreak="0">
+  <w:abstractNum w:abstractNumId="44" w15:restartNumberingAfterBreak="0">
     <w:nsid w:val="55195B36"/>
     <w:multiLevelType w:val="multilevel"/>
     <w:tmpl w:val="E1A2BFAA"/>
@@ -22488,7 +24802,7 @@
       </w:rPr>
     </w:lvl>
   </w:abstractNum>
-  <w:abstractNum w:abstractNumId="40" w15:restartNumberingAfterBreak="0">
+  <w:abstractNum w:abstractNumId="45" w15:restartNumberingAfterBreak="0">
     <w:nsid w:val="5790046C"/>
     <w:multiLevelType w:val="multilevel"/>
     <w:tmpl w:val="93E40112"/>
@@ -22637,7 +24951,7 @@
       </w:rPr>
     </w:lvl>
   </w:abstractNum>
-  <w:abstractNum w:abstractNumId="41" w15:restartNumberingAfterBreak="0">
+  <w:abstractNum w:abstractNumId="46" w15:restartNumberingAfterBreak="0">
     <w:nsid w:val="58B153C9"/>
     <w:multiLevelType w:val="multilevel"/>
     <w:tmpl w:val="252C7668"/>
@@ -22786,7 +25100,7 @@
       </w:rPr>
     </w:lvl>
   </w:abstractNum>
-  <w:abstractNum w:abstractNumId="42" w15:restartNumberingAfterBreak="0">
+  <w:abstractNum w:abstractNumId="47" w15:restartNumberingAfterBreak="0">
     <w:nsid w:val="59920B80"/>
     <w:multiLevelType w:val="multilevel"/>
     <w:tmpl w:val="CAEEC91C"/>
@@ -22935,7 +25249,7 @@
       </w:rPr>
     </w:lvl>
   </w:abstractNum>
-  <w:abstractNum w:abstractNumId="43" w15:restartNumberingAfterBreak="0">
+  <w:abstractNum w:abstractNumId="48" w15:restartNumberingAfterBreak="0">
     <w:nsid w:val="5CEE5633"/>
     <w:multiLevelType w:val="multilevel"/>
     <w:tmpl w:val="31A87A12"/>
@@ -23084,7 +25398,7 @@
       </w:rPr>
     </w:lvl>
   </w:abstractNum>
-  <w:abstractNum w:abstractNumId="44" w15:restartNumberingAfterBreak="0">
+  <w:abstractNum w:abstractNumId="49" w15:restartNumberingAfterBreak="0">
     <w:nsid w:val="60515595"/>
     <w:multiLevelType w:val="multilevel"/>
     <w:tmpl w:val="DCF40022"/>
@@ -23233,7 +25547,7 @@
       </w:rPr>
     </w:lvl>
   </w:abstractNum>
-  <w:abstractNum w:abstractNumId="45" w15:restartNumberingAfterBreak="0">
+  <w:abstractNum w:abstractNumId="50" w15:restartNumberingAfterBreak="0">
     <w:nsid w:val="6054548D"/>
     <w:multiLevelType w:val="multilevel"/>
     <w:tmpl w:val="E44A80FC"/>
@@ -23382,7 +25696,7 @@
       </w:rPr>
     </w:lvl>
   </w:abstractNum>
-  <w:abstractNum w:abstractNumId="46" w15:restartNumberingAfterBreak="0">
+  <w:abstractNum w:abstractNumId="51" w15:restartNumberingAfterBreak="0">
     <w:nsid w:val="624F29C0"/>
     <w:multiLevelType w:val="multilevel"/>
     <w:tmpl w:val="DB3E99E0"/>
@@ -23531,7 +25845,7 @@
       </w:rPr>
     </w:lvl>
   </w:abstractNum>
-  <w:abstractNum w:abstractNumId="47" w15:restartNumberingAfterBreak="0">
+  <w:abstractNum w:abstractNumId="52" w15:restartNumberingAfterBreak="0">
     <w:nsid w:val="64A96BF0"/>
     <w:multiLevelType w:val="multilevel"/>
     <w:tmpl w:val="616A9796"/>
@@ -23680,7 +25994,7 @@
       </w:rPr>
     </w:lvl>
   </w:abstractNum>
-  <w:abstractNum w:abstractNumId="48" w15:restartNumberingAfterBreak="0">
+  <w:abstractNum w:abstractNumId="53" w15:restartNumberingAfterBreak="0">
     <w:nsid w:val="65262688"/>
     <w:multiLevelType w:val="multilevel"/>
     <w:tmpl w:val="BC36EB62"/>
@@ -23829,7 +26143,7 @@
       </w:rPr>
     </w:lvl>
   </w:abstractNum>
-  <w:abstractNum w:abstractNumId="49" w15:restartNumberingAfterBreak="0">
+  <w:abstractNum w:abstractNumId="54" w15:restartNumberingAfterBreak="0">
     <w:nsid w:val="65EC5CC2"/>
     <w:multiLevelType w:val="multilevel"/>
     <w:tmpl w:val="893C257A"/>
@@ -23978,7 +26292,7 @@
       </w:rPr>
     </w:lvl>
   </w:abstractNum>
-  <w:abstractNum w:abstractNumId="50" w15:restartNumberingAfterBreak="0">
+  <w:abstractNum w:abstractNumId="55" w15:restartNumberingAfterBreak="0">
     <w:nsid w:val="667A1272"/>
     <w:multiLevelType w:val="multilevel"/>
     <w:tmpl w:val="8E54D8B0"/>
@@ -24127,7 +26441,7 @@
       </w:rPr>
     </w:lvl>
   </w:abstractNum>
-  <w:abstractNum w:abstractNumId="51" w15:restartNumberingAfterBreak="0">
+  <w:abstractNum w:abstractNumId="56" w15:restartNumberingAfterBreak="0">
     <w:nsid w:val="671E3CDC"/>
     <w:multiLevelType w:val="multilevel"/>
     <w:tmpl w:val="028046DA"/>
@@ -24276,7 +26590,7 @@
       </w:rPr>
     </w:lvl>
   </w:abstractNum>
-  <w:abstractNum w:abstractNumId="52" w15:restartNumberingAfterBreak="0">
+  <w:abstractNum w:abstractNumId="57" w15:restartNumberingAfterBreak="0">
     <w:nsid w:val="6820659B"/>
     <w:multiLevelType w:val="multilevel"/>
     <w:tmpl w:val="5C442948"/>
@@ -24425,7 +26739,7 @@
       </w:rPr>
     </w:lvl>
   </w:abstractNum>
-  <w:abstractNum w:abstractNumId="53" w15:restartNumberingAfterBreak="0">
+  <w:abstractNum w:abstractNumId="58" w15:restartNumberingAfterBreak="0">
     <w:nsid w:val="6B6B3C47"/>
     <w:multiLevelType w:val="multilevel"/>
     <w:tmpl w:val="40A689D0"/>
@@ -24574,7 +26888,7 @@
       </w:rPr>
     </w:lvl>
   </w:abstractNum>
-  <w:abstractNum w:abstractNumId="54" w15:restartNumberingAfterBreak="0">
+  <w:abstractNum w:abstractNumId="59" w15:restartNumberingAfterBreak="0">
     <w:nsid w:val="6B8467BF"/>
     <w:multiLevelType w:val="multilevel"/>
     <w:tmpl w:val="8BFE2B86"/>
@@ -24723,7 +27037,7 @@
       </w:rPr>
     </w:lvl>
   </w:abstractNum>
-  <w:abstractNum w:abstractNumId="55" w15:restartNumberingAfterBreak="0">
+  <w:abstractNum w:abstractNumId="60" w15:restartNumberingAfterBreak="0">
     <w:nsid w:val="6BF5601B"/>
     <w:multiLevelType w:val="multilevel"/>
     <w:tmpl w:val="61EAC5BC"/>
@@ -24872,7 +27186,7 @@
       </w:rPr>
     </w:lvl>
   </w:abstractNum>
-  <w:abstractNum w:abstractNumId="56" w15:restartNumberingAfterBreak="0">
+  <w:abstractNum w:abstractNumId="61" w15:restartNumberingAfterBreak="0">
     <w:nsid w:val="6C2E01F6"/>
     <w:multiLevelType w:val="multilevel"/>
     <w:tmpl w:val="D44C1F9C"/>
@@ -25021,7 +27335,7 @@
       </w:rPr>
     </w:lvl>
   </w:abstractNum>
-  <w:abstractNum w:abstractNumId="57" w15:restartNumberingAfterBreak="0">
+  <w:abstractNum w:abstractNumId="62" w15:restartNumberingAfterBreak="0">
     <w:nsid w:val="6D790680"/>
     <w:multiLevelType w:val="multilevel"/>
     <w:tmpl w:val="003C3B4E"/>
@@ -25170,7 +27484,7 @@
       </w:rPr>
     </w:lvl>
   </w:abstractNum>
-  <w:abstractNum w:abstractNumId="58" w15:restartNumberingAfterBreak="0">
+  <w:abstractNum w:abstractNumId="63" w15:restartNumberingAfterBreak="0">
     <w:nsid w:val="7013591C"/>
     <w:multiLevelType w:val="multilevel"/>
     <w:tmpl w:val="BC1650B8"/>
@@ -25319,7 +27633,7 @@
       </w:rPr>
     </w:lvl>
   </w:abstractNum>
-  <w:abstractNum w:abstractNumId="59" w15:restartNumberingAfterBreak="0">
+  <w:abstractNum w:abstractNumId="64" w15:restartNumberingAfterBreak="0">
     <w:nsid w:val="70860B6B"/>
     <w:multiLevelType w:val="multilevel"/>
     <w:tmpl w:val="6194F3F0"/>
@@ -25436,7 +27750,7 @@
       </w:pPr>
     </w:lvl>
   </w:abstractNum>
-  <w:abstractNum w:abstractNumId="60" w15:restartNumberingAfterBreak="0">
+  <w:abstractNum w:abstractNumId="65" w15:restartNumberingAfterBreak="0">
     <w:nsid w:val="72090254"/>
     <w:multiLevelType w:val="multilevel"/>
     <w:tmpl w:val="042678B8"/>
@@ -25585,7 +27899,7 @@
       </w:rPr>
     </w:lvl>
   </w:abstractNum>
-  <w:abstractNum w:abstractNumId="61" w15:restartNumberingAfterBreak="0">
+  <w:abstractNum w:abstractNumId="66" w15:restartNumberingAfterBreak="0">
     <w:nsid w:val="723227B4"/>
     <w:multiLevelType w:val="multilevel"/>
     <w:tmpl w:val="C5FE236A"/>
@@ -25734,7 +28048,7 @@
       </w:rPr>
     </w:lvl>
   </w:abstractNum>
-  <w:abstractNum w:abstractNumId="62" w15:restartNumberingAfterBreak="0">
+  <w:abstractNum w:abstractNumId="67" w15:restartNumberingAfterBreak="0">
     <w:nsid w:val="7408298D"/>
     <w:multiLevelType w:val="multilevel"/>
     <w:tmpl w:val="5BC61B9C"/>
@@ -25883,7 +28197,7 @@
       </w:rPr>
     </w:lvl>
   </w:abstractNum>
-  <w:abstractNum w:abstractNumId="63" w15:restartNumberingAfterBreak="0">
+  <w:abstractNum w:abstractNumId="68" w15:restartNumberingAfterBreak="0">
     <w:nsid w:val="75092643"/>
     <w:multiLevelType w:val="multilevel"/>
     <w:tmpl w:val="1D1AAFBC"/>
@@ -26032,7 +28346,120 @@
       </w:rPr>
     </w:lvl>
   </w:abstractNum>
-  <w:abstractNum w:abstractNumId="64" w15:restartNumberingAfterBreak="0">
+  <w:abstractNum w:abstractNumId="69" w15:restartNumberingAfterBreak="0">
+    <w:nsid w:val="75840870"/>
+    <w:multiLevelType w:val="multilevel"/>
+    <w:tmpl w:val="D93437E6"/>
+    <w:lvl w:ilvl="0">
+      <w:start w:val="1"/>
+      <w:numFmt w:val="decimal"/>
+      <w:lvlText w:val="%1."/>
+      <w:lvlJc w:val="left"/>
+      <w:pPr>
+        <w:tabs>
+          <w:tab w:val="num" w:pos="720"/>
+        </w:tabs>
+        <w:ind w:left="720" w:hanging="360"/>
+      </w:pPr>
+    </w:lvl>
+    <w:lvl w:ilvl="1" w:tentative="1">
+      <w:start w:val="1"/>
+      <w:numFmt w:val="decimal"/>
+      <w:lvlText w:val="%2."/>
+      <w:lvlJc w:val="left"/>
+      <w:pPr>
+        <w:tabs>
+          <w:tab w:val="num" w:pos="1440"/>
+        </w:tabs>
+        <w:ind w:left="1440" w:hanging="360"/>
+      </w:pPr>
+    </w:lvl>
+    <w:lvl w:ilvl="2" w:tentative="1">
+      <w:start w:val="1"/>
+      <w:numFmt w:val="decimal"/>
+      <w:lvlText w:val="%3."/>
+      <w:lvlJc w:val="left"/>
+      <w:pPr>
+        <w:tabs>
+          <w:tab w:val="num" w:pos="2160"/>
+        </w:tabs>
+        <w:ind w:left="2160" w:hanging="360"/>
+      </w:pPr>
+    </w:lvl>
+    <w:lvl w:ilvl="3" w:tentative="1">
+      <w:start w:val="1"/>
+      <w:numFmt w:val="decimal"/>
+      <w:lvlText w:val="%4."/>
+      <w:lvlJc w:val="left"/>
+      <w:pPr>
+        <w:tabs>
+          <w:tab w:val="num" w:pos="2880"/>
+        </w:tabs>
+        <w:ind w:left="2880" w:hanging="360"/>
+      </w:pPr>
+    </w:lvl>
+    <w:lvl w:ilvl="4" w:tentative="1">
+      <w:start w:val="1"/>
+      <w:numFmt w:val="decimal"/>
+      <w:lvlText w:val="%5."/>
+      <w:lvlJc w:val="left"/>
+      <w:pPr>
+        <w:tabs>
+          <w:tab w:val="num" w:pos="3600"/>
+        </w:tabs>
+        <w:ind w:left="3600" w:hanging="360"/>
+      </w:pPr>
+    </w:lvl>
+    <w:lvl w:ilvl="5" w:tentative="1">
+      <w:start w:val="1"/>
+      <w:numFmt w:val="decimal"/>
+      <w:lvlText w:val="%6."/>
+      <w:lvlJc w:val="left"/>
+      <w:pPr>
+        <w:tabs>
+          <w:tab w:val="num" w:pos="4320"/>
+        </w:tabs>
+        <w:ind w:left="4320" w:hanging="360"/>
+      </w:pPr>
+    </w:lvl>
+    <w:lvl w:ilvl="6" w:tentative="1">
+      <w:start w:val="1"/>
+      <w:numFmt w:val="decimal"/>
+      <w:lvlText w:val="%7."/>
+      <w:lvlJc w:val="left"/>
+      <w:pPr>
+        <w:tabs>
+          <w:tab w:val="num" w:pos="5040"/>
+        </w:tabs>
+        <w:ind w:left="5040" w:hanging="360"/>
+      </w:pPr>
+    </w:lvl>
+    <w:lvl w:ilvl="7" w:tentative="1">
+      <w:start w:val="1"/>
+      <w:numFmt w:val="decimal"/>
+      <w:lvlText w:val="%8."/>
+      <w:lvlJc w:val="left"/>
+      <w:pPr>
+        <w:tabs>
+          <w:tab w:val="num" w:pos="5760"/>
+        </w:tabs>
+        <w:ind w:left="5760" w:hanging="360"/>
+      </w:pPr>
+    </w:lvl>
+    <w:lvl w:ilvl="8" w:tentative="1">
+      <w:start w:val="1"/>
+      <w:numFmt w:val="decimal"/>
+      <w:lvlText w:val="%9."/>
+      <w:lvlJc w:val="left"/>
+      <w:pPr>
+        <w:tabs>
+          <w:tab w:val="num" w:pos="6480"/>
+        </w:tabs>
+        <w:ind w:left="6480" w:hanging="360"/>
+      </w:pPr>
+    </w:lvl>
+  </w:abstractNum>
+  <w:abstractNum w:abstractNumId="70" w15:restartNumberingAfterBreak="0">
     <w:nsid w:val="77F8377D"/>
     <w:multiLevelType w:val="multilevel"/>
     <w:tmpl w:val="E4426A14"/>
@@ -26181,7 +28608,7 @@
       </w:rPr>
     </w:lvl>
   </w:abstractNum>
-  <w:abstractNum w:abstractNumId="65" w15:restartNumberingAfterBreak="0">
+  <w:abstractNum w:abstractNumId="71" w15:restartNumberingAfterBreak="0">
     <w:nsid w:val="77FE2288"/>
     <w:multiLevelType w:val="multilevel"/>
     <w:tmpl w:val="FF1C6178"/>
@@ -26330,7 +28757,7 @@
       </w:rPr>
     </w:lvl>
   </w:abstractNum>
-  <w:abstractNum w:abstractNumId="66" w15:restartNumberingAfterBreak="0">
+  <w:abstractNum w:abstractNumId="72" w15:restartNumberingAfterBreak="0">
     <w:nsid w:val="78ED7E58"/>
     <w:multiLevelType w:val="multilevel"/>
     <w:tmpl w:val="A28679B2"/>
@@ -26479,7 +28906,7 @@
       </w:rPr>
     </w:lvl>
   </w:abstractNum>
-  <w:abstractNum w:abstractNumId="67" w15:restartNumberingAfterBreak="0">
+  <w:abstractNum w:abstractNumId="73" w15:restartNumberingAfterBreak="0">
     <w:nsid w:val="795C0163"/>
     <w:multiLevelType w:val="multilevel"/>
     <w:tmpl w:val="E77058C4"/>
@@ -26628,7 +29055,7 @@
       </w:rPr>
     </w:lvl>
   </w:abstractNum>
-  <w:abstractNum w:abstractNumId="68" w15:restartNumberingAfterBreak="0">
+  <w:abstractNum w:abstractNumId="74" w15:restartNumberingAfterBreak="0">
     <w:nsid w:val="7D212188"/>
     <w:multiLevelType w:val="multilevel"/>
     <w:tmpl w:val="379CEEA4"/>
@@ -26777,7 +29204,7 @@
       </w:rPr>
     </w:lvl>
   </w:abstractNum>
-  <w:abstractNum w:abstractNumId="69" w15:restartNumberingAfterBreak="0">
+  <w:abstractNum w:abstractNumId="75" w15:restartNumberingAfterBreak="0">
     <w:nsid w:val="7D630BD8"/>
     <w:multiLevelType w:val="multilevel"/>
     <w:tmpl w:val="29AAB4E8"/>
@@ -26926,7 +29353,7 @@
       </w:rPr>
     </w:lvl>
   </w:abstractNum>
-  <w:abstractNum w:abstractNumId="70" w15:restartNumberingAfterBreak="0">
+  <w:abstractNum w:abstractNumId="76" w15:restartNumberingAfterBreak="0">
     <w:nsid w:val="7DBD0CD7"/>
     <w:multiLevelType w:val="multilevel"/>
     <w:tmpl w:val="A0EC3056"/>
@@ -27076,217 +29503,235 @@
     </w:lvl>
   </w:abstractNum>
   <w:num w:numId="1" w16cid:durableId="539703690">
-    <w:abstractNumId w:val="68"/>
+    <w:abstractNumId w:val="74"/>
   </w:num>
   <w:num w:numId="2" w16cid:durableId="529539000">
-    <w:abstractNumId w:val="61"/>
+    <w:abstractNumId w:val="66"/>
   </w:num>
   <w:num w:numId="3" w16cid:durableId="1507868098">
-    <w:abstractNumId w:val="60"/>
+    <w:abstractNumId w:val="65"/>
   </w:num>
   <w:num w:numId="4" w16cid:durableId="1090276143">
-    <w:abstractNumId w:val="33"/>
+    <w:abstractNumId w:val="37"/>
   </w:num>
   <w:num w:numId="5" w16cid:durableId="1100642952">
     <w:abstractNumId w:val="0"/>
   </w:num>
   <w:num w:numId="6" w16cid:durableId="609314199">
+    <w:abstractNumId w:val="24"/>
+  </w:num>
+  <w:num w:numId="7" w16cid:durableId="1326663548">
+    <w:abstractNumId w:val="57"/>
+  </w:num>
+  <w:num w:numId="8" w16cid:durableId="799693069">
+    <w:abstractNumId w:val="55"/>
+  </w:num>
+  <w:num w:numId="9" w16cid:durableId="107093652">
+    <w:abstractNumId w:val="59"/>
+  </w:num>
+  <w:num w:numId="10" w16cid:durableId="1675720591">
+    <w:abstractNumId w:val="2"/>
+  </w:num>
+  <w:num w:numId="11" w16cid:durableId="2140419691">
+    <w:abstractNumId w:val="58"/>
+  </w:num>
+  <w:num w:numId="12" w16cid:durableId="1892954593">
+    <w:abstractNumId w:val="31"/>
+  </w:num>
+  <w:num w:numId="13" w16cid:durableId="1234658075">
+    <w:abstractNumId w:val="46"/>
+  </w:num>
+  <w:num w:numId="14" w16cid:durableId="1593784728">
+    <w:abstractNumId w:val="45"/>
+  </w:num>
+  <w:num w:numId="15" w16cid:durableId="443309351">
+    <w:abstractNumId w:val="70"/>
+  </w:num>
+  <w:num w:numId="16" w16cid:durableId="1965304958">
+    <w:abstractNumId w:val="64"/>
+  </w:num>
+  <w:num w:numId="17" w16cid:durableId="688605314">
+    <w:abstractNumId w:val="56"/>
+  </w:num>
+  <w:num w:numId="18" w16cid:durableId="1022316225">
+    <w:abstractNumId w:val="62"/>
+  </w:num>
+  <w:num w:numId="19" w16cid:durableId="141240616">
+    <w:abstractNumId w:val="5"/>
+  </w:num>
+  <w:num w:numId="20" w16cid:durableId="765424595">
+    <w:abstractNumId w:val="61"/>
+  </w:num>
+  <w:num w:numId="21" w16cid:durableId="2049254314">
+    <w:abstractNumId w:val="29"/>
+  </w:num>
+  <w:num w:numId="22" w16cid:durableId="1397165907">
+    <w:abstractNumId w:val="17"/>
+  </w:num>
+  <w:num w:numId="23" w16cid:durableId="1298873727">
+    <w:abstractNumId w:val="25"/>
+  </w:num>
+  <w:num w:numId="24" w16cid:durableId="970286715">
+    <w:abstractNumId w:val="32"/>
+  </w:num>
+  <w:num w:numId="25" w16cid:durableId="1234780031">
+    <w:abstractNumId w:val="60"/>
+  </w:num>
+  <w:num w:numId="26" w16cid:durableId="933439244">
+    <w:abstractNumId w:val="14"/>
+  </w:num>
+  <w:num w:numId="27" w16cid:durableId="713162761">
+    <w:abstractNumId w:val="42"/>
+  </w:num>
+  <w:num w:numId="28" w16cid:durableId="389034150">
+    <w:abstractNumId w:val="54"/>
+  </w:num>
+  <w:num w:numId="29" w16cid:durableId="2101292932">
+    <w:abstractNumId w:val="9"/>
+  </w:num>
+  <w:num w:numId="30" w16cid:durableId="1451246123">
+    <w:abstractNumId w:val="38"/>
+  </w:num>
+  <w:num w:numId="31" w16cid:durableId="1957172257">
+    <w:abstractNumId w:val="52"/>
+  </w:num>
+  <w:num w:numId="32" w16cid:durableId="2074425949">
+    <w:abstractNumId w:val="73"/>
+  </w:num>
+  <w:num w:numId="33" w16cid:durableId="1278953254">
+    <w:abstractNumId w:val="48"/>
+  </w:num>
+  <w:num w:numId="34" w16cid:durableId="762071258">
+    <w:abstractNumId w:val="72"/>
+  </w:num>
+  <w:num w:numId="35" w16cid:durableId="636911571">
+    <w:abstractNumId w:val="21"/>
+  </w:num>
+  <w:num w:numId="36" w16cid:durableId="201671262">
+    <w:abstractNumId w:val="6"/>
+  </w:num>
+  <w:num w:numId="37" w16cid:durableId="1602764755">
+    <w:abstractNumId w:val="71"/>
+  </w:num>
+  <w:num w:numId="38" w16cid:durableId="605776452">
+    <w:abstractNumId w:val="27"/>
+  </w:num>
+  <w:num w:numId="39" w16cid:durableId="1719237159">
+    <w:abstractNumId w:val="47"/>
+  </w:num>
+  <w:num w:numId="40" w16cid:durableId="171066299">
+    <w:abstractNumId w:val="67"/>
+  </w:num>
+  <w:num w:numId="41" w16cid:durableId="495804966">
+    <w:abstractNumId w:val="63"/>
+  </w:num>
+  <w:num w:numId="42" w16cid:durableId="570310927">
+    <w:abstractNumId w:val="16"/>
+  </w:num>
+  <w:num w:numId="43" w16cid:durableId="199709320">
+    <w:abstractNumId w:val="50"/>
+  </w:num>
+  <w:num w:numId="44" w16cid:durableId="1934436484">
+    <w:abstractNumId w:val="15"/>
+  </w:num>
+  <w:num w:numId="45" w16cid:durableId="188303176">
+    <w:abstractNumId w:val="43"/>
+  </w:num>
+  <w:num w:numId="46" w16cid:durableId="1484617688">
+    <w:abstractNumId w:val="53"/>
+  </w:num>
+  <w:num w:numId="47" w16cid:durableId="294217124">
+    <w:abstractNumId w:val="3"/>
+  </w:num>
+  <w:num w:numId="48" w16cid:durableId="1627081710">
+    <w:abstractNumId w:val="11"/>
+  </w:num>
+  <w:num w:numId="49" w16cid:durableId="1017853866">
+    <w:abstractNumId w:val="33"/>
+  </w:num>
+  <w:num w:numId="50" w16cid:durableId="156069245">
+    <w:abstractNumId w:val="35"/>
+  </w:num>
+  <w:num w:numId="51" w16cid:durableId="573659940">
+    <w:abstractNumId w:val="34"/>
+  </w:num>
+  <w:num w:numId="52" w16cid:durableId="1856647388">
+    <w:abstractNumId w:val="18"/>
+  </w:num>
+  <w:num w:numId="53" w16cid:durableId="255136490">
+    <w:abstractNumId w:val="68"/>
+  </w:num>
+  <w:num w:numId="54" w16cid:durableId="1615557971">
+    <w:abstractNumId w:val="49"/>
+  </w:num>
+  <w:num w:numId="55" w16cid:durableId="709766610">
+    <w:abstractNumId w:val="51"/>
+  </w:num>
+  <w:num w:numId="56" w16cid:durableId="1428962776">
+    <w:abstractNumId w:val="76"/>
+  </w:num>
+  <w:num w:numId="57" w16cid:durableId="958336198">
+    <w:abstractNumId w:val="10"/>
+  </w:num>
+  <w:num w:numId="58" w16cid:durableId="1874073811">
+    <w:abstractNumId w:val="28"/>
+  </w:num>
+  <w:num w:numId="59" w16cid:durableId="523059013">
+    <w:abstractNumId w:val="12"/>
+  </w:num>
+  <w:num w:numId="60" w16cid:durableId="1022441953">
+    <w:abstractNumId w:val="7"/>
+  </w:num>
+  <w:num w:numId="61" w16cid:durableId="589394620">
+    <w:abstractNumId w:val="4"/>
+  </w:num>
+  <w:num w:numId="62" w16cid:durableId="1493061547">
     <w:abstractNumId w:val="22"/>
   </w:num>
-  <w:num w:numId="7" w16cid:durableId="1326663548">
-    <w:abstractNumId w:val="52"/>
+  <w:num w:numId="63" w16cid:durableId="660741515">
+    <w:abstractNumId w:val="36"/>
   </w:num>
-  <w:num w:numId="8" w16cid:durableId="799693069">
-    <w:abstractNumId w:val="50"/>
+  <w:num w:numId="64" w16cid:durableId="1178347824">
+    <w:abstractNumId w:val="13"/>
   </w:num>
-  <w:num w:numId="9" w16cid:durableId="107093652">
-    <w:abstractNumId w:val="54"/>
+  <w:num w:numId="65" w16cid:durableId="1274434239">
+    <w:abstractNumId w:val="23"/>
   </w:num>
-  <w:num w:numId="10" w16cid:durableId="1675720591">
+  <w:num w:numId="66" w16cid:durableId="597644950">
+    <w:abstractNumId w:val="44"/>
+  </w:num>
+  <w:num w:numId="67" w16cid:durableId="2075859187">
+    <w:abstractNumId w:val="19"/>
+  </w:num>
+  <w:num w:numId="68" w16cid:durableId="1215697748">
+    <w:abstractNumId w:val="8"/>
+  </w:num>
+  <w:num w:numId="69" w16cid:durableId="748766918">
+    <w:abstractNumId w:val="75"/>
+  </w:num>
+  <w:num w:numId="70" w16cid:durableId="1712269791">
+    <w:abstractNumId w:val="40"/>
+  </w:num>
+  <w:num w:numId="71" w16cid:durableId="295186376">
+    <w:abstractNumId w:val="39"/>
+  </w:num>
+  <w:num w:numId="72" w16cid:durableId="97676398">
     <w:abstractNumId w:val="1"/>
   </w:num>
-  <w:num w:numId="11" w16cid:durableId="2140419691">
-    <w:abstractNumId w:val="53"/>
+  <w:num w:numId="73" w16cid:durableId="1976326592">
+    <w:abstractNumId w:val="30"/>
   </w:num>
-  <w:num w:numId="12" w16cid:durableId="1892954593">
-    <w:abstractNumId w:val="27"/>
+  <w:num w:numId="74" w16cid:durableId="1812358449">
+    <w:abstractNumId w:val="69"/>
   </w:num>
-  <w:num w:numId="13" w16cid:durableId="1234658075">
+  <w:num w:numId="75" w16cid:durableId="1260410652">
+    <w:abstractNumId w:val="20"/>
+  </w:num>
+  <w:num w:numId="76" w16cid:durableId="72053456">
     <w:abstractNumId w:val="41"/>
   </w:num>
-  <w:num w:numId="14" w16cid:durableId="1593784728">
-    <w:abstractNumId w:val="40"/>
-  </w:num>
-  <w:num w:numId="15" w16cid:durableId="443309351">
-    <w:abstractNumId w:val="64"/>
-  </w:num>
-  <w:num w:numId="16" w16cid:durableId="1965304958">
-    <w:abstractNumId w:val="59"/>
-  </w:num>
-  <w:num w:numId="17" w16cid:durableId="688605314">
-    <w:abstractNumId w:val="51"/>
-  </w:num>
-  <w:num w:numId="18" w16cid:durableId="1022316225">
-    <w:abstractNumId w:val="57"/>
-  </w:num>
-  <w:num w:numId="19" w16cid:durableId="141240616">
-    <w:abstractNumId w:val="4"/>
-  </w:num>
-  <w:num w:numId="20" w16cid:durableId="765424595">
-    <w:abstractNumId w:val="56"/>
-  </w:num>
-  <w:num w:numId="21" w16cid:durableId="2049254314">
+  <w:num w:numId="77" w16cid:durableId="1186748253">
     <w:abstractNumId w:val="26"/>
-  </w:num>
-  <w:num w:numId="22" w16cid:durableId="1397165907">
-    <w:abstractNumId w:val="16"/>
-  </w:num>
-  <w:num w:numId="23" w16cid:durableId="1298873727">
-    <w:abstractNumId w:val="23"/>
-  </w:num>
-  <w:num w:numId="24" w16cid:durableId="970286715">
-    <w:abstractNumId w:val="28"/>
-  </w:num>
-  <w:num w:numId="25" w16cid:durableId="1234780031">
-    <w:abstractNumId w:val="55"/>
-  </w:num>
-  <w:num w:numId="26" w16cid:durableId="933439244">
-    <w:abstractNumId w:val="13"/>
-  </w:num>
-  <w:num w:numId="27" w16cid:durableId="713162761">
-    <w:abstractNumId w:val="37"/>
-  </w:num>
-  <w:num w:numId="28" w16cid:durableId="389034150">
-    <w:abstractNumId w:val="49"/>
-  </w:num>
-  <w:num w:numId="29" w16cid:durableId="2101292932">
-    <w:abstractNumId w:val="8"/>
-  </w:num>
-  <w:num w:numId="30" w16cid:durableId="1451246123">
-    <w:abstractNumId w:val="34"/>
-  </w:num>
-  <w:num w:numId="31" w16cid:durableId="1957172257">
-    <w:abstractNumId w:val="47"/>
-  </w:num>
-  <w:num w:numId="32" w16cid:durableId="2074425949">
-    <w:abstractNumId w:val="67"/>
-  </w:num>
-  <w:num w:numId="33" w16cid:durableId="1278953254">
-    <w:abstractNumId w:val="43"/>
-  </w:num>
-  <w:num w:numId="34" w16cid:durableId="762071258">
-    <w:abstractNumId w:val="66"/>
-  </w:num>
-  <w:num w:numId="35" w16cid:durableId="636911571">
-    <w:abstractNumId w:val="19"/>
-  </w:num>
-  <w:num w:numId="36" w16cid:durableId="201671262">
-    <w:abstractNumId w:val="5"/>
-  </w:num>
-  <w:num w:numId="37" w16cid:durableId="1602764755">
-    <w:abstractNumId w:val="65"/>
-  </w:num>
-  <w:num w:numId="38" w16cid:durableId="605776452">
-    <w:abstractNumId w:val="24"/>
-  </w:num>
-  <w:num w:numId="39" w16cid:durableId="1719237159">
-    <w:abstractNumId w:val="42"/>
-  </w:num>
-  <w:num w:numId="40" w16cid:durableId="171066299">
-    <w:abstractNumId w:val="62"/>
-  </w:num>
-  <w:num w:numId="41" w16cid:durableId="495804966">
-    <w:abstractNumId w:val="58"/>
-  </w:num>
-  <w:num w:numId="42" w16cid:durableId="570310927">
-    <w:abstractNumId w:val="15"/>
-  </w:num>
-  <w:num w:numId="43" w16cid:durableId="199709320">
-    <w:abstractNumId w:val="45"/>
-  </w:num>
-  <w:num w:numId="44" w16cid:durableId="1934436484">
-    <w:abstractNumId w:val="14"/>
-  </w:num>
-  <w:num w:numId="45" w16cid:durableId="188303176">
-    <w:abstractNumId w:val="38"/>
-  </w:num>
-  <w:num w:numId="46" w16cid:durableId="1484617688">
-    <w:abstractNumId w:val="48"/>
-  </w:num>
-  <w:num w:numId="47" w16cid:durableId="294217124">
-    <w:abstractNumId w:val="2"/>
-  </w:num>
-  <w:num w:numId="48" w16cid:durableId="1627081710">
-    <w:abstractNumId w:val="10"/>
-  </w:num>
-  <w:num w:numId="49" w16cid:durableId="1017853866">
-    <w:abstractNumId w:val="29"/>
-  </w:num>
-  <w:num w:numId="50" w16cid:durableId="156069245">
-    <w:abstractNumId w:val="31"/>
-  </w:num>
-  <w:num w:numId="51" w16cid:durableId="573659940">
-    <w:abstractNumId w:val="30"/>
-  </w:num>
-  <w:num w:numId="52" w16cid:durableId="1856647388">
-    <w:abstractNumId w:val="17"/>
-  </w:num>
-  <w:num w:numId="53" w16cid:durableId="255136490">
-    <w:abstractNumId w:val="63"/>
-  </w:num>
-  <w:num w:numId="54" w16cid:durableId="1615557971">
-    <w:abstractNumId w:val="44"/>
-  </w:num>
-  <w:num w:numId="55" w16cid:durableId="709766610">
-    <w:abstractNumId w:val="46"/>
-  </w:num>
-  <w:num w:numId="56" w16cid:durableId="1428962776">
-    <w:abstractNumId w:val="70"/>
-  </w:num>
-  <w:num w:numId="57" w16cid:durableId="958336198">
-    <w:abstractNumId w:val="9"/>
-  </w:num>
-  <w:num w:numId="58" w16cid:durableId="1874073811">
-    <w:abstractNumId w:val="25"/>
-  </w:num>
-  <w:num w:numId="59" w16cid:durableId="523059013">
-    <w:abstractNumId w:val="11"/>
-  </w:num>
-  <w:num w:numId="60" w16cid:durableId="1022441953">
-    <w:abstractNumId w:val="6"/>
-  </w:num>
-  <w:num w:numId="61" w16cid:durableId="589394620">
-    <w:abstractNumId w:val="3"/>
-  </w:num>
-  <w:num w:numId="62" w16cid:durableId="1493061547">
-    <w:abstractNumId w:val="20"/>
-  </w:num>
-  <w:num w:numId="63" w16cid:durableId="660741515">
-    <w:abstractNumId w:val="32"/>
-  </w:num>
-  <w:num w:numId="64" w16cid:durableId="1178347824">
-    <w:abstractNumId w:val="12"/>
-  </w:num>
-  <w:num w:numId="65" w16cid:durableId="1274434239">
-    <w:abstractNumId w:val="21"/>
-  </w:num>
-  <w:num w:numId="66" w16cid:durableId="597644950">
-    <w:abstractNumId w:val="39"/>
-  </w:num>
-  <w:num w:numId="67" w16cid:durableId="2075859187">
-    <w:abstractNumId w:val="18"/>
-  </w:num>
-  <w:num w:numId="68" w16cid:durableId="1215697748">
-    <w:abstractNumId w:val="7"/>
-  </w:num>
-  <w:num w:numId="69" w16cid:durableId="748766918">
-    <w:abstractNumId w:val="69"/>
-  </w:num>
-  <w:num w:numId="70" w16cid:durableId="1712269791">
-    <w:abstractNumId w:val="36"/>
-  </w:num>
-  <w:num w:numId="71" w16cid:durableId="295186376">
-    <w:abstractNumId w:val="35"/>
   </w:num>
   <w:numIdMacAtCleanup w:val="71"/>
 </w:numbering>

--- a/LLMs/LLMs.docx
+++ b/LLMs/LLMs.docx
@@ -16461,9 +16461,130 @@
           <w:szCs w:val="28"/>
           <w:u w:val="single"/>
         </w:rPr>
-        <w:t>1)</w:t>
-      </w:r>
-      <w:r>
+        <w:t>1) Problema real</w:t>
+      </w:r>
+    </w:p>
+    <w:p>
+      <w:pPr>
+        <w:rPr>
+          <w:sz w:val="24"/>
+          <w:szCs w:val="24"/>
+        </w:rPr>
+      </w:pPr>
+      <w:r>
+        <w:rPr>
+          <w:sz w:val="24"/>
+          <w:szCs w:val="24"/>
+        </w:rPr>
+        <w:t>“Algunas respuestas suenan bien, pero están mal.”</w:t>
+      </w:r>
+    </w:p>
+    <w:p>
+      <w:pPr>
+        <w:rPr>
+          <w:sz w:val="24"/>
+          <w:szCs w:val="24"/>
+        </w:rPr>
+      </w:pPr>
+      <w:r>
+        <w:rPr>
+          <w:sz w:val="24"/>
+          <w:szCs w:val="24"/>
+        </w:rPr>
+        <w:t xml:space="preserve">Leer todo a mano </w:t>
+      </w:r>
+      <w:r>
+        <w:rPr>
+          <w:b/>
+          <w:bCs/>
+          <w:sz w:val="24"/>
+          <w:szCs w:val="24"/>
+        </w:rPr>
+        <w:t>no escala</w:t>
+      </w:r>
+      <w:r>
+        <w:rPr>
+          <w:sz w:val="24"/>
+          <w:szCs w:val="24"/>
+        </w:rPr>
+        <w:t>.</w:t>
+      </w:r>
+      <w:r>
+        <w:rPr>
+          <w:sz w:val="24"/>
+          <w:szCs w:val="24"/>
+        </w:rPr>
+        <w:br/>
+        <w:t xml:space="preserve">Entonces: </w:t>
+      </w:r>
+      <w:r>
+        <w:rPr>
+          <w:b/>
+          <w:bCs/>
+          <w:sz w:val="24"/>
+          <w:szCs w:val="24"/>
+        </w:rPr>
+        <w:t>¿puede el propio LLM ayudar a evaluar?</w:t>
+      </w:r>
+    </w:p>
+    <w:p>
+      <w:pPr>
+        <w:rPr>
+          <w:sz w:val="24"/>
+          <w:szCs w:val="24"/>
+        </w:rPr>
+      </w:pPr>
+      <w:r>
+        <w:rPr>
+          <w:rFonts w:ascii="Segoe UI Emoji" w:hAnsi="Segoe UI Emoji" w:cs="Segoe UI Emoji"/>
+          <w:sz w:val="24"/>
+          <w:szCs w:val="24"/>
+        </w:rPr>
+        <w:t>👉</w:t>
+      </w:r>
+      <w:r>
+        <w:rPr>
+          <w:sz w:val="24"/>
+          <w:szCs w:val="24"/>
+        </w:rPr>
+        <w:t xml:space="preserve"> Sí, </w:t>
+      </w:r>
+      <w:r>
+        <w:rPr>
+          <w:b/>
+          <w:bCs/>
+          <w:sz w:val="24"/>
+          <w:szCs w:val="24"/>
+        </w:rPr>
+        <w:t>pero solo si le das una rúbrica</w:t>
+      </w:r>
+      <w:r>
+        <w:rPr>
+          <w:sz w:val="24"/>
+          <w:szCs w:val="24"/>
+        </w:rPr>
+        <w:t>.</w:t>
+      </w:r>
+    </w:p>
+    <w:p>
+      <w:pPr>
+        <w:rPr>
+          <w:sz w:val="24"/>
+          <w:szCs w:val="24"/>
+        </w:rPr>
+      </w:pPr>
+      <w:r>
+        <w:rPr>
+          <w:sz w:val="24"/>
+          <w:szCs w:val="24"/>
+        </w:rPr>
+        <w:pict w14:anchorId="62A78844">
+          <v:rect id="_x0000_i1063" style="width:0;height:1.5pt" o:hralign="center" o:hrstd="t" o:hr="t" fillcolor="#a0a0a0" stroked="f"/>
+        </w:pict>
+      </w:r>
+    </w:p>
+    <w:p>
+      <w:pPr>
         <w:rPr>
           <w:rFonts w:cstheme="minorHAnsi"/>
           <w:b/>
@@ -16472,130 +16593,8 @@
           <w:szCs w:val="28"/>
           <w:u w:val="single"/>
         </w:rPr>
-        <w:t xml:space="preserve"> Problema real</w:t>
-      </w:r>
-    </w:p>
-    <w:p>
-      <w:pPr>
-        <w:rPr>
-          <w:sz w:val="24"/>
-          <w:szCs w:val="24"/>
-        </w:rPr>
-      </w:pPr>
-      <w:r>
-        <w:rPr>
-          <w:sz w:val="24"/>
-          <w:szCs w:val="24"/>
-        </w:rPr>
-        <w:t>“Algunas respuestas suenan bien, pero están mal.”</w:t>
-      </w:r>
-    </w:p>
-    <w:p>
-      <w:pPr>
-        <w:rPr>
-          <w:sz w:val="24"/>
-          <w:szCs w:val="24"/>
-        </w:rPr>
-      </w:pPr>
-      <w:r>
-        <w:rPr>
-          <w:sz w:val="24"/>
-          <w:szCs w:val="24"/>
-        </w:rPr>
-        <w:t xml:space="preserve">Leer todo a mano </w:t>
-      </w:r>
-      <w:r>
-        <w:rPr>
-          <w:b/>
-          <w:bCs/>
-          <w:sz w:val="24"/>
-          <w:szCs w:val="24"/>
-        </w:rPr>
-        <w:t>no escala</w:t>
-      </w:r>
-      <w:r>
-        <w:rPr>
-          <w:sz w:val="24"/>
-          <w:szCs w:val="24"/>
-        </w:rPr>
-        <w:t>.</w:t>
-      </w:r>
-      <w:r>
-        <w:rPr>
-          <w:sz w:val="24"/>
-          <w:szCs w:val="24"/>
-        </w:rPr>
-        <w:br/>
-        <w:t xml:space="preserve">Entonces: </w:t>
-      </w:r>
-      <w:r>
-        <w:rPr>
-          <w:b/>
-          <w:bCs/>
-          <w:sz w:val="24"/>
-          <w:szCs w:val="24"/>
-        </w:rPr>
-        <w:t>¿puede el propio LLM ayudar a evaluar?</w:t>
-      </w:r>
-    </w:p>
-    <w:p>
-      <w:pPr>
-        <w:rPr>
-          <w:sz w:val="24"/>
-          <w:szCs w:val="24"/>
-        </w:rPr>
-      </w:pPr>
-      <w:r>
-        <w:rPr>
-          <w:rFonts w:ascii="Segoe UI Emoji" w:hAnsi="Segoe UI Emoji" w:cs="Segoe UI Emoji"/>
-          <w:sz w:val="24"/>
-          <w:szCs w:val="24"/>
-        </w:rPr>
-        <w:t>👉</w:t>
-      </w:r>
-      <w:r>
-        <w:rPr>
-          <w:sz w:val="24"/>
-          <w:szCs w:val="24"/>
-        </w:rPr>
-        <w:t xml:space="preserve"> Sí, </w:t>
-      </w:r>
-      <w:r>
-        <w:rPr>
-          <w:b/>
-          <w:bCs/>
-          <w:sz w:val="24"/>
-          <w:szCs w:val="24"/>
-        </w:rPr>
-        <w:t>pero solo si le das una rúbrica</w:t>
-      </w:r>
-      <w:r>
-        <w:rPr>
-          <w:sz w:val="24"/>
-          <w:szCs w:val="24"/>
-        </w:rPr>
-        <w:t>.</w:t>
-      </w:r>
-    </w:p>
-    <w:p>
-      <w:pPr>
-        <w:rPr>
-          <w:sz w:val="24"/>
-          <w:szCs w:val="24"/>
-        </w:rPr>
-      </w:pPr>
-      <w:r>
-        <w:rPr>
-          <w:sz w:val="24"/>
-          <w:szCs w:val="24"/>
-        </w:rPr>
-        <w:pict w14:anchorId="62A78844">
-          <v:rect id="_x0000_i1153" style="width:0;height:1.5pt" o:hralign="center" o:hrstd="t" o:hr="t" fillcolor="#a0a0a0" stroked="f"/>
-        </w:pict>
-      </w:r>
-    </w:p>
-    <w:p>
-      <w:pPr>
+      </w:pPr>
+      <w:r>
         <w:rPr>
           <w:rFonts w:cstheme="minorHAnsi"/>
           <w:b/>
@@ -16604,40 +16603,8 @@
           <w:szCs w:val="28"/>
           <w:u w:val="single"/>
         </w:rPr>
-      </w:pPr>
-      <w:r>
-        <w:rPr>
-          <w:rFonts w:cstheme="minorHAnsi"/>
-          <w:b/>
-          <w:bCs/>
-          <w:sz w:val="28"/>
-          <w:szCs w:val="28"/>
-          <w:u w:val="single"/>
-        </w:rPr>
         <w:lastRenderedPageBreak/>
-        <w:t>2️</w:t>
-      </w:r>
-      <w:r>
-        <w:rPr>
-          <w:rFonts w:cstheme="minorHAnsi"/>
-          <w:b/>
-          <w:bCs/>
-          <w:sz w:val="28"/>
-          <w:szCs w:val="28"/>
-          <w:u w:val="single"/>
-        </w:rPr>
-        <w:t xml:space="preserve">) </w:t>
-      </w:r>
-      <w:r>
-        <w:rPr>
-          <w:rFonts w:cstheme="minorHAnsi"/>
-          <w:b/>
-          <w:bCs/>
-          <w:sz w:val="28"/>
-          <w:szCs w:val="28"/>
-          <w:u w:val="single"/>
-        </w:rPr>
-        <w:t>Qué es una rúbrica (en este contexto)</w:t>
+        <w:t>2️) Qué es una rúbrica (en este contexto)</w:t>
       </w:r>
     </w:p>
     <w:p>
@@ -16832,7 +16799,7 @@
           <w:szCs w:val="24"/>
         </w:rPr>
         <w:pict w14:anchorId="50238A5E">
-          <v:rect id="_x0000_i1154" style="width:0;height:1.5pt" o:hralign="center" o:hrstd="t" o:hr="t" fillcolor="#a0a0a0" stroked="f"/>
+          <v:rect id="_x0000_i1064" style="width:0;height:1.5pt" o:hralign="center" o:hrstd="t" o:hr="t" fillcolor="#a0a0a0" stroked="f"/>
         </w:pict>
       </w:r>
     </w:p>
@@ -16856,29 +16823,7 @@
           <w:szCs w:val="28"/>
           <w:u w:val="single"/>
         </w:rPr>
-        <w:t>3️</w:t>
-      </w:r>
-      <w:r>
-        <w:rPr>
-          <w:rFonts w:cstheme="minorHAnsi"/>
-          <w:b/>
-          <w:bCs/>
-          <w:sz w:val="28"/>
-          <w:szCs w:val="28"/>
-          <w:u w:val="single"/>
-        </w:rPr>
-        <w:t xml:space="preserve">) </w:t>
-      </w:r>
-      <w:r>
-        <w:rPr>
-          <w:rFonts w:cstheme="minorHAnsi"/>
-          <w:b/>
-          <w:bCs/>
-          <w:sz w:val="28"/>
-          <w:szCs w:val="28"/>
-          <w:u w:val="single"/>
-        </w:rPr>
-        <w:t>Rúbrica mínima (la vamos a reutilizar mucho)</w:t>
+        <w:t>3️) Rúbrica mínima (la vamos a reutilizar mucho)</w:t>
       </w:r>
     </w:p>
     <w:p>
@@ -17054,7 +16999,7 @@
           <w:szCs w:val="24"/>
         </w:rPr>
         <w:pict w14:anchorId="7E80270A">
-          <v:rect id="_x0000_i1155" style="width:0;height:1.5pt" o:hralign="center" o:hrstd="t" o:hr="t" fillcolor="#a0a0a0" stroked="f"/>
+          <v:rect id="_x0000_i1065" style="width:0;height:1.5pt" o:hralign="center" o:hrstd="t" o:hr="t" fillcolor="#a0a0a0" stroked="f"/>
         </w:pict>
       </w:r>
     </w:p>
@@ -17078,8 +17023,9 @@
           <w:szCs w:val="28"/>
           <w:u w:val="single"/>
         </w:rPr>
-        <w:t>4️</w:t>
-      </w:r>
+        <w:t xml:space="preserve">4️) </w:t>
+      </w:r>
+      <w:proofErr w:type="spellStart"/>
       <w:r>
         <w:rPr>
           <w:rFonts w:cstheme="minorHAnsi"/>
@@ -17089,9 +17035,9 @@
           <w:szCs w:val="28"/>
           <w:u w:val="single"/>
         </w:rPr>
-        <w:t xml:space="preserve">) </w:t>
-      </w:r>
-      <w:proofErr w:type="spellStart"/>
+        <w:t>Prompt</w:t>
+      </w:r>
+      <w:proofErr w:type="spellEnd"/>
       <w:r>
         <w:rPr>
           <w:rFonts w:cstheme="minorHAnsi"/>
@@ -17101,10 +17047,210 @@
           <w:szCs w:val="28"/>
           <w:u w:val="single"/>
         </w:rPr>
-        <w:t>Prompt</w:t>
+        <w:t xml:space="preserve"> evaluador </w:t>
+      </w:r>
+    </w:p>
+    <w:p>
+      <w:pPr>
+        <w:rPr>
+          <w:sz w:val="24"/>
+          <w:szCs w:val="24"/>
+        </w:rPr>
+      </w:pPr>
+      <w:r>
+        <w:rPr>
+          <w:sz w:val="24"/>
+          <w:szCs w:val="24"/>
+        </w:rPr>
+        <w:t xml:space="preserve">Este es un </w:t>
+      </w:r>
+      <w:proofErr w:type="spellStart"/>
+      <w:r>
+        <w:rPr>
+          <w:sz w:val="24"/>
+          <w:szCs w:val="24"/>
+        </w:rPr>
+        <w:t>prompt</w:t>
       </w:r>
       <w:proofErr w:type="spellEnd"/>
       <w:r>
+        <w:rPr>
+          <w:sz w:val="24"/>
+          <w:szCs w:val="24"/>
+        </w:rPr>
+        <w:t xml:space="preserve"> que </w:t>
+      </w:r>
+      <w:r>
+        <w:rPr>
+          <w:b/>
+          <w:bCs/>
+          <w:sz w:val="24"/>
+          <w:szCs w:val="24"/>
+        </w:rPr>
+        <w:t>no pide generar</w:t>
+      </w:r>
+      <w:r>
+        <w:rPr>
+          <w:sz w:val="24"/>
+          <w:szCs w:val="24"/>
+        </w:rPr>
+        <w:t xml:space="preserve">, pide </w:t>
+      </w:r>
+      <w:r>
+        <w:rPr>
+          <w:b/>
+          <w:bCs/>
+          <w:sz w:val="24"/>
+          <w:szCs w:val="24"/>
+        </w:rPr>
+        <w:t>juzgar</w:t>
+      </w:r>
+      <w:r>
+        <w:rPr>
+          <w:sz w:val="24"/>
+          <w:szCs w:val="24"/>
+        </w:rPr>
+        <w:t>:</w:t>
+      </w:r>
+    </w:p>
+    <w:p>
+      <w:pPr>
+        <w:rPr>
+          <w:i/>
+          <w:iCs/>
+          <w:sz w:val="24"/>
+          <w:szCs w:val="24"/>
+        </w:rPr>
+      </w:pPr>
+      <w:r>
+        <w:rPr>
+          <w:i/>
+          <w:iCs/>
+          <w:sz w:val="24"/>
+          <w:szCs w:val="24"/>
+        </w:rPr>
+        <w:t>“</w:t>
+      </w:r>
+      <w:proofErr w:type="spellStart"/>
+      <w:r>
+        <w:rPr>
+          <w:i/>
+          <w:iCs/>
+          <w:sz w:val="24"/>
+          <w:szCs w:val="24"/>
+        </w:rPr>
+        <w:t>Evaluá</w:t>
+      </w:r>
+      <w:proofErr w:type="spellEnd"/>
+      <w:r>
+        <w:rPr>
+          <w:i/>
+          <w:iCs/>
+          <w:sz w:val="24"/>
+          <w:szCs w:val="24"/>
+        </w:rPr>
+        <w:t xml:space="preserve"> la siguiente respuesta usando la rúbrica dada.</w:t>
+      </w:r>
+      <w:r>
+        <w:rPr>
+          <w:i/>
+          <w:iCs/>
+          <w:sz w:val="24"/>
+          <w:szCs w:val="24"/>
+        </w:rPr>
+        <w:br/>
+        <w:t>Sé estricto.</w:t>
+      </w:r>
+      <w:r>
+        <w:rPr>
+          <w:i/>
+          <w:iCs/>
+          <w:sz w:val="24"/>
+          <w:szCs w:val="24"/>
+        </w:rPr>
+        <w:br/>
+        <w:t>No reescribas la respuesta.</w:t>
+      </w:r>
+      <w:r>
+        <w:rPr>
+          <w:i/>
+          <w:iCs/>
+          <w:sz w:val="24"/>
+          <w:szCs w:val="24"/>
+        </w:rPr>
+        <w:br/>
+      </w:r>
+      <w:proofErr w:type="spellStart"/>
+      <w:r>
+        <w:rPr>
+          <w:i/>
+          <w:iCs/>
+          <w:sz w:val="24"/>
+          <w:szCs w:val="24"/>
+        </w:rPr>
+        <w:t>Devolvé</w:t>
+      </w:r>
+      <w:proofErr w:type="spellEnd"/>
+      <w:r>
+        <w:rPr>
+          <w:i/>
+          <w:iCs/>
+          <w:sz w:val="24"/>
+          <w:szCs w:val="24"/>
+        </w:rPr>
+        <w:t xml:space="preserve"> solo el puntaje y una justificación breve.”</w:t>
+      </w:r>
+    </w:p>
+    <w:p>
+      <w:pPr>
+        <w:rPr>
+          <w:sz w:val="24"/>
+          <w:szCs w:val="24"/>
+        </w:rPr>
+      </w:pPr>
+      <w:r>
+        <w:rPr>
+          <w:sz w:val="24"/>
+          <w:szCs w:val="24"/>
+        </w:rPr>
+        <w:t xml:space="preserve">Eso </w:t>
+      </w:r>
+      <w:r>
+        <w:rPr>
+          <w:b/>
+          <w:bCs/>
+          <w:sz w:val="24"/>
+          <w:szCs w:val="24"/>
+        </w:rPr>
+        <w:t>cambia completamente</w:t>
+      </w:r>
+      <w:r>
+        <w:rPr>
+          <w:sz w:val="24"/>
+          <w:szCs w:val="24"/>
+        </w:rPr>
+        <w:t xml:space="preserve"> el comportamiento del modelo.</w:t>
+      </w:r>
+    </w:p>
+    <w:p>
+      <w:pPr>
+        <w:rPr>
+          <w:sz w:val="24"/>
+          <w:szCs w:val="24"/>
+        </w:rPr>
+      </w:pPr>
+      <w:r>
+        <w:rPr>
+          <w:sz w:val="24"/>
+          <w:szCs w:val="24"/>
+        </w:rPr>
+        <w:pict w14:anchorId="1566A43F">
+          <v:rect id="_x0000_i1066" style="width:0;height:1.5pt" o:hralign="center" o:hrstd="t" o:hr="t" fillcolor="#a0a0a0" stroked="f"/>
+        </w:pict>
+      </w:r>
+    </w:p>
+    <w:p>
+      <w:pPr>
         <w:rPr>
           <w:rFonts w:cstheme="minorHAnsi"/>
           <w:b/>
@@ -17113,207 +17259,7 @@
           <w:szCs w:val="28"/>
           <w:u w:val="single"/>
         </w:rPr>
-        <w:t xml:space="preserve"> evaluador </w:t>
-      </w:r>
-    </w:p>
-    <w:p>
-      <w:pPr>
-        <w:rPr>
-          <w:sz w:val="24"/>
-          <w:szCs w:val="24"/>
-        </w:rPr>
-      </w:pPr>
-      <w:r>
-        <w:rPr>
-          <w:sz w:val="24"/>
-          <w:szCs w:val="24"/>
-        </w:rPr>
-        <w:t xml:space="preserve">Este es un </w:t>
-      </w:r>
-      <w:proofErr w:type="spellStart"/>
-      <w:r>
-        <w:rPr>
-          <w:sz w:val="24"/>
-          <w:szCs w:val="24"/>
-        </w:rPr>
-        <w:t>prompt</w:t>
-      </w:r>
-      <w:proofErr w:type="spellEnd"/>
-      <w:r>
-        <w:rPr>
-          <w:sz w:val="24"/>
-          <w:szCs w:val="24"/>
-        </w:rPr>
-        <w:t xml:space="preserve"> que </w:t>
-      </w:r>
-      <w:r>
-        <w:rPr>
-          <w:b/>
-          <w:bCs/>
-          <w:sz w:val="24"/>
-          <w:szCs w:val="24"/>
-        </w:rPr>
-        <w:t>no pide generar</w:t>
-      </w:r>
-      <w:r>
-        <w:rPr>
-          <w:sz w:val="24"/>
-          <w:szCs w:val="24"/>
-        </w:rPr>
-        <w:t xml:space="preserve">, pide </w:t>
-      </w:r>
-      <w:r>
-        <w:rPr>
-          <w:b/>
-          <w:bCs/>
-          <w:sz w:val="24"/>
-          <w:szCs w:val="24"/>
-        </w:rPr>
-        <w:t>juzgar</w:t>
-      </w:r>
-      <w:r>
-        <w:rPr>
-          <w:sz w:val="24"/>
-          <w:szCs w:val="24"/>
-        </w:rPr>
-        <w:t>:</w:t>
-      </w:r>
-    </w:p>
-    <w:p>
-      <w:pPr>
-        <w:rPr>
-          <w:i/>
-          <w:iCs/>
-          <w:sz w:val="24"/>
-          <w:szCs w:val="24"/>
-        </w:rPr>
-      </w:pPr>
-      <w:r>
-        <w:rPr>
-          <w:i/>
-          <w:iCs/>
-          <w:sz w:val="24"/>
-          <w:szCs w:val="24"/>
-        </w:rPr>
-        <w:t>“</w:t>
-      </w:r>
-      <w:proofErr w:type="spellStart"/>
-      <w:r>
-        <w:rPr>
-          <w:i/>
-          <w:iCs/>
-          <w:sz w:val="24"/>
-          <w:szCs w:val="24"/>
-        </w:rPr>
-        <w:t>Evaluá</w:t>
-      </w:r>
-      <w:proofErr w:type="spellEnd"/>
-      <w:r>
-        <w:rPr>
-          <w:i/>
-          <w:iCs/>
-          <w:sz w:val="24"/>
-          <w:szCs w:val="24"/>
-        </w:rPr>
-        <w:t xml:space="preserve"> la siguiente respuesta usando la rúbrica dada.</w:t>
-      </w:r>
-      <w:r>
-        <w:rPr>
-          <w:i/>
-          <w:iCs/>
-          <w:sz w:val="24"/>
-          <w:szCs w:val="24"/>
-        </w:rPr>
-        <w:br/>
-        <w:t>Sé estricto.</w:t>
-      </w:r>
-      <w:r>
-        <w:rPr>
-          <w:i/>
-          <w:iCs/>
-          <w:sz w:val="24"/>
-          <w:szCs w:val="24"/>
-        </w:rPr>
-        <w:br/>
-        <w:t>No reescribas la respuesta.</w:t>
-      </w:r>
-      <w:r>
-        <w:rPr>
-          <w:i/>
-          <w:iCs/>
-          <w:sz w:val="24"/>
-          <w:szCs w:val="24"/>
-        </w:rPr>
-        <w:br/>
-      </w:r>
-      <w:proofErr w:type="spellStart"/>
-      <w:r>
-        <w:rPr>
-          <w:i/>
-          <w:iCs/>
-          <w:sz w:val="24"/>
-          <w:szCs w:val="24"/>
-        </w:rPr>
-        <w:t>Devolvé</w:t>
-      </w:r>
-      <w:proofErr w:type="spellEnd"/>
-      <w:r>
-        <w:rPr>
-          <w:i/>
-          <w:iCs/>
-          <w:sz w:val="24"/>
-          <w:szCs w:val="24"/>
-        </w:rPr>
-        <w:t xml:space="preserve"> solo el puntaje y una justificación breve.”</w:t>
-      </w:r>
-    </w:p>
-    <w:p>
-      <w:pPr>
-        <w:rPr>
-          <w:sz w:val="24"/>
-          <w:szCs w:val="24"/>
-        </w:rPr>
-      </w:pPr>
-      <w:r>
-        <w:rPr>
-          <w:sz w:val="24"/>
-          <w:szCs w:val="24"/>
-        </w:rPr>
-        <w:t xml:space="preserve">Eso </w:t>
-      </w:r>
-      <w:r>
-        <w:rPr>
-          <w:b/>
-          <w:bCs/>
-          <w:sz w:val="24"/>
-          <w:szCs w:val="24"/>
-        </w:rPr>
-        <w:t>cambia completamente</w:t>
-      </w:r>
-      <w:r>
-        <w:rPr>
-          <w:sz w:val="24"/>
-          <w:szCs w:val="24"/>
-        </w:rPr>
-        <w:t xml:space="preserve"> el comportamiento del modelo.</w:t>
-      </w:r>
-    </w:p>
-    <w:p>
-      <w:pPr>
-        <w:rPr>
-          <w:sz w:val="24"/>
-          <w:szCs w:val="24"/>
-        </w:rPr>
-      </w:pPr>
-      <w:r>
-        <w:rPr>
-          <w:sz w:val="24"/>
-          <w:szCs w:val="24"/>
-        </w:rPr>
-        <w:pict w14:anchorId="1566A43F">
-          <v:rect id="_x0000_i1156" style="width:0;height:1.5pt" o:hralign="center" o:hrstd="t" o:hr="t" fillcolor="#a0a0a0" stroked="f"/>
-        </w:pict>
-      </w:r>
+      </w:pPr>
     </w:p>
     <w:p>
       <w:pPr>
@@ -17326,9 +17272,7 @@
           <w:u w:val="single"/>
         </w:rPr>
       </w:pPr>
-    </w:p>
-    <w:p>
-      <w:pPr>
+      <w:r>
         <w:rPr>
           <w:rFonts w:cstheme="minorHAnsi"/>
           <w:b/>
@@ -17337,40 +17281,8 @@
           <w:szCs w:val="28"/>
           <w:u w:val="single"/>
         </w:rPr>
-      </w:pPr>
-      <w:r>
-        <w:rPr>
-          <w:rFonts w:cstheme="minorHAnsi"/>
-          <w:b/>
-          <w:bCs/>
-          <w:sz w:val="28"/>
-          <w:szCs w:val="28"/>
-          <w:u w:val="single"/>
-        </w:rPr>
         <w:lastRenderedPageBreak/>
-        <w:t>5️</w:t>
-      </w:r>
-      <w:r>
-        <w:rPr>
-          <w:rFonts w:cstheme="minorHAnsi"/>
-          <w:b/>
-          <w:bCs/>
-          <w:sz w:val="28"/>
-          <w:szCs w:val="28"/>
-          <w:u w:val="single"/>
-        </w:rPr>
-        <w:t xml:space="preserve">) </w:t>
-      </w:r>
-      <w:r>
-        <w:rPr>
-          <w:rFonts w:cstheme="minorHAnsi"/>
-          <w:b/>
-          <w:bCs/>
-          <w:sz w:val="28"/>
-          <w:szCs w:val="28"/>
-          <w:u w:val="single"/>
-        </w:rPr>
-        <w:t>Ejemplo completo (mental)</w:t>
+        <w:t>5️) Ejemplo completo (mental)</w:t>
       </w:r>
     </w:p>
     <w:p>
@@ -17667,7 +17579,7 @@
           <w:szCs w:val="24"/>
         </w:rPr>
         <w:pict w14:anchorId="2B092664">
-          <v:rect id="_x0000_i1158" style="width:0;height:1.5pt" o:hralign="center" o:hrstd="t" o:hr="t" fillcolor="#a0a0a0" stroked="f"/>
+          <v:rect id="_x0000_i1067" style="width:0;height:1.5pt" o:hralign="center" o:hrstd="t" o:hr="t" fillcolor="#a0a0a0" stroked="f"/>
         </w:pict>
       </w:r>
     </w:p>
@@ -17691,18 +17603,7 @@
           <w:szCs w:val="28"/>
           <w:u w:val="single"/>
         </w:rPr>
-        <w:t xml:space="preserve">6) </w:t>
-      </w:r>
-      <w:r>
-        <w:rPr>
-          <w:rFonts w:cstheme="minorHAnsi"/>
-          <w:b/>
-          <w:bCs/>
-          <w:sz w:val="28"/>
-          <w:szCs w:val="28"/>
-          <w:u w:val="single"/>
-        </w:rPr>
-        <w:t>Regla de oro del día</w:t>
+        <w:t>6) Regla de oro del día</w:t>
       </w:r>
     </w:p>
     <w:p>
@@ -17855,7 +17756,7 @@
           <w:szCs w:val="24"/>
         </w:rPr>
         <w:pict w14:anchorId="402B23D2">
-          <v:rect id="_x0000_i1303" style="width:0;height:1.5pt" o:hralign="center" o:hrstd="t" o:hr="t" fillcolor="#a0a0a0" stroked="f"/>
+          <v:rect id="_x0000_i1068" style="width:0;height:1.5pt" o:hralign="center" o:hrstd="t" o:hr="t" fillcolor="#a0a0a0" stroked="f"/>
         </w:pict>
       </w:r>
     </w:p>
@@ -17957,7 +17858,7 @@
           <w:szCs w:val="24"/>
         </w:rPr>
         <w:pict w14:anchorId="520A0664">
-          <v:rect id="_x0000_i1304" style="width:0;height:1.5pt" o:hralign="center" o:hrstd="t" o:hr="t" fillcolor="#a0a0a0" stroked="f"/>
+          <v:rect id="_x0000_i1069" style="width:0;height:1.5pt" o:hralign="center" o:hrstd="t" o:hr="t" fillcolor="#a0a0a0" stroked="f"/>
         </w:pict>
       </w:r>
     </w:p>
@@ -18205,6 +18106,1389 @@
         </w:rPr>
         <w:t>R2:10/10</w:t>
       </w:r>
+    </w:p>
+    <w:p>
+      <w:pPr>
+        <w:rPr>
+          <w:sz w:val="24"/>
+          <w:szCs w:val="24"/>
+        </w:rPr>
+      </w:pPr>
+    </w:p>
+    <w:p>
+      <w:pPr>
+        <w:rPr>
+          <w:b/>
+          <w:bCs/>
+          <w:sz w:val="36"/>
+          <w:szCs w:val="36"/>
+          <w:u w:val="single"/>
+        </w:rPr>
+      </w:pPr>
+      <w:r>
+        <w:rPr>
+          <w:b/>
+          <w:bCs/>
+          <w:sz w:val="36"/>
+          <w:szCs w:val="36"/>
+          <w:u w:val="single"/>
+        </w:rPr>
+        <w:t xml:space="preserve">Del criterio a la acción: mejorar </w:t>
+      </w:r>
+      <w:proofErr w:type="spellStart"/>
+      <w:r>
+        <w:rPr>
+          <w:b/>
+          <w:bCs/>
+          <w:sz w:val="36"/>
+          <w:szCs w:val="36"/>
+          <w:u w:val="single"/>
+        </w:rPr>
+        <w:t>prompts</w:t>
+      </w:r>
+      <w:proofErr w:type="spellEnd"/>
+      <w:r>
+        <w:rPr>
+          <w:b/>
+          <w:bCs/>
+          <w:sz w:val="36"/>
+          <w:szCs w:val="36"/>
+          <w:u w:val="single"/>
+        </w:rPr>
+        <w:t xml:space="preserve"> sistemáticamente</w:t>
+      </w:r>
+    </w:p>
+    <w:p>
+      <w:pPr>
+        <w:rPr>
+          <w:rFonts w:cstheme="minorHAnsi"/>
+          <w:b/>
+          <w:bCs/>
+          <w:sz w:val="28"/>
+          <w:szCs w:val="28"/>
+          <w:u w:val="single"/>
+        </w:rPr>
+      </w:pPr>
+      <w:r>
+        <w:rPr>
+          <w:rFonts w:cstheme="minorHAnsi"/>
+          <w:b/>
+          <w:bCs/>
+          <w:sz w:val="28"/>
+          <w:szCs w:val="28"/>
+          <w:u w:val="single"/>
+        </w:rPr>
+        <w:t>1️</w:t>
+      </w:r>
+      <w:r>
+        <w:rPr>
+          <w:rFonts w:cstheme="minorHAnsi"/>
+          <w:b/>
+          <w:bCs/>
+          <w:sz w:val="28"/>
+          <w:szCs w:val="28"/>
+          <w:u w:val="single"/>
+        </w:rPr>
+        <w:t xml:space="preserve">) </w:t>
+      </w:r>
+      <w:r>
+        <w:rPr>
+          <w:rFonts w:cstheme="minorHAnsi"/>
+          <w:b/>
+          <w:bCs/>
+          <w:sz w:val="28"/>
+          <w:szCs w:val="28"/>
+          <w:u w:val="single"/>
+        </w:rPr>
+        <w:t>Problema real (lo que le pasa a todo el mundo)</w:t>
+      </w:r>
+    </w:p>
+    <w:p>
+      <w:pPr>
+        <w:rPr>
+          <w:sz w:val="24"/>
+          <w:szCs w:val="24"/>
+        </w:rPr>
+      </w:pPr>
+      <w:r>
+        <w:rPr>
+          <w:sz w:val="24"/>
+          <w:szCs w:val="24"/>
+        </w:rPr>
+        <w:t>La mayoría hace:</w:t>
+      </w:r>
+    </w:p>
+    <w:p>
+      <w:pPr>
+        <w:numPr>
+          <w:ilvl w:val="0"/>
+          <w:numId w:val="78"/>
+        </w:numPr>
+        <w:rPr>
+          <w:sz w:val="24"/>
+          <w:szCs w:val="24"/>
+        </w:rPr>
+      </w:pPr>
+      <w:r>
+        <w:rPr>
+          <w:sz w:val="24"/>
+          <w:szCs w:val="24"/>
+        </w:rPr>
+        <w:t xml:space="preserve">escribe un </w:t>
+      </w:r>
+      <w:proofErr w:type="spellStart"/>
+      <w:r>
+        <w:rPr>
+          <w:sz w:val="24"/>
+          <w:szCs w:val="24"/>
+        </w:rPr>
+        <w:t>prompt</w:t>
+      </w:r>
+      <w:proofErr w:type="spellEnd"/>
+    </w:p>
+    <w:p>
+      <w:pPr>
+        <w:numPr>
+          <w:ilvl w:val="0"/>
+          <w:numId w:val="78"/>
+        </w:numPr>
+        <w:rPr>
+          <w:sz w:val="24"/>
+          <w:szCs w:val="24"/>
+        </w:rPr>
+      </w:pPr>
+      <w:r>
+        <w:rPr>
+          <w:sz w:val="24"/>
+          <w:szCs w:val="24"/>
+        </w:rPr>
+        <w:t>ejecuta</w:t>
+      </w:r>
+    </w:p>
+    <w:p>
+      <w:pPr>
+        <w:numPr>
+          <w:ilvl w:val="0"/>
+          <w:numId w:val="78"/>
+        </w:numPr>
+        <w:rPr>
+          <w:sz w:val="24"/>
+          <w:szCs w:val="24"/>
+        </w:rPr>
+      </w:pPr>
+      <w:r>
+        <w:rPr>
+          <w:sz w:val="24"/>
+          <w:szCs w:val="24"/>
+        </w:rPr>
+        <w:t>la respuesta sale mal</w:t>
+      </w:r>
+    </w:p>
+    <w:p>
+      <w:pPr>
+        <w:numPr>
+          <w:ilvl w:val="0"/>
+          <w:numId w:val="78"/>
+        </w:numPr>
+        <w:rPr>
+          <w:sz w:val="24"/>
+          <w:szCs w:val="24"/>
+        </w:rPr>
+      </w:pPr>
+      <w:r>
+        <w:rPr>
+          <w:sz w:val="24"/>
+          <w:szCs w:val="24"/>
+        </w:rPr>
+        <w:t>ajusta “a ojo”</w:t>
+      </w:r>
+    </w:p>
+    <w:p>
+      <w:pPr>
+        <w:numPr>
+          <w:ilvl w:val="0"/>
+          <w:numId w:val="78"/>
+        </w:numPr>
+        <w:rPr>
+          <w:sz w:val="24"/>
+          <w:szCs w:val="24"/>
+        </w:rPr>
+      </w:pPr>
+      <w:r>
+        <w:rPr>
+          <w:sz w:val="24"/>
+          <w:szCs w:val="24"/>
+        </w:rPr>
+        <w:t>repite</w:t>
+      </w:r>
+    </w:p>
+    <w:p>
+      <w:pPr>
+        <w:rPr>
+          <w:sz w:val="24"/>
+          <w:szCs w:val="24"/>
+        </w:rPr>
+      </w:pPr>
+      <w:r>
+        <w:rPr>
+          <w:rFonts w:ascii="Segoe UI Emoji" w:hAnsi="Segoe UI Emoji" w:cs="Segoe UI Emoji"/>
+          <w:sz w:val="24"/>
+          <w:szCs w:val="24"/>
+        </w:rPr>
+        <w:t>👉</w:t>
+      </w:r>
+      <w:r>
+        <w:rPr>
+          <w:sz w:val="24"/>
+          <w:szCs w:val="24"/>
+        </w:rPr>
+        <w:t xml:space="preserve"> Eso </w:t>
+      </w:r>
+      <w:r>
+        <w:rPr>
+          <w:b/>
+          <w:bCs/>
+          <w:sz w:val="24"/>
+          <w:szCs w:val="24"/>
+        </w:rPr>
+        <w:t>no escala</w:t>
+      </w:r>
+      <w:r>
+        <w:rPr>
+          <w:sz w:val="24"/>
+          <w:szCs w:val="24"/>
+        </w:rPr>
+        <w:t xml:space="preserve"> y depende del humor del día.</w:t>
+      </w:r>
+    </w:p>
+    <w:p>
+      <w:pPr>
+        <w:rPr>
+          <w:sz w:val="24"/>
+          <w:szCs w:val="24"/>
+        </w:rPr>
+      </w:pPr>
+    </w:p>
+    <w:p>
+      <w:pPr>
+        <w:rPr>
+          <w:sz w:val="24"/>
+          <w:szCs w:val="24"/>
+        </w:rPr>
+      </w:pPr>
+    </w:p>
+    <w:p>
+      <w:pPr>
+        <w:rPr>
+          <w:sz w:val="24"/>
+          <w:szCs w:val="24"/>
+        </w:rPr>
+      </w:pPr>
+    </w:p>
+    <w:p>
+      <w:pPr>
+        <w:rPr>
+          <w:sz w:val="24"/>
+          <w:szCs w:val="24"/>
+        </w:rPr>
+      </w:pPr>
+    </w:p>
+    <w:p>
+      <w:pPr>
+        <w:rPr>
+          <w:rFonts w:cstheme="minorHAnsi"/>
+          <w:b/>
+          <w:bCs/>
+          <w:sz w:val="28"/>
+          <w:szCs w:val="28"/>
+          <w:u w:val="single"/>
+        </w:rPr>
+      </w:pPr>
+      <w:r>
+        <w:rPr>
+          <w:rFonts w:cstheme="minorHAnsi"/>
+          <w:b/>
+          <w:bCs/>
+          <w:sz w:val="28"/>
+          <w:szCs w:val="28"/>
+          <w:u w:val="single"/>
+        </w:rPr>
+        <w:t>2️</w:t>
+      </w:r>
+      <w:r>
+        <w:rPr>
+          <w:rFonts w:cstheme="minorHAnsi"/>
+          <w:b/>
+          <w:bCs/>
+          <w:sz w:val="28"/>
+          <w:szCs w:val="28"/>
+          <w:u w:val="single"/>
+        </w:rPr>
+        <w:t xml:space="preserve">) </w:t>
+      </w:r>
+      <w:r>
+        <w:rPr>
+          <w:rFonts w:cstheme="minorHAnsi"/>
+          <w:b/>
+          <w:bCs/>
+          <w:sz w:val="28"/>
+          <w:szCs w:val="28"/>
+          <w:u w:val="single"/>
+        </w:rPr>
+        <w:t xml:space="preserve">Los 4 fallos típicos de un </w:t>
+      </w:r>
+      <w:proofErr w:type="spellStart"/>
+      <w:r>
+        <w:rPr>
+          <w:rFonts w:cstheme="minorHAnsi"/>
+          <w:b/>
+          <w:bCs/>
+          <w:sz w:val="28"/>
+          <w:szCs w:val="28"/>
+          <w:u w:val="single"/>
+        </w:rPr>
+        <w:t>prompt</w:t>
+      </w:r>
+      <w:proofErr w:type="spellEnd"/>
+      <w:r>
+        <w:rPr>
+          <w:rFonts w:cstheme="minorHAnsi"/>
+          <w:b/>
+          <w:bCs/>
+          <w:sz w:val="28"/>
+          <w:szCs w:val="28"/>
+          <w:u w:val="single"/>
+        </w:rPr>
+        <w:t xml:space="preserve"> (</w:t>
+      </w:r>
+      <w:proofErr w:type="spellStart"/>
+      <w:r>
+        <w:rPr>
+          <w:rFonts w:cstheme="minorHAnsi"/>
+          <w:b/>
+          <w:bCs/>
+          <w:sz w:val="28"/>
+          <w:szCs w:val="28"/>
+          <w:u w:val="single"/>
+        </w:rPr>
+        <w:t>check</w:t>
+      </w:r>
+      <w:proofErr w:type="spellEnd"/>
+      <w:r>
+        <w:rPr>
+          <w:rFonts w:cstheme="minorHAnsi"/>
+          <w:b/>
+          <w:bCs/>
+          <w:sz w:val="28"/>
+          <w:szCs w:val="28"/>
+          <w:u w:val="single"/>
+        </w:rPr>
+        <w:t xml:space="preserve"> rápido)</w:t>
+      </w:r>
+    </w:p>
+    <w:p>
+      <w:pPr>
+        <w:rPr>
+          <w:sz w:val="24"/>
+          <w:szCs w:val="24"/>
+        </w:rPr>
+      </w:pPr>
+      <w:r>
+        <w:rPr>
+          <w:sz w:val="24"/>
+          <w:szCs w:val="24"/>
+        </w:rPr>
+        <w:t xml:space="preserve">Antes de usar un </w:t>
+      </w:r>
+      <w:proofErr w:type="spellStart"/>
+      <w:r>
+        <w:rPr>
+          <w:sz w:val="24"/>
+          <w:szCs w:val="24"/>
+        </w:rPr>
+        <w:t>prompt</w:t>
+      </w:r>
+      <w:proofErr w:type="spellEnd"/>
+      <w:r>
+        <w:rPr>
+          <w:sz w:val="24"/>
+          <w:szCs w:val="24"/>
+        </w:rPr>
+        <w:t xml:space="preserve">, </w:t>
+      </w:r>
+      <w:proofErr w:type="spellStart"/>
+      <w:r>
+        <w:rPr>
+          <w:sz w:val="24"/>
+          <w:szCs w:val="24"/>
+        </w:rPr>
+        <w:t>preguntate</w:t>
+      </w:r>
+      <w:proofErr w:type="spellEnd"/>
+      <w:r>
+        <w:rPr>
+          <w:sz w:val="24"/>
+          <w:szCs w:val="24"/>
+        </w:rPr>
+        <w:t>:</w:t>
+      </w:r>
+    </w:p>
+    <w:p>
+      <w:pPr>
+        <w:numPr>
+          <w:ilvl w:val="0"/>
+          <w:numId w:val="79"/>
+        </w:numPr>
+        <w:rPr>
+          <w:sz w:val="24"/>
+          <w:szCs w:val="24"/>
+        </w:rPr>
+      </w:pPr>
+      <w:r>
+        <w:rPr>
+          <w:rFonts w:ascii="Segoe UI Emoji" w:hAnsi="Segoe UI Emoji" w:cs="Segoe UI Emoji"/>
+          <w:sz w:val="24"/>
+          <w:szCs w:val="24"/>
+        </w:rPr>
+        <w:t>❓</w:t>
+      </w:r>
+      <w:r>
+        <w:rPr>
+          <w:sz w:val="24"/>
+          <w:szCs w:val="24"/>
+        </w:rPr>
+        <w:t xml:space="preserve"> ¿Está claro </w:t>
+      </w:r>
+      <w:r>
+        <w:rPr>
+          <w:b/>
+          <w:bCs/>
+          <w:sz w:val="24"/>
+          <w:szCs w:val="24"/>
+        </w:rPr>
+        <w:t>qué problema resuelve</w:t>
+      </w:r>
+      <w:r>
+        <w:rPr>
+          <w:sz w:val="24"/>
+          <w:szCs w:val="24"/>
+        </w:rPr>
+        <w:t>?</w:t>
+      </w:r>
+    </w:p>
+    <w:p>
+      <w:pPr>
+        <w:numPr>
+          <w:ilvl w:val="0"/>
+          <w:numId w:val="79"/>
+        </w:numPr>
+        <w:rPr>
+          <w:sz w:val="24"/>
+          <w:szCs w:val="24"/>
+        </w:rPr>
+      </w:pPr>
+      <w:r>
+        <w:rPr>
+          <w:rFonts w:ascii="Segoe UI Emoji" w:hAnsi="Segoe UI Emoji" w:cs="Segoe UI Emoji"/>
+          <w:sz w:val="24"/>
+          <w:szCs w:val="24"/>
+        </w:rPr>
+        <w:t>🎯</w:t>
+      </w:r>
+      <w:r>
+        <w:rPr>
+          <w:sz w:val="24"/>
+          <w:szCs w:val="24"/>
+        </w:rPr>
+        <w:t xml:space="preserve"> ¿Está definido el </w:t>
+      </w:r>
+      <w:r>
+        <w:rPr>
+          <w:b/>
+          <w:bCs/>
+          <w:sz w:val="24"/>
+          <w:szCs w:val="24"/>
+        </w:rPr>
+        <w:t>eje conceptual</w:t>
+      </w:r>
+      <w:r>
+        <w:rPr>
+          <w:sz w:val="24"/>
+          <w:szCs w:val="24"/>
+        </w:rPr>
+        <w:t>?</w:t>
+      </w:r>
+    </w:p>
+    <w:p>
+      <w:pPr>
+        <w:numPr>
+          <w:ilvl w:val="0"/>
+          <w:numId w:val="79"/>
+        </w:numPr>
+        <w:rPr>
+          <w:sz w:val="24"/>
+          <w:szCs w:val="24"/>
+        </w:rPr>
+      </w:pPr>
+      <w:r>
+        <w:rPr>
+          <w:rFonts w:ascii="Segoe UI Emoji" w:hAnsi="Segoe UI Emoji" w:cs="Segoe UI Emoji"/>
+          <w:sz w:val="24"/>
+          <w:szCs w:val="24"/>
+        </w:rPr>
+        <w:t>🔒</w:t>
+      </w:r>
+      <w:r>
+        <w:rPr>
+          <w:sz w:val="24"/>
+          <w:szCs w:val="24"/>
+        </w:rPr>
+        <w:t xml:space="preserve"> ¿Tiene </w:t>
+      </w:r>
+      <w:r>
+        <w:rPr>
+          <w:b/>
+          <w:bCs/>
+          <w:sz w:val="24"/>
+          <w:szCs w:val="24"/>
+        </w:rPr>
+        <w:t>restricciones reales</w:t>
+      </w:r>
+      <w:r>
+        <w:rPr>
+          <w:sz w:val="24"/>
+          <w:szCs w:val="24"/>
+        </w:rPr>
+        <w:t>?</w:t>
+      </w:r>
+    </w:p>
+    <w:p>
+      <w:pPr>
+        <w:numPr>
+          <w:ilvl w:val="0"/>
+          <w:numId w:val="79"/>
+        </w:numPr>
+        <w:rPr>
+          <w:sz w:val="24"/>
+          <w:szCs w:val="24"/>
+        </w:rPr>
+      </w:pPr>
+      <w:r>
+        <w:rPr>
+          <w:rFonts w:ascii="Segoe UI Emoji" w:hAnsi="Segoe UI Emoji" w:cs="Segoe UI Emoji"/>
+          <w:sz w:val="24"/>
+          <w:szCs w:val="24"/>
+        </w:rPr>
+        <w:t>📐</w:t>
+      </w:r>
+      <w:r>
+        <w:rPr>
+          <w:sz w:val="24"/>
+          <w:szCs w:val="24"/>
+        </w:rPr>
+        <w:t xml:space="preserve"> ¿La salida esperada tiene </w:t>
+      </w:r>
+      <w:r>
+        <w:rPr>
+          <w:b/>
+          <w:bCs/>
+          <w:sz w:val="24"/>
+          <w:szCs w:val="24"/>
+        </w:rPr>
+        <w:t>forma</w:t>
+      </w:r>
+      <w:r>
+        <w:rPr>
+          <w:sz w:val="24"/>
+          <w:szCs w:val="24"/>
+        </w:rPr>
+        <w:t>?</w:t>
+      </w:r>
+    </w:p>
+    <w:p>
+      <w:pPr>
+        <w:rPr>
+          <w:sz w:val="24"/>
+          <w:szCs w:val="24"/>
+        </w:rPr>
+      </w:pPr>
+      <w:r>
+        <w:rPr>
+          <w:sz w:val="24"/>
+          <w:szCs w:val="24"/>
+        </w:rPr>
+        <w:t xml:space="preserve">Si alguno es “no” → el </w:t>
+      </w:r>
+      <w:proofErr w:type="spellStart"/>
+      <w:r>
+        <w:rPr>
+          <w:sz w:val="24"/>
+          <w:szCs w:val="24"/>
+        </w:rPr>
+        <w:t>prompt</w:t>
+      </w:r>
+      <w:proofErr w:type="spellEnd"/>
+      <w:r>
+        <w:rPr>
+          <w:sz w:val="24"/>
+          <w:szCs w:val="24"/>
+        </w:rPr>
+        <w:t xml:space="preserve"> va a fallar.</w:t>
+      </w:r>
+    </w:p>
+    <w:p>
+      <w:pPr>
+        <w:rPr>
+          <w:sz w:val="24"/>
+          <w:szCs w:val="24"/>
+        </w:rPr>
+      </w:pPr>
+      <w:r>
+        <w:rPr>
+          <w:sz w:val="24"/>
+          <w:szCs w:val="24"/>
+        </w:rPr>
+        <w:pict w14:anchorId="303B309D">
+          <v:rect id="_x0000_i1115" style="width:0;height:1.5pt" o:hralign="center" o:hrstd="t" o:hr="t" fillcolor="#a0a0a0" stroked="f"/>
+        </w:pict>
+      </w:r>
+    </w:p>
+    <w:p>
+      <w:pPr>
+        <w:rPr>
+          <w:rFonts w:cstheme="minorHAnsi"/>
+          <w:b/>
+          <w:bCs/>
+          <w:sz w:val="28"/>
+          <w:szCs w:val="28"/>
+          <w:u w:val="single"/>
+        </w:rPr>
+      </w:pPr>
+      <w:r>
+        <w:rPr>
+          <w:rFonts w:cstheme="minorHAnsi"/>
+          <w:b/>
+          <w:bCs/>
+          <w:sz w:val="28"/>
+          <w:szCs w:val="28"/>
+          <w:u w:val="single"/>
+        </w:rPr>
+        <w:t>3️</w:t>
+      </w:r>
+      <w:r>
+        <w:rPr>
+          <w:rFonts w:cstheme="minorHAnsi"/>
+          <w:b/>
+          <w:bCs/>
+          <w:sz w:val="28"/>
+          <w:szCs w:val="28"/>
+          <w:u w:val="single"/>
+        </w:rPr>
+        <w:t>)</w:t>
+      </w:r>
+      <w:r>
+        <w:rPr>
+          <w:rFonts w:cstheme="minorHAnsi"/>
+          <w:b/>
+          <w:bCs/>
+          <w:sz w:val="28"/>
+          <w:szCs w:val="28"/>
+          <w:u w:val="single"/>
+        </w:rPr>
+        <w:t xml:space="preserve"> Ejemplo concreto (rápido)</w:t>
+      </w:r>
+    </w:p>
+    <w:p>
+      <w:pPr>
+        <w:rPr>
+          <w:b/>
+          <w:bCs/>
+          <w:sz w:val="24"/>
+          <w:szCs w:val="24"/>
+        </w:rPr>
+      </w:pPr>
+      <w:proofErr w:type="spellStart"/>
+      <w:r>
+        <w:rPr>
+          <w:b/>
+          <w:bCs/>
+          <w:sz w:val="24"/>
+          <w:szCs w:val="24"/>
+        </w:rPr>
+        <w:t>Prompt</w:t>
+      </w:r>
+      <w:proofErr w:type="spellEnd"/>
+      <w:r>
+        <w:rPr>
+          <w:b/>
+          <w:bCs/>
+          <w:sz w:val="24"/>
+          <w:szCs w:val="24"/>
+        </w:rPr>
+        <w:t xml:space="preserve"> original (problemático)</w:t>
+      </w:r>
+    </w:p>
+    <w:p>
+      <w:pPr>
+        <w:rPr>
+          <w:sz w:val="24"/>
+          <w:szCs w:val="24"/>
+        </w:rPr>
+      </w:pPr>
+      <w:r>
+        <w:rPr>
+          <w:sz w:val="24"/>
+          <w:szCs w:val="24"/>
+        </w:rPr>
+        <w:t>“</w:t>
+      </w:r>
+      <w:proofErr w:type="spellStart"/>
+      <w:r>
+        <w:rPr>
+          <w:sz w:val="24"/>
+          <w:szCs w:val="24"/>
+        </w:rPr>
+        <w:t>Explicá</w:t>
+      </w:r>
+      <w:proofErr w:type="spellEnd"/>
+      <w:r>
+        <w:rPr>
+          <w:sz w:val="24"/>
+          <w:szCs w:val="24"/>
+        </w:rPr>
+        <w:t xml:space="preserve"> por qué RAG es mejor.”</w:t>
+      </w:r>
+    </w:p>
+    <w:p>
+      <w:pPr>
+        <w:rPr>
+          <w:sz w:val="24"/>
+          <w:szCs w:val="24"/>
+        </w:rPr>
+      </w:pPr>
+      <w:r>
+        <w:rPr>
+          <w:b/>
+          <w:bCs/>
+          <w:sz w:val="24"/>
+          <w:szCs w:val="24"/>
+        </w:rPr>
+        <w:t>Predicción:</w:t>
+      </w:r>
+    </w:p>
+    <w:p>
+      <w:pPr>
+        <w:numPr>
+          <w:ilvl w:val="0"/>
+          <w:numId w:val="80"/>
+        </w:numPr>
+        <w:rPr>
+          <w:sz w:val="24"/>
+          <w:szCs w:val="24"/>
+        </w:rPr>
+      </w:pPr>
+      <w:r>
+        <w:rPr>
+          <w:sz w:val="24"/>
+          <w:szCs w:val="24"/>
+        </w:rPr>
+        <w:t>abstracto</w:t>
+      </w:r>
+    </w:p>
+    <w:p>
+      <w:pPr>
+        <w:numPr>
+          <w:ilvl w:val="0"/>
+          <w:numId w:val="80"/>
+        </w:numPr>
+        <w:rPr>
+          <w:sz w:val="24"/>
+          <w:szCs w:val="24"/>
+        </w:rPr>
+      </w:pPr>
+      <w:r>
+        <w:rPr>
+          <w:sz w:val="24"/>
+          <w:szCs w:val="24"/>
+        </w:rPr>
+        <w:t>marketing</w:t>
+      </w:r>
+    </w:p>
+    <w:p>
+      <w:pPr>
+        <w:numPr>
+          <w:ilvl w:val="0"/>
+          <w:numId w:val="80"/>
+        </w:numPr>
+        <w:rPr>
+          <w:sz w:val="24"/>
+          <w:szCs w:val="24"/>
+        </w:rPr>
+      </w:pPr>
+      <w:r>
+        <w:rPr>
+          <w:sz w:val="24"/>
+          <w:szCs w:val="24"/>
+        </w:rPr>
+        <w:t>relleno</w:t>
+      </w:r>
+    </w:p>
+    <w:p>
+      <w:pPr>
+        <w:rPr>
+          <w:sz w:val="24"/>
+          <w:szCs w:val="24"/>
+        </w:rPr>
+      </w:pPr>
+      <w:r>
+        <w:rPr>
+          <w:rFonts w:ascii="Segoe UI Emoji" w:hAnsi="Segoe UI Emoji" w:cs="Segoe UI Emoji"/>
+          <w:sz w:val="24"/>
+          <w:szCs w:val="24"/>
+        </w:rPr>
+        <w:t>👉</w:t>
+      </w:r>
+      <w:r>
+        <w:rPr>
+          <w:sz w:val="24"/>
+          <w:szCs w:val="24"/>
+        </w:rPr>
+        <w:t xml:space="preserve"> Va a fallar.</w:t>
+      </w:r>
+    </w:p>
+    <w:p>
+      <w:pPr>
+        <w:rPr>
+          <w:sz w:val="24"/>
+          <w:szCs w:val="24"/>
+        </w:rPr>
+      </w:pPr>
+      <w:r>
+        <w:rPr>
+          <w:sz w:val="24"/>
+          <w:szCs w:val="24"/>
+        </w:rPr>
+        <w:pict w14:anchorId="69C4C1D0">
+          <v:rect id="_x0000_i1116" style="width:0;height:1.5pt" o:hralign="center" o:hrstd="t" o:hr="t" fillcolor="#a0a0a0" stroked="f"/>
+        </w:pict>
+      </w:r>
+    </w:p>
+    <w:p>
+      <w:pPr>
+        <w:rPr>
+          <w:b/>
+          <w:bCs/>
+          <w:sz w:val="24"/>
+          <w:szCs w:val="24"/>
+        </w:rPr>
+      </w:pPr>
+      <w:proofErr w:type="spellStart"/>
+      <w:r>
+        <w:rPr>
+          <w:b/>
+          <w:bCs/>
+          <w:sz w:val="24"/>
+          <w:szCs w:val="24"/>
+        </w:rPr>
+        <w:t>Prompt</w:t>
+      </w:r>
+      <w:proofErr w:type="spellEnd"/>
+      <w:r>
+        <w:rPr>
+          <w:b/>
+          <w:bCs/>
+          <w:sz w:val="24"/>
+          <w:szCs w:val="24"/>
+        </w:rPr>
+        <w:t xml:space="preserve"> corregido (antes de ejecutar)</w:t>
+      </w:r>
+    </w:p>
+    <w:p>
+      <w:pPr>
+        <w:rPr>
+          <w:sz w:val="24"/>
+          <w:szCs w:val="24"/>
+        </w:rPr>
+      </w:pPr>
+      <w:r>
+        <w:rPr>
+          <w:sz w:val="24"/>
+          <w:szCs w:val="24"/>
+        </w:rPr>
+        <w:t>“</w:t>
+      </w:r>
+      <w:proofErr w:type="spellStart"/>
+      <w:r>
+        <w:rPr>
+          <w:sz w:val="24"/>
+          <w:szCs w:val="24"/>
+        </w:rPr>
+        <w:t>Sos</w:t>
+      </w:r>
+      <w:proofErr w:type="spellEnd"/>
+      <w:r>
+        <w:rPr>
+          <w:sz w:val="24"/>
+          <w:szCs w:val="24"/>
+        </w:rPr>
+        <w:t xml:space="preserve"> un profesor de ML.</w:t>
+      </w:r>
+      <w:r>
+        <w:rPr>
+          <w:sz w:val="24"/>
+          <w:szCs w:val="24"/>
+        </w:rPr>
+        <w:br/>
+      </w:r>
+      <w:proofErr w:type="spellStart"/>
+      <w:r>
+        <w:rPr>
+          <w:sz w:val="24"/>
+          <w:szCs w:val="24"/>
+        </w:rPr>
+        <w:t>Explicá</w:t>
+      </w:r>
+      <w:proofErr w:type="spellEnd"/>
+      <w:r>
+        <w:rPr>
+          <w:sz w:val="24"/>
+          <w:szCs w:val="24"/>
+        </w:rPr>
+        <w:t xml:space="preserve"> por qué RAG mejora las respuestas de los </w:t>
+      </w:r>
+      <w:proofErr w:type="spellStart"/>
+      <w:r>
+        <w:rPr>
+          <w:sz w:val="24"/>
+          <w:szCs w:val="24"/>
+        </w:rPr>
+        <w:t>LLMs</w:t>
+      </w:r>
+      <w:proofErr w:type="spellEnd"/>
+      <w:r>
+        <w:rPr>
+          <w:sz w:val="24"/>
+          <w:szCs w:val="24"/>
+        </w:rPr>
+        <w:t>, enfocándote en la diferencia entre recuperar información y memorizarla.</w:t>
+      </w:r>
+      <w:r>
+        <w:rPr>
+          <w:sz w:val="24"/>
+          <w:szCs w:val="24"/>
+        </w:rPr>
+        <w:br/>
+      </w:r>
+      <w:proofErr w:type="spellStart"/>
+      <w:r>
+        <w:rPr>
+          <w:sz w:val="24"/>
+          <w:szCs w:val="24"/>
+        </w:rPr>
+        <w:t>Usá</w:t>
+      </w:r>
+      <w:proofErr w:type="spellEnd"/>
+      <w:r>
+        <w:rPr>
+          <w:sz w:val="24"/>
+          <w:szCs w:val="24"/>
+        </w:rPr>
+        <w:t xml:space="preserve"> una analogía simple.</w:t>
+      </w:r>
+      <w:r>
+        <w:rPr>
+          <w:sz w:val="24"/>
+          <w:szCs w:val="24"/>
+        </w:rPr>
+        <w:br/>
+        <w:t>No uses jerga técnica ni fórmulas.”</w:t>
+      </w:r>
+    </w:p>
+    <w:p>
+      <w:pPr>
+        <w:rPr>
+          <w:sz w:val="24"/>
+          <w:szCs w:val="24"/>
+        </w:rPr>
+      </w:pPr>
+      <w:r>
+        <w:rPr>
+          <w:b/>
+          <w:bCs/>
+          <w:sz w:val="24"/>
+          <w:szCs w:val="24"/>
+        </w:rPr>
+        <w:t>Predicción:</w:t>
+      </w:r>
+    </w:p>
+    <w:p>
+      <w:pPr>
+        <w:numPr>
+          <w:ilvl w:val="0"/>
+          <w:numId w:val="81"/>
+        </w:numPr>
+        <w:rPr>
+          <w:sz w:val="24"/>
+          <w:szCs w:val="24"/>
+        </w:rPr>
+      </w:pPr>
+      <w:r>
+        <w:rPr>
+          <w:sz w:val="24"/>
+          <w:szCs w:val="24"/>
+        </w:rPr>
+        <w:t>eje claro</w:t>
+      </w:r>
+    </w:p>
+    <w:p>
+      <w:pPr>
+        <w:numPr>
+          <w:ilvl w:val="0"/>
+          <w:numId w:val="81"/>
+        </w:numPr>
+        <w:rPr>
+          <w:sz w:val="24"/>
+          <w:szCs w:val="24"/>
+        </w:rPr>
+      </w:pPr>
+      <w:r>
+        <w:rPr>
+          <w:sz w:val="24"/>
+          <w:szCs w:val="24"/>
+        </w:rPr>
+        <w:t>restricciones</w:t>
+      </w:r>
+    </w:p>
+    <w:p>
+      <w:pPr>
+        <w:numPr>
+          <w:ilvl w:val="0"/>
+          <w:numId w:val="81"/>
+        </w:numPr>
+        <w:rPr>
+          <w:sz w:val="24"/>
+          <w:szCs w:val="24"/>
+        </w:rPr>
+      </w:pPr>
+      <w:r>
+        <w:rPr>
+          <w:sz w:val="24"/>
+          <w:szCs w:val="24"/>
+        </w:rPr>
+        <w:t>salida controlada</w:t>
+      </w:r>
+    </w:p>
+    <w:p>
+      <w:pPr>
+        <w:rPr>
+          <w:sz w:val="24"/>
+          <w:szCs w:val="24"/>
+        </w:rPr>
+      </w:pPr>
+      <w:r>
+        <w:rPr>
+          <w:rFonts w:ascii="Segoe UI Emoji" w:hAnsi="Segoe UI Emoji" w:cs="Segoe UI Emoji"/>
+          <w:sz w:val="24"/>
+          <w:szCs w:val="24"/>
+        </w:rPr>
+        <w:t>👉</w:t>
+      </w:r>
+      <w:r>
+        <w:rPr>
+          <w:sz w:val="24"/>
+          <w:szCs w:val="24"/>
+        </w:rPr>
+        <w:t xml:space="preserve"> Alta probabilidad de respuesta buena.</w:t>
+      </w:r>
+    </w:p>
+    <w:p>
+      <w:pPr>
+        <w:rPr>
+          <w:sz w:val="24"/>
+          <w:szCs w:val="24"/>
+        </w:rPr>
+      </w:pPr>
+      <w:r>
+        <w:rPr>
+          <w:sz w:val="24"/>
+          <w:szCs w:val="24"/>
+        </w:rPr>
+        <w:lastRenderedPageBreak/>
+        <w:pict w14:anchorId="3C4C2D0B">
+          <v:rect id="_x0000_i1117" style="width:0;height:1.5pt" o:hralign="center" o:hrstd="t" o:hr="t" fillcolor="#a0a0a0" stroked="f"/>
+        </w:pict>
+      </w:r>
+    </w:p>
+    <w:p>
+      <w:pPr>
+        <w:rPr>
+          <w:b/>
+          <w:bCs/>
+          <w:sz w:val="24"/>
+          <w:szCs w:val="24"/>
+        </w:rPr>
+      </w:pPr>
+    </w:p>
+    <w:p>
+      <w:pPr>
+        <w:rPr>
+          <w:rFonts w:cstheme="minorHAnsi"/>
+          <w:b/>
+          <w:bCs/>
+          <w:sz w:val="28"/>
+          <w:szCs w:val="28"/>
+          <w:u w:val="single"/>
+        </w:rPr>
+      </w:pPr>
+      <w:r>
+        <w:rPr>
+          <w:rFonts w:cstheme="minorHAnsi"/>
+          <w:b/>
+          <w:bCs/>
+          <w:sz w:val="28"/>
+          <w:szCs w:val="28"/>
+          <w:u w:val="single"/>
+        </w:rPr>
+        <w:t>4️</w:t>
+      </w:r>
+      <w:r>
+        <w:rPr>
+          <w:rFonts w:cstheme="minorHAnsi"/>
+          <w:b/>
+          <w:bCs/>
+          <w:sz w:val="28"/>
+          <w:szCs w:val="28"/>
+          <w:u w:val="single"/>
+        </w:rPr>
+        <w:t>)</w:t>
+      </w:r>
+      <w:r>
+        <w:rPr>
+          <w:rFonts w:cstheme="minorHAnsi"/>
+          <w:b/>
+          <w:bCs/>
+          <w:sz w:val="28"/>
+          <w:szCs w:val="28"/>
+          <w:u w:val="single"/>
+        </w:rPr>
+        <w:t xml:space="preserve"> Método del día </w:t>
+      </w:r>
+    </w:p>
+    <w:p>
+      <w:pPr>
+        <w:rPr>
+          <w:i/>
+          <w:iCs/>
+          <w:sz w:val="24"/>
+          <w:szCs w:val="24"/>
+        </w:rPr>
+      </w:pPr>
+      <w:r>
+        <w:rPr>
+          <w:i/>
+          <w:iCs/>
+          <w:sz w:val="24"/>
+          <w:szCs w:val="24"/>
+        </w:rPr>
+        <w:t xml:space="preserve">No preguntes “¿qué </w:t>
+      </w:r>
+      <w:proofErr w:type="spellStart"/>
+      <w:r>
+        <w:rPr>
+          <w:i/>
+          <w:iCs/>
+          <w:sz w:val="24"/>
+          <w:szCs w:val="24"/>
+        </w:rPr>
+        <w:t>prompt</w:t>
+      </w:r>
+      <w:proofErr w:type="spellEnd"/>
+      <w:r>
+        <w:rPr>
+          <w:i/>
+          <w:iCs/>
+          <w:sz w:val="24"/>
+          <w:szCs w:val="24"/>
+        </w:rPr>
+        <w:t xml:space="preserve"> pongo?”</w:t>
+      </w:r>
+      <w:r>
+        <w:rPr>
+          <w:i/>
+          <w:iCs/>
+          <w:sz w:val="24"/>
+          <w:szCs w:val="24"/>
+        </w:rPr>
+        <w:br/>
+      </w:r>
+      <w:proofErr w:type="spellStart"/>
+      <w:r>
+        <w:rPr>
+          <w:i/>
+          <w:iCs/>
+          <w:sz w:val="24"/>
+          <w:szCs w:val="24"/>
+        </w:rPr>
+        <w:t>Preguntá</w:t>
+      </w:r>
+      <w:proofErr w:type="spellEnd"/>
+      <w:r>
+        <w:rPr>
+          <w:i/>
+          <w:iCs/>
+          <w:sz w:val="24"/>
+          <w:szCs w:val="24"/>
+        </w:rPr>
+        <w:t xml:space="preserve"> “¿por qué este </w:t>
+      </w:r>
+      <w:proofErr w:type="spellStart"/>
+      <w:r>
+        <w:rPr>
+          <w:i/>
+          <w:iCs/>
+          <w:sz w:val="24"/>
+          <w:szCs w:val="24"/>
+        </w:rPr>
+        <w:t>prompt</w:t>
+      </w:r>
+      <w:proofErr w:type="spellEnd"/>
+      <w:r>
+        <w:rPr>
+          <w:i/>
+          <w:iCs/>
+          <w:sz w:val="24"/>
+          <w:szCs w:val="24"/>
+        </w:rPr>
+        <w:t xml:space="preserve"> fallaría?”</w:t>
+      </w:r>
+    </w:p>
+    <w:p>
+      <w:pPr>
+        <w:rPr>
+          <w:sz w:val="24"/>
+          <w:szCs w:val="24"/>
+        </w:rPr>
+      </w:pPr>
+      <w:r>
+        <w:rPr>
+          <w:sz w:val="24"/>
+          <w:szCs w:val="24"/>
+        </w:rPr>
+        <w:t xml:space="preserve">Si no </w:t>
+      </w:r>
+      <w:proofErr w:type="spellStart"/>
+      <w:r>
+        <w:rPr>
+          <w:sz w:val="24"/>
+          <w:szCs w:val="24"/>
+        </w:rPr>
+        <w:t>encontrás</w:t>
+      </w:r>
+      <w:proofErr w:type="spellEnd"/>
+      <w:r>
+        <w:rPr>
+          <w:sz w:val="24"/>
+          <w:szCs w:val="24"/>
+        </w:rPr>
+        <w:t xml:space="preserve"> un fallo claro → probablemente funcione.</w:t>
+      </w:r>
+    </w:p>
+    <w:p>
+      <w:pPr>
+        <w:rPr>
+          <w:b/>
+          <w:bCs/>
+          <w:sz w:val="24"/>
+          <w:szCs w:val="24"/>
+        </w:rPr>
+      </w:pPr>
+    </w:p>
+    <w:p>
+      <w:pPr>
+        <w:rPr>
+          <w:rFonts w:cstheme="minorHAnsi"/>
+          <w:b/>
+          <w:bCs/>
+          <w:sz w:val="28"/>
+          <w:szCs w:val="28"/>
+          <w:u w:val="single"/>
+        </w:rPr>
+      </w:pPr>
+      <w:r>
+        <w:rPr>
+          <w:rFonts w:cstheme="minorHAnsi"/>
+          <w:b/>
+          <w:bCs/>
+          <w:sz w:val="28"/>
+          <w:szCs w:val="28"/>
+          <w:u w:val="single"/>
+        </w:rPr>
+        <w:t xml:space="preserve">5) </w:t>
+      </w:r>
+      <w:r>
+        <w:rPr>
+          <w:rFonts w:cstheme="minorHAnsi"/>
+          <w:b/>
+          <w:bCs/>
+          <w:sz w:val="28"/>
+          <w:szCs w:val="28"/>
+          <w:u w:val="single"/>
+        </w:rPr>
+        <w:t>Regla de oro del día</w:t>
+      </w:r>
+    </w:p>
+    <w:p>
+      <w:pPr>
+        <w:rPr>
+          <w:sz w:val="24"/>
+          <w:szCs w:val="24"/>
+        </w:rPr>
+      </w:pPr>
+      <w:r>
+        <w:rPr>
+          <w:b/>
+          <w:bCs/>
+          <w:sz w:val="24"/>
+          <w:szCs w:val="24"/>
+        </w:rPr>
+        <w:t xml:space="preserve">Un </w:t>
+      </w:r>
+      <w:proofErr w:type="spellStart"/>
+      <w:r>
+        <w:rPr>
+          <w:b/>
+          <w:bCs/>
+          <w:sz w:val="24"/>
+          <w:szCs w:val="24"/>
+        </w:rPr>
+        <w:t>prompt</w:t>
+      </w:r>
+      <w:proofErr w:type="spellEnd"/>
+      <w:r>
+        <w:rPr>
+          <w:b/>
+          <w:bCs/>
+          <w:sz w:val="24"/>
+          <w:szCs w:val="24"/>
+        </w:rPr>
+        <w:t xml:space="preserve"> bueno se diseña como una función: entradas claras, salida esperada, restricciones.</w:t>
+      </w:r>
+    </w:p>
+    <w:p>
+      <w:pPr>
+        <w:rPr>
+          <w:sz w:val="24"/>
+          <w:szCs w:val="24"/>
+        </w:rPr>
+      </w:pPr>
+    </w:p>
+    <w:p>
+      <w:pPr>
+        <w:rPr>
+          <w:sz w:val="24"/>
+          <w:szCs w:val="24"/>
+        </w:rPr>
+      </w:pPr>
     </w:p>
     <w:p>
       <w:pPr>
@@ -19732,6 +21016,155 @@
     </w:lvl>
   </w:abstractNum>
   <w:abstractNum w:abstractNumId="10" w15:restartNumberingAfterBreak="0">
+    <w:nsid w:val="0FC35D71"/>
+    <w:multiLevelType w:val="multilevel"/>
+    <w:tmpl w:val="10366ED0"/>
+    <w:lvl w:ilvl="0">
+      <w:start w:val="1"/>
+      <w:numFmt w:val="bullet"/>
+      <w:lvlText w:val=""/>
+      <w:lvlJc w:val="left"/>
+      <w:pPr>
+        <w:tabs>
+          <w:tab w:val="num" w:pos="720"/>
+        </w:tabs>
+        <w:ind w:left="720" w:hanging="360"/>
+      </w:pPr>
+      <w:rPr>
+        <w:rFonts w:ascii="Symbol" w:hAnsi="Symbol" w:hint="default"/>
+        <w:sz w:val="20"/>
+      </w:rPr>
+    </w:lvl>
+    <w:lvl w:ilvl="1" w:tentative="1">
+      <w:start w:val="1"/>
+      <w:numFmt w:val="bullet"/>
+      <w:lvlText w:val="o"/>
+      <w:lvlJc w:val="left"/>
+      <w:pPr>
+        <w:tabs>
+          <w:tab w:val="num" w:pos="1440"/>
+        </w:tabs>
+        <w:ind w:left="1440" w:hanging="360"/>
+      </w:pPr>
+      <w:rPr>
+        <w:rFonts w:ascii="Courier New" w:hAnsi="Courier New" w:hint="default"/>
+        <w:sz w:val="20"/>
+      </w:rPr>
+    </w:lvl>
+    <w:lvl w:ilvl="2" w:tentative="1">
+      <w:start w:val="1"/>
+      <w:numFmt w:val="bullet"/>
+      <w:lvlText w:val=""/>
+      <w:lvlJc w:val="left"/>
+      <w:pPr>
+        <w:tabs>
+          <w:tab w:val="num" w:pos="2160"/>
+        </w:tabs>
+        <w:ind w:left="2160" w:hanging="360"/>
+      </w:pPr>
+      <w:rPr>
+        <w:rFonts w:ascii="Wingdings" w:hAnsi="Wingdings" w:hint="default"/>
+        <w:sz w:val="20"/>
+      </w:rPr>
+    </w:lvl>
+    <w:lvl w:ilvl="3" w:tentative="1">
+      <w:start w:val="1"/>
+      <w:numFmt w:val="bullet"/>
+      <w:lvlText w:val=""/>
+      <w:lvlJc w:val="left"/>
+      <w:pPr>
+        <w:tabs>
+          <w:tab w:val="num" w:pos="2880"/>
+        </w:tabs>
+        <w:ind w:left="2880" w:hanging="360"/>
+      </w:pPr>
+      <w:rPr>
+        <w:rFonts w:ascii="Wingdings" w:hAnsi="Wingdings" w:hint="default"/>
+        <w:sz w:val="20"/>
+      </w:rPr>
+    </w:lvl>
+    <w:lvl w:ilvl="4" w:tentative="1">
+      <w:start w:val="1"/>
+      <w:numFmt w:val="bullet"/>
+      <w:lvlText w:val=""/>
+      <w:lvlJc w:val="left"/>
+      <w:pPr>
+        <w:tabs>
+          <w:tab w:val="num" w:pos="3600"/>
+        </w:tabs>
+        <w:ind w:left="3600" w:hanging="360"/>
+      </w:pPr>
+      <w:rPr>
+        <w:rFonts w:ascii="Wingdings" w:hAnsi="Wingdings" w:hint="default"/>
+        <w:sz w:val="20"/>
+      </w:rPr>
+    </w:lvl>
+    <w:lvl w:ilvl="5" w:tentative="1">
+      <w:start w:val="1"/>
+      <w:numFmt w:val="bullet"/>
+      <w:lvlText w:val=""/>
+      <w:lvlJc w:val="left"/>
+      <w:pPr>
+        <w:tabs>
+          <w:tab w:val="num" w:pos="4320"/>
+        </w:tabs>
+        <w:ind w:left="4320" w:hanging="360"/>
+      </w:pPr>
+      <w:rPr>
+        <w:rFonts w:ascii="Wingdings" w:hAnsi="Wingdings" w:hint="default"/>
+        <w:sz w:val="20"/>
+      </w:rPr>
+    </w:lvl>
+    <w:lvl w:ilvl="6" w:tentative="1">
+      <w:start w:val="1"/>
+      <w:numFmt w:val="bullet"/>
+      <w:lvlText w:val=""/>
+      <w:lvlJc w:val="left"/>
+      <w:pPr>
+        <w:tabs>
+          <w:tab w:val="num" w:pos="5040"/>
+        </w:tabs>
+        <w:ind w:left="5040" w:hanging="360"/>
+      </w:pPr>
+      <w:rPr>
+        <w:rFonts w:ascii="Wingdings" w:hAnsi="Wingdings" w:hint="default"/>
+        <w:sz w:val="20"/>
+      </w:rPr>
+    </w:lvl>
+    <w:lvl w:ilvl="7" w:tentative="1">
+      <w:start w:val="1"/>
+      <w:numFmt w:val="bullet"/>
+      <w:lvlText w:val=""/>
+      <w:lvlJc w:val="left"/>
+      <w:pPr>
+        <w:tabs>
+          <w:tab w:val="num" w:pos="5760"/>
+        </w:tabs>
+        <w:ind w:left="5760" w:hanging="360"/>
+      </w:pPr>
+      <w:rPr>
+        <w:rFonts w:ascii="Wingdings" w:hAnsi="Wingdings" w:hint="default"/>
+        <w:sz w:val="20"/>
+      </w:rPr>
+    </w:lvl>
+    <w:lvl w:ilvl="8" w:tentative="1">
+      <w:start w:val="1"/>
+      <w:numFmt w:val="bullet"/>
+      <w:lvlText w:val=""/>
+      <w:lvlJc w:val="left"/>
+      <w:pPr>
+        <w:tabs>
+          <w:tab w:val="num" w:pos="6480"/>
+        </w:tabs>
+        <w:ind w:left="6480" w:hanging="360"/>
+      </w:pPr>
+      <w:rPr>
+        <w:rFonts w:ascii="Wingdings" w:hAnsi="Wingdings" w:hint="default"/>
+        <w:sz w:val="20"/>
+      </w:rPr>
+    </w:lvl>
+  </w:abstractNum>
+  <w:abstractNum w:abstractNumId="11" w15:restartNumberingAfterBreak="0">
     <w:nsid w:val="10426B02"/>
     <w:multiLevelType w:val="multilevel"/>
     <w:tmpl w:val="123CE9E8"/>
@@ -19880,7 +21313,7 @@
       </w:rPr>
     </w:lvl>
   </w:abstractNum>
-  <w:abstractNum w:abstractNumId="11" w15:restartNumberingAfterBreak="0">
+  <w:abstractNum w:abstractNumId="12" w15:restartNumberingAfterBreak="0">
     <w:nsid w:val="11187921"/>
     <w:multiLevelType w:val="multilevel"/>
     <w:tmpl w:val="4E9AF6B2"/>
@@ -20029,7 +21462,7 @@
       </w:rPr>
     </w:lvl>
   </w:abstractNum>
-  <w:abstractNum w:abstractNumId="12" w15:restartNumberingAfterBreak="0">
+  <w:abstractNum w:abstractNumId="13" w15:restartNumberingAfterBreak="0">
     <w:nsid w:val="138B6BBF"/>
     <w:multiLevelType w:val="multilevel"/>
     <w:tmpl w:val="BEBE0110"/>
@@ -20178,7 +21611,7 @@
       </w:rPr>
     </w:lvl>
   </w:abstractNum>
-  <w:abstractNum w:abstractNumId="13" w15:restartNumberingAfterBreak="0">
+  <w:abstractNum w:abstractNumId="14" w15:restartNumberingAfterBreak="0">
     <w:nsid w:val="167C5194"/>
     <w:multiLevelType w:val="multilevel"/>
     <w:tmpl w:val="DF50ACB0"/>
@@ -20327,7 +21760,7 @@
       </w:rPr>
     </w:lvl>
   </w:abstractNum>
-  <w:abstractNum w:abstractNumId="14" w15:restartNumberingAfterBreak="0">
+  <w:abstractNum w:abstractNumId="15" w15:restartNumberingAfterBreak="0">
     <w:nsid w:val="17C76DA4"/>
     <w:multiLevelType w:val="multilevel"/>
     <w:tmpl w:val="FBF44B3A"/>
@@ -20476,7 +21909,7 @@
       </w:rPr>
     </w:lvl>
   </w:abstractNum>
-  <w:abstractNum w:abstractNumId="15" w15:restartNumberingAfterBreak="0">
+  <w:abstractNum w:abstractNumId="16" w15:restartNumberingAfterBreak="0">
     <w:nsid w:val="18B3339A"/>
     <w:multiLevelType w:val="multilevel"/>
     <w:tmpl w:val="C4E62240"/>
@@ -20625,7 +22058,7 @@
       </w:rPr>
     </w:lvl>
   </w:abstractNum>
-  <w:abstractNum w:abstractNumId="16" w15:restartNumberingAfterBreak="0">
+  <w:abstractNum w:abstractNumId="17" w15:restartNumberingAfterBreak="0">
     <w:nsid w:val="1D2D785C"/>
     <w:multiLevelType w:val="multilevel"/>
     <w:tmpl w:val="83829ACE"/>
@@ -20774,7 +22207,7 @@
       </w:rPr>
     </w:lvl>
   </w:abstractNum>
-  <w:abstractNum w:abstractNumId="17" w15:restartNumberingAfterBreak="0">
+  <w:abstractNum w:abstractNumId="18" w15:restartNumberingAfterBreak="0">
     <w:nsid w:val="1D6320E2"/>
     <w:multiLevelType w:val="multilevel"/>
     <w:tmpl w:val="88F6DC20"/>
@@ -20923,7 +22356,7 @@
       </w:rPr>
     </w:lvl>
   </w:abstractNum>
-  <w:abstractNum w:abstractNumId="18" w15:restartNumberingAfterBreak="0">
+  <w:abstractNum w:abstractNumId="19" w15:restartNumberingAfterBreak="0">
     <w:nsid w:val="1EB36678"/>
     <w:multiLevelType w:val="multilevel"/>
     <w:tmpl w:val="BB02C3D0"/>
@@ -21072,7 +22505,7 @@
       </w:rPr>
     </w:lvl>
   </w:abstractNum>
-  <w:abstractNum w:abstractNumId="19" w15:restartNumberingAfterBreak="0">
+  <w:abstractNum w:abstractNumId="20" w15:restartNumberingAfterBreak="0">
     <w:nsid w:val="2137686C"/>
     <w:multiLevelType w:val="multilevel"/>
     <w:tmpl w:val="7C66CD96"/>
@@ -21221,7 +22654,7 @@
       </w:rPr>
     </w:lvl>
   </w:abstractNum>
-  <w:abstractNum w:abstractNumId="20" w15:restartNumberingAfterBreak="0">
+  <w:abstractNum w:abstractNumId="21" w15:restartNumberingAfterBreak="0">
     <w:nsid w:val="217707F6"/>
     <w:multiLevelType w:val="multilevel"/>
     <w:tmpl w:val="4B823E94"/>
@@ -21370,7 +22803,7 @@
       </w:rPr>
     </w:lvl>
   </w:abstractNum>
-  <w:abstractNum w:abstractNumId="21" w15:restartNumberingAfterBreak="0">
+  <w:abstractNum w:abstractNumId="22" w15:restartNumberingAfterBreak="0">
     <w:nsid w:val="24C842B8"/>
     <w:multiLevelType w:val="multilevel"/>
     <w:tmpl w:val="B1CA172A"/>
@@ -21519,7 +22952,7 @@
       </w:rPr>
     </w:lvl>
   </w:abstractNum>
-  <w:abstractNum w:abstractNumId="22" w15:restartNumberingAfterBreak="0">
+  <w:abstractNum w:abstractNumId="23" w15:restartNumberingAfterBreak="0">
     <w:nsid w:val="2542113C"/>
     <w:multiLevelType w:val="multilevel"/>
     <w:tmpl w:val="A2424DC2"/>
@@ -21668,7 +23101,7 @@
       </w:rPr>
     </w:lvl>
   </w:abstractNum>
-  <w:abstractNum w:abstractNumId="23" w15:restartNumberingAfterBreak="0">
+  <w:abstractNum w:abstractNumId="24" w15:restartNumberingAfterBreak="0">
     <w:nsid w:val="265E23D2"/>
     <w:multiLevelType w:val="multilevel"/>
     <w:tmpl w:val="DA74273C"/>
@@ -21817,7 +23250,7 @@
       </w:rPr>
     </w:lvl>
   </w:abstractNum>
-  <w:abstractNum w:abstractNumId="24" w15:restartNumberingAfterBreak="0">
+  <w:abstractNum w:abstractNumId="25" w15:restartNumberingAfterBreak="0">
     <w:nsid w:val="28057F2E"/>
     <w:multiLevelType w:val="multilevel"/>
     <w:tmpl w:val="BE80ADE8"/>
@@ -21966,7 +23399,7 @@
       </w:rPr>
     </w:lvl>
   </w:abstractNum>
-  <w:abstractNum w:abstractNumId="25" w15:restartNumberingAfterBreak="0">
+  <w:abstractNum w:abstractNumId="26" w15:restartNumberingAfterBreak="0">
     <w:nsid w:val="298D5242"/>
     <w:multiLevelType w:val="multilevel"/>
     <w:tmpl w:val="DDB61620"/>
@@ -22115,7 +23548,7 @@
       </w:rPr>
     </w:lvl>
   </w:abstractNum>
-  <w:abstractNum w:abstractNumId="26" w15:restartNumberingAfterBreak="0">
+  <w:abstractNum w:abstractNumId="27" w15:restartNumberingAfterBreak="0">
     <w:nsid w:val="2A7341A8"/>
     <w:multiLevelType w:val="multilevel"/>
     <w:tmpl w:val="1D50F6CA"/>
@@ -22228,7 +23661,156 @@
       </w:pPr>
     </w:lvl>
   </w:abstractNum>
-  <w:abstractNum w:abstractNumId="27" w15:restartNumberingAfterBreak="0">
+  <w:abstractNum w:abstractNumId="28" w15:restartNumberingAfterBreak="0">
+    <w:nsid w:val="2A7E5F8C"/>
+    <w:multiLevelType w:val="multilevel"/>
+    <w:tmpl w:val="7C7E8552"/>
+    <w:lvl w:ilvl="0">
+      <w:start w:val="1"/>
+      <w:numFmt w:val="bullet"/>
+      <w:lvlText w:val=""/>
+      <w:lvlJc w:val="left"/>
+      <w:pPr>
+        <w:tabs>
+          <w:tab w:val="num" w:pos="720"/>
+        </w:tabs>
+        <w:ind w:left="720" w:hanging="360"/>
+      </w:pPr>
+      <w:rPr>
+        <w:rFonts w:ascii="Symbol" w:hAnsi="Symbol" w:hint="default"/>
+        <w:sz w:val="20"/>
+      </w:rPr>
+    </w:lvl>
+    <w:lvl w:ilvl="1" w:tentative="1">
+      <w:start w:val="1"/>
+      <w:numFmt w:val="bullet"/>
+      <w:lvlText w:val="o"/>
+      <w:lvlJc w:val="left"/>
+      <w:pPr>
+        <w:tabs>
+          <w:tab w:val="num" w:pos="1440"/>
+        </w:tabs>
+        <w:ind w:left="1440" w:hanging="360"/>
+      </w:pPr>
+      <w:rPr>
+        <w:rFonts w:ascii="Courier New" w:hAnsi="Courier New" w:hint="default"/>
+        <w:sz w:val="20"/>
+      </w:rPr>
+    </w:lvl>
+    <w:lvl w:ilvl="2" w:tentative="1">
+      <w:start w:val="1"/>
+      <w:numFmt w:val="bullet"/>
+      <w:lvlText w:val=""/>
+      <w:lvlJc w:val="left"/>
+      <w:pPr>
+        <w:tabs>
+          <w:tab w:val="num" w:pos="2160"/>
+        </w:tabs>
+        <w:ind w:left="2160" w:hanging="360"/>
+      </w:pPr>
+      <w:rPr>
+        <w:rFonts w:ascii="Wingdings" w:hAnsi="Wingdings" w:hint="default"/>
+        <w:sz w:val="20"/>
+      </w:rPr>
+    </w:lvl>
+    <w:lvl w:ilvl="3" w:tentative="1">
+      <w:start w:val="1"/>
+      <w:numFmt w:val="bullet"/>
+      <w:lvlText w:val=""/>
+      <w:lvlJc w:val="left"/>
+      <w:pPr>
+        <w:tabs>
+          <w:tab w:val="num" w:pos="2880"/>
+        </w:tabs>
+        <w:ind w:left="2880" w:hanging="360"/>
+      </w:pPr>
+      <w:rPr>
+        <w:rFonts w:ascii="Wingdings" w:hAnsi="Wingdings" w:hint="default"/>
+        <w:sz w:val="20"/>
+      </w:rPr>
+    </w:lvl>
+    <w:lvl w:ilvl="4" w:tentative="1">
+      <w:start w:val="1"/>
+      <w:numFmt w:val="bullet"/>
+      <w:lvlText w:val=""/>
+      <w:lvlJc w:val="left"/>
+      <w:pPr>
+        <w:tabs>
+          <w:tab w:val="num" w:pos="3600"/>
+        </w:tabs>
+        <w:ind w:left="3600" w:hanging="360"/>
+      </w:pPr>
+      <w:rPr>
+        <w:rFonts w:ascii="Wingdings" w:hAnsi="Wingdings" w:hint="default"/>
+        <w:sz w:val="20"/>
+      </w:rPr>
+    </w:lvl>
+    <w:lvl w:ilvl="5" w:tentative="1">
+      <w:start w:val="1"/>
+      <w:numFmt w:val="bullet"/>
+      <w:lvlText w:val=""/>
+      <w:lvlJc w:val="left"/>
+      <w:pPr>
+        <w:tabs>
+          <w:tab w:val="num" w:pos="4320"/>
+        </w:tabs>
+        <w:ind w:left="4320" w:hanging="360"/>
+      </w:pPr>
+      <w:rPr>
+        <w:rFonts w:ascii="Wingdings" w:hAnsi="Wingdings" w:hint="default"/>
+        <w:sz w:val="20"/>
+      </w:rPr>
+    </w:lvl>
+    <w:lvl w:ilvl="6" w:tentative="1">
+      <w:start w:val="1"/>
+      <w:numFmt w:val="bullet"/>
+      <w:lvlText w:val=""/>
+      <w:lvlJc w:val="left"/>
+      <w:pPr>
+        <w:tabs>
+          <w:tab w:val="num" w:pos="5040"/>
+        </w:tabs>
+        <w:ind w:left="5040" w:hanging="360"/>
+      </w:pPr>
+      <w:rPr>
+        <w:rFonts w:ascii="Wingdings" w:hAnsi="Wingdings" w:hint="default"/>
+        <w:sz w:val="20"/>
+      </w:rPr>
+    </w:lvl>
+    <w:lvl w:ilvl="7" w:tentative="1">
+      <w:start w:val="1"/>
+      <w:numFmt w:val="bullet"/>
+      <w:lvlText w:val=""/>
+      <w:lvlJc w:val="left"/>
+      <w:pPr>
+        <w:tabs>
+          <w:tab w:val="num" w:pos="5760"/>
+        </w:tabs>
+        <w:ind w:left="5760" w:hanging="360"/>
+      </w:pPr>
+      <w:rPr>
+        <w:rFonts w:ascii="Wingdings" w:hAnsi="Wingdings" w:hint="default"/>
+        <w:sz w:val="20"/>
+      </w:rPr>
+    </w:lvl>
+    <w:lvl w:ilvl="8" w:tentative="1">
+      <w:start w:val="1"/>
+      <w:numFmt w:val="bullet"/>
+      <w:lvlText w:val=""/>
+      <w:lvlJc w:val="left"/>
+      <w:pPr>
+        <w:tabs>
+          <w:tab w:val="num" w:pos="6480"/>
+        </w:tabs>
+        <w:ind w:left="6480" w:hanging="360"/>
+      </w:pPr>
+      <w:rPr>
+        <w:rFonts w:ascii="Wingdings" w:hAnsi="Wingdings" w:hint="default"/>
+        <w:sz w:val="20"/>
+      </w:rPr>
+    </w:lvl>
+  </w:abstractNum>
+  <w:abstractNum w:abstractNumId="29" w15:restartNumberingAfterBreak="0">
     <w:nsid w:val="2BC71C94"/>
     <w:multiLevelType w:val="multilevel"/>
     <w:tmpl w:val="0CD0CDC4"/>
@@ -22341,7 +23923,7 @@
       </w:pPr>
     </w:lvl>
   </w:abstractNum>
-  <w:abstractNum w:abstractNumId="28" w15:restartNumberingAfterBreak="0">
+  <w:abstractNum w:abstractNumId="30" w15:restartNumberingAfterBreak="0">
     <w:nsid w:val="2D4F64BA"/>
     <w:multiLevelType w:val="multilevel"/>
     <w:tmpl w:val="F9FCEDD0"/>
@@ -22490,7 +24072,7 @@
       </w:rPr>
     </w:lvl>
   </w:abstractNum>
-  <w:abstractNum w:abstractNumId="29" w15:restartNumberingAfterBreak="0">
+  <w:abstractNum w:abstractNumId="31" w15:restartNumberingAfterBreak="0">
     <w:nsid w:val="2E7B68D2"/>
     <w:multiLevelType w:val="multilevel"/>
     <w:tmpl w:val="312E31B8"/>
@@ -22639,7 +24221,7 @@
       </w:rPr>
     </w:lvl>
   </w:abstractNum>
-  <w:abstractNum w:abstractNumId="30" w15:restartNumberingAfterBreak="0">
+  <w:abstractNum w:abstractNumId="32" w15:restartNumberingAfterBreak="0">
     <w:nsid w:val="2F477ED3"/>
     <w:multiLevelType w:val="multilevel"/>
     <w:tmpl w:val="4B926E2E"/>
@@ -22788,7 +24370,7 @@
       </w:rPr>
     </w:lvl>
   </w:abstractNum>
-  <w:abstractNum w:abstractNumId="31" w15:restartNumberingAfterBreak="0">
+  <w:abstractNum w:abstractNumId="33" w15:restartNumberingAfterBreak="0">
     <w:nsid w:val="32552313"/>
     <w:multiLevelType w:val="multilevel"/>
     <w:tmpl w:val="7BD2B8A6"/>
@@ -22937,7 +24519,7 @@
       </w:rPr>
     </w:lvl>
   </w:abstractNum>
-  <w:abstractNum w:abstractNumId="32" w15:restartNumberingAfterBreak="0">
+  <w:abstractNum w:abstractNumId="34" w15:restartNumberingAfterBreak="0">
     <w:nsid w:val="366578BD"/>
     <w:multiLevelType w:val="multilevel"/>
     <w:tmpl w:val="74BE2DAC"/>
@@ -23086,7 +24668,7 @@
       </w:rPr>
     </w:lvl>
   </w:abstractNum>
-  <w:abstractNum w:abstractNumId="33" w15:restartNumberingAfterBreak="0">
+  <w:abstractNum w:abstractNumId="35" w15:restartNumberingAfterBreak="0">
     <w:nsid w:val="37683FBC"/>
     <w:multiLevelType w:val="multilevel"/>
     <w:tmpl w:val="8A2E738C"/>
@@ -23235,7 +24817,7 @@
       </w:rPr>
     </w:lvl>
   </w:abstractNum>
-  <w:abstractNum w:abstractNumId="34" w15:restartNumberingAfterBreak="0">
+  <w:abstractNum w:abstractNumId="36" w15:restartNumberingAfterBreak="0">
     <w:nsid w:val="3CFB2700"/>
     <w:multiLevelType w:val="multilevel"/>
     <w:tmpl w:val="AE72B9AA"/>
@@ -23384,7 +24966,7 @@
       </w:rPr>
     </w:lvl>
   </w:abstractNum>
-  <w:abstractNum w:abstractNumId="35" w15:restartNumberingAfterBreak="0">
+  <w:abstractNum w:abstractNumId="37" w15:restartNumberingAfterBreak="0">
     <w:nsid w:val="440D7BF5"/>
     <w:multiLevelType w:val="multilevel"/>
     <w:tmpl w:val="7368F55A"/>
@@ -23533,7 +25115,7 @@
       </w:rPr>
     </w:lvl>
   </w:abstractNum>
-  <w:abstractNum w:abstractNumId="36" w15:restartNumberingAfterBreak="0">
+  <w:abstractNum w:abstractNumId="38" w15:restartNumberingAfterBreak="0">
     <w:nsid w:val="450F0971"/>
     <w:multiLevelType w:val="multilevel"/>
     <w:tmpl w:val="D95E8346"/>
@@ -23646,7 +25228,7 @@
       </w:pPr>
     </w:lvl>
   </w:abstractNum>
-  <w:abstractNum w:abstractNumId="37" w15:restartNumberingAfterBreak="0">
+  <w:abstractNum w:abstractNumId="39" w15:restartNumberingAfterBreak="0">
     <w:nsid w:val="47293482"/>
     <w:multiLevelType w:val="multilevel"/>
     <w:tmpl w:val="282EBE86"/>
@@ -23795,7 +25377,7 @@
       </w:rPr>
     </w:lvl>
   </w:abstractNum>
-  <w:abstractNum w:abstractNumId="38" w15:restartNumberingAfterBreak="0">
+  <w:abstractNum w:abstractNumId="40" w15:restartNumberingAfterBreak="0">
     <w:nsid w:val="486E6382"/>
     <w:multiLevelType w:val="multilevel"/>
     <w:tmpl w:val="82F0D3DE"/>
@@ -23944,7 +25526,120 @@
       </w:rPr>
     </w:lvl>
   </w:abstractNum>
-  <w:abstractNum w:abstractNumId="39" w15:restartNumberingAfterBreak="0">
+  <w:abstractNum w:abstractNumId="41" w15:restartNumberingAfterBreak="0">
+    <w:nsid w:val="4AAB57A3"/>
+    <w:multiLevelType w:val="multilevel"/>
+    <w:tmpl w:val="BD6E96D0"/>
+    <w:lvl w:ilvl="0">
+      <w:start w:val="1"/>
+      <w:numFmt w:val="decimal"/>
+      <w:lvlText w:val="%1."/>
+      <w:lvlJc w:val="left"/>
+      <w:pPr>
+        <w:tabs>
+          <w:tab w:val="num" w:pos="720"/>
+        </w:tabs>
+        <w:ind w:left="720" w:hanging="360"/>
+      </w:pPr>
+    </w:lvl>
+    <w:lvl w:ilvl="1" w:tentative="1">
+      <w:start w:val="1"/>
+      <w:numFmt w:val="decimal"/>
+      <w:lvlText w:val="%2."/>
+      <w:lvlJc w:val="left"/>
+      <w:pPr>
+        <w:tabs>
+          <w:tab w:val="num" w:pos="1440"/>
+        </w:tabs>
+        <w:ind w:left="1440" w:hanging="360"/>
+      </w:pPr>
+    </w:lvl>
+    <w:lvl w:ilvl="2" w:tentative="1">
+      <w:start w:val="1"/>
+      <w:numFmt w:val="decimal"/>
+      <w:lvlText w:val="%3."/>
+      <w:lvlJc w:val="left"/>
+      <w:pPr>
+        <w:tabs>
+          <w:tab w:val="num" w:pos="2160"/>
+        </w:tabs>
+        <w:ind w:left="2160" w:hanging="360"/>
+      </w:pPr>
+    </w:lvl>
+    <w:lvl w:ilvl="3" w:tentative="1">
+      <w:start w:val="1"/>
+      <w:numFmt w:val="decimal"/>
+      <w:lvlText w:val="%4."/>
+      <w:lvlJc w:val="left"/>
+      <w:pPr>
+        <w:tabs>
+          <w:tab w:val="num" w:pos="2880"/>
+        </w:tabs>
+        <w:ind w:left="2880" w:hanging="360"/>
+      </w:pPr>
+    </w:lvl>
+    <w:lvl w:ilvl="4" w:tentative="1">
+      <w:start w:val="1"/>
+      <w:numFmt w:val="decimal"/>
+      <w:lvlText w:val="%5."/>
+      <w:lvlJc w:val="left"/>
+      <w:pPr>
+        <w:tabs>
+          <w:tab w:val="num" w:pos="3600"/>
+        </w:tabs>
+        <w:ind w:left="3600" w:hanging="360"/>
+      </w:pPr>
+    </w:lvl>
+    <w:lvl w:ilvl="5" w:tentative="1">
+      <w:start w:val="1"/>
+      <w:numFmt w:val="decimal"/>
+      <w:lvlText w:val="%6."/>
+      <w:lvlJc w:val="left"/>
+      <w:pPr>
+        <w:tabs>
+          <w:tab w:val="num" w:pos="4320"/>
+        </w:tabs>
+        <w:ind w:left="4320" w:hanging="360"/>
+      </w:pPr>
+    </w:lvl>
+    <w:lvl w:ilvl="6" w:tentative="1">
+      <w:start w:val="1"/>
+      <w:numFmt w:val="decimal"/>
+      <w:lvlText w:val="%7."/>
+      <w:lvlJc w:val="left"/>
+      <w:pPr>
+        <w:tabs>
+          <w:tab w:val="num" w:pos="5040"/>
+        </w:tabs>
+        <w:ind w:left="5040" w:hanging="360"/>
+      </w:pPr>
+    </w:lvl>
+    <w:lvl w:ilvl="7" w:tentative="1">
+      <w:start w:val="1"/>
+      <w:numFmt w:val="decimal"/>
+      <w:lvlText w:val="%8."/>
+      <w:lvlJc w:val="left"/>
+      <w:pPr>
+        <w:tabs>
+          <w:tab w:val="num" w:pos="5760"/>
+        </w:tabs>
+        <w:ind w:left="5760" w:hanging="360"/>
+      </w:pPr>
+    </w:lvl>
+    <w:lvl w:ilvl="8" w:tentative="1">
+      <w:start w:val="1"/>
+      <w:numFmt w:val="decimal"/>
+      <w:lvlText w:val="%9."/>
+      <w:lvlJc w:val="left"/>
+      <w:pPr>
+        <w:tabs>
+          <w:tab w:val="num" w:pos="6480"/>
+        </w:tabs>
+        <w:ind w:left="6480" w:hanging="360"/>
+      </w:pPr>
+    </w:lvl>
+  </w:abstractNum>
+  <w:abstractNum w:abstractNumId="42" w15:restartNumberingAfterBreak="0">
     <w:nsid w:val="4BC7444A"/>
     <w:multiLevelType w:val="multilevel"/>
     <w:tmpl w:val="31B8B070"/>
@@ -24057,7 +25752,7 @@
       </w:pPr>
     </w:lvl>
   </w:abstractNum>
-  <w:abstractNum w:abstractNumId="40" w15:restartNumberingAfterBreak="0">
+  <w:abstractNum w:abstractNumId="43" w15:restartNumberingAfterBreak="0">
     <w:nsid w:val="4D587FF7"/>
     <w:multiLevelType w:val="multilevel"/>
     <w:tmpl w:val="048CBED2"/>
@@ -24206,7 +25901,7 @@
       </w:rPr>
     </w:lvl>
   </w:abstractNum>
-  <w:abstractNum w:abstractNumId="41" w15:restartNumberingAfterBreak="0">
+  <w:abstractNum w:abstractNumId="44" w15:restartNumberingAfterBreak="0">
     <w:nsid w:val="4F122FAD"/>
     <w:multiLevelType w:val="multilevel"/>
     <w:tmpl w:val="5C3C0782"/>
@@ -24355,7 +26050,7 @@
       </w:rPr>
     </w:lvl>
   </w:abstractNum>
-  <w:abstractNum w:abstractNumId="42" w15:restartNumberingAfterBreak="0">
+  <w:abstractNum w:abstractNumId="45" w15:restartNumberingAfterBreak="0">
     <w:nsid w:val="4F74506C"/>
     <w:multiLevelType w:val="multilevel"/>
     <w:tmpl w:val="F926BD64"/>
@@ -24504,7 +26199,7 @@
       </w:rPr>
     </w:lvl>
   </w:abstractNum>
-  <w:abstractNum w:abstractNumId="43" w15:restartNumberingAfterBreak="0">
+  <w:abstractNum w:abstractNumId="46" w15:restartNumberingAfterBreak="0">
     <w:nsid w:val="4FF76D4D"/>
     <w:multiLevelType w:val="multilevel"/>
     <w:tmpl w:val="EF564CCC"/>
@@ -24653,7 +26348,7 @@
       </w:rPr>
     </w:lvl>
   </w:abstractNum>
-  <w:abstractNum w:abstractNumId="44" w15:restartNumberingAfterBreak="0">
+  <w:abstractNum w:abstractNumId="47" w15:restartNumberingAfterBreak="0">
     <w:nsid w:val="55195B36"/>
     <w:multiLevelType w:val="multilevel"/>
     <w:tmpl w:val="E1A2BFAA"/>
@@ -24802,7 +26497,7 @@
       </w:rPr>
     </w:lvl>
   </w:abstractNum>
-  <w:abstractNum w:abstractNumId="45" w15:restartNumberingAfterBreak="0">
+  <w:abstractNum w:abstractNumId="48" w15:restartNumberingAfterBreak="0">
     <w:nsid w:val="5790046C"/>
     <w:multiLevelType w:val="multilevel"/>
     <w:tmpl w:val="93E40112"/>
@@ -24951,7 +26646,7 @@
       </w:rPr>
     </w:lvl>
   </w:abstractNum>
-  <w:abstractNum w:abstractNumId="46" w15:restartNumberingAfterBreak="0">
+  <w:abstractNum w:abstractNumId="49" w15:restartNumberingAfterBreak="0">
     <w:nsid w:val="58B153C9"/>
     <w:multiLevelType w:val="multilevel"/>
     <w:tmpl w:val="252C7668"/>
@@ -25100,7 +26795,7 @@
       </w:rPr>
     </w:lvl>
   </w:abstractNum>
-  <w:abstractNum w:abstractNumId="47" w15:restartNumberingAfterBreak="0">
+  <w:abstractNum w:abstractNumId="50" w15:restartNumberingAfterBreak="0">
     <w:nsid w:val="59920B80"/>
     <w:multiLevelType w:val="multilevel"/>
     <w:tmpl w:val="CAEEC91C"/>
@@ -25249,7 +26944,7 @@
       </w:rPr>
     </w:lvl>
   </w:abstractNum>
-  <w:abstractNum w:abstractNumId="48" w15:restartNumberingAfterBreak="0">
+  <w:abstractNum w:abstractNumId="51" w15:restartNumberingAfterBreak="0">
     <w:nsid w:val="5CEE5633"/>
     <w:multiLevelType w:val="multilevel"/>
     <w:tmpl w:val="31A87A12"/>
@@ -25398,7 +27093,7 @@
       </w:rPr>
     </w:lvl>
   </w:abstractNum>
-  <w:abstractNum w:abstractNumId="49" w15:restartNumberingAfterBreak="0">
+  <w:abstractNum w:abstractNumId="52" w15:restartNumberingAfterBreak="0">
     <w:nsid w:val="60515595"/>
     <w:multiLevelType w:val="multilevel"/>
     <w:tmpl w:val="DCF40022"/>
@@ -25547,7 +27242,7 @@
       </w:rPr>
     </w:lvl>
   </w:abstractNum>
-  <w:abstractNum w:abstractNumId="50" w15:restartNumberingAfterBreak="0">
+  <w:abstractNum w:abstractNumId="53" w15:restartNumberingAfterBreak="0">
     <w:nsid w:val="6054548D"/>
     <w:multiLevelType w:val="multilevel"/>
     <w:tmpl w:val="E44A80FC"/>
@@ -25696,7 +27391,7 @@
       </w:rPr>
     </w:lvl>
   </w:abstractNum>
-  <w:abstractNum w:abstractNumId="51" w15:restartNumberingAfterBreak="0">
+  <w:abstractNum w:abstractNumId="54" w15:restartNumberingAfterBreak="0">
     <w:nsid w:val="624F29C0"/>
     <w:multiLevelType w:val="multilevel"/>
     <w:tmpl w:val="DB3E99E0"/>
@@ -25845,7 +27540,7 @@
       </w:rPr>
     </w:lvl>
   </w:abstractNum>
-  <w:abstractNum w:abstractNumId="52" w15:restartNumberingAfterBreak="0">
+  <w:abstractNum w:abstractNumId="55" w15:restartNumberingAfterBreak="0">
     <w:nsid w:val="64A96BF0"/>
     <w:multiLevelType w:val="multilevel"/>
     <w:tmpl w:val="616A9796"/>
@@ -25994,7 +27689,7 @@
       </w:rPr>
     </w:lvl>
   </w:abstractNum>
-  <w:abstractNum w:abstractNumId="53" w15:restartNumberingAfterBreak="0">
+  <w:abstractNum w:abstractNumId="56" w15:restartNumberingAfterBreak="0">
     <w:nsid w:val="65262688"/>
     <w:multiLevelType w:val="multilevel"/>
     <w:tmpl w:val="BC36EB62"/>
@@ -26143,7 +27838,7 @@
       </w:rPr>
     </w:lvl>
   </w:abstractNum>
-  <w:abstractNum w:abstractNumId="54" w15:restartNumberingAfterBreak="0">
+  <w:abstractNum w:abstractNumId="57" w15:restartNumberingAfterBreak="0">
     <w:nsid w:val="65EC5CC2"/>
     <w:multiLevelType w:val="multilevel"/>
     <w:tmpl w:val="893C257A"/>
@@ -26292,7 +27987,7 @@
       </w:rPr>
     </w:lvl>
   </w:abstractNum>
-  <w:abstractNum w:abstractNumId="55" w15:restartNumberingAfterBreak="0">
+  <w:abstractNum w:abstractNumId="58" w15:restartNumberingAfterBreak="0">
     <w:nsid w:val="667A1272"/>
     <w:multiLevelType w:val="multilevel"/>
     <w:tmpl w:val="8E54D8B0"/>
@@ -26441,7 +28136,120 @@
       </w:rPr>
     </w:lvl>
   </w:abstractNum>
-  <w:abstractNum w:abstractNumId="56" w15:restartNumberingAfterBreak="0">
+  <w:abstractNum w:abstractNumId="59" w15:restartNumberingAfterBreak="0">
+    <w:nsid w:val="66E40EE2"/>
+    <w:multiLevelType w:val="multilevel"/>
+    <w:tmpl w:val="45E02A0E"/>
+    <w:lvl w:ilvl="0">
+      <w:start w:val="1"/>
+      <w:numFmt w:val="decimal"/>
+      <w:lvlText w:val="%1."/>
+      <w:lvlJc w:val="left"/>
+      <w:pPr>
+        <w:tabs>
+          <w:tab w:val="num" w:pos="720"/>
+        </w:tabs>
+        <w:ind w:left="720" w:hanging="360"/>
+      </w:pPr>
+    </w:lvl>
+    <w:lvl w:ilvl="1" w:tentative="1">
+      <w:start w:val="1"/>
+      <w:numFmt w:val="decimal"/>
+      <w:lvlText w:val="%2."/>
+      <w:lvlJc w:val="left"/>
+      <w:pPr>
+        <w:tabs>
+          <w:tab w:val="num" w:pos="1440"/>
+        </w:tabs>
+        <w:ind w:left="1440" w:hanging="360"/>
+      </w:pPr>
+    </w:lvl>
+    <w:lvl w:ilvl="2" w:tentative="1">
+      <w:start w:val="1"/>
+      <w:numFmt w:val="decimal"/>
+      <w:lvlText w:val="%3."/>
+      <w:lvlJc w:val="left"/>
+      <w:pPr>
+        <w:tabs>
+          <w:tab w:val="num" w:pos="2160"/>
+        </w:tabs>
+        <w:ind w:left="2160" w:hanging="360"/>
+      </w:pPr>
+    </w:lvl>
+    <w:lvl w:ilvl="3" w:tentative="1">
+      <w:start w:val="1"/>
+      <w:numFmt w:val="decimal"/>
+      <w:lvlText w:val="%4."/>
+      <w:lvlJc w:val="left"/>
+      <w:pPr>
+        <w:tabs>
+          <w:tab w:val="num" w:pos="2880"/>
+        </w:tabs>
+        <w:ind w:left="2880" w:hanging="360"/>
+      </w:pPr>
+    </w:lvl>
+    <w:lvl w:ilvl="4" w:tentative="1">
+      <w:start w:val="1"/>
+      <w:numFmt w:val="decimal"/>
+      <w:lvlText w:val="%5."/>
+      <w:lvlJc w:val="left"/>
+      <w:pPr>
+        <w:tabs>
+          <w:tab w:val="num" w:pos="3600"/>
+        </w:tabs>
+        <w:ind w:left="3600" w:hanging="360"/>
+      </w:pPr>
+    </w:lvl>
+    <w:lvl w:ilvl="5" w:tentative="1">
+      <w:start w:val="1"/>
+      <w:numFmt w:val="decimal"/>
+      <w:lvlText w:val="%6."/>
+      <w:lvlJc w:val="left"/>
+      <w:pPr>
+        <w:tabs>
+          <w:tab w:val="num" w:pos="4320"/>
+        </w:tabs>
+        <w:ind w:left="4320" w:hanging="360"/>
+      </w:pPr>
+    </w:lvl>
+    <w:lvl w:ilvl="6" w:tentative="1">
+      <w:start w:val="1"/>
+      <w:numFmt w:val="decimal"/>
+      <w:lvlText w:val="%7."/>
+      <w:lvlJc w:val="left"/>
+      <w:pPr>
+        <w:tabs>
+          <w:tab w:val="num" w:pos="5040"/>
+        </w:tabs>
+        <w:ind w:left="5040" w:hanging="360"/>
+      </w:pPr>
+    </w:lvl>
+    <w:lvl w:ilvl="7" w:tentative="1">
+      <w:start w:val="1"/>
+      <w:numFmt w:val="decimal"/>
+      <w:lvlText w:val="%8."/>
+      <w:lvlJc w:val="left"/>
+      <w:pPr>
+        <w:tabs>
+          <w:tab w:val="num" w:pos="5760"/>
+        </w:tabs>
+        <w:ind w:left="5760" w:hanging="360"/>
+      </w:pPr>
+    </w:lvl>
+    <w:lvl w:ilvl="8" w:tentative="1">
+      <w:start w:val="1"/>
+      <w:numFmt w:val="decimal"/>
+      <w:lvlText w:val="%9."/>
+      <w:lvlJc w:val="left"/>
+      <w:pPr>
+        <w:tabs>
+          <w:tab w:val="num" w:pos="6480"/>
+        </w:tabs>
+        <w:ind w:left="6480" w:hanging="360"/>
+      </w:pPr>
+    </w:lvl>
+  </w:abstractNum>
+  <w:abstractNum w:abstractNumId="60" w15:restartNumberingAfterBreak="0">
     <w:nsid w:val="671E3CDC"/>
     <w:multiLevelType w:val="multilevel"/>
     <w:tmpl w:val="028046DA"/>
@@ -26590,7 +28398,7 @@
       </w:rPr>
     </w:lvl>
   </w:abstractNum>
-  <w:abstractNum w:abstractNumId="57" w15:restartNumberingAfterBreak="0">
+  <w:abstractNum w:abstractNumId="61" w15:restartNumberingAfterBreak="0">
     <w:nsid w:val="6820659B"/>
     <w:multiLevelType w:val="multilevel"/>
     <w:tmpl w:val="5C442948"/>
@@ -26739,7 +28547,7 @@
       </w:rPr>
     </w:lvl>
   </w:abstractNum>
-  <w:abstractNum w:abstractNumId="58" w15:restartNumberingAfterBreak="0">
+  <w:abstractNum w:abstractNumId="62" w15:restartNumberingAfterBreak="0">
     <w:nsid w:val="6B6B3C47"/>
     <w:multiLevelType w:val="multilevel"/>
     <w:tmpl w:val="40A689D0"/>
@@ -26888,7 +28696,7 @@
       </w:rPr>
     </w:lvl>
   </w:abstractNum>
-  <w:abstractNum w:abstractNumId="59" w15:restartNumberingAfterBreak="0">
+  <w:abstractNum w:abstractNumId="63" w15:restartNumberingAfterBreak="0">
     <w:nsid w:val="6B8467BF"/>
     <w:multiLevelType w:val="multilevel"/>
     <w:tmpl w:val="8BFE2B86"/>
@@ -27037,7 +28845,7 @@
       </w:rPr>
     </w:lvl>
   </w:abstractNum>
-  <w:abstractNum w:abstractNumId="60" w15:restartNumberingAfterBreak="0">
+  <w:abstractNum w:abstractNumId="64" w15:restartNumberingAfterBreak="0">
     <w:nsid w:val="6BF5601B"/>
     <w:multiLevelType w:val="multilevel"/>
     <w:tmpl w:val="61EAC5BC"/>
@@ -27186,7 +28994,7 @@
       </w:rPr>
     </w:lvl>
   </w:abstractNum>
-  <w:abstractNum w:abstractNumId="61" w15:restartNumberingAfterBreak="0">
+  <w:abstractNum w:abstractNumId="65" w15:restartNumberingAfterBreak="0">
     <w:nsid w:val="6C2E01F6"/>
     <w:multiLevelType w:val="multilevel"/>
     <w:tmpl w:val="D44C1F9C"/>
@@ -27335,7 +29143,7 @@
       </w:rPr>
     </w:lvl>
   </w:abstractNum>
-  <w:abstractNum w:abstractNumId="62" w15:restartNumberingAfterBreak="0">
+  <w:abstractNum w:abstractNumId="66" w15:restartNumberingAfterBreak="0">
     <w:nsid w:val="6D790680"/>
     <w:multiLevelType w:val="multilevel"/>
     <w:tmpl w:val="003C3B4E"/>
@@ -27484,7 +29292,7 @@
       </w:rPr>
     </w:lvl>
   </w:abstractNum>
-  <w:abstractNum w:abstractNumId="63" w15:restartNumberingAfterBreak="0">
+  <w:abstractNum w:abstractNumId="67" w15:restartNumberingAfterBreak="0">
     <w:nsid w:val="7013591C"/>
     <w:multiLevelType w:val="multilevel"/>
     <w:tmpl w:val="BC1650B8"/>
@@ -27633,7 +29441,7 @@
       </w:rPr>
     </w:lvl>
   </w:abstractNum>
-  <w:abstractNum w:abstractNumId="64" w15:restartNumberingAfterBreak="0">
+  <w:abstractNum w:abstractNumId="68" w15:restartNumberingAfterBreak="0">
     <w:nsid w:val="70860B6B"/>
     <w:multiLevelType w:val="multilevel"/>
     <w:tmpl w:val="6194F3F0"/>
@@ -27750,7 +29558,7 @@
       </w:pPr>
     </w:lvl>
   </w:abstractNum>
-  <w:abstractNum w:abstractNumId="65" w15:restartNumberingAfterBreak="0">
+  <w:abstractNum w:abstractNumId="69" w15:restartNumberingAfterBreak="0">
     <w:nsid w:val="72090254"/>
     <w:multiLevelType w:val="multilevel"/>
     <w:tmpl w:val="042678B8"/>
@@ -27899,7 +29707,7 @@
       </w:rPr>
     </w:lvl>
   </w:abstractNum>
-  <w:abstractNum w:abstractNumId="66" w15:restartNumberingAfterBreak="0">
+  <w:abstractNum w:abstractNumId="70" w15:restartNumberingAfterBreak="0">
     <w:nsid w:val="723227B4"/>
     <w:multiLevelType w:val="multilevel"/>
     <w:tmpl w:val="C5FE236A"/>
@@ -28048,7 +29856,7 @@
       </w:rPr>
     </w:lvl>
   </w:abstractNum>
-  <w:abstractNum w:abstractNumId="67" w15:restartNumberingAfterBreak="0">
+  <w:abstractNum w:abstractNumId="71" w15:restartNumberingAfterBreak="0">
     <w:nsid w:val="7408298D"/>
     <w:multiLevelType w:val="multilevel"/>
     <w:tmpl w:val="5BC61B9C"/>
@@ -28197,7 +30005,7 @@
       </w:rPr>
     </w:lvl>
   </w:abstractNum>
-  <w:abstractNum w:abstractNumId="68" w15:restartNumberingAfterBreak="0">
+  <w:abstractNum w:abstractNumId="72" w15:restartNumberingAfterBreak="0">
     <w:nsid w:val="75092643"/>
     <w:multiLevelType w:val="multilevel"/>
     <w:tmpl w:val="1D1AAFBC"/>
@@ -28346,7 +30154,7 @@
       </w:rPr>
     </w:lvl>
   </w:abstractNum>
-  <w:abstractNum w:abstractNumId="69" w15:restartNumberingAfterBreak="0">
+  <w:abstractNum w:abstractNumId="73" w15:restartNumberingAfterBreak="0">
     <w:nsid w:val="75840870"/>
     <w:multiLevelType w:val="multilevel"/>
     <w:tmpl w:val="D93437E6"/>
@@ -28459,7 +30267,7 @@
       </w:pPr>
     </w:lvl>
   </w:abstractNum>
-  <w:abstractNum w:abstractNumId="70" w15:restartNumberingAfterBreak="0">
+  <w:abstractNum w:abstractNumId="74" w15:restartNumberingAfterBreak="0">
     <w:nsid w:val="77F8377D"/>
     <w:multiLevelType w:val="multilevel"/>
     <w:tmpl w:val="E4426A14"/>
@@ -28608,7 +30416,7 @@
       </w:rPr>
     </w:lvl>
   </w:abstractNum>
-  <w:abstractNum w:abstractNumId="71" w15:restartNumberingAfterBreak="0">
+  <w:abstractNum w:abstractNumId="75" w15:restartNumberingAfterBreak="0">
     <w:nsid w:val="77FE2288"/>
     <w:multiLevelType w:val="multilevel"/>
     <w:tmpl w:val="FF1C6178"/>
@@ -28757,7 +30565,7 @@
       </w:rPr>
     </w:lvl>
   </w:abstractNum>
-  <w:abstractNum w:abstractNumId="72" w15:restartNumberingAfterBreak="0">
+  <w:abstractNum w:abstractNumId="76" w15:restartNumberingAfterBreak="0">
     <w:nsid w:val="78ED7E58"/>
     <w:multiLevelType w:val="multilevel"/>
     <w:tmpl w:val="A28679B2"/>
@@ -28906,7 +30714,7 @@
       </w:rPr>
     </w:lvl>
   </w:abstractNum>
-  <w:abstractNum w:abstractNumId="73" w15:restartNumberingAfterBreak="0">
+  <w:abstractNum w:abstractNumId="77" w15:restartNumberingAfterBreak="0">
     <w:nsid w:val="795C0163"/>
     <w:multiLevelType w:val="multilevel"/>
     <w:tmpl w:val="E77058C4"/>
@@ -29055,7 +30863,7 @@
       </w:rPr>
     </w:lvl>
   </w:abstractNum>
-  <w:abstractNum w:abstractNumId="74" w15:restartNumberingAfterBreak="0">
+  <w:abstractNum w:abstractNumId="78" w15:restartNumberingAfterBreak="0">
     <w:nsid w:val="7D212188"/>
     <w:multiLevelType w:val="multilevel"/>
     <w:tmpl w:val="379CEEA4"/>
@@ -29204,7 +31012,7 @@
       </w:rPr>
     </w:lvl>
   </w:abstractNum>
-  <w:abstractNum w:abstractNumId="75" w15:restartNumberingAfterBreak="0">
+  <w:abstractNum w:abstractNumId="79" w15:restartNumberingAfterBreak="0">
     <w:nsid w:val="7D630BD8"/>
     <w:multiLevelType w:val="multilevel"/>
     <w:tmpl w:val="29AAB4E8"/>
@@ -29353,7 +31161,7 @@
       </w:rPr>
     </w:lvl>
   </w:abstractNum>
-  <w:abstractNum w:abstractNumId="76" w15:restartNumberingAfterBreak="0">
+  <w:abstractNum w:abstractNumId="80" w15:restartNumberingAfterBreak="0">
     <w:nsid w:val="7DBD0CD7"/>
     <w:multiLevelType w:val="multilevel"/>
     <w:tmpl w:val="A0EC3056"/>
@@ -29503,181 +31311,181 @@
     </w:lvl>
   </w:abstractNum>
   <w:num w:numId="1" w16cid:durableId="539703690">
-    <w:abstractNumId w:val="74"/>
+    <w:abstractNumId w:val="78"/>
   </w:num>
   <w:num w:numId="2" w16cid:durableId="529539000">
-    <w:abstractNumId w:val="66"/>
+    <w:abstractNumId w:val="70"/>
   </w:num>
   <w:num w:numId="3" w16cid:durableId="1507868098">
-    <w:abstractNumId w:val="65"/>
+    <w:abstractNumId w:val="69"/>
   </w:num>
   <w:num w:numId="4" w16cid:durableId="1090276143">
-    <w:abstractNumId w:val="37"/>
+    <w:abstractNumId w:val="39"/>
   </w:num>
   <w:num w:numId="5" w16cid:durableId="1100642952">
     <w:abstractNumId w:val="0"/>
   </w:num>
   <w:num w:numId="6" w16cid:durableId="609314199">
-    <w:abstractNumId w:val="24"/>
+    <w:abstractNumId w:val="25"/>
   </w:num>
   <w:num w:numId="7" w16cid:durableId="1326663548">
-    <w:abstractNumId w:val="57"/>
+    <w:abstractNumId w:val="61"/>
   </w:num>
   <w:num w:numId="8" w16cid:durableId="799693069">
-    <w:abstractNumId w:val="55"/>
+    <w:abstractNumId w:val="58"/>
   </w:num>
   <w:num w:numId="9" w16cid:durableId="107093652">
-    <w:abstractNumId w:val="59"/>
+    <w:abstractNumId w:val="63"/>
   </w:num>
   <w:num w:numId="10" w16cid:durableId="1675720591">
     <w:abstractNumId w:val="2"/>
   </w:num>
   <w:num w:numId="11" w16cid:durableId="2140419691">
-    <w:abstractNumId w:val="58"/>
+    <w:abstractNumId w:val="62"/>
   </w:num>
   <w:num w:numId="12" w16cid:durableId="1892954593">
-    <w:abstractNumId w:val="31"/>
+    <w:abstractNumId w:val="33"/>
   </w:num>
   <w:num w:numId="13" w16cid:durableId="1234658075">
-    <w:abstractNumId w:val="46"/>
+    <w:abstractNumId w:val="49"/>
   </w:num>
   <w:num w:numId="14" w16cid:durableId="1593784728">
-    <w:abstractNumId w:val="45"/>
+    <w:abstractNumId w:val="48"/>
   </w:num>
   <w:num w:numId="15" w16cid:durableId="443309351">
-    <w:abstractNumId w:val="70"/>
+    <w:abstractNumId w:val="74"/>
   </w:num>
   <w:num w:numId="16" w16cid:durableId="1965304958">
-    <w:abstractNumId w:val="64"/>
+    <w:abstractNumId w:val="68"/>
   </w:num>
   <w:num w:numId="17" w16cid:durableId="688605314">
-    <w:abstractNumId w:val="56"/>
+    <w:abstractNumId w:val="60"/>
   </w:num>
   <w:num w:numId="18" w16cid:durableId="1022316225">
-    <w:abstractNumId w:val="62"/>
+    <w:abstractNumId w:val="66"/>
   </w:num>
   <w:num w:numId="19" w16cid:durableId="141240616">
     <w:abstractNumId w:val="5"/>
   </w:num>
   <w:num w:numId="20" w16cid:durableId="765424595">
-    <w:abstractNumId w:val="61"/>
+    <w:abstractNumId w:val="65"/>
   </w:num>
   <w:num w:numId="21" w16cid:durableId="2049254314">
-    <w:abstractNumId w:val="29"/>
+    <w:abstractNumId w:val="31"/>
   </w:num>
   <w:num w:numId="22" w16cid:durableId="1397165907">
-    <w:abstractNumId w:val="17"/>
+    <w:abstractNumId w:val="18"/>
   </w:num>
   <w:num w:numId="23" w16cid:durableId="1298873727">
-    <w:abstractNumId w:val="25"/>
+    <w:abstractNumId w:val="26"/>
   </w:num>
   <w:num w:numId="24" w16cid:durableId="970286715">
-    <w:abstractNumId w:val="32"/>
+    <w:abstractNumId w:val="34"/>
   </w:num>
   <w:num w:numId="25" w16cid:durableId="1234780031">
-    <w:abstractNumId w:val="60"/>
+    <w:abstractNumId w:val="64"/>
   </w:num>
   <w:num w:numId="26" w16cid:durableId="933439244">
-    <w:abstractNumId w:val="14"/>
+    <w:abstractNumId w:val="15"/>
   </w:num>
   <w:num w:numId="27" w16cid:durableId="713162761">
-    <w:abstractNumId w:val="42"/>
+    <w:abstractNumId w:val="45"/>
   </w:num>
   <w:num w:numId="28" w16cid:durableId="389034150">
-    <w:abstractNumId w:val="54"/>
+    <w:abstractNumId w:val="57"/>
   </w:num>
   <w:num w:numId="29" w16cid:durableId="2101292932">
     <w:abstractNumId w:val="9"/>
   </w:num>
   <w:num w:numId="30" w16cid:durableId="1451246123">
-    <w:abstractNumId w:val="38"/>
+    <w:abstractNumId w:val="40"/>
   </w:num>
   <w:num w:numId="31" w16cid:durableId="1957172257">
-    <w:abstractNumId w:val="52"/>
+    <w:abstractNumId w:val="55"/>
   </w:num>
   <w:num w:numId="32" w16cid:durableId="2074425949">
-    <w:abstractNumId w:val="73"/>
+    <w:abstractNumId w:val="77"/>
   </w:num>
   <w:num w:numId="33" w16cid:durableId="1278953254">
-    <w:abstractNumId w:val="48"/>
+    <w:abstractNumId w:val="51"/>
   </w:num>
   <w:num w:numId="34" w16cid:durableId="762071258">
-    <w:abstractNumId w:val="72"/>
+    <w:abstractNumId w:val="76"/>
   </w:num>
   <w:num w:numId="35" w16cid:durableId="636911571">
-    <w:abstractNumId w:val="21"/>
+    <w:abstractNumId w:val="22"/>
   </w:num>
   <w:num w:numId="36" w16cid:durableId="201671262">
     <w:abstractNumId w:val="6"/>
   </w:num>
   <w:num w:numId="37" w16cid:durableId="1602764755">
+    <w:abstractNumId w:val="75"/>
+  </w:num>
+  <w:num w:numId="38" w16cid:durableId="605776452">
+    <w:abstractNumId w:val="29"/>
+  </w:num>
+  <w:num w:numId="39" w16cid:durableId="1719237159">
+    <w:abstractNumId w:val="50"/>
+  </w:num>
+  <w:num w:numId="40" w16cid:durableId="171066299">
     <w:abstractNumId w:val="71"/>
   </w:num>
-  <w:num w:numId="38" w16cid:durableId="605776452">
-    <w:abstractNumId w:val="27"/>
-  </w:num>
-  <w:num w:numId="39" w16cid:durableId="1719237159">
-    <w:abstractNumId w:val="47"/>
-  </w:num>
-  <w:num w:numId="40" w16cid:durableId="171066299">
+  <w:num w:numId="41" w16cid:durableId="495804966">
     <w:abstractNumId w:val="67"/>
   </w:num>
-  <w:num w:numId="41" w16cid:durableId="495804966">
-    <w:abstractNumId w:val="63"/>
+  <w:num w:numId="42" w16cid:durableId="570310927">
+    <w:abstractNumId w:val="17"/>
   </w:num>
-  <w:num w:numId="42" w16cid:durableId="570310927">
+  <w:num w:numId="43" w16cid:durableId="199709320">
+    <w:abstractNumId w:val="53"/>
+  </w:num>
+  <w:num w:numId="44" w16cid:durableId="1934436484">
     <w:abstractNumId w:val="16"/>
   </w:num>
-  <w:num w:numId="43" w16cid:durableId="199709320">
-    <w:abstractNumId w:val="50"/>
-  </w:num>
-  <w:num w:numId="44" w16cid:durableId="1934436484">
-    <w:abstractNumId w:val="15"/>
-  </w:num>
   <w:num w:numId="45" w16cid:durableId="188303176">
-    <w:abstractNumId w:val="43"/>
+    <w:abstractNumId w:val="46"/>
   </w:num>
   <w:num w:numId="46" w16cid:durableId="1484617688">
-    <w:abstractNumId w:val="53"/>
+    <w:abstractNumId w:val="56"/>
   </w:num>
   <w:num w:numId="47" w16cid:durableId="294217124">
     <w:abstractNumId w:val="3"/>
   </w:num>
   <w:num w:numId="48" w16cid:durableId="1627081710">
+    <w:abstractNumId w:val="12"/>
+  </w:num>
+  <w:num w:numId="49" w16cid:durableId="1017853866">
+    <w:abstractNumId w:val="35"/>
+  </w:num>
+  <w:num w:numId="50" w16cid:durableId="156069245">
+    <w:abstractNumId w:val="37"/>
+  </w:num>
+  <w:num w:numId="51" w16cid:durableId="573659940">
+    <w:abstractNumId w:val="36"/>
+  </w:num>
+  <w:num w:numId="52" w16cid:durableId="1856647388">
+    <w:abstractNumId w:val="19"/>
+  </w:num>
+  <w:num w:numId="53" w16cid:durableId="255136490">
+    <w:abstractNumId w:val="72"/>
+  </w:num>
+  <w:num w:numId="54" w16cid:durableId="1615557971">
+    <w:abstractNumId w:val="52"/>
+  </w:num>
+  <w:num w:numId="55" w16cid:durableId="709766610">
+    <w:abstractNumId w:val="54"/>
+  </w:num>
+  <w:num w:numId="56" w16cid:durableId="1428962776">
+    <w:abstractNumId w:val="80"/>
+  </w:num>
+  <w:num w:numId="57" w16cid:durableId="958336198">
     <w:abstractNumId w:val="11"/>
   </w:num>
-  <w:num w:numId="49" w16cid:durableId="1017853866">
-    <w:abstractNumId w:val="33"/>
-  </w:num>
-  <w:num w:numId="50" w16cid:durableId="156069245">
-    <w:abstractNumId w:val="35"/>
-  </w:num>
-  <w:num w:numId="51" w16cid:durableId="573659940">
-    <w:abstractNumId w:val="34"/>
-  </w:num>
-  <w:num w:numId="52" w16cid:durableId="1856647388">
-    <w:abstractNumId w:val="18"/>
-  </w:num>
-  <w:num w:numId="53" w16cid:durableId="255136490">
-    <w:abstractNumId w:val="68"/>
-  </w:num>
-  <w:num w:numId="54" w16cid:durableId="1615557971">
-    <w:abstractNumId w:val="49"/>
-  </w:num>
-  <w:num w:numId="55" w16cid:durableId="709766610">
-    <w:abstractNumId w:val="51"/>
-  </w:num>
-  <w:num w:numId="56" w16cid:durableId="1428962776">
-    <w:abstractNumId w:val="76"/>
-  </w:num>
-  <w:num w:numId="57" w16cid:durableId="958336198">
-    <w:abstractNumId w:val="10"/>
-  </w:num>
   <w:num w:numId="58" w16cid:durableId="1874073811">
-    <w:abstractNumId w:val="28"/>
+    <w:abstractNumId w:val="30"/>
   </w:num>
   <w:num w:numId="59" w16cid:durableId="523059013">
-    <w:abstractNumId w:val="12"/>
+    <w:abstractNumId w:val="13"/>
   </w:num>
   <w:num w:numId="60" w16cid:durableId="1022441953">
     <w:abstractNumId w:val="7"/>
@@ -29686,52 +31494,64 @@
     <w:abstractNumId w:val="4"/>
   </w:num>
   <w:num w:numId="62" w16cid:durableId="1493061547">
-    <w:abstractNumId w:val="22"/>
+    <w:abstractNumId w:val="23"/>
   </w:num>
   <w:num w:numId="63" w16cid:durableId="660741515">
-    <w:abstractNumId w:val="36"/>
+    <w:abstractNumId w:val="38"/>
   </w:num>
   <w:num w:numId="64" w16cid:durableId="1178347824">
-    <w:abstractNumId w:val="13"/>
+    <w:abstractNumId w:val="14"/>
   </w:num>
   <w:num w:numId="65" w16cid:durableId="1274434239">
-    <w:abstractNumId w:val="23"/>
+    <w:abstractNumId w:val="24"/>
   </w:num>
   <w:num w:numId="66" w16cid:durableId="597644950">
-    <w:abstractNumId w:val="44"/>
+    <w:abstractNumId w:val="47"/>
   </w:num>
   <w:num w:numId="67" w16cid:durableId="2075859187">
-    <w:abstractNumId w:val="19"/>
+    <w:abstractNumId w:val="20"/>
   </w:num>
   <w:num w:numId="68" w16cid:durableId="1215697748">
     <w:abstractNumId w:val="8"/>
   </w:num>
   <w:num w:numId="69" w16cid:durableId="748766918">
-    <w:abstractNumId w:val="75"/>
+    <w:abstractNumId w:val="79"/>
   </w:num>
   <w:num w:numId="70" w16cid:durableId="1712269791">
-    <w:abstractNumId w:val="40"/>
+    <w:abstractNumId w:val="43"/>
   </w:num>
   <w:num w:numId="71" w16cid:durableId="295186376">
-    <w:abstractNumId w:val="39"/>
+    <w:abstractNumId w:val="42"/>
   </w:num>
   <w:num w:numId="72" w16cid:durableId="97676398">
     <w:abstractNumId w:val="1"/>
   </w:num>
   <w:num w:numId="73" w16cid:durableId="1976326592">
-    <w:abstractNumId w:val="30"/>
+    <w:abstractNumId w:val="32"/>
   </w:num>
   <w:num w:numId="74" w16cid:durableId="1812358449">
-    <w:abstractNumId w:val="69"/>
+    <w:abstractNumId w:val="73"/>
   </w:num>
   <w:num w:numId="75" w16cid:durableId="1260410652">
-    <w:abstractNumId w:val="20"/>
+    <w:abstractNumId w:val="21"/>
   </w:num>
   <w:num w:numId="76" w16cid:durableId="72053456">
+    <w:abstractNumId w:val="44"/>
+  </w:num>
+  <w:num w:numId="77" w16cid:durableId="1186748253">
+    <w:abstractNumId w:val="27"/>
+  </w:num>
+  <w:num w:numId="78" w16cid:durableId="1937057367">
+    <w:abstractNumId w:val="59"/>
+  </w:num>
+  <w:num w:numId="79" w16cid:durableId="1884518688">
     <w:abstractNumId w:val="41"/>
   </w:num>
-  <w:num w:numId="77" w16cid:durableId="1186748253">
-    <w:abstractNumId w:val="26"/>
+  <w:num w:numId="80" w16cid:durableId="88893468">
+    <w:abstractNumId w:val="10"/>
+  </w:num>
+  <w:num w:numId="81" w16cid:durableId="1342584359">
+    <w:abstractNumId w:val="28"/>
   </w:num>
   <w:numIdMacAtCleanup w:val="71"/>
 </w:numbering>
